--- a/data1/demo.docx
+++ b/data1/demo.docx
@@ -4,193 +4,148 @@
   <w:body>
     <w:p>
       <w:pPr>
-        <w:spacing w:before="1944" w:after="200"/>
+        <w:pStyle w:val="Title"/>
       </w:pPr>
       <w:r>
-        <w:rPr>
-          <w:rFonts w:ascii="Aptos" w:hAnsi="Aptos"/>
-          <w:b/>
-          <w:color w:val="426B4D"/>
-          <w:sz w:val="20"/>
-        </w:rPr>
-        <w:t>NOURISHLANDXR</w:t>
+        <w:t>NourishlandXR Try It Now Narrative</w:t>
       </w:r>
     </w:p>
     <w:p>
       <w:pPr>
-        <w:keepNext/>
-        <w:spacing w:after="160"/>
+        <w:pStyle w:val="Subtitle"/>
+        <w:spacing w:after="400"/>
       </w:pPr>
       <w:r>
-        <w:rPr>
-          <w:rFonts w:ascii="Aptos Display" w:hAnsi="Aptos Display"/>
-          <w:b/>
-          <w:color w:val="1D2B23"/>
-          <w:sz w:val="56"/>
-        </w:rPr>
-        <w:t>Demo Content Reference</w:t>
-      </w:r>
-    </w:p>
-    <w:p>
-      <w:pPr>
-        <w:pStyle w:val="Subtitle"/>
-        <w:spacing w:after="360"/>
-      </w:pPr>
-      <w:r>
-        <w:rPr>
-          <w:rFonts w:ascii="Aptos" w:hAnsi="Aptos"/>
-          <w:color w:val="657069"/>
-          <w:sz w:val="25"/>
-        </w:rPr>
-        <w:t>Canonical sequence, interface copy and maintenance protocol</w:t>
-      </w:r>
-    </w:p>
-    <w:p>
-      <w:pPr>
-        <w:spacing w:after="360"/>
-        <w:pBdr>
-          <w:bottom w:val="single" w:sz="18" w:space="1" w:color="426B4D"/>
-        </w:pBdr>
-      </w:pPr>
-      <w:r>
-        <w:rPr>
-          <w:sz w:val="2"/>
-        </w:rPr>
-        <w:t xml:space="preserve"> </w:t>
+        <w:t>One step at a time review draft</w:t>
       </w:r>
     </w:p>
     <w:tbl>
       <w:tblPr>
         <w:tblW w:type="auto" w:w="0"/>
+        <w:jc w:val="left"/>
         <w:tblLayout w:type="fixed"/>
         <w:tblLook w:firstColumn="1" w:firstRow="1" w:lastColumn="0" w:lastRow="0" w:noHBand="0" w:noVBand="1" w:val="04A0"/>
       </w:tblPr>
       <w:tblGrid>
-        <w:gridCol w:w="2160"/>
-        <w:gridCol w:w="6984"/>
+        <w:gridCol w:w="2448"/>
+        <w:gridCol w:w="7056"/>
       </w:tblGrid>
       <w:tr>
-        <w:trPr>
-          <w:cantSplit/>
-        </w:trPr>
         <w:tc>
           <w:tcPr>
-            <w:tcW w:type="dxa" w:w="4831"/>
-            <w:tcBorders>
-              <w:bottom w:val="single" w:sz="5" w:space="0" w:color="C8D1C9"/>
-            </w:tcBorders>
+            <w:tcW w:type="dxa" w:w="4939"/>
+            <w:tcMar>
+              <w:top w:w="120" w:type="dxa"/>
+              <w:start w:w="150" w:type="dxa"/>
+              <w:bottom w:w="120" w:type="dxa"/>
+              <w:end w:w="150" w:type="dxa"/>
+            </w:tcMar>
+            <w:vAlign w:val="center"/>
+            <w:shd w:fill="E9ECEF"/>
           </w:tcPr>
           <w:p>
             <w:r>
               <w:rPr>
-                <w:rFonts w:ascii="Aptos" w:hAnsi="Aptos"/>
                 <w:b/>
-                <w:color w:val="426B4D"/>
-                <w:sz w:val="16"/>
               </w:rPr>
-              <w:t>APPLICATION VERSION</w:t>
+              <w:t>Application version</w:t>
             </w:r>
           </w:p>
         </w:tc>
         <w:tc>
           <w:tcPr>
-            <w:tcW w:type="dxa" w:w="4831"/>
-            <w:tcBorders>
-              <w:bottom w:val="single" w:sz="5" w:space="0" w:color="C8D1C9"/>
-            </w:tcBorders>
+            <w:tcW w:type="dxa" w:w="4939"/>
+            <w:tcMar>
+              <w:top w:w="120" w:type="dxa"/>
+              <w:start w:w="150" w:type="dxa"/>
+              <w:bottom w:w="120" w:type="dxa"/>
+              <w:end w:w="150" w:type="dxa"/>
+            </w:tcMar>
+            <w:vAlign w:val="center"/>
           </w:tcPr>
           <w:p>
             <w:r>
-              <w:rPr>
-                <w:rFonts w:ascii="Aptos" w:hAnsi="Aptos"/>
-                <w:color w:val="1D2B23"/>
-                <w:sz w:val="19"/>
-              </w:rPr>
-              <w:t>0.9101</w:t>
+              <w:t>0.9181</w:t>
             </w:r>
           </w:p>
         </w:tc>
       </w:tr>
       <w:tr>
-        <w:trPr>
-          <w:cantSplit/>
-        </w:trPr>
         <w:tc>
           <w:tcPr>
-            <w:tcW w:type="dxa" w:w="4831"/>
-            <w:tcBorders>
-              <w:bottom w:val="single" w:sz="5" w:space="0" w:color="C8D1C9"/>
-            </w:tcBorders>
+            <w:tcW w:type="dxa" w:w="4939"/>
+            <w:tcMar>
+              <w:top w:w="120" w:type="dxa"/>
+              <w:start w:w="150" w:type="dxa"/>
+              <w:bottom w:w="120" w:type="dxa"/>
+              <w:end w:w="150" w:type="dxa"/>
+            </w:tcMar>
+            <w:vAlign w:val="center"/>
+            <w:shd w:fill="E9ECEF"/>
           </w:tcPr>
           <w:p>
             <w:r>
               <w:rPr>
-                <w:rFonts w:ascii="Aptos" w:hAnsi="Aptos"/>
                 <w:b/>
-                <w:color w:val="426B4D"/>
-                <w:sz w:val="16"/>
               </w:rPr>
-              <w:t>LAST SYNCHRONIZED</w:t>
+              <w:t>Updated</w:t>
             </w:r>
           </w:p>
         </w:tc>
         <w:tc>
           <w:tcPr>
-            <w:tcW w:type="dxa" w:w="4831"/>
-            <w:tcBorders>
-              <w:bottom w:val="single" w:sz="5" w:space="0" w:color="C8D1C9"/>
-            </w:tcBorders>
+            <w:tcW w:type="dxa" w:w="4939"/>
+            <w:tcMar>
+              <w:top w:w="120" w:type="dxa"/>
+              <w:start w:w="150" w:type="dxa"/>
+              <w:bottom w:w="120" w:type="dxa"/>
+              <w:end w:w="150" w:type="dxa"/>
+            </w:tcMar>
+            <w:vAlign w:val="center"/>
           </w:tcPr>
           <w:p>
             <w:r>
-              <w:rPr>
-                <w:rFonts w:ascii="Aptos" w:hAnsi="Aptos"/>
-                <w:color w:val="1D2B23"/>
-                <w:sz w:val="19"/>
-              </w:rPr>
-              <w:t>22 September 2026</w:t>
+              <w:t>27 September 2026</w:t>
             </w:r>
           </w:p>
         </w:tc>
       </w:tr>
       <w:tr>
-        <w:trPr>
-          <w:cantSplit/>
-        </w:trPr>
         <w:tc>
           <w:tcPr>
-            <w:tcW w:type="dxa" w:w="4831"/>
-            <w:tcBorders>
-              <w:bottom w:val="single" w:sz="5" w:space="0" w:color="C8D1C9"/>
-            </w:tcBorders>
+            <w:tcW w:type="dxa" w:w="4939"/>
+            <w:tcMar>
+              <w:top w:w="120" w:type="dxa"/>
+              <w:start w:w="150" w:type="dxa"/>
+              <w:bottom w:w="120" w:type="dxa"/>
+              <w:end w:w="150" w:type="dxa"/>
+            </w:tcMar>
+            <w:vAlign w:val="center"/>
+            <w:shd w:fill="E9ECEF"/>
           </w:tcPr>
           <w:p>
             <w:r>
               <w:rPr>
-                <w:rFonts w:ascii="Aptos" w:hAnsi="Aptos"/>
                 <w:b/>
-                <w:color w:val="426B4D"/>
-                <w:sz w:val="16"/>
               </w:rPr>
-              <w:t>REFERENCE STATUS</w:t>
+              <w:t>Purpose</w:t>
             </w:r>
           </w:p>
         </w:tc>
         <w:tc>
           <w:tcPr>
-            <w:tcW w:type="dxa" w:w="4831"/>
-            <w:tcBorders>
-              <w:bottom w:val="single" w:sz="5" w:space="0" w:color="C8D1C9"/>
-            </w:tcBorders>
+            <w:tcW w:type="dxa" w:w="4939"/>
+            <w:tcMar>
+              <w:top w:w="120" w:type="dxa"/>
+              <w:start w:w="150" w:type="dxa"/>
+              <w:bottom w:w="120" w:type="dxa"/>
+              <w:end w:w="150" w:type="dxa"/>
+            </w:tcMar>
+            <w:vAlign w:val="center"/>
           </w:tcPr>
           <w:p>
             <w:r>
-              <w:rPr>
-                <w:rFonts w:ascii="Aptos" w:hAnsi="Aptos"/>
-                <w:color w:val="1D2B23"/>
-                <w:sz w:val="19"/>
-              </w:rPr>
-              <w:t>Current implementation baseline</w:t>
+              <w:t>Review the visitor narrative, screen timing and interaction rules before further implementation</w:t>
             </w:r>
           </w:p>
         </w:tc>
@@ -198,35 +153,24 @@
     </w:tbl>
     <w:p>
       <w:pPr>
-        <w:spacing w:after="160"/>
-      </w:pPr>
-    </w:p>
-    <w:p>
-      <w:pPr>
-        <w:spacing w:after="160" w:line="259" w:lineRule="auto"/>
+        <w:spacing w:before="360" w:after="160"/>
       </w:pPr>
       <w:r>
         <w:rPr>
-          <w:rFonts w:ascii="Aptos" w:hAnsi="Aptos"/>
-          <w:i w:val="0"/>
-          <w:color w:val="1D2B23"/>
-          <w:sz w:val="20"/>
+          <w:b/>
+          <w:sz w:val="24"/>
         </w:rPr>
-        <w:t>This document records the visitor-facing content and intended progression of the current Try It Now demo. It is the working content reference for future edits: implementation and document should remain synchronized.</w:t>
+        <w:t>Decision</w:t>
       </w:r>
     </w:p>
     <w:p>
-      <w:pPr>
-        <w:spacing w:after="0" w:line="259" w:lineRule="auto"/>
-      </w:pPr>
       <w:r>
-        <w:rPr>
-          <w:rFonts w:ascii="Aptos" w:hAnsi="Aptos"/>
-          <w:i/>
-          <w:color w:val="657069"/>
-          <w:sz w:val="20"/>
-        </w:rPr>
-        <w:t>The source implementation remains authoritative for interaction logic and rendering. This document is authoritative for reviewing the experience, wording and sequence as a whole.</w:t>
+        <w:t>The demonstration must unfold in deliberate stages. The visitor first receives a welcome, then imagines arriving in an unfamiliar garden. The Control panel appears only after those opening beats, without media. Each later surface has one job: the main screen tells the story, while the Control panel responds to the selected object or suggests the next interaction.</w:t>
+      </w:r>
+    </w:p>
+    <w:p>
+      <w:r>
+        <w:t>This document is the review reference for visitor-facing sequence and wording. It deliberately uses public language such as plant information, learning cells and learning pathways. Internal development terminology must not appear in the experience.</w:t>
       </w:r>
     </w:p>
     <w:p>
@@ -239,657 +183,225 @@
         <w:pStyle w:val="Heading1"/>
       </w:pPr>
       <w:r>
-        <w:t>1. Status and source map</w:t>
+        <w:t>Experience rules</w:t>
       </w:r>
     </w:p>
     <w:p>
       <w:pPr>
-        <w:spacing w:after="120" w:line="259" w:lineRule="auto"/>
+        <w:spacing w:after="120" w:line="269" w:lineRule="auto"/>
       </w:pPr>
       <w:r>
         <w:rPr>
-          <w:rFonts w:ascii="Aptos" w:hAnsi="Aptos"/>
-          <w:i w:val="0"/>
-          <w:color w:val="1D2B23"/>
-          <w:sz w:val="20"/>
+          <w:b/>
         </w:rPr>
-        <w:t>Status: Up to date with application version 0.9101. The former file at this path was an empty 0-byte placeholder; it has been rebuilt from the current implementation.</w:t>
+        <w:t xml:space="preserve">One step at a time. </w:t>
+      </w:r>
+      <w:r>
+        <w:t>Do not reveal the Control panel, tutorial media, learning cells or later concepts during the opening welcome. Every Continue action should advance one clear idea.</w:t>
       </w:r>
     </w:p>
     <w:p>
       <w:pPr>
-        <w:keepNext/>
-        <w:spacing w:before="200" w:after="60"/>
+        <w:spacing w:after="120" w:line="269" w:lineRule="auto"/>
       </w:pPr>
       <w:r>
         <w:rPr>
-          <w:rFonts w:ascii="Aptos" w:hAnsi="Aptos"/>
           <w:b/>
-          <w:color w:val="426B4D"/>
-          <w:sz w:val="16"/>
         </w:rPr>
-        <w:t>PRIMARY IMPLEMENTATION SOURCES</w:t>
+        <w:t xml:space="preserve">One message per surface. </w:t>
       </w:r>
-    </w:p>
-    <w:tbl>
-      <w:tblPr>
-        <w:tblW w:type="auto" w:w="0"/>
-        <w:tblLayout w:type="fixed"/>
-        <w:tblLook w:firstColumn="1" w:firstRow="1" w:lastColumn="0" w:lastRow="0" w:noHBand="0" w:noVBand="1" w:val="04A0"/>
-      </w:tblPr>
-      <w:tblGrid>
-        <w:gridCol w:w="2880"/>
-        <w:gridCol w:w="6264"/>
-      </w:tblGrid>
-      <w:tr>
-        <w:trPr>
-          <w:tblHeader w:val="true"/>
-        </w:trPr>
-        <w:tc>
-          <w:tcPr>
-            <w:tcW w:type="dxa" w:w="4831"/>
-            <w:shd w:fill="426B4D"/>
-            <w:tcBorders>
-              <w:top w:val="single" w:sz="5" w:space="0" w:color="C8D1C9"/>
-              <w:left w:val="single" w:sz="5" w:space="0" w:color="C8D1C9"/>
-              <w:bottom w:val="single" w:sz="5" w:space="0" w:color="C8D1C9"/>
-              <w:right w:val="single" w:sz="5" w:space="0" w:color="C8D1C9"/>
-            </w:tcBorders>
-            <w:vAlign w:val="center"/>
-          </w:tcPr>
-          <w:p>
-            <w:r>
-              <w:rPr>
-                <w:rFonts w:ascii="Aptos" w:hAnsi="Aptos"/>
-                <w:b/>
-                <w:color w:val="FFFFFF"/>
-                <w:sz w:val="17"/>
-              </w:rPr>
-              <w:t>Source</w:t>
-            </w:r>
-          </w:p>
-        </w:tc>
-        <w:tc>
-          <w:tcPr>
-            <w:tcW w:type="dxa" w:w="4831"/>
-            <w:shd w:fill="426B4D"/>
-            <w:tcBorders>
-              <w:top w:val="single" w:sz="5" w:space="0" w:color="C8D1C9"/>
-              <w:left w:val="single" w:sz="5" w:space="0" w:color="C8D1C9"/>
-              <w:bottom w:val="single" w:sz="5" w:space="0" w:color="C8D1C9"/>
-              <w:right w:val="single" w:sz="5" w:space="0" w:color="C8D1C9"/>
-            </w:tcBorders>
-            <w:vAlign w:val="center"/>
-          </w:tcPr>
-          <w:p>
-            <w:r>
-              <w:rPr>
-                <w:rFonts w:ascii="Aptos" w:hAnsi="Aptos"/>
-                <w:b/>
-                <w:color w:val="FFFFFF"/>
-                <w:sz w:val="17"/>
-              </w:rPr>
-              <w:t>Responsibility</w:t>
-            </w:r>
-          </w:p>
-        </w:tc>
-      </w:tr>
-      <w:tr>
-        <w:trPr>
-          <w:cantSplit/>
-        </w:trPr>
-        <w:tc>
-          <w:tcPr>
-            <w:tcW w:type="dxa" w:w="2880"/>
-            <w:shd w:fill="F5F7F4"/>
-            <w:tcBorders>
-              <w:top w:val="single" w:sz="5" w:space="0" w:color="C8D1C9"/>
-              <w:left w:val="single" w:sz="5" w:space="0" w:color="C8D1C9"/>
-              <w:bottom w:val="single" w:sz="5" w:space="0" w:color="C8D1C9"/>
-              <w:right w:val="single" w:sz="5" w:space="0" w:color="C8D1C9"/>
-            </w:tcBorders>
-            <w:vAlign w:val="center"/>
-          </w:tcPr>
-          <w:p>
-            <w:pPr>
-              <w:spacing w:after="0"/>
-            </w:pPr>
-            <w:r>
-              <w:rPr>
-                <w:rFonts w:ascii="Aptos" w:hAnsi="Aptos"/>
-                <w:b/>
-                <w:color w:val="1D2B23"/>
-                <w:sz w:val="17"/>
-              </w:rPr>
-              <w:t>app/screens/temporaryArDemo.js</w:t>
-            </w:r>
-          </w:p>
-        </w:tc>
-        <w:tc>
-          <w:tcPr>
-            <w:tcW w:type="dxa" w:w="6264"/>
-            <w:shd w:fill="F5F7F4"/>
-            <w:tcBorders>
-              <w:top w:val="single" w:sz="5" w:space="0" w:color="C8D1C9"/>
-              <w:left w:val="single" w:sz="5" w:space="0" w:color="C8D1C9"/>
-              <w:bottom w:val="single" w:sz="5" w:space="0" w:color="C8D1C9"/>
-              <w:right w:val="single" w:sz="5" w:space="0" w:color="C8D1C9"/>
-            </w:tcBorders>
-            <w:vAlign w:val="center"/>
-          </w:tcPr>
-          <w:p>
-            <w:pPr>
-              <w:spacing w:after="0"/>
-            </w:pPr>
-            <w:r>
-              <w:rPr>
-                <w:rFonts w:ascii="Aptos" w:hAnsi="Aptos"/>
-                <w:b w:val="0"/>
-                <w:color w:val="1D2B23"/>
-                <w:sz w:val="17"/>
-              </w:rPr>
-              <w:t>Main visitor sequence, stage copy, placement prompts, controls and optional modules.</w:t>
-            </w:r>
-          </w:p>
-        </w:tc>
-      </w:tr>
-      <w:tr>
-        <w:trPr>
-          <w:cantSplit/>
-        </w:trPr>
-        <w:tc>
-          <w:tcPr>
-            <w:tcW w:type="dxa" w:w="2880"/>
-            <w:shd w:fill="FFFFFF"/>
-            <w:tcBorders>
-              <w:top w:val="single" w:sz="5" w:space="0" w:color="C8D1C9"/>
-              <w:left w:val="single" w:sz="5" w:space="0" w:color="C8D1C9"/>
-              <w:bottom w:val="single" w:sz="5" w:space="0" w:color="C8D1C9"/>
-              <w:right w:val="single" w:sz="5" w:space="0" w:color="C8D1C9"/>
-            </w:tcBorders>
-            <w:vAlign w:val="center"/>
-          </w:tcPr>
-          <w:p>
-            <w:pPr>
-              <w:spacing w:after="0"/>
-            </w:pPr>
-            <w:r>
-              <w:rPr>
-                <w:rFonts w:ascii="Aptos" w:hAnsi="Aptos"/>
-                <w:b/>
-                <w:color w:val="1D2B23"/>
-                <w:sz w:val="17"/>
-              </w:rPr>
-              <w:t>app/services/arWelcomeShowcase.js</w:t>
-            </w:r>
-          </w:p>
-        </w:tc>
-        <w:tc>
-          <w:tcPr>
-            <w:tcW w:type="dxa" w:w="6264"/>
-            <w:shd w:fill="FFFFFF"/>
-            <w:tcBorders>
-              <w:top w:val="single" w:sz="5" w:space="0" w:color="C8D1C9"/>
-              <w:left w:val="single" w:sz="5" w:space="0" w:color="C8D1C9"/>
-              <w:bottom w:val="single" w:sz="5" w:space="0" w:color="C8D1C9"/>
-              <w:right w:val="single" w:sz="5" w:space="0" w:color="C8D1C9"/>
-            </w:tcBorders>
-            <w:vAlign w:val="center"/>
-          </w:tcPr>
-          <w:p>
-            <w:pPr>
-              <w:spacing w:after="0"/>
-            </w:pPr>
-            <w:r>
-              <w:rPr>
-                <w:rFonts w:ascii="Aptos" w:hAnsi="Aptos"/>
-                <w:b w:val="0"/>
-                <w:color w:val="1D2B23"/>
-                <w:sz w:val="17"/>
-              </w:rPr>
-              <w:t>Original green LIM surface, cell layout, parent-first organic opening and reveal timing.</w:t>
-            </w:r>
-          </w:p>
-        </w:tc>
-      </w:tr>
-      <w:tr>
-        <w:trPr>
-          <w:cantSplit/>
-        </w:trPr>
-        <w:tc>
-          <w:tcPr>
-            <w:tcW w:type="dxa" w:w="2880"/>
-            <w:shd w:fill="F5F7F4"/>
-            <w:tcBorders>
-              <w:top w:val="single" w:sz="5" w:space="0" w:color="C8D1C9"/>
-              <w:left w:val="single" w:sz="5" w:space="0" w:color="C8D1C9"/>
-              <w:bottom w:val="single" w:sz="5" w:space="0" w:color="C8D1C9"/>
-              <w:right w:val="single" w:sz="5" w:space="0" w:color="C8D1C9"/>
-            </w:tcBorders>
-            <w:vAlign w:val="center"/>
-          </w:tcPr>
-          <w:p>
-            <w:pPr>
-              <w:spacing w:after="0"/>
-            </w:pPr>
-            <w:r>
-              <w:rPr>
-                <w:rFonts w:ascii="Aptos" w:hAnsi="Aptos"/>
-                <w:b/>
-                <w:color w:val="1D2B23"/>
-                <w:sz w:val="17"/>
-              </w:rPr>
-              <w:t>app/services/limLearning.js</w:t>
-            </w:r>
-          </w:p>
-        </w:tc>
-        <w:tc>
-          <w:tcPr>
-            <w:tcW w:type="dxa" w:w="6264"/>
-            <w:shd w:fill="F5F7F4"/>
-            <w:tcBorders>
-              <w:top w:val="single" w:sz="5" w:space="0" w:color="C8D1C9"/>
-              <w:left w:val="single" w:sz="5" w:space="0" w:color="C8D1C9"/>
-              <w:bottom w:val="single" w:sz="5" w:space="0" w:color="C8D1C9"/>
-              <w:right w:val="single" w:sz="5" w:space="0" w:color="C8D1C9"/>
-            </w:tcBorders>
-            <w:vAlign w:val="center"/>
-          </w:tcPr>
-          <w:p>
-            <w:pPr>
-              <w:spacing w:after="0"/>
-            </w:pPr>
-            <w:r>
-              <w:rPr>
-                <w:rFonts w:ascii="Aptos" w:hAnsi="Aptos"/>
-                <w:b w:val="0"/>
-                <w:color w:val="1D2B23"/>
-                <w:sz w:val="17"/>
-              </w:rPr>
-              <w:t>LIM topics, optional pathway structure and learning content.</w:t>
-            </w:r>
-          </w:p>
-        </w:tc>
-      </w:tr>
-      <w:tr>
-        <w:trPr>
-          <w:cantSplit/>
-        </w:trPr>
-        <w:tc>
-          <w:tcPr>
-            <w:tcW w:type="dxa" w:w="2880"/>
-            <w:shd w:fill="FFFFFF"/>
-            <w:tcBorders>
-              <w:top w:val="single" w:sz="5" w:space="0" w:color="C8D1C9"/>
-              <w:left w:val="single" w:sz="5" w:space="0" w:color="C8D1C9"/>
-              <w:bottom w:val="single" w:sz="5" w:space="0" w:color="C8D1C9"/>
-              <w:right w:val="single" w:sz="5" w:space="0" w:color="C8D1C9"/>
-            </w:tcBorders>
-            <w:vAlign w:val="center"/>
-          </w:tcPr>
-          <w:p>
-            <w:pPr>
-              <w:spacing w:after="0"/>
-            </w:pPr>
-            <w:r>
-              <w:rPr>
-                <w:rFonts w:ascii="Aptos" w:hAnsi="Aptos"/>
-                <w:b/>
-                <w:color w:val="1D2B23"/>
-                <w:sz w:val="17"/>
-              </w:rPr>
-              <w:t>app/services/pigeonPeaExample.js</w:t>
-            </w:r>
-          </w:p>
-        </w:tc>
-        <w:tc>
-          <w:tcPr>
-            <w:tcW w:type="dxa" w:w="6264"/>
-            <w:shd w:fill="FFFFFF"/>
-            <w:tcBorders>
-              <w:top w:val="single" w:sz="5" w:space="0" w:color="C8D1C9"/>
-              <w:left w:val="single" w:sz="5" w:space="0" w:color="C8D1C9"/>
-              <w:bottom w:val="single" w:sz="5" w:space="0" w:color="C8D1C9"/>
-              <w:right w:val="single" w:sz="5" w:space="0" w:color="C8D1C9"/>
-            </w:tcBorders>
-            <w:vAlign w:val="center"/>
-          </w:tcPr>
-          <w:p>
-            <w:pPr>
-              <w:spacing w:after="0"/>
-            </w:pPr>
-            <w:r>
-              <w:rPr>
-                <w:rFonts w:ascii="Aptos" w:hAnsi="Aptos"/>
-                <w:b w:val="0"/>
-                <w:color w:val="1D2B23"/>
-                <w:sz w:val="17"/>
-              </w:rPr>
-              <w:t>Pigeon Pea identity and web-mode summary.</w:t>
-            </w:r>
-          </w:p>
-        </w:tc>
-      </w:tr>
-      <w:tr>
-        <w:trPr>
-          <w:cantSplit/>
-        </w:trPr>
-        <w:tc>
-          <w:tcPr>
-            <w:tcW w:type="dxa" w:w="2880"/>
-            <w:shd w:fill="F5F7F4"/>
-            <w:tcBorders>
-              <w:top w:val="single" w:sz="5" w:space="0" w:color="C8D1C9"/>
-              <w:left w:val="single" w:sz="5" w:space="0" w:color="C8D1C9"/>
-              <w:bottom w:val="single" w:sz="5" w:space="0" w:color="C8D1C9"/>
-              <w:right w:val="single" w:sz="5" w:space="0" w:color="C8D1C9"/>
-            </w:tcBorders>
-            <w:vAlign w:val="center"/>
-          </w:tcPr>
-          <w:p>
-            <w:pPr>
-              <w:spacing w:after="0"/>
-            </w:pPr>
-            <w:r>
-              <w:rPr>
-                <w:rFonts w:ascii="Aptos" w:hAnsi="Aptos"/>
-                <w:b/>
-                <w:color w:val="1D2B23"/>
-                <w:sz w:val="17"/>
-              </w:rPr>
-              <w:t>app/services/pigeonPeaPim.js</w:t>
-            </w:r>
-          </w:p>
-        </w:tc>
-        <w:tc>
-          <w:tcPr>
-            <w:tcW w:type="dxa" w:w="6264"/>
-            <w:shd w:fill="F5F7F4"/>
-            <w:tcBorders>
-              <w:top w:val="single" w:sz="5" w:space="0" w:color="C8D1C9"/>
-              <w:left w:val="single" w:sz="5" w:space="0" w:color="C8D1C9"/>
-              <w:bottom w:val="single" w:sz="5" w:space="0" w:color="C8D1C9"/>
-              <w:right w:val="single" w:sz="5" w:space="0" w:color="C8D1C9"/>
-            </w:tcBorders>
-            <w:vAlign w:val="center"/>
-          </w:tcPr>
-          <w:p>
-            <w:pPr>
-              <w:spacing w:after="0"/>
-            </w:pPr>
-            <w:r>
-              <w:rPr>
-                <w:rFonts w:ascii="Aptos" w:hAnsi="Aptos"/>
-                <w:b w:val="0"/>
-                <w:color w:val="1D2B23"/>
-                <w:sz w:val="17"/>
-              </w:rPr>
-              <w:t>Canonical Pigeon Pea Plant Information Mesh.</w:t>
-            </w:r>
-          </w:p>
-        </w:tc>
-      </w:tr>
-      <w:tr>
-        <w:trPr>
-          <w:cantSplit/>
-        </w:trPr>
-        <w:tc>
-          <w:tcPr>
-            <w:tcW w:type="dxa" w:w="2880"/>
-            <w:shd w:fill="FFFFFF"/>
-            <w:tcBorders>
-              <w:top w:val="single" w:sz="5" w:space="0" w:color="C8D1C9"/>
-              <w:left w:val="single" w:sz="5" w:space="0" w:color="C8D1C9"/>
-              <w:bottom w:val="single" w:sz="5" w:space="0" w:color="C8D1C9"/>
-              <w:right w:val="single" w:sz="5" w:space="0" w:color="C8D1C9"/>
-            </w:tcBorders>
-            <w:vAlign w:val="center"/>
-          </w:tcPr>
-          <w:p>
-            <w:pPr>
-              <w:spacing w:after="0"/>
-            </w:pPr>
-            <w:r>
-              <w:rPr>
-                <w:rFonts w:ascii="Aptos" w:hAnsi="Aptos"/>
-                <w:b/>
-                <w:color w:val="1D2B23"/>
-                <w:sz w:val="17"/>
-              </w:rPr>
-              <w:t>app/services/demoTutorialControls.js</w:t>
-            </w:r>
-          </w:p>
-        </w:tc>
-        <w:tc>
-          <w:tcPr>
-            <w:tcW w:type="dxa" w:w="6264"/>
-            <w:shd w:fill="FFFFFF"/>
-            <w:tcBorders>
-              <w:top w:val="single" w:sz="5" w:space="0" w:color="C8D1C9"/>
-              <w:left w:val="single" w:sz="5" w:space="0" w:color="C8D1C9"/>
-              <w:bottom w:val="single" w:sz="5" w:space="0" w:color="C8D1C9"/>
-              <w:right w:val="single" w:sz="5" w:space="0" w:color="C8D1C9"/>
-            </w:tcBorders>
-            <w:vAlign w:val="center"/>
-          </w:tcPr>
-          <w:p>
-            <w:pPr>
-              <w:spacing w:after="0"/>
-            </w:pPr>
-            <w:r>
-              <w:rPr>
-                <w:rFonts w:ascii="Aptos" w:hAnsi="Aptos"/>
-                <w:b w:val="0"/>
-                <w:color w:val="1D2B23"/>
-                <w:sz w:val="17"/>
-              </w:rPr>
-              <w:t>Deterministic tutorial action visibility.</w:t>
-            </w:r>
-          </w:p>
-        </w:tc>
-      </w:tr>
-    </w:tbl>
-    <w:p>
-      <w:pPr>
-        <w:spacing w:after="20"/>
-      </w:pPr>
-    </w:p>
-    <w:p>
-      <w:pPr>
-        <w:pStyle w:val="Heading1"/>
-      </w:pPr>
       <w:r>
-        <w:t>2. Demo sequence at a glance</w:t>
+        <w:t>Do not repeat the same explanation on the main screen and the Control panel. The main screen carries the narrative. The Control panel gives contextual information or a short action prompt.</w:t>
       </w:r>
     </w:p>
     <w:p>
       <w:pPr>
-        <w:spacing w:after="80"/>
-        <w:ind w:left="403" w:hanging="403"/>
+        <w:spacing w:after="120" w:line="269" w:lineRule="auto"/>
       </w:pPr>
       <w:r>
         <w:rPr>
-          <w:rFonts w:ascii="Aptos" w:hAnsi="Aptos"/>
           <w:b/>
-          <w:color w:val="426B4D"/>
-          <w:sz w:val="18"/>
         </w:rPr>
-        <w:t>1.</w:t>
+        <w:t xml:space="preserve">No split copy. </w:t>
       </w:r>
       <w:r>
-        <w:rPr>
-          <w:rFonts w:ascii="Aptos" w:hAnsi="Aptos"/>
-          <w:color w:val="1D2B23"/>
-          <w:sz w:val="19"/>
-        </w:rPr>
-        <w:t xml:space="preserve">  Welcome to Nourishland — the original 62-sided green LIM surface grows through parent-led, organic cell succession.</w:t>
+        <w:t>Do not divide one explanation into 1 of 2 and 2 of 2. Reduce the type size within the approved readable range so the complete thought fits on one surface.</w:t>
       </w:r>
     </w:p>
     <w:p>
       <w:pPr>
-        <w:spacing w:after="80"/>
-        <w:ind w:left="403" w:hanging="403"/>
+        <w:spacing w:after="120" w:line="269" w:lineRule="auto"/>
       </w:pPr>
       <w:r>
         <w:rPr>
-          <w:rFonts w:ascii="Aptos" w:hAnsi="Aptos"/>
           <w:b/>
-          <w:color w:val="426B4D"/>
-          <w:sz w:val="18"/>
         </w:rPr>
-        <w:t>2.</w:t>
+        <w:t xml:space="preserve">Media starts closed. </w:t>
       </w:r>
       <w:r>
-        <w:rPr>
-          <w:rFonts w:ascii="Aptos" w:hAnsi="Aptos"/>
-          <w:color w:val="1D2B23"/>
-          <w:sz w:val="19"/>
-        </w:rPr>
-        <w:t xml:space="preserve">  NourishlandXR introduction — the LIM fades and the narrative copy scrolls into the same main green screen.</w:t>
+        <w:t>When the Control panel is introduced, show its frame and controls without opening the media area. Reveal an image only when it adds information to the current selection or tutorial action.</w:t>
       </w:r>
     </w:p>
     <w:p>
       <w:pPr>
-        <w:spacing w:after="80"/>
-        <w:ind w:left="403" w:hanging="403"/>
+        <w:spacing w:after="120" w:line="269" w:lineRule="auto"/>
       </w:pPr>
       <w:r>
         <w:rPr>
-          <w:rFonts w:ascii="Aptos" w:hAnsi="Aptos"/>
           <w:b/>
-          <w:color w:val="426B4D"/>
-          <w:sz w:val="18"/>
         </w:rPr>
-        <w:t>3.</w:t>
+        <w:t xml:space="preserve">Media never goes stale. </w:t>
       </w:r>
       <w:r>
-        <w:rPr>
-          <w:rFonts w:ascii="Aptos" w:hAnsi="Aptos"/>
-          <w:color w:val="1D2B23"/>
-          <w:sz w:val="19"/>
-        </w:rPr>
-        <w:t xml:space="preserve">  Pigeon Pea — place the first Plant orb, open its Plant Information Mesh, then view the same profile through a Plant Live Tag.</w:t>
+        <w:t>A plant image appears only after that plant's information is opened. Selecting another plant replaces the image immediately. Closing plant information clears or collapses the previous plant image.</w:t>
       </w:r>
     </w:p>
     <w:p>
       <w:pPr>
-        <w:spacing w:after="80"/>
-        <w:ind w:left="403" w:hanging="403"/>
+        <w:spacing w:after="120" w:line="269" w:lineRule="auto"/>
       </w:pPr>
       <w:r>
         <w:rPr>
-          <w:rFonts w:ascii="Aptos" w:hAnsi="Aptos"/>
           <w:b/>
-          <w:color w:val="426B4D"/>
-          <w:sz w:val="18"/>
         </w:rPr>
-        <w:t>4.</w:t>
+        <w:t xml:space="preserve">Minimal image labels. </w:t>
       </w:r>
       <w:r>
-        <w:rPr>
-          <w:rFonts w:ascii="Aptos" w:hAnsi="Aptos"/>
-          <w:color w:val="1D2B23"/>
-          <w:sz w:val="19"/>
-        </w:rPr>
-        <w:t xml:space="preserve">  Moringa — place a second Plant orb to show a distinct plant story within the same food forest.</w:t>
+        <w:t>Remove generic labels above and below images. A plant image may show only the plant name. A learning cell image may show only the cell name when identification is necessary.</w:t>
       </w:r>
     </w:p>
     <w:p>
       <w:pPr>
-        <w:spacing w:after="80"/>
-        <w:ind w:left="403" w:hanging="403"/>
+        <w:spacing w:after="120" w:line="269" w:lineRule="auto"/>
       </w:pPr>
       <w:r>
         <w:rPr>
-          <w:rFonts w:ascii="Aptos" w:hAnsi="Aptos"/>
           <w:b/>
-          <w:color w:val="426B4D"/>
-          <w:sz w:val="18"/>
         </w:rPr>
-        <w:t>5.</w:t>
+        <w:t xml:space="preserve">Images must match the step. </w:t>
       </w:r>
       <w:r>
-        <w:rPr>
-          <w:rFonts w:ascii="Aptos" w:hAnsi="Aptos"/>
-          <w:color w:val="1D2B23"/>
-          <w:sz w:val="19"/>
-        </w:rPr>
-        <w:t xml:space="preserve">  Observation Note — anchor a seasonal observation beside the plants.</w:t>
+        <w:t>Never use a nearby or generic illustration as a fallback. The distressed gardener carrying books belongs only to the explanation of cumbersome reference tools. The Project step must use a place or Area map image.</w:t>
       </w:r>
     </w:p>
     <w:p>
       <w:pPr>
-        <w:spacing w:after="80"/>
-        <w:ind w:left="403" w:hanging="403"/>
+        <w:spacing w:after="120" w:line="269" w:lineRule="auto"/>
       </w:pPr>
       <w:r>
         <w:rPr>
-          <w:rFonts w:ascii="Aptos" w:hAnsi="Aptos"/>
           <w:b/>
-          <w:color w:val="426B4D"/>
-          <w:sz w:val="18"/>
         </w:rPr>
-        <w:t>6.</w:t>
+        <w:t xml:space="preserve">Hands replace idle controllers. </w:t>
       </w:r>
       <w:r>
-        <w:rPr>
-          <w:rFonts w:ascii="Aptos" w:hAnsi="Aptos"/>
-          <w:color w:val="1D2B23"/>
-          <w:sz w:val="19"/>
-        </w:rPr>
-        <w:t xml:space="preserve">  Area Totems — reveal Food Forest and Kitchen Garden Areas and the route between them.</w:t>
+        <w:t>When controllers are dropped or stop reporting an active tracked pose, switch to hand tracking and draw an outline around the tracked hands. Never fall back to head or face movement as the interaction controller.</w:t>
       </w:r>
     </w:p>
     <w:p>
       <w:pPr>
-        <w:spacing w:after="80"/>
-        <w:ind w:left="403" w:hanging="403"/>
+        <w:spacing w:after="120" w:line="269" w:lineRule="auto"/>
       </w:pPr>
       <w:r>
         <w:rPr>
-          <w:rFonts w:ascii="Aptos" w:hAnsi="Aptos"/>
           <w:b/>
-          <w:color w:val="426B4D"/>
-          <w:sz w:val="18"/>
         </w:rPr>
-        <w:t>7.</w:t>
+        <w:t xml:space="preserve">Movement is visible. </w:t>
       </w:r>
       <w:r>
-        <w:rPr>
-          <w:rFonts w:ascii="Aptos" w:hAnsi="Aptos"/>
-          <w:color w:val="1D2B23"/>
-          <w:sz w:val="19"/>
-        </w:rPr>
-        <w:t xml:space="preserve">  Closing — return from the example journey to the wider NourishlandXR proposition.</w:t>
+        <w:t>A Plant Orb or Note selected for movement receives a clear outline or glow. Notes use the same hold, move and release logic as Plant Orbs.</w:t>
       </w:r>
     </w:p>
     <w:p>
       <w:pPr>
-        <w:keepNext/>
-        <w:spacing w:before="200" w:after="60"/>
+        <w:spacing w:after="120" w:line="269" w:lineRule="auto"/>
       </w:pPr>
       <w:r>
         <w:rPr>
-          <w:rFonts w:ascii="Aptos" w:hAnsi="Aptos"/>
           <w:b/>
-          <w:color w:val="426B4D"/>
-          <w:sz w:val="16"/>
         </w:rPr>
-        <w:t>CONTINUITY PRINCIPLE</w:t>
+        <w:t xml:space="preserve">Public language only. </w:t>
+      </w:r>
+      <w:r>
+        <w:t>Use Plant information, Learning information, learning cells and learning pathways. Do not expose internal mesh acronyms or development labels.</w:t>
       </w:r>
     </w:p>
     <w:p>
       <w:pPr>
-        <w:spacing w:after="120" w:line="259" w:lineRule="auto"/>
+        <w:pStyle w:val="Heading1"/>
+      </w:pPr>
+      <w:r>
+        <w:t>Control panel content rules</w:t>
+      </w:r>
+    </w:p>
+    <w:p>
+      <w:pPr>
+        <w:spacing w:after="120" w:line="269" w:lineRule="auto"/>
       </w:pPr>
       <w:r>
         <w:rPr>
-          <w:rFonts w:ascii="Aptos" w:hAnsi="Aptos"/>
-          <w:i w:val="0"/>
-          <w:color w:val="1D2B23"/>
-          <w:sz w:val="20"/>
+          <w:b/>
         </w:rPr>
-        <w:t>The opening animation is not a separate design. It uses the existing green welcome surface and LIM cells. The animation completes, the cells fade, and the text appears on that same surface. The main tutorial then continues without replacing the visual language of the experience.</w:t>
+        <w:t xml:space="preserve">Header </w:t>
+      </w:r>
+      <w:r>
+        <w:t>Show the selected path on one line, for example Pigeon Pea &gt; Historical data &gt; Range and movement. Do not repeat the subject name above or below the path.</w:t>
+      </w:r>
+    </w:p>
+    <w:p>
+      <w:pPr>
+        <w:spacing w:after="120" w:line="269" w:lineRule="auto"/>
+      </w:pPr>
+      <w:r>
+        <w:rPr>
+          <w:b/>
+        </w:rPr>
+        <w:t xml:space="preserve">Plant media </w:t>
+      </w:r>
+      <w:r>
+        <w:t>Show the selected plant image only while its plant information is open. Place the plant name once, centred below the image. Do not show Reference image or another duplicate plant label.</w:t>
+      </w:r>
+    </w:p>
+    <w:p>
+      <w:pPr>
+        <w:spacing w:after="120" w:line="269" w:lineRule="auto"/>
+      </w:pPr>
+      <w:r>
+        <w:rPr>
+          <w:b/>
+        </w:rPr>
+        <w:t xml:space="preserve">Tutorial media </w:t>
+      </w:r>
+      <w:r>
+        <w:t>Use black and white tutorial drawings only when the drawing matches the current action. If no correct image exists, keep media closed rather than displaying the wrong picture.</w:t>
+      </w:r>
+    </w:p>
+    <w:p>
+      <w:pPr>
+        <w:spacing w:after="120" w:line="269" w:lineRule="auto"/>
+      </w:pPr>
+      <w:r>
+        <w:rPr>
+          <w:b/>
+        </w:rPr>
+        <w:t xml:space="preserve">Note prompt </w:t>
+      </w:r>
+      <w:r>
+        <w:t>When a Note is introduced, the panel should not repeat the main-screen explanation. It should say Select the Note to view other Note options.</w:t>
+      </w:r>
+    </w:p>
+    <w:p>
+      <w:pPr>
+        <w:spacing w:after="120" w:line="269" w:lineRule="auto"/>
+      </w:pPr>
+      <w:r>
+        <w:rPr>
+          <w:b/>
+        </w:rPr>
+        <w:t xml:space="preserve">Learning media </w:t>
+      </w:r>
+      <w:r>
+        <w:t>Do not display generic sketch labels. If a selected learning cell needs identification, show only its public cell name.</w:t>
       </w:r>
     </w:p>
     <w:p>
@@ -902,1414 +414,1316 @@
         <w:pStyle w:val="Heading1"/>
       </w:pPr>
       <w:r>
-        <w:t>3. Opening LIM experience</w:t>
+        <w:t>Visitor narrative</w:t>
       </w:r>
     </w:p>
     <w:p>
-      <w:pPr>
-        <w:keepNext/>
-        <w:spacing w:before="200" w:after="60"/>
-      </w:pPr>
       <w:r>
-        <w:rPr>
-          <w:rFonts w:ascii="Aptos" w:hAnsi="Aptos"/>
-          <w:b/>
-          <w:color w:val="426B4D"/>
-          <w:sz w:val="16"/>
-        </w:rPr>
-        <w:t>INTENDED VISUAL EFFECT</w:t>
+        <w:t>The following sequence is written as the visitor should experience it. Each step identifies what belongs on the main screen, what belongs in the Control panel and whether media is visible.</w:t>
       </w:r>
     </w:p>
     <w:p>
       <w:pPr>
-        <w:pStyle w:val="ListBullet"/>
-        <w:spacing w:after="60"/>
-        <w:ind w:left="317" w:hanging="173"/>
+        <w:pStyle w:val="Heading2"/>
+        <w:keepNext/>
+        <w:pageBreakBefore w:val="0"/>
       </w:pPr>
       <w:r>
-        <w:rPr>
-          <w:rFonts w:ascii="Aptos" w:hAnsi="Aptos"/>
-          <w:color w:val="1D2B23"/>
-          <w:sz w:val="19"/>
-        </w:rPr>
-        <w:t>Begin from parent cells and multiply outward in natural succession, like mushroom growth, branching mycelium or octopus arms extending through space.</w:t>
+        <w:t>Step 1  Welcome</w:t>
       </w:r>
     </w:p>
     <w:p>
       <w:pPr>
-        <w:pStyle w:val="ListBullet"/>
-        <w:spacing w:after="60"/>
-        <w:ind w:left="317" w:hanging="173"/>
+        <w:spacing w:after="120" w:line="269" w:lineRule="auto"/>
       </w:pPr>
       <w:r>
         <w:rPr>
-          <w:rFonts w:ascii="Aptos" w:hAnsi="Aptos"/>
-          <w:color w:val="1D2B23"/>
-          <w:sz w:val="19"/>
+          <w:b/>
         </w:rPr>
-        <w:t>Use seeded variation so each run feels alive while remaining testable and coherent; branching order, tendril direction and local timing should not read as a repeated mechanical sequence.</w:t>
+        <w:t xml:space="preserve">Main screen </w:t>
+      </w:r>
+      <w:r>
+        <w:t>Welcome to NourishlandXR. Take a moment to settle in. This experience is designed to be explored at your own pace.</w:t>
       </w:r>
     </w:p>
     <w:p>
       <w:pPr>
-        <w:pStyle w:val="ListBullet"/>
-        <w:spacing w:after="60"/>
-        <w:ind w:left="317" w:hanging="173"/>
+        <w:spacing w:after="120" w:line="269" w:lineRule="auto"/>
       </w:pPr>
       <w:r>
         <w:rPr>
-          <w:rFonts w:ascii="Aptos" w:hAnsi="Aptos"/>
-          <w:color w:val="1D2B23"/>
-          <w:sz w:val="19"/>
+          <w:b/>
         </w:rPr>
-        <w:t>Preserve the original green LIM surface and the existing LIM cell vocabulary. The effect must showcase the depth and range of the information, not introduce a separate decorative system.</w:t>
+        <w:t xml:space="preserve">Control panel </w:t>
+      </w:r>
+      <w:r>
+        <w:t>Hidden.</w:t>
       </w:r>
     </w:p>
     <w:p>
       <w:pPr>
-        <w:pStyle w:val="ListBullet"/>
-        <w:spacing w:after="60"/>
-        <w:ind w:left="317" w:hanging="173"/>
+        <w:spacing w:after="120" w:line="269" w:lineRule="auto"/>
       </w:pPr>
       <w:r>
         <w:rPr>
-          <w:rFonts w:ascii="Aptos" w:hAnsi="Aptos"/>
-          <w:color w:val="1D2B23"/>
-          <w:sz w:val="19"/>
+          <w:b/>
         </w:rPr>
-        <w:t>Hold long enough for the living growth to be seen on desktop and mobile. Do not flash the completed cell field before the animation begins.</w:t>
+        <w:t xml:space="preserve">Media </w:t>
+      </w:r>
+      <w:r>
+        <w:t>None.</w:t>
       </w:r>
     </w:p>
     <w:p>
       <w:pPr>
-        <w:pStyle w:val="ListBullet"/>
-        <w:spacing w:after="60"/>
-        <w:ind w:left="317" w:hanging="173"/>
+        <w:spacing w:after="120" w:line="269" w:lineRule="auto"/>
       </w:pPr>
       <w:r>
         <w:rPr>
-          <w:rFonts w:ascii="Aptos" w:hAnsi="Aptos"/>
-          <w:color w:val="1D2B23"/>
-          <w:sz w:val="19"/>
+          <w:b/>
         </w:rPr>
-        <w:t>At the end of the opening, fade the cells, retitle the board as NourishlandXR, reveal the narrative panel and begin the scrolling text.</w:t>
+        <w:t xml:space="preserve">User action </w:t>
+      </w:r>
+      <w:r>
+        <w:t>Start the journey.</w:t>
       </w:r>
     </w:p>
     <w:p>
       <w:pPr>
-        <w:pStyle w:val="ListBullet"/>
-        <w:spacing w:after="60"/>
-        <w:ind w:left="317" w:hanging="173"/>
+        <w:spacing w:after="120" w:line="269" w:lineRule="auto"/>
       </w:pPr>
       <w:r>
         <w:rPr>
-          <w:rFonts w:ascii="Aptos" w:hAnsi="Aptos"/>
-          <w:color w:val="1D2B23"/>
-          <w:sz w:val="19"/>
+          <w:b/>
         </w:rPr>
-        <w:t>Reduced-motion mode composes the mature surface promptly while preserving the same content hierarchy and clear transition to text.</w:t>
+        <w:t xml:space="preserve">Interaction rule </w:t>
+      </w:r>
+      <w:r>
+        <w:t>Only the main welcome surface is visible.</w:t>
       </w:r>
     </w:p>
     <w:p>
       <w:pPr>
+        <w:pStyle w:val="Heading2"/>
         <w:keepNext/>
-        <w:spacing w:before="200" w:after="60"/>
+        <w:pageBreakBefore w:val="0"/>
+      </w:pPr>
+      <w:r>
+        <w:t>Step 2  Imagine arriving in a garden</w:t>
+      </w:r>
+    </w:p>
+    <w:p>
+      <w:pPr>
+        <w:spacing w:after="120" w:line="269" w:lineRule="auto"/>
       </w:pPr>
       <w:r>
         <w:rPr>
-          <w:rFonts w:ascii="Aptos" w:hAnsi="Aptos"/>
           <w:b/>
-          <w:color w:val="426B4D"/>
-          <w:sz w:val="16"/>
         </w:rPr>
-        <w:t>OPENING BOARD</w:t>
+        <w:t xml:space="preserve">Main screen </w:t>
+      </w:r>
+      <w:r>
+        <w:t>Imagine arriving in a garden and noticing a plant you do not recognise. You pause, look closely and wonder what it is, how it belongs here and what it might teach you.</w:t>
+      </w:r>
+    </w:p>
+    <w:p>
+      <w:pPr>
+        <w:spacing w:after="120" w:line="269" w:lineRule="auto"/>
+      </w:pPr>
+      <w:r>
+        <w:rPr>
+          <w:b/>
+        </w:rPr>
+        <w:t xml:space="preserve">Control panel </w:t>
+      </w:r>
+      <w:r>
+        <w:t>Hidden.</w:t>
+      </w:r>
+    </w:p>
+    <w:p>
+      <w:pPr>
+        <w:spacing w:after="120" w:line="269" w:lineRule="auto"/>
+      </w:pPr>
+      <w:r>
+        <w:rPr>
+          <w:b/>
+        </w:rPr>
+        <w:t xml:space="preserve">Media </w:t>
+      </w:r>
+      <w:r>
+        <w:t>None. The opening idea should stand alone without competing imagery.</w:t>
+      </w:r>
+    </w:p>
+    <w:p>
+      <w:pPr>
+        <w:spacing w:after="120" w:line="269" w:lineRule="auto"/>
+      </w:pPr>
+      <w:r>
+        <w:rPr>
+          <w:b/>
+        </w:rPr>
+        <w:t xml:space="preserve">User action </w:t>
+      </w:r>
+      <w:r>
+        <w:t>Continue.</w:t>
+      </w:r>
+    </w:p>
+    <w:p>
+      <w:pPr>
+        <w:spacing w:after="120" w:line="269" w:lineRule="auto"/>
+      </w:pPr>
+      <w:r>
+        <w:rPr>
+          <w:b/>
+        </w:rPr>
+        <w:t xml:space="preserve">Interaction rule </w:t>
+      </w:r>
+      <w:r>
+        <w:t>Do not preload or reveal the Control panel during this step.</w:t>
+      </w:r>
+    </w:p>
+    <w:p>
+      <w:pPr>
+        <w:pStyle w:val="Heading2"/>
+        <w:keepNext/>
+        <w:pageBreakBefore w:val="0"/>
+      </w:pPr>
+      <w:r>
+        <w:t>Step 3  Meet the Control panel</w:t>
+      </w:r>
+    </w:p>
+    <w:p>
+      <w:pPr>
+        <w:spacing w:after="120" w:line="269" w:lineRule="auto"/>
+      </w:pPr>
+      <w:r>
+        <w:rPr>
+          <w:b/>
+        </w:rPr>
+        <w:t xml:space="preserve">Main screen </w:t>
+      </w:r>
+      <w:r>
+        <w:t>Meet your Control panel. It stays beside the experience and responds to the object or information you choose.</w:t>
+      </w:r>
+    </w:p>
+    <w:p>
+      <w:pPr>
+        <w:spacing w:after="120" w:line="269" w:lineRule="auto"/>
+      </w:pPr>
+      <w:r>
+        <w:rPr>
+          <w:b/>
+        </w:rPr>
+        <w:t xml:space="preserve">Control panel </w:t>
+      </w:r>
+      <w:r>
+        <w:t>Open the panel frame in its compact state. Show navigation and panel controls only. Do not repeat the sentence from the main screen.</w:t>
+      </w:r>
+    </w:p>
+    <w:p>
+      <w:pPr>
+        <w:spacing w:after="120" w:line="269" w:lineRule="auto"/>
+      </w:pPr>
+      <w:r>
+        <w:rPr>
+          <w:b/>
+        </w:rPr>
+        <w:t xml:space="preserve">Media </w:t>
+      </w:r>
+      <w:r>
+        <w:t>Closed. No picture is shown during the first reveal.</w:t>
+      </w:r>
+    </w:p>
+    <w:p>
+      <w:pPr>
+        <w:spacing w:after="120" w:line="269" w:lineRule="auto"/>
+      </w:pPr>
+      <w:r>
+        <w:rPr>
+          <w:b/>
+        </w:rPr>
+        <w:t xml:space="preserve">User action </w:t>
+      </w:r>
+      <w:r>
+        <w:t>Continue.</w:t>
+      </w:r>
+    </w:p>
+    <w:p>
+      <w:pPr>
+        <w:spacing w:after="120" w:line="269" w:lineRule="auto"/>
+      </w:pPr>
+      <w:r>
+        <w:rPr>
+          <w:b/>
+        </w:rPr>
+        <w:t xml:space="preserve">Interaction rule </w:t>
+      </w:r>
+      <w:r>
+        <w:t>This is the first moment the panel becomes visible. The media area can be detached later, but its initial state is closed.</w:t>
+      </w:r>
+    </w:p>
+    <w:p>
+      <w:pPr>
+        <w:pStyle w:val="Heading2"/>
+        <w:keepNext/>
+        <w:pageBreakBefore w:val="0"/>
+      </w:pPr>
+      <w:r>
+        <w:t>Step 4  Why a companion tool helps</w:t>
+      </w:r>
+    </w:p>
+    <w:p>
+      <w:pPr>
+        <w:spacing w:after="120" w:line="269" w:lineRule="auto"/>
+      </w:pPr>
+      <w:r>
+        <w:rPr>
+          <w:b/>
+        </w:rPr>
+        <w:t xml:space="preserve">Main screen </w:t>
+      </w:r>
+      <w:r>
+        <w:t>Identifying a plant in the field can mean carrying books, checking a phone, comparing manuals and trying to remember where each note belongs. Useful information becomes difficult to connect to the place in front of you.</w:t>
+      </w:r>
+    </w:p>
+    <w:p>
+      <w:pPr>
+        <w:spacing w:after="120" w:line="269" w:lineRule="auto"/>
+      </w:pPr>
+      <w:r>
+        <w:rPr>
+          <w:b/>
+        </w:rPr>
+        <w:t xml:space="preserve">Control panel </w:t>
+      </w:r>
+      <w:r>
+        <w:t>Show a short prompt such as Continue when ready. Do not repeat the paragraph.</w:t>
+      </w:r>
+    </w:p>
+    <w:p>
+      <w:pPr>
+        <w:spacing w:after="120" w:line="269" w:lineRule="auto"/>
+      </w:pPr>
+      <w:r>
+        <w:rPr>
+          <w:b/>
+        </w:rPr>
+        <w:t xml:space="preserve">Media </w:t>
+      </w:r>
+      <w:r>
+        <w:t>Show the black and white drawing of the distressed gardener carrying books, a phone, compass and manuals. This image belongs only here.</w:t>
+      </w:r>
+    </w:p>
+    <w:p>
+      <w:pPr>
+        <w:spacing w:after="120" w:line="269" w:lineRule="auto"/>
+      </w:pPr>
+      <w:r>
+        <w:rPr>
+          <w:b/>
+        </w:rPr>
+        <w:t xml:space="preserve">User action </w:t>
+      </w:r>
+      <w:r>
+        <w:t>Continue.</w:t>
+      </w:r>
+    </w:p>
+    <w:p>
+      <w:pPr>
+        <w:pStyle w:val="Heading2"/>
+        <w:keepNext/>
+        <w:pageBreakBefore w:val="0"/>
+      </w:pPr>
+      <w:r>
+        <w:t>Step 5  A Project represents a whole place</w:t>
+      </w:r>
+    </w:p>
+    <w:p>
+      <w:pPr>
+        <w:spacing w:after="120" w:line="269" w:lineRule="auto"/>
+      </w:pPr>
+      <w:r>
+        <w:rPr>
+          <w:b/>
+        </w:rPr>
+        <w:t xml:space="preserve">Main screen </w:t>
+      </w:r>
+      <w:r>
+        <w:t>A Project brings the place, its plants, Areas, observations and knowledge into one connected structure.</w:t>
+      </w:r>
+    </w:p>
+    <w:p>
+      <w:pPr>
+        <w:spacing w:after="120" w:line="269" w:lineRule="auto"/>
+      </w:pPr>
+      <w:r>
+        <w:rPr>
+          <w:b/>
+        </w:rPr>
+        <w:t xml:space="preserve">Control panel </w:t>
+      </w:r>
+      <w:r>
+        <w:t>Show the current step title and Continue. Do not describe the Project a second time.</w:t>
+      </w:r>
+    </w:p>
+    <w:p>
+      <w:pPr>
+        <w:spacing w:after="120" w:line="269" w:lineRule="auto"/>
+      </w:pPr>
+      <w:r>
+        <w:rPr>
+          <w:b/>
+        </w:rPr>
+        <w:t xml:space="preserve">Media </w:t>
+      </w:r>
+      <w:r>
+        <w:t>Show a black and white place map with clearly separated Areas. Do not reuse the distressed gardener image.</w:t>
+      </w:r>
+    </w:p>
+    <w:p>
+      <w:pPr>
+        <w:spacing w:after="120" w:line="269" w:lineRule="auto"/>
+      </w:pPr>
+      <w:r>
+        <w:rPr>
+          <w:b/>
+        </w:rPr>
+        <w:t xml:space="preserve">User action </w:t>
+      </w:r>
+      <w:r>
+        <w:t>Continue.</w:t>
+      </w:r>
+    </w:p>
+    <w:p>
+      <w:pPr>
+        <w:pStyle w:val="Heading2"/>
+        <w:keepNext/>
+        <w:pageBreakBefore w:val="0"/>
+      </w:pPr>
+      <w:r>
+        <w:t>Step 6  One place with clear Areas</w:t>
+      </w:r>
+    </w:p>
+    <w:p>
+      <w:pPr>
+        <w:spacing w:after="120" w:line="269" w:lineRule="auto"/>
+      </w:pPr>
+      <w:r>
+        <w:rPr>
+          <w:b/>
+        </w:rPr>
+        <w:t xml:space="preserve">Main screen </w:t>
+      </w:r>
+      <w:r>
+        <w:t>Areas organise meaningful parts of a Project, such as a school garden, rainforest walk or food forest. Plants, observations, stories and visitor guidance become access points inside those Areas.</w:t>
+      </w:r>
+    </w:p>
+    <w:p>
+      <w:pPr>
+        <w:spacing w:after="120" w:line="269" w:lineRule="auto"/>
+      </w:pPr>
+      <w:r>
+        <w:rPr>
+          <w:b/>
+        </w:rPr>
+        <w:t xml:space="preserve">Control panel </w:t>
+      </w:r>
+      <w:r>
+        <w:t>Show a concise Area navigation cue only.</w:t>
+      </w:r>
+    </w:p>
+    <w:p>
+      <w:pPr>
+        <w:spacing w:after="120" w:line="269" w:lineRule="auto"/>
+      </w:pPr>
+      <w:r>
+        <w:rPr>
+          <w:b/>
+        </w:rPr>
+        <w:t xml:space="preserve">Media </w:t>
+      </w:r>
+      <w:r>
+        <w:t>Use the verified Area illustration. Hide the previous image before this one appears.</w:t>
+      </w:r>
+    </w:p>
+    <w:p>
+      <w:pPr>
+        <w:spacing w:after="120" w:line="269" w:lineRule="auto"/>
+      </w:pPr>
+      <w:r>
+        <w:rPr>
+          <w:b/>
+        </w:rPr>
+        <w:t xml:space="preserve">User action </w:t>
+      </w:r>
+      <w:r>
+        <w:t>Continue.</w:t>
+      </w:r>
+    </w:p>
+    <w:p>
+      <w:pPr>
+        <w:pStyle w:val="Heading2"/>
+        <w:keepNext/>
+        <w:pageBreakBefore w:val="0"/>
+      </w:pPr>
+      <w:r>
+        <w:t>Step 7  Place the first Plant Orb</w:t>
+      </w:r>
+    </w:p>
+    <w:p>
+      <w:pPr>
+        <w:spacing w:after="120" w:line="269" w:lineRule="auto"/>
+      </w:pPr>
+      <w:r>
+        <w:rPr>
+          <w:b/>
+        </w:rPr>
+        <w:t xml:space="preserve">Main screen </w:t>
+      </w:r>
+      <w:r>
+        <w:t>Plants can have information connected to their real-world location. Pigeon Pea is the first example. Choose where it belongs in the scene.</w:t>
+      </w:r>
+    </w:p>
+    <w:p>
+      <w:pPr>
+        <w:spacing w:after="120" w:line="269" w:lineRule="auto"/>
+      </w:pPr>
+      <w:r>
+        <w:rPr>
+          <w:b/>
+        </w:rPr>
+        <w:t xml:space="preserve">Control panel </w:t>
+      </w:r>
+      <w:r>
+        <w:t>Show placement guidance. Keep plant media closed because the plant information has not been opened yet.</w:t>
+      </w:r>
+    </w:p>
+    <w:p>
+      <w:pPr>
+        <w:spacing w:after="120" w:line="269" w:lineRule="auto"/>
+      </w:pPr>
+      <w:r>
+        <w:rPr>
+          <w:b/>
+        </w:rPr>
+        <w:t xml:space="preserve">Media </w:t>
+      </w:r>
+      <w:r>
+        <w:t>Closed.</w:t>
+      </w:r>
+    </w:p>
+    <w:p>
+      <w:pPr>
+        <w:spacing w:after="120" w:line="269" w:lineRule="auto"/>
+      </w:pPr>
+      <w:r>
+        <w:rPr>
+          <w:b/>
+        </w:rPr>
+        <w:t xml:space="preserve">User action </w:t>
+      </w:r>
+      <w:r>
+        <w:t>Place Pigeon Pea.</w:t>
+      </w:r>
+    </w:p>
+    <w:p>
+      <w:pPr>
+        <w:spacing w:after="120" w:line="269" w:lineRule="auto"/>
+      </w:pPr>
+      <w:r>
+        <w:rPr>
+          <w:b/>
+        </w:rPr>
+        <w:t xml:space="preserve">Interaction rule </w:t>
+      </w:r>
+      <w:r>
+        <w:t>The Orb must sit on the chosen ground position. When selected for movement, its outline or glow clearly changes. Hold, move and release must work with controller or hand input.</w:t>
+      </w:r>
+    </w:p>
+    <w:p>
+      <w:pPr>
+        <w:pStyle w:val="Heading2"/>
+        <w:keepNext/>
+        <w:pageBreakBefore w:val="0"/>
+      </w:pPr>
+      <w:r>
+        <w:t>Step 8  Open the first plant information</w:t>
+      </w:r>
+    </w:p>
+    <w:p>
+      <w:pPr>
+        <w:spacing w:after="120" w:line="269" w:lineRule="auto"/>
+      </w:pPr>
+      <w:r>
+        <w:rPr>
+          <w:b/>
+        </w:rPr>
+        <w:t xml:space="preserve">Main screen </w:t>
+      </w:r>
+      <w:r>
+        <w:t>This Plant Orb connects information to Pigeon Pea in the real place. Select the Orb to explore its information.</w:t>
+      </w:r>
+    </w:p>
+    <w:p>
+      <w:pPr>
+        <w:spacing w:after="120" w:line="269" w:lineRule="auto"/>
+      </w:pPr>
+      <w:r>
+        <w:rPr>
+          <w:b/>
+        </w:rPr>
+        <w:t xml:space="preserve">Control panel </w:t>
+      </w:r>
+      <w:r>
+        <w:t>Open the selected plant's information. Use one path line for navigation. Remove duplicate plant names and scientific names from the panel header area.</w:t>
+      </w:r>
+    </w:p>
+    <w:p>
+      <w:pPr>
+        <w:spacing w:after="120" w:line="269" w:lineRule="auto"/>
+      </w:pPr>
+      <w:r>
+        <w:rPr>
+          <w:b/>
+        </w:rPr>
+        <w:t xml:space="preserve">Media </w:t>
+      </w:r>
+      <w:r>
+        <w:t>Show the Pigeon Pea image only after the information opens. Place Pigeon Pea once, centred below the image. Show no generic image labels.</w:t>
+      </w:r>
+    </w:p>
+    <w:p>
+      <w:pPr>
+        <w:spacing w:after="120" w:line="269" w:lineRule="auto"/>
+      </w:pPr>
+      <w:r>
+        <w:rPr>
+          <w:b/>
+        </w:rPr>
+        <w:t xml:space="preserve">User action </w:t>
+      </w:r>
+      <w:r>
+        <w:t>Select information cells, then Continue.</w:t>
+      </w:r>
+    </w:p>
+    <w:p>
+      <w:pPr>
+        <w:spacing w:after="120" w:line="269" w:lineRule="auto"/>
+      </w:pPr>
+      <w:r>
+        <w:rPr>
+          <w:b/>
+        </w:rPr>
+        <w:t xml:space="preserve">Interaction rule </w:t>
+      </w:r>
+      <w:r>
+        <w:t>Opening another plant must immediately replace the picture, label and information path. The last plant must never remain visible after selection changes.</w:t>
+      </w:r>
+    </w:p>
+    <w:p>
+      <w:pPr>
+        <w:pStyle w:val="Heading2"/>
+        <w:keepNext/>
+        <w:pageBreakBefore/>
+      </w:pPr>
+      <w:r>
+        <w:t>Step 9  Compare a second plant</w:t>
+      </w:r>
+    </w:p>
+    <w:p>
+      <w:pPr>
+        <w:spacing w:after="120" w:line="269" w:lineRule="auto"/>
+      </w:pPr>
+      <w:r>
+        <w:rPr>
+          <w:b/>
+        </w:rPr>
+        <w:t xml:space="preserve">Main screen </w:t>
+      </w:r>
+      <w:r>
+        <w:t>Add Moringa to compare a different plant role and see how more than one plant becomes part of the same living map.</w:t>
+      </w:r>
+    </w:p>
+    <w:p>
+      <w:pPr>
+        <w:spacing w:after="120" w:line="269" w:lineRule="auto"/>
+      </w:pPr>
+      <w:r>
+        <w:rPr>
+          <w:b/>
+        </w:rPr>
+        <w:t xml:space="preserve">Control panel </w:t>
+      </w:r>
+      <w:r>
+        <w:t>Show placement guidance first, with media closed. After Moringa's information opens, show its own information and image.</w:t>
+      </w:r>
+    </w:p>
+    <w:p>
+      <w:pPr>
+        <w:spacing w:after="120" w:line="269" w:lineRule="auto"/>
+      </w:pPr>
+      <w:r>
+        <w:rPr>
+          <w:b/>
+        </w:rPr>
+        <w:t xml:space="preserve">Media </w:t>
+      </w:r>
+      <w:r>
+        <w:t>Closed during placement. Show the Moringa image only when Moringa's information is open.</w:t>
+      </w:r>
+    </w:p>
+    <w:p>
+      <w:pPr>
+        <w:spacing w:after="120" w:line="269" w:lineRule="auto"/>
+      </w:pPr>
+      <w:r>
+        <w:rPr>
+          <w:b/>
+        </w:rPr>
+        <w:t xml:space="preserve">User action </w:t>
+      </w:r>
+      <w:r>
+        <w:t>Place Moringa, select it and explore its information.</w:t>
+      </w:r>
+    </w:p>
+    <w:p>
+      <w:pPr>
+        <w:spacing w:after="120" w:line="269" w:lineRule="auto"/>
+      </w:pPr>
+      <w:r>
+        <w:rPr>
+          <w:b/>
+        </w:rPr>
+        <w:t xml:space="preserve">Interaction rule </w:t>
+      </w:r>
+      <w:r>
+        <w:t>Both Plant Orbs remain independently selectable and movable. Selection state must be visible.</w:t>
+      </w:r>
+    </w:p>
+    <w:p>
+      <w:pPr>
+        <w:pStyle w:val="Heading2"/>
+        <w:keepNext/>
+        <w:pageBreakBefore w:val="0"/>
+      </w:pPr>
+      <w:r>
+        <w:t>Step 10  Add a local observation</w:t>
+      </w:r>
+    </w:p>
+    <w:p>
+      <w:pPr>
+        <w:spacing w:after="120" w:line="269" w:lineRule="auto"/>
+      </w:pPr>
+      <w:r>
+        <w:rPr>
+          <w:b/>
+        </w:rPr>
+        <w:t xml:space="preserve">Main screen </w:t>
+      </w:r>
+      <w:r>
+        <w:t>Plant information explains what is generally known. A Note records what someone sees, remembers, asks or needs to do in this place.</w:t>
+      </w:r>
+    </w:p>
+    <w:p>
+      <w:pPr>
+        <w:spacing w:after="120" w:line="269" w:lineRule="auto"/>
+      </w:pPr>
+      <w:r>
+        <w:rPr>
+          <w:b/>
+        </w:rPr>
+        <w:t xml:space="preserve">Control panel </w:t>
+      </w:r>
+      <w:r>
+        <w:t>Do not repeat the main-screen definition. Show Select the Note to view other Note options.</w:t>
+      </w:r>
+    </w:p>
+    <w:p>
+      <w:pPr>
+        <w:spacing w:after="120" w:line="269" w:lineRule="auto"/>
+      </w:pPr>
+      <w:r>
+        <w:rPr>
+          <w:b/>
+        </w:rPr>
+        <w:t xml:space="preserve">Media </w:t>
+      </w:r>
+      <w:r>
+        <w:t>Use the verified Note illustration only during the Note action. Clear any plant image before it appears.</w:t>
+      </w:r>
+    </w:p>
+    <w:p>
+      <w:pPr>
+        <w:spacing w:after="120" w:line="269" w:lineRule="auto"/>
+      </w:pPr>
+      <w:r>
+        <w:rPr>
+          <w:b/>
+        </w:rPr>
+        <w:t xml:space="preserve">User action </w:t>
+      </w:r>
+      <w:r>
+        <w:t>Place the Note, select it and review the available Note options.</w:t>
+      </w:r>
+    </w:p>
+    <w:p>
+      <w:pPr>
+        <w:spacing w:after="120" w:line="269" w:lineRule="auto"/>
+      </w:pPr>
+      <w:r>
+        <w:rPr>
+          <w:b/>
+        </w:rPr>
+        <w:t xml:space="preserve">Interaction rule </w:t>
+      </w:r>
+      <w:r>
+        <w:t>A selected Note receives the same clear movement outline as an Orb. Hold, move and release must reposition it.</w:t>
+      </w:r>
+    </w:p>
+    <w:p>
+      <w:pPr>
+        <w:pStyle w:val="Heading2"/>
+        <w:keepNext/>
+        <w:pageBreakBefore w:val="0"/>
+      </w:pPr>
+      <w:r>
+        <w:t>Step 11  Introduce Areas and Totems</w:t>
+      </w:r>
+    </w:p>
+    <w:p>
+      <w:pPr>
+        <w:spacing w:after="120" w:line="269" w:lineRule="auto"/>
+      </w:pPr>
+      <w:r>
+        <w:rPr>
+          <w:b/>
+        </w:rPr>
+        <w:t xml:space="preserve">Main screen </w:t>
+      </w:r>
+      <w:r>
+        <w:t>The mapped plants and observation belong to Areas. Each Area can have a welcoming Totem that gathers local information and helps visitors understand where they are.</w:t>
+      </w:r>
+    </w:p>
+    <w:p>
+      <w:pPr>
+        <w:spacing w:after="120" w:line="269" w:lineRule="auto"/>
+      </w:pPr>
+      <w:r>
+        <w:rPr>
+          <w:b/>
+        </w:rPr>
+        <w:t xml:space="preserve">Control panel </w:t>
+      </w:r>
+      <w:r>
+        <w:t>Show the current Area or Totem name and the next action. Keep the wording shorter than the main-screen explanation.</w:t>
+      </w:r>
+    </w:p>
+    <w:p>
+      <w:pPr>
+        <w:spacing w:after="120" w:line="269" w:lineRule="auto"/>
+      </w:pPr>
+      <w:r>
+        <w:rPr>
+          <w:b/>
+        </w:rPr>
+        <w:t xml:space="preserve">Media </w:t>
+      </w:r>
+      <w:r>
+        <w:t>Show the matching Totem illustration only after the Totem concept is introduced.</w:t>
+      </w:r>
+    </w:p>
+    <w:p>
+      <w:pPr>
+        <w:spacing w:after="120" w:line="269" w:lineRule="auto"/>
+      </w:pPr>
+      <w:r>
+        <w:rPr>
+          <w:b/>
+        </w:rPr>
+        <w:t xml:space="preserve">User action </w:t>
+      </w:r>
+      <w:r>
+        <w:t>Place the Botanical Garden Totem.</w:t>
+      </w:r>
+    </w:p>
+    <w:p>
+      <w:pPr>
+        <w:pStyle w:val="Heading2"/>
+        <w:keepNext/>
+        <w:pageBreakBefore w:val="0"/>
+      </w:pPr>
+      <w:r>
+        <w:t>Step 12  Use the Totem</w:t>
+      </w:r>
+    </w:p>
+    <w:p>
+      <w:pPr>
+        <w:spacing w:after="120" w:line="269" w:lineRule="auto"/>
+      </w:pPr>
+      <w:r>
+        <w:rPr>
+          <w:b/>
+        </w:rPr>
+        <w:t xml:space="preserve">Main screen </w:t>
+      </w:r>
+      <w:r>
+        <w:t>The Totem has two physical buttons. One shows or stores its attached signs. The other fades or restores the Totem when it is not being used.</w:t>
+      </w:r>
+    </w:p>
+    <w:p>
+      <w:pPr>
+        <w:spacing w:after="120" w:line="269" w:lineRule="auto"/>
+      </w:pPr>
+      <w:r>
+        <w:rPr>
+          <w:b/>
+        </w:rPr>
+        <w:t xml:space="preserve">Control panel </w:t>
+      </w:r>
+      <w:r>
+        <w:t>Show the two button actions. Do not bury them inside a settings panel.</w:t>
+      </w:r>
+    </w:p>
+    <w:p>
+      <w:pPr>
+        <w:spacing w:after="120" w:line="269" w:lineRule="auto"/>
+      </w:pPr>
+      <w:r>
+        <w:rPr>
+          <w:b/>
+        </w:rPr>
+        <w:t xml:space="preserve">Media </w:t>
+      </w:r>
+      <w:r>
+        <w:t>Keep the Totem tutorial image visible only while this interaction is being explained.</w:t>
+      </w:r>
+    </w:p>
+    <w:p>
+      <w:pPr>
+        <w:spacing w:after="120" w:line="269" w:lineRule="auto"/>
+      </w:pPr>
+      <w:r>
+        <w:rPr>
+          <w:b/>
+        </w:rPr>
+        <w:t xml:space="preserve">User action </w:t>
+      </w:r>
+      <w:r>
+        <w:t>Press each physical button and continue.</w:t>
+      </w:r>
+    </w:p>
+    <w:p>
+      <w:pPr>
+        <w:spacing w:after="120" w:line="269" w:lineRule="auto"/>
+      </w:pPr>
+      <w:r>
+        <w:rPr>
+          <w:b/>
+        </w:rPr>
+        <w:t xml:space="preserve">Interaction rule </w:t>
+      </w:r>
+      <w:r>
+        <w:t>The Totem must look like a modern elemental marker, not a thin pole or an imitation wood model. It needs enough width and silhouette to read as a Totem, with both buttons visibly raised on its body. Its base must meet the ground. Placement depth must be adjustable before confirmation.</w:t>
+      </w:r>
+    </w:p>
+    <w:p>
+      <w:pPr>
+        <w:pStyle w:val="Heading2"/>
+        <w:keepNext/>
+        <w:pageBreakBefore w:val="0"/>
+      </w:pPr>
+      <w:r>
+        <w:t>Step 13  Connect Areas</w:t>
+      </w:r>
+    </w:p>
+    <w:p>
+      <w:pPr>
+        <w:spacing w:after="120" w:line="269" w:lineRule="auto"/>
+      </w:pPr>
+      <w:r>
+        <w:rPr>
+          <w:b/>
+        </w:rPr>
+        <w:t xml:space="preserve">Main screen </w:t>
+      </w:r>
+      <w:r>
+        <w:t>A second Totem can mark another Area. A route links the Areas without merging their plants, Notes or local information.</w:t>
+      </w:r>
+    </w:p>
+    <w:p>
+      <w:pPr>
+        <w:spacing w:after="120" w:line="269" w:lineRule="auto"/>
+      </w:pPr>
+      <w:r>
+        <w:rPr>
+          <w:b/>
+        </w:rPr>
+        <w:t xml:space="preserve">Control panel </w:t>
+      </w:r>
+      <w:r>
+        <w:t>Show the destination Area and route action only.</w:t>
+      </w:r>
+    </w:p>
+    <w:p>
+      <w:pPr>
+        <w:spacing w:after="120" w:line="269" w:lineRule="auto"/>
+      </w:pPr>
+      <w:r>
+        <w:rPr>
+          <w:b/>
+        </w:rPr>
+        <w:t xml:space="preserve">Media </w:t>
+      </w:r>
+      <w:r>
+        <w:t>Use the correct linked-Areas illustration. Do not retain the previous Totem close-up if the route is now the subject.</w:t>
+      </w:r>
+    </w:p>
+    <w:p>
+      <w:pPr>
+        <w:spacing w:after="120" w:line="269" w:lineRule="auto"/>
+      </w:pPr>
+      <w:r>
+        <w:rPr>
+          <w:b/>
+        </w:rPr>
+        <w:t xml:space="preserve">User action </w:t>
+      </w:r>
+      <w:r>
+        <w:t>Show the Rainforest Walk Totem, then inspect the route.</w:t>
+      </w:r>
+    </w:p>
+    <w:p>
+      <w:pPr>
+        <w:pStyle w:val="Heading2"/>
+        <w:keepNext/>
+        <w:pageBreakBefore w:val="0"/>
+      </w:pPr>
+      <w:r>
+        <w:t>Step 14  Turn plant information into useful direction</w:t>
+      </w:r>
+    </w:p>
+    <w:p>
+      <w:pPr>
+        <w:spacing w:after="120" w:line="269" w:lineRule="auto"/>
+      </w:pPr>
+      <w:r>
+        <w:rPr>
+          <w:b/>
+        </w:rPr>
+        <w:t xml:space="preserve">Main screen </w:t>
+      </w:r>
+      <w:r>
+        <w:t>NourishlandXR can also interpret plant information in relation to a person's intention. A visitor might want to understand the land, create a food forest, improve habitat, choose what to observe or decide what to try next. The tool connects what is known about plants with that purpose.</w:t>
+      </w:r>
+    </w:p>
+    <w:p>
+      <w:pPr>
+        <w:spacing w:after="120" w:line="269" w:lineRule="auto"/>
+      </w:pPr>
+      <w:r>
+        <w:rPr>
+          <w:b/>
+        </w:rPr>
+        <w:t xml:space="preserve">Control panel </w:t>
+      </w:r>
+      <w:r>
+        <w:t>Show a short prompt to continue into learning pathways. Do not expose internal system labels.</w:t>
+      </w:r>
+    </w:p>
+    <w:p>
+      <w:pPr>
+        <w:spacing w:after="120" w:line="269" w:lineRule="auto"/>
+      </w:pPr>
+      <w:r>
+        <w:rPr>
+          <w:b/>
+        </w:rPr>
+        <w:t xml:space="preserve">Media </w:t>
+      </w:r>
+      <w:r>
+        <w:t>Use a purpose-and-plant illustration only if it clearly shows the connection between information and intention.</w:t>
+      </w:r>
+    </w:p>
+    <w:p>
+      <w:pPr>
+        <w:spacing w:after="120" w:line="269" w:lineRule="auto"/>
+      </w:pPr>
+      <w:r>
+        <w:rPr>
+          <w:b/>
+        </w:rPr>
+        <w:t xml:space="preserve">User action </w:t>
+      </w:r>
+      <w:r>
+        <w:t>Continue to learning pathways.</w:t>
+      </w:r>
+    </w:p>
+    <w:p>
+      <w:pPr>
+        <w:spacing w:after="120" w:line="269" w:lineRule="auto"/>
+      </w:pPr>
+      <w:r>
+        <w:rPr>
+          <w:b/>
+        </w:rPr>
+        <w:t xml:space="preserve">Interaction rule </w:t>
+      </w:r>
+      <w:r>
+        <w:t>This explanation must appear before any learning cells or pathway archetypes are revealed.</w:t>
+      </w:r>
+    </w:p>
+    <w:p>
+      <w:pPr>
+        <w:pStyle w:val="Heading2"/>
+        <w:keepNext/>
+        <w:pageBreakBefore w:val="0"/>
+      </w:pPr>
+      <w:r>
+        <w:t>Step 15  Learn here or separately</w:t>
+      </w:r>
+    </w:p>
+    <w:p>
+      <w:pPr>
+        <w:spacing w:after="120" w:line="269" w:lineRule="auto"/>
+      </w:pPr>
+      <w:r>
+        <w:rPr>
+          <w:b/>
+        </w:rPr>
+        <w:t xml:space="preserve">Main screen </w:t>
+      </w:r>
+      <w:r>
+        <w:t>A learning pathway can guide someone on the spot, where questions and actions stay connected to the living place. The same pathway can also be used before a visit, in a classroom or when reflecting afterwards.</w:t>
+      </w:r>
+    </w:p>
+    <w:p>
+      <w:pPr>
+        <w:spacing w:after="120" w:line="269" w:lineRule="auto"/>
+      </w:pPr>
+      <w:r>
+        <w:rPr>
+          <w:b/>
+        </w:rPr>
+        <w:t xml:space="preserve">Control panel </w:t>
+      </w:r>
+      <w:r>
+        <w:t>Introduce learning pathways in public language. Keep the explanation complementary to the main screen.</w:t>
+      </w:r>
+    </w:p>
+    <w:p>
+      <w:pPr>
+        <w:spacing w:after="120" w:line="269" w:lineRule="auto"/>
+      </w:pPr>
+      <w:r>
+        <w:rPr>
+          <w:b/>
+        </w:rPr>
+        <w:t xml:space="preserve">Media </w:t>
+      </w:r>
+      <w:r>
+        <w:t>Show the verified connection illustration. Use no generic sketch labels.</w:t>
+      </w:r>
+    </w:p>
+    <w:p>
+      <w:pPr>
+        <w:spacing w:after="120" w:line="269" w:lineRule="auto"/>
+      </w:pPr>
+      <w:r>
+        <w:rPr>
+          <w:b/>
+        </w:rPr>
+        <w:t xml:space="preserve">User action </w:t>
+      </w:r>
+      <w:r>
+        <w:t>Show pathway archetypes.</w:t>
+      </w:r>
+    </w:p>
+    <w:p>
+      <w:pPr>
+        <w:pStyle w:val="Heading2"/>
+        <w:keepNext/>
+        <w:pageBreakBefore w:val="0"/>
+      </w:pPr>
+      <w:r>
+        <w:t>Step 16  Explore a pathway</w:t>
+      </w:r>
+    </w:p>
+    <w:p>
+      <w:pPr>
+        <w:spacing w:after="120" w:line="269" w:lineRule="auto"/>
+      </w:pPr>
+      <w:r>
+        <w:rPr>
+          <w:b/>
+        </w:rPr>
+        <w:t xml:space="preserve">Main screen </w:t>
+      </w:r>
+      <w:r>
+        <w:t>Choose a pathway to read the place, understand living relationships, design with them or shape an outcome.</w:t>
+      </w:r>
+    </w:p>
+    <w:p>
+      <w:pPr>
+        <w:spacing w:after="120" w:line="269" w:lineRule="auto"/>
+      </w:pPr>
+      <w:r>
+        <w:rPr>
+          <w:b/>
+        </w:rPr>
+        <w:t xml:space="preserve">Control panel </w:t>
+      </w:r>
+      <w:r>
+        <w:t>Show the selected pathway or cell name and its unique guidance. Do not add internal mesh labels above or below the image.</w:t>
+      </w:r>
+    </w:p>
+    <w:p>
+      <w:pPr>
+        <w:spacing w:after="120" w:line="269" w:lineRule="auto"/>
+      </w:pPr>
+      <w:r>
+        <w:rPr>
+          <w:b/>
+        </w:rPr>
+        <w:t xml:space="preserve">Media </w:t>
+      </w:r>
+      <w:r>
+        <w:t>Show the selected pathway illustration. If a single learning cell needs identification, show only its public name.</w:t>
+      </w:r>
+    </w:p>
+    <w:p>
+      <w:pPr>
+        <w:spacing w:after="120" w:line="269" w:lineRule="auto"/>
+      </w:pPr>
+      <w:r>
+        <w:rPr>
+          <w:b/>
+        </w:rPr>
+        <w:t xml:space="preserve">User action </w:t>
+      </w:r>
+      <w:r>
+        <w:t>Select an archetype and explore its connected learning cells.</w:t>
+      </w:r>
+    </w:p>
+    <w:p>
+      <w:pPr>
+        <w:spacing w:after="120" w:line="269" w:lineRule="auto"/>
+      </w:pPr>
+      <w:r>
+        <w:rPr>
+          <w:b/>
+        </w:rPr>
+        <w:t xml:space="preserve">Interaction rule </w:t>
+      </w:r>
+      <w:r>
+        <w:t>Fade Totems and Notes into the background while pathways are in focus. Keep their anchors, but reduce visual load.</w:t>
+      </w:r>
+    </w:p>
+    <w:p>
+      <w:pPr>
+        <w:pStyle w:val="Heading2"/>
+        <w:keepNext/>
+        <w:pageBreakBefore/>
+      </w:pPr>
+      <w:r>
+        <w:t>Step 17  Close the journey</w:t>
+      </w:r>
+    </w:p>
+    <w:p>
+      <w:pPr>
+        <w:spacing w:after="120" w:line="269" w:lineRule="auto"/>
+      </w:pPr>
+      <w:r>
+        <w:rPr>
+          <w:b/>
+        </w:rPr>
+        <w:t xml:space="preserve">Main screen </w:t>
+      </w:r>
+      <w:r>
+        <w:t>You mapped plants, opened their information, recorded an observation, connected Areas and used plant knowledge to explore a purpose. NourishlandXR can support gardens, schools, parks, farms, forests and small home projects through the same connected structure.</w:t>
+      </w:r>
+    </w:p>
+    <w:p>
+      <w:pPr>
+        <w:spacing w:after="120" w:line="269" w:lineRule="auto"/>
+      </w:pPr>
+      <w:r>
+        <w:rPr>
+          <w:b/>
+        </w:rPr>
+        <w:t xml:space="preserve">Control panel </w:t>
+      </w:r>
+      <w:r>
+        <w:t>Show Finish demo. Clear tutorial media before returning to the welcome screen.</w:t>
+      </w:r>
+    </w:p>
+    <w:p>
+      <w:pPr>
+        <w:spacing w:after="120" w:line="269" w:lineRule="auto"/>
+      </w:pPr>
+      <w:r>
+        <w:rPr>
+          <w:b/>
+        </w:rPr>
+        <w:t xml:space="preserve">Media </w:t>
+      </w:r>
+      <w:r>
+        <w:t>None.</w:t>
+      </w:r>
+    </w:p>
+    <w:p>
+      <w:pPr>
+        <w:spacing w:after="120" w:line="269" w:lineRule="auto"/>
+      </w:pPr>
+      <w:r>
+        <w:rPr>
+          <w:b/>
+        </w:rPr>
+        <w:t xml:space="preserve">User action </w:t>
+      </w:r>
+      <w:r>
+        <w:t>Finish demo.</w:t>
+      </w:r>
+    </w:p>
+    <w:p>
+      <w:pPr>
+        <w:pStyle w:val="Heading1"/>
+      </w:pPr>
+      <w:r>
+        <w:t>Input and movement behavior</w:t>
+      </w:r>
+    </w:p>
+    <w:p>
+      <w:pPr>
+        <w:pStyle w:val="Heading2"/>
+      </w:pPr>
+      <w:r>
+        <w:t>Controller handoff</w:t>
+      </w:r>
+    </w:p>
+    <w:p>
+      <w:r>
+        <w:t>Controller loss must never bind interaction to head or face movement. When a controller is placed down, becomes idle or no longer supplies a valid tracked pose, the system checks for tracked hands. When hands are available, they become the active input and receive a visible outline. If neither controllers nor hands are available, interaction pauses without moving the pointer from head motion.</w:t>
+      </w:r>
+    </w:p>
+    <w:p>
+      <w:pPr>
+        <w:pStyle w:val="Heading2"/>
+      </w:pPr>
+      <w:r>
+        <w:t>Selection and movement</w:t>
       </w:r>
     </w:p>
     <w:tbl>
       <w:tblPr>
         <w:tblW w:type="auto" w:w="0"/>
+        <w:jc w:val="center"/>
         <w:tblLayout w:type="fixed"/>
         <w:tblLook w:firstColumn="1" w:firstRow="1" w:lastColumn="0" w:lastRow="0" w:noHBand="0" w:noVBand="1" w:val="04A0"/>
       </w:tblPr>
       <w:tblGrid>
-        <w:gridCol w:w="9144"/>
-      </w:tblGrid>
-      <w:tr>
-        <w:tc>
-          <w:tcPr>
-            <w:tcW w:type="dxa" w:w="9663"/>
-            <w:vAlign w:val="center"/>
-            <w:shd w:fill="F5F7F4"/>
-            <w:tcBorders>
-              <w:top w:val="single" w:sz="8" w:space="0" w:color="C8D1C9"/>
-              <w:left w:val="single" w:sz="8" w:space="0" w:color="C8D1C9"/>
-              <w:bottom w:val="single" w:sz="8" w:space="0" w:color="C8D1C9"/>
-              <w:right w:val="single" w:sz="8" w:space="0" w:color="C8D1C9"/>
-            </w:tcBorders>
-          </w:tcPr>
-          <w:p>
-            <w:pPr>
-              <w:spacing w:after="40"/>
-            </w:pPr>
-            <w:r>
-              <w:rPr>
-                <w:rFonts w:ascii="Aptos" w:hAnsi="Aptos"/>
-                <w:b/>
-                <w:color w:val="426B4D"/>
-                <w:sz w:val="15"/>
-              </w:rPr>
-              <w:t>A LIVING INTRODUCTION</w:t>
-            </w:r>
-            <w:r>
-              <w:br/>
-            </w:r>
-            <w:r>
-              <w:rPr>
-                <w:rFonts w:ascii="Aptos" w:hAnsi="Aptos"/>
-                <w:b/>
-                <w:color w:val="1D2B23"/>
-                <w:sz w:val="24"/>
-              </w:rPr>
-              <w:t>Welcome to Nourishland</w:t>
-            </w:r>
-          </w:p>
-          <w:p>
-            <w:pPr>
-              <w:spacing w:after="80" w:line="252" w:lineRule="auto"/>
-            </w:pPr>
-            <w:r>
-              <w:rPr>
-                <w:rFonts w:ascii="Aptos" w:hAnsi="Aptos"/>
-                <w:color w:val="1D2B23"/>
-                <w:sz w:val="19"/>
-              </w:rPr>
-              <w:t>A place can hold more than we first see.</w:t>
-            </w:r>
-          </w:p>
-          <w:p>
-            <w:pPr>
-              <w:spacing w:after="80" w:line="252" w:lineRule="auto"/>
-            </w:pPr>
-            <w:r>
-              <w:rPr>
-                <w:rFonts w:ascii="Aptos" w:hAnsi="Aptos"/>
-                <w:color w:val="1D2B23"/>
-                <w:sz w:val="19"/>
-              </w:rPr>
-              <w:t>NourishlandXR connects plants, observations and knowledge to the places they describe.</w:t>
-            </w:r>
-          </w:p>
-          <w:p>
-            <w:pPr>
-              <w:spacing w:after="80" w:line="252" w:lineRule="auto"/>
-            </w:pPr>
-            <w:r>
-              <w:rPr>
-                <w:rFonts w:ascii="Aptos" w:hAnsi="Aptos"/>
-                <w:color w:val="1D2B23"/>
-                <w:sz w:val="19"/>
-              </w:rPr>
-              <w:t>This short journey follows one plant outward into a food forest. The learning cells around you are there to explore whenever you choose.</w:t>
-            </w:r>
-          </w:p>
-        </w:tc>
-      </w:tr>
-    </w:tbl>
-    <w:p>
-      <w:pPr>
-        <w:spacing w:after="20"/>
-      </w:pPr>
-    </w:p>
-    <w:p>
-      <w:pPr>
-        <w:keepNext/>
-        <w:spacing w:before="200" w:after="60"/>
-      </w:pPr>
-      <w:r>
-        <w:rPr>
-          <w:rFonts w:ascii="Aptos" w:hAnsi="Aptos"/>
-          <w:b/>
-          <w:color w:val="426B4D"/>
-          <w:sz w:val="16"/>
-        </w:rPr>
-        <w:t>POST-ANIMATION STATE</w:t>
-      </w:r>
-    </w:p>
-    <w:p>
-      <w:pPr>
-        <w:spacing w:after="120" w:line="259" w:lineRule="auto"/>
-      </w:pPr>
-      <w:r>
-        <w:rPr>
-          <w:rFonts w:ascii="Aptos" w:hAnsi="Aptos"/>
-          <w:i w:val="0"/>
-          <w:color w:val="1D2B23"/>
-          <w:sz w:val="20"/>
-        </w:rPr>
-        <w:t>When the LIM opening completes, the main board title changes to “NourishlandXR”. The copy types and scrolls into view on the original green surface.</w:t>
-      </w:r>
-    </w:p>
-    <w:tbl>
-      <w:tblPr>
-        <w:tblW w:type="auto" w:w="0"/>
-        <w:tblLayout w:type="fixed"/>
-        <w:tblLook w:firstColumn="1" w:firstRow="1" w:lastColumn="0" w:lastRow="0" w:noHBand="0" w:noVBand="1" w:val="04A0"/>
-      </w:tblPr>
-      <w:tblGrid>
-        <w:gridCol w:w="9144"/>
-      </w:tblGrid>
-      <w:tr>
-        <w:tc>
-          <w:tcPr>
-            <w:tcW w:type="dxa" w:w="9663"/>
-            <w:vAlign w:val="center"/>
-            <w:shd w:fill="F5F7F4"/>
-            <w:tcBorders>
-              <w:top w:val="single" w:sz="8" w:space="0" w:color="C8D1C9"/>
-              <w:left w:val="single" w:sz="8" w:space="0" w:color="C8D1C9"/>
-              <w:bottom w:val="single" w:sz="8" w:space="0" w:color="C8D1C9"/>
-              <w:right w:val="single" w:sz="8" w:space="0" w:color="C8D1C9"/>
-            </w:tcBorders>
-          </w:tcPr>
-          <w:p>
-            <w:pPr>
-              <w:spacing w:after="40"/>
-            </w:pPr>
-            <w:r>
-              <w:rPr>
-                <w:rFonts w:ascii="Aptos" w:hAnsi="Aptos"/>
-                <w:b/>
-                <w:color w:val="426B4D"/>
-                <w:sz w:val="15"/>
-              </w:rPr>
-              <w:t>CONTROL PANEL</w:t>
-            </w:r>
-            <w:r>
-              <w:br/>
-            </w:r>
-            <w:r>
-              <w:rPr>
-                <w:rFonts w:ascii="Aptos" w:hAnsi="Aptos"/>
-                <w:b/>
-                <w:color w:val="1D2B23"/>
-                <w:sz w:val="24"/>
-              </w:rPr>
-              <w:t>Start exploring</w:t>
-            </w:r>
-          </w:p>
-          <w:p>
-            <w:pPr>
-              <w:spacing w:after="80" w:line="252" w:lineRule="auto"/>
-            </w:pPr>
-            <w:r>
-              <w:rPr>
-                <w:rFonts w:ascii="Aptos" w:hAnsi="Aptos"/>
-                <w:color w:val="1D2B23"/>
-                <w:sz w:val="19"/>
-              </w:rPr>
-              <w:t>Guidance and selected details appear here as the journey unfolds. The learning cells remain available whenever you want to explore further.</w:t>
-            </w:r>
-          </w:p>
-        </w:tc>
-      </w:tr>
-    </w:tbl>
-    <w:p>
-      <w:pPr>
-        <w:spacing w:after="20"/>
-      </w:pPr>
-    </w:p>
-    <w:p>
-      <w:pPr>
-        <w:spacing w:after="120" w:line="259" w:lineRule="auto"/>
-      </w:pPr>
-      <w:r>
-        <w:rPr>
-          <w:rFonts w:ascii="Aptos" w:hAnsi="Aptos"/>
-          <w:i/>
-          <w:color w:val="657069"/>
-          <w:sz w:val="20"/>
-        </w:rPr>
-        <w:t>Initial guide: “Welcome to Nourishland. The Living Information Mesh is growing into NourishlandXR.”</w:t>
-      </w:r>
-    </w:p>
-    <w:p>
-      <w:pPr>
-        <w:spacing w:after="120" w:line="259" w:lineRule="auto"/>
-      </w:pPr>
-      <w:r>
-        <w:rPr>
-          <w:rFonts w:ascii="Aptos" w:hAnsi="Aptos"/>
-          <w:i/>
-          <w:color w:val="657069"/>
-          <w:sz w:val="20"/>
-        </w:rPr>
-        <w:t>Ready guide: “Press Continue when ready. Activate learning cells in the Control panel whenever you want to explore Vision.”</w:t>
-      </w:r>
-    </w:p>
-    <w:p>
-      <w:pPr>
-        <w:spacing w:after="120" w:line="259" w:lineRule="auto"/>
-      </w:pPr>
-      <w:r>
-        <w:rPr>
-          <w:rFonts w:ascii="Aptos" w:hAnsi="Aptos"/>
-          <w:i/>
-          <w:color w:val="657069"/>
-          <w:sz w:val="20"/>
-        </w:rPr>
-        <w:t>Learning-cell control labels: “Hide learning cells” and “Activate learning cells”.</w:t>
-      </w:r>
-    </w:p>
-    <w:tbl>
-      <w:tblPr>
-        <w:tblW w:type="auto" w:w="0"/>
-        <w:tblLayout w:type="fixed"/>
-        <w:tblLook w:firstColumn="1" w:firstRow="1" w:lastColumn="0" w:lastRow="0" w:noHBand="0" w:noVBand="1" w:val="04A0"/>
-      </w:tblPr>
-      <w:tblGrid>
-        <w:gridCol w:w="9144"/>
-      </w:tblGrid>
-      <w:tr>
-        <w:tc>
-          <w:tcPr>
-            <w:tcW w:type="dxa" w:w="9663"/>
-            <w:vAlign w:val="center"/>
-            <w:shd w:fill="F5F7F4"/>
-            <w:tcBorders>
-              <w:top w:val="single" w:sz="8" w:space="0" w:color="C8D1C9"/>
-              <w:left w:val="single" w:sz="8" w:space="0" w:color="C8D1C9"/>
-              <w:bottom w:val="single" w:sz="8" w:space="0" w:color="C8D1C9"/>
-              <w:right w:val="single" w:sz="8" w:space="0" w:color="C8D1C9"/>
-            </w:tcBorders>
-          </w:tcPr>
-          <w:p>
-            <w:pPr>
-              <w:spacing w:after="40"/>
-            </w:pPr>
-            <w:r>
-              <w:rPr>
-                <w:rFonts w:ascii="Aptos" w:hAnsi="Aptos"/>
-                <w:b/>
-                <w:color w:val="426B4D"/>
-                <w:sz w:val="15"/>
-              </w:rPr>
-              <w:t>OPTIONAL EXPLORATION</w:t>
-            </w:r>
-            <w:r>
-              <w:br/>
-            </w:r>
-            <w:r>
-              <w:rPr>
-                <w:rFonts w:ascii="Aptos" w:hAnsi="Aptos"/>
-                <w:b/>
-                <w:color w:val="1D2B23"/>
-                <w:sz w:val="24"/>
-              </w:rPr>
-              <w:t>Learning cells are active</w:t>
-            </w:r>
-          </w:p>
-          <w:p>
-            <w:pPr>
-              <w:spacing w:after="80" w:line="252" w:lineRule="auto"/>
-            </w:pPr>
-            <w:r>
-              <w:rPr>
-                <w:rFonts w:ascii="Aptos" w:hAnsi="Aptos"/>
-                <w:color w:val="1D2B23"/>
-                <w:sz w:val="19"/>
-              </w:rPr>
-              <w:t>Select the Vision cell to explore four optional learning paths. You can keep using the demo and return to these cells at any time.</w:t>
-            </w:r>
-          </w:p>
-          <w:p>
-            <w:pPr>
-              <w:spacing w:before="40" w:after="0"/>
-            </w:pPr>
-            <w:r>
-              <w:rPr>
-                <w:rFonts w:ascii="Aptos" w:hAnsi="Aptos"/>
-                <w:b/>
-                <w:color w:val="657069"/>
-                <w:sz w:val="15"/>
-              </w:rPr>
-              <w:t xml:space="preserve">GUIDE  </w:t>
-            </w:r>
-            <w:r>
-              <w:rPr>
-                <w:rFonts w:ascii="Aptos" w:hAnsi="Aptos"/>
-                <w:i/>
-                <w:color w:val="657069"/>
-                <w:sz w:val="18"/>
-              </w:rPr>
-              <w:t>Vision selected. Read the Place, Understand Life, Design the Forest and Shape the Outcome are now unfolding around the welcome panel.</w:t>
-            </w:r>
-          </w:p>
-        </w:tc>
-      </w:tr>
-    </w:tbl>
-    <w:p>
-      <w:pPr>
-        <w:spacing w:after="20"/>
-      </w:pPr>
-    </w:p>
-    <w:p>
-      <w:r>
-        <w:br w:type="page"/>
-      </w:r>
-    </w:p>
-    <w:p>
-      <w:pPr>
-        <w:pStyle w:val="Heading1"/>
-      </w:pPr>
-      <w:r>
-        <w:t>4. Narrative introduction</w:t>
-      </w:r>
-    </w:p>
-    <w:p>
-      <w:pPr>
-        <w:spacing w:after="120" w:line="259" w:lineRule="auto"/>
-      </w:pPr>
-      <w:r>
-        <w:rPr>
-          <w:rFonts w:ascii="Aptos" w:hAnsi="Aptos"/>
-          <w:i w:val="0"/>
-          <w:color w:val="1D2B23"/>
-          <w:sz w:val="20"/>
-        </w:rPr>
-        <w:t>These four boards follow the opening. Each remains on the main green instruction surface while the LIM can be explored optionally.</w:t>
-      </w:r>
-    </w:p>
-    <w:tbl>
-      <w:tblPr>
-        <w:tblW w:type="auto" w:w="0"/>
-        <w:tblLayout w:type="fixed"/>
-        <w:tblLook w:firstColumn="1" w:firstRow="1" w:lastColumn="0" w:lastRow="0" w:noHBand="0" w:noVBand="1" w:val="04A0"/>
-      </w:tblPr>
-      <w:tblGrid>
-        <w:gridCol w:w="9144"/>
-      </w:tblGrid>
-      <w:tr>
-        <w:tc>
-          <w:tcPr>
-            <w:tcW w:type="dxa" w:w="9663"/>
-            <w:vAlign w:val="center"/>
-            <w:shd w:fill="F5F7F4"/>
-            <w:tcBorders>
-              <w:top w:val="single" w:sz="8" w:space="0" w:color="C8D1C9"/>
-              <w:left w:val="single" w:sz="8" w:space="0" w:color="C8D1C9"/>
-              <w:bottom w:val="single" w:sz="8" w:space="0" w:color="C8D1C9"/>
-              <w:right w:val="single" w:sz="8" w:space="0" w:color="C8D1C9"/>
-            </w:tcBorders>
-          </w:tcPr>
-          <w:p>
-            <w:pPr>
-              <w:spacing w:after="40"/>
-            </w:pPr>
-            <w:r>
-              <w:rPr>
-                <w:rFonts w:ascii="Aptos" w:hAnsi="Aptos"/>
-                <w:b/>
-                <w:color w:val="426B4D"/>
-                <w:sz w:val="15"/>
-              </w:rPr>
-              <w:t>INTRODUCTION 1 OF 4 · PLACE</w:t>
-            </w:r>
-            <w:r>
-              <w:br/>
-            </w:r>
-            <w:r>
-              <w:rPr>
-                <w:rFonts w:ascii="Aptos" w:hAnsi="Aptos"/>
-                <w:b/>
-                <w:color w:val="1D2B23"/>
-                <w:sz w:val="24"/>
-              </w:rPr>
-              <w:t>A place full of stories</w:t>
-            </w:r>
-          </w:p>
-          <w:p>
-            <w:pPr>
-              <w:spacing w:after="80" w:line="252" w:lineRule="auto"/>
-            </w:pPr>
-            <w:r>
-              <w:rPr>
-                <w:rFonts w:ascii="Aptos" w:hAnsi="Aptos"/>
-                <w:color w:val="1D2B23"/>
-                <w:sz w:val="19"/>
-              </w:rPr>
-              <w:t>Imagine standing in a food forest. Some relationships are easy to see; others become clear when we look closer.</w:t>
-            </w:r>
-          </w:p>
-          <w:p>
-            <w:pPr>
-              <w:spacing w:after="80" w:line="252" w:lineRule="auto"/>
-            </w:pPr>
-            <w:r>
-              <w:rPr>
-                <w:rFonts w:ascii="Aptos" w:hAnsi="Aptos"/>
-                <w:color w:val="1D2B23"/>
-                <w:sz w:val="19"/>
-              </w:rPr>
-              <w:t>Here, what you learn stays connected to the place it describes.</w:t>
-            </w:r>
-          </w:p>
-          <w:p>
-            <w:pPr>
-              <w:spacing w:before="60" w:after="20"/>
-            </w:pPr>
-            <w:r>
-              <w:rPr>
-                <w:rFonts w:ascii="Aptos" w:hAnsi="Aptos"/>
-                <w:b/>
-                <w:color w:val="426B4D"/>
-                <w:sz w:val="15"/>
-              </w:rPr>
-              <w:t xml:space="preserve">ACTION  </w:t>
-            </w:r>
-            <w:r>
-              <w:rPr>
-                <w:rFonts w:ascii="Aptos" w:hAnsi="Aptos"/>
-                <w:b/>
-                <w:color w:val="1D2B23"/>
-                <w:sz w:val="18"/>
-              </w:rPr>
-              <w:t>Continue</w:t>
-            </w:r>
-          </w:p>
-          <w:p>
-            <w:pPr>
-              <w:spacing w:before="40" w:after="0"/>
-            </w:pPr>
-            <w:r>
-              <w:rPr>
-                <w:rFonts w:ascii="Aptos" w:hAnsi="Aptos"/>
-                <w:b/>
-                <w:color w:val="657069"/>
-                <w:sz w:val="15"/>
-              </w:rPr>
-              <w:t xml:space="preserve">GUIDE  </w:t>
-            </w:r>
-            <w:r>
-              <w:rPr>
-                <w:rFonts w:ascii="Aptos" w:hAnsi="Aptos"/>
-                <w:i/>
-                <w:color w:val="657069"/>
-                <w:sz w:val="18"/>
-              </w:rPr>
-              <w:t>Press Continue to see how the stories in this place connect.</w:t>
-            </w:r>
-          </w:p>
-        </w:tc>
-      </w:tr>
-    </w:tbl>
-    <w:p>
-      <w:pPr>
-        <w:spacing w:after="20"/>
-      </w:pPr>
-    </w:p>
-    <w:tbl>
-      <w:tblPr>
-        <w:tblW w:type="auto" w:w="0"/>
-        <w:tblLayout w:type="fixed"/>
-        <w:tblLook w:firstColumn="1" w:firstRow="1" w:lastColumn="0" w:lastRow="0" w:noHBand="0" w:noVBand="1" w:val="04A0"/>
-      </w:tblPr>
-      <w:tblGrid>
-        <w:gridCol w:w="9144"/>
-      </w:tblGrid>
-      <w:tr>
-        <w:tc>
-          <w:tcPr>
-            <w:tcW w:type="dxa" w:w="9663"/>
-            <w:vAlign w:val="center"/>
-            <w:shd w:fill="F5F7F4"/>
-            <w:tcBorders>
-              <w:top w:val="single" w:sz="8" w:space="0" w:color="C8D1C9"/>
-              <w:left w:val="single" w:sz="8" w:space="0" w:color="C8D1C9"/>
-              <w:bottom w:val="single" w:sz="8" w:space="0" w:color="C8D1C9"/>
-              <w:right w:val="single" w:sz="8" w:space="0" w:color="C8D1C9"/>
-            </w:tcBorders>
-          </w:tcPr>
-          <w:p>
-            <w:pPr>
-              <w:spacing w:after="40"/>
-            </w:pPr>
-            <w:r>
-              <w:rPr>
-                <w:rFonts w:ascii="Aptos" w:hAnsi="Aptos"/>
-                <w:b/>
-                <w:color w:val="426B4D"/>
-                <w:sz w:val="15"/>
-              </w:rPr>
-              <w:t>INTRODUCTION 2 OF 4 · CONNECTIONS</w:t>
-            </w:r>
-            <w:r>
-              <w:br/>
-            </w:r>
-            <w:r>
-              <w:rPr>
-                <w:rFonts w:ascii="Aptos" w:hAnsi="Aptos"/>
-                <w:b/>
-                <w:color w:val="1D2B23"/>
-                <w:sz w:val="24"/>
-              </w:rPr>
-              <w:t>Connections begin to appear</w:t>
-            </w:r>
-          </w:p>
-          <w:p>
-            <w:pPr>
-              <w:spacing w:after="80" w:line="252" w:lineRule="auto"/>
-            </w:pPr>
-            <w:r>
-              <w:rPr>
-                <w:rFonts w:ascii="Aptos" w:hAnsi="Aptos"/>
-                <w:color w:val="1D2B23"/>
-                <w:sz w:val="19"/>
-              </w:rPr>
-              <w:t>The floating learning cells connect questions about place, plants, life and design.</w:t>
-            </w:r>
-          </w:p>
-          <w:p>
-            <w:pPr>
-              <w:spacing w:after="80" w:line="252" w:lineRule="auto"/>
-            </w:pPr>
-            <w:r>
-              <w:rPr>
-                <w:rFonts w:ascii="Aptos" w:hAnsi="Aptos"/>
-                <w:color w:val="1D2B23"/>
-                <w:sz w:val="19"/>
-              </w:rPr>
-              <w:t>They offer ways to explore. You can follow a connection now or return to these cells later.</w:t>
-            </w:r>
-          </w:p>
-          <w:p>
-            <w:pPr>
-              <w:spacing w:before="60" w:after="20"/>
-            </w:pPr>
-            <w:r>
-              <w:rPr>
-                <w:rFonts w:ascii="Aptos" w:hAnsi="Aptos"/>
-                <w:b/>
-                <w:color w:val="426B4D"/>
-                <w:sz w:val="15"/>
-              </w:rPr>
-              <w:t xml:space="preserve">ACTION  </w:t>
-            </w:r>
-            <w:r>
-              <w:rPr>
-                <w:rFonts w:ascii="Aptos" w:hAnsi="Aptos"/>
-                <w:b/>
-                <w:color w:val="1D2B23"/>
-                <w:sz w:val="18"/>
-              </w:rPr>
-              <w:t>Continue</w:t>
-            </w:r>
-          </w:p>
-          <w:p>
-            <w:pPr>
-              <w:spacing w:before="40" w:after="0"/>
-            </w:pPr>
-            <w:r>
-              <w:rPr>
-                <w:rFonts w:ascii="Aptos" w:hAnsi="Aptos"/>
-                <w:b/>
-                <w:color w:val="657069"/>
-                <w:sz w:val="15"/>
-              </w:rPr>
-              <w:t xml:space="preserve">GUIDE  </w:t>
-            </w:r>
-            <w:r>
-              <w:rPr>
-                <w:rFonts w:ascii="Aptos" w:hAnsi="Aptos"/>
-                <w:i/>
-                <w:color w:val="657069"/>
-                <w:sz w:val="18"/>
-              </w:rPr>
-              <w:t>Explore a learning cell if you wish, or press Continue to follow the story.</w:t>
-            </w:r>
-          </w:p>
-        </w:tc>
-      </w:tr>
-    </w:tbl>
-    <w:p>
-      <w:pPr>
-        <w:spacing w:after="20"/>
-      </w:pPr>
-    </w:p>
-    <w:tbl>
-      <w:tblPr>
-        <w:tblW w:type="auto" w:w="0"/>
-        <w:tblLayout w:type="fixed"/>
-        <w:tblLook w:firstColumn="1" w:firstRow="1" w:lastColumn="0" w:lastRow="0" w:noHBand="0" w:noVBand="1" w:val="04A0"/>
-      </w:tblPr>
-      <w:tblGrid>
-        <w:gridCol w:w="9144"/>
-      </w:tblGrid>
-      <w:tr>
-        <w:tc>
-          <w:tcPr>
-            <w:tcW w:type="dxa" w:w="9663"/>
-            <w:vAlign w:val="center"/>
-            <w:shd w:fill="F5F7F4"/>
-            <w:tcBorders>
-              <w:top w:val="single" w:sz="8" w:space="0" w:color="C8D1C9"/>
-              <w:left w:val="single" w:sz="8" w:space="0" w:color="C8D1C9"/>
-              <w:bottom w:val="single" w:sz="8" w:space="0" w:color="C8D1C9"/>
-              <w:right w:val="single" w:sz="8" w:space="0" w:color="C8D1C9"/>
-            </w:tcBorders>
-          </w:tcPr>
-          <w:p>
-            <w:pPr>
-              <w:spacing w:after="40"/>
-            </w:pPr>
-            <w:r>
-              <w:rPr>
-                <w:rFonts w:ascii="Aptos" w:hAnsi="Aptos"/>
-                <w:b/>
-                <w:color w:val="426B4D"/>
-                <w:sz w:val="15"/>
-              </w:rPr>
-              <w:t>INTRODUCTION 3 OF 4 · KNOWLEDGE</w:t>
-            </w:r>
-            <w:r>
-              <w:br/>
-            </w:r>
-            <w:r>
-              <w:rPr>
-                <w:rFonts w:ascii="Aptos" w:hAnsi="Aptos"/>
-                <w:b/>
-                <w:color w:val="1D2B23"/>
-                <w:sz w:val="24"/>
-              </w:rPr>
-              <w:t>Knowledge belongs to a place</w:t>
-            </w:r>
-          </w:p>
-          <w:p>
-            <w:pPr>
-              <w:spacing w:after="80" w:line="252" w:lineRule="auto"/>
-            </w:pPr>
-            <w:r>
-              <w:rPr>
-                <w:rFonts w:ascii="Aptos" w:hAnsi="Aptos"/>
-                <w:color w:val="1D2B23"/>
-                <w:sz w:val="19"/>
-              </w:rPr>
-              <w:t>An idea becomes more useful when it connects to a particular plant and the place where it grows.</w:t>
-            </w:r>
-          </w:p>
-          <w:p>
-            <w:pPr>
-              <w:spacing w:after="80" w:line="252" w:lineRule="auto"/>
-            </w:pPr>
-            <w:r>
-              <w:rPr>
-                <w:rFonts w:ascii="Aptos" w:hAnsi="Aptos"/>
-                <w:color w:val="1D2B23"/>
-                <w:sz w:val="19"/>
-              </w:rPr>
-              <w:t>A Plant orb gives one plant a location in the scene and opens its profile there.</w:t>
-            </w:r>
-          </w:p>
-          <w:p>
-            <w:pPr>
-              <w:spacing w:before="60" w:after="20"/>
-            </w:pPr>
-            <w:r>
-              <w:rPr>
-                <w:rFonts w:ascii="Aptos" w:hAnsi="Aptos"/>
-                <w:b/>
-                <w:color w:val="426B4D"/>
-                <w:sz w:val="15"/>
-              </w:rPr>
-              <w:t xml:space="preserve">ACTION  </w:t>
-            </w:r>
-            <w:r>
-              <w:rPr>
-                <w:rFonts w:ascii="Aptos" w:hAnsi="Aptos"/>
-                <w:b/>
-                <w:color w:val="1D2B23"/>
-                <w:sz w:val="18"/>
-              </w:rPr>
-              <w:t>Continue</w:t>
-            </w:r>
-          </w:p>
-          <w:p>
-            <w:pPr>
-              <w:spacing w:before="40" w:after="0"/>
-            </w:pPr>
-            <w:r>
-              <w:rPr>
-                <w:rFonts w:ascii="Aptos" w:hAnsi="Aptos"/>
-                <w:b/>
-                <w:color w:val="657069"/>
-                <w:sz w:val="15"/>
-              </w:rPr>
-              <w:t xml:space="preserve">GUIDE  </w:t>
-            </w:r>
-            <w:r>
-              <w:rPr>
-                <w:rFonts w:ascii="Aptos" w:hAnsi="Aptos"/>
-                <w:i/>
-                <w:color w:val="657069"/>
-                <w:sz w:val="18"/>
-              </w:rPr>
-              <w:t>Press Continue to meet the first plant in this place.</w:t>
-            </w:r>
-          </w:p>
-        </w:tc>
-      </w:tr>
-    </w:tbl>
-    <w:p>
-      <w:pPr>
-        <w:spacing w:after="20"/>
-      </w:pPr>
-    </w:p>
-    <w:tbl>
-      <w:tblPr>
-        <w:tblW w:type="auto" w:w="0"/>
-        <w:tblLayout w:type="fixed"/>
-        <w:tblLook w:firstColumn="1" w:firstRow="1" w:lastColumn="0" w:lastRow="0" w:noHBand="0" w:noVBand="1" w:val="04A0"/>
-      </w:tblPr>
-      <w:tblGrid>
-        <w:gridCol w:w="9144"/>
-      </w:tblGrid>
-      <w:tr>
-        <w:tc>
-          <w:tcPr>
-            <w:tcW w:type="dxa" w:w="9663"/>
-            <w:vAlign w:val="center"/>
-            <w:shd w:fill="F5F7F4"/>
-            <w:tcBorders>
-              <w:top w:val="single" w:sz="8" w:space="0" w:color="C8D1C9"/>
-              <w:left w:val="single" w:sz="8" w:space="0" w:color="C8D1C9"/>
-              <w:bottom w:val="single" w:sz="8" w:space="0" w:color="C8D1C9"/>
-              <w:right w:val="single" w:sz="8" w:space="0" w:color="C8D1C9"/>
-            </w:tcBorders>
-          </w:tcPr>
-          <w:p>
-            <w:pPr>
-              <w:spacing w:after="40"/>
-            </w:pPr>
-            <w:r>
-              <w:rPr>
-                <w:rFonts w:ascii="Aptos" w:hAnsi="Aptos"/>
-                <w:b/>
-                <w:color w:val="426B4D"/>
-                <w:sz w:val="15"/>
-              </w:rPr>
-              <w:t>INTRODUCTION 4 OF 4 · PIGEON PEA</w:t>
-            </w:r>
-            <w:r>
-              <w:br/>
-            </w:r>
-            <w:r>
-              <w:rPr>
-                <w:rFonts w:ascii="Aptos" w:hAnsi="Aptos"/>
-                <w:b/>
-                <w:color w:val="1D2B23"/>
-                <w:sz w:val="24"/>
-              </w:rPr>
-              <w:t>Begin with Pigeon Pea</w:t>
-            </w:r>
-          </w:p>
-          <w:p>
-            <w:pPr>
-              <w:spacing w:after="80" w:line="252" w:lineRule="auto"/>
-            </w:pPr>
-            <w:r>
-              <w:rPr>
-                <w:rFonts w:ascii="Aptos" w:hAnsi="Aptos"/>
-                <w:color w:val="1D2B23"/>
-                <w:sz w:val="19"/>
-              </w:rPr>
-              <w:t>Pigeon Pea is our first example. Its profile brings together the plant’s roles, growing needs and uses.</w:t>
-            </w:r>
-          </w:p>
-          <w:p>
-            <w:pPr>
-              <w:spacing w:after="80" w:line="252" w:lineRule="auto"/>
-            </w:pPr>
-            <w:r>
-              <w:rPr>
-                <w:rFonts w:ascii="Aptos" w:hAnsi="Aptos"/>
-                <w:color w:val="1D2B23"/>
-                <w:sz w:val="19"/>
-              </w:rPr>
-              <w:t>Giving its orb a place in the scene lets us explore that knowledge where the plant belongs.</w:t>
-            </w:r>
-          </w:p>
-          <w:p>
-            <w:pPr>
-              <w:spacing w:before="60" w:after="20"/>
-            </w:pPr>
-            <w:r>
-              <w:rPr>
-                <w:rFonts w:ascii="Aptos" w:hAnsi="Aptos"/>
-                <w:b/>
-                <w:color w:val="426B4D"/>
-                <w:sz w:val="15"/>
-              </w:rPr>
-              <w:t xml:space="preserve">ACTION  </w:t>
-            </w:r>
-            <w:r>
-              <w:rPr>
-                <w:rFonts w:ascii="Aptos" w:hAnsi="Aptos"/>
-                <w:b/>
-                <w:color w:val="1D2B23"/>
-                <w:sz w:val="18"/>
-              </w:rPr>
-              <w:t>Place Pigeon Pea</w:t>
-            </w:r>
-          </w:p>
-          <w:p>
-            <w:pPr>
-              <w:spacing w:before="40" w:after="0"/>
-            </w:pPr>
-            <w:r>
-              <w:rPr>
-                <w:rFonts w:ascii="Aptos" w:hAnsi="Aptos"/>
-                <w:b/>
-                <w:color w:val="657069"/>
-                <w:sz w:val="15"/>
-              </w:rPr>
-              <w:t xml:space="preserve">GUIDE  </w:t>
-            </w:r>
-            <w:r>
-              <w:rPr>
-                <w:rFonts w:ascii="Aptos" w:hAnsi="Aptos"/>
-                <w:i/>
-                <w:color w:val="657069"/>
-                <w:sz w:val="18"/>
-              </w:rPr>
-              <w:t>Press Place Pigeon Pea, then use the visible aiming circle to choose its spot.</w:t>
-            </w:r>
-          </w:p>
-        </w:tc>
-      </w:tr>
-    </w:tbl>
-    <w:p>
-      <w:pPr>
-        <w:spacing w:after="20"/>
-      </w:pPr>
-    </w:p>
-    <w:p>
-      <w:r>
-        <w:br w:type="page"/>
-      </w:r>
-    </w:p>
-    <w:p>
-      <w:pPr>
-        <w:pStyle w:val="Heading1"/>
-      </w:pPr>
-      <w:r>
-        <w:t>5. Pigeon Pea journey</w:t>
-      </w:r>
-    </w:p>
-    <w:tbl>
-      <w:tblPr>
-        <w:tblW w:type="auto" w:w="0"/>
-        <w:tblLayout w:type="fixed"/>
-        <w:tblLook w:firstColumn="1" w:firstRow="1" w:lastColumn="0" w:lastRow="0" w:noHBand="0" w:noVBand="1" w:val="04A0"/>
-      </w:tblPr>
-      <w:tblGrid>
-        <w:gridCol w:w="9144"/>
-      </w:tblGrid>
-      <w:tr>
-        <w:tc>
-          <w:tcPr>
-            <w:tcW w:type="dxa" w:w="9663"/>
-            <w:vAlign w:val="center"/>
-            <w:shd w:fill="F5F7F4"/>
-            <w:tcBorders>
-              <w:top w:val="single" w:sz="8" w:space="0" w:color="C8D1C9"/>
-              <w:left w:val="single" w:sz="8" w:space="0" w:color="C8D1C9"/>
-              <w:bottom w:val="single" w:sz="8" w:space="0" w:color="C8D1C9"/>
-              <w:right w:val="single" w:sz="8" w:space="0" w:color="C8D1C9"/>
-            </w:tcBorders>
-          </w:tcPr>
-          <w:p>
-            <w:pPr>
-              <w:spacing w:after="40"/>
-            </w:pPr>
-            <w:r>
-              <w:rPr>
-                <w:rFonts w:ascii="Aptos" w:hAnsi="Aptos"/>
-                <w:b/>
-                <w:color w:val="1D2B23"/>
-                <w:sz w:val="24"/>
-              </w:rPr>
-              <w:t>A plant story in this place</w:t>
-            </w:r>
-          </w:p>
-          <w:p>
-            <w:pPr>
-              <w:spacing w:after="80" w:line="252" w:lineRule="auto"/>
-            </w:pPr>
-            <w:r>
-              <w:rPr>
-                <w:rFonts w:ascii="Aptos" w:hAnsi="Aptos"/>
-                <w:color w:val="1D2B23"/>
-                <w:sz w:val="19"/>
-              </w:rPr>
-              <w:t>A Plant orb gives a plant’s profile a location in the scene.</w:t>
-            </w:r>
-          </w:p>
-          <w:p>
-            <w:pPr>
-              <w:spacing w:after="80" w:line="252" w:lineRule="auto"/>
-            </w:pPr>
-            <w:r>
-              <w:rPr>
-                <w:rFonts w:ascii="Aptos" w:hAnsi="Aptos"/>
-                <w:color w:val="1D2B23"/>
-                <w:sz w:val="19"/>
-              </w:rPr>
-              <w:t>Pigeon Pea will be our first example.</w:t>
-            </w:r>
-          </w:p>
-          <w:p>
-            <w:pPr>
-              <w:spacing w:before="60" w:after="20"/>
-            </w:pPr>
-            <w:r>
-              <w:rPr>
-                <w:rFonts w:ascii="Aptos" w:hAnsi="Aptos"/>
-                <w:b/>
-                <w:color w:val="426B4D"/>
-                <w:sz w:val="15"/>
-              </w:rPr>
-              <w:t xml:space="preserve">ACTION  </w:t>
-            </w:r>
-            <w:r>
-              <w:rPr>
-                <w:rFonts w:ascii="Aptos" w:hAnsi="Aptos"/>
-                <w:b/>
-                <w:color w:val="1D2B23"/>
-                <w:sz w:val="18"/>
-              </w:rPr>
-              <w:t>Continue</w:t>
-            </w:r>
-          </w:p>
-        </w:tc>
-      </w:tr>
-    </w:tbl>
-    <w:p>
-      <w:pPr>
-        <w:spacing w:after="20"/>
-      </w:pPr>
-    </w:p>
-    <w:tbl>
-      <w:tblPr>
-        <w:tblW w:type="auto" w:w="0"/>
-        <w:tblLayout w:type="fixed"/>
-        <w:tblLook w:firstColumn="1" w:firstRow="1" w:lastColumn="0" w:lastRow="0" w:noHBand="0" w:noVBand="1" w:val="04A0"/>
-      </w:tblPr>
-      <w:tblGrid>
-        <w:gridCol w:w="9144"/>
-      </w:tblGrid>
-      <w:tr>
-        <w:tc>
-          <w:tcPr>
-            <w:tcW w:type="dxa" w:w="9663"/>
-            <w:vAlign w:val="center"/>
-            <w:shd w:fill="F5F7F4"/>
-            <w:tcBorders>
-              <w:top w:val="single" w:sz="8" w:space="0" w:color="C8D1C9"/>
-              <w:left w:val="single" w:sz="8" w:space="0" w:color="C8D1C9"/>
-              <w:bottom w:val="single" w:sz="8" w:space="0" w:color="C8D1C9"/>
-              <w:right w:val="single" w:sz="8" w:space="0" w:color="C8D1C9"/>
-            </w:tcBorders>
-          </w:tcPr>
-          <w:p>
-            <w:pPr>
-              <w:spacing w:after="40"/>
-            </w:pPr>
-            <w:r>
-              <w:rPr>
-                <w:rFonts w:ascii="Aptos" w:hAnsi="Aptos"/>
-                <w:b/>
-                <w:color w:val="1D2B23"/>
-                <w:sz w:val="24"/>
-              </w:rPr>
-              <w:t>Place Pigeon Pea</w:t>
-            </w:r>
-          </w:p>
-          <w:p>
-            <w:pPr>
-              <w:spacing w:after="80" w:line="252" w:lineRule="auto"/>
-            </w:pPr>
-            <w:r>
-              <w:rPr>
-                <w:rFonts w:ascii="Aptos" w:hAnsi="Aptos"/>
-                <w:color w:val="1D2B23"/>
-                <w:sz w:val="19"/>
-              </w:rPr>
-              <w:t>This spot will anchor Pigeon Pea’s profile in the scene.</w:t>
-            </w:r>
-          </w:p>
-          <w:p>
-            <w:pPr>
-              <w:spacing w:before="40" w:after="0"/>
-            </w:pPr>
-            <w:r>
-              <w:rPr>
-                <w:rFonts w:ascii="Aptos" w:hAnsi="Aptos"/>
-                <w:b/>
-                <w:color w:val="657069"/>
-                <w:sz w:val="15"/>
-              </w:rPr>
-              <w:t xml:space="preserve">GUIDE  </w:t>
-            </w:r>
-            <w:r>
-              <w:rPr>
-                <w:rFonts w:ascii="Aptos" w:hAnsi="Aptos"/>
-                <w:i/>
-                <w:color w:val="657069"/>
-                <w:sz w:val="18"/>
-              </w:rPr>
-              <w:t>Press the visible aiming circle to place Pigeon Pea.</w:t>
-            </w:r>
-          </w:p>
-        </w:tc>
-      </w:tr>
-    </w:tbl>
-    <w:p>
-      <w:pPr>
-        <w:spacing w:after="20"/>
-      </w:pPr>
-    </w:p>
-    <w:tbl>
-      <w:tblPr>
-        <w:tblW w:type="auto" w:w="0"/>
-        <w:tblLayout w:type="fixed"/>
-        <w:tblLook w:firstColumn="1" w:firstRow="1" w:lastColumn="0" w:lastRow="0" w:noHBand="0" w:noVBand="1" w:val="04A0"/>
-      </w:tblPr>
-      <w:tblGrid>
-        <w:gridCol w:w="9144"/>
-      </w:tblGrid>
-      <w:tr>
-        <w:tc>
-          <w:tcPr>
-            <w:tcW w:type="dxa" w:w="9663"/>
-            <w:vAlign w:val="center"/>
-            <w:shd w:fill="F5F7F4"/>
-            <w:tcBorders>
-              <w:top w:val="single" w:sz="8" w:space="0" w:color="C8D1C9"/>
-              <w:left w:val="single" w:sz="8" w:space="0" w:color="C8D1C9"/>
-              <w:bottom w:val="single" w:sz="8" w:space="0" w:color="C8D1C9"/>
-              <w:right w:val="single" w:sz="8" w:space="0" w:color="C8D1C9"/>
-            </w:tcBorders>
-          </w:tcPr>
-          <w:p>
-            <w:pPr>
-              <w:spacing w:after="40"/>
-            </w:pPr>
-            <w:r>
-              <w:rPr>
-                <w:rFonts w:ascii="Aptos" w:hAnsi="Aptos"/>
-                <w:b/>
-                <w:color w:val="1D2B23"/>
-                <w:sz w:val="24"/>
-              </w:rPr>
-              <w:t>A story anchored here</w:t>
-            </w:r>
-          </w:p>
-          <w:p>
-            <w:pPr>
-              <w:spacing w:after="80" w:line="252" w:lineRule="auto"/>
-            </w:pPr>
-            <w:r>
-              <w:rPr>
-                <w:rFonts w:ascii="Aptos" w:hAnsi="Aptos"/>
-                <w:color w:val="1D2B23"/>
-                <w:sz w:val="19"/>
-              </w:rPr>
-              <w:t>Pigeon Pea now has a place in the scene. Its orb opens a profile of the plant’s roles, care and uses.</w:t>
-            </w:r>
-          </w:p>
-          <w:p>
-            <w:pPr>
-              <w:spacing w:after="80" w:line="252" w:lineRule="auto"/>
-            </w:pPr>
-            <w:r>
-              <w:rPr>
-                <w:rFonts w:ascii="Aptos" w:hAnsi="Aptos"/>
-                <w:color w:val="1D2B23"/>
-                <w:sz w:val="19"/>
-              </w:rPr>
-              <w:t>The Control panel holds the detail as you explore connected topics.</w:t>
-            </w:r>
-          </w:p>
-          <w:p>
-            <w:pPr>
-              <w:spacing w:after="80" w:line="252" w:lineRule="auto"/>
-            </w:pPr>
-            <w:r>
-              <w:rPr>
-                <w:rFonts w:ascii="Aptos" w:hAnsi="Aptos"/>
-                <w:color w:val="1D2B23"/>
-                <w:sz w:val="19"/>
-              </w:rPr>
-              <w:t>The orb can be moved later if its position needs adjusting.</w:t>
-            </w:r>
-          </w:p>
-          <w:p>
-            <w:pPr>
-              <w:spacing w:before="60" w:after="20"/>
-            </w:pPr>
-            <w:r>
-              <w:rPr>
-                <w:rFonts w:ascii="Aptos" w:hAnsi="Aptos"/>
-                <w:b/>
-                <w:color w:val="426B4D"/>
-                <w:sz w:val="15"/>
-              </w:rPr>
-              <w:t xml:space="preserve">ACTION  </w:t>
-            </w:r>
-            <w:r>
-              <w:rPr>
-                <w:rFonts w:ascii="Aptos" w:hAnsi="Aptos"/>
-                <w:b/>
-                <w:color w:val="1D2B23"/>
-                <w:sz w:val="18"/>
-              </w:rPr>
-              <w:t>Continue</w:t>
-            </w:r>
-          </w:p>
-        </w:tc>
-      </w:tr>
-    </w:tbl>
-    <w:p>
-      <w:pPr>
-        <w:spacing w:after="20"/>
-      </w:pPr>
-    </w:p>
-    <w:tbl>
-      <w:tblPr>
-        <w:tblW w:type="auto" w:w="0"/>
-        <w:tblLayout w:type="fixed"/>
-        <w:tblLook w:firstColumn="1" w:firstRow="1" w:lastColumn="0" w:lastRow="0" w:noHBand="0" w:noVBand="1" w:val="04A0"/>
-      </w:tblPr>
-      <w:tblGrid>
-        <w:gridCol w:w="9144"/>
-      </w:tblGrid>
-      <w:tr>
-        <w:tc>
-          <w:tcPr>
-            <w:tcW w:type="dxa" w:w="9663"/>
-            <w:vAlign w:val="center"/>
-            <w:shd w:fill="F5F7F4"/>
-            <w:tcBorders>
-              <w:top w:val="single" w:sz="8" w:space="0" w:color="C8D1C9"/>
-              <w:left w:val="single" w:sz="8" w:space="0" w:color="C8D1C9"/>
-              <w:bottom w:val="single" w:sz="8" w:space="0" w:color="C8D1C9"/>
-              <w:right w:val="single" w:sz="8" w:space="0" w:color="C8D1C9"/>
-            </w:tcBorders>
-          </w:tcPr>
-          <w:p>
-            <w:pPr>
-              <w:spacing w:after="40"/>
-            </w:pPr>
-            <w:r>
-              <w:rPr>
-                <w:rFonts w:ascii="Aptos" w:hAnsi="Aptos"/>
-                <w:b/>
-                <w:color w:val="1D2B23"/>
-                <w:sz w:val="24"/>
-              </w:rPr>
-              <w:t>Plant Information Mesh</w:t>
-            </w:r>
-          </w:p>
-          <w:p>
-            <w:pPr>
-              <w:spacing w:after="80" w:line="252" w:lineRule="auto"/>
-            </w:pPr>
-            <w:r>
-              <w:rPr>
-                <w:rFonts w:ascii="Aptos" w:hAnsi="Aptos"/>
-                <w:color w:val="1D2B23"/>
-                <w:sz w:val="19"/>
-              </w:rPr>
-              <w:t>The Pigeon Pea orb is now open. Select a cell to expand its connected knowledge. Use the round Continue trigger at the bottom centre after you have explored the Plant Information Mesh.</w:t>
-            </w:r>
-          </w:p>
-          <w:p>
-            <w:pPr>
-              <w:spacing w:before="60" w:after="20"/>
-            </w:pPr>
-            <w:r>
-              <w:rPr>
-                <w:rFonts w:ascii="Aptos" w:hAnsi="Aptos"/>
-                <w:b/>
-                <w:color w:val="426B4D"/>
-                <w:sz w:val="15"/>
-              </w:rPr>
-              <w:t xml:space="preserve">ACTION  </w:t>
-            </w:r>
-            <w:r>
-              <w:rPr>
-                <w:rFonts w:ascii="Aptos" w:hAnsi="Aptos"/>
-                <w:b/>
-                <w:color w:val="1D2B23"/>
-                <w:sz w:val="18"/>
-              </w:rPr>
-              <w:t>Continue</w:t>
-            </w:r>
-          </w:p>
-          <w:p>
-            <w:pPr>
-              <w:spacing w:before="40" w:after="0"/>
-            </w:pPr>
-            <w:r>
-              <w:rPr>
-                <w:rFonts w:ascii="Aptos" w:hAnsi="Aptos"/>
-                <w:b/>
-                <w:color w:val="657069"/>
-                <w:sz w:val="15"/>
-              </w:rPr>
-              <w:t xml:space="preserve">GUIDE  </w:t>
-            </w:r>
-            <w:r>
-              <w:rPr>
-                <w:rFonts w:ascii="Aptos" w:hAnsi="Aptos"/>
-                <w:i/>
-                <w:color w:val="657069"/>
-                <w:sz w:val="18"/>
-              </w:rPr>
-              <w:t>Explore a plant cell, then press the round Continue trigger at the bottom centre.</w:t>
-            </w:r>
-          </w:p>
-        </w:tc>
-      </w:tr>
-    </w:tbl>
-    <w:p>
-      <w:pPr>
-        <w:spacing w:after="20"/>
-      </w:pPr>
-    </w:p>
-    <w:p>
-      <w:pPr>
-        <w:keepNext/>
-        <w:spacing w:before="200" w:after="60"/>
-      </w:pPr>
-      <w:r>
-        <w:rPr>
-          <w:rFonts w:ascii="Aptos" w:hAnsi="Aptos"/>
-          <w:b/>
-          <w:color w:val="426B4D"/>
-          <w:sz w:val="16"/>
-        </w:rPr>
-        <w:t>PLANT IDENTITY</w:t>
-      </w:r>
-    </w:p>
-    <w:tbl>
-      <w:tblPr>
-        <w:tblW w:type="auto" w:w="0"/>
-        <w:tblLayout w:type="fixed"/>
-        <w:tblLook w:firstColumn="1" w:firstRow="1" w:lastColumn="0" w:lastRow="0" w:noHBand="0" w:noVBand="1" w:val="04A0"/>
-      </w:tblPr>
-      <w:tblGrid>
-        <w:gridCol w:w="2880"/>
-        <w:gridCol w:w="6264"/>
+        <w:gridCol w:w="3293"/>
+        <w:gridCol w:w="3293"/>
+        <w:gridCol w:w="3293"/>
       </w:tblGrid>
       <w:tr>
         <w:trPr>
@@ -2317,403 +1731,229 @@
         </w:trPr>
         <w:tc>
           <w:tcPr>
-            <w:tcW w:type="dxa" w:w="4831"/>
-            <w:shd w:fill="426B4D"/>
-            <w:tcBorders>
-              <w:top w:val="single" w:sz="5" w:space="0" w:color="C8D1C9"/>
-              <w:left w:val="single" w:sz="5" w:space="0" w:color="C8D1C9"/>
-              <w:bottom w:val="single" w:sz="5" w:space="0" w:color="C8D1C9"/>
-              <w:right w:val="single" w:sz="5" w:space="0" w:color="C8D1C9"/>
-            </w:tcBorders>
+            <w:tcW w:type="dxa" w:w="2232"/>
+            <w:shd w:fill="30343B"/>
+            <w:tcMar>
+              <w:top w:w="120" w:type="dxa"/>
+              <w:start w:w="150" w:type="dxa"/>
+              <w:bottom w:w="120" w:type="dxa"/>
+              <w:end w:w="150" w:type="dxa"/>
+            </w:tcMar>
             <w:vAlign w:val="center"/>
           </w:tcPr>
           <w:p>
             <w:r>
               <w:rPr>
-                <w:rFonts w:ascii="Aptos" w:hAnsi="Aptos"/>
                 <w:b/>
                 <w:color w:val="FFFFFF"/>
-                <w:sz w:val="17"/>
               </w:rPr>
-              <w:t>Field</w:t>
+              <w:t>Object</w:t>
             </w:r>
           </w:p>
         </w:tc>
         <w:tc>
           <w:tcPr>
-            <w:tcW w:type="dxa" w:w="4831"/>
-            <w:shd w:fill="426B4D"/>
-            <w:tcBorders>
-              <w:top w:val="single" w:sz="5" w:space="0" w:color="C8D1C9"/>
-              <w:left w:val="single" w:sz="5" w:space="0" w:color="C8D1C9"/>
-              <w:bottom w:val="single" w:sz="5" w:space="0" w:color="C8D1C9"/>
-              <w:right w:val="single" w:sz="5" w:space="0" w:color="C8D1C9"/>
-            </w:tcBorders>
+            <w:tcW w:type="dxa" w:w="2952"/>
+            <w:shd w:fill="30343B"/>
+            <w:tcMar>
+              <w:top w:w="120" w:type="dxa"/>
+              <w:start w:w="150" w:type="dxa"/>
+              <w:bottom w:w="120" w:type="dxa"/>
+              <w:end w:w="150" w:type="dxa"/>
+            </w:tcMar>
             <w:vAlign w:val="center"/>
           </w:tcPr>
           <w:p>
             <w:r>
               <w:rPr>
-                <w:rFonts w:ascii="Aptos" w:hAnsi="Aptos"/>
                 <w:b/>
                 <w:color w:val="FFFFFF"/>
-                <w:sz w:val="17"/>
               </w:rPr>
-              <w:t>Implemented content</w:t>
+              <w:t>Selected state</w:t>
+            </w:r>
+          </w:p>
+        </w:tc>
+        <w:tc>
+          <w:tcPr>
+            <w:tcW w:type="dxa" w:w="4464"/>
+            <w:shd w:fill="30343B"/>
+            <w:tcMar>
+              <w:top w:w="120" w:type="dxa"/>
+              <w:start w:w="150" w:type="dxa"/>
+              <w:bottom w:w="120" w:type="dxa"/>
+              <w:end w:w="150" w:type="dxa"/>
+            </w:tcMar>
+            <w:vAlign w:val="center"/>
+          </w:tcPr>
+          <w:p>
+            <w:r>
+              <w:rPr>
+                <w:b/>
+                <w:color w:val="FFFFFF"/>
+              </w:rPr>
+              <w:t>Movement</w:t>
             </w:r>
           </w:p>
         </w:tc>
       </w:tr>
       <w:tr>
-        <w:trPr>
-          <w:cantSplit/>
-        </w:trPr>
         <w:tc>
           <w:tcPr>
-            <w:tcW w:type="dxa" w:w="2880"/>
-            <w:shd w:fill="F5F7F4"/>
-            <w:tcBorders>
-              <w:top w:val="single" w:sz="5" w:space="0" w:color="C8D1C9"/>
-              <w:left w:val="single" w:sz="5" w:space="0" w:color="C8D1C9"/>
-              <w:bottom w:val="single" w:sz="5" w:space="0" w:color="C8D1C9"/>
-              <w:right w:val="single" w:sz="5" w:space="0" w:color="C8D1C9"/>
-            </w:tcBorders>
+            <w:tcW w:type="dxa" w:w="2232"/>
+            <w:tcMar>
+              <w:top w:w="120" w:type="dxa"/>
+              <w:start w:w="150" w:type="dxa"/>
+              <w:bottom w:w="120" w:type="dxa"/>
+              <w:end w:w="150" w:type="dxa"/>
+            </w:tcMar>
             <w:vAlign w:val="center"/>
           </w:tcPr>
           <w:p>
-            <w:pPr>
-              <w:spacing w:after="0"/>
-            </w:pPr>
             <w:r>
-              <w:rPr>
-                <w:rFonts w:ascii="Aptos" w:hAnsi="Aptos"/>
-                <w:b/>
-                <w:color w:val="1D2B23"/>
-                <w:sz w:val="17"/>
-              </w:rPr>
-              <w:t>Common name</w:t>
+              <w:t>Plant Orb</w:t>
             </w:r>
           </w:p>
         </w:tc>
         <w:tc>
           <w:tcPr>
-            <w:tcW w:type="dxa" w:w="6264"/>
-            <w:shd w:fill="F5F7F4"/>
-            <w:tcBorders>
-              <w:top w:val="single" w:sz="5" w:space="0" w:color="C8D1C9"/>
-              <w:left w:val="single" w:sz="5" w:space="0" w:color="C8D1C9"/>
-              <w:bottom w:val="single" w:sz="5" w:space="0" w:color="C8D1C9"/>
-              <w:right w:val="single" w:sz="5" w:space="0" w:color="C8D1C9"/>
-            </w:tcBorders>
+            <w:tcW w:type="dxa" w:w="2952"/>
+            <w:tcMar>
+              <w:top w:w="120" w:type="dxa"/>
+              <w:start w:w="150" w:type="dxa"/>
+              <w:bottom w:w="120" w:type="dxa"/>
+              <w:end w:w="150" w:type="dxa"/>
+            </w:tcMar>
             <w:vAlign w:val="center"/>
           </w:tcPr>
           <w:p>
-            <w:pPr>
-              <w:spacing w:after="0"/>
-            </w:pPr>
             <w:r>
-              <w:rPr>
-                <w:rFonts w:ascii="Aptos" w:hAnsi="Aptos"/>
-                <w:b w:val="0"/>
-                <w:color w:val="1D2B23"/>
-                <w:sz w:val="17"/>
-              </w:rPr>
-              <w:t>Pigeon Pea</w:t>
+              <w:t>Clear outline or glow</w:t>
+            </w:r>
+          </w:p>
+        </w:tc>
+        <w:tc>
+          <w:tcPr>
+            <w:tcW w:type="dxa" w:w="4464"/>
+            <w:tcMar>
+              <w:top w:w="120" w:type="dxa"/>
+              <w:start w:w="150" w:type="dxa"/>
+              <w:bottom w:w="120" w:type="dxa"/>
+              <w:end w:w="150" w:type="dxa"/>
+            </w:tcMar>
+            <w:vAlign w:val="center"/>
+          </w:tcPr>
+          <w:p>
+            <w:r>
+              <w:t>Hold to select movement, move in space, release to place</w:t>
             </w:r>
           </w:p>
         </w:tc>
       </w:tr>
       <w:tr>
-        <w:trPr>
-          <w:cantSplit/>
-        </w:trPr>
         <w:tc>
           <w:tcPr>
-            <w:tcW w:type="dxa" w:w="2880"/>
-            <w:shd w:fill="FFFFFF"/>
-            <w:tcBorders>
-              <w:top w:val="single" w:sz="5" w:space="0" w:color="C8D1C9"/>
-              <w:left w:val="single" w:sz="5" w:space="0" w:color="C8D1C9"/>
-              <w:bottom w:val="single" w:sz="5" w:space="0" w:color="C8D1C9"/>
-              <w:right w:val="single" w:sz="5" w:space="0" w:color="C8D1C9"/>
-            </w:tcBorders>
+            <w:tcW w:type="dxa" w:w="2232"/>
+            <w:tcMar>
+              <w:top w:w="120" w:type="dxa"/>
+              <w:start w:w="150" w:type="dxa"/>
+              <w:bottom w:w="120" w:type="dxa"/>
+              <w:end w:w="150" w:type="dxa"/>
+            </w:tcMar>
             <w:vAlign w:val="center"/>
+            <w:shd w:fill="F3F5F6"/>
           </w:tcPr>
           <w:p>
-            <w:pPr>
-              <w:spacing w:after="0"/>
-            </w:pPr>
             <w:r>
-              <w:rPr>
-                <w:rFonts w:ascii="Aptos" w:hAnsi="Aptos"/>
-                <w:b/>
-                <w:color w:val="1D2B23"/>
-                <w:sz w:val="17"/>
-              </w:rPr>
-              <w:t>Scientific name</w:t>
+              <w:t>Note</w:t>
             </w:r>
           </w:p>
         </w:tc>
         <w:tc>
           <w:tcPr>
-            <w:tcW w:type="dxa" w:w="6264"/>
-            <w:shd w:fill="FFFFFF"/>
-            <w:tcBorders>
-              <w:top w:val="single" w:sz="5" w:space="0" w:color="C8D1C9"/>
-              <w:left w:val="single" w:sz="5" w:space="0" w:color="C8D1C9"/>
-              <w:bottom w:val="single" w:sz="5" w:space="0" w:color="C8D1C9"/>
-              <w:right w:val="single" w:sz="5" w:space="0" w:color="C8D1C9"/>
-            </w:tcBorders>
+            <w:tcW w:type="dxa" w:w="2952"/>
+            <w:tcMar>
+              <w:top w:w="120" w:type="dxa"/>
+              <w:start w:w="150" w:type="dxa"/>
+              <w:bottom w:w="120" w:type="dxa"/>
+              <w:end w:w="150" w:type="dxa"/>
+            </w:tcMar>
             <w:vAlign w:val="center"/>
+            <w:shd w:fill="F3F5F6"/>
           </w:tcPr>
           <w:p>
-            <w:pPr>
-              <w:spacing w:after="0"/>
-            </w:pPr>
             <w:r>
-              <w:rPr>
-                <w:rFonts w:ascii="Aptos" w:hAnsi="Aptos"/>
-                <w:b w:val="0"/>
-                <w:color w:val="1D2B23"/>
-                <w:sz w:val="17"/>
-              </w:rPr>
-              <w:t>Cajanus cajan</w:t>
+              <w:t>Same outline language as the Orb</w:t>
+            </w:r>
+          </w:p>
+        </w:tc>
+        <w:tc>
+          <w:tcPr>
+            <w:tcW w:type="dxa" w:w="4464"/>
+            <w:tcMar>
+              <w:top w:w="120" w:type="dxa"/>
+              <w:start w:w="150" w:type="dxa"/>
+              <w:bottom w:w="120" w:type="dxa"/>
+              <w:end w:w="150" w:type="dxa"/>
+            </w:tcMar>
+            <w:vAlign w:val="center"/>
+            <w:shd w:fill="F3F5F6"/>
+          </w:tcPr>
+          <w:p>
+            <w:r>
+              <w:t>Hold to select movement, move in space, release to place</w:t>
             </w:r>
           </w:p>
         </w:tc>
       </w:tr>
       <w:tr>
-        <w:trPr>
-          <w:cantSplit/>
-        </w:trPr>
         <w:tc>
           <w:tcPr>
-            <w:tcW w:type="dxa" w:w="2880"/>
-            <w:shd w:fill="F5F7F4"/>
-            <w:tcBorders>
-              <w:top w:val="single" w:sz="5" w:space="0" w:color="C8D1C9"/>
-              <w:left w:val="single" w:sz="5" w:space="0" w:color="C8D1C9"/>
-              <w:bottom w:val="single" w:sz="5" w:space="0" w:color="C8D1C9"/>
-              <w:right w:val="single" w:sz="5" w:space="0" w:color="C8D1C9"/>
-            </w:tcBorders>
+            <w:tcW w:type="dxa" w:w="2232"/>
+            <w:tcMar>
+              <w:top w:w="120" w:type="dxa"/>
+              <w:start w:w="150" w:type="dxa"/>
+              <w:bottom w:w="120" w:type="dxa"/>
+              <w:end w:w="150" w:type="dxa"/>
+            </w:tcMar>
             <w:vAlign w:val="center"/>
           </w:tcPr>
           <w:p>
-            <w:pPr>
-              <w:spacing w:after="0"/>
-            </w:pPr>
             <w:r>
-              <w:rPr>
-                <w:rFonts w:ascii="Aptos" w:hAnsi="Aptos"/>
-                <w:b/>
-                <w:color w:val="1D2B23"/>
-                <w:sz w:val="17"/>
-              </w:rPr>
-              <w:t>Family</w:t>
+              <w:t>Totem</w:t>
             </w:r>
           </w:p>
         </w:tc>
         <w:tc>
           <w:tcPr>
-            <w:tcW w:type="dxa" w:w="6264"/>
-            <w:shd w:fill="F5F7F4"/>
-            <w:tcBorders>
-              <w:top w:val="single" w:sz="5" w:space="0" w:color="C8D1C9"/>
-              <w:left w:val="single" w:sz="5" w:space="0" w:color="C8D1C9"/>
-              <w:bottom w:val="single" w:sz="5" w:space="0" w:color="C8D1C9"/>
-              <w:right w:val="single" w:sz="5" w:space="0" w:color="C8D1C9"/>
-            </w:tcBorders>
+            <w:tcW w:type="dxa" w:w="2952"/>
+            <w:tcMar>
+              <w:top w:w="120" w:type="dxa"/>
+              <w:start w:w="150" w:type="dxa"/>
+              <w:bottom w:w="120" w:type="dxa"/>
+              <w:end w:w="150" w:type="dxa"/>
+            </w:tcMar>
             <w:vAlign w:val="center"/>
           </w:tcPr>
           <w:p>
-            <w:pPr>
-              <w:spacing w:after="0"/>
-            </w:pPr>
             <w:r>
-              <w:rPr>
-                <w:rFonts w:ascii="Aptos" w:hAnsi="Aptos"/>
-                <w:b w:val="0"/>
-                <w:color w:val="1D2B23"/>
-                <w:sz w:val="17"/>
-              </w:rPr>
-              <w:t>Fabaceae</w:t>
-            </w:r>
-          </w:p>
-        </w:tc>
-      </w:tr>
-      <w:tr>
-        <w:trPr>
-          <w:cantSplit/>
-        </w:trPr>
-        <w:tc>
-          <w:tcPr>
-            <w:tcW w:type="dxa" w:w="2880"/>
-            <w:shd w:fill="FFFFFF"/>
-            <w:tcBorders>
-              <w:top w:val="single" w:sz="5" w:space="0" w:color="C8D1C9"/>
-              <w:left w:val="single" w:sz="5" w:space="0" w:color="C8D1C9"/>
-              <w:bottom w:val="single" w:sz="5" w:space="0" w:color="C8D1C9"/>
-              <w:right w:val="single" w:sz="5" w:space="0" w:color="C8D1C9"/>
-            </w:tcBorders>
-            <w:vAlign w:val="center"/>
-          </w:tcPr>
-          <w:p>
-            <w:pPr>
-              <w:spacing w:after="0"/>
-            </w:pPr>
-            <w:r>
-              <w:rPr>
-                <w:rFonts w:ascii="Aptos" w:hAnsi="Aptos"/>
-                <w:b/>
-                <w:color w:val="1D2B23"/>
-                <w:sz w:val="17"/>
-              </w:rPr>
-              <w:t>Plant type</w:t>
+              <w:t>Placement preview remains visibly active</w:t>
             </w:r>
           </w:p>
         </w:tc>
         <w:tc>
           <w:tcPr>
-            <w:tcW w:type="dxa" w:w="6264"/>
-            <w:shd w:fill="FFFFFF"/>
-            <w:tcBorders>
-              <w:top w:val="single" w:sz="5" w:space="0" w:color="C8D1C9"/>
-              <w:left w:val="single" w:sz="5" w:space="0" w:color="C8D1C9"/>
-              <w:bottom w:val="single" w:sz="5" w:space="0" w:color="C8D1C9"/>
-              <w:right w:val="single" w:sz="5" w:space="0" w:color="C8D1C9"/>
-            </w:tcBorders>
+            <w:tcW w:type="dxa" w:w="4464"/>
+            <w:tcMar>
+              <w:top w:w="120" w:type="dxa"/>
+              <w:start w:w="150" w:type="dxa"/>
+              <w:bottom w:w="120" w:type="dxa"/>
+              <w:end w:w="150" w:type="dxa"/>
+            </w:tcMar>
             <w:vAlign w:val="center"/>
           </w:tcPr>
           <w:p>
-            <w:pPr>
-              <w:spacing w:after="0"/>
-            </w:pPr>
             <w:r>
-              <w:rPr>
-                <w:rFonts w:ascii="Aptos" w:hAnsi="Aptos"/>
-                <w:b w:val="0"/>
-                <w:color w:val="1D2B23"/>
-                <w:sz w:val="17"/>
-              </w:rPr>
-              <w:t>Short-lived perennial legume shrub</w:t>
-            </w:r>
-          </w:p>
-        </w:tc>
-      </w:tr>
-      <w:tr>
-        <w:trPr>
-          <w:cantSplit/>
-        </w:trPr>
-        <w:tc>
-          <w:tcPr>
-            <w:tcW w:type="dxa" w:w="2880"/>
-            <w:shd w:fill="F5F7F4"/>
-            <w:tcBorders>
-              <w:top w:val="single" w:sz="5" w:space="0" w:color="C8D1C9"/>
-              <w:left w:val="single" w:sz="5" w:space="0" w:color="C8D1C9"/>
-              <w:bottom w:val="single" w:sz="5" w:space="0" w:color="C8D1C9"/>
-              <w:right w:val="single" w:sz="5" w:space="0" w:color="C8D1C9"/>
-            </w:tcBorders>
-            <w:vAlign w:val="center"/>
-          </w:tcPr>
-          <w:p>
-            <w:pPr>
-              <w:spacing w:after="0"/>
-            </w:pPr>
-            <w:r>
-              <w:rPr>
-                <w:rFonts w:ascii="Aptos" w:hAnsi="Aptos"/>
-                <w:b/>
-                <w:color w:val="1D2B23"/>
-                <w:sz w:val="17"/>
-              </w:rPr>
-              <w:t>Identity statement</w:t>
-            </w:r>
-          </w:p>
-        </w:tc>
-        <w:tc>
-          <w:tcPr>
-            <w:tcW w:type="dxa" w:w="6264"/>
-            <w:shd w:fill="F5F7F4"/>
-            <w:tcBorders>
-              <w:top w:val="single" w:sz="5" w:space="0" w:color="C8D1C9"/>
-              <w:left w:val="single" w:sz="5" w:space="0" w:color="C8D1C9"/>
-              <w:bottom w:val="single" w:sz="5" w:space="0" w:color="C8D1C9"/>
-              <w:right w:val="single" w:sz="5" w:space="0" w:color="C8D1C9"/>
-            </w:tcBorders>
-            <w:vAlign w:val="center"/>
-          </w:tcPr>
-          <w:p>
-            <w:pPr>
-              <w:spacing w:after="0"/>
-            </w:pPr>
-            <w:r>
-              <w:rPr>
-                <w:rFonts w:ascii="Aptos" w:hAnsi="Aptos"/>
-                <w:b w:val="0"/>
-                <w:color w:val="1D2B23"/>
-                <w:sz w:val="17"/>
-              </w:rPr>
-              <w:t>A productive legume shrub used for food, propagation, biomass and support within warm-climate food forests.</w:t>
-            </w:r>
-          </w:p>
-        </w:tc>
-      </w:tr>
-      <w:tr>
-        <w:trPr>
-          <w:cantSplit/>
-        </w:trPr>
-        <w:tc>
-          <w:tcPr>
-            <w:tcW w:type="dxa" w:w="2880"/>
-            <w:shd w:fill="FFFFFF"/>
-            <w:tcBorders>
-              <w:top w:val="single" w:sz="5" w:space="0" w:color="C8D1C9"/>
-              <w:left w:val="single" w:sz="5" w:space="0" w:color="C8D1C9"/>
-              <w:bottom w:val="single" w:sz="5" w:space="0" w:color="C8D1C9"/>
-              <w:right w:val="single" w:sz="5" w:space="0" w:color="C8D1C9"/>
-            </w:tcBorders>
-            <w:vAlign w:val="center"/>
-          </w:tcPr>
-          <w:p>
-            <w:pPr>
-              <w:spacing w:after="0"/>
-            </w:pPr>
-            <w:r>
-              <w:rPr>
-                <w:rFonts w:ascii="Aptos" w:hAnsi="Aptos"/>
-                <w:b/>
-                <w:color w:val="1D2B23"/>
-                <w:sz w:val="17"/>
-              </w:rPr>
-              <w:t>Top-level PIM branches</w:t>
-            </w:r>
-          </w:p>
-        </w:tc>
-        <w:tc>
-          <w:tcPr>
-            <w:tcW w:type="dxa" w:w="6264"/>
-            <w:shd w:fill="FFFFFF"/>
-            <w:tcBorders>
-              <w:top w:val="single" w:sz="5" w:space="0" w:color="C8D1C9"/>
-              <w:left w:val="single" w:sz="5" w:space="0" w:color="C8D1C9"/>
-              <w:bottom w:val="single" w:sz="5" w:space="0" w:color="C8D1C9"/>
-              <w:right w:val="single" w:sz="5" w:space="0" w:color="C8D1C9"/>
-            </w:tcBorders>
-            <w:vAlign w:val="center"/>
-          </w:tcPr>
-          <w:p>
-            <w:pPr>
-              <w:spacing w:after="0"/>
-            </w:pPr>
-            <w:r>
-              <w:rPr>
-                <w:rFonts w:ascii="Aptos" w:hAnsi="Aptos"/>
-                <w:b w:val="0"/>
-                <w:color w:val="1D2B23"/>
-                <w:sz w:val="17"/>
-              </w:rPr>
-              <w:t>Food Forest · Uses · Propagation · Scientific Information · Historical Data · Cultivation</w:t>
+              <w:t>Adjust depth before confirmation; base remains on the ground</w:t>
             </w:r>
           </w:p>
         </w:tc>
@@ -2721,533 +1961,105 @@
     </w:tbl>
     <w:p>
       <w:pPr>
-        <w:spacing w:after="20"/>
+        <w:spacing w:after="120"/>
       </w:pPr>
     </w:p>
     <w:p>
       <w:pPr>
-        <w:keepNext/>
-        <w:spacing w:before="200" w:after="60"/>
+        <w:pStyle w:val="Heading1"/>
       </w:pPr>
       <w:r>
-        <w:rPr>
-          <w:rFonts w:ascii="Aptos" w:hAnsi="Aptos"/>
-          <w:b/>
-          <w:color w:val="426B4D"/>
-          <w:sz w:val="16"/>
-        </w:rPr>
-        <w:t>PLANT LIVE TAG / WEB MODE</w:t>
+        <w:t>Totem acceptance criteria</w:t>
+      </w:r>
+    </w:p>
+    <w:p>
+      <w:pPr>
+        <w:pStyle w:val="ListBullet"/>
+      </w:pPr>
+      <w:r>
+        <w:t>The body has a clear Totem silhouette with moderate width. It must not read as a thin post.</w:t>
+      </w:r>
+    </w:p>
+    <w:p>
+      <w:pPr>
+        <w:pStyle w:val="ListBullet"/>
+      </w:pPr>
+      <w:r>
+        <w:t>The visual language is elemental and modern. Do not simulate realistic wood grain or force realism.</w:t>
+      </w:r>
+    </w:p>
+    <w:p>
+      <w:pPr>
+        <w:pStyle w:val="ListBullet"/>
+      </w:pPr>
+      <w:r>
+        <w:t>Two physical buttons are visibly raised or inset on the front surface.</w:t>
+      </w:r>
+    </w:p>
+    <w:p>
+      <w:pPr>
+        <w:pStyle w:val="ListBullet"/>
+      </w:pPr>
+      <w:r>
+        <w:t>The first button shows or stores attached signs.</w:t>
+      </w:r>
+    </w:p>
+    <w:p>
+      <w:pPr>
+        <w:pStyle w:val="ListBullet"/>
+      </w:pPr>
+      <w:r>
+        <w:t>The second button fades or restores the Totem.</w:t>
+      </w:r>
+    </w:p>
+    <w:p>
+      <w:pPr>
+        <w:pStyle w:val="ListBullet"/>
+      </w:pPr>
+      <w:r>
+        <w:t>The base is aligned with the detected or estimated ground plane, with no visible gap.</w:t>
+      </w:r>
+    </w:p>
+    <w:p>
+      <w:pPr>
+        <w:pStyle w:val="ListBullet"/>
+      </w:pPr>
+      <w:r>
+        <w:t>Depth can be adjusted during placement before the Totem is confirmed.</w:t>
+      </w:r>
+    </w:p>
+    <w:p>
+      <w:pPr>
+        <w:pStyle w:val="ListBullet"/>
+      </w:pPr>
+      <w:r>
+        <w:t>The Totem and its buttons remain usable with controllers and hands.</w:t>
+      </w:r>
+    </w:p>
+    <w:p>
+      <w:pPr>
+        <w:pStyle w:val="Heading1"/>
+      </w:pPr>
+      <w:r>
+        <w:t>Illustration map</w:t>
+      </w:r>
+    </w:p>
+    <w:p>
+      <w:r>
+        <w:t>Each black and white drawing has one assigned purpose. Do not substitute another drawing when the correct asset is unavailable.</w:t>
       </w:r>
     </w:p>
     <w:tbl>
       <w:tblPr>
         <w:tblW w:type="auto" w:w="0"/>
+        <w:jc w:val="center"/>
         <w:tblLayout w:type="fixed"/>
         <w:tblLook w:firstColumn="1" w:firstRow="1" w:lastColumn="0" w:lastRow="0" w:noHBand="0" w:noVBand="1" w:val="04A0"/>
       </w:tblPr>
       <w:tblGrid>
-        <w:gridCol w:w="9144"/>
-      </w:tblGrid>
-      <w:tr>
-        <w:tc>
-          <w:tcPr>
-            <w:tcW w:type="dxa" w:w="9663"/>
-            <w:vAlign w:val="center"/>
-            <w:shd w:fill="F5F7F4"/>
-            <w:tcBorders>
-              <w:top w:val="single" w:sz="8" w:space="0" w:color="C8D1C9"/>
-              <w:left w:val="single" w:sz="8" w:space="0" w:color="C8D1C9"/>
-              <w:bottom w:val="single" w:sz="8" w:space="0" w:color="C8D1C9"/>
-              <w:right w:val="single" w:sz="8" w:space="0" w:color="C8D1C9"/>
-            </w:tcBorders>
-          </w:tcPr>
-          <w:p>
-            <w:pPr>
-              <w:spacing w:after="40"/>
-            </w:pPr>
-            <w:r>
-              <w:rPr>
-                <w:rFonts w:ascii="Aptos" w:hAnsi="Aptos"/>
-                <w:b/>
-                <w:color w:val="426B4D"/>
-                <w:sz w:val="15"/>
-              </w:rPr>
-              <w:t>EXAMPLE 1 · COMPLETE PLANT FILE</w:t>
-            </w:r>
-            <w:r>
-              <w:br/>
-            </w:r>
-            <w:r>
-              <w:rPr>
-                <w:rFonts w:ascii="Aptos" w:hAnsi="Aptos"/>
-                <w:b/>
-                <w:color w:val="1D2B23"/>
-                <w:sz w:val="24"/>
-              </w:rPr>
-              <w:t>Pigeon Pea</w:t>
-            </w:r>
-          </w:p>
-          <w:p>
-            <w:pPr>
-              <w:spacing w:after="80" w:line="252" w:lineRule="auto"/>
-            </w:pPr>
-            <w:r>
-              <w:rPr>
-                <w:rFonts w:ascii="Aptos" w:hAnsi="Aptos"/>
-                <w:color w:val="1D2B23"/>
-                <w:sz w:val="19"/>
-              </w:rPr>
-              <w:t>WEB MODE · PLANT LIVE TAG</w:t>
-            </w:r>
-          </w:p>
-          <w:p>
-            <w:pPr>
-              <w:spacing w:after="80" w:line="252" w:lineRule="auto"/>
-            </w:pPr>
-            <w:r>
-              <w:rPr>
-                <w:rFonts w:ascii="Aptos" w:hAnsi="Aptos"/>
-                <w:color w:val="1D2B23"/>
-                <w:sz w:val="19"/>
-              </w:rPr>
-              <w:t>FULL PLANT PROFILE</w:t>
-            </w:r>
-          </w:p>
-          <w:p>
-            <w:pPr>
-              <w:spacing w:after="80" w:line="252" w:lineRule="auto"/>
-            </w:pPr>
-            <w:r>
-              <w:rPr>
-                <w:rFonts w:ascii="Aptos" w:hAnsi="Aptos"/>
-                <w:color w:val="1D2B23"/>
-                <w:sz w:val="19"/>
-              </w:rPr>
-              <w:t>TUTORIAL · WEB MODE</w:t>
-            </w:r>
-          </w:p>
-          <w:p>
-            <w:pPr>
-              <w:spacing w:after="80" w:line="252" w:lineRule="auto"/>
-            </w:pPr>
-            <w:r>
-              <w:rPr>
-                <w:rFonts w:ascii="Aptos" w:hAnsi="Aptos"/>
-                <w:color w:val="1D2B23"/>
-                <w:sz w:val="19"/>
-              </w:rPr>
-              <w:t>The same Plant Profile can be read outside AR.</w:t>
-            </w:r>
-          </w:p>
-          <w:p>
-            <w:pPr>
-              <w:spacing w:after="80" w:line="252" w:lineRule="auto"/>
-            </w:pPr>
-            <w:r>
-              <w:rPr>
-                <w:rFonts w:ascii="Aptos" w:hAnsi="Aptos"/>
-                <w:color w:val="1D2B23"/>
-                <w:sz w:val="19"/>
-              </w:rPr>
-              <w:t>Pigeon pea is a fast-growing perennial edible legume that is ecological powerhouse. Its edible peas provide a useful crop, while its nitrogen-fixing contribute to the living soil. It can also function as a temporary hedge, shelter plant and source of chop-and-drop biomass.</w:t>
-            </w:r>
-          </w:p>
-          <w:p>
-            <w:pPr>
-              <w:spacing w:after="80" w:line="252" w:lineRule="auto"/>
-            </w:pPr>
-            <w:r>
-              <w:rPr>
-                <w:rFonts w:ascii="Aptos" w:hAnsi="Aptos"/>
-                <w:color w:val="1D2B23"/>
-                <w:sz w:val="19"/>
-              </w:rPr>
-              <w:t>A Plant Live Tag can open this full, view-only plant file. Close Web Mode to return to the same AR scene and continue with Moringa.</w:t>
-            </w:r>
-          </w:p>
-          <w:p>
-            <w:pPr>
-              <w:spacing w:before="60" w:after="20"/>
-            </w:pPr>
-            <w:r>
-              <w:rPr>
-                <w:rFonts w:ascii="Aptos" w:hAnsi="Aptos"/>
-                <w:b/>
-                <w:color w:val="426B4D"/>
-                <w:sz w:val="15"/>
-              </w:rPr>
-              <w:t xml:space="preserve">ACTION  </w:t>
-            </w:r>
-            <w:r>
-              <w:rPr>
-                <w:rFonts w:ascii="Aptos" w:hAnsi="Aptos"/>
-                <w:b/>
-                <w:color w:val="1D2B23"/>
-                <w:sz w:val="18"/>
-              </w:rPr>
-              <w:t>CLOSE WEB MODE · RETURN TO AR</w:t>
-            </w:r>
-          </w:p>
-        </w:tc>
-      </w:tr>
-    </w:tbl>
-    <w:p>
-      <w:pPr>
-        <w:spacing w:after="20"/>
-      </w:pPr>
-    </w:p>
-    <w:p>
-      <w:pPr>
-        <w:pStyle w:val="Heading1"/>
-      </w:pPr>
-      <w:r>
-        <w:t>6. Moringa journey</w:t>
-      </w:r>
-    </w:p>
-    <w:tbl>
-      <w:tblPr>
-        <w:tblW w:type="auto" w:w="0"/>
-        <w:tblLayout w:type="fixed"/>
-        <w:tblLook w:firstColumn="1" w:firstRow="1" w:lastColumn="0" w:lastRow="0" w:noHBand="0" w:noVBand="1" w:val="04A0"/>
-      </w:tblPr>
-      <w:tblGrid>
-        <w:gridCol w:w="9144"/>
-      </w:tblGrid>
-      <w:tr>
-        <w:tc>
-          <w:tcPr>
-            <w:tcW w:type="dxa" w:w="9663"/>
-            <w:vAlign w:val="center"/>
-            <w:shd w:fill="F5F7F4"/>
-            <w:tcBorders>
-              <w:top w:val="single" w:sz="8" w:space="0" w:color="C8D1C9"/>
-              <w:left w:val="single" w:sz="8" w:space="0" w:color="C8D1C9"/>
-              <w:bottom w:val="single" w:sz="8" w:space="0" w:color="C8D1C9"/>
-              <w:right w:val="single" w:sz="8" w:space="0" w:color="C8D1C9"/>
-            </w:tcBorders>
-          </w:tcPr>
-          <w:p>
-            <w:pPr>
-              <w:spacing w:after="40"/>
-            </w:pPr>
-            <w:r>
-              <w:rPr>
-                <w:rFonts w:ascii="Aptos" w:hAnsi="Aptos"/>
-                <w:b/>
-                <w:color w:val="1D2B23"/>
-                <w:sz w:val="24"/>
-              </w:rPr>
-              <w:t>A second plant story</w:t>
-            </w:r>
-          </w:p>
-          <w:p>
-            <w:pPr>
-              <w:spacing w:after="80" w:line="252" w:lineRule="auto"/>
-            </w:pPr>
-            <w:r>
-              <w:rPr>
-                <w:rFonts w:ascii="Aptos" w:hAnsi="Aptos"/>
-                <w:color w:val="1D2B23"/>
-                <w:sz w:val="19"/>
-              </w:rPr>
-              <w:t>Pigeon Pea now has a place and a profile. Moringa will bring a different plant story into the same space.</w:t>
-            </w:r>
-          </w:p>
-          <w:p>
-            <w:pPr>
-              <w:spacing w:before="60" w:after="20"/>
-            </w:pPr>
-            <w:r>
-              <w:rPr>
-                <w:rFonts w:ascii="Aptos" w:hAnsi="Aptos"/>
-                <w:b/>
-                <w:color w:val="426B4D"/>
-                <w:sz w:val="15"/>
-              </w:rPr>
-              <w:t xml:space="preserve">ACTION  </w:t>
-            </w:r>
-            <w:r>
-              <w:rPr>
-                <w:rFonts w:ascii="Aptos" w:hAnsi="Aptos"/>
-                <w:b/>
-                <w:color w:val="1D2B23"/>
-                <w:sz w:val="18"/>
-              </w:rPr>
-              <w:t>Continue</w:t>
-            </w:r>
-          </w:p>
-        </w:tc>
-      </w:tr>
-    </w:tbl>
-    <w:p>
-      <w:pPr>
-        <w:spacing w:after="20"/>
-      </w:pPr>
-    </w:p>
-    <w:tbl>
-      <w:tblPr>
-        <w:tblW w:type="auto" w:w="0"/>
-        <w:tblLayout w:type="fixed"/>
-        <w:tblLook w:firstColumn="1" w:firstRow="1" w:lastColumn="0" w:lastRow="0" w:noHBand="0" w:noVBand="1" w:val="04A0"/>
-      </w:tblPr>
-      <w:tblGrid>
-        <w:gridCol w:w="9144"/>
-      </w:tblGrid>
-      <w:tr>
-        <w:tc>
-          <w:tcPr>
-            <w:tcW w:type="dxa" w:w="9663"/>
-            <w:vAlign w:val="center"/>
-            <w:shd w:fill="F5F7F4"/>
-            <w:tcBorders>
-              <w:top w:val="single" w:sz="8" w:space="0" w:color="C8D1C9"/>
-              <w:left w:val="single" w:sz="8" w:space="0" w:color="C8D1C9"/>
-              <w:bottom w:val="single" w:sz="8" w:space="0" w:color="C8D1C9"/>
-              <w:right w:val="single" w:sz="8" w:space="0" w:color="C8D1C9"/>
-            </w:tcBorders>
-          </w:tcPr>
-          <w:p>
-            <w:pPr>
-              <w:spacing w:after="40"/>
-            </w:pPr>
-            <w:r>
-              <w:rPr>
-                <w:rFonts w:ascii="Aptos" w:hAnsi="Aptos"/>
-                <w:b/>
-                <w:color w:val="1D2B23"/>
-                <w:sz w:val="24"/>
-              </w:rPr>
-              <w:t>A second plant story</w:t>
-            </w:r>
-          </w:p>
-          <w:p>
-            <w:pPr>
-              <w:spacing w:after="80" w:line="252" w:lineRule="auto"/>
-            </w:pPr>
-            <w:r>
-              <w:rPr>
-                <w:rFonts w:ascii="Aptos" w:hAnsi="Aptos"/>
-                <w:color w:val="1D2B23"/>
-                <w:sz w:val="19"/>
-              </w:rPr>
-              <w:t>Moringa will have its own orb and profile beside Pigeon Pea. Together, they show how different plants share a place.</w:t>
-            </w:r>
-          </w:p>
-          <w:p>
-            <w:pPr>
-              <w:spacing w:before="60" w:after="20"/>
-            </w:pPr>
-            <w:r>
-              <w:rPr>
-                <w:rFonts w:ascii="Aptos" w:hAnsi="Aptos"/>
-                <w:b/>
-                <w:color w:val="426B4D"/>
-                <w:sz w:val="15"/>
-              </w:rPr>
-              <w:t xml:space="preserve">ACTION  </w:t>
-            </w:r>
-            <w:r>
-              <w:rPr>
-                <w:rFonts w:ascii="Aptos" w:hAnsi="Aptos"/>
-                <w:b/>
-                <w:color w:val="1D2B23"/>
-                <w:sz w:val="18"/>
-              </w:rPr>
-              <w:t>Continue</w:t>
-            </w:r>
-          </w:p>
-        </w:tc>
-      </w:tr>
-    </w:tbl>
-    <w:p>
-      <w:pPr>
-        <w:spacing w:after="20"/>
-      </w:pPr>
-    </w:p>
-    <w:tbl>
-      <w:tblPr>
-        <w:tblW w:type="auto" w:w="0"/>
-        <w:tblLayout w:type="fixed"/>
-        <w:tblLook w:firstColumn="1" w:firstRow="1" w:lastColumn="0" w:lastRow="0" w:noHBand="0" w:noVBand="1" w:val="04A0"/>
-      </w:tblPr>
-      <w:tblGrid>
-        <w:gridCol w:w="9144"/>
-      </w:tblGrid>
-      <w:tr>
-        <w:tc>
-          <w:tcPr>
-            <w:tcW w:type="dxa" w:w="9663"/>
-            <w:vAlign w:val="center"/>
-            <w:shd w:fill="F5F7F4"/>
-            <w:tcBorders>
-              <w:top w:val="single" w:sz="8" w:space="0" w:color="C8D1C9"/>
-              <w:left w:val="single" w:sz="8" w:space="0" w:color="C8D1C9"/>
-              <w:bottom w:val="single" w:sz="8" w:space="0" w:color="C8D1C9"/>
-              <w:right w:val="single" w:sz="8" w:space="0" w:color="C8D1C9"/>
-            </w:tcBorders>
-          </w:tcPr>
-          <w:p>
-            <w:pPr>
-              <w:spacing w:after="40"/>
-            </w:pPr>
-            <w:r>
-              <w:rPr>
-                <w:rFonts w:ascii="Aptos" w:hAnsi="Aptos"/>
-                <w:b/>
-                <w:color w:val="1D2B23"/>
-                <w:sz w:val="24"/>
-              </w:rPr>
-              <w:t>Place Moringa</w:t>
-            </w:r>
-          </w:p>
-          <w:p>
-            <w:pPr>
-              <w:spacing w:after="80" w:line="252" w:lineRule="auto"/>
-            </w:pPr>
-            <w:r>
-              <w:rPr>
-                <w:rFonts w:ascii="Aptos" w:hAnsi="Aptos"/>
-                <w:color w:val="1D2B23"/>
-                <w:sz w:val="19"/>
-              </w:rPr>
-              <w:t>This second orb will show how two distinct plant profiles can share a place.</w:t>
-            </w:r>
-          </w:p>
-          <w:p>
-            <w:pPr>
-              <w:spacing w:before="40" w:after="0"/>
-            </w:pPr>
-            <w:r>
-              <w:rPr>
-                <w:rFonts w:ascii="Aptos" w:hAnsi="Aptos"/>
-                <w:b/>
-                <w:color w:val="657069"/>
-                <w:sz w:val="15"/>
-              </w:rPr>
-              <w:t xml:space="preserve">GUIDE  </w:t>
-            </w:r>
-            <w:r>
-              <w:rPr>
-                <w:rFonts w:ascii="Aptos" w:hAnsi="Aptos"/>
-                <w:i/>
-                <w:color w:val="657069"/>
-                <w:sz w:val="18"/>
-              </w:rPr>
-              <w:t>Press the visible aiming circle to place Moringa.</w:t>
-            </w:r>
-          </w:p>
-        </w:tc>
-      </w:tr>
-    </w:tbl>
-    <w:p>
-      <w:pPr>
-        <w:spacing w:after="20"/>
-      </w:pPr>
-    </w:p>
-    <w:tbl>
-      <w:tblPr>
-        <w:tblW w:type="auto" w:w="0"/>
-        <w:tblLayout w:type="fixed"/>
-        <w:tblLook w:firstColumn="1" w:firstRow="1" w:lastColumn="0" w:lastRow="0" w:noHBand="0" w:noVBand="1" w:val="04A0"/>
-      </w:tblPr>
-      <w:tblGrid>
-        <w:gridCol w:w="9144"/>
-      </w:tblGrid>
-      <w:tr>
-        <w:tc>
-          <w:tcPr>
-            <w:tcW w:type="dxa" w:w="9663"/>
-            <w:vAlign w:val="center"/>
-            <w:shd w:fill="F5F7F4"/>
-            <w:tcBorders>
-              <w:top w:val="single" w:sz="8" w:space="0" w:color="C8D1C9"/>
-              <w:left w:val="single" w:sz="8" w:space="0" w:color="C8D1C9"/>
-              <w:bottom w:val="single" w:sz="8" w:space="0" w:color="C8D1C9"/>
-              <w:right w:val="single" w:sz="8" w:space="0" w:color="C8D1C9"/>
-            </w:tcBorders>
-          </w:tcPr>
-          <w:p>
-            <w:pPr>
-              <w:spacing w:after="40"/>
-            </w:pPr>
-            <w:r>
-              <w:rPr>
-                <w:rFonts w:ascii="Aptos" w:hAnsi="Aptos"/>
-                <w:b/>
-                <w:color w:val="1D2B23"/>
-                <w:sz w:val="24"/>
-              </w:rPr>
-              <w:t>Moringa joins the place</w:t>
-            </w:r>
-          </w:p>
-          <w:p>
-            <w:pPr>
-              <w:spacing w:after="80" w:line="252" w:lineRule="auto"/>
-            </w:pPr>
-            <w:r>
-              <w:rPr>
-                <w:rFonts w:ascii="Aptos" w:hAnsi="Aptos"/>
-                <w:color w:val="1D2B23"/>
-                <w:sz w:val="19"/>
-              </w:rPr>
-              <w:t>Moringa now has its own Plant Profile. Together, the two orbs show distinct plant stories within one food forest.</w:t>
-            </w:r>
-          </w:p>
-          <w:p>
-            <w:pPr>
-              <w:spacing w:before="60" w:after="20"/>
-            </w:pPr>
-            <w:r>
-              <w:rPr>
-                <w:rFonts w:ascii="Aptos" w:hAnsi="Aptos"/>
-                <w:b/>
-                <w:color w:val="426B4D"/>
-                <w:sz w:val="15"/>
-              </w:rPr>
-              <w:t xml:space="preserve">ACTION  </w:t>
-            </w:r>
-            <w:r>
-              <w:rPr>
-                <w:rFonts w:ascii="Aptos" w:hAnsi="Aptos"/>
-                <w:b/>
-                <w:color w:val="1D2B23"/>
-                <w:sz w:val="18"/>
-              </w:rPr>
-              <w:t>Continue</w:t>
-            </w:r>
-          </w:p>
-        </w:tc>
-      </w:tr>
-    </w:tbl>
-    <w:p>
-      <w:pPr>
-        <w:spacing w:after="20"/>
-      </w:pPr>
-    </w:p>
-    <w:p>
-      <w:pPr>
-        <w:keepNext/>
-        <w:spacing w:before="200" w:after="60"/>
-      </w:pPr>
-      <w:r>
-        <w:rPr>
-          <w:rFonts w:ascii="Aptos" w:hAnsi="Aptos"/>
-          <w:b/>
-          <w:color w:val="426B4D"/>
-          <w:sz w:val="16"/>
-        </w:rPr>
-        <w:t>PLANT IDENTITY AND VISIBLE KNOWLEDGE</w:t>
-      </w:r>
-    </w:p>
-    <w:tbl>
-      <w:tblPr>
-        <w:tblW w:type="auto" w:w="0"/>
-        <w:tblLayout w:type="fixed"/>
-        <w:tblLook w:firstColumn="1" w:firstRow="1" w:lastColumn="0" w:lastRow="0" w:noHBand="0" w:noVBand="1" w:val="04A0"/>
-      </w:tblPr>
-      <w:tblGrid>
-        <w:gridCol w:w="2880"/>
-        <w:gridCol w:w="6264"/>
+        <w:gridCol w:w="3293"/>
+        <w:gridCol w:w="3293"/>
+        <w:gridCol w:w="3293"/>
       </w:tblGrid>
       <w:tr>
         <w:trPr>
@@ -3255,580 +2067,444 @@
         </w:trPr>
         <w:tc>
           <w:tcPr>
-            <w:tcW w:type="dxa" w:w="4831"/>
-            <w:shd w:fill="426B4D"/>
-            <w:tcBorders>
-              <w:top w:val="single" w:sz="5" w:space="0" w:color="C8D1C9"/>
-              <w:left w:val="single" w:sz="5" w:space="0" w:color="C8D1C9"/>
-              <w:bottom w:val="single" w:sz="5" w:space="0" w:color="C8D1C9"/>
-              <w:right w:val="single" w:sz="5" w:space="0" w:color="C8D1C9"/>
-            </w:tcBorders>
-            <w:vAlign w:val="center"/>
+            <w:tcW w:type="dxa" w:w="2880"/>
+            <w:shd w:fill="30343B"/>
+            <w:tcMar>
+              <w:top w:w="120" w:type="dxa"/>
+              <w:start w:w="150" w:type="dxa"/>
+              <w:bottom w:w="120" w:type="dxa"/>
+              <w:end w:w="150" w:type="dxa"/>
+            </w:tcMar>
           </w:tcPr>
           <w:p>
             <w:r>
               <w:rPr>
-                <w:rFonts w:ascii="Aptos" w:hAnsi="Aptos"/>
                 <w:b/>
                 <w:color w:val="FFFFFF"/>
-                <w:sz w:val="17"/>
               </w:rPr>
-              <w:t>Field</w:t>
+              <w:t>Narrative moment</w:t>
             </w:r>
           </w:p>
         </w:tc>
         <w:tc>
           <w:tcPr>
-            <w:tcW w:type="dxa" w:w="4831"/>
-            <w:shd w:fill="426B4D"/>
-            <w:tcBorders>
-              <w:top w:val="single" w:sz="5" w:space="0" w:color="C8D1C9"/>
-              <w:left w:val="single" w:sz="5" w:space="0" w:color="C8D1C9"/>
-              <w:bottom w:val="single" w:sz="5" w:space="0" w:color="C8D1C9"/>
-              <w:right w:val="single" w:sz="5" w:space="0" w:color="C8D1C9"/>
-            </w:tcBorders>
-            <w:vAlign w:val="center"/>
+            <w:tcW w:type="dxa" w:w="3600"/>
+            <w:shd w:fill="30343B"/>
+            <w:tcMar>
+              <w:top w:w="120" w:type="dxa"/>
+              <w:start w:w="150" w:type="dxa"/>
+              <w:bottom w:w="120" w:type="dxa"/>
+              <w:end w:w="150" w:type="dxa"/>
+            </w:tcMar>
           </w:tcPr>
           <w:p>
             <w:r>
               <w:rPr>
-                <w:rFonts w:ascii="Aptos" w:hAnsi="Aptos"/>
                 <w:b/>
                 <w:color w:val="FFFFFF"/>
-                <w:sz w:val="17"/>
               </w:rPr>
-              <w:t>Implemented content</w:t>
+              <w:t>Required image</w:t>
+            </w:r>
+          </w:p>
+        </w:tc>
+        <w:tc>
+          <w:tcPr>
+            <w:tcW w:type="dxa" w:w="3168"/>
+            <w:shd w:fill="30343B"/>
+            <w:tcMar>
+              <w:top w:w="120" w:type="dxa"/>
+              <w:start w:w="150" w:type="dxa"/>
+              <w:bottom w:w="120" w:type="dxa"/>
+              <w:end w:w="150" w:type="dxa"/>
+            </w:tcMar>
+          </w:tcPr>
+          <w:p>
+            <w:r>
+              <w:rPr>
+                <w:b/>
+                <w:color w:val="FFFFFF"/>
+              </w:rPr>
+              <w:t>Do not show</w:t>
             </w:r>
           </w:p>
         </w:tc>
       </w:tr>
       <w:tr>
-        <w:trPr>
-          <w:cantSplit/>
-        </w:trPr>
         <w:tc>
           <w:tcPr>
             <w:tcW w:type="dxa" w:w="2880"/>
-            <w:shd w:fill="F5F7F4"/>
-            <w:tcBorders>
-              <w:top w:val="single" w:sz="5" w:space="0" w:color="C8D1C9"/>
-              <w:left w:val="single" w:sz="5" w:space="0" w:color="C8D1C9"/>
-              <w:bottom w:val="single" w:sz="5" w:space="0" w:color="C8D1C9"/>
-              <w:right w:val="single" w:sz="5" w:space="0" w:color="C8D1C9"/>
-            </w:tcBorders>
+            <w:tcMar>
+              <w:top w:w="120" w:type="dxa"/>
+              <w:start w:w="150" w:type="dxa"/>
+              <w:bottom w:w="120" w:type="dxa"/>
+              <w:end w:w="150" w:type="dxa"/>
+            </w:tcMar>
             <w:vAlign w:val="center"/>
           </w:tcPr>
           <w:p>
-            <w:pPr>
-              <w:spacing w:after="0"/>
-            </w:pPr>
             <w:r>
-              <w:rPr>
-                <w:rFonts w:ascii="Aptos" w:hAnsi="Aptos"/>
-                <w:b/>
-                <w:color w:val="1D2B23"/>
-                <w:sz w:val="17"/>
-              </w:rPr>
-              <w:t>Common name</w:t>
+              <w:t>Control panel introduction</w:t>
             </w:r>
           </w:p>
         </w:tc>
         <w:tc>
           <w:tcPr>
-            <w:tcW w:type="dxa" w:w="6264"/>
-            <w:shd w:fill="F5F7F4"/>
-            <w:tcBorders>
-              <w:top w:val="single" w:sz="5" w:space="0" w:color="C8D1C9"/>
-              <w:left w:val="single" w:sz="5" w:space="0" w:color="C8D1C9"/>
-              <w:bottom w:val="single" w:sz="5" w:space="0" w:color="C8D1C9"/>
-              <w:right w:val="single" w:sz="5" w:space="0" w:color="C8D1C9"/>
-            </w:tcBorders>
+            <w:tcW w:type="dxa" w:w="3600"/>
+            <w:tcMar>
+              <w:top w:w="120" w:type="dxa"/>
+              <w:start w:w="150" w:type="dxa"/>
+              <w:bottom w:w="120" w:type="dxa"/>
+              <w:end w:w="150" w:type="dxa"/>
+            </w:tcMar>
             <w:vAlign w:val="center"/>
           </w:tcPr>
           <w:p>
-            <w:pPr>
-              <w:spacing w:after="0"/>
-            </w:pPr>
             <w:r>
-              <w:rPr>
-                <w:rFonts w:ascii="Aptos" w:hAnsi="Aptos"/>
-                <w:b w:val="0"/>
-                <w:color w:val="1D2B23"/>
-                <w:sz w:val="17"/>
-              </w:rPr>
-              <w:t>Moringa Tree</w:t>
+              <w:t>No image on first reveal</w:t>
+            </w:r>
+          </w:p>
+        </w:tc>
+        <w:tc>
+          <w:tcPr>
+            <w:tcW w:type="dxa" w:w="3168"/>
+            <w:tcMar>
+              <w:top w:w="120" w:type="dxa"/>
+              <w:start w:w="150" w:type="dxa"/>
+              <w:bottom w:w="120" w:type="dxa"/>
+              <w:end w:w="150" w:type="dxa"/>
+            </w:tcMar>
+            <w:vAlign w:val="center"/>
+          </w:tcPr>
+          <w:p>
+            <w:r>
+              <w:t>Any preloaded media</w:t>
             </w:r>
           </w:p>
         </w:tc>
       </w:tr>
       <w:tr>
-        <w:trPr>
-          <w:cantSplit/>
-        </w:trPr>
         <w:tc>
           <w:tcPr>
             <w:tcW w:type="dxa" w:w="2880"/>
-            <w:shd w:fill="FFFFFF"/>
-            <w:tcBorders>
-              <w:top w:val="single" w:sz="5" w:space="0" w:color="C8D1C9"/>
-              <w:left w:val="single" w:sz="5" w:space="0" w:color="C8D1C9"/>
-              <w:bottom w:val="single" w:sz="5" w:space="0" w:color="C8D1C9"/>
-              <w:right w:val="single" w:sz="5" w:space="0" w:color="C8D1C9"/>
-            </w:tcBorders>
+            <w:tcMar>
+              <w:top w:w="120" w:type="dxa"/>
+              <w:start w:w="150" w:type="dxa"/>
+              <w:bottom w:w="120" w:type="dxa"/>
+              <w:end w:w="150" w:type="dxa"/>
+            </w:tcMar>
             <w:vAlign w:val="center"/>
+            <w:shd w:fill="F3F5F6"/>
           </w:tcPr>
           <w:p>
-            <w:pPr>
-              <w:spacing w:after="0"/>
-            </w:pPr>
             <w:r>
-              <w:rPr>
-                <w:rFonts w:ascii="Aptos" w:hAnsi="Aptos"/>
-                <w:b/>
-                <w:color w:val="1D2B23"/>
-                <w:sz w:val="17"/>
-              </w:rPr>
-              <w:t>Scientific name</w:t>
+              <w:t>Cumbersome reference tools</w:t>
             </w:r>
           </w:p>
         </w:tc>
         <w:tc>
           <w:tcPr>
-            <w:tcW w:type="dxa" w:w="6264"/>
-            <w:shd w:fill="FFFFFF"/>
-            <w:tcBorders>
-              <w:top w:val="single" w:sz="5" w:space="0" w:color="C8D1C9"/>
-              <w:left w:val="single" w:sz="5" w:space="0" w:color="C8D1C9"/>
-              <w:bottom w:val="single" w:sz="5" w:space="0" w:color="C8D1C9"/>
-              <w:right w:val="single" w:sz="5" w:space="0" w:color="C8D1C9"/>
-            </w:tcBorders>
+            <w:tcW w:type="dxa" w:w="3600"/>
+            <w:tcMar>
+              <w:top w:w="120" w:type="dxa"/>
+              <w:start w:w="150" w:type="dxa"/>
+              <w:bottom w:w="120" w:type="dxa"/>
+              <w:end w:w="150" w:type="dxa"/>
+            </w:tcMar>
             <w:vAlign w:val="center"/>
+            <w:shd w:fill="F3F5F6"/>
           </w:tcPr>
           <w:p>
-            <w:pPr>
-              <w:spacing w:after="0"/>
-            </w:pPr>
             <w:r>
-              <w:rPr>
-                <w:rFonts w:ascii="Aptos" w:hAnsi="Aptos"/>
-                <w:b w:val="0"/>
-                <w:color w:val="1D2B23"/>
-                <w:sz w:val="17"/>
-              </w:rPr>
-              <w:t>Moringa oleifera</w:t>
+              <w:t>Distressed gardener with books, phone, compass and manuals</w:t>
+            </w:r>
+          </w:p>
+        </w:tc>
+        <w:tc>
+          <w:tcPr>
+            <w:tcW w:type="dxa" w:w="3168"/>
+            <w:tcMar>
+              <w:top w:w="120" w:type="dxa"/>
+              <w:start w:w="150" w:type="dxa"/>
+              <w:bottom w:w="120" w:type="dxa"/>
+              <w:end w:w="150" w:type="dxa"/>
+            </w:tcMar>
+            <w:vAlign w:val="center"/>
+            <w:shd w:fill="F3F5F6"/>
+          </w:tcPr>
+          <w:p>
+            <w:r>
+              <w:t>Project map or Area image</w:t>
             </w:r>
           </w:p>
         </w:tc>
       </w:tr>
       <w:tr>
-        <w:trPr>
-          <w:cantSplit/>
-        </w:trPr>
         <w:tc>
           <w:tcPr>
             <w:tcW w:type="dxa" w:w="2880"/>
-            <w:shd w:fill="F5F7F4"/>
-            <w:tcBorders>
-              <w:top w:val="single" w:sz="5" w:space="0" w:color="C8D1C9"/>
-              <w:left w:val="single" w:sz="5" w:space="0" w:color="C8D1C9"/>
-              <w:bottom w:val="single" w:sz="5" w:space="0" w:color="C8D1C9"/>
-              <w:right w:val="single" w:sz="5" w:space="0" w:color="C8D1C9"/>
-            </w:tcBorders>
+            <w:tcMar>
+              <w:top w:w="120" w:type="dxa"/>
+              <w:start w:w="150" w:type="dxa"/>
+              <w:bottom w:w="120" w:type="dxa"/>
+              <w:end w:w="150" w:type="dxa"/>
+            </w:tcMar>
             <w:vAlign w:val="center"/>
           </w:tcPr>
           <w:p>
-            <w:pPr>
-              <w:spacing w:after="0"/>
-            </w:pPr>
             <w:r>
-              <w:rPr>
-                <w:rFonts w:ascii="Aptos" w:hAnsi="Aptos"/>
-                <w:b/>
-                <w:color w:val="1D2B23"/>
-                <w:sz w:val="17"/>
-              </w:rPr>
-              <w:t>Identity statement</w:t>
+              <w:t>Project and Areas</w:t>
             </w:r>
           </w:p>
         </w:tc>
         <w:tc>
           <w:tcPr>
-            <w:tcW w:type="dxa" w:w="6264"/>
-            <w:shd w:fill="F5F7F4"/>
-            <w:tcBorders>
-              <w:top w:val="single" w:sz="5" w:space="0" w:color="C8D1C9"/>
-              <w:left w:val="single" w:sz="5" w:space="0" w:color="C8D1C9"/>
-              <w:bottom w:val="single" w:sz="5" w:space="0" w:color="C8D1C9"/>
-              <w:right w:val="single" w:sz="5" w:space="0" w:color="C8D1C9"/>
-            </w:tcBorders>
+            <w:tcW w:type="dxa" w:w="3600"/>
+            <w:tcMar>
+              <w:top w:w="120" w:type="dxa"/>
+              <w:start w:w="150" w:type="dxa"/>
+              <w:bottom w:w="120" w:type="dxa"/>
+              <w:end w:w="150" w:type="dxa"/>
+            </w:tcMar>
             <w:vAlign w:val="center"/>
           </w:tcPr>
           <w:p>
-            <w:pPr>
-              <w:spacing w:after="0"/>
-            </w:pPr>
             <w:r>
-              <w:rPr>
-                <w:rFonts w:ascii="Aptos" w:hAnsi="Aptos"/>
-                <w:b w:val="0"/>
-                <w:color w:val="1D2B23"/>
-                <w:sz w:val="17"/>
-              </w:rPr>
-              <w:t>A fast-growing food and support tree for tropical and subtropical gardens.</w:t>
+              <w:t>Place map with clearly separated Areas</w:t>
+            </w:r>
+          </w:p>
+        </w:tc>
+        <w:tc>
+          <w:tcPr>
+            <w:tcW w:type="dxa" w:w="3168"/>
+            <w:tcMar>
+              <w:top w:w="120" w:type="dxa"/>
+              <w:start w:w="150" w:type="dxa"/>
+              <w:bottom w:w="120" w:type="dxa"/>
+              <w:end w:w="150" w:type="dxa"/>
+            </w:tcMar>
+            <w:vAlign w:val="center"/>
+          </w:tcPr>
+          <w:p>
+            <w:r>
+              <w:t>Distressed gardener</w:t>
             </w:r>
           </w:p>
         </w:tc>
       </w:tr>
       <w:tr>
-        <w:trPr>
-          <w:cantSplit/>
-        </w:trPr>
         <w:tc>
           <w:tcPr>
             <w:tcW w:type="dxa" w:w="2880"/>
-            <w:shd w:fill="FFFFFF"/>
-            <w:tcBorders>
-              <w:top w:val="single" w:sz="5" w:space="0" w:color="C8D1C9"/>
-              <w:left w:val="single" w:sz="5" w:space="0" w:color="C8D1C9"/>
-              <w:bottom w:val="single" w:sz="5" w:space="0" w:color="C8D1C9"/>
-              <w:right w:val="single" w:sz="5" w:space="0" w:color="C8D1C9"/>
-            </w:tcBorders>
+            <w:tcMar>
+              <w:top w:w="120" w:type="dxa"/>
+              <w:start w:w="150" w:type="dxa"/>
+              <w:bottom w:w="120" w:type="dxa"/>
+              <w:end w:w="150" w:type="dxa"/>
+            </w:tcMar>
             <w:vAlign w:val="center"/>
+            <w:shd w:fill="F3F5F6"/>
           </w:tcPr>
           <w:p>
-            <w:pPr>
-              <w:spacing w:after="0"/>
-            </w:pPr>
             <w:r>
-              <w:rPr>
-                <w:rFonts w:ascii="Aptos" w:hAnsi="Aptos"/>
-                <w:b/>
-                <w:color w:val="1D2B23"/>
-                <w:sz w:val="17"/>
-              </w:rPr>
-              <w:t>Food forest</w:t>
+              <w:t>Plant information open</w:t>
             </w:r>
           </w:p>
         </w:tc>
         <w:tc>
           <w:tcPr>
-            <w:tcW w:type="dxa" w:w="6264"/>
-            <w:shd w:fill="FFFFFF"/>
-            <w:tcBorders>
-              <w:top w:val="single" w:sz="5" w:space="0" w:color="C8D1C9"/>
-              <w:left w:val="single" w:sz="5" w:space="0" w:color="C8D1C9"/>
-              <w:bottom w:val="single" w:sz="5" w:space="0" w:color="C8D1C9"/>
-              <w:right w:val="single" w:sz="5" w:space="0" w:color="C8D1C9"/>
-            </w:tcBorders>
+            <w:tcW w:type="dxa" w:w="3600"/>
+            <w:tcMar>
+              <w:top w:w="120" w:type="dxa"/>
+              <w:start w:w="150" w:type="dxa"/>
+              <w:bottom w:w="120" w:type="dxa"/>
+              <w:end w:w="150" w:type="dxa"/>
+            </w:tcMar>
             <w:vAlign w:val="center"/>
+            <w:shd w:fill="F3F5F6"/>
           </w:tcPr>
           <w:p>
-            <w:pPr>
-              <w:spacing w:after="0"/>
-            </w:pPr>
             <w:r>
-              <w:rPr>
-                <w:rFonts w:ascii="Aptos" w:hAnsi="Aptos"/>
-                <w:b w:val="0"/>
-                <w:color w:val="1D2B23"/>
-                <w:sz w:val="17"/>
-              </w:rPr>
-              <w:t>Canopy / low tree layer; Garden relationships</w:t>
+              <w:t>The currently selected plant</w:t>
+            </w:r>
+          </w:p>
+        </w:tc>
+        <w:tc>
+          <w:tcPr>
+            <w:tcW w:type="dxa" w:w="3168"/>
+            <w:tcMar>
+              <w:top w:w="120" w:type="dxa"/>
+              <w:start w:w="150" w:type="dxa"/>
+              <w:bottom w:w="120" w:type="dxa"/>
+              <w:end w:w="150" w:type="dxa"/>
+            </w:tcMar>
+            <w:vAlign w:val="center"/>
+            <w:shd w:fill="F3F5F6"/>
+          </w:tcPr>
+          <w:p>
+            <w:r>
+              <w:t>The previous plant or a generic reference label</w:t>
             </w:r>
           </w:p>
         </w:tc>
       </w:tr>
       <w:tr>
-        <w:trPr>
-          <w:cantSplit/>
-        </w:trPr>
         <w:tc>
           <w:tcPr>
             <w:tcW w:type="dxa" w:w="2880"/>
-            <w:shd w:fill="F5F7F4"/>
-            <w:tcBorders>
-              <w:top w:val="single" w:sz="5" w:space="0" w:color="C8D1C9"/>
-              <w:left w:val="single" w:sz="5" w:space="0" w:color="C8D1C9"/>
-              <w:bottom w:val="single" w:sz="5" w:space="0" w:color="C8D1C9"/>
-              <w:right w:val="single" w:sz="5" w:space="0" w:color="C8D1C9"/>
-            </w:tcBorders>
+            <w:tcMar>
+              <w:top w:w="120" w:type="dxa"/>
+              <w:start w:w="150" w:type="dxa"/>
+              <w:bottom w:w="120" w:type="dxa"/>
+              <w:end w:w="150" w:type="dxa"/>
+            </w:tcMar>
             <w:vAlign w:val="center"/>
           </w:tcPr>
           <w:p>
-            <w:pPr>
-              <w:spacing w:after="0"/>
-            </w:pPr>
             <w:r>
-              <w:rPr>
-                <w:rFonts w:ascii="Aptos" w:hAnsi="Aptos"/>
-                <w:b/>
-                <w:color w:val="1D2B23"/>
-                <w:sz w:val="17"/>
-              </w:rPr>
-              <w:t>Uses</w:t>
+              <w:t>Observation Note</w:t>
             </w:r>
           </w:p>
         </w:tc>
         <w:tc>
           <w:tcPr>
-            <w:tcW w:type="dxa" w:w="6264"/>
-            <w:shd w:fill="F5F7F4"/>
-            <w:tcBorders>
-              <w:top w:val="single" w:sz="5" w:space="0" w:color="C8D1C9"/>
-              <w:left w:val="single" w:sz="5" w:space="0" w:color="C8D1C9"/>
-              <w:bottom w:val="single" w:sz="5" w:space="0" w:color="C8D1C9"/>
-              <w:right w:val="single" w:sz="5" w:space="0" w:color="C8D1C9"/>
-            </w:tcBorders>
+            <w:tcW w:type="dxa" w:w="3600"/>
+            <w:tcMar>
+              <w:top w:w="120" w:type="dxa"/>
+              <w:start w:w="150" w:type="dxa"/>
+              <w:bottom w:w="120" w:type="dxa"/>
+              <w:end w:w="150" w:type="dxa"/>
+            </w:tcMar>
             <w:vAlign w:val="center"/>
           </w:tcPr>
           <w:p>
-            <w:pPr>
-              <w:spacing w:after="0"/>
-            </w:pPr>
             <w:r>
-              <w:rPr>
-                <w:rFonts w:ascii="Aptos" w:hAnsi="Aptos"/>
-                <w:b w:val="0"/>
-                <w:color w:val="1D2B23"/>
-                <w:sz w:val="17"/>
-              </w:rPr>
-              <w:t>Culinary; Medicinal; Craft</w:t>
+              <w:t>Visitor placing or selecting a Note</w:t>
+            </w:r>
+          </w:p>
+        </w:tc>
+        <w:tc>
+          <w:tcPr>
+            <w:tcW w:type="dxa" w:w="3168"/>
+            <w:tcMar>
+              <w:top w:w="120" w:type="dxa"/>
+              <w:start w:w="150" w:type="dxa"/>
+              <w:bottom w:w="120" w:type="dxa"/>
+              <w:end w:w="150" w:type="dxa"/>
+            </w:tcMar>
+            <w:vAlign w:val="center"/>
+          </w:tcPr>
+          <w:p>
+            <w:r>
+              <w:t>Plant image retained from the previous step</w:t>
             </w:r>
           </w:p>
         </w:tc>
       </w:tr>
       <w:tr>
-        <w:trPr>
-          <w:cantSplit/>
-        </w:trPr>
         <w:tc>
           <w:tcPr>
             <w:tcW w:type="dxa" w:w="2880"/>
-            <w:shd w:fill="FFFFFF"/>
-            <w:tcBorders>
-              <w:top w:val="single" w:sz="5" w:space="0" w:color="C8D1C9"/>
-              <w:left w:val="single" w:sz="5" w:space="0" w:color="C8D1C9"/>
-              <w:bottom w:val="single" w:sz="5" w:space="0" w:color="C8D1C9"/>
-              <w:right w:val="single" w:sz="5" w:space="0" w:color="C8D1C9"/>
-            </w:tcBorders>
+            <w:tcMar>
+              <w:top w:w="120" w:type="dxa"/>
+              <w:start w:w="150" w:type="dxa"/>
+              <w:bottom w:w="120" w:type="dxa"/>
+              <w:end w:w="150" w:type="dxa"/>
+            </w:tcMar>
             <w:vAlign w:val="center"/>
+            <w:shd w:fill="F3F5F6"/>
           </w:tcPr>
           <w:p>
-            <w:pPr>
-              <w:spacing w:after="0"/>
-            </w:pPr>
             <w:r>
-              <w:rPr>
-                <w:rFonts w:ascii="Aptos" w:hAnsi="Aptos"/>
-                <w:b/>
-                <w:color w:val="1D2B23"/>
-                <w:sz w:val="17"/>
-              </w:rPr>
-              <w:t>Propagation</w:t>
+              <w:t>Totem interaction</w:t>
             </w:r>
           </w:p>
         </w:tc>
         <w:tc>
           <w:tcPr>
-            <w:tcW w:type="dxa" w:w="6264"/>
-            <w:shd w:fill="FFFFFF"/>
-            <w:tcBorders>
-              <w:top w:val="single" w:sz="5" w:space="0" w:color="C8D1C9"/>
-              <w:left w:val="single" w:sz="5" w:space="0" w:color="C8D1C9"/>
-              <w:bottom w:val="single" w:sz="5" w:space="0" w:color="C8D1C9"/>
-              <w:right w:val="single" w:sz="5" w:space="0" w:color="C8D1C9"/>
-            </w:tcBorders>
+            <w:tcW w:type="dxa" w:w="3600"/>
+            <w:tcMar>
+              <w:top w:w="120" w:type="dxa"/>
+              <w:start w:w="150" w:type="dxa"/>
+              <w:bottom w:w="120" w:type="dxa"/>
+              <w:end w:w="150" w:type="dxa"/>
+            </w:tcMar>
             <w:vAlign w:val="center"/>
+            <w:shd w:fill="F3F5F6"/>
           </w:tcPr>
           <w:p>
-            <w:pPr>
-              <w:spacing w:after="0"/>
-            </w:pPr>
             <w:r>
-              <w:rPr>
-                <w:rFonts w:ascii="Aptos" w:hAnsi="Aptos"/>
-                <w:b w:val="0"/>
-                <w:color w:val="1D2B23"/>
-                <w:sz w:val="17"/>
-              </w:rPr>
-              <w:t>Seed; Cuttings</w:t>
+              <w:t>Modern elemental Totem with two physical buttons</w:t>
+            </w:r>
+          </w:p>
+        </w:tc>
+        <w:tc>
+          <w:tcPr>
+            <w:tcW w:type="dxa" w:w="3168"/>
+            <w:tcMar>
+              <w:top w:w="120" w:type="dxa"/>
+              <w:start w:w="150" w:type="dxa"/>
+              <w:bottom w:w="120" w:type="dxa"/>
+              <w:end w:w="150" w:type="dxa"/>
+            </w:tcMar>
+            <w:vAlign w:val="center"/>
+            <w:shd w:fill="F3F5F6"/>
+          </w:tcPr>
+          <w:p>
+            <w:r>
+              <w:t>A thin post or realistic wood texture</w:t>
             </w:r>
           </w:p>
         </w:tc>
       </w:tr>
       <w:tr>
-        <w:trPr>
-          <w:cantSplit/>
-        </w:trPr>
         <w:tc>
           <w:tcPr>
             <w:tcW w:type="dxa" w:w="2880"/>
-            <w:shd w:fill="F5F7F4"/>
-            <w:tcBorders>
-              <w:top w:val="single" w:sz="5" w:space="0" w:color="C8D1C9"/>
-              <w:left w:val="single" w:sz="5" w:space="0" w:color="C8D1C9"/>
-              <w:bottom w:val="single" w:sz="5" w:space="0" w:color="C8D1C9"/>
-              <w:right w:val="single" w:sz="5" w:space="0" w:color="C8D1C9"/>
-            </w:tcBorders>
+            <w:tcMar>
+              <w:top w:w="120" w:type="dxa"/>
+              <w:start w:w="150" w:type="dxa"/>
+              <w:bottom w:w="120" w:type="dxa"/>
+              <w:end w:w="150" w:type="dxa"/>
+            </w:tcMar>
             <w:vAlign w:val="center"/>
           </w:tcPr>
           <w:p>
-            <w:pPr>
-              <w:spacing w:after="0"/>
-            </w:pPr>
             <w:r>
-              <w:rPr>
-                <w:rFonts w:ascii="Aptos" w:hAnsi="Aptos"/>
-                <w:b/>
-                <w:color w:val="1D2B23"/>
-                <w:sz w:val="17"/>
-              </w:rPr>
-              <w:t>Scientific information</w:t>
+              <w:t>Learning pathway</w:t>
             </w:r>
           </w:p>
         </w:tc>
         <w:tc>
           <w:tcPr>
-            <w:tcW w:type="dxa" w:w="6264"/>
-            <w:shd w:fill="F5F7F4"/>
-            <w:tcBorders>
-              <w:top w:val="single" w:sz="5" w:space="0" w:color="C8D1C9"/>
-              <w:left w:val="single" w:sz="5" w:space="0" w:color="C8D1C9"/>
-              <w:bottom w:val="single" w:sz="5" w:space="0" w:color="C8D1C9"/>
-              <w:right w:val="single" w:sz="5" w:space="0" w:color="C8D1C9"/>
-            </w:tcBorders>
+            <w:tcW w:type="dxa" w:w="3600"/>
+            <w:tcMar>
+              <w:top w:w="120" w:type="dxa"/>
+              <w:start w:w="150" w:type="dxa"/>
+              <w:bottom w:w="120" w:type="dxa"/>
+              <w:end w:w="150" w:type="dxa"/>
+            </w:tcMar>
             <w:vAlign w:val="center"/>
           </w:tcPr>
           <w:p>
-            <w:pPr>
-              <w:spacing w:after="0"/>
-            </w:pPr>
             <w:r>
-              <w:rPr>
-                <w:rFonts w:ascii="Aptos" w:hAnsi="Aptos"/>
-                <w:b w:val="0"/>
-                <w:color w:val="1D2B23"/>
-                <w:sz w:val="17"/>
-              </w:rPr>
-              <w:t>Botanical name; Family; Growth form</w:t>
-            </w:r>
-          </w:p>
-        </w:tc>
-      </w:tr>
-      <w:tr>
-        <w:trPr>
-          <w:cantSplit/>
-        </w:trPr>
-        <w:tc>
-          <w:tcPr>
-            <w:tcW w:type="dxa" w:w="2880"/>
-            <w:shd w:fill="FFFFFF"/>
-            <w:tcBorders>
-              <w:top w:val="single" w:sz="5" w:space="0" w:color="C8D1C9"/>
-              <w:left w:val="single" w:sz="5" w:space="0" w:color="C8D1C9"/>
-              <w:bottom w:val="single" w:sz="5" w:space="0" w:color="C8D1C9"/>
-              <w:right w:val="single" w:sz="5" w:space="0" w:color="C8D1C9"/>
-            </w:tcBorders>
-            <w:vAlign w:val="center"/>
-          </w:tcPr>
-          <w:p>
-            <w:pPr>
-              <w:spacing w:after="0"/>
-            </w:pPr>
-            <w:r>
-              <w:rPr>
-                <w:rFonts w:ascii="Aptos" w:hAnsi="Aptos"/>
-                <w:b/>
-                <w:color w:val="1D2B23"/>
-                <w:sz w:val="17"/>
-              </w:rPr>
-              <w:t>Historical data</w:t>
+              <w:t>The selected public pathway or cell concept</w:t>
             </w:r>
           </w:p>
         </w:tc>
         <w:tc>
           <w:tcPr>
-            <w:tcW w:type="dxa" w:w="6264"/>
-            <w:shd w:fill="FFFFFF"/>
-            <w:tcBorders>
-              <w:top w:val="single" w:sz="5" w:space="0" w:color="C8D1C9"/>
-              <w:left w:val="single" w:sz="5" w:space="0" w:color="C8D1C9"/>
-              <w:bottom w:val="single" w:sz="5" w:space="0" w:color="C8D1C9"/>
-              <w:right w:val="single" w:sz="5" w:space="0" w:color="C8D1C9"/>
-            </w:tcBorders>
+            <w:tcW w:type="dxa" w:w="3168"/>
+            <w:tcMar>
+              <w:top w:w="120" w:type="dxa"/>
+              <w:start w:w="150" w:type="dxa"/>
+              <w:bottom w:w="120" w:type="dxa"/>
+              <w:end w:w="150" w:type="dxa"/>
+            </w:tcMar>
             <w:vAlign w:val="center"/>
           </w:tcPr>
           <w:p>
-            <w:pPr>
-              <w:spacing w:after="0"/>
-            </w:pPr>
             <w:r>
-              <w:rPr>
-                <w:rFonts w:ascii="Aptos" w:hAnsi="Aptos"/>
-                <w:b w:val="0"/>
-                <w:color w:val="1D2B23"/>
-                <w:sz w:val="17"/>
-              </w:rPr>
-              <w:t>Origin; Food cultures</w:t>
-            </w:r>
-          </w:p>
-        </w:tc>
-      </w:tr>
-      <w:tr>
-        <w:trPr>
-          <w:cantSplit/>
-        </w:trPr>
-        <w:tc>
-          <w:tcPr>
-            <w:tcW w:type="dxa" w:w="2880"/>
-            <w:shd w:fill="F5F7F4"/>
-            <w:tcBorders>
-              <w:top w:val="single" w:sz="5" w:space="0" w:color="C8D1C9"/>
-              <w:left w:val="single" w:sz="5" w:space="0" w:color="C8D1C9"/>
-              <w:bottom w:val="single" w:sz="5" w:space="0" w:color="C8D1C9"/>
-              <w:right w:val="single" w:sz="5" w:space="0" w:color="C8D1C9"/>
-            </w:tcBorders>
-            <w:vAlign w:val="center"/>
-          </w:tcPr>
-          <w:p>
-            <w:pPr>
-              <w:spacing w:after="0"/>
-            </w:pPr>
-            <w:r>
-              <w:rPr>
-                <w:rFonts w:ascii="Aptos" w:hAnsi="Aptos"/>
-                <w:b/>
-                <w:color w:val="1D2B23"/>
-                <w:sz w:val="17"/>
-              </w:rPr>
-              <w:t>Cultivation</w:t>
-            </w:r>
-          </w:p>
-        </w:tc>
-        <w:tc>
-          <w:tcPr>
-            <w:tcW w:type="dxa" w:w="6264"/>
-            <w:shd w:fill="F5F7F4"/>
-            <w:tcBorders>
-              <w:top w:val="single" w:sz="5" w:space="0" w:color="C8D1C9"/>
-              <w:left w:val="single" w:sz="5" w:space="0" w:color="C8D1C9"/>
-              <w:bottom w:val="single" w:sz="5" w:space="0" w:color="C8D1C9"/>
-              <w:right w:val="single" w:sz="5" w:space="0" w:color="C8D1C9"/>
-            </w:tcBorders>
-            <w:vAlign w:val="center"/>
-          </w:tcPr>
-          <w:p>
-            <w:pPr>
-              <w:spacing w:after="0"/>
-            </w:pPr>
-            <w:r>
-              <w:rPr>
-                <w:rFonts w:ascii="Aptos" w:hAnsi="Aptos"/>
-                <w:b w:val="0"/>
-                <w:color w:val="1D2B23"/>
-                <w:sz w:val="17"/>
-              </w:rPr>
-              <w:t>Climate; Growing care</w:t>
+              <w:t>Internal labels or a generic sketch caption</w:t>
             </w:r>
           </w:p>
         </w:tc>
@@ -3836,3035 +2512,152 @@
     </w:tbl>
     <w:p>
       <w:pPr>
-        <w:spacing w:after="20"/>
-      </w:pPr>
-    </w:p>
-    <w:p>
-      <w:pPr>
-        <w:spacing w:after="120" w:line="259" w:lineRule="auto"/>
+        <w:pStyle w:val="Heading1"/>
       </w:pPr>
       <w:r>
-        <w:rPr>
-          <w:rFonts w:ascii="Aptos" w:hAnsi="Aptos"/>
-          <w:i/>
-          <w:color w:val="657069"/>
-          <w:sz w:val="20"/>
-        </w:rPr>
-        <w:t>Safety boundary: the Medicinal node is identified as attributed tradition and includes “Traditional knowledge only; not medical advice.”</w:t>
+        <w:t>Review checklist</w:t>
       </w:r>
     </w:p>
     <w:p>
       <w:pPr>
-        <w:pStyle w:val="Heading1"/>
-      </w:pPr>
-      <w:r>
-        <w:t>7. Observation Note</w:t>
-      </w:r>
-    </w:p>
-    <w:tbl>
-      <w:tblPr>
-        <w:tblW w:type="auto" w:w="0"/>
-        <w:tblLayout w:type="fixed"/>
-        <w:tblLook w:firstColumn="1" w:firstRow="1" w:lastColumn="0" w:lastRow="0" w:noHBand="0" w:noVBand="1" w:val="04A0"/>
-      </w:tblPr>
-      <w:tblGrid>
-        <w:gridCol w:w="9144"/>
-      </w:tblGrid>
-      <w:tr>
-        <w:tc>
-          <w:tcPr>
-            <w:tcW w:type="dxa" w:w="9663"/>
-            <w:vAlign w:val="center"/>
-            <w:shd w:fill="F5F7F4"/>
-            <w:tcBorders>
-              <w:top w:val="single" w:sz="8" w:space="0" w:color="C8D1C9"/>
-              <w:left w:val="single" w:sz="8" w:space="0" w:color="C8D1C9"/>
-              <w:bottom w:val="single" w:sz="8" w:space="0" w:color="C8D1C9"/>
-              <w:right w:val="single" w:sz="8" w:space="0" w:color="C8D1C9"/>
-            </w:tcBorders>
-          </w:tcPr>
-          <w:p>
-            <w:pPr>
-              <w:spacing w:after="40"/>
-            </w:pPr>
-            <w:r>
-              <w:rPr>
-                <w:rFonts w:ascii="Aptos" w:hAnsi="Aptos"/>
-                <w:b/>
-                <w:color w:val="1D2B23"/>
-                <w:sz w:val="24"/>
-              </w:rPr>
-              <w:t>Add one observation</w:t>
-            </w:r>
-          </w:p>
-          <w:p>
-            <w:pPr>
-              <w:spacing w:after="80" w:line="252" w:lineRule="auto"/>
-            </w:pPr>
-            <w:r>
-              <w:rPr>
-                <w:rFonts w:ascii="Aptos" w:hAnsi="Aptos"/>
-                <w:color w:val="1D2B23"/>
-                <w:sz w:val="19"/>
-              </w:rPr>
-              <w:t>The two plants share this place but hold different knowledge. A Note can keep a local observation alongside them.</w:t>
-            </w:r>
-          </w:p>
-          <w:p>
-            <w:pPr>
-              <w:spacing w:before="60" w:after="20"/>
-            </w:pPr>
-            <w:r>
-              <w:rPr>
-                <w:rFonts w:ascii="Aptos" w:hAnsi="Aptos"/>
-                <w:b/>
-                <w:color w:val="426B4D"/>
-                <w:sz w:val="15"/>
-              </w:rPr>
-              <w:t xml:space="preserve">ACTION  </w:t>
-            </w:r>
-            <w:r>
-              <w:rPr>
-                <w:rFonts w:ascii="Aptos" w:hAnsi="Aptos"/>
-                <w:b/>
-                <w:color w:val="1D2B23"/>
-                <w:sz w:val="18"/>
-              </w:rPr>
-              <w:t>Continue</w:t>
-            </w:r>
-          </w:p>
-        </w:tc>
-      </w:tr>
-    </w:tbl>
-    <w:p>
-      <w:pPr>
-        <w:spacing w:after="20"/>
-      </w:pPr>
-    </w:p>
-    <w:tbl>
-      <w:tblPr>
-        <w:tblW w:type="auto" w:w="0"/>
-        <w:tblLayout w:type="fixed"/>
-        <w:tblLook w:firstColumn="1" w:firstRow="1" w:lastColumn="0" w:lastRow="0" w:noHBand="0" w:noVBand="1" w:val="04A0"/>
-      </w:tblPr>
-      <w:tblGrid>
-        <w:gridCol w:w="9144"/>
-      </w:tblGrid>
-      <w:tr>
-        <w:tc>
-          <w:tcPr>
-            <w:tcW w:type="dxa" w:w="9663"/>
-            <w:vAlign w:val="center"/>
-            <w:shd w:fill="F5F7F4"/>
-            <w:tcBorders>
-              <w:top w:val="single" w:sz="8" w:space="0" w:color="C8D1C9"/>
-              <w:left w:val="single" w:sz="8" w:space="0" w:color="C8D1C9"/>
-              <w:bottom w:val="single" w:sz="8" w:space="0" w:color="C8D1C9"/>
-              <w:right w:val="single" w:sz="8" w:space="0" w:color="C8D1C9"/>
-            </w:tcBorders>
-          </w:tcPr>
-          <w:p>
-            <w:pPr>
-              <w:spacing w:after="40"/>
-            </w:pPr>
-            <w:r>
-              <w:rPr>
-                <w:rFonts w:ascii="Aptos" w:hAnsi="Aptos"/>
-                <w:b/>
-                <w:color w:val="1D2B23"/>
-                <w:sz w:val="24"/>
-              </w:rPr>
-              <w:t>Place an observation</w:t>
-            </w:r>
-          </w:p>
-          <w:p>
-            <w:pPr>
-              <w:spacing w:after="80" w:line="252" w:lineRule="auto"/>
-            </w:pPr>
-            <w:r>
-              <w:rPr>
-                <w:rFonts w:ascii="Aptos" w:hAnsi="Aptos"/>
-                <w:color w:val="1D2B23"/>
-                <w:sz w:val="19"/>
-              </w:rPr>
-              <w:t>A Note gives an observation a location beside the plants.</w:t>
-            </w:r>
-          </w:p>
-          <w:p>
-            <w:pPr>
-              <w:spacing w:before="40" w:after="0"/>
-            </w:pPr>
-            <w:r>
-              <w:rPr>
-                <w:rFonts w:ascii="Aptos" w:hAnsi="Aptos"/>
-                <w:b/>
-                <w:color w:val="657069"/>
-                <w:sz w:val="15"/>
-              </w:rPr>
-              <w:t xml:space="preserve">GUIDE  </w:t>
-            </w:r>
-            <w:r>
-              <w:rPr>
-                <w:rFonts w:ascii="Aptos" w:hAnsi="Aptos"/>
-                <w:i/>
-                <w:color w:val="657069"/>
-                <w:sz w:val="18"/>
-              </w:rPr>
-              <w:t>Press the visible aiming circle to place the Note.</w:t>
-            </w:r>
-          </w:p>
-        </w:tc>
-      </w:tr>
-    </w:tbl>
-    <w:p>
-      <w:pPr>
-        <w:spacing w:after="20"/>
-      </w:pPr>
-    </w:p>
-    <w:tbl>
-      <w:tblPr>
-        <w:tblW w:type="auto" w:w="0"/>
-        <w:tblLayout w:type="fixed"/>
-        <w:tblLook w:firstColumn="1" w:firstRow="1" w:lastColumn="0" w:lastRow="0" w:noHBand="0" w:noVBand="1" w:val="04A0"/>
-      </w:tblPr>
-      <w:tblGrid>
-        <w:gridCol w:w="9144"/>
-      </w:tblGrid>
-      <w:tr>
-        <w:tc>
-          <w:tcPr>
-            <w:tcW w:type="dxa" w:w="9663"/>
-            <w:vAlign w:val="center"/>
-            <w:shd w:fill="F5F7F4"/>
-            <w:tcBorders>
-              <w:top w:val="single" w:sz="8" w:space="0" w:color="C8D1C9"/>
-              <w:left w:val="single" w:sz="8" w:space="0" w:color="C8D1C9"/>
-              <w:bottom w:val="single" w:sz="8" w:space="0" w:color="C8D1C9"/>
-              <w:right w:val="single" w:sz="8" w:space="0" w:color="C8D1C9"/>
-            </w:tcBorders>
-          </w:tcPr>
-          <w:p>
-            <w:pPr>
-              <w:spacing w:after="40"/>
-            </w:pPr>
-            <w:r>
-              <w:rPr>
-                <w:rFonts w:ascii="Aptos" w:hAnsi="Aptos"/>
-                <w:b/>
-                <w:color w:val="1D2B23"/>
-                <w:sz w:val="24"/>
-              </w:rPr>
-              <w:t>Your Note is in place</w:t>
-            </w:r>
-          </w:p>
-          <w:p>
-            <w:pPr>
-              <w:spacing w:after="80" w:line="252" w:lineRule="auto"/>
-            </w:pPr>
-            <w:r>
-              <w:rPr>
-                <w:rFonts w:ascii="Aptos" w:hAnsi="Aptos"/>
-                <w:color w:val="1D2B23"/>
-                <w:sz w:val="19"/>
-              </w:rPr>
-              <w:t>This Note records a seasonal change beside the plants. A Note can also hold an image, memory or task that someone may return to here.</w:t>
-            </w:r>
-          </w:p>
-          <w:p>
-            <w:pPr>
-              <w:spacing w:before="60" w:after="20"/>
-            </w:pPr>
-            <w:r>
-              <w:rPr>
-                <w:rFonts w:ascii="Aptos" w:hAnsi="Aptos"/>
-                <w:b/>
-                <w:color w:val="426B4D"/>
-                <w:sz w:val="15"/>
-              </w:rPr>
-              <w:t xml:space="preserve">ACTION  </w:t>
-            </w:r>
-            <w:r>
-              <w:rPr>
-                <w:rFonts w:ascii="Aptos" w:hAnsi="Aptos"/>
-                <w:b/>
-                <w:color w:val="1D2B23"/>
-                <w:sz w:val="18"/>
-              </w:rPr>
-              <w:t>Continue to Areas</w:t>
-            </w:r>
-          </w:p>
-        </w:tc>
-      </w:tr>
-    </w:tbl>
-    <w:p>
-      <w:pPr>
-        <w:spacing w:after="20"/>
-      </w:pPr>
-    </w:p>
-    <w:p>
-      <w:pPr>
-        <w:keepNext/>
-        <w:spacing w:before="200" w:after="60"/>
+        <w:spacing w:after="60"/>
+        <w:ind w:left="259" w:hanging="259"/>
       </w:pPr>
       <w:r>
         <w:rPr>
-          <w:rFonts w:ascii="Aptos" w:hAnsi="Aptos"/>
-          <w:b/>
-          <w:color w:val="426B4D"/>
-          <w:sz w:val="16"/>
+          <w:sz w:val="20"/>
         </w:rPr>
-        <w:t>AVAILABLE NOTE TEMPLATES</w:t>
-      </w:r>
-    </w:p>
-    <w:tbl>
-      <w:tblPr>
-        <w:tblW w:type="auto" w:w="0"/>
-        <w:tblLayout w:type="fixed"/>
-        <w:tblLook w:firstColumn="1" w:firstRow="1" w:lastColumn="0" w:lastRow="0" w:noHBand="0" w:noVBand="1" w:val="04A0"/>
-      </w:tblPr>
-      <w:tblGrid>
-        <w:gridCol w:w="2880"/>
-        <w:gridCol w:w="6264"/>
-      </w:tblGrid>
-      <w:tr>
-        <w:trPr>
-          <w:tblHeader w:val="true"/>
-        </w:trPr>
-        <w:tc>
-          <w:tcPr>
-            <w:tcW w:type="dxa" w:w="4831"/>
-            <w:shd w:fill="426B4D"/>
-            <w:tcBorders>
-              <w:top w:val="single" w:sz="5" w:space="0" w:color="C8D1C9"/>
-              <w:left w:val="single" w:sz="5" w:space="0" w:color="C8D1C9"/>
-              <w:bottom w:val="single" w:sz="5" w:space="0" w:color="C8D1C9"/>
-              <w:right w:val="single" w:sz="5" w:space="0" w:color="C8D1C9"/>
-            </w:tcBorders>
-            <w:vAlign w:val="center"/>
-          </w:tcPr>
-          <w:p>
-            <w:r>
-              <w:rPr>
-                <w:rFonts w:ascii="Aptos" w:hAnsi="Aptos"/>
-                <w:b/>
-                <w:color w:val="FFFFFF"/>
-                <w:sz w:val="17"/>
-              </w:rPr>
-              <w:t>Template</w:t>
-            </w:r>
-          </w:p>
-        </w:tc>
-        <w:tc>
-          <w:tcPr>
-            <w:tcW w:type="dxa" w:w="4831"/>
-            <w:shd w:fill="426B4D"/>
-            <w:tcBorders>
-              <w:top w:val="single" w:sz="5" w:space="0" w:color="C8D1C9"/>
-              <w:left w:val="single" w:sz="5" w:space="0" w:color="C8D1C9"/>
-              <w:bottom w:val="single" w:sz="5" w:space="0" w:color="C8D1C9"/>
-              <w:right w:val="single" w:sz="5" w:space="0" w:color="C8D1C9"/>
-            </w:tcBorders>
-            <w:vAlign w:val="center"/>
-          </w:tcPr>
-          <w:p>
-            <w:r>
-              <w:rPr>
-                <w:rFonts w:ascii="Aptos" w:hAnsi="Aptos"/>
-                <w:b/>
-                <w:color w:val="FFFFFF"/>
-                <w:sz w:val="17"/>
-              </w:rPr>
-              <w:t>Anchored content</w:t>
-            </w:r>
-          </w:p>
-        </w:tc>
-      </w:tr>
-      <w:tr>
-        <w:trPr>
-          <w:cantSplit/>
-        </w:trPr>
-        <w:tc>
-          <w:tcPr>
-            <w:tcW w:type="dxa" w:w="2880"/>
-            <w:shd w:fill="F5F7F4"/>
-            <w:tcBorders>
-              <w:top w:val="single" w:sz="5" w:space="0" w:color="C8D1C9"/>
-              <w:left w:val="single" w:sz="5" w:space="0" w:color="C8D1C9"/>
-              <w:bottom w:val="single" w:sz="5" w:space="0" w:color="C8D1C9"/>
-              <w:right w:val="single" w:sz="5" w:space="0" w:color="C8D1C9"/>
-            </w:tcBorders>
-            <w:vAlign w:val="center"/>
-          </w:tcPr>
-          <w:p>
-            <w:pPr>
-              <w:spacing w:after="0"/>
-            </w:pPr>
-            <w:r>
-              <w:rPr>
-                <w:rFonts w:ascii="Aptos" w:hAnsi="Aptos"/>
-                <w:b/>
-                <w:color w:val="1D2B23"/>
-                <w:sz w:val="17"/>
-              </w:rPr>
-              <w:t>Point of Interest · Seasonal observation</w:t>
-            </w:r>
-          </w:p>
-        </w:tc>
-        <w:tc>
-          <w:tcPr>
-            <w:tcW w:type="dxa" w:w="6264"/>
-            <w:shd w:fill="F5F7F4"/>
-            <w:tcBorders>
-              <w:top w:val="single" w:sz="5" w:space="0" w:color="C8D1C9"/>
-              <w:left w:val="single" w:sz="5" w:space="0" w:color="C8D1C9"/>
-              <w:bottom w:val="single" w:sz="5" w:space="0" w:color="C8D1C9"/>
-              <w:right w:val="single" w:sz="5" w:space="0" w:color="C8D1C9"/>
-            </w:tcBorders>
-            <w:vAlign w:val="center"/>
-          </w:tcPr>
-          <w:p>
-            <w:pPr>
-              <w:spacing w:after="0"/>
-            </w:pPr>
-            <w:r>
-              <w:rPr>
-                <w:rFonts w:ascii="Aptos" w:hAnsi="Aptos"/>
-                <w:b w:val="0"/>
-                <w:color w:val="1D2B23"/>
-                <w:sz w:val="17"/>
-              </w:rPr>
-              <w:t>PURPOSE  Draw attention to this place</w:t>
-              <w:br/>
-              <w:t>MEDIA  Sound · animation · images</w:t>
-              <w:br/>
-              <w:t>ACTION  Revisit · compare · update</w:t>
-            </w:r>
-          </w:p>
-        </w:tc>
-      </w:tr>
-      <w:tr>
-        <w:trPr>
-          <w:cantSplit/>
-        </w:trPr>
-        <w:tc>
-          <w:tcPr>
-            <w:tcW w:type="dxa" w:w="2880"/>
-            <w:shd w:fill="FFFFFF"/>
-            <w:tcBorders>
-              <w:top w:val="single" w:sz="5" w:space="0" w:color="C8D1C9"/>
-              <w:left w:val="single" w:sz="5" w:space="0" w:color="C8D1C9"/>
-              <w:bottom w:val="single" w:sz="5" w:space="0" w:color="C8D1C9"/>
-              <w:right w:val="single" w:sz="5" w:space="0" w:color="C8D1C9"/>
-            </w:tcBorders>
-            <w:vAlign w:val="center"/>
-          </w:tcPr>
-          <w:p>
-            <w:pPr>
-              <w:spacing w:after="0"/>
-            </w:pPr>
-            <w:r>
-              <w:rPr>
-                <w:rFonts w:ascii="Aptos" w:hAnsi="Aptos"/>
-                <w:b/>
-                <w:color w:val="1D2B23"/>
-                <w:sz w:val="17"/>
-              </w:rPr>
-              <w:t>Garden plaque · Grow gently</w:t>
-            </w:r>
-          </w:p>
-        </w:tc>
-        <w:tc>
-          <w:tcPr>
-            <w:tcW w:type="dxa" w:w="6264"/>
-            <w:shd w:fill="FFFFFF"/>
-            <w:tcBorders>
-              <w:top w:val="single" w:sz="5" w:space="0" w:color="C8D1C9"/>
-              <w:left w:val="single" w:sz="5" w:space="0" w:color="C8D1C9"/>
-              <w:bottom w:val="single" w:sz="5" w:space="0" w:color="C8D1C9"/>
-              <w:right w:val="single" w:sz="5" w:space="0" w:color="C8D1C9"/>
-            </w:tcBorders>
-            <w:vAlign w:val="center"/>
-          </w:tcPr>
-          <w:p>
-            <w:pPr>
-              <w:spacing w:after="0"/>
-            </w:pPr>
-            <w:r>
-              <w:rPr>
-                <w:rFonts w:ascii="Aptos" w:hAnsi="Aptos"/>
-                <w:b w:val="0"/>
-                <w:color w:val="1D2B23"/>
-                <w:sz w:val="17"/>
-              </w:rPr>
-              <w:t>“A garden teaches us to care for what comes next.”</w:t>
-              <w:br/>
-              <w:t>Pause · notice · return</w:t>
-              <w:br/>
-              <w:t>A small thought anchored to this living place</w:t>
-            </w:r>
-          </w:p>
-        </w:tc>
-      </w:tr>
-      <w:tr>
-        <w:trPr>
-          <w:cantSplit/>
-        </w:trPr>
-        <w:tc>
-          <w:tcPr>
-            <w:tcW w:type="dxa" w:w="2880"/>
-            <w:shd w:fill="F5F7F4"/>
-            <w:tcBorders>
-              <w:top w:val="single" w:sz="5" w:space="0" w:color="C8D1C9"/>
-              <w:left w:val="single" w:sz="5" w:space="0" w:color="C8D1C9"/>
-              <w:bottom w:val="single" w:sz="5" w:space="0" w:color="C8D1C9"/>
-              <w:right w:val="single" w:sz="5" w:space="0" w:color="C8D1C9"/>
-            </w:tcBorders>
-            <w:vAlign w:val="center"/>
-          </w:tcPr>
-          <w:p>
-            <w:pPr>
-              <w:spacing w:after="0"/>
-            </w:pPr>
-            <w:r>
-              <w:rPr>
-                <w:rFonts w:ascii="Aptos" w:hAnsi="Aptos"/>
-                <w:b/>
-                <w:color w:val="1D2B23"/>
-                <w:sz w:val="17"/>
-              </w:rPr>
-              <w:t>Warning Note · DON’T GO HERE</w:t>
-            </w:r>
-          </w:p>
-        </w:tc>
-        <w:tc>
-          <w:tcPr>
-            <w:tcW w:type="dxa" w:w="6264"/>
-            <w:shd w:fill="F5F7F4"/>
-            <w:tcBorders>
-              <w:top w:val="single" w:sz="5" w:space="0" w:color="C8D1C9"/>
-              <w:left w:val="single" w:sz="5" w:space="0" w:color="C8D1C9"/>
-              <w:bottom w:val="single" w:sz="5" w:space="0" w:color="C8D1C9"/>
-              <w:right w:val="single" w:sz="5" w:space="0" w:color="C8D1C9"/>
-            </w:tcBorders>
-            <w:vAlign w:val="center"/>
-          </w:tcPr>
-          <w:p>
-            <w:pPr>
-              <w:spacing w:after="0"/>
-            </w:pPr>
-            <w:r>
-              <w:rPr>
-                <w:rFonts w:ascii="Aptos" w:hAnsi="Aptos"/>
-                <w:b w:val="0"/>
-                <w:color w:val="1D2B23"/>
-                <w:sz w:val="17"/>
-              </w:rPr>
-              <w:t>WARNING  Do not enter this place</w:t>
-              <w:br/>
-              <w:t>GUIDANCE  Explain the risk or boundary</w:t>
-              <w:br/>
-              <w:t>FUTURE  Sound · alerts · animation</w:t>
-            </w:r>
-          </w:p>
-        </w:tc>
-      </w:tr>
-    </w:tbl>
-    <w:p>
-      <w:pPr>
-        <w:spacing w:after="20"/>
-      </w:pPr>
-    </w:p>
-    <w:p>
-      <w:pPr>
-        <w:pStyle w:val="Heading1"/>
-      </w:pPr>
-      <w:r>
-        <w:t>8. Area Totems</w:t>
-      </w:r>
-    </w:p>
-    <w:tbl>
-      <w:tblPr>
-        <w:tblW w:type="auto" w:w="0"/>
-        <w:tblLayout w:type="fixed"/>
-        <w:tblLook w:firstColumn="1" w:firstRow="1" w:lastColumn="0" w:lastRow="0" w:noHBand="0" w:noVBand="1" w:val="04A0"/>
-      </w:tblPr>
-      <w:tblGrid>
-        <w:gridCol w:w="9144"/>
-      </w:tblGrid>
-      <w:tr>
-        <w:tc>
-          <w:tcPr>
-            <w:tcW w:type="dxa" w:w="9663"/>
-            <w:vAlign w:val="center"/>
-            <w:shd w:fill="F5F7F4"/>
-            <w:tcBorders>
-              <w:top w:val="single" w:sz="8" w:space="0" w:color="C8D1C9"/>
-              <w:left w:val="single" w:sz="8" w:space="0" w:color="C8D1C9"/>
-              <w:bottom w:val="single" w:sz="8" w:space="0" w:color="C8D1C9"/>
-              <w:right w:val="single" w:sz="8" w:space="0" w:color="C8D1C9"/>
-            </w:tcBorders>
-          </w:tcPr>
-          <w:p>
-            <w:pPr>
-              <w:spacing w:after="40"/>
-            </w:pPr>
-            <w:r>
-              <w:rPr>
-                <w:rFonts w:ascii="Aptos" w:hAnsi="Aptos"/>
-                <w:b/>
-                <w:color w:val="1D2B23"/>
-                <w:sz w:val="24"/>
-              </w:rPr>
-              <w:t>Your place is becoming connected</w:t>
-            </w:r>
-          </w:p>
-          <w:p>
-            <w:pPr>
-              <w:spacing w:after="80" w:line="252" w:lineRule="auto"/>
-            </w:pPr>
-            <w:r>
-              <w:rPr>
-                <w:rFonts w:ascii="Aptos" w:hAnsi="Aptos"/>
-                <w:color w:val="1D2B23"/>
-                <w:sz w:val="19"/>
-              </w:rPr>
-              <w:t>This place now holds two plant profiles and one observation. Area Totems show how those pieces belong to larger parts of the landscape.</w:t>
-            </w:r>
-          </w:p>
-          <w:p>
-            <w:pPr>
-              <w:spacing w:before="60" w:after="20"/>
-            </w:pPr>
-            <w:r>
-              <w:rPr>
-                <w:rFonts w:ascii="Aptos" w:hAnsi="Aptos"/>
-                <w:b/>
-                <w:color w:val="426B4D"/>
-                <w:sz w:val="15"/>
-              </w:rPr>
-              <w:t xml:space="preserve">ACTION  </w:t>
-            </w:r>
-            <w:r>
-              <w:rPr>
-                <w:rFonts w:ascii="Aptos" w:hAnsi="Aptos"/>
-                <w:b/>
-                <w:color w:val="1D2B23"/>
-                <w:sz w:val="18"/>
-              </w:rPr>
-              <w:t>See Area Totems</w:t>
-            </w:r>
-          </w:p>
-        </w:tc>
-      </w:tr>
-    </w:tbl>
-    <w:p>
-      <w:pPr>
-        <w:spacing w:after="20"/>
-      </w:pPr>
-    </w:p>
-    <w:tbl>
-      <w:tblPr>
-        <w:tblW w:type="auto" w:w="0"/>
-        <w:tblLayout w:type="fixed"/>
-        <w:tblLook w:firstColumn="1" w:firstRow="1" w:lastColumn="0" w:lastRow="0" w:noHBand="0" w:noVBand="1" w:val="04A0"/>
-      </w:tblPr>
-      <w:tblGrid>
-        <w:gridCol w:w="9144"/>
-      </w:tblGrid>
-      <w:tr>
-        <w:tc>
-          <w:tcPr>
-            <w:tcW w:type="dxa" w:w="9663"/>
-            <w:vAlign w:val="center"/>
-            <w:shd w:fill="F5F7F4"/>
-            <w:tcBorders>
-              <w:top w:val="single" w:sz="8" w:space="0" w:color="C8D1C9"/>
-              <w:left w:val="single" w:sz="8" w:space="0" w:color="C8D1C9"/>
-              <w:bottom w:val="single" w:sz="8" w:space="0" w:color="C8D1C9"/>
-              <w:right w:val="single" w:sz="8" w:space="0" w:color="C8D1C9"/>
-            </w:tcBorders>
-          </w:tcPr>
-          <w:p>
-            <w:pPr>
-              <w:spacing w:after="40"/>
-            </w:pPr>
-            <w:r>
-              <w:rPr>
-                <w:rFonts w:ascii="Aptos" w:hAnsi="Aptos"/>
-                <w:b/>
-                <w:color w:val="1D2B23"/>
-                <w:sz w:val="24"/>
-              </w:rPr>
-              <w:t>Area Totems</w:t>
-            </w:r>
-          </w:p>
-          <w:p>
-            <w:pPr>
-              <w:spacing w:after="80" w:line="252" w:lineRule="auto"/>
-            </w:pPr>
-            <w:r>
-              <w:rPr>
-                <w:rFonts w:ascii="Aptos" w:hAnsi="Aptos"/>
-                <w:color w:val="1D2B23"/>
-                <w:sz w:val="19"/>
-              </w:rPr>
-              <w:t>A Totem is an Area’s home marker. It gathers the plants, Notes and local knowledge that belong to that part of a project.</w:t>
-            </w:r>
-          </w:p>
-          <w:p>
-            <w:pPr>
-              <w:spacing w:after="80" w:line="252" w:lineRule="auto"/>
-            </w:pPr>
-            <w:r>
-              <w:rPr>
-                <w:rFonts w:ascii="Aptos" w:hAnsi="Aptos"/>
-                <w:color w:val="1D2B23"/>
-                <w:sz w:val="19"/>
-              </w:rPr>
-              <w:t>This example reveals a Food Forest Area and a Kitchen Garden Area, then shows the route between them.</w:t>
-            </w:r>
-          </w:p>
-          <w:p>
-            <w:pPr>
-              <w:spacing w:before="60" w:after="20"/>
-            </w:pPr>
-            <w:r>
-              <w:rPr>
-                <w:rFonts w:ascii="Aptos" w:hAnsi="Aptos"/>
-                <w:b/>
-                <w:color w:val="426B4D"/>
-                <w:sz w:val="15"/>
-              </w:rPr>
-              <w:t xml:space="preserve">ACTION  </w:t>
-            </w:r>
-            <w:r>
-              <w:rPr>
-                <w:rFonts w:ascii="Aptos" w:hAnsi="Aptos"/>
-                <w:b/>
-                <w:color w:val="1D2B23"/>
-                <w:sz w:val="18"/>
-              </w:rPr>
-              <w:t>Show Food Forest Totem</w:t>
-            </w:r>
-          </w:p>
-        </w:tc>
-      </w:tr>
-    </w:tbl>
-    <w:p>
-      <w:pPr>
-        <w:spacing w:after="20"/>
-      </w:pPr>
-    </w:p>
-    <w:p>
-      <w:pPr>
-        <w:keepNext/>
-        <w:spacing w:before="200" w:after="60"/>
-      </w:pPr>
-      <w:r>
-        <w:rPr>
-          <w:rFonts w:ascii="Aptos" w:hAnsi="Aptos"/>
-          <w:b/>
-          <w:color w:val="426B4D"/>
-          <w:sz w:val="16"/>
-        </w:rPr>
-        <w:t>FOOD FOREST TOTEM</w:t>
+        <w:t>□  Welcome appears before the imagined garden scene.</w:t>
       </w:r>
     </w:p>
     <w:p>
       <w:pPr>
-        <w:pStyle w:val="ListBullet"/>
         <w:spacing w:after="60"/>
-        <w:ind w:left="317" w:hanging="173"/>
+        <w:ind w:left="259" w:hanging="259"/>
       </w:pPr>
       <w:r>
         <w:rPr>
-          <w:rFonts w:ascii="Aptos" w:hAnsi="Aptos"/>
-          <w:color w:val="1D2B23"/>
-          <w:sz w:val="19"/>
+          <w:sz w:val="20"/>
         </w:rPr>
-        <w:t>FOOD FOREST AREA</w:t>
+        <w:t>□  The imagined garden scene appears before the Control panel.</w:t>
       </w:r>
     </w:p>
     <w:p>
       <w:pPr>
-        <w:pStyle w:val="ListBullet"/>
         <w:spacing w:after="60"/>
-        <w:ind w:left="317" w:hanging="173"/>
+        <w:ind w:left="259" w:hanging="259"/>
       </w:pPr>
       <w:r>
         <w:rPr>
-          <w:rFonts w:ascii="Aptos" w:hAnsi="Aptos"/>
-          <w:color w:val="1D2B23"/>
-          <w:sz w:val="19"/>
+          <w:sz w:val="20"/>
         </w:rPr>
-        <w:t>Pigeon Pea + Moringa guild</w:t>
+        <w:t>□  The Control panel first opens with media closed.</w:t>
       </w:r>
     </w:p>
     <w:p>
       <w:pPr>
-        <w:pStyle w:val="ListBullet"/>
         <w:spacing w:after="60"/>
-        <w:ind w:left="317" w:hanging="173"/>
+        <w:ind w:left="259" w:hanging="259"/>
       </w:pPr>
       <w:r>
         <w:rPr>
-          <w:rFonts w:ascii="Aptos" w:hAnsi="Aptos"/>
-          <w:color w:val="1D2B23"/>
-          <w:sz w:val="19"/>
+          <w:sz w:val="20"/>
         </w:rPr>
-        <w:t>Warm sheltered microclimate</w:t>
+        <w:t>□  No explanation is duplicated between the main screen and Control panel.</w:t>
       </w:r>
     </w:p>
     <w:p>
       <w:pPr>
-        <w:pStyle w:val="ListBullet"/>
         <w:spacing w:after="60"/>
-        <w:ind w:left="317" w:hanging="173"/>
+        <w:ind w:left="259" w:hanging="259"/>
       </w:pPr>
       <w:r>
         <w:rPr>
-          <w:rFonts w:ascii="Aptos" w:hAnsi="Aptos"/>
-          <w:color w:val="1D2B23"/>
-          <w:sz w:val="19"/>
+          <w:sz w:val="20"/>
         </w:rPr>
-        <w:t>Pollinator activity</w:t>
+        <w:t>□  No explanation is split into numbered halves.</w:t>
       </w:r>
     </w:p>
     <w:p>
       <w:pPr>
-        <w:pStyle w:val="ListBullet"/>
         <w:spacing w:after="60"/>
-        <w:ind w:left="317" w:hanging="173"/>
+        <w:ind w:left="259" w:hanging="259"/>
       </w:pPr>
       <w:r>
         <w:rPr>
-          <w:rFonts w:ascii="Aptos" w:hAnsi="Aptos"/>
-          <w:color w:val="1D2B23"/>
-          <w:sz w:val="19"/>
+          <w:sz w:val="20"/>
         </w:rPr>
-        <w:t>Seasonal garden observations</w:t>
+        <w:t>□  Plant media follows the current open plant and clears when selection changes.</w:t>
       </w:r>
     </w:p>
     <w:p>
       <w:pPr>
-        <w:spacing w:after="120" w:line="259" w:lineRule="auto"/>
+        <w:spacing w:after="60"/>
+        <w:ind w:left="259" w:hanging="259"/>
       </w:pPr>
       <w:r>
         <w:rPr>
-          <w:rFonts w:ascii="Aptos" w:hAnsi="Aptos"/>
-          <w:i/>
-          <w:color w:val="657069"/>
           <w:sz w:val="20"/>
         </w:rPr>
-        <w:t>Guide: “The Food Forest Totem marks one Area. Show the Kitchen Garden Totem to see a route between Areas.”</w:t>
+        <w:t>□  The Note can be selected, highlighted and moved.</w:t>
       </w:r>
     </w:p>
     <w:p>
       <w:pPr>
-        <w:spacing w:after="120" w:line="259" w:lineRule="auto"/>
+        <w:spacing w:after="60"/>
+        <w:ind w:left="259" w:hanging="259"/>
       </w:pPr>
       <w:r>
         <w:rPr>
-          <w:rFonts w:ascii="Aptos" w:hAnsi="Aptos"/>
-          <w:b/>
-          <w:color w:val="1D2B23"/>
           <w:sz w:val="20"/>
         </w:rPr>
-        <w:t>Action:</w:t>
-      </w:r>
-      <w:r>
-        <w:rPr>
-          <w:rFonts w:ascii="Aptos" w:hAnsi="Aptos"/>
-          <w:i w:val="0"/>
-          <w:color w:val="1D2B23"/>
-          <w:sz w:val="20"/>
-        </w:rPr>
-        <w:t xml:space="preserve"> “Show Kitchen Garden Totem”</w:t>
+        <w:t>□  Dropped controllers activate outlined hands and never head tracking.</w:t>
       </w:r>
     </w:p>
     <w:p>
       <w:pPr>
-        <w:keepNext/>
-        <w:spacing w:before="200" w:after="60"/>
+        <w:spacing w:after="60"/>
+        <w:ind w:left="259" w:hanging="259"/>
       </w:pPr>
       <w:r>
         <w:rPr>
-          <w:rFonts w:ascii="Aptos" w:hAnsi="Aptos"/>
-          <w:b/>
-          <w:color w:val="426B4D"/>
-          <w:sz w:val="16"/>
+          <w:sz w:val="20"/>
         </w:rPr>
-        <w:t>KITCHEN GARDEN TOTEM</w:t>
+        <w:t>□  The Totem has a readable body, two physical buttons, ground contact and adjustable depth.</w:t>
       </w:r>
     </w:p>
     <w:p>
       <w:pPr>
-        <w:pStyle w:val="ListBullet"/>
         <w:spacing w:after="60"/>
-        <w:ind w:left="317" w:hanging="173"/>
+        <w:ind w:left="259" w:hanging="259"/>
       </w:pPr>
       <w:r>
         <w:rPr>
-          <w:rFonts w:ascii="Aptos" w:hAnsi="Aptos"/>
-          <w:color w:val="1D2B23"/>
-          <w:sz w:val="19"/>
+          <w:sz w:val="20"/>
         </w:rPr>
-        <w:t>KITCHEN GARDEN AREA</w:t>
+        <w:t>□  The purpose-interpretation explanation appears before learning pathways.</w:t>
       </w:r>
     </w:p>
     <w:p>
       <w:pPr>
-        <w:pStyle w:val="ListBullet"/>
         <w:spacing w:after="60"/>
-        <w:ind w:left="317" w:hanging="173"/>
+        <w:ind w:left="259" w:hanging="259"/>
       </w:pPr>
       <w:r>
         <w:rPr>
-          <w:rFonts w:ascii="Aptos" w:hAnsi="Aptos"/>
-          <w:color w:val="1D2B23"/>
-          <w:sz w:val="19"/>
-        </w:rPr>
-        <w:t>Seed-to-table plants</w:t>
-      </w:r>
-    </w:p>
-    <w:p>
-      <w:pPr>
-        <w:pStyle w:val="ListBullet"/>
-        <w:spacing w:after="60"/>
-        <w:ind w:left="317" w:hanging="173"/>
-      </w:pPr>
-      <w:r>
-        <w:rPr>
-          <w:rFonts w:ascii="Aptos" w:hAnsi="Aptos"/>
-          <w:color w:val="1D2B23"/>
-          <w:sz w:val="19"/>
-        </w:rPr>
-        <w:t>Warm growing space</w:t>
-      </w:r>
-    </w:p>
-    <w:p>
-      <w:pPr>
-        <w:pStyle w:val="ListBullet"/>
-        <w:spacing w:after="60"/>
-        <w:ind w:left="317" w:hanging="173"/>
-      </w:pPr>
-      <w:r>
-        <w:rPr>
-          <w:rFonts w:ascii="Aptos" w:hAnsi="Aptos"/>
-          <w:color w:val="1D2B23"/>
-          <w:sz w:val="19"/>
-        </w:rPr>
-        <w:t>Kitchen observations</w:t>
-      </w:r>
-    </w:p>
-    <w:p>
-      <w:pPr>
-        <w:pStyle w:val="ListBullet"/>
-        <w:spacing w:after="60"/>
-        <w:ind w:left="317" w:hanging="173"/>
-      </w:pPr>
-      <w:r>
-        <w:rPr>
-          <w:rFonts w:ascii="Aptos" w:hAnsi="Aptos"/>
-          <w:color w:val="1D2B23"/>
-          <w:sz w:val="19"/>
-        </w:rPr>
-        <w:t>LINKED TO FOOD FOREST</w:t>
-      </w:r>
-    </w:p>
-    <w:p>
-      <w:pPr>
-        <w:spacing w:after="120" w:line="259" w:lineRule="auto"/>
-      </w:pPr>
-      <w:r>
-        <w:rPr>
-          <w:rFonts w:ascii="Aptos" w:hAnsi="Aptos"/>
-          <w:i/>
-          <w:color w:val="657069"/>
           <w:sz w:val="20"/>
         </w:rPr>
-        <w:t>Guide: “Each Totem keeps its own Area information. The link is a route between them; it does not merge their content.”</w:t>
-      </w:r>
-    </w:p>
-    <w:p>
-      <w:pPr>
-        <w:spacing w:after="120" w:line="259" w:lineRule="auto"/>
-      </w:pPr>
-      <w:r>
-        <w:rPr>
-          <w:rFonts w:ascii="Aptos" w:hAnsi="Aptos"/>
-          <w:b/>
-          <w:color w:val="1D2B23"/>
-          <w:sz w:val="20"/>
-        </w:rPr>
-        <w:t>Action:</w:t>
-      </w:r>
-      <w:r>
-        <w:rPr>
-          <w:rFonts w:ascii="Aptos" w:hAnsi="Aptos"/>
-          <w:i w:val="0"/>
-          <w:color w:val="1D2B23"/>
-          <w:sz w:val="20"/>
-        </w:rPr>
-        <w:t xml:space="preserve"> “Why link Areas?”</w:t>
-      </w:r>
-    </w:p>
-    <w:tbl>
-      <w:tblPr>
-        <w:tblW w:type="auto" w:w="0"/>
-        <w:tblLayout w:type="fixed"/>
-        <w:tblLook w:firstColumn="1" w:firstRow="1" w:lastColumn="0" w:lastRow="0" w:noHBand="0" w:noVBand="1" w:val="04A0"/>
-      </w:tblPr>
-      <w:tblGrid>
-        <w:gridCol w:w="9144"/>
-      </w:tblGrid>
-      <w:tr>
-        <w:tc>
-          <w:tcPr>
-            <w:tcW w:type="dxa" w:w="9663"/>
-            <w:vAlign w:val="center"/>
-            <w:shd w:fill="F5F7F4"/>
-            <w:tcBorders>
-              <w:top w:val="single" w:sz="8" w:space="0" w:color="C8D1C9"/>
-              <w:left w:val="single" w:sz="8" w:space="0" w:color="C8D1C9"/>
-              <w:bottom w:val="single" w:sz="8" w:space="0" w:color="C8D1C9"/>
-              <w:right w:val="single" w:sz="8" w:space="0" w:color="C8D1C9"/>
-            </w:tcBorders>
-          </w:tcPr>
-          <w:p>
-            <w:pPr>
-              <w:spacing w:after="40"/>
-            </w:pPr>
-            <w:r>
-              <w:rPr>
-                <w:rFonts w:ascii="Aptos" w:hAnsi="Aptos"/>
-                <w:b/>
-                <w:color w:val="1D2B23"/>
-                <w:sz w:val="24"/>
-              </w:rPr>
-              <w:t>Why link Areas?</w:t>
-            </w:r>
-          </w:p>
-          <w:p>
-            <w:pPr>
-              <w:spacing w:after="80" w:line="252" w:lineRule="auto"/>
-            </w:pPr>
-            <w:r>
-              <w:rPr>
-                <w:rFonts w:ascii="Aptos" w:hAnsi="Aptos"/>
-                <w:color w:val="1D2B23"/>
-                <w:sz w:val="19"/>
-              </w:rPr>
-              <w:t>Each Totem is the home marker for one Area. Its plants, Notes and local information remain attached to that Area.</w:t>
-            </w:r>
-          </w:p>
-          <w:p>
-            <w:pPr>
-              <w:spacing w:after="80" w:line="252" w:lineRule="auto"/>
-            </w:pPr>
-            <w:r>
-              <w:rPr>
-                <w:rFonts w:ascii="Aptos" w:hAnsi="Aptos"/>
-                <w:color w:val="1D2B23"/>
-                <w:sz w:val="19"/>
-              </w:rPr>
-              <w:t>A link creates a visitor route between Areas. Here it connects the Food Forest with the Kitchen Garden without mixing their information.</w:t>
-            </w:r>
-          </w:p>
-          <w:p>
-            <w:pPr>
-              <w:spacing w:after="80" w:line="252" w:lineRule="auto"/>
-            </w:pPr>
-            <w:r>
-              <w:rPr>
-                <w:rFonts w:ascii="Aptos" w:hAnsi="Aptos"/>
-                <w:color w:val="1D2B23"/>
-                <w:sz w:val="19"/>
-              </w:rPr>
-              <w:t>In a project, the destination sign helps visitors understand where the route leads before they move to the next Area.</w:t>
-            </w:r>
-          </w:p>
-          <w:p>
-            <w:pPr>
-              <w:spacing w:before="60" w:after="20"/>
-            </w:pPr>
-            <w:r>
-              <w:rPr>
-                <w:rFonts w:ascii="Aptos" w:hAnsi="Aptos"/>
-                <w:b/>
-                <w:color w:val="426B4D"/>
-                <w:sz w:val="15"/>
-              </w:rPr>
-              <w:t xml:space="preserve">ACTION  </w:t>
-            </w:r>
-            <w:r>
-              <w:rPr>
-                <w:rFonts w:ascii="Aptos" w:hAnsi="Aptos"/>
-                <w:b/>
-                <w:color w:val="1D2B23"/>
-                <w:sz w:val="18"/>
-              </w:rPr>
-              <w:t>Continue</w:t>
-            </w:r>
-          </w:p>
-        </w:tc>
-      </w:tr>
-    </w:tbl>
-    <w:p>
-      <w:pPr>
-        <w:spacing w:after="20"/>
-      </w:pPr>
-    </w:p>
-    <w:p>
-      <w:pPr>
-        <w:pStyle w:val="Heading1"/>
-      </w:pPr>
-      <w:r>
-        <w:t>9. Closing</w:t>
-      </w:r>
-    </w:p>
-    <w:tbl>
-      <w:tblPr>
-        <w:tblW w:type="auto" w:w="0"/>
-        <w:tblLayout w:type="fixed"/>
-        <w:tblLook w:firstColumn="1" w:firstRow="1" w:lastColumn="0" w:lastRow="0" w:noHBand="0" w:noVBand="1" w:val="04A0"/>
-      </w:tblPr>
-      <w:tblGrid>
-        <w:gridCol w:w="9144"/>
-      </w:tblGrid>
-      <w:tr>
-        <w:tc>
-          <w:tcPr>
-            <w:tcW w:type="dxa" w:w="9663"/>
-            <w:vAlign w:val="center"/>
-            <w:shd w:fill="F5F7F4"/>
-            <w:tcBorders>
-              <w:top w:val="single" w:sz="8" w:space="0" w:color="C8D1C9"/>
-              <w:left w:val="single" w:sz="8" w:space="0" w:color="C8D1C9"/>
-              <w:bottom w:val="single" w:sz="8" w:space="0" w:color="C8D1C9"/>
-              <w:right w:val="single" w:sz="8" w:space="0" w:color="C8D1C9"/>
-            </w:tcBorders>
-          </w:tcPr>
-          <w:p>
-            <w:pPr>
-              <w:spacing w:after="40"/>
-            </w:pPr>
-            <w:r>
-              <w:rPr>
-                <w:rFonts w:ascii="Aptos" w:hAnsi="Aptos"/>
-                <w:b/>
-                <w:color w:val="1D2B23"/>
-                <w:sz w:val="24"/>
-              </w:rPr>
-              <w:t>NourishlandXR</w:t>
-            </w:r>
-          </w:p>
-          <w:p>
-            <w:pPr>
-              <w:spacing w:after="80" w:line="252" w:lineRule="auto"/>
-            </w:pPr>
-            <w:r>
-              <w:rPr>
-                <w:rFonts w:ascii="Aptos" w:hAnsi="Aptos"/>
-                <w:color w:val="1D2B23"/>
-                <w:sz w:val="19"/>
-              </w:rPr>
-              <w:t>From one Pigeon Pea, we followed knowledge through two plants, an observation and connected Areas.</w:t>
-            </w:r>
-          </w:p>
-          <w:p>
-            <w:pPr>
-              <w:spacing w:after="80" w:line="252" w:lineRule="auto"/>
-            </w:pPr>
-            <w:r>
-              <w:rPr>
-                <w:rFonts w:ascii="Aptos" w:hAnsi="Aptos"/>
-                <w:color w:val="1D2B23"/>
-                <w:sz w:val="19"/>
-              </w:rPr>
-              <w:t>NourishlandXR helps people explore living places, share what they learn and care for them together. Back at the welcome screen, you can explore a place or begin creating your own.</w:t>
-            </w:r>
-          </w:p>
-          <w:p>
-            <w:pPr>
-              <w:spacing w:before="60" w:after="20"/>
-            </w:pPr>
-            <w:r>
-              <w:rPr>
-                <w:rFonts w:ascii="Aptos" w:hAnsi="Aptos"/>
-                <w:b/>
-                <w:color w:val="426B4D"/>
-                <w:sz w:val="15"/>
-              </w:rPr>
-              <w:t xml:space="preserve">ACTION  </w:t>
-            </w:r>
-            <w:r>
-              <w:rPr>
-                <w:rFonts w:ascii="Aptos" w:hAnsi="Aptos"/>
-                <w:b/>
-                <w:color w:val="1D2B23"/>
-                <w:sz w:val="18"/>
-              </w:rPr>
-              <w:t>Finish demo</w:t>
-            </w:r>
-          </w:p>
-        </w:tc>
-      </w:tr>
-    </w:tbl>
-    <w:p>
-      <w:pPr>
-        <w:spacing w:after="20"/>
-      </w:pPr>
-    </w:p>
-    <w:p>
-      <w:pPr>
-        <w:pStyle w:val="Heading1"/>
-      </w:pPr>
-      <w:r>
-        <w:t>10. Optional LIM exploration</w:t>
-      </w:r>
-    </w:p>
-    <w:p>
-      <w:pPr>
-        <w:spacing w:after="120" w:line="259" w:lineRule="auto"/>
-      </w:pPr>
-      <w:r>
-        <w:rPr>
-          <w:rFonts w:ascii="Aptos" w:hAnsi="Aptos"/>
-          <w:i w:val="0"/>
-          <w:color w:val="1D2B23"/>
-          <w:sz w:val="20"/>
-        </w:rPr>
-        <w:t>Learning cells remain optional throughout the principal demo. They can be hidden or activated from the Control panel, and the visitor can return to them without losing the main journey.</w:t>
-      </w:r>
-    </w:p>
-    <w:tbl>
-      <w:tblPr>
-        <w:tblW w:type="auto" w:w="0"/>
-        <w:tblLayout w:type="fixed"/>
-        <w:tblLook w:firstColumn="1" w:firstRow="1" w:lastColumn="0" w:lastRow="0" w:noHBand="0" w:noVBand="1" w:val="04A0"/>
-      </w:tblPr>
-      <w:tblGrid>
-        <w:gridCol w:w="9144"/>
-      </w:tblGrid>
-      <w:tr>
-        <w:tc>
-          <w:tcPr>
-            <w:tcW w:type="dxa" w:w="9663"/>
-            <w:vAlign w:val="center"/>
-            <w:shd w:fill="F5F7F4"/>
-            <w:tcBorders>
-              <w:top w:val="single" w:sz="8" w:space="0" w:color="C8D1C9"/>
-              <w:left w:val="single" w:sz="8" w:space="0" w:color="C8D1C9"/>
-              <w:bottom w:val="single" w:sz="8" w:space="0" w:color="C8D1C9"/>
-              <w:right w:val="single" w:sz="8" w:space="0" w:color="C8D1C9"/>
-            </w:tcBorders>
-          </w:tcPr>
-          <w:p>
-            <w:pPr>
-              <w:spacing w:after="40"/>
-            </w:pPr>
-            <w:r>
-              <w:rPr>
-                <w:rFonts w:ascii="Aptos" w:hAnsi="Aptos"/>
-                <w:b/>
-                <w:color w:val="426B4D"/>
-                <w:sz w:val="15"/>
-              </w:rPr>
-              <w:t>OPTIONAL GUIDED EXPLORATION</w:t>
-            </w:r>
-            <w:r>
-              <w:br/>
-            </w:r>
-            <w:r>
-              <w:rPr>
-                <w:rFonts w:ascii="Aptos" w:hAnsi="Aptos"/>
-                <w:b/>
-                <w:color w:val="1D2B23"/>
-                <w:sz w:val="24"/>
-              </w:rPr>
-              <w:t>Learning Paths</w:t>
-            </w:r>
-          </w:p>
-          <w:p>
-            <w:pPr>
-              <w:spacing w:after="80" w:line="252" w:lineRule="auto"/>
-            </w:pPr>
-            <w:r>
-              <w:rPr>
-                <w:rFonts w:ascii="Aptos" w:hAnsi="Aptos"/>
-                <w:color w:val="1D2B23"/>
-                <w:sz w:val="19"/>
-              </w:rPr>
-              <w:t>Follow a gentle sequence of connected topics, or continue exploring freely. More paths are being developed.</w:t>
-            </w:r>
-          </w:p>
-          <w:p>
-            <w:pPr>
-              <w:spacing w:before="60" w:after="20"/>
-            </w:pPr>
-            <w:r>
-              <w:rPr>
-                <w:rFonts w:ascii="Aptos" w:hAnsi="Aptos"/>
-                <w:b/>
-                <w:color w:val="426B4D"/>
-                <w:sz w:val="15"/>
-              </w:rPr>
-              <w:t xml:space="preserve">ACTION  </w:t>
-            </w:r>
-            <w:r>
-              <w:rPr>
-                <w:rFonts w:ascii="Aptos" w:hAnsi="Aptos"/>
-                <w:b/>
-                <w:color w:val="1D2B23"/>
-                <w:sz w:val="18"/>
-              </w:rPr>
-              <w:t>Explore freely · Try Understand This Place</w:t>
-            </w:r>
-          </w:p>
-        </w:tc>
-      </w:tr>
-    </w:tbl>
-    <w:p>
-      <w:pPr>
-        <w:spacing w:after="20"/>
-      </w:pPr>
-    </w:p>
-    <w:tbl>
-      <w:tblPr>
-        <w:tblW w:type="auto" w:w="0"/>
-        <w:tblLayout w:type="fixed"/>
-        <w:tblLook w:firstColumn="1" w:firstRow="1" w:lastColumn="0" w:lastRow="0" w:noHBand="0" w:noVBand="1" w:val="04A0"/>
-      </w:tblPr>
-      <w:tblGrid>
-        <w:gridCol w:w="9144"/>
-      </w:tblGrid>
-      <w:tr>
-        <w:tc>
-          <w:tcPr>
-            <w:tcW w:type="dxa" w:w="9663"/>
-            <w:vAlign w:val="center"/>
-            <w:shd w:fill="F5F7F4"/>
-            <w:tcBorders>
-              <w:top w:val="single" w:sz="8" w:space="0" w:color="C8D1C9"/>
-              <w:left w:val="single" w:sz="8" w:space="0" w:color="C8D1C9"/>
-              <w:bottom w:val="single" w:sz="8" w:space="0" w:color="C8D1C9"/>
-              <w:right w:val="single" w:sz="8" w:space="0" w:color="C8D1C9"/>
-            </w:tcBorders>
-          </w:tcPr>
-          <w:p>
-            <w:pPr>
-              <w:spacing w:after="40"/>
-            </w:pPr>
-            <w:r>
-              <w:rPr>
-                <w:rFonts w:ascii="Aptos" w:hAnsi="Aptos"/>
-                <w:b/>
-                <w:color w:val="426B4D"/>
-                <w:sz w:val="15"/>
-              </w:rPr>
-              <w:t>OPTIONAL GUIDED EXPLORATION</w:t>
-            </w:r>
-            <w:r>
-              <w:br/>
-            </w:r>
-            <w:r>
-              <w:rPr>
-                <w:rFonts w:ascii="Aptos" w:hAnsi="Aptos"/>
-                <w:b/>
-                <w:color w:val="1D2B23"/>
-                <w:sz w:val="24"/>
-              </w:rPr>
-              <w:t>Understand This Place</w:t>
-            </w:r>
-          </w:p>
-          <w:p>
-            <w:pPr>
-              <w:spacing w:after="80" w:line="252" w:lineRule="auto"/>
-            </w:pPr>
-            <w:r>
-              <w:rPr>
-                <w:rFonts w:ascii="Aptos" w:hAnsi="Aptos"/>
-                <w:color w:val="1D2B23"/>
-                <w:sz w:val="19"/>
-              </w:rPr>
-              <w:t>Understand This Place offers an optional route through seven connected LIM topics. You can leave the path, explore any other cell and return whenever you choose.</w:t>
-            </w:r>
-          </w:p>
-          <w:p>
-            <w:pPr>
-              <w:spacing w:before="60" w:after="20"/>
-            </w:pPr>
-            <w:r>
-              <w:rPr>
-                <w:rFonts w:ascii="Aptos" w:hAnsi="Aptos"/>
-                <w:b/>
-                <w:color w:val="426B4D"/>
-                <w:sz w:val="15"/>
-              </w:rPr>
-              <w:t xml:space="preserve">ACTION  </w:t>
-            </w:r>
-            <w:r>
-              <w:rPr>
-                <w:rFonts w:ascii="Aptos" w:hAnsi="Aptos"/>
-                <w:b/>
-                <w:color w:val="1D2B23"/>
-                <w:sz w:val="18"/>
-              </w:rPr>
-              <w:t>Begin path · Explore freely</w:t>
-            </w:r>
-          </w:p>
-        </w:tc>
-      </w:tr>
-    </w:tbl>
-    <w:p>
-      <w:pPr>
-        <w:spacing w:after="20"/>
-      </w:pPr>
-    </w:p>
-    <w:p>
-      <w:pPr>
-        <w:keepNext/>
-        <w:spacing w:before="200" w:after="60"/>
-      </w:pPr>
-      <w:r>
-        <w:rPr>
-          <w:rFonts w:ascii="Aptos" w:hAnsi="Aptos"/>
-          <w:b/>
-          <w:color w:val="426B4D"/>
-          <w:sz w:val="16"/>
-        </w:rPr>
-        <w:t>UNDERSTAND THIS PLACE SEQUENCE</w:t>
-      </w:r>
-    </w:p>
-    <w:tbl>
-      <w:tblPr>
-        <w:tblW w:type="auto" w:w="0"/>
-        <w:tblLayout w:type="fixed"/>
-        <w:tblLook w:firstColumn="1" w:firstRow="1" w:lastColumn="0" w:lastRow="0" w:noHBand="0" w:noVBand="1" w:val="04A0"/>
-      </w:tblPr>
-      <w:tblGrid>
-        <w:gridCol w:w="2880"/>
-        <w:gridCol w:w="6264"/>
-      </w:tblGrid>
-      <w:tr>
-        <w:trPr>
-          <w:tblHeader w:val="true"/>
-        </w:trPr>
-        <w:tc>
-          <w:tcPr>
-            <w:tcW w:type="dxa" w:w="4831"/>
-            <w:shd w:fill="426B4D"/>
-            <w:tcBorders>
-              <w:top w:val="single" w:sz="5" w:space="0" w:color="C8D1C9"/>
-              <w:left w:val="single" w:sz="5" w:space="0" w:color="C8D1C9"/>
-              <w:bottom w:val="single" w:sz="5" w:space="0" w:color="C8D1C9"/>
-              <w:right w:val="single" w:sz="5" w:space="0" w:color="C8D1C9"/>
-            </w:tcBorders>
-            <w:vAlign w:val="center"/>
-          </w:tcPr>
-          <w:p>
-            <w:r>
-              <w:rPr>
-                <w:rFonts w:ascii="Aptos" w:hAnsi="Aptos"/>
-                <w:b/>
-                <w:color w:val="FFFFFF"/>
-                <w:sz w:val="17"/>
-              </w:rPr>
-              <w:t>Step</w:t>
-            </w:r>
-          </w:p>
-        </w:tc>
-        <w:tc>
-          <w:tcPr>
-            <w:tcW w:type="dxa" w:w="4831"/>
-            <w:shd w:fill="426B4D"/>
-            <w:tcBorders>
-              <w:top w:val="single" w:sz="5" w:space="0" w:color="C8D1C9"/>
-              <w:left w:val="single" w:sz="5" w:space="0" w:color="C8D1C9"/>
-              <w:bottom w:val="single" w:sz="5" w:space="0" w:color="C8D1C9"/>
-              <w:right w:val="single" w:sz="5" w:space="0" w:color="C8D1C9"/>
-            </w:tcBorders>
-            <w:vAlign w:val="center"/>
-          </w:tcPr>
-          <w:p>
-            <w:r>
-              <w:rPr>
-                <w:rFonts w:ascii="Aptos" w:hAnsi="Aptos"/>
-                <w:b/>
-                <w:color w:val="FFFFFF"/>
-                <w:sz w:val="17"/>
-              </w:rPr>
-              <w:t>Suggested branch</w:t>
-            </w:r>
-          </w:p>
-        </w:tc>
-      </w:tr>
-      <w:tr>
-        <w:trPr>
-          <w:cantSplit/>
-        </w:trPr>
-        <w:tc>
-          <w:tcPr>
-            <w:tcW w:type="dxa" w:w="2880"/>
-            <w:shd w:fill="F5F7F4"/>
-            <w:tcBorders>
-              <w:top w:val="single" w:sz="5" w:space="0" w:color="C8D1C9"/>
-              <w:left w:val="single" w:sz="5" w:space="0" w:color="C8D1C9"/>
-              <w:bottom w:val="single" w:sz="5" w:space="0" w:color="C8D1C9"/>
-              <w:right w:val="single" w:sz="5" w:space="0" w:color="C8D1C9"/>
-            </w:tcBorders>
-            <w:vAlign w:val="center"/>
-          </w:tcPr>
-          <w:p>
-            <w:pPr>
-              <w:spacing w:after="0"/>
-            </w:pPr>
-            <w:r>
-              <w:rPr>
-                <w:rFonts w:ascii="Aptos" w:hAnsi="Aptos"/>
-                <w:b/>
-                <w:color w:val="1D2B23"/>
-                <w:sz w:val="17"/>
-              </w:rPr>
-              <w:t>1 · Pin — Place</w:t>
-            </w:r>
-          </w:p>
-        </w:tc>
-        <w:tc>
-          <w:tcPr>
-            <w:tcW w:type="dxa" w:w="6264"/>
-            <w:shd w:fill="F5F7F4"/>
-            <w:tcBorders>
-              <w:top w:val="single" w:sz="5" w:space="0" w:color="C8D1C9"/>
-              <w:left w:val="single" w:sz="5" w:space="0" w:color="C8D1C9"/>
-              <w:bottom w:val="single" w:sz="5" w:space="0" w:color="C8D1C9"/>
-              <w:right w:val="single" w:sz="5" w:space="0" w:color="C8D1C9"/>
-            </w:tcBorders>
-            <w:vAlign w:val="center"/>
-          </w:tcPr>
-          <w:p>
-            <w:pPr>
-              <w:spacing w:after="0"/>
-            </w:pPr>
-            <w:r>
-              <w:rPr>
-                <w:rFonts w:ascii="Aptos" w:hAnsi="Aptos"/>
-                <w:b w:val="0"/>
-                <w:color w:val="1D2B23"/>
-                <w:sz w:val="17"/>
-              </w:rPr>
-              <w:t>Begin with what can be directly located and observed.</w:t>
-            </w:r>
-          </w:p>
-        </w:tc>
-      </w:tr>
-      <w:tr>
-        <w:trPr>
-          <w:cantSplit/>
-        </w:trPr>
-        <w:tc>
-          <w:tcPr>
-            <w:tcW w:type="dxa" w:w="2880"/>
-            <w:shd w:fill="FFFFFF"/>
-            <w:tcBorders>
-              <w:top w:val="single" w:sz="5" w:space="0" w:color="C8D1C9"/>
-              <w:left w:val="single" w:sz="5" w:space="0" w:color="C8D1C9"/>
-              <w:bottom w:val="single" w:sz="5" w:space="0" w:color="C8D1C9"/>
-              <w:right w:val="single" w:sz="5" w:space="0" w:color="C8D1C9"/>
-            </w:tcBorders>
-            <w:vAlign w:val="center"/>
-          </w:tcPr>
-          <w:p>
-            <w:pPr>
-              <w:spacing w:after="0"/>
-            </w:pPr>
-            <w:r>
-              <w:rPr>
-                <w:rFonts w:ascii="Aptos" w:hAnsi="Aptos"/>
-                <w:b/>
-                <w:color w:val="1D2B23"/>
-                <w:sz w:val="17"/>
-              </w:rPr>
-              <w:t>2 · Climate</w:t>
-            </w:r>
-          </w:p>
-        </w:tc>
-        <w:tc>
-          <w:tcPr>
-            <w:tcW w:type="dxa" w:w="6264"/>
-            <w:shd w:fill="FFFFFF"/>
-            <w:tcBorders>
-              <w:top w:val="single" w:sz="5" w:space="0" w:color="C8D1C9"/>
-              <w:left w:val="single" w:sz="5" w:space="0" w:color="C8D1C9"/>
-              <w:bottom w:val="single" w:sz="5" w:space="0" w:color="C8D1C9"/>
-              <w:right w:val="single" w:sz="5" w:space="0" w:color="C8D1C9"/>
-            </w:tcBorders>
-            <w:vAlign w:val="center"/>
-          </w:tcPr>
-          <w:p>
-            <w:pPr>
-              <w:spacing w:after="0"/>
-            </w:pPr>
-            <w:r>
-              <w:rPr>
-                <w:rFonts w:ascii="Aptos" w:hAnsi="Aptos"/>
-                <w:b w:val="0"/>
-                <w:color w:val="1D2B23"/>
-                <w:sz w:val="17"/>
-              </w:rPr>
-              <w:t>Notice the climate and local conditions acting on the place.</w:t>
-            </w:r>
-          </w:p>
-        </w:tc>
-      </w:tr>
-      <w:tr>
-        <w:trPr>
-          <w:cantSplit/>
-        </w:trPr>
-        <w:tc>
-          <w:tcPr>
-            <w:tcW w:type="dxa" w:w="2880"/>
-            <w:shd w:fill="F5F7F4"/>
-            <w:tcBorders>
-              <w:top w:val="single" w:sz="5" w:space="0" w:color="C8D1C9"/>
-              <w:left w:val="single" w:sz="5" w:space="0" w:color="C8D1C9"/>
-              <w:bottom w:val="single" w:sz="5" w:space="0" w:color="C8D1C9"/>
-              <w:right w:val="single" w:sz="5" w:space="0" w:color="C8D1C9"/>
-            </w:tcBorders>
-            <w:vAlign w:val="center"/>
-          </w:tcPr>
-          <w:p>
-            <w:pPr>
-              <w:spacing w:after="0"/>
-            </w:pPr>
-            <w:r>
-              <w:rPr>
-                <w:rFonts w:ascii="Aptos" w:hAnsi="Aptos"/>
-                <w:b/>
-                <w:color w:val="1D2B23"/>
-                <w:sz w:val="17"/>
-              </w:rPr>
-              <w:t>3 · Food Forest</w:t>
-            </w:r>
-          </w:p>
-        </w:tc>
-        <w:tc>
-          <w:tcPr>
-            <w:tcW w:type="dxa" w:w="6264"/>
-            <w:shd w:fill="F5F7F4"/>
-            <w:tcBorders>
-              <w:top w:val="single" w:sz="5" w:space="0" w:color="C8D1C9"/>
-              <w:left w:val="single" w:sz="5" w:space="0" w:color="C8D1C9"/>
-              <w:bottom w:val="single" w:sz="5" w:space="0" w:color="C8D1C9"/>
-              <w:right w:val="single" w:sz="5" w:space="0" w:color="C8D1C9"/>
-            </w:tcBorders>
-            <w:vAlign w:val="center"/>
-          </w:tcPr>
-          <w:p>
-            <w:pPr>
-              <w:spacing w:after="0"/>
-            </w:pPr>
-            <w:r>
-              <w:rPr>
-                <w:rFonts w:ascii="Aptos" w:hAnsi="Aptos"/>
-                <w:b w:val="0"/>
-                <w:color w:val="1D2B23"/>
-                <w:sz w:val="17"/>
-              </w:rPr>
-              <w:t>Read the place as a connected living structure.</w:t>
-            </w:r>
-          </w:p>
-        </w:tc>
-      </w:tr>
-      <w:tr>
-        <w:trPr>
-          <w:cantSplit/>
-        </w:trPr>
-        <w:tc>
-          <w:tcPr>
-            <w:tcW w:type="dxa" w:w="2880"/>
-            <w:shd w:fill="FFFFFF"/>
-            <w:tcBorders>
-              <w:top w:val="single" w:sz="5" w:space="0" w:color="C8D1C9"/>
-              <w:left w:val="single" w:sz="5" w:space="0" w:color="C8D1C9"/>
-              <w:bottom w:val="single" w:sz="5" w:space="0" w:color="C8D1C9"/>
-              <w:right w:val="single" w:sz="5" w:space="0" w:color="C8D1C9"/>
-            </w:tcBorders>
-            <w:vAlign w:val="center"/>
-          </w:tcPr>
-          <w:p>
-            <w:pPr>
-              <w:spacing w:after="0"/>
-            </w:pPr>
-            <w:r>
-              <w:rPr>
-                <w:rFonts w:ascii="Aptos" w:hAnsi="Aptos"/>
-                <w:b/>
-                <w:color w:val="1D2B23"/>
-                <w:sz w:val="17"/>
-              </w:rPr>
-              <w:t>4 · Plant</w:t>
-            </w:r>
-          </w:p>
-        </w:tc>
-        <w:tc>
-          <w:tcPr>
-            <w:tcW w:type="dxa" w:w="6264"/>
-            <w:shd w:fill="FFFFFF"/>
-            <w:tcBorders>
-              <w:top w:val="single" w:sz="5" w:space="0" w:color="C8D1C9"/>
-              <w:left w:val="single" w:sz="5" w:space="0" w:color="C8D1C9"/>
-              <w:bottom w:val="single" w:sz="5" w:space="0" w:color="C8D1C9"/>
-              <w:right w:val="single" w:sz="5" w:space="0" w:color="C8D1C9"/>
-            </w:tcBorders>
-            <w:vAlign w:val="center"/>
-          </w:tcPr>
-          <w:p>
-            <w:pPr>
-              <w:spacing w:after="0"/>
-            </w:pPr>
-            <w:r>
-              <w:rPr>
-                <w:rFonts w:ascii="Aptos" w:hAnsi="Aptos"/>
-                <w:b w:val="0"/>
-                <w:color w:val="1D2B23"/>
-                <w:sz w:val="17"/>
-              </w:rPr>
-              <w:t>Choose one plant and connect identity with its position and role.</w:t>
-            </w:r>
-          </w:p>
-        </w:tc>
-      </w:tr>
-      <w:tr>
-        <w:trPr>
-          <w:cantSplit/>
-        </w:trPr>
-        <w:tc>
-          <w:tcPr>
-            <w:tcW w:type="dxa" w:w="2880"/>
-            <w:shd w:fill="F5F7F4"/>
-            <w:tcBorders>
-              <w:top w:val="single" w:sz="5" w:space="0" w:color="C8D1C9"/>
-              <w:left w:val="single" w:sz="5" w:space="0" w:color="C8D1C9"/>
-              <w:bottom w:val="single" w:sz="5" w:space="0" w:color="C8D1C9"/>
-              <w:right w:val="single" w:sz="5" w:space="0" w:color="C8D1C9"/>
-            </w:tcBorders>
-            <w:vAlign w:val="center"/>
-          </w:tcPr>
-          <w:p>
-            <w:pPr>
-              <w:spacing w:after="0"/>
-            </w:pPr>
-            <w:r>
-              <w:rPr>
-                <w:rFonts w:ascii="Aptos" w:hAnsi="Aptos"/>
-                <w:b/>
-                <w:color w:val="1D2B23"/>
-                <w:sz w:val="17"/>
-              </w:rPr>
-              <w:t>5 · Wildlife Relationships</w:t>
-            </w:r>
-          </w:p>
-        </w:tc>
-        <w:tc>
-          <w:tcPr>
-            <w:tcW w:type="dxa" w:w="6264"/>
-            <w:shd w:fill="F5F7F4"/>
-            <w:tcBorders>
-              <w:top w:val="single" w:sz="5" w:space="0" w:color="C8D1C9"/>
-              <w:left w:val="single" w:sz="5" w:space="0" w:color="C8D1C9"/>
-              <w:bottom w:val="single" w:sz="5" w:space="0" w:color="C8D1C9"/>
-              <w:right w:val="single" w:sz="5" w:space="0" w:color="C8D1C9"/>
-            </w:tcBorders>
-            <w:vAlign w:val="center"/>
-          </w:tcPr>
-          <w:p>
-            <w:pPr>
-              <w:spacing w:after="0"/>
-            </w:pPr>
-            <w:r>
-              <w:rPr>
-                <w:rFonts w:ascii="Aptos" w:hAnsi="Aptos"/>
-                <w:b w:val="0"/>
-                <w:color w:val="1D2B23"/>
-                <w:sz w:val="17"/>
-              </w:rPr>
-              <w:t>Notice who else uses the place and how those relationships change.</w:t>
-            </w:r>
-          </w:p>
-        </w:tc>
-      </w:tr>
-      <w:tr>
-        <w:trPr>
-          <w:cantSplit/>
-        </w:trPr>
-        <w:tc>
-          <w:tcPr>
-            <w:tcW w:type="dxa" w:w="2880"/>
-            <w:shd w:fill="FFFFFF"/>
-            <w:tcBorders>
-              <w:top w:val="single" w:sz="5" w:space="0" w:color="C8D1C9"/>
-              <w:left w:val="single" w:sz="5" w:space="0" w:color="C8D1C9"/>
-              <w:bottom w:val="single" w:sz="5" w:space="0" w:color="C8D1C9"/>
-              <w:right w:val="single" w:sz="5" w:space="0" w:color="C8D1C9"/>
-            </w:tcBorders>
-            <w:vAlign w:val="center"/>
-          </w:tcPr>
-          <w:p>
-            <w:pPr>
-              <w:spacing w:after="0"/>
-            </w:pPr>
-            <w:r>
-              <w:rPr>
-                <w:rFonts w:ascii="Aptos" w:hAnsi="Aptos"/>
-                <w:b/>
-                <w:color w:val="1D2B23"/>
-                <w:sz w:val="17"/>
-              </w:rPr>
-              <w:t>6 · Pin — Observation</w:t>
-            </w:r>
-          </w:p>
-        </w:tc>
-        <w:tc>
-          <w:tcPr>
-            <w:tcW w:type="dxa" w:w="6264"/>
-            <w:shd w:fill="FFFFFF"/>
-            <w:tcBorders>
-              <w:top w:val="single" w:sz="5" w:space="0" w:color="C8D1C9"/>
-              <w:left w:val="single" w:sz="5" w:space="0" w:color="C8D1C9"/>
-              <w:bottom w:val="single" w:sz="5" w:space="0" w:color="C8D1C9"/>
-              <w:right w:val="single" w:sz="5" w:space="0" w:color="C8D1C9"/>
-            </w:tcBorders>
-            <w:vAlign w:val="center"/>
-          </w:tcPr>
-          <w:p>
-            <w:pPr>
-              <w:spacing w:after="0"/>
-            </w:pPr>
-            <w:r>
-              <w:rPr>
-                <w:rFonts w:ascii="Aptos" w:hAnsi="Aptos"/>
-                <w:b w:val="0"/>
-                <w:color w:val="1D2B23"/>
-                <w:sz w:val="17"/>
-              </w:rPr>
-              <w:t>Record something specific enough to be revisited.</w:t>
-            </w:r>
-          </w:p>
-        </w:tc>
-      </w:tr>
-      <w:tr>
-        <w:trPr>
-          <w:cantSplit/>
-        </w:trPr>
-        <w:tc>
-          <w:tcPr>
-            <w:tcW w:type="dxa" w:w="2880"/>
-            <w:shd w:fill="F5F7F4"/>
-            <w:tcBorders>
-              <w:top w:val="single" w:sz="5" w:space="0" w:color="C8D1C9"/>
-              <w:left w:val="single" w:sz="5" w:space="0" w:color="C8D1C9"/>
-              <w:bottom w:val="single" w:sz="5" w:space="0" w:color="C8D1C9"/>
-              <w:right w:val="single" w:sz="5" w:space="0" w:color="C8D1C9"/>
-            </w:tcBorders>
-            <w:vAlign w:val="center"/>
-          </w:tcPr>
-          <w:p>
-            <w:pPr>
-              <w:spacing w:after="0"/>
-            </w:pPr>
-            <w:r>
-              <w:rPr>
-                <w:rFonts w:ascii="Aptos" w:hAnsi="Aptos"/>
-                <w:b/>
-                <w:color w:val="1D2B23"/>
-                <w:sz w:val="17"/>
-              </w:rPr>
-              <w:t>7 · Observation — Action</w:t>
-            </w:r>
-          </w:p>
-        </w:tc>
-        <w:tc>
-          <w:tcPr>
-            <w:tcW w:type="dxa" w:w="6264"/>
-            <w:shd w:fill="F5F7F4"/>
-            <w:tcBorders>
-              <w:top w:val="single" w:sz="5" w:space="0" w:color="C8D1C9"/>
-              <w:left w:val="single" w:sz="5" w:space="0" w:color="C8D1C9"/>
-              <w:bottom w:val="single" w:sz="5" w:space="0" w:color="C8D1C9"/>
-              <w:right w:val="single" w:sz="5" w:space="0" w:color="C8D1C9"/>
-            </w:tcBorders>
-            <w:vAlign w:val="center"/>
-          </w:tcPr>
-          <w:p>
-            <w:pPr>
-              <w:spacing w:after="0"/>
-            </w:pPr>
-            <w:r>
-              <w:rPr>
-                <w:rFonts w:ascii="Aptos" w:hAnsi="Aptos"/>
-                <w:b w:val="0"/>
-                <w:color w:val="1D2B23"/>
-                <w:sz w:val="17"/>
-              </w:rPr>
-              <w:t>Turn the observation into a question, care task or next visit.</w:t>
-            </w:r>
-          </w:p>
-        </w:tc>
-      </w:tr>
-    </w:tbl>
-    <w:p>
-      <w:pPr>
-        <w:spacing w:after="20"/>
-      </w:pPr>
-    </w:p>
-    <w:p>
-      <w:pPr>
-        <w:spacing w:after="120" w:line="259" w:lineRule="auto"/>
-      </w:pPr>
-      <w:r>
-        <w:rPr>
-          <w:rFonts w:ascii="Aptos" w:hAnsi="Aptos"/>
-          <w:i/>
-          <w:color w:val="657069"/>
-          <w:sz w:val="20"/>
-        </w:rPr>
-        <w:t>Path completion invites the visitor to place an observation Note or complete without a Note. Paused progress is saved and can be resumed or restarted.</w:t>
-      </w:r>
-    </w:p>
-    <w:p>
-      <w:r>
-        <w:br w:type="page"/>
-      </w:r>
-    </w:p>
-    <w:p>
-      <w:pPr>
-        <w:pStyle w:val="Heading1"/>
-      </w:pPr>
-      <w:r>
-        <w:t>11. Optional learning modules</w:t>
-      </w:r>
-    </w:p>
-    <w:tbl>
-      <w:tblPr>
-        <w:tblW w:type="auto" w:w="0"/>
-        <w:tblLayout w:type="fixed"/>
-        <w:tblLook w:firstColumn="1" w:firstRow="1" w:lastColumn="0" w:lastRow="0" w:noHBand="0" w:noVBand="1" w:val="04A0"/>
-      </w:tblPr>
-      <w:tblGrid>
-        <w:gridCol w:w="9144"/>
-      </w:tblGrid>
-      <w:tr>
-        <w:tc>
-          <w:tcPr>
-            <w:tcW w:type="dxa" w:w="9663"/>
-            <w:vAlign w:val="center"/>
-            <w:shd w:fill="F5F7F4"/>
-            <w:tcBorders>
-              <w:top w:val="single" w:sz="8" w:space="0" w:color="C8D1C9"/>
-              <w:left w:val="single" w:sz="8" w:space="0" w:color="C8D1C9"/>
-              <w:bottom w:val="single" w:sz="8" w:space="0" w:color="C8D1C9"/>
-              <w:right w:val="single" w:sz="8" w:space="0" w:color="C8D1C9"/>
-            </w:tcBorders>
-          </w:tcPr>
-          <w:p>
-            <w:pPr>
-              <w:spacing w:after="40"/>
-            </w:pPr>
-            <w:r>
-              <w:rPr>
-                <w:rFonts w:ascii="Aptos" w:hAnsi="Aptos"/>
-                <w:b/>
-                <w:color w:val="1D2B23"/>
-                <w:sz w:val="24"/>
-              </w:rPr>
-              <w:t>Learning modules</w:t>
-            </w:r>
-          </w:p>
-          <w:p>
-            <w:pPr>
-              <w:spacing w:after="80" w:line="252" w:lineRule="auto"/>
-            </w:pPr>
-            <w:r>
-              <w:rPr>
-                <w:rFonts w:ascii="Aptos" w:hAnsi="Aptos"/>
-                <w:color w:val="1D2B23"/>
-                <w:sz w:val="19"/>
-              </w:rPr>
-              <w:t>Choose a brief demonstration package. It runs separately from the main tutorial.</w:t>
-            </w:r>
-          </w:p>
-          <w:p>
-            <w:pPr>
-              <w:spacing w:before="60" w:after="20"/>
-            </w:pPr>
-            <w:r>
-              <w:rPr>
-                <w:rFonts w:ascii="Aptos" w:hAnsi="Aptos"/>
-                <w:b/>
-                <w:color w:val="426B4D"/>
-                <w:sz w:val="15"/>
-              </w:rPr>
-              <w:t xml:space="preserve">ACTION  </w:t>
-            </w:r>
-            <w:r>
-              <w:rPr>
-                <w:rFonts w:ascii="Aptos" w:hAnsi="Aptos"/>
-                <w:b/>
-                <w:color w:val="1D2B23"/>
-                <w:sz w:val="18"/>
-              </w:rPr>
-              <w:t>Create a food forest · Identify a native forest</w:t>
-            </w:r>
-          </w:p>
-        </w:tc>
-      </w:tr>
-    </w:tbl>
-    <w:p>
-      <w:pPr>
-        <w:spacing w:after="20"/>
-      </w:pPr>
-    </w:p>
-    <w:p>
-      <w:pPr>
-        <w:keepNext/>
-        <w:spacing w:before="200" w:after="60"/>
-      </w:pPr>
-      <w:r>
-        <w:rPr>
-          <w:rFonts w:ascii="Aptos" w:hAnsi="Aptos"/>
-          <w:b/>
-          <w:color w:val="426B4D"/>
-          <w:sz w:val="16"/>
-        </w:rPr>
-        <w:t>CREATE A FOOD FOREST</w:t>
-      </w:r>
-    </w:p>
-    <w:p>
-      <w:pPr>
-        <w:spacing w:after="120" w:line="259" w:lineRule="auto"/>
-      </w:pPr>
-      <w:r>
-        <w:rPr>
-          <w:rFonts w:ascii="Aptos" w:hAnsi="Aptos"/>
-          <w:i w:val="0"/>
-          <w:color w:val="1D2B23"/>
-          <w:sz w:val="20"/>
-        </w:rPr>
-        <w:t>A short demonstration of how a learning package can guide exploration without taking over the main demo.</w:t>
-      </w:r>
-    </w:p>
-    <w:tbl>
-      <w:tblPr>
-        <w:tblW w:type="auto" w:w="0"/>
-        <w:tblLayout w:type="fixed"/>
-        <w:tblLook w:firstColumn="1" w:firstRow="1" w:lastColumn="0" w:lastRow="0" w:noHBand="0" w:noVBand="1" w:val="04A0"/>
-      </w:tblPr>
-      <w:tblGrid>
-        <w:gridCol w:w="2880"/>
-        <w:gridCol w:w="6264"/>
-      </w:tblGrid>
-      <w:tr>
-        <w:trPr>
-          <w:tblHeader w:val="true"/>
-        </w:trPr>
-        <w:tc>
-          <w:tcPr>
-            <w:tcW w:type="dxa" w:w="4831"/>
-            <w:shd w:fill="426B4D"/>
-            <w:tcBorders>
-              <w:top w:val="single" w:sz="5" w:space="0" w:color="C8D1C9"/>
-              <w:left w:val="single" w:sz="5" w:space="0" w:color="C8D1C9"/>
-              <w:bottom w:val="single" w:sz="5" w:space="0" w:color="C8D1C9"/>
-              <w:right w:val="single" w:sz="5" w:space="0" w:color="C8D1C9"/>
-            </w:tcBorders>
-            <w:vAlign w:val="center"/>
-          </w:tcPr>
-          <w:p>
-            <w:r>
-              <w:rPr>
-                <w:rFonts w:ascii="Aptos" w:hAnsi="Aptos"/>
-                <w:b/>
-                <w:color w:val="FFFFFF"/>
-                <w:sz w:val="17"/>
-              </w:rPr>
-              <w:t>Micro step</w:t>
-            </w:r>
-          </w:p>
-        </w:tc>
-        <w:tc>
-          <w:tcPr>
-            <w:tcW w:type="dxa" w:w="4831"/>
-            <w:shd w:fill="426B4D"/>
-            <w:tcBorders>
-              <w:top w:val="single" w:sz="5" w:space="0" w:color="C8D1C9"/>
-              <w:left w:val="single" w:sz="5" w:space="0" w:color="C8D1C9"/>
-              <w:bottom w:val="single" w:sz="5" w:space="0" w:color="C8D1C9"/>
-              <w:right w:val="single" w:sz="5" w:space="0" w:color="C8D1C9"/>
-            </w:tcBorders>
-            <w:vAlign w:val="center"/>
-          </w:tcPr>
-          <w:p>
-            <w:r>
-              <w:rPr>
-                <w:rFonts w:ascii="Aptos" w:hAnsi="Aptos"/>
-                <w:b/>
-                <w:color w:val="FFFFFF"/>
-                <w:sz w:val="17"/>
-              </w:rPr>
-              <w:t>Guidance</w:t>
-            </w:r>
-          </w:p>
-        </w:tc>
-      </w:tr>
-      <w:tr>
-        <w:trPr>
-          <w:cantSplit/>
-        </w:trPr>
-        <w:tc>
-          <w:tcPr>
-            <w:tcW w:type="dxa" w:w="2880"/>
-            <w:shd w:fill="F5F7F4"/>
-            <w:tcBorders>
-              <w:top w:val="single" w:sz="5" w:space="0" w:color="C8D1C9"/>
-              <w:left w:val="single" w:sz="5" w:space="0" w:color="C8D1C9"/>
-              <w:bottom w:val="single" w:sz="5" w:space="0" w:color="C8D1C9"/>
-              <w:right w:val="single" w:sz="5" w:space="0" w:color="C8D1C9"/>
-            </w:tcBorders>
-            <w:vAlign w:val="center"/>
-          </w:tcPr>
-          <w:p>
-            <w:pPr>
-              <w:spacing w:after="0"/>
-            </w:pPr>
-            <w:r>
-              <w:rPr>
-                <w:rFonts w:ascii="Aptos" w:hAnsi="Aptos"/>
-                <w:b/>
-                <w:color w:val="1D2B23"/>
-                <w:sz w:val="17"/>
-              </w:rPr>
-              <w:t>1 · Read the place</w:t>
-            </w:r>
-          </w:p>
-        </w:tc>
-        <w:tc>
-          <w:tcPr>
-            <w:tcW w:type="dxa" w:w="6264"/>
-            <w:shd w:fill="F5F7F4"/>
-            <w:tcBorders>
-              <w:top w:val="single" w:sz="5" w:space="0" w:color="C8D1C9"/>
-              <w:left w:val="single" w:sz="5" w:space="0" w:color="C8D1C9"/>
-              <w:bottom w:val="single" w:sz="5" w:space="0" w:color="C8D1C9"/>
-              <w:right w:val="single" w:sz="5" w:space="0" w:color="C8D1C9"/>
-            </w:tcBorders>
-            <w:vAlign w:val="center"/>
-          </w:tcPr>
-          <w:p>
-            <w:pPr>
-              <w:spacing w:after="0"/>
-            </w:pPr>
-            <w:r>
-              <w:rPr>
-                <w:rFonts w:ascii="Aptos" w:hAnsi="Aptos"/>
-                <w:b w:val="0"/>
-                <w:color w:val="1D2B23"/>
-                <w:sz w:val="17"/>
-              </w:rPr>
-              <w:t>Begin with the landscape. Notice sun, slope, water, access and what already grows here.</w:t>
-            </w:r>
-          </w:p>
-        </w:tc>
-      </w:tr>
-      <w:tr>
-        <w:trPr>
-          <w:cantSplit/>
-        </w:trPr>
-        <w:tc>
-          <w:tcPr>
-            <w:tcW w:type="dxa" w:w="2880"/>
-            <w:shd w:fill="FFFFFF"/>
-            <w:tcBorders>
-              <w:top w:val="single" w:sz="5" w:space="0" w:color="C8D1C9"/>
-              <w:left w:val="single" w:sz="5" w:space="0" w:color="C8D1C9"/>
-              <w:bottom w:val="single" w:sz="5" w:space="0" w:color="C8D1C9"/>
-              <w:right w:val="single" w:sz="5" w:space="0" w:color="C8D1C9"/>
-            </w:tcBorders>
-            <w:vAlign w:val="center"/>
-          </w:tcPr>
-          <w:p>
-            <w:pPr>
-              <w:spacing w:after="0"/>
-            </w:pPr>
-            <w:r>
-              <w:rPr>
-                <w:rFonts w:ascii="Aptos" w:hAnsi="Aptos"/>
-                <w:b/>
-                <w:color w:val="1D2B23"/>
-                <w:sz w:val="17"/>
-              </w:rPr>
-              <w:t>2 · Choose functions</w:t>
-            </w:r>
-          </w:p>
-        </w:tc>
-        <w:tc>
-          <w:tcPr>
-            <w:tcW w:type="dxa" w:w="6264"/>
-            <w:shd w:fill="FFFFFF"/>
-            <w:tcBorders>
-              <w:top w:val="single" w:sz="5" w:space="0" w:color="C8D1C9"/>
-              <w:left w:val="single" w:sz="5" w:space="0" w:color="C8D1C9"/>
-              <w:bottom w:val="single" w:sz="5" w:space="0" w:color="C8D1C9"/>
-              <w:right w:val="single" w:sz="5" w:space="0" w:color="C8D1C9"/>
-            </w:tcBorders>
-            <w:vAlign w:val="center"/>
-          </w:tcPr>
-          <w:p>
-            <w:pPr>
-              <w:spacing w:after="0"/>
-            </w:pPr>
-            <w:r>
-              <w:rPr>
-                <w:rFonts w:ascii="Aptos" w:hAnsi="Aptos"/>
-                <w:b w:val="0"/>
-                <w:color w:val="1D2B23"/>
-                <w:sz w:val="17"/>
-              </w:rPr>
-              <w:t>Decide which functions matter: food, shade, habitat, shelter, access or soil care.</w:t>
-            </w:r>
-          </w:p>
-        </w:tc>
-      </w:tr>
-      <w:tr>
-        <w:trPr>
-          <w:cantSplit/>
-        </w:trPr>
-        <w:tc>
-          <w:tcPr>
-            <w:tcW w:type="dxa" w:w="2880"/>
-            <w:shd w:fill="F5F7F4"/>
-            <w:tcBorders>
-              <w:top w:val="single" w:sz="5" w:space="0" w:color="C8D1C9"/>
-              <w:left w:val="single" w:sz="5" w:space="0" w:color="C8D1C9"/>
-              <w:bottom w:val="single" w:sz="5" w:space="0" w:color="C8D1C9"/>
-              <w:right w:val="single" w:sz="5" w:space="0" w:color="C8D1C9"/>
-            </w:tcBorders>
-            <w:vAlign w:val="center"/>
-          </w:tcPr>
-          <w:p>
-            <w:pPr>
-              <w:spacing w:after="0"/>
-            </w:pPr>
-            <w:r>
-              <w:rPr>
-                <w:rFonts w:ascii="Aptos" w:hAnsi="Aptos"/>
-                <w:b/>
-                <w:color w:val="1D2B23"/>
-                <w:sz w:val="17"/>
-              </w:rPr>
-              <w:t>3 · Design for change</w:t>
-            </w:r>
-          </w:p>
-        </w:tc>
-        <w:tc>
-          <w:tcPr>
-            <w:tcW w:type="dxa" w:w="6264"/>
-            <w:shd w:fill="F5F7F4"/>
-            <w:tcBorders>
-              <w:top w:val="single" w:sz="5" w:space="0" w:color="C8D1C9"/>
-              <w:left w:val="single" w:sz="5" w:space="0" w:color="C8D1C9"/>
-              <w:bottom w:val="single" w:sz="5" w:space="0" w:color="C8D1C9"/>
-              <w:right w:val="single" w:sz="5" w:space="0" w:color="C8D1C9"/>
-            </w:tcBorders>
-            <w:vAlign w:val="center"/>
-          </w:tcPr>
-          <w:p>
-            <w:pPr>
-              <w:spacing w:after="0"/>
-            </w:pPr>
-            <w:r>
-              <w:rPr>
-                <w:rFonts w:ascii="Aptos" w:hAnsi="Aptos"/>
-                <w:b w:val="0"/>
-                <w:color w:val="1D2B23"/>
-                <w:sz w:val="17"/>
-              </w:rPr>
-              <w:t>Arrange the first stages with succession in mind. Leave room for plants and relationships to change.</w:t>
-            </w:r>
-          </w:p>
-        </w:tc>
-      </w:tr>
-    </w:tbl>
-    <w:p>
-      <w:pPr>
-        <w:spacing w:after="20"/>
-      </w:pPr>
-    </w:p>
-    <w:p>
-      <w:pPr>
-        <w:keepNext/>
-        <w:spacing w:before="200" w:after="60"/>
-      </w:pPr>
-      <w:r>
-        <w:rPr>
-          <w:rFonts w:ascii="Aptos" w:hAnsi="Aptos"/>
-          <w:b/>
-          <w:color w:val="426B4D"/>
-          <w:sz w:val="16"/>
-        </w:rPr>
-        <w:t>IDENTIFY A NATIVE FOREST</w:t>
-      </w:r>
-    </w:p>
-    <w:p>
-      <w:pPr>
-        <w:spacing w:after="120" w:line="259" w:lineRule="auto"/>
-      </w:pPr>
-      <w:r>
-        <w:rPr>
-          <w:rFonts w:ascii="Aptos" w:hAnsi="Aptos"/>
-          <w:i w:val="0"/>
-          <w:color w:val="1D2B23"/>
-          <w:sz w:val="20"/>
-        </w:rPr>
-        <w:t>A brief field-learning package for reading a forest through place, plants and relationships.</w:t>
-      </w:r>
-    </w:p>
-    <w:tbl>
-      <w:tblPr>
-        <w:tblW w:type="auto" w:w="0"/>
-        <w:tblLayout w:type="fixed"/>
-        <w:tblLook w:firstColumn="1" w:firstRow="1" w:lastColumn="0" w:lastRow="0" w:noHBand="0" w:noVBand="1" w:val="04A0"/>
-      </w:tblPr>
-      <w:tblGrid>
-        <w:gridCol w:w="2880"/>
-        <w:gridCol w:w="6264"/>
-      </w:tblGrid>
-      <w:tr>
-        <w:trPr>
-          <w:tblHeader w:val="true"/>
-        </w:trPr>
-        <w:tc>
-          <w:tcPr>
-            <w:tcW w:type="dxa" w:w="4831"/>
-            <w:shd w:fill="426B4D"/>
-            <w:tcBorders>
-              <w:top w:val="single" w:sz="5" w:space="0" w:color="C8D1C9"/>
-              <w:left w:val="single" w:sz="5" w:space="0" w:color="C8D1C9"/>
-              <w:bottom w:val="single" w:sz="5" w:space="0" w:color="C8D1C9"/>
-              <w:right w:val="single" w:sz="5" w:space="0" w:color="C8D1C9"/>
-            </w:tcBorders>
-            <w:vAlign w:val="center"/>
-          </w:tcPr>
-          <w:p>
-            <w:r>
-              <w:rPr>
-                <w:rFonts w:ascii="Aptos" w:hAnsi="Aptos"/>
-                <w:b/>
-                <w:color w:val="FFFFFF"/>
-                <w:sz w:val="17"/>
-              </w:rPr>
-              <w:t>Micro step</w:t>
-            </w:r>
-          </w:p>
-        </w:tc>
-        <w:tc>
-          <w:tcPr>
-            <w:tcW w:type="dxa" w:w="4831"/>
-            <w:shd w:fill="426B4D"/>
-            <w:tcBorders>
-              <w:top w:val="single" w:sz="5" w:space="0" w:color="C8D1C9"/>
-              <w:left w:val="single" w:sz="5" w:space="0" w:color="C8D1C9"/>
-              <w:bottom w:val="single" w:sz="5" w:space="0" w:color="C8D1C9"/>
-              <w:right w:val="single" w:sz="5" w:space="0" w:color="C8D1C9"/>
-            </w:tcBorders>
-            <w:vAlign w:val="center"/>
-          </w:tcPr>
-          <w:p>
-            <w:r>
-              <w:rPr>
-                <w:rFonts w:ascii="Aptos" w:hAnsi="Aptos"/>
-                <w:b/>
-                <w:color w:val="FFFFFF"/>
-                <w:sz w:val="17"/>
-              </w:rPr>
-              <w:t>Guidance</w:t>
-            </w:r>
-          </w:p>
-        </w:tc>
-      </w:tr>
-      <w:tr>
-        <w:trPr>
-          <w:cantSplit/>
-        </w:trPr>
-        <w:tc>
-          <w:tcPr>
-            <w:tcW w:type="dxa" w:w="2880"/>
-            <w:shd w:fill="F5F7F4"/>
-            <w:tcBorders>
-              <w:top w:val="single" w:sz="5" w:space="0" w:color="C8D1C9"/>
-              <w:left w:val="single" w:sz="5" w:space="0" w:color="C8D1C9"/>
-              <w:bottom w:val="single" w:sz="5" w:space="0" w:color="C8D1C9"/>
-              <w:right w:val="single" w:sz="5" w:space="0" w:color="C8D1C9"/>
-            </w:tcBorders>
-            <w:vAlign w:val="center"/>
-          </w:tcPr>
-          <w:p>
-            <w:pPr>
-              <w:spacing w:after="0"/>
-            </w:pPr>
-            <w:r>
-              <w:rPr>
-                <w:rFonts w:ascii="Aptos" w:hAnsi="Aptos"/>
-                <w:b/>
-                <w:color w:val="1D2B23"/>
-                <w:sz w:val="17"/>
-              </w:rPr>
-              <w:t>1 · Read the landscape</w:t>
-            </w:r>
-          </w:p>
-        </w:tc>
-        <w:tc>
-          <w:tcPr>
-            <w:tcW w:type="dxa" w:w="6264"/>
-            <w:shd w:fill="F5F7F4"/>
-            <w:tcBorders>
-              <w:top w:val="single" w:sz="5" w:space="0" w:color="C8D1C9"/>
-              <w:left w:val="single" w:sz="5" w:space="0" w:color="C8D1C9"/>
-              <w:bottom w:val="single" w:sz="5" w:space="0" w:color="C8D1C9"/>
-              <w:right w:val="single" w:sz="5" w:space="0" w:color="C8D1C9"/>
-            </w:tcBorders>
-            <w:vAlign w:val="center"/>
-          </w:tcPr>
-          <w:p>
-            <w:pPr>
-              <w:spacing w:after="0"/>
-            </w:pPr>
-            <w:r>
-              <w:rPr>
-                <w:rFonts w:ascii="Aptos" w:hAnsi="Aptos"/>
-                <w:b w:val="0"/>
-                <w:color w:val="1D2B23"/>
-                <w:sz w:val="17"/>
-              </w:rPr>
-              <w:t>Start with landform, water, exposure and the broad structure of the forest.</w:t>
-            </w:r>
-          </w:p>
-        </w:tc>
-      </w:tr>
-      <w:tr>
-        <w:trPr>
-          <w:cantSplit/>
-        </w:trPr>
-        <w:tc>
-          <w:tcPr>
-            <w:tcW w:type="dxa" w:w="2880"/>
-            <w:shd w:fill="FFFFFF"/>
-            <w:tcBorders>
-              <w:top w:val="single" w:sz="5" w:space="0" w:color="C8D1C9"/>
-              <w:left w:val="single" w:sz="5" w:space="0" w:color="C8D1C9"/>
-              <w:bottom w:val="single" w:sz="5" w:space="0" w:color="C8D1C9"/>
-              <w:right w:val="single" w:sz="5" w:space="0" w:color="C8D1C9"/>
-            </w:tcBorders>
-            <w:vAlign w:val="center"/>
-          </w:tcPr>
-          <w:p>
-            <w:pPr>
-              <w:spacing w:after="0"/>
-            </w:pPr>
-            <w:r>
-              <w:rPr>
-                <w:rFonts w:ascii="Aptos" w:hAnsi="Aptos"/>
-                <w:b/>
-                <w:color w:val="1D2B23"/>
-                <w:sz w:val="17"/>
-              </w:rPr>
-              <w:t>2 · Notice plant identity</w:t>
-            </w:r>
-          </w:p>
-        </w:tc>
-        <w:tc>
-          <w:tcPr>
-            <w:tcW w:type="dxa" w:w="6264"/>
-            <w:shd w:fill="FFFFFF"/>
-            <w:tcBorders>
-              <w:top w:val="single" w:sz="5" w:space="0" w:color="C8D1C9"/>
-              <w:left w:val="single" w:sz="5" w:space="0" w:color="C8D1C9"/>
-              <w:bottom w:val="single" w:sz="5" w:space="0" w:color="C8D1C9"/>
-              <w:right w:val="single" w:sz="5" w:space="0" w:color="C8D1C9"/>
-            </w:tcBorders>
-            <w:vAlign w:val="center"/>
-          </w:tcPr>
-          <w:p>
-            <w:pPr>
-              <w:spacing w:after="0"/>
-            </w:pPr>
-            <w:r>
-              <w:rPr>
-                <w:rFonts w:ascii="Aptos" w:hAnsi="Aptos"/>
-                <w:b w:val="0"/>
-                <w:color w:val="1D2B23"/>
-                <w:sz w:val="17"/>
-              </w:rPr>
-              <w:t>Observe plant form, leaves, bark and growth habit. Keep uncertain identification marked as uncertain.</w:t>
-            </w:r>
-          </w:p>
-        </w:tc>
-      </w:tr>
-      <w:tr>
-        <w:trPr>
-          <w:cantSplit/>
-        </w:trPr>
-        <w:tc>
-          <w:tcPr>
-            <w:tcW w:type="dxa" w:w="2880"/>
-            <w:shd w:fill="F5F7F4"/>
-            <w:tcBorders>
-              <w:top w:val="single" w:sz="5" w:space="0" w:color="C8D1C9"/>
-              <w:left w:val="single" w:sz="5" w:space="0" w:color="C8D1C9"/>
-              <w:bottom w:val="single" w:sz="5" w:space="0" w:color="C8D1C9"/>
-              <w:right w:val="single" w:sz="5" w:space="0" w:color="C8D1C9"/>
-            </w:tcBorders>
-            <w:vAlign w:val="center"/>
-          </w:tcPr>
-          <w:p>
-            <w:pPr>
-              <w:spacing w:after="0"/>
-            </w:pPr>
-            <w:r>
-              <w:rPr>
-                <w:rFonts w:ascii="Aptos" w:hAnsi="Aptos"/>
-                <w:b/>
-                <w:color w:val="1D2B23"/>
-                <w:sz w:val="17"/>
-              </w:rPr>
-              <w:t>3 · Follow relationships</w:t>
-            </w:r>
-          </w:p>
-        </w:tc>
-        <w:tc>
-          <w:tcPr>
-            <w:tcW w:type="dxa" w:w="6264"/>
-            <w:shd w:fill="F5F7F4"/>
-            <w:tcBorders>
-              <w:top w:val="single" w:sz="5" w:space="0" w:color="C8D1C9"/>
-              <w:left w:val="single" w:sz="5" w:space="0" w:color="C8D1C9"/>
-              <w:bottom w:val="single" w:sz="5" w:space="0" w:color="C8D1C9"/>
-              <w:right w:val="single" w:sz="5" w:space="0" w:color="C8D1C9"/>
-            </w:tcBorders>
-            <w:vAlign w:val="center"/>
-          </w:tcPr>
-          <w:p>
-            <w:pPr>
-              <w:spacing w:after="0"/>
-            </w:pPr>
-            <w:r>
-              <w:rPr>
-                <w:rFonts w:ascii="Aptos" w:hAnsi="Aptos"/>
-                <w:b w:val="0"/>
-                <w:color w:val="1D2B23"/>
-                <w:sz w:val="17"/>
-              </w:rPr>
-              <w:t>Look for habitat, pollinators, fungi, litter and other connections before describing the forest.</w:t>
-            </w:r>
-          </w:p>
-        </w:tc>
-      </w:tr>
-    </w:tbl>
-    <w:p>
-      <w:pPr>
-        <w:spacing w:after="20"/>
-      </w:pPr>
-    </w:p>
-    <w:p>
-      <w:pPr>
-        <w:spacing w:after="120" w:line="259" w:lineRule="auto"/>
-      </w:pPr>
-      <w:r>
-        <w:rPr>
-          <w:rFonts w:ascii="Aptos" w:hAnsi="Aptos"/>
-          <w:i/>
-          <w:color w:val="657069"/>
-          <w:sz w:val="20"/>
-        </w:rPr>
-        <w:t>Completion copy: “Package complete. This short cycle connected a goal, a few learning cells and guidance in the Control panel.”</w:t>
-      </w:r>
-    </w:p>
-    <w:p>
-      <w:r>
-        <w:br w:type="page"/>
-      </w:r>
-    </w:p>
-    <w:p>
-      <w:pPr>
-        <w:pStyle w:val="Heading1"/>
-      </w:pPr>
-      <w:r>
-        <w:t>12. Controls, accessibility and localization</w:t>
-      </w:r>
-    </w:p>
-    <w:p>
-      <w:pPr>
-        <w:keepNext/>
-        <w:spacing w:before="200" w:after="60"/>
-      </w:pPr>
-      <w:r>
-        <w:rPr>
-          <w:rFonts w:ascii="Aptos" w:hAnsi="Aptos"/>
-          <w:b/>
-          <w:color w:val="426B4D"/>
-          <w:sz w:val="16"/>
-        </w:rPr>
-        <w:t>PERSISTENT CONTROLS</w:t>
-      </w:r>
-    </w:p>
-    <w:p>
-      <w:pPr>
-        <w:pStyle w:val="ListBullet"/>
-        <w:spacing w:after="60"/>
-        <w:ind w:left="317" w:hanging="173"/>
-      </w:pPr>
-      <w:r>
-        <w:rPr>
-          <w:rFonts w:ascii="Aptos" w:hAnsi="Aptos"/>
-          <w:color w:val="1D2B23"/>
-          <w:sz w:val="19"/>
-        </w:rPr>
-        <w:t>Continue is the explicit step advance; the visitor is not advanced by animation timing alone.</w:t>
-      </w:r>
-    </w:p>
-    <w:p>
-      <w:pPr>
-        <w:pStyle w:val="ListBullet"/>
-        <w:spacing w:after="60"/>
-        <w:ind w:left="317" w:hanging="173"/>
-      </w:pPr>
-      <w:r>
-        <w:rPr>
-          <w:rFonts w:ascii="Aptos" w:hAnsi="Aptos"/>
-          <w:color w:val="1D2B23"/>
-          <w:sz w:val="19"/>
-        </w:rPr>
-        <w:t>Skip narration completes the current typed copy without skipping the visitor’s next choice.</w:t>
-      </w:r>
-    </w:p>
-    <w:p>
-      <w:pPr>
-        <w:pStyle w:val="ListBullet"/>
-        <w:spacing w:after="60"/>
-        <w:ind w:left="317" w:hanging="173"/>
-      </w:pPr>
-      <w:r>
-        <w:rPr>
-          <w:rFonts w:ascii="Aptos" w:hAnsi="Aptos"/>
-          <w:color w:val="1D2B23"/>
-          <w:sz w:val="19"/>
-        </w:rPr>
-        <w:t>Close demo remains available outside Web Mode and the hidden state.</w:t>
-      </w:r>
-    </w:p>
-    <w:p>
-      <w:pPr>
-        <w:pStyle w:val="ListBullet"/>
-        <w:spacing w:after="60"/>
-        <w:ind w:left="317" w:hanging="173"/>
-      </w:pPr>
-      <w:r>
-        <w:rPr>
-          <w:rFonts w:ascii="Aptos" w:hAnsi="Aptos"/>
-          <w:color w:val="1D2B23"/>
-          <w:sz w:val="19"/>
-        </w:rPr>
-        <w:t>Open Plant Live Tag is shown only at the Live Tag tutorial step.</w:t>
-      </w:r>
-    </w:p>
-    <w:p>
-      <w:pPr>
-        <w:pStyle w:val="ListBullet"/>
-        <w:spacing w:after="60"/>
-        <w:ind w:left="317" w:hanging="173"/>
-      </w:pPr>
-      <w:r>
-        <w:rPr>
-          <w:rFonts w:ascii="Aptos" w:hAnsi="Aptos"/>
-          <w:color w:val="1D2B23"/>
-          <w:sz w:val="19"/>
-        </w:rPr>
-        <w:t>Learning cells can be activated or hidden from the Control panel.</w:t>
-      </w:r>
-    </w:p>
-    <w:p>
-      <w:pPr>
-        <w:pStyle w:val="ListBullet"/>
-        <w:spacing w:after="60"/>
-        <w:ind w:left="317" w:hanging="173"/>
-      </w:pPr>
-      <w:r>
-        <w:rPr>
-          <w:rFonts w:ascii="Aptos" w:hAnsi="Aptos"/>
-          <w:color w:val="1D2B23"/>
-          <w:sz w:val="19"/>
-        </w:rPr>
-        <w:t>Placed Plant orbs remain alive and interactive as later objects are added.</w:t>
-      </w:r>
-    </w:p>
-    <w:p>
-      <w:pPr>
-        <w:keepNext/>
-        <w:spacing w:before="200" w:after="60"/>
-      </w:pPr>
-      <w:r>
-        <w:rPr>
-          <w:rFonts w:ascii="Aptos" w:hAnsi="Aptos"/>
-          <w:b/>
-          <w:color w:val="426B4D"/>
-          <w:sz w:val="16"/>
-        </w:rPr>
-        <w:t>ACCESS MODES</w:t>
-      </w:r>
-    </w:p>
-    <w:p>
-      <w:pPr>
-        <w:pStyle w:val="ListBullet"/>
-        <w:spacing w:after="60"/>
-        <w:ind w:left="317" w:hanging="173"/>
-      </w:pPr>
-      <w:r>
-        <w:rPr>
-          <w:rFonts w:ascii="Aptos" w:hAnsi="Aptos"/>
-          <w:color w:val="1D2B23"/>
-          <w:sz w:val="19"/>
-        </w:rPr>
-        <w:t>The same sequence supports simulated browser preview and immersive AR; the simulated mode keeps readable DOM copy on narrow screens.</w:t>
-      </w:r>
-    </w:p>
-    <w:p>
-      <w:pPr>
-        <w:pStyle w:val="ListBullet"/>
-        <w:spacing w:after="60"/>
-        <w:ind w:left="317" w:hanging="173"/>
-      </w:pPr>
-      <w:r>
-        <w:rPr>
-          <w:rFonts w:ascii="Aptos" w:hAnsi="Aptos"/>
-          <w:color w:val="1D2B23"/>
-          <w:sz w:val="19"/>
-        </w:rPr>
-        <w:t>Native cell buttons provide touch, keyboard and screen-reader targets with labels and progress states.</w:t>
-      </w:r>
-    </w:p>
-    <w:p>
-      <w:pPr>
-        <w:pStyle w:val="ListBullet"/>
-        <w:spacing w:after="60"/>
-        <w:ind w:left="317" w:hanging="173"/>
-      </w:pPr>
-      <w:r>
-        <w:rPr>
-          <w:rFonts w:ascii="Aptos" w:hAnsi="Aptos"/>
-          <w:color w:val="1D2B23"/>
-          <w:sz w:val="19"/>
-        </w:rPr>
-        <w:t>Reduced-motion preference removes the extended reveal while retaining the complete LIM hierarchy and transition into narrative copy.</w:t>
-      </w:r>
-    </w:p>
-    <w:p>
-      <w:pPr>
-        <w:pStyle w:val="ListBullet"/>
-        <w:spacing w:after="60"/>
-        <w:ind w:left="317" w:hanging="173"/>
-      </w:pPr>
-      <w:r>
-        <w:rPr>
-          <w:rFonts w:ascii="Aptos" w:hAnsi="Aptos"/>
-          <w:color w:val="1D2B23"/>
-          <w:sz w:val="19"/>
-        </w:rPr>
-        <w:t>The main copy is English. Portuguese and Dutch localized welcome strings are available through the application’s language layer; English remains the canonical wording in this reference.</w:t>
-      </w:r>
-    </w:p>
-    <w:p>
-      <w:pPr>
-        <w:pStyle w:val="Heading1"/>
-      </w:pPr>
-      <w:r>
-        <w:t>13. Synchronization protocol</w:t>
-      </w:r>
-    </w:p>
-    <w:p>
-      <w:pPr>
-        <w:keepNext/>
-        <w:spacing w:before="200" w:after="60"/>
-      </w:pPr>
-      <w:r>
-        <w:rPr>
-          <w:rFonts w:ascii="Aptos" w:hAnsi="Aptos"/>
-          <w:b/>
-          <w:color w:val="426B4D"/>
-          <w:sz w:val="16"/>
-        </w:rPr>
-        <w:t>WHEN THE DOCUMENT IS EDITED MANUALLY</w:t>
-      </w:r>
-    </w:p>
-    <w:p>
-      <w:pPr>
-        <w:spacing w:after="80"/>
-        <w:ind w:left="403" w:hanging="403"/>
-      </w:pPr>
-      <w:r>
-        <w:rPr>
-          <w:rFonts w:ascii="Aptos" w:hAnsi="Aptos"/>
-          <w:b/>
-          <w:color w:val="426B4D"/>
-          <w:sz w:val="18"/>
-        </w:rPr>
-        <w:t>1.</w:t>
-      </w:r>
-      <w:r>
-        <w:rPr>
-          <w:rFonts w:ascii="Aptos" w:hAnsi="Aptos"/>
-          <w:color w:val="1D2B23"/>
-          <w:sz w:val="19"/>
-        </w:rPr>
-        <w:t xml:space="preserve">  Treat this file as the requested copy-and-sequence reference for the next demo content change.</w:t>
-      </w:r>
-    </w:p>
-    <w:p>
-      <w:pPr>
-        <w:spacing w:after="80"/>
-        <w:ind w:left="403" w:hanging="403"/>
-      </w:pPr>
-      <w:r>
-        <w:rPr>
-          <w:rFonts w:ascii="Aptos" w:hAnsi="Aptos"/>
-          <w:b/>
-          <w:color w:val="426B4D"/>
-          <w:sz w:val="18"/>
-        </w:rPr>
-        <w:t>2.</w:t>
-      </w:r>
-      <w:r>
-        <w:rPr>
-          <w:rFonts w:ascii="Aptos" w:hAnsi="Aptos"/>
-          <w:color w:val="1D2B23"/>
-          <w:sz w:val="19"/>
-        </w:rPr>
-        <w:t xml:space="preserve">  Before implementation, compare the document with the current source and identify the user-authored differences.</w:t>
-      </w:r>
-    </w:p>
-    <w:p>
-      <w:pPr>
-        <w:spacing w:after="80"/>
-        <w:ind w:left="403" w:hanging="403"/>
-      </w:pPr>
-      <w:r>
-        <w:rPr>
-          <w:rFonts w:ascii="Aptos" w:hAnsi="Aptos"/>
-          <w:b/>
-          <w:color w:val="426B4D"/>
-          <w:sz w:val="18"/>
-        </w:rPr>
-        <w:t>3.</w:t>
-      </w:r>
-      <w:r>
-        <w:rPr>
-          <w:rFonts w:ascii="Aptos" w:hAnsi="Aptos"/>
-          <w:color w:val="1D2B23"/>
-          <w:sz w:val="19"/>
-        </w:rPr>
-        <w:t xml:space="preserve">  Apply approved differences to the application without silently replacing unrelated current behavior.</w:t>
-      </w:r>
-    </w:p>
-    <w:p>
-      <w:pPr>
-        <w:spacing w:after="80"/>
-        <w:ind w:left="403" w:hanging="403"/>
-      </w:pPr>
-      <w:r>
-        <w:rPr>
-          <w:rFonts w:ascii="Aptos" w:hAnsi="Aptos"/>
-          <w:b/>
-          <w:color w:val="426B4D"/>
-          <w:sz w:val="18"/>
-        </w:rPr>
-        <w:t>4.</w:t>
-      </w:r>
-      <w:r>
-        <w:rPr>
-          <w:rFonts w:ascii="Aptos" w:hAnsi="Aptos"/>
-          <w:color w:val="1D2B23"/>
-          <w:sz w:val="19"/>
-        </w:rPr>
-        <w:t xml:space="preserve">  Update the application version, build, test and confirm that this document and the implemented flow agree.</w:t>
-      </w:r>
-    </w:p>
-    <w:p>
-      <w:pPr>
-        <w:keepNext/>
-        <w:spacing w:before="200" w:after="60"/>
-      </w:pPr>
-      <w:r>
-        <w:rPr>
-          <w:rFonts w:ascii="Aptos" w:hAnsi="Aptos"/>
-          <w:b/>
-          <w:color w:val="426B4D"/>
-          <w:sz w:val="16"/>
-        </w:rPr>
-        <w:t>WHEN THE IMPLEMENTATION IS EDITED BY CODEX</w:t>
-      </w:r>
-    </w:p>
-    <w:p>
-      <w:pPr>
-        <w:spacing w:after="80"/>
-        <w:ind w:left="403" w:hanging="403"/>
-      </w:pPr>
-      <w:r>
-        <w:rPr>
-          <w:rFonts w:ascii="Aptos" w:hAnsi="Aptos"/>
-          <w:b/>
-          <w:color w:val="426B4D"/>
-          <w:sz w:val="18"/>
-        </w:rPr>
-        <w:t>1.</w:t>
-      </w:r>
-      <w:r>
-        <w:rPr>
-          <w:rFonts w:ascii="Aptos" w:hAnsi="Aptos"/>
-          <w:color w:val="1D2B23"/>
-          <w:sz w:val="19"/>
-        </w:rPr>
-        <w:t xml:space="preserve">  Update this document in the same change whenever visitor-facing demo wording, sequence, content, or opening-animation intent changes.</w:t>
-      </w:r>
-    </w:p>
-    <w:p>
-      <w:pPr>
-        <w:spacing w:after="80"/>
-        <w:ind w:left="403" w:hanging="403"/>
-      </w:pPr>
-      <w:r>
-        <w:rPr>
-          <w:rFonts w:ascii="Aptos" w:hAnsi="Aptos"/>
-          <w:b/>
-          <w:color w:val="426B4D"/>
-          <w:sz w:val="18"/>
-        </w:rPr>
-        <w:t>2.</w:t>
-      </w:r>
-      <w:r>
-        <w:rPr>
-          <w:rFonts w:ascii="Aptos" w:hAnsi="Aptos"/>
-          <w:color w:val="1D2B23"/>
-          <w:sz w:val="19"/>
-        </w:rPr>
-        <w:t xml:space="preserve">  Preserve exact implemented wording in copy blocks. Editorial comments must be clearly separated from implemented copy.</w:t>
-      </w:r>
-    </w:p>
-    <w:p>
-      <w:pPr>
-        <w:spacing w:after="80"/>
-        <w:ind w:left="403" w:hanging="403"/>
-      </w:pPr>
-      <w:r>
-        <w:rPr>
-          <w:rFonts w:ascii="Aptos" w:hAnsi="Aptos"/>
-          <w:b/>
-          <w:color w:val="426B4D"/>
-          <w:sz w:val="18"/>
-        </w:rPr>
-        <w:t>3.</w:t>
-      </w:r>
-      <w:r>
-        <w:rPr>
-          <w:rFonts w:ascii="Aptos" w:hAnsi="Aptos"/>
-          <w:color w:val="1D2B23"/>
-          <w:sz w:val="19"/>
-        </w:rPr>
-        <w:t xml:space="preserve">  Refresh the application version and synchronization date shown on the cover.</w:t>
-      </w:r>
-    </w:p>
-    <w:p>
-      <w:pPr>
-        <w:spacing w:after="80"/>
-        <w:ind w:left="403" w:hanging="403"/>
-      </w:pPr>
-      <w:r>
-        <w:rPr>
-          <w:rFonts w:ascii="Aptos" w:hAnsi="Aptos"/>
-          <w:b/>
-          <w:color w:val="426B4D"/>
-          <w:sz w:val="18"/>
-        </w:rPr>
-        <w:t>4.</w:t>
-      </w:r>
-      <w:r>
-        <w:rPr>
-          <w:rFonts w:ascii="Aptos" w:hAnsi="Aptos"/>
-          <w:color w:val="1D2B23"/>
-          <w:sz w:val="19"/>
-        </w:rPr>
-        <w:t xml:space="preserve">  Render and inspect the document before handoff, then confirm its current status to the user.</w:t>
-      </w:r>
-    </w:p>
-    <w:p>
-      <w:pPr>
-        <w:keepNext/>
-        <w:spacing w:before="200" w:after="60"/>
-      </w:pPr>
-      <w:r>
-        <w:rPr>
-          <w:rFonts w:ascii="Aptos" w:hAnsi="Aptos"/>
-          <w:b/>
-          <w:color w:val="426B4D"/>
-          <w:sz w:val="16"/>
-        </w:rPr>
-        <w:t>DEFINITION OF SYNCHRONIZED</w:t>
-      </w:r>
-    </w:p>
-    <w:p>
-      <w:pPr>
-        <w:spacing w:after="120" w:line="259" w:lineRule="auto"/>
-      </w:pPr>
-      <w:r>
-        <w:rPr>
-          <w:rFonts w:ascii="Aptos" w:hAnsi="Aptos"/>
-          <w:i w:val="0"/>
-          <w:color w:val="1D2B23"/>
-          <w:sz w:val="20"/>
-        </w:rPr>
-        <w:t>The document is synchronized when its sequence, titles, body copy, action labels, principal guide text, optional pathways and stated visual intent match the current shipped implementation. Interaction internals and data that are not visitor-facing remain documented in source code and tests.</w:t>
+        <w:t>□  No internal development terminology appears in visitor-facing copy.</w:t>
       </w:r>
     </w:p>
     <w:sectPr>
-      <w:footerReference w:type="default" r:id="rId9"/>
-      <w:pgSz w:w="11909" w:h="16834"/>
-      <w:pgMar w:top="936" w:right="1123" w:bottom="893" w:left="1123" w:header="360" w:footer="403" w:gutter="0"/>
+      <w:pgSz w:w="12240" w:h="15840"/>
+      <w:pgMar w:top="1008" w:right="1181" w:bottom="1008" w:left="1181" w:header="720" w:footer="720" w:gutter="0"/>
       <w:cols w:space="720"/>
       <w:docGrid w:linePitch="360"/>
     </w:sectPr>
   </w:body>
 </w:document>
-</file>
-
-<file path=word/footer1.xml><?xml version="1.0" encoding="utf-8"?>
-<w:ftr xmlns:m="http://schemas.openxmlformats.org/officeDocument/2006/math" xmlns:mc="http://schemas.openxmlformats.org/markup-compatibility/2006" xmlns:mo="http://schemas.microsoft.com/office/mac/office/2008/main" xmlns:mv="urn:schemas-microsoft-com:mac:vml" xmlns:o="urn:schemas-microsoft-com:office:office" xmlns:r="http://schemas.openxmlformats.org/officeDocument/2006/relationships" xmlns:v="urn:schemas-microsoft-com:vml" xmlns:w10="urn:schemas-microsoft-com:office:word" xmlns:w14="http://schemas.microsoft.com/office/word/2010/wordml" xmlns:w="http://schemas.openxmlformats.org/wordprocessingml/2006/main" xmlns:wne="http://schemas.microsoft.com/office/word/2006/wordml" xmlns:wp14="http://schemas.microsoft.com/office/word/2010/wordprocessingDrawing" xmlns:wp="http://schemas.openxmlformats.org/drawingml/2006/wordprocessingDrawing" xmlns:wpc="http://schemas.microsoft.com/office/word/2010/wordprocessingCanvas" xmlns:wpg="http://schemas.microsoft.com/office/word/2010/wordprocessingGroup" xmlns:wpi="http://schemas.microsoft.com/office/word/2010/wordprocessingInk" xmlns:wps="http://schemas.microsoft.com/office/word/2010/wordprocessingShape" mc:Ignorable="w14 wp14">
-  <w:p>
-    <w:pPr>
-      <w:pStyle w:val="Footer"/>
-      <w:jc w:val="right"/>
-    </w:pPr>
-    <w:r>
-      <w:rPr>
-        <w:rFonts w:ascii="Aptos" w:hAnsi="Aptos"/>
-        <w:color w:val="657069"/>
-        <w:sz w:val="16"/>
-      </w:rPr>
-      <w:t xml:space="preserve">NourishlandXR  ·  </w:t>
-      <w:fldChar w:fldCharType="begin"/>
-      <w:instrText xml:space="preserve">PAGE</w:instrText>
-      <w:fldChar w:fldCharType="end"/>
-    </w:r>
-  </w:p>
-</w:ftr>
 </file>
 
 <file path=word/numbering.xml><?xml version="1.0" encoding="utf-8"?>
@@ -7231,13 +3024,12 @@
     <w:qFormat/>
     <w:rsid w:val="00FC693F"/>
     <w:pPr>
-      <w:widowControl/>
-      <w:spacing w:after="120"/>
+      <w:spacing w:after="140" w:line="269" w:lineRule="auto"/>
     </w:pPr>
     <w:rPr>
       <w:rFonts w:ascii="Aptos" w:hAnsi="Aptos"/>
-      <w:color w:val="1D2B23"/>
-      <w:sz w:val="20"/>
+      <w:color w:val="000000"/>
+      <w:sz w:val="21"/>
     </w:rPr>
   </w:style>
   <w:style w:type="paragraph" w:styleId="Header">
@@ -7295,15 +3087,15 @@
     <w:pPr>
       <w:keepNext/>
       <w:keepLines/>
-      <w:spacing w:before="240" w:after="100"/>
+      <w:spacing w:before="300" w:after="160"/>
       <w:outlineLvl w:val="0"/>
     </w:pPr>
     <w:rPr>
       <w:rFonts w:asciiTheme="majorHAnsi" w:eastAsiaTheme="majorEastAsia" w:hAnsiTheme="majorHAnsi" w:cstheme="majorBidi" w:ascii="Aptos Display" w:hAnsi="Aptos Display"/>
       <w:b/>
       <w:bCs/>
-      <w:color w:val="426B4D"/>
-      <w:sz w:val="36"/>
+      <w:color w:val="000000"/>
+      <w:sz w:val="40"/>
       <w:szCs w:val="28"/>
     </w:rPr>
   </w:style>
@@ -7319,15 +3111,15 @@
     <w:pPr>
       <w:keepNext/>
       <w:keepLines/>
-      <w:spacing w:before="160" w:after="100"/>
+      <w:spacing w:before="240" w:after="100"/>
       <w:outlineLvl w:val="1"/>
     </w:pPr>
     <w:rPr>
       <w:rFonts w:asciiTheme="majorHAnsi" w:eastAsiaTheme="majorEastAsia" w:hAnsiTheme="majorHAnsi" w:cstheme="majorBidi" w:ascii="Aptos Display" w:hAnsi="Aptos Display"/>
       <w:b/>
       <w:bCs/>
-      <w:color w:val="1D2B23"/>
-      <w:sz w:val="27"/>
+      <w:color w:val="000000"/>
+      <w:sz w:val="29"/>
       <w:szCs w:val="26"/>
     </w:rPr>
   </w:style>
@@ -7343,15 +3135,15 @@
     <w:pPr>
       <w:keepNext/>
       <w:keepLines/>
-      <w:spacing w:before="160" w:after="100"/>
+      <w:spacing w:before="180" w:after="80"/>
       <w:outlineLvl w:val="2"/>
     </w:pPr>
     <w:rPr>
-      <w:rFonts w:asciiTheme="majorHAnsi" w:eastAsiaTheme="majorEastAsia" w:hAnsiTheme="majorHAnsi" w:cstheme="majorBidi" w:ascii="Aptos" w:hAnsi="Aptos"/>
+      <w:rFonts w:asciiTheme="majorHAnsi" w:eastAsiaTheme="majorEastAsia" w:hAnsiTheme="majorHAnsi" w:cstheme="majorBidi" w:ascii="Aptos Display" w:hAnsi="Aptos Display"/>
       <w:b/>
       <w:bCs/>
-      <w:color w:val="426B4D"/>
-      <w:sz w:val="21"/>
+      <w:color w:val="000000"/>
+      <w:sz w:val="23"/>
     </w:rPr>
   </w:style>
   <w:style w:type="paragraph" w:styleId="Heading4">
@@ -7582,21 +3374,16 @@
     <w:qFormat/>
     <w:rsid w:val="00FC693F"/>
     <w:pPr>
-      <w:keepNext/>
-      <w:keepLines/>
-      <w:pBdr>
-        <w:bottom w:val="single" w:sz="8" w:space="4" w:color="4F81BD" w:themeColor="accent1"/>
-      </w:pBdr>
-      <w:spacing w:after="100" w:line="240" w:lineRule="auto" w:before="160"/>
+      <w:spacing w:after="160" w:line="240" w:lineRule="auto"/>
       <w:contextualSpacing/>
     </w:pPr>
     <w:rPr>
       <w:rFonts w:asciiTheme="majorHAnsi" w:eastAsiaTheme="majorEastAsia" w:hAnsiTheme="majorHAnsi" w:cstheme="majorBidi" w:ascii="Aptos Display" w:hAnsi="Aptos Display"/>
       <w:b/>
-      <w:color w:val="1D2B23"/>
+      <w:color w:val="000000"/>
       <w:spacing w:val="5"/>
       <w:kern w:val="28"/>
-      <w:sz w:val="56"/>
+      <w:sz w:val="60"/>
       <w:szCs w:val="52"/>
     </w:rPr>
   </w:style>
@@ -7632,9 +3419,9 @@
       <w:rFonts w:asciiTheme="majorHAnsi" w:eastAsiaTheme="majorEastAsia" w:hAnsiTheme="majorHAnsi" w:cstheme="majorBidi" w:ascii="Aptos" w:hAnsi="Aptos"/>
       <w:i/>
       <w:iCs/>
-      <w:color w:val="657069"/>
+      <w:color w:val="414141"/>
       <w:spacing w:val="15"/>
-      <w:sz w:val="24"/>
+      <w:sz w:val="26"/>
       <w:szCs w:val="24"/>
     </w:rPr>
   </w:style>
@@ -7772,10 +3559,6 @@
       </w:numPr>
       <w:contextualSpacing/>
     </w:pPr>
-    <w:rPr>
-      <w:rFonts w:ascii="Aptos" w:hAnsi="Aptos"/>
-      <w:sz w:val="19"/>
-    </w:rPr>
   </w:style>
   <w:style w:type="paragraph" w:styleId="ListBullet2">
     <w:name w:val="List Bullet 2"/>
@@ -7789,10 +3572,6 @@
       </w:numPr>
       <w:contextualSpacing/>
     </w:pPr>
-    <w:rPr>
-      <w:rFonts w:ascii="Aptos" w:hAnsi="Aptos"/>
-      <w:sz w:val="19"/>
-    </w:rPr>
   </w:style>
   <w:style w:type="paragraph" w:styleId="ListBullet3">
     <w:name w:val="List Bullet 3"/>
@@ -7819,10 +3598,6 @@
       </w:numPr>
       <w:contextualSpacing/>
     </w:pPr>
-    <w:rPr>
-      <w:rFonts w:ascii="Aptos" w:hAnsi="Aptos"/>
-      <w:sz w:val="19"/>
-    </w:rPr>
   </w:style>
   <w:style w:type="paragraph" w:styleId="ListNumber2">
     <w:name w:val="List Number 2"/>

--- a/data1/demo.docx
+++ b/data1/demo.docx
@@ -64,7 +64,7 @@
           </w:tcPr>
           <w:p>
             <w:r>
-              <w:t>0.9181</w:t>
+              <w:t>0.9230</w:t>
             </w:r>
           </w:p>
         </w:tc>
@@ -104,7 +104,7 @@
           </w:tcPr>
           <w:p>
             <w:r>
-              <w:t>27 September 2026</w:t>
+              <w:t>30 September 2026</w:t>
             </w:r>
           </w:p>
         </w:tc>
@@ -150,6 +150,881 @@
         </w:tc>
       </w:tr>
     </w:tbl>
+    <w:p>
+      <w:pPr>
+        <w:pStyle w:val="Heading1"/>
+        <w:spacing w:after="60"/>
+      </w:pPr>
+      <w:r>
+        <w:rPr>
+          <w:sz w:val="21"/>
+        </w:rPr>
+        <w:t>QUICK ACCESS / EDIT</w:t>
+      </w:r>
+    </w:p>
+    <w:p>
+      <w:pPr>
+        <w:spacing w:after="60"/>
+      </w:pPr>
+      <w:r>
+        <w:rPr>
+          <w:sz w:val="21"/>
+        </w:rPr>
+        <w:t>Working slide map for version 0.9230. Edit the wording here first; the Decision and detailed narrative below remain as previously written.</w:t>
+      </w:r>
+    </w:p>
+    <w:p>
+      <w:pPr>
+        <w:pStyle w:val="Heading2"/>
+        <w:spacing w:after="60"/>
+      </w:pPr>
+      <w:r>
+        <w:rPr>
+          <w:sz w:val="21"/>
+        </w:rPr>
+        <w:t>Intro</w:t>
+      </w:r>
+    </w:p>
+    <w:p>
+      <w:pPr>
+        <w:spacing w:after="60"/>
+      </w:pPr>
+      <w:r>
+        <w:rPr>
+          <w:b/>
+          <w:sz w:val="21"/>
+        </w:rPr>
+        <w:t xml:space="preserve">INTRO 1.1  </w:t>
+      </w:r>
+      <w:r>
+        <w:rPr>
+          <w:sz w:val="21"/>
+        </w:rPr>
+        <w:t>Welcome to NourishlandXR — extended reality for exploring living landscapes.</w:t>
+      </w:r>
+    </w:p>
+    <w:p>
+      <w:pPr>
+        <w:spacing w:after="60"/>
+      </w:pPr>
+      <w:r>
+        <w:rPr>
+          <w:b/>
+          <w:sz w:val="21"/>
+        </w:rPr>
+        <w:t xml:space="preserve">INTRO 1.2  </w:t>
+      </w:r>
+      <w:r>
+        <w:rPr>
+          <w:sz w:val="21"/>
+        </w:rPr>
+        <w:t>Extended reality, rooted in place — digital plant stories and place-based knowledge appear within the real landscape.</w:t>
+      </w:r>
+    </w:p>
+    <w:p>
+      <w:pPr>
+        <w:pStyle w:val="Heading2"/>
+        <w:spacing w:after="60"/>
+      </w:pPr>
+      <w:r>
+        <w:rPr>
+          <w:sz w:val="21"/>
+        </w:rPr>
+        <w:t>Space and the project</w:t>
+      </w:r>
+    </w:p>
+    <w:p>
+      <w:pPr>
+        <w:spacing w:after="60"/>
+      </w:pPr>
+      <w:r>
+        <w:rPr>
+          <w:b/>
+          <w:sz w:val="21"/>
+        </w:rPr>
+        <w:t xml:space="preserve">SPACE 1.1  </w:t>
+      </w:r>
+      <w:r>
+        <w:rPr>
+          <w:sz w:val="21"/>
+        </w:rPr>
+        <w:t>Meet your Control panel. It gives short actions and contextual help beside the main screen.</w:t>
+      </w:r>
+    </w:p>
+    <w:p>
+      <w:pPr>
+        <w:spacing w:after="60"/>
+      </w:pPr>
+      <w:r>
+        <w:rPr>
+          <w:b/>
+          <w:sz w:val="21"/>
+        </w:rPr>
+        <w:t xml:space="preserve">SPACE 1.2  </w:t>
+      </w:r>
+      <w:r>
+        <w:rPr>
+          <w:sz w:val="21"/>
+        </w:rPr>
+        <w:t>Imagine arriving in a garden and noticing a plant you do not recognise.</w:t>
+      </w:r>
+    </w:p>
+    <w:p>
+      <w:pPr>
+        <w:spacing w:after="60"/>
+      </w:pPr>
+      <w:r>
+        <w:rPr>
+          <w:b/>
+          <w:sz w:val="21"/>
+        </w:rPr>
+        <w:t xml:space="preserve">SPACE 1.3  </w:t>
+      </w:r>
+      <w:r>
+        <w:rPr>
+          <w:sz w:val="21"/>
+        </w:rPr>
+        <w:t>A Project holds information anchored to a real place: Areas, plants, observations and guidance.</w:t>
+      </w:r>
+    </w:p>
+    <w:p>
+      <w:pPr>
+        <w:spacing w:after="60"/>
+      </w:pPr>
+      <w:r>
+        <w:rPr>
+          <w:b/>
+          <w:sz w:val="21"/>
+        </w:rPr>
+        <w:t xml:space="preserve">SPACE 1.4  </w:t>
+      </w:r>
+      <w:r>
+        <w:rPr>
+          <w:sz w:val="21"/>
+        </w:rPr>
+        <w:t>Two plant profiles and a local observation now belong to a place organised into Areas.</w:t>
+      </w:r>
+    </w:p>
+    <w:p>
+      <w:pPr>
+        <w:spacing w:after="60"/>
+      </w:pPr>
+      <w:r>
+        <w:rPr>
+          <w:b/>
+          <w:sz w:val="21"/>
+        </w:rPr>
+        <w:t xml:space="preserve">SPACE 1.5  </w:t>
+      </w:r>
+      <w:r>
+        <w:rPr>
+          <w:sz w:val="21"/>
+        </w:rPr>
+        <w:t>One place can serve visitors, schools and land stewards for different purposes.</w:t>
+      </w:r>
+    </w:p>
+    <w:p>
+      <w:pPr>
+        <w:pStyle w:val="Heading2"/>
+        <w:spacing w:after="60"/>
+      </w:pPr>
+      <w:r>
+        <w:rPr>
+          <w:sz w:val="21"/>
+        </w:rPr>
+        <w:t>Elements and placement</w:t>
+      </w:r>
+    </w:p>
+    <w:p>
+      <w:pPr>
+        <w:spacing w:after="60"/>
+      </w:pPr>
+      <w:r>
+        <w:rPr>
+          <w:b/>
+          <w:sz w:val="21"/>
+        </w:rPr>
+        <w:t xml:space="preserve">ELEMENTS 1.1  </w:t>
+      </w:r>
+      <w:r>
+        <w:rPr>
+          <w:sz w:val="21"/>
+        </w:rPr>
+        <w:t>Every plant holds information: identity, ecology, care, uses, local knowledge and sources.</w:t>
+      </w:r>
+    </w:p>
+    <w:p>
+      <w:pPr>
+        <w:spacing w:after="60"/>
+      </w:pPr>
+      <w:r>
+        <w:rPr>
+          <w:b/>
+          <w:sz w:val="21"/>
+        </w:rPr>
+        <w:t xml:space="preserve">ELEMENTS 1.2  </w:t>
+      </w:r>
+      <w:r>
+        <w:rPr>
+          <w:sz w:val="21"/>
+        </w:rPr>
+        <w:t>Areas organise a place; directional Totem signs point to Plant Orbs, Notes and other Totems.</w:t>
+      </w:r>
+    </w:p>
+    <w:p>
+      <w:pPr>
+        <w:spacing w:after="60"/>
+      </w:pPr>
+      <w:r>
+        <w:rPr>
+          <w:b/>
+          <w:sz w:val="21"/>
+        </w:rPr>
+        <w:t xml:space="preserve">ELEMENTS 1.3  </w:t>
+      </w:r>
+      <w:r>
+        <w:rPr>
+          <w:sz w:val="21"/>
+        </w:rPr>
+        <w:t>Begin with Pigeon Pea. Aim at the plant or the place where its tag belongs.</w:t>
+      </w:r>
+    </w:p>
+    <w:p>
+      <w:pPr>
+        <w:spacing w:after="60"/>
+      </w:pPr>
+      <w:r>
+        <w:rPr>
+          <w:b/>
+          <w:sz w:val="21"/>
+        </w:rPr>
+        <w:t xml:space="preserve">ELEMENTS 1.4  </w:t>
+      </w:r>
+      <w:r>
+        <w:rPr>
+          <w:sz w:val="21"/>
+        </w:rPr>
+        <w:t>A plant story in this place — prepare the Pigeon Pea placement.</w:t>
+      </w:r>
+    </w:p>
+    <w:p>
+      <w:pPr>
+        <w:spacing w:after="60"/>
+      </w:pPr>
+      <w:r>
+        <w:rPr>
+          <w:b/>
+          <w:sz w:val="21"/>
+        </w:rPr>
+        <w:t xml:space="preserve">ELEMENTS 1.5  </w:t>
+      </w:r>
+      <w:r>
+        <w:rPr>
+          <w:sz w:val="21"/>
+        </w:rPr>
+        <w:t>Place Pigeon Pea. Adjust distance, then confirm the tag location.</w:t>
+      </w:r>
+    </w:p>
+    <w:p>
+      <w:pPr>
+        <w:spacing w:after="60"/>
+      </w:pPr>
+      <w:r>
+        <w:rPr>
+          <w:b/>
+          <w:sz w:val="21"/>
+        </w:rPr>
+        <w:t xml:space="preserve">ELEMENTS 1.6  </w:t>
+      </w:r>
+      <w:r>
+        <w:rPr>
+          <w:sz w:val="21"/>
+        </w:rPr>
+        <w:t>This is the Plant Orb. Select it to open information; hold it to move it.</w:t>
+      </w:r>
+    </w:p>
+    <w:p>
+      <w:pPr>
+        <w:spacing w:after="60"/>
+      </w:pPr>
+      <w:r>
+        <w:rPr>
+          <w:b/>
+          <w:sz w:val="21"/>
+        </w:rPr>
+        <w:t xml:space="preserve">ELEMENTS 1.7  </w:t>
+      </w:r>
+      <w:r>
+        <w:rPr>
+          <w:sz w:val="21"/>
+        </w:rPr>
+        <w:t>Explore Pigeon Pea through connected information cells.</w:t>
+      </w:r>
+    </w:p>
+    <w:p>
+      <w:pPr>
+        <w:spacing w:after="60"/>
+      </w:pPr>
+      <w:r>
+        <w:rPr>
+          <w:b/>
+          <w:sz w:val="21"/>
+        </w:rPr>
+        <w:t xml:space="preserve">ELEMENTS 1.8  </w:t>
+      </w:r>
+      <w:r>
+        <w:rPr>
+          <w:sz w:val="21"/>
+        </w:rPr>
+        <w:t>Virtual tag / Web Mode: the plant can also be opened in a flat browser view.</w:t>
+      </w:r>
+    </w:p>
+    <w:p>
+      <w:pPr>
+        <w:spacing w:after="60"/>
+      </w:pPr>
+      <w:r>
+        <w:rPr>
+          <w:b/>
+          <w:sz w:val="21"/>
+        </w:rPr>
+        <w:t xml:space="preserve">ELEMENTS 1.9  </w:t>
+      </w:r>
+      <w:r>
+        <w:rPr>
+          <w:sz w:val="21"/>
+        </w:rPr>
+        <w:t>Apply thinking in this place: turn plant information into a practical question.</w:t>
+      </w:r>
+    </w:p>
+    <w:p>
+      <w:pPr>
+        <w:spacing w:after="60"/>
+      </w:pPr>
+      <w:r>
+        <w:rPr>
+          <w:b/>
+          <w:sz w:val="21"/>
+        </w:rPr>
+        <w:t xml:space="preserve">ELEMENTS 1.10  </w:t>
+      </w:r>
+      <w:r>
+        <w:rPr>
+          <w:sz w:val="21"/>
+        </w:rPr>
+        <w:t>Compare a second plant — introduce Moringa.</w:t>
+      </w:r>
+    </w:p>
+    <w:p>
+      <w:pPr>
+        <w:spacing w:after="60"/>
+      </w:pPr>
+      <w:r>
+        <w:rPr>
+          <w:b/>
+          <w:sz w:val="21"/>
+        </w:rPr>
+        <w:t xml:space="preserve">ELEMENTS 1.11  </w:t>
+      </w:r>
+      <w:r>
+        <w:rPr>
+          <w:sz w:val="21"/>
+        </w:rPr>
+        <w:t>Place Moringa as a separate, movable Plant Orb.</w:t>
+      </w:r>
+    </w:p>
+    <w:p>
+      <w:pPr>
+        <w:spacing w:after="60"/>
+      </w:pPr>
+      <w:r>
+        <w:rPr>
+          <w:b/>
+          <w:sz w:val="21"/>
+        </w:rPr>
+        <w:t xml:space="preserve">ELEMENTS 1.12  </w:t>
+      </w:r>
+      <w:r>
+        <w:rPr>
+          <w:sz w:val="21"/>
+        </w:rPr>
+        <w:t>The living map can compare two plant profiles.</w:t>
+      </w:r>
+    </w:p>
+    <w:p>
+      <w:pPr>
+        <w:spacing w:after="60"/>
+      </w:pPr>
+      <w:r>
+        <w:rPr>
+          <w:b/>
+          <w:sz w:val="21"/>
+        </w:rPr>
+        <w:t xml:space="preserve">ELEMENTS 1.13  </w:t>
+      </w:r>
+      <w:r>
+        <w:rPr>
+          <w:sz w:val="21"/>
+        </w:rPr>
+        <w:t>Explore Moringa through its own information cells.</w:t>
+      </w:r>
+    </w:p>
+    <w:p>
+      <w:pPr>
+        <w:spacing w:after="60"/>
+      </w:pPr>
+      <w:r>
+        <w:rPr>
+          <w:b/>
+          <w:sz w:val="21"/>
+        </w:rPr>
+        <w:t xml:space="preserve">ELEMENTS 1.14  </w:t>
+      </w:r>
+      <w:r>
+        <w:rPr>
+          <w:sz w:val="21"/>
+        </w:rPr>
+        <w:t>Turn attention into a local record.</w:t>
+      </w:r>
+    </w:p>
+    <w:p>
+      <w:pPr>
+        <w:spacing w:after="60"/>
+      </w:pPr>
+      <w:r>
+        <w:rPr>
+          <w:b/>
+          <w:sz w:val="21"/>
+        </w:rPr>
+        <w:t xml:space="preserve">ELEMENTS 1.15  </w:t>
+      </w:r>
+      <w:r>
+        <w:rPr>
+          <w:sz w:val="21"/>
+        </w:rPr>
+        <w:t>Add one observation using a Note.</w:t>
+      </w:r>
+    </w:p>
+    <w:p>
+      <w:pPr>
+        <w:spacing w:after="60"/>
+      </w:pPr>
+      <w:r>
+        <w:rPr>
+          <w:b/>
+          <w:sz w:val="21"/>
+        </w:rPr>
+        <w:t xml:space="preserve">ELEMENTS 1.16  </w:t>
+      </w:r>
+      <w:r>
+        <w:rPr>
+          <w:sz w:val="21"/>
+        </w:rPr>
+        <w:t>Place the Note beside what it describes.</w:t>
+      </w:r>
+    </w:p>
+    <w:p>
+      <w:pPr>
+        <w:spacing w:after="60"/>
+      </w:pPr>
+      <w:r>
+        <w:rPr>
+          <w:b/>
+          <w:sz w:val="21"/>
+        </w:rPr>
+        <w:t xml:space="preserve">ELEMENTS 1.17  </w:t>
+      </w:r>
+      <w:r>
+        <w:rPr>
+          <w:sz w:val="21"/>
+        </w:rPr>
+        <w:t>The Note is in place and can hold a change, image, memory or task.</w:t>
+      </w:r>
+    </w:p>
+    <w:p>
+      <w:pPr>
+        <w:spacing w:after="60"/>
+      </w:pPr>
+      <w:r>
+        <w:rPr>
+          <w:b/>
+          <w:sz w:val="21"/>
+        </w:rPr>
+        <w:t xml:space="preserve">ELEMENTS 1.18  </w:t>
+      </w:r>
+      <w:r>
+        <w:rPr>
+          <w:sz w:val="21"/>
+        </w:rPr>
+        <w:t>Meet the Totem: welcome to an Area, directional signs, Show Signs and Fade.</w:t>
+      </w:r>
+    </w:p>
+    <w:p>
+      <w:pPr>
+        <w:spacing w:after="60"/>
+      </w:pPr>
+      <w:r>
+        <w:rPr>
+          <w:b/>
+          <w:sz w:val="21"/>
+        </w:rPr>
+        <w:t xml:space="preserve">ELEMENTS 1.19  </w:t>
+      </w:r>
+      <w:r>
+        <w:rPr>
+          <w:sz w:val="21"/>
+        </w:rPr>
+        <w:t>Area 1 is ready. Choose a sign to find a nearby plant or Note.</w:t>
+      </w:r>
+    </w:p>
+    <w:p>
+      <w:pPr>
+        <w:spacing w:after="60"/>
+      </w:pPr>
+      <w:r>
+        <w:rPr>
+          <w:b/>
+          <w:sz w:val="21"/>
+        </w:rPr>
+        <w:t xml:space="preserve">ELEMENTS 1.20  </w:t>
+      </w:r>
+      <w:r>
+        <w:rPr>
+          <w:sz w:val="21"/>
+        </w:rPr>
+        <w:t>Meet Area 2. Totem 2 is a sample layout with its own Plant Orbs and Note.</w:t>
+      </w:r>
+    </w:p>
+    <w:p>
+      <w:pPr>
+        <w:spacing w:after="60"/>
+      </w:pPr>
+      <w:r>
+        <w:rPr>
+          <w:b/>
+          <w:sz w:val="21"/>
+        </w:rPr>
+        <w:t xml:space="preserve">ELEMENTS 1.21  </w:t>
+      </w:r>
+      <w:r>
+        <w:rPr>
+          <w:sz w:val="21"/>
+        </w:rPr>
+        <w:t>The Areas are linked by a route while keeping local information separate.</w:t>
+      </w:r>
+    </w:p>
+    <w:p>
+      <w:pPr>
+        <w:spacing w:after="60"/>
+      </w:pPr>
+      <w:r>
+        <w:rPr>
+          <w:b/>
+          <w:sz w:val="21"/>
+        </w:rPr>
+        <w:t xml:space="preserve">ELEMENTS 1.22  </w:t>
+      </w:r>
+      <w:r>
+        <w:rPr>
+          <w:sz w:val="21"/>
+        </w:rPr>
+        <w:t>Why link Areas: guide visitors between places and connected knowledge.</w:t>
+      </w:r>
+    </w:p>
+    <w:p>
+      <w:pPr>
+        <w:spacing w:after="60"/>
+      </w:pPr>
+      <w:r>
+        <w:rPr>
+          <w:b/>
+          <w:sz w:val="21"/>
+        </w:rPr>
+        <w:t xml:space="preserve">ELEMENTS 1.23–1.24  </w:t>
+      </w:r>
+      <w:r>
+        <w:rPr>
+          <w:sz w:val="21"/>
+        </w:rPr>
+        <w:t>Optional Totem placement prompt and confirmation.</w:t>
+      </w:r>
+    </w:p>
+    <w:p>
+      <w:pPr>
+        <w:pStyle w:val="Heading2"/>
+        <w:spacing w:after="60"/>
+      </w:pPr>
+      <w:r>
+        <w:rPr>
+          <w:sz w:val="21"/>
+        </w:rPr>
+        <w:t>Learning and connection</w:t>
+      </w:r>
+    </w:p>
+    <w:p>
+      <w:pPr>
+        <w:spacing w:after="60"/>
+      </w:pPr>
+      <w:r>
+        <w:rPr>
+          <w:b/>
+          <w:sz w:val="21"/>
+        </w:rPr>
+        <w:t xml:space="preserve">LEARNING 1.1  </w:t>
+      </w:r>
+      <w:r>
+        <w:rPr>
+          <w:sz w:val="21"/>
+        </w:rPr>
+        <w:t>Connect a Pigeon Pea characteristic to a learning question.</w:t>
+      </w:r>
+    </w:p>
+    <w:p>
+      <w:pPr>
+        <w:spacing w:after="60"/>
+      </w:pPr>
+      <w:r>
+        <w:rPr>
+          <w:b/>
+          <w:sz w:val="21"/>
+        </w:rPr>
+        <w:t xml:space="preserve">LEARNING 1.2  </w:t>
+      </w:r>
+      <w:r>
+        <w:rPr>
+          <w:sz w:val="21"/>
+        </w:rPr>
+        <w:t>Read what is here: check plant information against the actual place.</w:t>
+      </w:r>
+    </w:p>
+    <w:p>
+      <w:pPr>
+        <w:spacing w:after="60"/>
+      </w:pPr>
+      <w:r>
+        <w:rPr>
+          <w:b/>
+          <w:sz w:val="21"/>
+        </w:rPr>
+        <w:t xml:space="preserve">LEARNING 1.3  </w:t>
+      </w:r>
+      <w:r>
+        <w:rPr>
+          <w:sz w:val="21"/>
+        </w:rPr>
+        <w:t>Understand how it works: growth, dependencies, support and uncertainty.</w:t>
+      </w:r>
+    </w:p>
+    <w:p>
+      <w:pPr>
+        <w:spacing w:after="60"/>
+      </w:pPr>
+      <w:r>
+        <w:rPr>
+          <w:b/>
+          <w:sz w:val="21"/>
+        </w:rPr>
+        <w:t xml:space="preserve">LEARNING 1.4  </w:t>
+      </w:r>
+      <w:r>
+        <w:rPr>
+          <w:sz w:val="21"/>
+        </w:rPr>
+        <w:t>Connect information to purpose: what could this knowledge help someone do?</w:t>
+      </w:r>
+    </w:p>
+    <w:p>
+      <w:pPr>
+        <w:spacing w:after="60"/>
+      </w:pPr>
+      <w:r>
+        <w:rPr>
+          <w:b/>
+          <w:sz w:val="21"/>
+        </w:rPr>
+        <w:t xml:space="preserve">LEARNING 1.5  </w:t>
+      </w:r>
+      <w:r>
+        <w:rPr>
+          <w:sz w:val="21"/>
+        </w:rPr>
+        <w:t>Choose, observe and learn: make a small decision, record what happens and adjust.</w:t>
+      </w:r>
+    </w:p>
+    <w:p>
+      <w:pPr>
+        <w:spacing w:after="60"/>
+      </w:pPr>
+      <w:r>
+        <w:rPr>
+          <w:b/>
+          <w:sz w:val="21"/>
+        </w:rPr>
+        <w:t xml:space="preserve">LEARNING 1.6  </w:t>
+      </w:r>
+      <w:r>
+        <w:rPr>
+          <w:sz w:val="21"/>
+        </w:rPr>
+        <w:t>Learning can happen in the landscape or as a standalone pathway.</w:t>
+      </w:r>
+    </w:p>
+    <w:p>
+      <w:pPr>
+        <w:spacing w:after="60"/>
+      </w:pPr>
+      <w:r>
+        <w:rPr>
+          <w:b/>
+          <w:sz w:val="21"/>
+        </w:rPr>
+        <w:t xml:space="preserve">LEARNING 1.7  </w:t>
+      </w:r>
+      <w:r>
+        <w:rPr>
+          <w:sz w:val="21"/>
+        </w:rPr>
+        <w:t>Choose a pathway archetype and explore its connected learning cells.</w:t>
+      </w:r>
+    </w:p>
+    <w:p>
+      <w:pPr>
+        <w:spacing w:after="60"/>
+      </w:pPr>
+      <w:r>
+        <w:rPr>
+          <w:b/>
+          <w:sz w:val="21"/>
+        </w:rPr>
+        <w:t xml:space="preserve">LEARNING 1.8  </w:t>
+      </w:r>
+      <w:r>
+        <w:rPr>
+          <w:sz w:val="21"/>
+        </w:rPr>
+        <w:t>Knowledge grows through connection: choose a plant characteristic and a learning cell.</w:t>
+      </w:r>
+    </w:p>
+    <w:p>
+      <w:pPr>
+        <w:spacing w:after="60"/>
+      </w:pPr>
+      <w:r>
+        <w:rPr>
+          <w:b/>
+          <w:sz w:val="21"/>
+        </w:rPr>
+        <w:t xml:space="preserve">LEARNING 1.9  </w:t>
+      </w:r>
+      <w:r>
+        <w:rPr>
+          <w:sz w:val="21"/>
+        </w:rPr>
+        <w:t>Choose Pruning or Nitrogen Fixation; hold and drag its glowing node to the matching cell.</w:t>
+      </w:r>
+    </w:p>
+    <w:p>
+      <w:pPr>
+        <w:spacing w:after="60"/>
+      </w:pPr>
+      <w:r>
+        <w:rPr>
+          <w:b/>
+          <w:sz w:val="21"/>
+        </w:rPr>
+        <w:t xml:space="preserve">LEARNING 1.10  </w:t>
+      </w:r>
+      <w:r>
+        <w:rPr>
+          <w:sz w:val="21"/>
+        </w:rPr>
+        <w:t>The first connection reveals a new idea. Continue or explore more deeply.</w:t>
+      </w:r>
+    </w:p>
+    <w:p>
+      <w:pPr>
+        <w:spacing w:after="60"/>
+      </w:pPr>
+      <w:r>
+        <w:rPr>
+          <w:b/>
+          <w:sz w:val="21"/>
+        </w:rPr>
+        <w:t xml:space="preserve">LEARNING 1.11  </w:t>
+      </w:r>
+      <w:r>
+        <w:rPr>
+          <w:sz w:val="21"/>
+        </w:rPr>
+        <w:t>Connect the new idea to Place and Observation.</w:t>
+      </w:r>
+    </w:p>
+    <w:p>
+      <w:pPr>
+        <w:spacing w:after="60"/>
+      </w:pPr>
+      <w:r>
+        <w:rPr>
+          <w:b/>
+          <w:sz w:val="21"/>
+        </w:rPr>
+        <w:t xml:space="preserve">LEARNING 1.12  </w:t>
+      </w:r>
+      <w:r>
+        <w:rPr>
+          <w:sz w:val="21"/>
+        </w:rPr>
+        <w:t>A deeper question is ready to carry back into the living place.</w:t>
+      </w:r>
+    </w:p>
+    <w:p>
+      <w:pPr>
+        <w:spacing w:after="60"/>
+      </w:pPr>
+      <w:r>
+        <w:rPr>
+          <w:b/>
+          <w:sz w:val="21"/>
+        </w:rPr>
+        <w:t xml:space="preserve">LEARNING 2.1–2.3  </w:t>
+      </w:r>
+      <w:r>
+        <w:rPr>
+          <w:sz w:val="21"/>
+        </w:rPr>
+        <w:t>Optional short modules: create a food forest or identify a native forest.</w:t>
+      </w:r>
+    </w:p>
+    <w:p>
+      <w:pPr>
+        <w:pStyle w:val="Heading2"/>
+        <w:spacing w:after="60"/>
+      </w:pPr>
+      <w:r>
+        <w:rPr>
+          <w:sz w:val="21"/>
+        </w:rPr>
+        <w:t>Closure</w:t>
+      </w:r>
+    </w:p>
+    <w:p>
+      <w:pPr>
+        <w:spacing w:after="60"/>
+      </w:pPr>
+      <w:r>
+        <w:rPr>
+          <w:b/>
+          <w:sz w:val="21"/>
+        </w:rPr>
+        <w:t xml:space="preserve">CLOSURE 1.1  </w:t>
+      </w:r>
+      <w:r>
+        <w:rPr>
+          <w:sz w:val="21"/>
+        </w:rPr>
+        <w:t>Thank you: two plants, one observation, linked Areas and connected learning form a living information map.</w:t>
+      </w:r>
+    </w:p>
     <w:p>
       <w:pPr>
         <w:spacing w:before="360" w:after="160"/>

--- a/data1/demo.docx
+++ b/data1/demo.docx
@@ -167,9 +167,6 @@
         <w:spacing w:after="60"/>
       </w:pPr>
       <w:r>
-        <w:rPr>
-          <w:sz w:val="21"/>
-        </w:rPr>
         <w:t>Working slide map for version 0.9230. Edit the wording here first; the Decision and detailed narrative below remain as previously written.</w:t>
       </w:r>
     </w:p>
@@ -188,846 +185,1511 @@
     <w:p>
       <w:pPr>
         <w:spacing w:after="60"/>
-      </w:pPr>
-      <w:r>
         <w:rPr>
           <w:b/>
-          <w:sz w:val="21"/>
+          <w:sz w:val="24"/>
+        </w:rPr>
+      </w:pPr>
+      <w:r>
+        <w:rPr>
+          <w:b/>
         </w:rPr>
         <w:t xml:space="preserve">INTRO 1.1  </w:t>
       </w:r>
       <w:r>
-        <w:rPr>
-          <w:sz w:val="21"/>
-        </w:rPr>
-        <w:t>Welcome to NourishlandXR — extended reality for exploring living landscapes.</w:t>
+        <w:t>Welcome to NourishlandXR — where extended reality brings plant stories</w:t>
+      </w:r>
+      <w:r>
+        <w:t xml:space="preserve"> and knowledge</w:t>
+      </w:r>
+      <w:r>
+        <w:t xml:space="preserve"> into living landscapes.</w:t>
+      </w:r>
+      <w:r>
+        <w:br/>
+      </w:r>
+      <w:r>
+        <w:br/>
       </w:r>
     </w:p>
+    <w:tbl>
+      <w:tblPr>
+        <w:tblW w:w="0" w:type="auto"/>
+        <w:tblCellSpacing w:w="15" w:type="dxa"/>
+        <w:tblCellMar>
+          <w:top w:w="15" w:type="dxa"/>
+          <w:left w:w="15" w:type="dxa"/>
+          <w:bottom w:w="15" w:type="dxa"/>
+          <w:right w:w="15" w:type="dxa"/>
+        </w:tblCellMar>
+        <w:tblLook w:val="04A0" w:firstRow="1" w:lastRow="0" w:firstColumn="1" w:lastColumn="0" w:noHBand="0" w:noVBand="1"/>
+      </w:tblPr>
+      <w:tblGrid>
+        <w:gridCol w:w="1326"/>
+        <w:gridCol w:w="8642"/>
+      </w:tblGrid>
+      <w:tr>
+        <w:trPr>
+          <w:tblHeader/>
+          <w:tblCellSpacing w:w="15" w:type="dxa"/>
+        </w:trPr>
+        <w:tc>
+          <w:tcPr>
+            <w:tcW w:w="0" w:type="auto"/>
+            <w:vAlign w:val="center"/>
+            <w:hideMark/>
+          </w:tcPr>
+          <w:p>
+            <w:pPr>
+              <w:spacing w:after="60"/>
+              <w:rPr>
+                <w:b/>
+                <w:bCs/>
+              </w:rPr>
+            </w:pPr>
+            <w:r>
+              <w:rPr>
+                <w:b/>
+                <w:bCs/>
+              </w:rPr>
+              <w:t>Step</w:t>
+            </w:r>
+          </w:p>
+        </w:tc>
+        <w:tc>
+          <w:tcPr>
+            <w:tcW w:w="0" w:type="auto"/>
+            <w:vAlign w:val="center"/>
+            <w:hideMark/>
+          </w:tcPr>
+          <w:p>
+            <w:pPr>
+              <w:spacing w:after="60"/>
+              <w:rPr>
+                <w:b/>
+                <w:bCs/>
+              </w:rPr>
+            </w:pPr>
+            <w:r>
+              <w:rPr>
+                <w:b/>
+                <w:bCs/>
+              </w:rPr>
+              <w:t>Suggested wording</w:t>
+            </w:r>
+          </w:p>
+        </w:tc>
+      </w:tr>
+      <w:tr>
+        <w:trPr>
+          <w:tblCellSpacing w:w="15" w:type="dxa"/>
+        </w:trPr>
+        <w:tc>
+          <w:tcPr>
+            <w:tcW w:w="0" w:type="auto"/>
+            <w:vAlign w:val="center"/>
+            <w:hideMark/>
+          </w:tcPr>
+          <w:p>
+            <w:pPr>
+              <w:spacing w:after="60"/>
+              <w:rPr>
+                <w:b/>
+              </w:rPr>
+            </w:pPr>
+            <w:r>
+              <w:rPr>
+                <w:b/>
+              </w:rPr>
+              <w:t>INTRO 1.1</w:t>
+            </w:r>
+          </w:p>
+        </w:tc>
+        <w:tc>
+          <w:tcPr>
+            <w:tcW w:w="0" w:type="auto"/>
+            <w:vAlign w:val="center"/>
+            <w:hideMark/>
+          </w:tcPr>
+          <w:p>
+            <w:pPr>
+              <w:spacing w:after="60"/>
+              <w:rPr>
+                <w:b/>
+              </w:rPr>
+            </w:pPr>
+            <w:r>
+              <w:rPr>
+                <w:b/>
+                <w:bCs/>
+              </w:rPr>
+              <w:t xml:space="preserve">Welcome to NourishlandXR — where extended reality brings plant stories </w:t>
+            </w:r>
+            <w:r>
+              <w:rPr>
+                <w:b/>
+                <w:bCs/>
+              </w:rPr>
+              <w:t xml:space="preserve">and knowledge </w:t>
+            </w:r>
+            <w:r>
+              <w:rPr>
+                <w:b/>
+                <w:bCs/>
+              </w:rPr>
+              <w:t>into living landscapes.</w:t>
+            </w:r>
+          </w:p>
+        </w:tc>
+      </w:tr>
+      <w:tr>
+        <w:trPr>
+          <w:tblCellSpacing w:w="15" w:type="dxa"/>
+        </w:trPr>
+        <w:tc>
+          <w:tcPr>
+            <w:tcW w:w="0" w:type="auto"/>
+            <w:vAlign w:val="center"/>
+            <w:hideMark/>
+          </w:tcPr>
+          <w:p>
+            <w:pPr>
+              <w:spacing w:after="60"/>
+              <w:rPr>
+                <w:b/>
+              </w:rPr>
+            </w:pPr>
+            <w:r>
+              <w:rPr>
+                <w:b/>
+              </w:rPr>
+              <w:t>INTRO 1.2</w:t>
+            </w:r>
+          </w:p>
+        </w:tc>
+        <w:tc>
+          <w:tcPr>
+            <w:tcW w:w="0" w:type="auto"/>
+            <w:vAlign w:val="center"/>
+            <w:hideMark/>
+          </w:tcPr>
+          <w:p>
+            <w:pPr>
+              <w:spacing w:after="60"/>
+              <w:rPr>
+                <w:b/>
+              </w:rPr>
+            </w:pPr>
+            <w:r>
+              <w:rPr>
+                <w:b/>
+                <w:bCs/>
+              </w:rPr>
+              <w:t>Extended reality connects digital information with the world around you. Here, plants and places become starting points for discovery and learning.</w:t>
+            </w:r>
+          </w:p>
+        </w:tc>
+      </w:tr>
+      <w:tr>
+        <w:trPr>
+          <w:tblCellSpacing w:w="15" w:type="dxa"/>
+        </w:trPr>
+        <w:tc>
+          <w:tcPr>
+            <w:tcW w:w="0" w:type="auto"/>
+            <w:vAlign w:val="center"/>
+            <w:hideMark/>
+          </w:tcPr>
+          <w:p>
+            <w:pPr>
+              <w:spacing w:after="60"/>
+              <w:rPr>
+                <w:b/>
+              </w:rPr>
+            </w:pPr>
+            <w:r>
+              <w:rPr>
+                <w:b/>
+              </w:rPr>
+              <w:t>SPACE 1.1</w:t>
+            </w:r>
+          </w:p>
+        </w:tc>
+        <w:tc>
+          <w:tcPr>
+            <w:tcW w:w="0" w:type="auto"/>
+            <w:vAlign w:val="center"/>
+            <w:hideMark/>
+          </w:tcPr>
+          <w:p>
+            <w:pPr>
+              <w:spacing w:after="60"/>
+              <w:rPr>
+                <w:b/>
+              </w:rPr>
+            </w:pPr>
+            <w:r>
+              <w:rPr>
+                <w:b/>
+                <w:bCs/>
+              </w:rPr>
+              <w:t>This is your Control Panel. It shows the actions and help available at each step.</w:t>
+            </w:r>
+          </w:p>
+        </w:tc>
+      </w:tr>
+      <w:tr>
+        <w:trPr>
+          <w:tblCellSpacing w:w="15" w:type="dxa"/>
+        </w:trPr>
+        <w:tc>
+          <w:tcPr>
+            <w:tcW w:w="0" w:type="auto"/>
+            <w:vAlign w:val="center"/>
+            <w:hideMark/>
+          </w:tcPr>
+          <w:p>
+            <w:pPr>
+              <w:spacing w:after="60"/>
+              <w:rPr>
+                <w:b/>
+              </w:rPr>
+            </w:pPr>
+            <w:r>
+              <w:rPr>
+                <w:b/>
+              </w:rPr>
+              <w:t>SPACE 1.2</w:t>
+            </w:r>
+          </w:p>
+        </w:tc>
+        <w:tc>
+          <w:tcPr>
+            <w:tcW w:w="0" w:type="auto"/>
+            <w:vAlign w:val="center"/>
+            <w:hideMark/>
+          </w:tcPr>
+          <w:p>
+            <w:pPr>
+              <w:spacing w:after="60"/>
+              <w:rPr>
+                <w:b/>
+              </w:rPr>
+            </w:pPr>
+            <w:r>
+              <w:rPr>
+                <w:b/>
+                <w:bCs/>
+              </w:rPr>
+              <w:t>You arrive in a garden. A plant catches your attention — what is it, and what role does it play here?</w:t>
+            </w:r>
+          </w:p>
+        </w:tc>
+      </w:tr>
+      <w:tr>
+        <w:trPr>
+          <w:tblCellSpacing w:w="15" w:type="dxa"/>
+        </w:trPr>
+        <w:tc>
+          <w:tcPr>
+            <w:tcW w:w="0" w:type="auto"/>
+            <w:vAlign w:val="center"/>
+            <w:hideMark/>
+          </w:tcPr>
+          <w:p>
+            <w:pPr>
+              <w:spacing w:after="60"/>
+              <w:rPr>
+                <w:b/>
+              </w:rPr>
+            </w:pPr>
+            <w:r>
+              <w:rPr>
+                <w:b/>
+              </w:rPr>
+              <w:t>SPACE 1.3</w:t>
+            </w:r>
+          </w:p>
+        </w:tc>
+        <w:tc>
+          <w:tcPr>
+            <w:tcW w:w="0" w:type="auto"/>
+            <w:vAlign w:val="center"/>
+            <w:hideMark/>
+          </w:tcPr>
+          <w:p>
+            <w:pPr>
+              <w:spacing w:after="60"/>
+              <w:rPr>
+                <w:b/>
+              </w:rPr>
+            </w:pPr>
+            <w:r>
+              <w:rPr>
+                <w:b/>
+                <w:bCs/>
+              </w:rPr>
+              <w:t>A Project brings together the plants, observations and guidance for a real place. Areas organise different parts of that place.</w:t>
+            </w:r>
+          </w:p>
+        </w:tc>
+      </w:tr>
+      <w:tr>
+        <w:trPr>
+          <w:tblCellSpacing w:w="15" w:type="dxa"/>
+        </w:trPr>
+        <w:tc>
+          <w:tcPr>
+            <w:tcW w:w="0" w:type="auto"/>
+            <w:vAlign w:val="center"/>
+            <w:hideMark/>
+          </w:tcPr>
+          <w:p>
+            <w:pPr>
+              <w:spacing w:after="60"/>
+              <w:rPr>
+                <w:b/>
+              </w:rPr>
+            </w:pPr>
+            <w:r>
+              <w:rPr>
+                <w:b/>
+              </w:rPr>
+              <w:t>SPACE 1.4</w:t>
+            </w:r>
+          </w:p>
+        </w:tc>
+        <w:tc>
+          <w:tcPr>
+            <w:tcW w:w="0" w:type="auto"/>
+            <w:vAlign w:val="center"/>
+            <w:hideMark/>
+          </w:tcPr>
+          <w:p>
+            <w:pPr>
+              <w:spacing w:after="60"/>
+              <w:rPr>
+                <w:b/>
+              </w:rPr>
+            </w:pPr>
+            <w:r>
+              <w:rPr>
+                <w:b/>
+                <w:bCs/>
+              </w:rPr>
+              <w:t>In this demo, you’ll explore two plants, add an observation and see how Areas connect.</w:t>
+            </w:r>
+          </w:p>
+        </w:tc>
+      </w:tr>
+      <w:tr>
+        <w:trPr>
+          <w:tblCellSpacing w:w="15" w:type="dxa"/>
+        </w:trPr>
+        <w:tc>
+          <w:tcPr>
+            <w:tcW w:w="0" w:type="auto"/>
+            <w:vAlign w:val="center"/>
+            <w:hideMark/>
+          </w:tcPr>
+          <w:p>
+            <w:pPr>
+              <w:spacing w:after="60"/>
+              <w:rPr>
+                <w:b/>
+              </w:rPr>
+            </w:pPr>
+            <w:r>
+              <w:rPr>
+                <w:b/>
+              </w:rPr>
+              <w:t>SPACE 1.5</w:t>
+            </w:r>
+          </w:p>
+        </w:tc>
+        <w:tc>
+          <w:tcPr>
+            <w:tcW w:w="0" w:type="auto"/>
+            <w:vAlign w:val="center"/>
+            <w:hideMark/>
+          </w:tcPr>
+          <w:p>
+            <w:pPr>
+              <w:spacing w:after="60"/>
+              <w:rPr>
+                <w:b/>
+              </w:rPr>
+            </w:pPr>
+            <w:r>
+              <w:rPr>
+                <w:b/>
+                <w:bCs/>
+              </w:rPr>
+              <w:t>The same place can support a visitor’s curiosity, a school activity or a land steward’s work.</w:t>
+            </w:r>
+          </w:p>
+        </w:tc>
+      </w:tr>
+      <w:tr>
+        <w:trPr>
+          <w:tblCellSpacing w:w="15" w:type="dxa"/>
+        </w:trPr>
+        <w:tc>
+          <w:tcPr>
+            <w:tcW w:w="0" w:type="auto"/>
+            <w:vAlign w:val="center"/>
+            <w:hideMark/>
+          </w:tcPr>
+          <w:p>
+            <w:pPr>
+              <w:spacing w:after="60"/>
+              <w:rPr>
+                <w:b/>
+              </w:rPr>
+            </w:pPr>
+            <w:r>
+              <w:rPr>
+                <w:b/>
+              </w:rPr>
+              <w:t>ELEMENTS 1.1</w:t>
+            </w:r>
+          </w:p>
+        </w:tc>
+        <w:tc>
+          <w:tcPr>
+            <w:tcW w:w="0" w:type="auto"/>
+            <w:vAlign w:val="center"/>
+            <w:hideMark/>
+          </w:tcPr>
+          <w:p>
+            <w:pPr>
+              <w:spacing w:after="60"/>
+              <w:rPr>
+                <w:b/>
+              </w:rPr>
+            </w:pPr>
+            <w:r>
+              <w:rPr>
+                <w:b/>
+                <w:bCs/>
+              </w:rPr>
+              <w:t>A plant profile brings together its identity, ecology, care and uses, alongside local knowledge and sources.</w:t>
+            </w:r>
+          </w:p>
+        </w:tc>
+      </w:tr>
+      <w:tr>
+        <w:trPr>
+          <w:tblCellSpacing w:w="15" w:type="dxa"/>
+        </w:trPr>
+        <w:tc>
+          <w:tcPr>
+            <w:tcW w:w="0" w:type="auto"/>
+            <w:vAlign w:val="center"/>
+            <w:hideMark/>
+          </w:tcPr>
+          <w:p>
+            <w:pPr>
+              <w:spacing w:after="60"/>
+              <w:rPr>
+                <w:b/>
+              </w:rPr>
+            </w:pPr>
+            <w:r>
+              <w:rPr>
+                <w:b/>
+              </w:rPr>
+              <w:t>ELEMENTS 1.2</w:t>
+            </w:r>
+          </w:p>
+        </w:tc>
+        <w:tc>
+          <w:tcPr>
+            <w:tcW w:w="0" w:type="auto"/>
+            <w:vAlign w:val="center"/>
+            <w:hideMark/>
+          </w:tcPr>
+          <w:p>
+            <w:pPr>
+              <w:spacing w:after="60"/>
+              <w:rPr>
+                <w:b/>
+              </w:rPr>
+            </w:pPr>
+            <w:r>
+              <w:rPr>
+                <w:b/>
+                <w:bCs/>
+              </w:rPr>
+              <w:t>Totem signs help you find your way through an Area, pointing towards plants, Notes and other Areas.</w:t>
+            </w:r>
+          </w:p>
+        </w:tc>
+      </w:tr>
+      <w:tr>
+        <w:trPr>
+          <w:tblCellSpacing w:w="15" w:type="dxa"/>
+        </w:trPr>
+        <w:tc>
+          <w:tcPr>
+            <w:tcW w:w="0" w:type="auto"/>
+            <w:vAlign w:val="center"/>
+            <w:hideMark/>
+          </w:tcPr>
+          <w:p>
+            <w:pPr>
+              <w:spacing w:after="60"/>
+              <w:rPr>
+                <w:b/>
+              </w:rPr>
+            </w:pPr>
+            <w:r>
+              <w:rPr>
+                <w:b/>
+              </w:rPr>
+              <w:t>ELEMENTS 1.3</w:t>
+            </w:r>
+          </w:p>
+        </w:tc>
+        <w:tc>
+          <w:tcPr>
+            <w:tcW w:w="0" w:type="auto"/>
+            <w:vAlign w:val="center"/>
+            <w:hideMark/>
+          </w:tcPr>
+          <w:p>
+            <w:pPr>
+              <w:spacing w:after="60"/>
+              <w:rPr>
+                <w:b/>
+              </w:rPr>
+            </w:pPr>
+            <w:r>
+              <w:rPr>
+                <w:b/>
+                <w:bCs/>
+              </w:rPr>
+              <w:t>Start with Pigeon Pea. Aim at the plant, or choose a location for its digital tag.</w:t>
+            </w:r>
+          </w:p>
+        </w:tc>
+      </w:tr>
+      <w:tr>
+        <w:trPr>
+          <w:tblCellSpacing w:w="15" w:type="dxa"/>
+        </w:trPr>
+        <w:tc>
+          <w:tcPr>
+            <w:tcW w:w="0" w:type="auto"/>
+            <w:vAlign w:val="center"/>
+            <w:hideMark/>
+          </w:tcPr>
+          <w:p>
+            <w:pPr>
+              <w:spacing w:after="60"/>
+              <w:rPr>
+                <w:b/>
+              </w:rPr>
+            </w:pPr>
+            <w:r>
+              <w:rPr>
+                <w:b/>
+              </w:rPr>
+              <w:t>ELEMENTS 1.4</w:t>
+            </w:r>
+          </w:p>
+        </w:tc>
+        <w:tc>
+          <w:tcPr>
+            <w:tcW w:w="0" w:type="auto"/>
+            <w:vAlign w:val="center"/>
+            <w:hideMark/>
+          </w:tcPr>
+          <w:p>
+            <w:pPr>
+              <w:spacing w:after="60"/>
+              <w:rPr>
+                <w:b/>
+              </w:rPr>
+            </w:pPr>
+            <w:r>
+              <w:rPr>
+                <w:b/>
+                <w:bCs/>
+              </w:rPr>
+              <w:t>The tag connects this plant profile to a location in the landscape.</w:t>
+            </w:r>
+          </w:p>
+        </w:tc>
+      </w:tr>
+      <w:tr>
+        <w:trPr>
+          <w:tblCellSpacing w:w="15" w:type="dxa"/>
+        </w:trPr>
+        <w:tc>
+          <w:tcPr>
+            <w:tcW w:w="0" w:type="auto"/>
+            <w:vAlign w:val="center"/>
+            <w:hideMark/>
+          </w:tcPr>
+          <w:p>
+            <w:pPr>
+              <w:spacing w:after="60"/>
+              <w:rPr>
+                <w:b/>
+              </w:rPr>
+            </w:pPr>
+            <w:r>
+              <w:rPr>
+                <w:b/>
+              </w:rPr>
+              <w:t>ELEMENTS 1.5</w:t>
+            </w:r>
+          </w:p>
+        </w:tc>
+        <w:tc>
+          <w:tcPr>
+            <w:tcW w:w="0" w:type="auto"/>
+            <w:vAlign w:val="center"/>
+            <w:hideMark/>
+          </w:tcPr>
+          <w:p>
+            <w:pPr>
+              <w:spacing w:after="60"/>
+              <w:rPr>
+                <w:b/>
+              </w:rPr>
+            </w:pPr>
+            <w:r>
+              <w:rPr>
+                <w:b/>
+                <w:bCs/>
+              </w:rPr>
+              <w:t>Adjust the tag’s distance, then confirm its position.</w:t>
+            </w:r>
+          </w:p>
+        </w:tc>
+      </w:tr>
+      <w:tr>
+        <w:trPr>
+          <w:tblCellSpacing w:w="15" w:type="dxa"/>
+        </w:trPr>
+        <w:tc>
+          <w:tcPr>
+            <w:tcW w:w="0" w:type="auto"/>
+            <w:vAlign w:val="center"/>
+            <w:hideMark/>
+          </w:tcPr>
+          <w:p>
+            <w:pPr>
+              <w:spacing w:after="60"/>
+              <w:rPr>
+                <w:b/>
+              </w:rPr>
+            </w:pPr>
+            <w:r>
+              <w:rPr>
+                <w:b/>
+              </w:rPr>
+              <w:t>ELEMENTS 1.6</w:t>
+            </w:r>
+          </w:p>
+        </w:tc>
+        <w:tc>
+          <w:tcPr>
+            <w:tcW w:w="0" w:type="auto"/>
+            <w:vAlign w:val="center"/>
+            <w:hideMark/>
+          </w:tcPr>
+          <w:p>
+            <w:pPr>
+              <w:spacing w:after="60"/>
+              <w:rPr>
+                <w:b/>
+              </w:rPr>
+            </w:pPr>
+            <w:r>
+              <w:rPr>
+                <w:b/>
+                <w:bCs/>
+              </w:rPr>
+              <w:t>This digital tag is a Plant Orb. Select it to open the plant profile, or hold it to move it.</w:t>
+            </w:r>
+          </w:p>
+        </w:tc>
+      </w:tr>
+      <w:tr>
+        <w:trPr>
+          <w:tblCellSpacing w:w="15" w:type="dxa"/>
+        </w:trPr>
+        <w:tc>
+          <w:tcPr>
+            <w:tcW w:w="0" w:type="auto"/>
+            <w:vAlign w:val="center"/>
+            <w:hideMark/>
+          </w:tcPr>
+          <w:p>
+            <w:pPr>
+              <w:spacing w:after="60"/>
+              <w:rPr>
+                <w:b/>
+              </w:rPr>
+            </w:pPr>
+            <w:r>
+              <w:rPr>
+                <w:b/>
+              </w:rPr>
+              <w:t>ELEMENTS 1.7</w:t>
+            </w:r>
+          </w:p>
+        </w:tc>
+        <w:tc>
+          <w:tcPr>
+            <w:tcW w:w="0" w:type="auto"/>
+            <w:vAlign w:val="center"/>
+            <w:hideMark/>
+          </w:tcPr>
+          <w:p>
+            <w:pPr>
+              <w:spacing w:after="60"/>
+              <w:rPr>
+                <w:b/>
+              </w:rPr>
+            </w:pPr>
+            <w:r>
+              <w:rPr>
+                <w:b/>
+                <w:bCs/>
+              </w:rPr>
+              <w:t>Explore Pigeon Pea’s information cells to discover its characteristics and roles.</w:t>
+            </w:r>
+          </w:p>
+        </w:tc>
+      </w:tr>
+      <w:tr>
+        <w:trPr>
+          <w:tblCellSpacing w:w="15" w:type="dxa"/>
+        </w:trPr>
+        <w:tc>
+          <w:tcPr>
+            <w:tcW w:w="0" w:type="auto"/>
+            <w:vAlign w:val="center"/>
+            <w:hideMark/>
+          </w:tcPr>
+          <w:p>
+            <w:pPr>
+              <w:spacing w:after="60"/>
+              <w:rPr>
+                <w:b/>
+              </w:rPr>
+            </w:pPr>
+            <w:r>
+              <w:rPr>
+                <w:b/>
+              </w:rPr>
+              <w:t>ELEMENTS 1.8</w:t>
+            </w:r>
+          </w:p>
+        </w:tc>
+        <w:tc>
+          <w:tcPr>
+            <w:tcW w:w="0" w:type="auto"/>
+            <w:vAlign w:val="center"/>
+            <w:hideMark/>
+          </w:tcPr>
+          <w:p>
+            <w:pPr>
+              <w:spacing w:after="60"/>
+              <w:rPr>
+                <w:b/>
+              </w:rPr>
+            </w:pPr>
+            <w:r>
+              <w:rPr>
+                <w:b/>
+                <w:bCs/>
+              </w:rPr>
+              <w:t>The same plant profile is also available in Web Mode, as a standard browser page.</w:t>
+            </w:r>
+          </w:p>
+        </w:tc>
+      </w:tr>
+      <w:tr>
+        <w:trPr>
+          <w:tblCellSpacing w:w="15" w:type="dxa"/>
+        </w:trPr>
+        <w:tc>
+          <w:tcPr>
+            <w:tcW w:w="0" w:type="auto"/>
+            <w:vAlign w:val="center"/>
+            <w:hideMark/>
+          </w:tcPr>
+          <w:p>
+            <w:pPr>
+              <w:spacing w:after="60"/>
+              <w:rPr>
+                <w:b/>
+              </w:rPr>
+            </w:pPr>
+            <w:r>
+              <w:rPr>
+                <w:b/>
+              </w:rPr>
+              <w:t>ELEMENTS 1.9</w:t>
+            </w:r>
+          </w:p>
+        </w:tc>
+        <w:tc>
+          <w:tcPr>
+            <w:tcW w:w="0" w:type="auto"/>
+            <w:vAlign w:val="center"/>
+            <w:hideMark/>
+          </w:tcPr>
+          <w:p>
+            <w:pPr>
+              <w:spacing w:after="60"/>
+              <w:rPr>
+                <w:b/>
+              </w:rPr>
+            </w:pPr>
+            <w:r>
+              <w:rPr>
+                <w:b/>
+                <w:bCs/>
+              </w:rPr>
+              <w:t>Which of these characteristics could matter in this garden? Keep one in mind as you explore.</w:t>
+            </w:r>
+          </w:p>
+        </w:tc>
+      </w:tr>
+      <w:tr>
+        <w:trPr>
+          <w:tblCellSpacing w:w="15" w:type="dxa"/>
+        </w:trPr>
+        <w:tc>
+          <w:tcPr>
+            <w:tcW w:w="0" w:type="auto"/>
+            <w:vAlign w:val="center"/>
+            <w:hideMark/>
+          </w:tcPr>
+          <w:p>
+            <w:pPr>
+              <w:spacing w:after="60"/>
+              <w:rPr>
+                <w:b/>
+              </w:rPr>
+            </w:pPr>
+            <w:r>
+              <w:rPr>
+                <w:b/>
+              </w:rPr>
+              <w:t>ELEMENTS 1.10</w:t>
+            </w:r>
+          </w:p>
+        </w:tc>
+        <w:tc>
+          <w:tcPr>
+            <w:tcW w:w="0" w:type="auto"/>
+            <w:vAlign w:val="center"/>
+            <w:hideMark/>
+          </w:tcPr>
+          <w:p>
+            <w:pPr>
+              <w:spacing w:after="60"/>
+              <w:rPr>
+                <w:b/>
+              </w:rPr>
+            </w:pPr>
+            <w:r>
+              <w:rPr>
+                <w:b/>
+                <w:bCs/>
+              </w:rPr>
+              <w:t>Now meet Moringa. Compare its characteristics with Pigeon Pea and consider the different roles they might play here.</w:t>
+            </w:r>
+          </w:p>
+        </w:tc>
+      </w:tr>
+      <w:tr>
+        <w:trPr>
+          <w:tblCellSpacing w:w="15" w:type="dxa"/>
+        </w:trPr>
+        <w:tc>
+          <w:tcPr>
+            <w:tcW w:w="0" w:type="auto"/>
+            <w:vAlign w:val="center"/>
+            <w:hideMark/>
+          </w:tcPr>
+          <w:p>
+            <w:pPr>
+              <w:spacing w:after="60"/>
+              <w:rPr>
+                <w:b/>
+              </w:rPr>
+            </w:pPr>
+            <w:r>
+              <w:rPr>
+                <w:b/>
+              </w:rPr>
+              <w:t>ELEMENTS 1.12</w:t>
+            </w:r>
+          </w:p>
+        </w:tc>
+        <w:tc>
+          <w:tcPr>
+            <w:tcW w:w="0" w:type="auto"/>
+            <w:vAlign w:val="center"/>
+            <w:hideMark/>
+          </w:tcPr>
+          <w:p>
+            <w:pPr>
+              <w:spacing w:after="60"/>
+              <w:rPr>
+                <w:b/>
+              </w:rPr>
+            </w:pPr>
+            <w:r>
+              <w:rPr>
+                <w:b/>
+                <w:bCs/>
+              </w:rPr>
+              <w:t>Both plant profiles are now linked to this place, ready to explore and compare.</w:t>
+            </w:r>
+          </w:p>
+        </w:tc>
+      </w:tr>
+      <w:tr>
+        <w:trPr>
+          <w:tblCellSpacing w:w="15" w:type="dxa"/>
+        </w:trPr>
+        <w:tc>
+          <w:tcPr>
+            <w:tcW w:w="0" w:type="auto"/>
+            <w:vAlign w:val="center"/>
+            <w:hideMark/>
+          </w:tcPr>
+          <w:p>
+            <w:pPr>
+              <w:spacing w:after="60"/>
+              <w:rPr>
+                <w:b/>
+              </w:rPr>
+            </w:pPr>
+            <w:r>
+              <w:rPr>
+                <w:b/>
+              </w:rPr>
+              <w:t>ELEMENTS 1.14</w:t>
+            </w:r>
+          </w:p>
+        </w:tc>
+        <w:tc>
+          <w:tcPr>
+            <w:tcW w:w="0" w:type="auto"/>
+            <w:vAlign w:val="center"/>
+            <w:hideMark/>
+          </w:tcPr>
+          <w:p>
+            <w:pPr>
+              <w:spacing w:after="60"/>
+              <w:rPr>
+                <w:b/>
+              </w:rPr>
+            </w:pPr>
+            <w:r>
+              <w:rPr>
+                <w:b/>
+                <w:bCs/>
+              </w:rPr>
+              <w:t>What do you notice in the actual landscape?</w:t>
+            </w:r>
+          </w:p>
+        </w:tc>
+      </w:tr>
+      <w:tr>
+        <w:trPr>
+          <w:tblCellSpacing w:w="15" w:type="dxa"/>
+        </w:trPr>
+        <w:tc>
+          <w:tcPr>
+            <w:tcW w:w="0" w:type="auto"/>
+            <w:vAlign w:val="center"/>
+            <w:hideMark/>
+          </w:tcPr>
+          <w:p>
+            <w:pPr>
+              <w:spacing w:after="60"/>
+              <w:rPr>
+                <w:b/>
+              </w:rPr>
+            </w:pPr>
+            <w:r>
+              <w:rPr>
+                <w:b/>
+              </w:rPr>
+              <w:t>ELEMENTS 1.15</w:t>
+            </w:r>
+          </w:p>
+        </w:tc>
+        <w:tc>
+          <w:tcPr>
+            <w:tcW w:w="0" w:type="auto"/>
+            <w:vAlign w:val="center"/>
+            <w:hideMark/>
+          </w:tcPr>
+          <w:p>
+            <w:pPr>
+              <w:spacing w:after="60"/>
+              <w:rPr>
+                <w:b/>
+              </w:rPr>
+            </w:pPr>
+            <w:r>
+              <w:rPr>
+                <w:b/>
+                <w:bCs/>
+              </w:rPr>
+              <w:t>Create a Note to record an observation.</w:t>
+            </w:r>
+          </w:p>
+        </w:tc>
+      </w:tr>
+      <w:tr>
+        <w:trPr>
+          <w:tblCellSpacing w:w="15" w:type="dxa"/>
+        </w:trPr>
+        <w:tc>
+          <w:tcPr>
+            <w:tcW w:w="0" w:type="auto"/>
+            <w:vAlign w:val="center"/>
+            <w:hideMark/>
+          </w:tcPr>
+          <w:p>
+            <w:pPr>
+              <w:spacing w:after="60"/>
+              <w:rPr>
+                <w:b/>
+              </w:rPr>
+            </w:pPr>
+            <w:r>
+              <w:rPr>
+                <w:b/>
+              </w:rPr>
+              <w:t>ELEMENTS 1.17</w:t>
+            </w:r>
+          </w:p>
+        </w:tc>
+        <w:tc>
+          <w:tcPr>
+            <w:tcW w:w="0" w:type="auto"/>
+            <w:vAlign w:val="center"/>
+            <w:hideMark/>
+          </w:tcPr>
+          <w:p>
+            <w:pPr>
+              <w:spacing w:after="60"/>
+              <w:rPr>
+                <w:b/>
+              </w:rPr>
+            </w:pPr>
+            <w:r>
+              <w:rPr>
+                <w:b/>
+                <w:bCs/>
+              </w:rPr>
+              <w:t>Your Note now belongs to this location. It can hold an observation, image, memory or task.</w:t>
+            </w:r>
+          </w:p>
+        </w:tc>
+      </w:tr>
+      <w:tr>
+        <w:trPr>
+          <w:tblCellSpacing w:w="15" w:type="dxa"/>
+        </w:trPr>
+        <w:tc>
+          <w:tcPr>
+            <w:tcW w:w="0" w:type="auto"/>
+            <w:vAlign w:val="center"/>
+            <w:hideMark/>
+          </w:tcPr>
+          <w:p>
+            <w:pPr>
+              <w:spacing w:after="60"/>
+              <w:rPr>
+                <w:b/>
+              </w:rPr>
+            </w:pPr>
+            <w:r>
+              <w:rPr>
+                <w:b/>
+              </w:rPr>
+              <w:t>ELEMENTS 1.18</w:t>
+            </w:r>
+          </w:p>
+        </w:tc>
+        <w:tc>
+          <w:tcPr>
+            <w:tcW w:w="0" w:type="auto"/>
+            <w:vAlign w:val="center"/>
+            <w:hideMark/>
+          </w:tcPr>
+          <w:p>
+            <w:pPr>
+              <w:spacing w:after="60"/>
+              <w:rPr>
+                <w:b/>
+              </w:rPr>
+            </w:pPr>
+            <w:r>
+              <w:rPr>
+                <w:b/>
+                <w:bCs/>
+              </w:rPr>
+              <w:t>This Totem introduces the Area and points to nearby content. Use Show Signs to reveal its directions, or Fade to reduce its visibility.</w:t>
+            </w:r>
+          </w:p>
+        </w:tc>
+      </w:tr>
+      <w:tr>
+        <w:trPr>
+          <w:tblCellSpacing w:w="15" w:type="dxa"/>
+        </w:trPr>
+        <w:tc>
+          <w:tcPr>
+            <w:tcW w:w="0" w:type="auto"/>
+            <w:vAlign w:val="center"/>
+            <w:hideMark/>
+          </w:tcPr>
+          <w:p>
+            <w:pPr>
+              <w:spacing w:after="60"/>
+              <w:rPr>
+                <w:b/>
+              </w:rPr>
+            </w:pPr>
+            <w:r>
+              <w:rPr>
+                <w:b/>
+              </w:rPr>
+              <w:t>ELEMENTS 1.21</w:t>
+            </w:r>
+          </w:p>
+        </w:tc>
+        <w:tc>
+          <w:tcPr>
+            <w:tcW w:w="0" w:type="auto"/>
+            <w:vAlign w:val="center"/>
+            <w:hideMark/>
+          </w:tcPr>
+          <w:p>
+            <w:pPr>
+              <w:spacing w:after="60"/>
+              <w:rPr>
+                <w:b/>
+              </w:rPr>
+            </w:pPr>
+            <w:r>
+              <w:rPr>
+                <w:b/>
+                <w:bCs/>
+              </w:rPr>
+              <w:t>A route connects the two Areas. Each keeps its own plants and Notes.</w:t>
+            </w:r>
+          </w:p>
+        </w:tc>
+      </w:tr>
+      <w:tr>
+        <w:trPr>
+          <w:tblCellSpacing w:w="15" w:type="dxa"/>
+        </w:trPr>
+        <w:tc>
+          <w:tcPr>
+            <w:tcW w:w="0" w:type="auto"/>
+            <w:vAlign w:val="center"/>
+            <w:hideMark/>
+          </w:tcPr>
+          <w:p>
+            <w:pPr>
+              <w:spacing w:after="60"/>
+              <w:rPr>
+                <w:b/>
+              </w:rPr>
+            </w:pPr>
+            <w:r>
+              <w:rPr>
+                <w:b/>
+              </w:rPr>
+              <w:t>ELEMENTS 1.22</w:t>
+            </w:r>
+          </w:p>
+        </w:tc>
+        <w:tc>
+          <w:tcPr>
+            <w:tcW w:w="0" w:type="auto"/>
+            <w:vAlign w:val="center"/>
+            <w:hideMark/>
+          </w:tcPr>
+          <w:p>
+            <w:pPr>
+              <w:spacing w:after="60"/>
+              <w:rPr>
+                <w:b/>
+              </w:rPr>
+            </w:pPr>
+            <w:r>
+              <w:rPr>
+                <w:b/>
+                <w:bCs/>
+              </w:rPr>
+              <w:t>Linked Areas can form a garden tour, a learning trail or a route through a working landscape.</w:t>
+            </w:r>
+          </w:p>
+        </w:tc>
+      </w:tr>
+      <w:tr>
+        <w:trPr>
+          <w:tblCellSpacing w:w="15" w:type="dxa"/>
+        </w:trPr>
+        <w:tc>
+          <w:tcPr>
+            <w:tcW w:w="0" w:type="auto"/>
+            <w:vAlign w:val="center"/>
+            <w:hideMark/>
+          </w:tcPr>
+          <w:p>
+            <w:pPr>
+              <w:spacing w:after="60"/>
+              <w:rPr>
+                <w:b/>
+              </w:rPr>
+            </w:pPr>
+            <w:r>
+              <w:rPr>
+                <w:b/>
+              </w:rPr>
+              <w:t>LEARNING 1.7</w:t>
+            </w:r>
+          </w:p>
+        </w:tc>
+        <w:tc>
+          <w:tcPr>
+            <w:tcW w:w="0" w:type="auto"/>
+            <w:vAlign w:val="center"/>
+            <w:hideMark/>
+          </w:tcPr>
+          <w:p>
+            <w:pPr>
+              <w:spacing w:after="60"/>
+              <w:rPr>
+                <w:b/>
+              </w:rPr>
+            </w:pPr>
+            <w:r>
+              <w:rPr>
+                <w:b/>
+                <w:bCs/>
+              </w:rPr>
+              <w:t>Choose a learning pathway and explore the questions within it.</w:t>
+            </w:r>
+          </w:p>
+        </w:tc>
+      </w:tr>
+      <w:tr>
+        <w:trPr>
+          <w:tblCellSpacing w:w="15" w:type="dxa"/>
+        </w:trPr>
+        <w:tc>
+          <w:tcPr>
+            <w:tcW w:w="0" w:type="auto"/>
+            <w:vAlign w:val="center"/>
+            <w:hideMark/>
+          </w:tcPr>
+          <w:p>
+            <w:pPr>
+              <w:spacing w:after="60"/>
+              <w:rPr>
+                <w:b/>
+              </w:rPr>
+            </w:pPr>
+            <w:r>
+              <w:rPr>
+                <w:b/>
+              </w:rPr>
+              <w:t>LEARNING 1.8</w:t>
+            </w:r>
+          </w:p>
+        </w:tc>
+        <w:tc>
+          <w:tcPr>
+            <w:tcW w:w="0" w:type="auto"/>
+            <w:vAlign w:val="center"/>
+            <w:hideMark/>
+          </w:tcPr>
+          <w:p>
+            <w:pPr>
+              <w:spacing w:after="60"/>
+              <w:rPr>
+                <w:b/>
+              </w:rPr>
+            </w:pPr>
+            <w:r>
+              <w:rPr>
+                <w:b/>
+                <w:bCs/>
+              </w:rPr>
+              <w:t>Connect a plant characteristic to a learning question to explore it further.</w:t>
+            </w:r>
+          </w:p>
+        </w:tc>
+      </w:tr>
+      <w:tr>
+        <w:trPr>
+          <w:tblCellSpacing w:w="15" w:type="dxa"/>
+        </w:trPr>
+        <w:tc>
+          <w:tcPr>
+            <w:tcW w:w="0" w:type="auto"/>
+            <w:vAlign w:val="center"/>
+            <w:hideMark/>
+          </w:tcPr>
+          <w:p>
+            <w:pPr>
+              <w:spacing w:after="60"/>
+              <w:rPr>
+                <w:b/>
+              </w:rPr>
+            </w:pPr>
+            <w:r>
+              <w:rPr>
+                <w:b/>
+              </w:rPr>
+              <w:t>LEARNING 1.10</w:t>
+            </w:r>
+          </w:p>
+        </w:tc>
+        <w:tc>
+          <w:tcPr>
+            <w:tcW w:w="0" w:type="auto"/>
+            <w:vAlign w:val="center"/>
+            <w:hideMark/>
+          </w:tcPr>
+          <w:p>
+            <w:pPr>
+              <w:spacing w:after="60"/>
+              <w:rPr>
+                <w:b/>
+              </w:rPr>
+            </w:pPr>
+            <w:r>
+              <w:rPr>
+                <w:b/>
+                <w:bCs/>
+              </w:rPr>
+              <w:t>Your connection opens a new question. Follow it further, or try another connection.</w:t>
+            </w:r>
+          </w:p>
+        </w:tc>
+      </w:tr>
+      <w:tr>
+        <w:trPr>
+          <w:tblCellSpacing w:w="15" w:type="dxa"/>
+        </w:trPr>
+        <w:tc>
+          <w:tcPr>
+            <w:tcW w:w="0" w:type="auto"/>
+            <w:vAlign w:val="center"/>
+            <w:hideMark/>
+          </w:tcPr>
+          <w:p>
+            <w:pPr>
+              <w:spacing w:after="60"/>
+              <w:rPr>
+                <w:b/>
+              </w:rPr>
+            </w:pPr>
+            <w:r>
+              <w:rPr>
+                <w:b/>
+              </w:rPr>
+              <w:t>LEARNING 1.12</w:t>
+            </w:r>
+          </w:p>
+        </w:tc>
+        <w:tc>
+          <w:tcPr>
+            <w:tcW w:w="0" w:type="auto"/>
+            <w:vAlign w:val="center"/>
+            <w:hideMark/>
+          </w:tcPr>
+          <w:p>
+            <w:pPr>
+              <w:spacing w:after="60"/>
+              <w:rPr>
+                <w:b/>
+              </w:rPr>
+            </w:pPr>
+            <w:r>
+              <w:rPr>
+                <w:b/>
+                <w:bCs/>
+              </w:rPr>
+              <w:t>Take this question back to the landscape. What could you observe here to investigate it?</w:t>
+            </w:r>
+          </w:p>
+        </w:tc>
+      </w:tr>
+      <w:tr>
+        <w:trPr>
+          <w:tblCellSpacing w:w="15" w:type="dxa"/>
+        </w:trPr>
+        <w:tc>
+          <w:tcPr>
+            <w:tcW w:w="0" w:type="auto"/>
+            <w:vAlign w:val="center"/>
+            <w:hideMark/>
+          </w:tcPr>
+          <w:p>
+            <w:pPr>
+              <w:spacing w:after="60"/>
+              <w:rPr>
+                <w:b/>
+              </w:rPr>
+            </w:pPr>
+            <w:r>
+              <w:rPr>
+                <w:b/>
+              </w:rPr>
+              <w:t>CLOSURE 1.1</w:t>
+            </w:r>
+          </w:p>
+        </w:tc>
+        <w:tc>
+          <w:tcPr>
+            <w:tcW w:w="0" w:type="auto"/>
+            <w:vAlign w:val="center"/>
+            <w:hideMark/>
+          </w:tcPr>
+          <w:p>
+            <w:pPr>
+              <w:spacing w:after="60"/>
+              <w:rPr>
+                <w:b/>
+              </w:rPr>
+            </w:pPr>
+            <w:r>
+              <w:rPr>
+                <w:b/>
+                <w:bCs/>
+              </w:rPr>
+              <w:t>Thank you for exploring NourishlandXR. You’ve connected two plants, an observation and two Areas — the beginnings of a living map that can grow with the place.</w:t>
+            </w:r>
+          </w:p>
+        </w:tc>
+      </w:tr>
+    </w:tbl>
     <w:p>
       <w:pPr>
         <w:spacing w:after="60"/>
-      </w:pPr>
-      <w:r>
-        <w:rPr>
-          <w:b/>
-          <w:sz w:val="21"/>
-        </w:rPr>
-        <w:t xml:space="preserve">INTRO 1.2  </w:t>
-      </w:r>
-      <w:r>
-        <w:rPr>
-          <w:sz w:val="21"/>
-        </w:rPr>
-        <w:t>Extended reality, rooted in place — digital plant stories and place-based knowledge appear within the real landscape.</w:t>
-      </w:r>
-    </w:p>
-    <w:p>
-      <w:pPr>
-        <w:pStyle w:val="Heading2"/>
-        <w:spacing w:after="60"/>
-      </w:pPr>
-      <w:r>
-        <w:rPr>
-          <w:sz w:val="21"/>
-        </w:rPr>
-        <w:t>Space and the project</w:t>
-      </w:r>
-    </w:p>
-    <w:p>
-      <w:pPr>
-        <w:spacing w:after="60"/>
-      </w:pPr>
-      <w:r>
-        <w:rPr>
-          <w:b/>
-          <w:sz w:val="21"/>
-        </w:rPr>
-        <w:t xml:space="preserve">SPACE 1.1  </w:t>
-      </w:r>
-      <w:r>
-        <w:rPr>
-          <w:sz w:val="21"/>
-        </w:rPr>
-        <w:t>Meet your Control panel. It gives short actions and contextual help beside the main screen.</w:t>
-      </w:r>
-    </w:p>
-    <w:p>
-      <w:pPr>
-        <w:spacing w:after="60"/>
-      </w:pPr>
-      <w:r>
-        <w:rPr>
-          <w:b/>
-          <w:sz w:val="21"/>
-        </w:rPr>
-        <w:t xml:space="preserve">SPACE 1.2  </w:t>
-      </w:r>
-      <w:r>
-        <w:rPr>
-          <w:sz w:val="21"/>
-        </w:rPr>
-        <w:t>Imagine arriving in a garden and noticing a plant you do not recognise.</w:t>
-      </w:r>
-    </w:p>
-    <w:p>
-      <w:pPr>
-        <w:spacing w:after="60"/>
-      </w:pPr>
-      <w:r>
-        <w:rPr>
-          <w:b/>
-          <w:sz w:val="21"/>
-        </w:rPr>
-        <w:t xml:space="preserve">SPACE 1.3  </w:t>
-      </w:r>
-      <w:r>
-        <w:rPr>
-          <w:sz w:val="21"/>
-        </w:rPr>
-        <w:t>A Project holds information anchored to a real place: Areas, plants, observations and guidance.</w:t>
-      </w:r>
-    </w:p>
-    <w:p>
-      <w:pPr>
-        <w:spacing w:after="60"/>
-      </w:pPr>
-      <w:r>
-        <w:rPr>
-          <w:b/>
-          <w:sz w:val="21"/>
-        </w:rPr>
-        <w:t xml:space="preserve">SPACE 1.4  </w:t>
-      </w:r>
-      <w:r>
-        <w:rPr>
-          <w:sz w:val="21"/>
-        </w:rPr>
-        <w:t>Two plant profiles and a local observation now belong to a place organised into Areas.</w:t>
-      </w:r>
-    </w:p>
-    <w:p>
-      <w:pPr>
-        <w:spacing w:after="60"/>
-      </w:pPr>
-      <w:r>
-        <w:rPr>
-          <w:b/>
-          <w:sz w:val="21"/>
-        </w:rPr>
-        <w:t xml:space="preserve">SPACE 1.5  </w:t>
-      </w:r>
-      <w:r>
-        <w:rPr>
-          <w:sz w:val="21"/>
-        </w:rPr>
-        <w:t>One place can serve visitors, schools and land stewards for different purposes.</w:t>
-      </w:r>
-    </w:p>
-    <w:p>
-      <w:pPr>
-        <w:pStyle w:val="Heading2"/>
-        <w:spacing w:after="60"/>
-      </w:pPr>
-      <w:r>
-        <w:rPr>
-          <w:sz w:val="21"/>
-        </w:rPr>
-        <w:t>Elements and placement</w:t>
-      </w:r>
-    </w:p>
-    <w:p>
-      <w:pPr>
-        <w:spacing w:after="60"/>
-      </w:pPr>
-      <w:r>
-        <w:rPr>
-          <w:b/>
-          <w:sz w:val="21"/>
-        </w:rPr>
-        <w:t xml:space="preserve">ELEMENTS 1.1  </w:t>
-      </w:r>
-      <w:r>
-        <w:rPr>
-          <w:sz w:val="21"/>
-        </w:rPr>
-        <w:t>Every plant holds information: identity, ecology, care, uses, local knowledge and sources.</w:t>
-      </w:r>
-    </w:p>
-    <w:p>
-      <w:pPr>
-        <w:spacing w:after="60"/>
-      </w:pPr>
-      <w:r>
-        <w:rPr>
-          <w:b/>
-          <w:sz w:val="21"/>
-        </w:rPr>
-        <w:t xml:space="preserve">ELEMENTS 1.2  </w:t>
-      </w:r>
-      <w:r>
-        <w:rPr>
-          <w:sz w:val="21"/>
-        </w:rPr>
-        <w:t>Areas organise a place; directional Totem signs point to Plant Orbs, Notes and other Totems.</w:t>
-      </w:r>
-    </w:p>
-    <w:p>
-      <w:pPr>
-        <w:spacing w:after="60"/>
-      </w:pPr>
-      <w:r>
-        <w:rPr>
-          <w:b/>
-          <w:sz w:val="21"/>
-        </w:rPr>
-        <w:t xml:space="preserve">ELEMENTS 1.3  </w:t>
-      </w:r>
-      <w:r>
-        <w:rPr>
-          <w:sz w:val="21"/>
-        </w:rPr>
-        <w:t>Begin with Pigeon Pea. Aim at the plant or the place where its tag belongs.</w:t>
-      </w:r>
-    </w:p>
-    <w:p>
-      <w:pPr>
-        <w:spacing w:after="60"/>
-      </w:pPr>
-      <w:r>
-        <w:rPr>
-          <w:b/>
-          <w:sz w:val="21"/>
-        </w:rPr>
-        <w:t xml:space="preserve">ELEMENTS 1.4  </w:t>
-      </w:r>
-      <w:r>
-        <w:rPr>
-          <w:sz w:val="21"/>
-        </w:rPr>
-        <w:t>A plant story in this place — prepare the Pigeon Pea placement.</w:t>
-      </w:r>
-    </w:p>
-    <w:p>
-      <w:pPr>
-        <w:spacing w:after="60"/>
-      </w:pPr>
-      <w:r>
-        <w:rPr>
-          <w:b/>
-          <w:sz w:val="21"/>
-        </w:rPr>
-        <w:t xml:space="preserve">ELEMENTS 1.5  </w:t>
-      </w:r>
-      <w:r>
-        <w:rPr>
-          <w:sz w:val="21"/>
-        </w:rPr>
-        <w:t>Place Pigeon Pea. Adjust distance, then confirm the tag location.</w:t>
-      </w:r>
-    </w:p>
-    <w:p>
-      <w:pPr>
-        <w:spacing w:after="60"/>
-      </w:pPr>
-      <w:r>
-        <w:rPr>
-          <w:b/>
-          <w:sz w:val="21"/>
-        </w:rPr>
-        <w:t xml:space="preserve">ELEMENTS 1.6  </w:t>
-      </w:r>
-      <w:r>
-        <w:rPr>
-          <w:sz w:val="21"/>
-        </w:rPr>
-        <w:t>This is the Plant Orb. Select it to open information; hold it to move it.</w:t>
-      </w:r>
-    </w:p>
-    <w:p>
-      <w:pPr>
-        <w:spacing w:after="60"/>
-      </w:pPr>
-      <w:r>
-        <w:rPr>
-          <w:b/>
-          <w:sz w:val="21"/>
-        </w:rPr>
-        <w:t xml:space="preserve">ELEMENTS 1.7  </w:t>
-      </w:r>
-      <w:r>
-        <w:rPr>
-          <w:sz w:val="21"/>
-        </w:rPr>
-        <w:t>Explore Pigeon Pea through connected information cells.</w:t>
-      </w:r>
-    </w:p>
-    <w:p>
-      <w:pPr>
-        <w:spacing w:after="60"/>
-      </w:pPr>
-      <w:r>
-        <w:rPr>
-          <w:b/>
-          <w:sz w:val="21"/>
-        </w:rPr>
-        <w:t xml:space="preserve">ELEMENTS 1.8  </w:t>
-      </w:r>
-      <w:r>
-        <w:rPr>
-          <w:sz w:val="21"/>
-        </w:rPr>
-        <w:t>Virtual tag / Web Mode: the plant can also be opened in a flat browser view.</w:t>
-      </w:r>
-    </w:p>
-    <w:p>
-      <w:pPr>
-        <w:spacing w:after="60"/>
-      </w:pPr>
-      <w:r>
-        <w:rPr>
-          <w:b/>
-          <w:sz w:val="21"/>
-        </w:rPr>
-        <w:t xml:space="preserve">ELEMENTS 1.9  </w:t>
-      </w:r>
-      <w:r>
-        <w:rPr>
-          <w:sz w:val="21"/>
-        </w:rPr>
-        <w:t>Apply thinking in this place: turn plant information into a practical question.</w:t>
-      </w:r>
-    </w:p>
-    <w:p>
-      <w:pPr>
-        <w:spacing w:after="60"/>
-      </w:pPr>
-      <w:r>
-        <w:rPr>
-          <w:b/>
-          <w:sz w:val="21"/>
-        </w:rPr>
-        <w:t xml:space="preserve">ELEMENTS 1.10  </w:t>
-      </w:r>
-      <w:r>
-        <w:rPr>
-          <w:sz w:val="21"/>
-        </w:rPr>
-        <w:t>Compare a second plant — introduce Moringa.</w:t>
-      </w:r>
-    </w:p>
-    <w:p>
-      <w:pPr>
-        <w:spacing w:after="60"/>
-      </w:pPr>
-      <w:r>
-        <w:rPr>
-          <w:b/>
-          <w:sz w:val="21"/>
-        </w:rPr>
-        <w:t xml:space="preserve">ELEMENTS 1.11  </w:t>
-      </w:r>
-      <w:r>
-        <w:rPr>
-          <w:sz w:val="21"/>
-        </w:rPr>
-        <w:t>Place Moringa as a separate, movable Plant Orb.</w:t>
-      </w:r>
-    </w:p>
-    <w:p>
-      <w:pPr>
-        <w:spacing w:after="60"/>
-      </w:pPr>
-      <w:r>
-        <w:rPr>
-          <w:b/>
-          <w:sz w:val="21"/>
-        </w:rPr>
-        <w:t xml:space="preserve">ELEMENTS 1.12  </w:t>
-      </w:r>
-      <w:r>
-        <w:rPr>
-          <w:sz w:val="21"/>
-        </w:rPr>
-        <w:t>The living map can compare two plant profiles.</w:t>
-      </w:r>
-    </w:p>
-    <w:p>
-      <w:pPr>
-        <w:spacing w:after="60"/>
-      </w:pPr>
-      <w:r>
-        <w:rPr>
-          <w:b/>
-          <w:sz w:val="21"/>
-        </w:rPr>
-        <w:t xml:space="preserve">ELEMENTS 1.13  </w:t>
-      </w:r>
-      <w:r>
-        <w:rPr>
-          <w:sz w:val="21"/>
-        </w:rPr>
-        <w:t>Explore Moringa through its own information cells.</w:t>
-      </w:r>
-    </w:p>
-    <w:p>
-      <w:pPr>
-        <w:spacing w:after="60"/>
-      </w:pPr>
-      <w:r>
-        <w:rPr>
-          <w:b/>
-          <w:sz w:val="21"/>
-        </w:rPr>
-        <w:t xml:space="preserve">ELEMENTS 1.14  </w:t>
-      </w:r>
-      <w:r>
-        <w:rPr>
-          <w:sz w:val="21"/>
-        </w:rPr>
-        <w:t>Turn attention into a local record.</w:t>
-      </w:r>
-    </w:p>
-    <w:p>
-      <w:pPr>
-        <w:spacing w:after="60"/>
-      </w:pPr>
-      <w:r>
-        <w:rPr>
-          <w:b/>
-          <w:sz w:val="21"/>
-        </w:rPr>
-        <w:t xml:space="preserve">ELEMENTS 1.15  </w:t>
-      </w:r>
-      <w:r>
-        <w:rPr>
-          <w:sz w:val="21"/>
-        </w:rPr>
-        <w:t>Add one observation using a Note.</w:t>
-      </w:r>
-    </w:p>
-    <w:p>
-      <w:pPr>
-        <w:spacing w:after="60"/>
-      </w:pPr>
-      <w:r>
-        <w:rPr>
-          <w:b/>
-          <w:sz w:val="21"/>
-        </w:rPr>
-        <w:t xml:space="preserve">ELEMENTS 1.16  </w:t>
-      </w:r>
-      <w:r>
-        <w:rPr>
-          <w:sz w:val="21"/>
-        </w:rPr>
-        <w:t>Place the Note beside what it describes.</w:t>
-      </w:r>
-    </w:p>
-    <w:p>
-      <w:pPr>
-        <w:spacing w:after="60"/>
-      </w:pPr>
-      <w:r>
-        <w:rPr>
-          <w:b/>
-          <w:sz w:val="21"/>
-        </w:rPr>
-        <w:t xml:space="preserve">ELEMENTS 1.17  </w:t>
-      </w:r>
-      <w:r>
-        <w:rPr>
-          <w:sz w:val="21"/>
-        </w:rPr>
-        <w:t>The Note is in place and can hold a change, image, memory or task.</w:t>
-      </w:r>
-    </w:p>
-    <w:p>
-      <w:pPr>
-        <w:spacing w:after="60"/>
-      </w:pPr>
-      <w:r>
-        <w:rPr>
-          <w:b/>
-          <w:sz w:val="21"/>
-        </w:rPr>
-        <w:t xml:space="preserve">ELEMENTS 1.18  </w:t>
-      </w:r>
-      <w:r>
-        <w:rPr>
-          <w:sz w:val="21"/>
-        </w:rPr>
-        <w:t>Meet the Totem: welcome to an Area, directional signs, Show Signs and Fade.</w:t>
-      </w:r>
-    </w:p>
-    <w:p>
-      <w:pPr>
-        <w:spacing w:after="60"/>
-      </w:pPr>
-      <w:r>
-        <w:rPr>
-          <w:b/>
-          <w:sz w:val="21"/>
-        </w:rPr>
-        <w:t xml:space="preserve">ELEMENTS 1.19  </w:t>
-      </w:r>
-      <w:r>
-        <w:rPr>
-          <w:sz w:val="21"/>
-        </w:rPr>
-        <w:t>Area 1 is ready. Choose a sign to find a nearby plant or Note.</w:t>
-      </w:r>
-    </w:p>
-    <w:p>
-      <w:pPr>
-        <w:spacing w:after="60"/>
-      </w:pPr>
-      <w:r>
-        <w:rPr>
-          <w:b/>
-          <w:sz w:val="21"/>
-        </w:rPr>
-        <w:t xml:space="preserve">ELEMENTS 1.20  </w:t>
-      </w:r>
-      <w:r>
-        <w:rPr>
-          <w:sz w:val="21"/>
-        </w:rPr>
-        <w:t>Meet Area 2. Totem 2 is a sample layout with its own Plant Orbs and Note.</w:t>
-      </w:r>
-    </w:p>
-    <w:p>
-      <w:pPr>
-        <w:spacing w:after="60"/>
-      </w:pPr>
-      <w:r>
-        <w:rPr>
-          <w:b/>
-          <w:sz w:val="21"/>
-        </w:rPr>
-        <w:t xml:space="preserve">ELEMENTS 1.21  </w:t>
-      </w:r>
-      <w:r>
-        <w:rPr>
-          <w:sz w:val="21"/>
-        </w:rPr>
-        <w:t>The Areas are linked by a route while keeping local information separate.</w:t>
-      </w:r>
-    </w:p>
-    <w:p>
-      <w:pPr>
-        <w:spacing w:after="60"/>
-      </w:pPr>
-      <w:r>
-        <w:rPr>
-          <w:b/>
-          <w:sz w:val="21"/>
-        </w:rPr>
-        <w:t xml:space="preserve">ELEMENTS 1.22  </w:t>
-      </w:r>
-      <w:r>
-        <w:rPr>
-          <w:sz w:val="21"/>
-        </w:rPr>
-        <w:t>Why link Areas: guide visitors between places and connected knowledge.</w:t>
-      </w:r>
-    </w:p>
-    <w:p>
-      <w:pPr>
-        <w:spacing w:after="60"/>
-      </w:pPr>
-      <w:r>
-        <w:rPr>
-          <w:b/>
-          <w:sz w:val="21"/>
-        </w:rPr>
-        <w:t xml:space="preserve">ELEMENTS 1.23–1.24  </w:t>
-      </w:r>
-      <w:r>
-        <w:rPr>
-          <w:sz w:val="21"/>
-        </w:rPr>
-        <w:t>Optional Totem placement prompt and confirmation.</w:t>
-      </w:r>
-    </w:p>
-    <w:p>
-      <w:pPr>
-        <w:pStyle w:val="Heading2"/>
-        <w:spacing w:after="60"/>
-      </w:pPr>
-      <w:r>
-        <w:rPr>
-          <w:sz w:val="21"/>
-        </w:rPr>
-        <w:t>Learning and connection</w:t>
-      </w:r>
-    </w:p>
-    <w:p>
-      <w:pPr>
-        <w:spacing w:after="60"/>
-      </w:pPr>
-      <w:r>
-        <w:rPr>
-          <w:b/>
-          <w:sz w:val="21"/>
-        </w:rPr>
-        <w:t xml:space="preserve">LEARNING 1.1  </w:t>
-      </w:r>
-      <w:r>
-        <w:rPr>
-          <w:sz w:val="21"/>
-        </w:rPr>
-        <w:t>Connect a Pigeon Pea characteristic to a learning question.</w:t>
-      </w:r>
-    </w:p>
-    <w:p>
-      <w:pPr>
-        <w:spacing w:after="60"/>
-      </w:pPr>
-      <w:r>
-        <w:rPr>
-          <w:b/>
-          <w:sz w:val="21"/>
-        </w:rPr>
-        <w:t xml:space="preserve">LEARNING 1.2  </w:t>
-      </w:r>
-      <w:r>
-        <w:rPr>
-          <w:sz w:val="21"/>
-        </w:rPr>
-        <w:t>Read what is here: check plant information against the actual place.</w:t>
-      </w:r>
-    </w:p>
-    <w:p>
-      <w:pPr>
-        <w:spacing w:after="60"/>
-      </w:pPr>
-      <w:r>
-        <w:rPr>
-          <w:b/>
-          <w:sz w:val="21"/>
-        </w:rPr>
-        <w:t xml:space="preserve">LEARNING 1.3  </w:t>
-      </w:r>
-      <w:r>
-        <w:rPr>
-          <w:sz w:val="21"/>
-        </w:rPr>
-        <w:t>Understand how it works: growth, dependencies, support and uncertainty.</w:t>
-      </w:r>
-    </w:p>
-    <w:p>
-      <w:pPr>
-        <w:spacing w:after="60"/>
-      </w:pPr>
-      <w:r>
-        <w:rPr>
-          <w:b/>
-          <w:sz w:val="21"/>
-        </w:rPr>
-        <w:t xml:space="preserve">LEARNING 1.4  </w:t>
-      </w:r>
-      <w:r>
-        <w:rPr>
-          <w:sz w:val="21"/>
-        </w:rPr>
-        <w:t>Connect information to purpose: what could this knowledge help someone do?</w:t>
-      </w:r>
-    </w:p>
-    <w:p>
-      <w:pPr>
-        <w:spacing w:after="60"/>
-      </w:pPr>
-      <w:r>
-        <w:rPr>
-          <w:b/>
-          <w:sz w:val="21"/>
-        </w:rPr>
-        <w:t xml:space="preserve">LEARNING 1.5  </w:t>
-      </w:r>
-      <w:r>
-        <w:rPr>
-          <w:sz w:val="21"/>
-        </w:rPr>
-        <w:t>Choose, observe and learn: make a small decision, record what happens and adjust.</w:t>
-      </w:r>
-    </w:p>
-    <w:p>
-      <w:pPr>
-        <w:spacing w:after="60"/>
-      </w:pPr>
-      <w:r>
-        <w:rPr>
-          <w:b/>
-          <w:sz w:val="21"/>
-        </w:rPr>
-        <w:t xml:space="preserve">LEARNING 1.6  </w:t>
-      </w:r>
-      <w:r>
-        <w:rPr>
-          <w:sz w:val="21"/>
-        </w:rPr>
-        <w:t>Learning can happen in the landscape or as a standalone pathway.</w:t>
-      </w:r>
-    </w:p>
-    <w:p>
-      <w:pPr>
-        <w:spacing w:after="60"/>
-      </w:pPr>
-      <w:r>
-        <w:rPr>
-          <w:b/>
-          <w:sz w:val="21"/>
-        </w:rPr>
-        <w:t xml:space="preserve">LEARNING 1.7  </w:t>
-      </w:r>
-      <w:r>
-        <w:rPr>
-          <w:sz w:val="21"/>
-        </w:rPr>
-        <w:t>Choose a pathway archetype and explore its connected learning cells.</w:t>
-      </w:r>
-    </w:p>
-    <w:p>
-      <w:pPr>
-        <w:spacing w:after="60"/>
-      </w:pPr>
-      <w:r>
-        <w:rPr>
-          <w:b/>
-          <w:sz w:val="21"/>
-        </w:rPr>
-        <w:t xml:space="preserve">LEARNING 1.8  </w:t>
-      </w:r>
-      <w:r>
-        <w:rPr>
-          <w:sz w:val="21"/>
-        </w:rPr>
-        <w:t>Knowledge grows through connection: choose a plant characteristic and a learning cell.</w:t>
-      </w:r>
-    </w:p>
-    <w:p>
-      <w:pPr>
-        <w:spacing w:after="60"/>
-      </w:pPr>
-      <w:r>
-        <w:rPr>
-          <w:b/>
-          <w:sz w:val="21"/>
-        </w:rPr>
-        <w:t xml:space="preserve">LEARNING 1.9  </w:t>
-      </w:r>
-      <w:r>
-        <w:rPr>
-          <w:sz w:val="21"/>
-        </w:rPr>
-        <w:t>Choose Pruning or Nitrogen Fixation; hold and drag its glowing node to the matching cell.</w:t>
-      </w:r>
-    </w:p>
-    <w:p>
-      <w:pPr>
-        <w:spacing w:after="60"/>
-      </w:pPr>
-      <w:r>
-        <w:rPr>
-          <w:b/>
-          <w:sz w:val="21"/>
-        </w:rPr>
-        <w:t xml:space="preserve">LEARNING 1.10  </w:t>
-      </w:r>
-      <w:r>
-        <w:rPr>
-          <w:sz w:val="21"/>
-        </w:rPr>
-        <w:t>The first connection reveals a new idea. Continue or explore more deeply.</w:t>
-      </w:r>
-    </w:p>
-    <w:p>
-      <w:pPr>
-        <w:spacing w:after="60"/>
-      </w:pPr>
-      <w:r>
-        <w:rPr>
-          <w:b/>
-          <w:sz w:val="21"/>
-        </w:rPr>
-        <w:t xml:space="preserve">LEARNING 1.11  </w:t>
-      </w:r>
-      <w:r>
-        <w:rPr>
-          <w:sz w:val="21"/>
-        </w:rPr>
-        <w:t>Connect the new idea to Place and Observation.</w:t>
-      </w:r>
-    </w:p>
-    <w:p>
-      <w:pPr>
-        <w:spacing w:after="60"/>
-      </w:pPr>
-      <w:r>
-        <w:rPr>
-          <w:b/>
-          <w:sz w:val="21"/>
-        </w:rPr>
-        <w:t xml:space="preserve">LEARNING 1.12  </w:t>
-      </w:r>
-      <w:r>
-        <w:rPr>
-          <w:sz w:val="21"/>
-        </w:rPr>
-        <w:t>A deeper question is ready to carry back into the living place.</w:t>
-      </w:r>
-    </w:p>
-    <w:p>
-      <w:pPr>
-        <w:spacing w:after="60"/>
-      </w:pPr>
-      <w:r>
-        <w:rPr>
-          <w:b/>
-          <w:sz w:val="21"/>
-        </w:rPr>
-        <w:t xml:space="preserve">LEARNING 2.1–2.3  </w:t>
-      </w:r>
-      <w:r>
-        <w:rPr>
-          <w:sz w:val="21"/>
-        </w:rPr>
-        <w:t>Optional short modules: create a food forest or identify a native forest.</w:t>
-      </w:r>
-    </w:p>
-    <w:p>
-      <w:pPr>
-        <w:pStyle w:val="Heading2"/>
-        <w:spacing w:after="60"/>
-      </w:pPr>
-      <w:r>
-        <w:rPr>
-          <w:sz w:val="21"/>
-        </w:rPr>
-        <w:t>Closure</w:t>
-      </w:r>
-    </w:p>
-    <w:p>
-      <w:pPr>
-        <w:spacing w:after="60"/>
-      </w:pPr>
-      <w:r>
-        <w:rPr>
-          <w:b/>
-          <w:sz w:val="21"/>
-        </w:rPr>
-        <w:t xml:space="preserve">CLOSURE 1.1  </w:t>
-      </w:r>
-      <w:r>
-        <w:rPr>
-          <w:sz w:val="21"/>
-        </w:rPr>
-        <w:t>Thank you: two plants, one observation, linked Areas and connected learning form a living information map.</w:t>
-      </w:r>
-    </w:p>
-    <w:p>
-      <w:pPr>
-        <w:spacing w:before="360" w:after="160"/>
       </w:pPr>
       <w:r>
         <w:rPr>
@@ -1319,15 +1981,7 @@
         <w:t xml:space="preserve"> </w:t>
       </w:r>
       <w:r>
-        <w:t xml:space="preserve">Welcome to </w:t>
-      </w:r>
-      <w:proofErr w:type="spellStart"/>
-      <w:r>
-        <w:t>NourishlandXR</w:t>
-      </w:r>
-      <w:proofErr w:type="spellEnd"/>
-      <w:r>
-        <w:t xml:space="preserve">, a </w:t>
+        <w:t xml:space="preserve">Welcome to NourishlandXR, a </w:t>
       </w:r>
       <w:r>
         <w:t>S</w:t>

--- a/data1/demo.docx
+++ b/data1/demo.docx
@@ -64,7 +64,7 @@
           </w:tcPr>
           <w:p>
             <w:r>
-              <w:t>0.9230</w:t>
+              <w:t>0.9292</w:t>
             </w:r>
           </w:p>
         </w:tc>
@@ -104,7 +104,7 @@
           </w:tcPr>
           <w:p>
             <w:r>
-              <w:t>30 September 2026</w:t>
+              <w:t>4 October 2026</w:t>
             </w:r>
           </w:p>
         </w:tc>
@@ -167,7 +167,7 @@
         <w:spacing w:after="60"/>
       </w:pPr>
       <w:r>
-        <w:t>Working slide map for version 0.9230. Edit the wording here first; the Decision and detailed narrative below remain as previously written.</w:t>
+        <w:t>Working review copy for version 0.9292. Every section below includes Main screen, Control panel info and HINTS. Edit these blocks to review each surface without opening the project. Descriptions of hidden or selection-dependent content explain the current behaviour; braces identify text filled from the selected cells. The detailed narrative below is retained as an earlier reference. Word edits are applied to the application in a separate update.</w:t>
       </w:r>
     </w:p>
     <w:p>
@@ -263,19 +263,8 @@
             <w:hideMark/>
           </w:tcPr>
           <w:p>
-            <w:pPr>
-              <w:spacing w:after="60"/>
-              <w:rPr>
-                <w:b/>
-                <w:bCs/>
-              </w:rPr>
-            </w:pPr>
-            <w:r>
-              <w:rPr>
-                <w:b/>
-                <w:bCs/>
-              </w:rPr>
-              <w:t>Suggested wording</w:t>
+            <w:r>
+              <w:t>Main screen, Control panel info and HINTS</w:t>
             </w:r>
           </w:p>
         </w:tc>
@@ -283,11 +272,12 @@
       <w:tr>
         <w:trPr>
           <w:tblCellSpacing w:w="15" w:type="dxa"/>
+          <w:cantSplit/>
         </w:trPr>
         <w:tc>
           <w:tcPr>
             <w:tcW w:w="0" w:type="auto"/>
-            <w:vAlign w:val="center"/>
+            <w:vAlign w:val="top"/>
             <w:hideMark/>
           </w:tcPr>
           <w:p>
@@ -300,6 +290,8 @@
             <w:r>
               <w:rPr>
                 <w:b/>
+                <w:color w:val="000000"/>
+                <w:sz w:val="20"/>
               </w:rPr>
               <w:t>INTRO 1.1</w:t>
             </w:r>
@@ -308,36 +300,78 @@
         <w:tc>
           <w:tcPr>
             <w:tcW w:w="0" w:type="auto"/>
-            <w:vAlign w:val="center"/>
+            <w:vAlign w:val="top"/>
             <w:hideMark/>
           </w:tcPr>
           <w:p>
             <w:pPr>
+              <w:keepLines/>
+              <w:spacing w:after="140"/>
+            </w:pPr>
+            <w:r>
+              <w:rPr>
+                <w:color w:val="000000"/>
+              </w:rPr>
+            </w:r>
+            <w:r>
+              <w:rPr>
+                <w:b/>
+                <w:color w:val="000000"/>
+                <w:sz w:val="21"/>
+              </w:rPr>
+              <w:t>Main screen</w:t>
+              <w:br/>
+            </w:r>
+            <w:r>
+              <w:rPr>
+                <w:color w:val="000000"/>
+                <w:sz w:val="21"/>
+              </w:rPr>
+              <w:t>Welcome to NourishlandXR — where extended reality brings plant stories and knowledge into living landscapes.</w:t>
+            </w:r>
+          </w:p>
+          <w:p>
+            <w:pPr>
+              <w:keepLines/>
+              <w:spacing w:after="140"/>
+            </w:pPr>
+            <w:r>
+              <w:rPr>
+                <w:b/>
+                <w:color w:val="000000"/>
+                <w:sz w:val="21"/>
+              </w:rPr>
+              <w:t>Control panel info</w:t>
+              <w:br/>
+            </w:r>
+            <w:r>
+              <w:rPr>
+                <w:color w:val="000000"/>
+                <w:sz w:val="21"/>
+              </w:rPr>
+              <w:t>Hidden during the opening welcome.</w:t>
+            </w:r>
+          </w:p>
+          <w:p>
+            <w:pPr>
+              <w:keepLines/>
               <w:spacing w:after="60"/>
+            </w:pPr>
+            <w:r>
               <w:rPr>
                 <w:b/>
-              </w:rPr>
-            </w:pPr>
-            <w:r>
-              <w:rPr>
-                <w:b/>
-                <w:bCs/>
-              </w:rPr>
-              <w:t xml:space="preserve">Welcome to NourishlandXR — where extended reality brings plant stories </w:t>
-            </w:r>
-            <w:r>
-              <w:rPr>
-                <w:b/>
-                <w:bCs/>
-              </w:rPr>
-              <w:t xml:space="preserve">and knowledge </w:t>
-            </w:r>
-            <w:r>
-              <w:rPr>
-                <w:b/>
-                <w:bCs/>
-              </w:rPr>
-              <w:t>into living landscapes.</w:t>
+                <w:color w:val="000000"/>
+                <w:sz w:val="21"/>
+              </w:rPr>
+              <w:t>HINTS</w:t>
+              <w:br/>
+            </w:r>
+            <w:r>
+              <w:rPr>
+                <w:color w:val="000000"/>
+                <w:sz w:val="21"/>
+              </w:rPr>
+              <w:t>Continue when you are ready.</w:t>
             </w:r>
           </w:p>
         </w:tc>
@@ -345,11 +379,12 @@
       <w:tr>
         <w:trPr>
           <w:tblCellSpacing w:w="15" w:type="dxa"/>
+          <w:cantSplit/>
         </w:trPr>
         <w:tc>
           <w:tcPr>
             <w:tcW w:w="0" w:type="auto"/>
-            <w:vAlign w:val="center"/>
+            <w:vAlign w:val="top"/>
             <w:hideMark/>
           </w:tcPr>
           <w:p>
@@ -362,6 +397,8 @@
             <w:r>
               <w:rPr>
                 <w:b/>
+                <w:color w:val="000000"/>
+                <w:sz w:val="20"/>
               </w:rPr>
               <w:t>INTRO 1.2</w:t>
             </w:r>
@@ -370,22 +407,78 @@
         <w:tc>
           <w:tcPr>
             <w:tcW w:w="0" w:type="auto"/>
-            <w:vAlign w:val="center"/>
+            <w:vAlign w:val="top"/>
             <w:hideMark/>
           </w:tcPr>
           <w:p>
             <w:pPr>
+              <w:keepLines/>
+              <w:spacing w:after="140"/>
+            </w:pPr>
+            <w:r>
+              <w:rPr>
+                <w:color w:val="000000"/>
+              </w:rPr>
+            </w:r>
+            <w:r>
+              <w:rPr>
+                <w:b/>
+                <w:color w:val="000000"/>
+                <w:sz w:val="21"/>
+              </w:rPr>
+              <w:t>Main screen</w:t>
+              <w:br/>
+            </w:r>
+            <w:r>
+              <w:rPr>
+                <w:color w:val="000000"/>
+                <w:sz w:val="21"/>
+              </w:rPr>
+              <w:t>Extended reality connects digital information with the world around you. Here, plants and places become starting points for discovery and learning.</w:t>
+            </w:r>
+          </w:p>
+          <w:p>
+            <w:pPr>
+              <w:keepLines/>
+              <w:spacing w:after="140"/>
+            </w:pPr>
+            <w:r>
+              <w:rPr>
+                <w:b/>
+                <w:color w:val="000000"/>
+                <w:sz w:val="21"/>
+              </w:rPr>
+              <w:t>Control panel info</w:t>
+              <w:br/>
+            </w:r>
+            <w:r>
+              <w:rPr>
+                <w:color w:val="000000"/>
+                <w:sz w:val="21"/>
+              </w:rPr>
+              <w:t>Hidden during the opening explanation.</w:t>
+            </w:r>
+          </w:p>
+          <w:p>
+            <w:pPr>
+              <w:keepLines/>
               <w:spacing w:after="60"/>
+            </w:pPr>
+            <w:r>
               <w:rPr>
                 <w:b/>
-              </w:rPr>
-            </w:pPr>
-            <w:r>
-              <w:rPr>
-                <w:b/>
-                <w:bCs/>
-              </w:rPr>
-              <w:t>Extended reality connects digital information with the world around you. Here, plants and places become starting points for discovery and learning.</w:t>
+                <w:color w:val="000000"/>
+                <w:sz w:val="21"/>
+              </w:rPr>
+              <w:t>HINTS</w:t>
+              <w:br/>
+            </w:r>
+            <w:r>
+              <w:rPr>
+                <w:color w:val="000000"/>
+                <w:sz w:val="21"/>
+              </w:rPr>
+              <w:t>Continue to meet the Control panel.</w:t>
             </w:r>
           </w:p>
         </w:tc>
@@ -393,11 +486,12 @@
       <w:tr>
         <w:trPr>
           <w:tblCellSpacing w:w="15" w:type="dxa"/>
+          <w:cantSplit/>
         </w:trPr>
         <w:tc>
           <w:tcPr>
             <w:tcW w:w="0" w:type="auto"/>
-            <w:vAlign w:val="center"/>
+            <w:vAlign w:val="top"/>
             <w:hideMark/>
           </w:tcPr>
           <w:p>
@@ -410,6 +504,8 @@
             <w:r>
               <w:rPr>
                 <w:b/>
+                <w:color w:val="000000"/>
+                <w:sz w:val="20"/>
               </w:rPr>
               <w:t>SPACE 1.1</w:t>
             </w:r>
@@ -418,22 +514,78 @@
         <w:tc>
           <w:tcPr>
             <w:tcW w:w="0" w:type="auto"/>
-            <w:vAlign w:val="center"/>
+            <w:vAlign w:val="top"/>
             <w:hideMark/>
           </w:tcPr>
           <w:p>
             <w:pPr>
+              <w:keepLines/>
+              <w:spacing w:after="140"/>
+            </w:pPr>
+            <w:r>
+              <w:rPr>
+                <w:color w:val="000000"/>
+              </w:rPr>
+            </w:r>
+            <w:r>
+              <w:rPr>
+                <w:b/>
+                <w:color w:val="000000"/>
+                <w:sz w:val="21"/>
+              </w:rPr>
+              <w:t>Main screen</w:t>
+              <w:br/>
+            </w:r>
+            <w:r>
+              <w:rPr>
+                <w:color w:val="000000"/>
+                <w:sz w:val="21"/>
+              </w:rPr>
+              <w:t>This is your Control Panel. It shows the actions and help available at each step.</w:t>
+            </w:r>
+          </w:p>
+          <w:p>
+            <w:pPr>
+              <w:keepLines/>
+              <w:spacing w:after="140"/>
+            </w:pPr>
+            <w:r>
+              <w:rPr>
+                <w:b/>
+                <w:color w:val="000000"/>
+                <w:sz w:val="21"/>
+              </w:rPr>
+              <w:t>Control panel info</w:t>
+              <w:br/>
+            </w:r>
+            <w:r>
+              <w:rPr>
+                <w:color w:val="000000"/>
+                <w:sz w:val="21"/>
+              </w:rPr>
+              <w:t>Selected information appears here. Use Settings to adjust the view, Help for guidance, Back to revisit a page, and Hide when you want to focus on the landscape.</w:t>
+            </w:r>
+          </w:p>
+          <w:p>
+            <w:pPr>
+              <w:keepLines/>
               <w:spacing w:after="60"/>
+            </w:pPr>
+            <w:r>
               <w:rPr>
                 <w:b/>
-              </w:rPr>
-            </w:pPr>
-            <w:r>
-              <w:rPr>
-                <w:b/>
-                <w:bCs/>
-              </w:rPr>
-              <w:t>This is your Control Panel. It shows the actions and help available at each step.</w:t>
+                <w:color w:val="000000"/>
+                <w:sz w:val="21"/>
+              </w:rPr>
+              <w:t>HINTS</w:t>
+              <w:br/>
+            </w:r>
+            <w:r>
+              <w:rPr>
+                <w:color w:val="000000"/>
+                <w:sz w:val="21"/>
+              </w:rPr>
+              <w:t>Adjust panel to your liking.</w:t>
             </w:r>
           </w:p>
         </w:tc>
@@ -441,11 +593,12 @@
       <w:tr>
         <w:trPr>
           <w:tblCellSpacing w:w="15" w:type="dxa"/>
+          <w:cantSplit/>
         </w:trPr>
         <w:tc>
           <w:tcPr>
             <w:tcW w:w="0" w:type="auto"/>
-            <w:vAlign w:val="center"/>
+            <w:vAlign w:val="top"/>
             <w:hideMark/>
           </w:tcPr>
           <w:p>
@@ -458,6 +611,8 @@
             <w:r>
               <w:rPr>
                 <w:b/>
+                <w:color w:val="000000"/>
+                <w:sz w:val="20"/>
               </w:rPr>
               <w:t>SPACE 1.2</w:t>
             </w:r>
@@ -466,22 +621,78 @@
         <w:tc>
           <w:tcPr>
             <w:tcW w:w="0" w:type="auto"/>
-            <w:vAlign w:val="center"/>
+            <w:vAlign w:val="top"/>
             <w:hideMark/>
           </w:tcPr>
           <w:p>
             <w:pPr>
+              <w:keepLines/>
+              <w:spacing w:after="140"/>
+            </w:pPr>
+            <w:r>
+              <w:rPr>
+                <w:color w:val="000000"/>
+              </w:rPr>
+            </w:r>
+            <w:r>
+              <w:rPr>
+                <w:b/>
+                <w:color w:val="000000"/>
+                <w:sz w:val="21"/>
+              </w:rPr>
+              <w:t>Main screen</w:t>
+              <w:br/>
+            </w:r>
+            <w:r>
+              <w:rPr>
+                <w:color w:val="000000"/>
+                <w:sz w:val="21"/>
+              </w:rPr>
+              <w:t>You arrive in a garden. A plant catches your attention — what is it, and what role does it play here?</w:t>
+            </w:r>
+          </w:p>
+          <w:p>
+            <w:pPr>
+              <w:keepLines/>
+              <w:spacing w:after="140"/>
+            </w:pPr>
+            <w:r>
+              <w:rPr>
+                <w:b/>
+                <w:color w:val="000000"/>
+                <w:sz w:val="21"/>
+              </w:rPr>
+              <w:t>Control panel info</w:t>
+              <w:br/>
+            </w:r>
+            <w:r>
+              <w:rPr>
+                <w:color w:val="000000"/>
+                <w:sz w:val="21"/>
+              </w:rPr>
+              <w:t>The Control panel remains available. No additional fixed body text is shown; the garden illustration opens independently.</w:t>
+            </w:r>
+          </w:p>
+          <w:p>
+            <w:pPr>
+              <w:keepLines/>
               <w:spacing w:after="60"/>
+            </w:pPr>
+            <w:r>
               <w:rPr>
                 <w:b/>
-              </w:rPr>
-            </w:pPr>
-            <w:r>
-              <w:rPr>
-                <w:b/>
-                <w:bCs/>
-              </w:rPr>
-              <w:t>You arrive in a garden. A plant catches your attention — what is it, and what role does it play here?</w:t>
+                <w:color w:val="000000"/>
+                <w:sz w:val="21"/>
+              </w:rPr>
+              <w:t>HINTS</w:t>
+              <w:br/>
+            </w:r>
+            <w:r>
+              <w:rPr>
+                <w:color w:val="000000"/>
+                <w:sz w:val="21"/>
+              </w:rPr>
+              <w:t>Use Continue below.</w:t>
             </w:r>
           </w:p>
         </w:tc>
@@ -489,11 +700,12 @@
       <w:tr>
         <w:trPr>
           <w:tblCellSpacing w:w="15" w:type="dxa"/>
+          <w:cantSplit/>
         </w:trPr>
         <w:tc>
           <w:tcPr>
             <w:tcW w:w="0" w:type="auto"/>
-            <w:vAlign w:val="center"/>
+            <w:vAlign w:val="top"/>
             <w:hideMark/>
           </w:tcPr>
           <w:p>
@@ -506,6 +718,8 @@
             <w:r>
               <w:rPr>
                 <w:b/>
+                <w:color w:val="000000"/>
+                <w:sz w:val="20"/>
               </w:rPr>
               <w:t>SPACE 1.3</w:t>
             </w:r>
@@ -514,22 +728,78 @@
         <w:tc>
           <w:tcPr>
             <w:tcW w:w="0" w:type="auto"/>
-            <w:vAlign w:val="center"/>
+            <w:vAlign w:val="top"/>
             <w:hideMark/>
           </w:tcPr>
           <w:p>
             <w:pPr>
+              <w:keepLines/>
+              <w:spacing w:after="140"/>
+            </w:pPr>
+            <w:r>
+              <w:rPr>
+                <w:color w:val="000000"/>
+              </w:rPr>
+            </w:r>
+            <w:r>
+              <w:rPr>
+                <w:b/>
+                <w:color w:val="000000"/>
+                <w:sz w:val="21"/>
+              </w:rPr>
+              <w:t>Main screen</w:t>
+              <w:br/>
+            </w:r>
+            <w:r>
+              <w:rPr>
+                <w:color w:val="000000"/>
+                <w:sz w:val="21"/>
+              </w:rPr>
+              <w:t>A Project brings together the plants, observations and guidance for a real place. Areas organise different parts of that place.</w:t>
+            </w:r>
+          </w:p>
+          <w:p>
+            <w:pPr>
+              <w:keepLines/>
+              <w:spacing w:after="140"/>
+            </w:pPr>
+            <w:r>
+              <w:rPr>
+                <w:b/>
+                <w:color w:val="000000"/>
+                <w:sz w:val="21"/>
+              </w:rPr>
+              <w:t>Control panel info</w:t>
+              <w:br/>
+            </w:r>
+            <w:r>
+              <w:rPr>
+                <w:color w:val="000000"/>
+                <w:sz w:val="21"/>
+              </w:rPr>
+              <w:t>Start with an Area, add a Totem for orientation, then place Plant Orbs and Notes. In a full Project, you can publish a guide and keep its information current.</w:t>
+            </w:r>
+          </w:p>
+          <w:p>
+            <w:pPr>
+              <w:keepLines/>
               <w:spacing w:after="60"/>
+            </w:pPr>
+            <w:r>
               <w:rPr>
                 <w:b/>
-              </w:rPr>
-            </w:pPr>
-            <w:r>
-              <w:rPr>
-                <w:b/>
-                <w:bCs/>
-              </w:rPr>
-              <w:t>A Project brings together the plants, observations and guidance for a real place. Areas organise different parts of that place.</w:t>
+                <w:color w:val="000000"/>
+                <w:sz w:val="21"/>
+              </w:rPr>
+              <w:t>HINTS</w:t>
+              <w:br/>
+            </w:r>
+            <w:r>
+              <w:rPr>
+                <w:color w:val="000000"/>
+                <w:sz w:val="21"/>
+              </w:rPr>
+              <w:t>Use Continue below.</w:t>
             </w:r>
           </w:p>
         </w:tc>
@@ -537,11 +807,12 @@
       <w:tr>
         <w:trPr>
           <w:tblCellSpacing w:w="15" w:type="dxa"/>
+          <w:cantSplit/>
         </w:trPr>
         <w:tc>
           <w:tcPr>
             <w:tcW w:w="0" w:type="auto"/>
-            <w:vAlign w:val="center"/>
+            <w:vAlign w:val="top"/>
             <w:hideMark/>
           </w:tcPr>
           <w:p>
@@ -554,6 +825,8 @@
             <w:r>
               <w:rPr>
                 <w:b/>
+                <w:color w:val="000000"/>
+                <w:sz w:val="20"/>
               </w:rPr>
               <w:t>SPACE 1.4</w:t>
             </w:r>
@@ -562,22 +835,78 @@
         <w:tc>
           <w:tcPr>
             <w:tcW w:w="0" w:type="auto"/>
-            <w:vAlign w:val="center"/>
+            <w:vAlign w:val="top"/>
             <w:hideMark/>
           </w:tcPr>
           <w:p>
             <w:pPr>
+              <w:keepLines/>
+              <w:spacing w:after="140"/>
+            </w:pPr>
+            <w:r>
+              <w:rPr>
+                <w:color w:val="000000"/>
+              </w:rPr>
+            </w:r>
+            <w:r>
+              <w:rPr>
+                <w:b/>
+                <w:color w:val="000000"/>
+                <w:sz w:val="21"/>
+              </w:rPr>
+              <w:t>Main screen</w:t>
+              <w:br/>
+            </w:r>
+            <w:r>
+              <w:rPr>
+                <w:color w:val="000000"/>
+                <w:sz w:val="21"/>
+              </w:rPr>
+              <w:t>In this demo, you’ll explore two plants, add an observation and see how Areas connect.</w:t>
+            </w:r>
+          </w:p>
+          <w:p>
+            <w:pPr>
+              <w:keepLines/>
+              <w:spacing w:after="140"/>
+            </w:pPr>
+            <w:r>
+              <w:rPr>
+                <w:b/>
+                <w:color w:val="000000"/>
+                <w:sz w:val="21"/>
+              </w:rPr>
+              <w:t>Control panel info</w:t>
+              <w:br/>
+            </w:r>
+            <w:r>
+              <w:rPr>
+                <w:color w:val="000000"/>
+                <w:sz w:val="21"/>
+              </w:rPr>
+              <w:t>Selected plant information or Note options remain available; this section adds no fixed Control panel paragraph.</w:t>
+            </w:r>
+          </w:p>
+          <w:p>
+            <w:pPr>
+              <w:keepLines/>
               <w:spacing w:after="60"/>
+            </w:pPr>
+            <w:r>
               <w:rPr>
                 <w:b/>
-              </w:rPr>
-            </w:pPr>
-            <w:r>
-              <w:rPr>
-                <w:b/>
-                <w:bCs/>
-              </w:rPr>
-              <w:t>In this demo, you’ll explore two plants, add an observation and see how Areas connect.</w:t>
+                <w:color w:val="000000"/>
+                <w:sz w:val="21"/>
+              </w:rPr>
+              <w:t>HINTS</w:t>
+              <w:br/>
+            </w:r>
+            <w:r>
+              <w:rPr>
+                <w:color w:val="000000"/>
+                <w:sz w:val="21"/>
+              </w:rPr>
+              <w:t>Use See Area Totems below.</w:t>
             </w:r>
           </w:p>
         </w:tc>
@@ -585,11 +914,12 @@
       <w:tr>
         <w:trPr>
           <w:tblCellSpacing w:w="15" w:type="dxa"/>
+          <w:cantSplit/>
         </w:trPr>
         <w:tc>
           <w:tcPr>
             <w:tcW w:w="0" w:type="auto"/>
-            <w:vAlign w:val="center"/>
+            <w:vAlign w:val="top"/>
             <w:hideMark/>
           </w:tcPr>
           <w:p>
@@ -602,6 +932,8 @@
             <w:r>
               <w:rPr>
                 <w:b/>
+                <w:color w:val="000000"/>
+                <w:sz w:val="20"/>
               </w:rPr>
               <w:t>SPACE 1.5</w:t>
             </w:r>
@@ -610,22 +942,78 @@
         <w:tc>
           <w:tcPr>
             <w:tcW w:w="0" w:type="auto"/>
-            <w:vAlign w:val="center"/>
+            <w:vAlign w:val="top"/>
             <w:hideMark/>
           </w:tcPr>
           <w:p>
             <w:pPr>
+              <w:keepLines/>
+              <w:spacing w:after="140"/>
+            </w:pPr>
+            <w:r>
+              <w:rPr>
+                <w:color w:val="000000"/>
+              </w:rPr>
+            </w:r>
+            <w:r>
+              <w:rPr>
+                <w:b/>
+                <w:color w:val="000000"/>
+                <w:sz w:val="21"/>
+              </w:rPr>
+              <w:t>Main screen</w:t>
+              <w:br/>
+            </w:r>
+            <w:r>
+              <w:rPr>
+                <w:color w:val="000000"/>
+                <w:sz w:val="21"/>
+              </w:rPr>
+              <w:t>The same place can support a visitor’s curiosity, a school activity or a land steward’s work.</w:t>
+            </w:r>
+          </w:p>
+          <w:p>
+            <w:pPr>
+              <w:keepLines/>
+              <w:spacing w:after="140"/>
+            </w:pPr>
+            <w:r>
+              <w:rPr>
+                <w:b/>
+                <w:color w:val="000000"/>
+                <w:sz w:val="21"/>
+              </w:rPr>
+              <w:t>Control panel info</w:t>
+              <w:br/>
+            </w:r>
+            <w:r>
+              <w:rPr>
+                <w:color w:val="000000"/>
+                <w:sz w:val="21"/>
+              </w:rPr>
+              <w:t>The selected learning connection remains available; this section adds no fixed Control panel paragraph.</w:t>
+            </w:r>
+          </w:p>
+          <w:p>
+            <w:pPr>
+              <w:keepLines/>
               <w:spacing w:after="60"/>
+            </w:pPr>
+            <w:r>
               <w:rPr>
                 <w:b/>
-              </w:rPr>
-            </w:pPr>
-            <w:r>
-              <w:rPr>
-                <w:b/>
-                <w:bCs/>
-              </w:rPr>
-              <w:t>The same place can support a visitor’s curiosity, a school activity or a land steward’s work.</w:t>
+                <w:color w:val="000000"/>
+                <w:sz w:val="21"/>
+              </w:rPr>
+              <w:t>HINTS</w:t>
+              <w:br/>
+            </w:r>
+            <w:r>
+              <w:rPr>
+                <w:color w:val="000000"/>
+                <w:sz w:val="21"/>
+              </w:rPr>
+              <w:t>Use See the connected result below.</w:t>
             </w:r>
           </w:p>
         </w:tc>
@@ -633,11 +1021,12 @@
       <w:tr>
         <w:trPr>
           <w:tblCellSpacing w:w="15" w:type="dxa"/>
+          <w:cantSplit/>
         </w:trPr>
         <w:tc>
           <w:tcPr>
             <w:tcW w:w="0" w:type="auto"/>
-            <w:vAlign w:val="center"/>
+            <w:vAlign w:val="top"/>
             <w:hideMark/>
           </w:tcPr>
           <w:p>
@@ -650,6 +1039,8 @@
             <w:r>
               <w:rPr>
                 <w:b/>
+                <w:color w:val="000000"/>
+                <w:sz w:val="20"/>
               </w:rPr>
               <w:t>ELEMENTS 1.1</w:t>
             </w:r>
@@ -658,22 +1049,78 @@
         <w:tc>
           <w:tcPr>
             <w:tcW w:w="0" w:type="auto"/>
-            <w:vAlign w:val="center"/>
+            <w:vAlign w:val="top"/>
             <w:hideMark/>
           </w:tcPr>
           <w:p>
             <w:pPr>
+              <w:keepLines/>
+              <w:spacing w:after="140"/>
+            </w:pPr>
+            <w:r>
+              <w:rPr>
+                <w:color w:val="000000"/>
+              </w:rPr>
+            </w:r>
+            <w:r>
+              <w:rPr>
+                <w:b/>
+                <w:color w:val="000000"/>
+                <w:sz w:val="21"/>
+              </w:rPr>
+              <w:t>Main screen</w:t>
+              <w:br/>
+            </w:r>
+            <w:r>
+              <w:rPr>
+                <w:color w:val="000000"/>
+                <w:sz w:val="21"/>
+              </w:rPr>
+              <w:t>A plant profile brings together its identity, ecology, care and uses, alongside local knowledge and sources.</w:t>
+            </w:r>
+          </w:p>
+          <w:p>
+            <w:pPr>
+              <w:keepLines/>
+              <w:spacing w:after="140"/>
+            </w:pPr>
+            <w:r>
+              <w:rPr>
+                <w:b/>
+                <w:color w:val="000000"/>
+                <w:sz w:val="21"/>
+              </w:rPr>
+              <w:t>Control panel info</w:t>
+              <w:br/>
+            </w:r>
+            <w:r>
+              <w:rPr>
+                <w:color w:val="000000"/>
+                <w:sz w:val="21"/>
+              </w:rPr>
+              <w:t>The Control panel remains available. No new body text or tutorial photo is introduced at this step.</w:t>
+            </w:r>
+          </w:p>
+          <w:p>
+            <w:pPr>
+              <w:keepLines/>
               <w:spacing w:after="60"/>
+            </w:pPr>
+            <w:r>
               <w:rPr>
                 <w:b/>
-              </w:rPr>
-            </w:pPr>
-            <w:r>
-              <w:rPr>
-                <w:b/>
-                <w:bCs/>
-              </w:rPr>
-              <w:t>A plant profile brings together its identity, ecology, care and uses, alongside local knowledge and sources.</w:t>
+                <w:color w:val="000000"/>
+                <w:sz w:val="21"/>
+              </w:rPr>
+              <w:t>HINTS</w:t>
+              <w:br/>
+            </w:r>
+            <w:r>
+              <w:rPr>
+                <w:color w:val="000000"/>
+                <w:sz w:val="21"/>
+              </w:rPr>
+              <w:t>Use Continue below.</w:t>
             </w:r>
           </w:p>
         </w:tc>
@@ -681,11 +1128,12 @@
       <w:tr>
         <w:trPr>
           <w:tblCellSpacing w:w="15" w:type="dxa"/>
+          <w:cantSplit/>
         </w:trPr>
         <w:tc>
           <w:tcPr>
             <w:tcW w:w="0" w:type="auto"/>
-            <w:vAlign w:val="center"/>
+            <w:vAlign w:val="top"/>
             <w:hideMark/>
           </w:tcPr>
           <w:p>
@@ -698,6 +1146,8 @@
             <w:r>
               <w:rPr>
                 <w:b/>
+                <w:color w:val="000000"/>
+                <w:sz w:val="20"/>
               </w:rPr>
               <w:t>ELEMENTS 1.2</w:t>
             </w:r>
@@ -706,22 +1156,78 @@
         <w:tc>
           <w:tcPr>
             <w:tcW w:w="0" w:type="auto"/>
-            <w:vAlign w:val="center"/>
+            <w:vAlign w:val="top"/>
             <w:hideMark/>
           </w:tcPr>
           <w:p>
             <w:pPr>
+              <w:keepLines/>
+              <w:spacing w:after="140"/>
+            </w:pPr>
+            <w:r>
+              <w:rPr>
+                <w:color w:val="000000"/>
+              </w:rPr>
+            </w:r>
+            <w:r>
+              <w:rPr>
+                <w:b/>
+                <w:color w:val="000000"/>
+                <w:sz w:val="21"/>
+              </w:rPr>
+              <w:t>Main screen</w:t>
+              <w:br/>
+            </w:r>
+            <w:r>
+              <w:rPr>
+                <w:color w:val="000000"/>
+                <w:sz w:val="21"/>
+              </w:rPr>
+              <w:t>Totem signs help you find your way through an Area, pointing towards plants, Notes and other Areas.</w:t>
+            </w:r>
+          </w:p>
+          <w:p>
+            <w:pPr>
+              <w:keepLines/>
+              <w:spacing w:after="140"/>
+            </w:pPr>
+            <w:r>
+              <w:rPr>
+                <w:b/>
+                <w:color w:val="000000"/>
+                <w:sz w:val="21"/>
+              </w:rPr>
+              <w:t>Control panel info</w:t>
+              <w:br/>
+            </w:r>
+            <w:r>
+              <w:rPr>
+                <w:color w:val="000000"/>
+                <w:sz w:val="21"/>
+              </w:rPr>
+              <w:t>The Control panel remains available beside the Area illustration. No new fixed body text is shown.</w:t>
+            </w:r>
+          </w:p>
+          <w:p>
+            <w:pPr>
+              <w:keepLines/>
               <w:spacing w:after="60"/>
+            </w:pPr>
+            <w:r>
               <w:rPr>
                 <w:b/>
-              </w:rPr>
-            </w:pPr>
-            <w:r>
-              <w:rPr>
-                <w:b/>
-                <w:bCs/>
-              </w:rPr>
-              <w:t>Totem signs help you find your way through an Area, pointing towards plants, Notes and other Areas.</w:t>
+                <w:color w:val="000000"/>
+                <w:sz w:val="21"/>
+              </w:rPr>
+              <w:t>HINTS</w:t>
+              <w:br/>
+            </w:r>
+            <w:r>
+              <w:rPr>
+                <w:color w:val="000000"/>
+                <w:sz w:val="21"/>
+              </w:rPr>
+              <w:t>Use Continue below.</w:t>
             </w:r>
           </w:p>
         </w:tc>
@@ -729,11 +1235,12 @@
       <w:tr>
         <w:trPr>
           <w:tblCellSpacing w:w="15" w:type="dxa"/>
+          <w:cantSplit/>
         </w:trPr>
         <w:tc>
           <w:tcPr>
             <w:tcW w:w="0" w:type="auto"/>
-            <w:vAlign w:val="center"/>
+            <w:vAlign w:val="top"/>
             <w:hideMark/>
           </w:tcPr>
           <w:p>
@@ -746,6 +1253,8 @@
             <w:r>
               <w:rPr>
                 <w:b/>
+                <w:color w:val="000000"/>
+                <w:sz w:val="20"/>
               </w:rPr>
               <w:t>ELEMENTS 1.3</w:t>
             </w:r>
@@ -754,22 +1263,78 @@
         <w:tc>
           <w:tcPr>
             <w:tcW w:w="0" w:type="auto"/>
-            <w:vAlign w:val="center"/>
+            <w:vAlign w:val="top"/>
             <w:hideMark/>
           </w:tcPr>
           <w:p>
             <w:pPr>
+              <w:keepLines/>
+              <w:spacing w:after="140"/>
+            </w:pPr>
+            <w:r>
+              <w:rPr>
+                <w:color w:val="000000"/>
+              </w:rPr>
+            </w:r>
+            <w:r>
+              <w:rPr>
+                <w:b/>
+                <w:color w:val="000000"/>
+                <w:sz w:val="21"/>
+              </w:rPr>
+              <w:t>Main screen</w:t>
+              <w:br/>
+            </w:r>
+            <w:r>
+              <w:rPr>
+                <w:color w:val="000000"/>
+                <w:sz w:val="21"/>
+              </w:rPr>
+              <w:t>Start with Pigeon Pea. Aim at the plant, or choose a location for its digital tag.</w:t>
+            </w:r>
+          </w:p>
+          <w:p>
+            <w:pPr>
+              <w:keepLines/>
+              <w:spacing w:after="140"/>
+            </w:pPr>
+            <w:r>
+              <w:rPr>
+                <w:b/>
+                <w:color w:val="000000"/>
+                <w:sz w:val="21"/>
+              </w:rPr>
+              <w:t>Control panel info</w:t>
+              <w:br/>
+            </w:r>
+            <w:r>
+              <w:rPr>
+                <w:color w:val="000000"/>
+                <w:sz w:val="21"/>
+              </w:rPr>
+              <w:t>Placement controls remain available; plant media stays closed until plant information is opened.</w:t>
+            </w:r>
+          </w:p>
+          <w:p>
+            <w:pPr>
+              <w:keepLines/>
               <w:spacing w:after="60"/>
+            </w:pPr>
+            <w:r>
               <w:rPr>
                 <w:b/>
-              </w:rPr>
-            </w:pPr>
-            <w:r>
-              <w:rPr>
-                <w:b/>
-                <w:bCs/>
-              </w:rPr>
-              <w:t>Start with Pigeon Pea. Aim at the plant, or choose a location for its digital tag.</w:t>
+                <w:color w:val="000000"/>
+                <w:sz w:val="21"/>
+              </w:rPr>
+              <w:t>HINTS</w:t>
+              <w:br/>
+            </w:r>
+            <w:r>
+              <w:rPr>
+                <w:color w:val="000000"/>
+                <w:sz w:val="21"/>
+              </w:rPr>
+              <w:t>Aim toward the plant or tag location. Use the right joystick up or down to adjust distance.</w:t>
             </w:r>
           </w:p>
         </w:tc>
@@ -777,11 +1342,12 @@
       <w:tr>
         <w:trPr>
           <w:tblCellSpacing w:w="15" w:type="dxa"/>
+          <w:cantSplit/>
         </w:trPr>
         <w:tc>
           <w:tcPr>
             <w:tcW w:w="0" w:type="auto"/>
-            <w:vAlign w:val="center"/>
+            <w:vAlign w:val="top"/>
             <w:hideMark/>
           </w:tcPr>
           <w:p>
@@ -794,6 +1360,8 @@
             <w:r>
               <w:rPr>
                 <w:b/>
+                <w:color w:val="000000"/>
+                <w:sz w:val="20"/>
               </w:rPr>
               <w:t>ELEMENTS 1.4</w:t>
             </w:r>
@@ -802,22 +1370,78 @@
         <w:tc>
           <w:tcPr>
             <w:tcW w:w="0" w:type="auto"/>
-            <w:vAlign w:val="center"/>
+            <w:vAlign w:val="top"/>
             <w:hideMark/>
           </w:tcPr>
           <w:p>
             <w:pPr>
+              <w:keepLines/>
+              <w:spacing w:after="140"/>
+            </w:pPr>
+            <w:r>
+              <w:rPr>
+                <w:color w:val="000000"/>
+              </w:rPr>
+            </w:r>
+            <w:r>
+              <w:rPr>
+                <w:b/>
+                <w:color w:val="000000"/>
+                <w:sz w:val="21"/>
+              </w:rPr>
+              <w:t>Main screen</w:t>
+              <w:br/>
+            </w:r>
+            <w:r>
+              <w:rPr>
+                <w:color w:val="000000"/>
+                <w:sz w:val="21"/>
+              </w:rPr>
+              <w:t>The tag connects this plant profile to a location in the landscape.</w:t>
+            </w:r>
+          </w:p>
+          <w:p>
+            <w:pPr>
+              <w:keepLines/>
+              <w:spacing w:after="140"/>
+            </w:pPr>
+            <w:r>
+              <w:rPr>
+                <w:b/>
+                <w:color w:val="000000"/>
+                <w:sz w:val="21"/>
+              </w:rPr>
+              <w:t>Control panel info</w:t>
+              <w:br/>
+            </w:r>
+            <w:r>
+              <w:rPr>
+                <w:color w:val="000000"/>
+                <w:sz w:val="21"/>
+              </w:rPr>
+              <w:t>Placement controls remain available. No new fixed body text is shown.</w:t>
+            </w:r>
+          </w:p>
+          <w:p>
+            <w:pPr>
+              <w:keepLines/>
               <w:spacing w:after="60"/>
+            </w:pPr>
+            <w:r>
               <w:rPr>
                 <w:b/>
-              </w:rPr>
-            </w:pPr>
-            <w:r>
-              <w:rPr>
-                <w:b/>
-                <w:bCs/>
-              </w:rPr>
-              <w:t>The tag connects this plant profile to a location in the landscape.</w:t>
+                <w:color w:val="000000"/>
+                <w:sz w:val="21"/>
+              </w:rPr>
+              <w:t>HINTS</w:t>
+              <w:br/>
+            </w:r>
+            <w:r>
+              <w:rPr>
+                <w:color w:val="000000"/>
+                <w:sz w:val="21"/>
+              </w:rPr>
+              <w:t>Use Continue below.</w:t>
             </w:r>
           </w:p>
         </w:tc>
@@ -825,11 +1449,12 @@
       <w:tr>
         <w:trPr>
           <w:tblCellSpacing w:w="15" w:type="dxa"/>
+          <w:cantSplit/>
         </w:trPr>
         <w:tc>
           <w:tcPr>
             <w:tcW w:w="0" w:type="auto"/>
-            <w:vAlign w:val="center"/>
+            <w:vAlign w:val="top"/>
             <w:hideMark/>
           </w:tcPr>
           <w:p>
@@ -842,6 +1467,8 @@
             <w:r>
               <w:rPr>
                 <w:b/>
+                <w:color w:val="000000"/>
+                <w:sz w:val="20"/>
               </w:rPr>
               <w:t>ELEMENTS 1.5</w:t>
             </w:r>
@@ -850,22 +1477,78 @@
         <w:tc>
           <w:tcPr>
             <w:tcW w:w="0" w:type="auto"/>
-            <w:vAlign w:val="center"/>
+            <w:vAlign w:val="top"/>
             <w:hideMark/>
           </w:tcPr>
           <w:p>
             <w:pPr>
+              <w:keepLines/>
+              <w:spacing w:after="140"/>
+            </w:pPr>
+            <w:r>
+              <w:rPr>
+                <w:color w:val="000000"/>
+              </w:rPr>
+            </w:r>
+            <w:r>
+              <w:rPr>
+                <w:b/>
+                <w:color w:val="000000"/>
+                <w:sz w:val="21"/>
+              </w:rPr>
+              <w:t>Main screen</w:t>
+              <w:br/>
+            </w:r>
+            <w:r>
+              <w:rPr>
+                <w:color w:val="000000"/>
+                <w:sz w:val="21"/>
+              </w:rPr>
+              <w:t>Adjust the tag’s distance, then confirm its position.</w:t>
+            </w:r>
+          </w:p>
+          <w:p>
+            <w:pPr>
+              <w:keepLines/>
+              <w:spacing w:after="140"/>
+            </w:pPr>
+            <w:r>
+              <w:rPr>
+                <w:b/>
+                <w:color w:val="000000"/>
+                <w:sz w:val="21"/>
+              </w:rPr>
+              <w:t>Control panel info</w:t>
+              <w:br/>
+            </w:r>
+            <w:r>
+              <w:rPr>
+                <w:color w:val="000000"/>
+                <w:sz w:val="21"/>
+              </w:rPr>
+              <w:t>Place Pigeon Pea. A Plant Orb attaches this plant’s information to a real place. Pigeon Pea is our first example.</w:t>
+            </w:r>
+          </w:p>
+          <w:p>
+            <w:pPr>
+              <w:keepLines/>
               <w:spacing w:after="60"/>
+            </w:pPr>
+            <w:r>
               <w:rPr>
                 <w:b/>
-              </w:rPr>
-            </w:pPr>
-            <w:r>
-              <w:rPr>
-                <w:b/>
-                <w:bCs/>
-              </w:rPr>
-              <w:t>Adjust the tag’s distance, then confirm its position.</w:t>
+                <w:color w:val="000000"/>
+                <w:sz w:val="21"/>
+              </w:rPr>
+              <w:t>HINTS</w:t>
+              <w:br/>
+            </w:r>
+            <w:r>
+              <w:rPr>
+                <w:color w:val="000000"/>
+                <w:sz w:val="21"/>
+              </w:rPr>
+              <w:t>Aim at the real plant or desired tag location, then press the controller trigger to place it. Use the right joystick to adjust distance.</w:t>
             </w:r>
           </w:p>
         </w:tc>
@@ -873,11 +1556,12 @@
       <w:tr>
         <w:trPr>
           <w:tblCellSpacing w:w="15" w:type="dxa"/>
+          <w:cantSplit/>
         </w:trPr>
         <w:tc>
           <w:tcPr>
             <w:tcW w:w="0" w:type="auto"/>
-            <w:vAlign w:val="center"/>
+            <w:vAlign w:val="top"/>
             <w:hideMark/>
           </w:tcPr>
           <w:p>
@@ -890,6 +1574,8 @@
             <w:r>
               <w:rPr>
                 <w:b/>
+                <w:color w:val="000000"/>
+                <w:sz w:val="20"/>
               </w:rPr>
               <w:t>ELEMENTS 1.6</w:t>
             </w:r>
@@ -898,22 +1584,78 @@
         <w:tc>
           <w:tcPr>
             <w:tcW w:w="0" w:type="auto"/>
-            <w:vAlign w:val="center"/>
+            <w:vAlign w:val="top"/>
             <w:hideMark/>
           </w:tcPr>
           <w:p>
             <w:pPr>
+              <w:keepLines/>
+              <w:spacing w:after="140"/>
+            </w:pPr>
+            <w:r>
+              <w:rPr>
+                <w:color w:val="000000"/>
+              </w:rPr>
+            </w:r>
+            <w:r>
+              <w:rPr>
+                <w:b/>
+                <w:color w:val="000000"/>
+                <w:sz w:val="21"/>
+              </w:rPr>
+              <w:t>Main screen</w:t>
+              <w:br/>
+            </w:r>
+            <w:r>
+              <w:rPr>
+                <w:color w:val="000000"/>
+                <w:sz w:val="21"/>
+              </w:rPr>
+              <w:t>This digital tag is a Plant Orb. Select it to open the plant profile, or hold it to move it.</w:t>
+            </w:r>
+          </w:p>
+          <w:p>
+            <w:pPr>
+              <w:keepLines/>
+              <w:spacing w:after="140"/>
+            </w:pPr>
+            <w:r>
+              <w:rPr>
+                <w:b/>
+                <w:color w:val="000000"/>
+                <w:sz w:val="21"/>
+              </w:rPr>
+              <w:t>Control panel info</w:t>
+              <w:br/>
+            </w:r>
+            <w:r>
+              <w:rPr>
+                <w:color w:val="000000"/>
+                <w:sz w:val="21"/>
+              </w:rPr>
+              <w:t>Plant information opens after the Orb is selected. No fixed paragraph replaces the current selection.</w:t>
+            </w:r>
+          </w:p>
+          <w:p>
+            <w:pPr>
+              <w:keepLines/>
               <w:spacing w:after="60"/>
+            </w:pPr>
+            <w:r>
               <w:rPr>
                 <w:b/>
-              </w:rPr>
-            </w:pPr>
-            <w:r>
-              <w:rPr>
-                <w:b/>
-                <w:bCs/>
-              </w:rPr>
-              <w:t>This digital tag is a Plant Orb. Select it to open the plant profile, or hold it to move it.</w:t>
+                <w:color w:val="000000"/>
+                <w:sz w:val="21"/>
+              </w:rPr>
+              <w:t>HINTS</w:t>
+              <w:br/>
+            </w:r>
+            <w:r>
+              <w:rPr>
+                <w:color w:val="000000"/>
+                <w:sz w:val="21"/>
+              </w:rPr>
+              <w:t>Press the Plant Orb to open its information. Press and hold it to move it.</w:t>
             </w:r>
           </w:p>
         </w:tc>
@@ -921,11 +1663,12 @@
       <w:tr>
         <w:trPr>
           <w:tblCellSpacing w:w="15" w:type="dxa"/>
+          <w:cantSplit/>
         </w:trPr>
         <w:tc>
           <w:tcPr>
             <w:tcW w:w="0" w:type="auto"/>
-            <w:vAlign w:val="center"/>
+            <w:vAlign w:val="top"/>
             <w:hideMark/>
           </w:tcPr>
           <w:p>
@@ -938,6 +1681,8 @@
             <w:r>
               <w:rPr>
                 <w:b/>
+                <w:color w:val="000000"/>
+                <w:sz w:val="20"/>
               </w:rPr>
               <w:t>ELEMENTS 1.7</w:t>
             </w:r>
@@ -946,22 +1691,78 @@
         <w:tc>
           <w:tcPr>
             <w:tcW w:w="0" w:type="auto"/>
-            <w:vAlign w:val="center"/>
+            <w:vAlign w:val="top"/>
             <w:hideMark/>
           </w:tcPr>
           <w:p>
             <w:pPr>
+              <w:keepLines/>
+              <w:spacing w:after="140"/>
+            </w:pPr>
+            <w:r>
+              <w:rPr>
+                <w:color w:val="000000"/>
+              </w:rPr>
+            </w:r>
+            <w:r>
+              <w:rPr>
+                <w:b/>
+                <w:color w:val="000000"/>
+                <w:sz w:val="21"/>
+              </w:rPr>
+              <w:t>Main screen</w:t>
+              <w:br/>
+            </w:r>
+            <w:r>
+              <w:rPr>
+                <w:color w:val="000000"/>
+                <w:sz w:val="21"/>
+              </w:rPr>
+              <w:t>Explore Pigeon Pea’s information cells to discover its characteristics and roles.</w:t>
+            </w:r>
+          </w:p>
+          <w:p>
+            <w:pPr>
+              <w:keepLines/>
+              <w:spacing w:after="140"/>
+            </w:pPr>
+            <w:r>
+              <w:rPr>
+                <w:b/>
+                <w:color w:val="000000"/>
+                <w:sz w:val="21"/>
+              </w:rPr>
+              <w:t>Control panel info</w:t>
+              <w:br/>
+            </w:r>
+            <w:r>
+              <w:rPr>
+                <w:color w:val="000000"/>
+                <w:sz w:val="21"/>
+              </w:rPr>
+              <w:t>The selected Pigeon Pea information cell opens here. Its path, body and sources depend on the cell selected.</w:t>
+            </w:r>
+          </w:p>
+          <w:p>
+            <w:pPr>
+              <w:keepLines/>
               <w:spacing w:after="60"/>
+            </w:pPr>
+            <w:r>
               <w:rPr>
                 <w:b/>
-              </w:rPr>
-            </w:pPr>
-            <w:r>
-              <w:rPr>
-                <w:b/>
-                <w:bCs/>
-              </w:rPr>
-              <w:t>Explore Pigeon Pea’s information cells to discover its characteristics and roles.</w:t>
+                <w:color w:val="000000"/>
+                <w:sz w:val="21"/>
+              </w:rPr>
+              <w:t>HINTS</w:t>
+              <w:br/>
+            </w:r>
+            <w:r>
+              <w:rPr>
+                <w:color w:val="000000"/>
+                <w:sz w:val="21"/>
+              </w:rPr>
+              <w:t>Press and hold the Orb to move it. While holding it, move the right joystick to bring it closer or further away. Press a cell once to expand plant information.</w:t>
             </w:r>
           </w:p>
         </w:tc>
@@ -969,11 +1770,12 @@
       <w:tr>
         <w:trPr>
           <w:tblCellSpacing w:w="15" w:type="dxa"/>
+          <w:cantSplit/>
         </w:trPr>
         <w:tc>
           <w:tcPr>
             <w:tcW w:w="0" w:type="auto"/>
-            <w:vAlign w:val="center"/>
+            <w:vAlign w:val="top"/>
             <w:hideMark/>
           </w:tcPr>
           <w:p>
@@ -986,6 +1788,8 @@
             <w:r>
               <w:rPr>
                 <w:b/>
+                <w:color w:val="000000"/>
+                <w:sz w:val="20"/>
               </w:rPr>
               <w:t>ELEMENTS 1.8</w:t>
             </w:r>
@@ -994,22 +1798,78 @@
         <w:tc>
           <w:tcPr>
             <w:tcW w:w="0" w:type="auto"/>
-            <w:vAlign w:val="center"/>
+            <w:vAlign w:val="top"/>
             <w:hideMark/>
           </w:tcPr>
           <w:p>
             <w:pPr>
+              <w:keepLines/>
+              <w:spacing w:after="140"/>
+            </w:pPr>
+            <w:r>
+              <w:rPr>
+                <w:color w:val="000000"/>
+              </w:rPr>
+            </w:r>
+            <w:r>
+              <w:rPr>
+                <w:b/>
+                <w:color w:val="000000"/>
+                <w:sz w:val="21"/>
+              </w:rPr>
+              <w:t>Main screen</w:t>
+              <w:br/>
+            </w:r>
+            <w:r>
+              <w:rPr>
+                <w:color w:val="000000"/>
+                <w:sz w:val="21"/>
+              </w:rPr>
+              <w:t>The same plant profile is also available in Web Mode, as a standard browser page.</w:t>
+            </w:r>
+          </w:p>
+          <w:p>
+            <w:pPr>
+              <w:keepLines/>
+              <w:spacing w:after="140"/>
+            </w:pPr>
+            <w:r>
+              <w:rPr>
+                <w:b/>
+                <w:color w:val="000000"/>
+                <w:sz w:val="21"/>
+              </w:rPr>
+              <w:t>Control panel info</w:t>
+              <w:br/>
+            </w:r>
+            <w:r>
+              <w:rPr>
+                <w:color w:val="000000"/>
+                <w:sz w:val="21"/>
+              </w:rPr>
+              <w:t>The currently selected plant information remains available in the Control panel.</w:t>
+            </w:r>
+          </w:p>
+          <w:p>
+            <w:pPr>
+              <w:keepLines/>
               <w:spacing w:after="60"/>
+            </w:pPr>
+            <w:r>
               <w:rPr>
                 <w:b/>
-              </w:rPr>
-            </w:pPr>
-            <w:r>
-              <w:rPr>
-                <w:b/>
-                <w:bCs/>
-              </w:rPr>
-              <w:t>The same plant profile is also available in Web Mode, as a standard browser page.</w:t>
+                <w:color w:val="000000"/>
+                <w:sz w:val="21"/>
+              </w:rPr>
+              <w:t>HINTS</w:t>
+              <w:br/>
+            </w:r>
+            <w:r>
+              <w:rPr>
+                <w:color w:val="000000"/>
+                <w:sz w:val="21"/>
+              </w:rPr>
+              <w:t>Use Continue below.</w:t>
             </w:r>
           </w:p>
         </w:tc>
@@ -1017,11 +1877,12 @@
       <w:tr>
         <w:trPr>
           <w:tblCellSpacing w:w="15" w:type="dxa"/>
+          <w:cantSplit/>
         </w:trPr>
         <w:tc>
           <w:tcPr>
             <w:tcW w:w="0" w:type="auto"/>
-            <w:vAlign w:val="center"/>
+            <w:vAlign w:val="top"/>
             <w:hideMark/>
           </w:tcPr>
           <w:p>
@@ -1034,6 +1895,8 @@
             <w:r>
               <w:rPr>
                 <w:b/>
+                <w:color w:val="000000"/>
+                <w:sz w:val="20"/>
               </w:rPr>
               <w:t>ELEMENTS 1.9</w:t>
             </w:r>
@@ -1042,22 +1905,78 @@
         <w:tc>
           <w:tcPr>
             <w:tcW w:w="0" w:type="auto"/>
-            <w:vAlign w:val="center"/>
+            <w:vAlign w:val="top"/>
             <w:hideMark/>
           </w:tcPr>
           <w:p>
             <w:pPr>
+              <w:keepLines/>
+              <w:spacing w:after="140"/>
+            </w:pPr>
+            <w:r>
+              <w:rPr>
+                <w:color w:val="000000"/>
+              </w:rPr>
+            </w:r>
+            <w:r>
+              <w:rPr>
+                <w:b/>
+                <w:color w:val="000000"/>
+                <w:sz w:val="21"/>
+              </w:rPr>
+              <w:t>Main screen</w:t>
+              <w:br/>
+            </w:r>
+            <w:r>
+              <w:rPr>
+                <w:color w:val="000000"/>
+                <w:sz w:val="21"/>
+              </w:rPr>
+              <w:t>Which of these characteristics could matter in this garden? Keep one in mind as you explore.</w:t>
+            </w:r>
+          </w:p>
+          <w:p>
+            <w:pPr>
+              <w:keepLines/>
+              <w:spacing w:after="140"/>
+            </w:pPr>
+            <w:r>
+              <w:rPr>
+                <w:b/>
+                <w:color w:val="000000"/>
+                <w:sz w:val="21"/>
+              </w:rPr>
+              <w:t>Control panel info</w:t>
+              <w:br/>
+            </w:r>
+            <w:r>
+              <w:rPr>
+                <w:color w:val="000000"/>
+                <w:sz w:val="21"/>
+              </w:rPr>
+              <w:t>The currently selected plant information remains available; this section adds no fixed paragraph.</w:t>
+            </w:r>
+          </w:p>
+          <w:p>
+            <w:pPr>
+              <w:keepLines/>
               <w:spacing w:after="60"/>
+            </w:pPr>
+            <w:r>
               <w:rPr>
                 <w:b/>
-              </w:rPr>
-            </w:pPr>
-            <w:r>
-              <w:rPr>
-                <w:b/>
-                <w:bCs/>
-              </w:rPr>
-              <w:t>Which of these characteristics could matter in this garden? Keep one in mind as you explore.</w:t>
+                <w:color w:val="000000"/>
+                <w:sz w:val="21"/>
+              </w:rPr>
+              <w:t>HINTS</w:t>
+              <w:br/>
+            </w:r>
+            <w:r>
+              <w:rPr>
+                <w:color w:val="000000"/>
+                <w:sz w:val="21"/>
+              </w:rPr>
+              <w:t>Use Continue below.</w:t>
             </w:r>
           </w:p>
         </w:tc>
@@ -1065,11 +1984,12 @@
       <w:tr>
         <w:trPr>
           <w:tblCellSpacing w:w="15" w:type="dxa"/>
+          <w:cantSplit/>
         </w:trPr>
         <w:tc>
           <w:tcPr>
             <w:tcW w:w="0" w:type="auto"/>
-            <w:vAlign w:val="center"/>
+            <w:vAlign w:val="top"/>
             <w:hideMark/>
           </w:tcPr>
           <w:p>
@@ -1082,6 +2002,8 @@
             <w:r>
               <w:rPr>
                 <w:b/>
+                <w:color w:val="000000"/>
+                <w:sz w:val="20"/>
               </w:rPr>
               <w:t>ELEMENTS 1.10</w:t>
             </w:r>
@@ -1090,22 +2012,78 @@
         <w:tc>
           <w:tcPr>
             <w:tcW w:w="0" w:type="auto"/>
-            <w:vAlign w:val="center"/>
+            <w:vAlign w:val="top"/>
             <w:hideMark/>
           </w:tcPr>
           <w:p>
             <w:pPr>
+              <w:keepLines/>
+              <w:spacing w:after="140"/>
+            </w:pPr>
+            <w:r>
+              <w:rPr>
+                <w:color w:val="000000"/>
+              </w:rPr>
+            </w:r>
+            <w:r>
+              <w:rPr>
+                <w:b/>
+                <w:color w:val="000000"/>
+                <w:sz w:val="21"/>
+              </w:rPr>
+              <w:t>Main screen</w:t>
+              <w:br/>
+            </w:r>
+            <w:r>
+              <w:rPr>
+                <w:color w:val="000000"/>
+                <w:sz w:val="21"/>
+              </w:rPr>
+              <w:t>Now meet Moringa. Compare its characteristics with Pigeon Pea and consider the different roles they might play here.</w:t>
+            </w:r>
+          </w:p>
+          <w:p>
+            <w:pPr>
+              <w:keepLines/>
+              <w:spacing w:after="140"/>
+            </w:pPr>
+            <w:r>
+              <w:rPr>
+                <w:b/>
+                <w:color w:val="000000"/>
+                <w:sz w:val="21"/>
+              </w:rPr>
+              <w:t>Control panel info</w:t>
+              <w:br/>
+            </w:r>
+            <w:r>
+              <w:rPr>
+                <w:color w:val="000000"/>
+                <w:sz w:val="21"/>
+              </w:rPr>
+              <w:t>Placement controls remain available; Moringa’s photo opens only when its information is selected.</w:t>
+            </w:r>
+          </w:p>
+          <w:p>
+            <w:pPr>
+              <w:keepLines/>
               <w:spacing w:after="60"/>
+            </w:pPr>
+            <w:r>
               <w:rPr>
                 <w:b/>
-              </w:rPr>
-            </w:pPr>
-            <w:r>
-              <w:rPr>
-                <w:b/>
-                <w:bCs/>
-              </w:rPr>
-              <w:t>Now meet Moringa. Compare its characteristics with Pigeon Pea and consider the different roles they might play here.</w:t>
+                <w:color w:val="000000"/>
+                <w:sz w:val="21"/>
+              </w:rPr>
+              <w:t>HINTS</w:t>
+              <w:br/>
+            </w:r>
+            <w:r>
+              <w:rPr>
+                <w:color w:val="000000"/>
+                <w:sz w:val="21"/>
+              </w:rPr>
+              <w:t>Use Continue below.</w:t>
             </w:r>
           </w:p>
         </w:tc>
@@ -1113,11 +2091,12 @@
       <w:tr>
         <w:trPr>
           <w:tblCellSpacing w:w="15" w:type="dxa"/>
+          <w:cantSplit/>
         </w:trPr>
         <w:tc>
           <w:tcPr>
             <w:tcW w:w="0" w:type="auto"/>
-            <w:vAlign w:val="center"/>
+            <w:vAlign w:val="top"/>
             <w:hideMark/>
           </w:tcPr>
           <w:p>
@@ -1130,6 +2109,8 @@
             <w:r>
               <w:rPr>
                 <w:b/>
+                <w:color w:val="000000"/>
+                <w:sz w:val="20"/>
               </w:rPr>
               <w:t>ELEMENTS 1.12</w:t>
             </w:r>
@@ -1138,22 +2119,78 @@
         <w:tc>
           <w:tcPr>
             <w:tcW w:w="0" w:type="auto"/>
-            <w:vAlign w:val="center"/>
+            <w:vAlign w:val="top"/>
             <w:hideMark/>
           </w:tcPr>
           <w:p>
             <w:pPr>
+              <w:keepLines/>
+              <w:spacing w:after="140"/>
+            </w:pPr>
+            <w:r>
+              <w:rPr>
+                <w:color w:val="000000"/>
+              </w:rPr>
+            </w:r>
+            <w:r>
+              <w:rPr>
+                <w:b/>
+                <w:color w:val="000000"/>
+                <w:sz w:val="21"/>
+              </w:rPr>
+              <w:t>Main screen</w:t>
+              <w:br/>
+            </w:r>
+            <w:r>
+              <w:rPr>
+                <w:color w:val="000000"/>
+                <w:sz w:val="21"/>
+              </w:rPr>
+              <w:t>Both plant profiles are now linked to this place, ready to explore and compare.</w:t>
+            </w:r>
+          </w:p>
+          <w:p>
+            <w:pPr>
+              <w:keepLines/>
+              <w:spacing w:after="140"/>
+            </w:pPr>
+            <w:r>
+              <w:rPr>
+                <w:b/>
+                <w:color w:val="000000"/>
+                <w:sz w:val="21"/>
+              </w:rPr>
+              <w:t>Control panel info</w:t>
+              <w:br/>
+            </w:r>
+            <w:r>
+              <w:rPr>
+                <w:color w:val="000000"/>
+                <w:sz w:val="21"/>
+              </w:rPr>
+              <w:t>Moringa’s Plant Profile opens when its Orb is selected, with its own image and information path.</w:t>
+            </w:r>
+          </w:p>
+          <w:p>
+            <w:pPr>
+              <w:keepLines/>
               <w:spacing w:after="60"/>
+            </w:pPr>
+            <w:r>
               <w:rPr>
                 <w:b/>
-              </w:rPr>
-            </w:pPr>
-            <w:r>
-              <w:rPr>
-                <w:b/>
-                <w:bCs/>
-              </w:rPr>
-              <w:t>Both plant profiles are now linked to this place, ready to explore and compare.</w:t>
+                <w:color w:val="000000"/>
+                <w:sz w:val="21"/>
+              </w:rPr>
+              <w:t>HINTS</w:t>
+              <w:br/>
+            </w:r>
+            <w:r>
+              <w:rPr>
+                <w:color w:val="000000"/>
+                <w:sz w:val="21"/>
+              </w:rPr>
+              <w:t>Aim at and select the Moringa Plant Orb to read its profile.</w:t>
             </w:r>
           </w:p>
         </w:tc>
@@ -1161,11 +2198,12 @@
       <w:tr>
         <w:trPr>
           <w:tblCellSpacing w:w="15" w:type="dxa"/>
+          <w:cantSplit/>
         </w:trPr>
         <w:tc>
           <w:tcPr>
             <w:tcW w:w="0" w:type="auto"/>
-            <w:vAlign w:val="center"/>
+            <w:vAlign w:val="top"/>
             <w:hideMark/>
           </w:tcPr>
           <w:p>
@@ -1178,6 +2216,8 @@
             <w:r>
               <w:rPr>
                 <w:b/>
+                <w:color w:val="000000"/>
+                <w:sz w:val="20"/>
               </w:rPr>
               <w:t>ELEMENTS 1.14</w:t>
             </w:r>
@@ -1186,22 +2226,78 @@
         <w:tc>
           <w:tcPr>
             <w:tcW w:w="0" w:type="auto"/>
-            <w:vAlign w:val="center"/>
+            <w:vAlign w:val="top"/>
             <w:hideMark/>
           </w:tcPr>
           <w:p>
             <w:pPr>
+              <w:keepLines/>
+              <w:spacing w:after="140"/>
+            </w:pPr>
+            <w:r>
+              <w:rPr>
+                <w:color w:val="000000"/>
+              </w:rPr>
+            </w:r>
+            <w:r>
+              <w:rPr>
+                <w:b/>
+                <w:color w:val="000000"/>
+                <w:sz w:val="21"/>
+              </w:rPr>
+              <w:t>Main screen</w:t>
+              <w:br/>
+            </w:r>
+            <w:r>
+              <w:rPr>
+                <w:color w:val="000000"/>
+                <w:sz w:val="21"/>
+              </w:rPr>
+              <w:t>What do you notice in the actual landscape?</w:t>
+            </w:r>
+          </w:p>
+          <w:p>
+            <w:pPr>
+              <w:keepLines/>
+              <w:spacing w:after="140"/>
+            </w:pPr>
+            <w:r>
+              <w:rPr>
+                <w:b/>
+                <w:color w:val="000000"/>
+                <w:sz w:val="21"/>
+              </w:rPr>
+              <w:t>Control panel info</w:t>
+              <w:br/>
+            </w:r>
+            <w:r>
+              <w:rPr>
+                <w:color w:val="000000"/>
+                <w:sz w:val="21"/>
+              </w:rPr>
+              <w:t>Selected plant information remains available until the Note is selected.</w:t>
+            </w:r>
+          </w:p>
+          <w:p>
+            <w:pPr>
+              <w:keepLines/>
               <w:spacing w:after="60"/>
+            </w:pPr>
+            <w:r>
               <w:rPr>
                 <w:b/>
-              </w:rPr>
-            </w:pPr>
-            <w:r>
-              <w:rPr>
-                <w:b/>
-                <w:bCs/>
-              </w:rPr>
-              <w:t>What do you notice in the actual landscape?</w:t>
+                <w:color w:val="000000"/>
+                <w:sz w:val="21"/>
+              </w:rPr>
+              <w:t>HINTS</w:t>
+              <w:br/>
+            </w:r>
+            <w:r>
+              <w:rPr>
+                <w:color w:val="000000"/>
+                <w:sz w:val="21"/>
+              </w:rPr>
+              <w:t>No fixed hint at this step; Continue advances to Note placement.</w:t>
             </w:r>
           </w:p>
         </w:tc>
@@ -1209,11 +2305,12 @@
       <w:tr>
         <w:trPr>
           <w:tblCellSpacing w:w="15" w:type="dxa"/>
+          <w:cantSplit/>
         </w:trPr>
         <w:tc>
           <w:tcPr>
             <w:tcW w:w="0" w:type="auto"/>
-            <w:vAlign w:val="center"/>
+            <w:vAlign w:val="top"/>
             <w:hideMark/>
           </w:tcPr>
           <w:p>
@@ -1226,6 +2323,8 @@
             <w:r>
               <w:rPr>
                 <w:b/>
+                <w:color w:val="000000"/>
+                <w:sz w:val="20"/>
               </w:rPr>
               <w:t>ELEMENTS 1.15</w:t>
             </w:r>
@@ -1234,22 +2333,78 @@
         <w:tc>
           <w:tcPr>
             <w:tcW w:w="0" w:type="auto"/>
-            <w:vAlign w:val="center"/>
+            <w:vAlign w:val="top"/>
             <w:hideMark/>
           </w:tcPr>
           <w:p>
             <w:pPr>
+              <w:keepLines/>
+              <w:spacing w:after="140"/>
+            </w:pPr>
+            <w:r>
+              <w:rPr>
+                <w:color w:val="000000"/>
+              </w:rPr>
+            </w:r>
+            <w:r>
+              <w:rPr>
+                <w:b/>
+                <w:color w:val="000000"/>
+                <w:sz w:val="21"/>
+              </w:rPr>
+              <w:t>Main screen</w:t>
+              <w:br/>
+            </w:r>
+            <w:r>
+              <w:rPr>
+                <w:color w:val="000000"/>
+                <w:sz w:val="21"/>
+              </w:rPr>
+              <w:t>Create a Note to record an observation.</w:t>
+            </w:r>
+          </w:p>
+          <w:p>
+            <w:pPr>
+              <w:keepLines/>
+              <w:spacing w:after="140"/>
+            </w:pPr>
+            <w:r>
+              <w:rPr>
+                <w:b/>
+                <w:color w:val="000000"/>
+                <w:sz w:val="21"/>
+              </w:rPr>
+              <w:t>Control panel info</w:t>
+              <w:br/>
+            </w:r>
+            <w:r>
+              <w:rPr>
+                <w:color w:val="000000"/>
+                <w:sz w:val="21"/>
+              </w:rPr>
+              <w:t>Placement guidance remains available. No new fixed body text is shown.</w:t>
+            </w:r>
+          </w:p>
+          <w:p>
+            <w:pPr>
+              <w:keepLines/>
               <w:spacing w:after="60"/>
+            </w:pPr>
+            <w:r>
               <w:rPr>
                 <w:b/>
-              </w:rPr>
-            </w:pPr>
-            <w:r>
-              <w:rPr>
-                <w:b/>
-                <w:bCs/>
-              </w:rPr>
-              <w:t>Create a Note to record an observation.</w:t>
+                <w:color w:val="000000"/>
+                <w:sz w:val="21"/>
+              </w:rPr>
+              <w:t>HINTS</w:t>
+              <w:br/>
+            </w:r>
+            <w:r>
+              <w:rPr>
+                <w:color w:val="000000"/>
+                <w:sz w:val="21"/>
+              </w:rPr>
+              <w:t>Use Continue below.</w:t>
             </w:r>
           </w:p>
         </w:tc>
@@ -1257,11 +2412,12 @@
       <w:tr>
         <w:trPr>
           <w:tblCellSpacing w:w="15" w:type="dxa"/>
+          <w:cantSplit/>
         </w:trPr>
         <w:tc>
           <w:tcPr>
             <w:tcW w:w="0" w:type="auto"/>
-            <w:vAlign w:val="center"/>
+            <w:vAlign w:val="top"/>
             <w:hideMark/>
           </w:tcPr>
           <w:p>
@@ -1274,6 +2430,8 @@
             <w:r>
               <w:rPr>
                 <w:b/>
+                <w:color w:val="000000"/>
+                <w:sz w:val="20"/>
               </w:rPr>
               <w:t>ELEMENTS 1.17</w:t>
             </w:r>
@@ -1282,22 +2440,78 @@
         <w:tc>
           <w:tcPr>
             <w:tcW w:w="0" w:type="auto"/>
-            <w:vAlign w:val="center"/>
+            <w:vAlign w:val="top"/>
             <w:hideMark/>
           </w:tcPr>
           <w:p>
             <w:pPr>
+              <w:keepLines/>
+              <w:spacing w:after="140"/>
+            </w:pPr>
+            <w:r>
+              <w:rPr>
+                <w:color w:val="000000"/>
+              </w:rPr>
+            </w:r>
+            <w:r>
+              <w:rPr>
+                <w:b/>
+                <w:color w:val="000000"/>
+                <w:sz w:val="21"/>
+              </w:rPr>
+              <w:t>Main screen</w:t>
+              <w:br/>
+            </w:r>
+            <w:r>
+              <w:rPr>
+                <w:color w:val="000000"/>
+                <w:sz w:val="21"/>
+              </w:rPr>
+              <w:t>Your Note now belongs to this location. It can hold an observation, image, memory or task.</w:t>
+            </w:r>
+          </w:p>
+          <w:p>
+            <w:pPr>
+              <w:keepLines/>
+              <w:spacing w:after="140"/>
+            </w:pPr>
+            <w:r>
+              <w:rPr>
+                <w:b/>
+                <w:color w:val="000000"/>
+                <w:sz w:val="21"/>
+              </w:rPr>
+              <w:t>Control panel info</w:t>
+              <w:br/>
+            </w:r>
+            <w:r>
+              <w:rPr>
+                <w:color w:val="000000"/>
+                <w:sz w:val="21"/>
+              </w:rPr>
+              <w:t>Select the Note to view its current template. Selecting another example updates the Note at the same location.</w:t>
+            </w:r>
+          </w:p>
+          <w:p>
+            <w:pPr>
+              <w:keepLines/>
               <w:spacing w:after="60"/>
+            </w:pPr>
+            <w:r>
               <w:rPr>
                 <w:b/>
-              </w:rPr>
-            </w:pPr>
-            <w:r>
-              <w:rPr>
-                <w:b/>
-                <w:bCs/>
-              </w:rPr>
-              <w:t>Your Note now belongs to this location. It can hold an observation, image, memory or task.</w:t>
+                <w:color w:val="000000"/>
+                <w:sz w:val="21"/>
+              </w:rPr>
+              <w:t>HINTS</w:t>
+              <w:br/>
+            </w:r>
+            <w:r>
+              <w:rPr>
+                <w:color w:val="000000"/>
+                <w:sz w:val="21"/>
+              </w:rPr>
+              <w:t>Select the note to see what changed.</w:t>
             </w:r>
           </w:p>
         </w:tc>
@@ -1305,11 +2519,12 @@
       <w:tr>
         <w:trPr>
           <w:tblCellSpacing w:w="15" w:type="dxa"/>
+          <w:cantSplit/>
         </w:trPr>
         <w:tc>
           <w:tcPr>
             <w:tcW w:w="0" w:type="auto"/>
-            <w:vAlign w:val="center"/>
+            <w:vAlign w:val="top"/>
             <w:hideMark/>
           </w:tcPr>
           <w:p>
@@ -1322,6 +2537,8 @@
             <w:r>
               <w:rPr>
                 <w:b/>
+                <w:color w:val="000000"/>
+                <w:sz w:val="20"/>
               </w:rPr>
               <w:t>ELEMENTS 1.18</w:t>
             </w:r>
@@ -1330,22 +2547,78 @@
         <w:tc>
           <w:tcPr>
             <w:tcW w:w="0" w:type="auto"/>
-            <w:vAlign w:val="center"/>
+            <w:vAlign w:val="top"/>
             <w:hideMark/>
           </w:tcPr>
           <w:p>
             <w:pPr>
+              <w:keepLines/>
+              <w:spacing w:after="140"/>
+            </w:pPr>
+            <w:r>
+              <w:rPr>
+                <w:color w:val="000000"/>
+              </w:rPr>
+            </w:r>
+            <w:r>
+              <w:rPr>
+                <w:b/>
+                <w:color w:val="000000"/>
+                <w:sz w:val="21"/>
+              </w:rPr>
+              <w:t>Main screen</w:t>
+              <w:br/>
+            </w:r>
+            <w:r>
+              <w:rPr>
+                <w:color w:val="000000"/>
+                <w:sz w:val="21"/>
+              </w:rPr>
+              <w:t>This Totem introduces the Area and points to nearby content. Use Show Signs to reveal its directions, or Fade to reduce its visibility.</w:t>
+            </w:r>
+          </w:p>
+          <w:p>
+            <w:pPr>
+              <w:keepLines/>
+              <w:spacing w:after="140"/>
+            </w:pPr>
+            <w:r>
+              <w:rPr>
+                <w:b/>
+                <w:color w:val="000000"/>
+                <w:sz w:val="21"/>
+              </w:rPr>
+              <w:t>Control panel info</w:t>
+              <w:br/>
+            </w:r>
+            <w:r>
+              <w:rPr>
+                <w:color w:val="000000"/>
+                <w:sz w:val="21"/>
+              </w:rPr>
+              <w:t>The matching Totem illustration opens independently. The Control panel remains available for the selected Totem or sign.</w:t>
+            </w:r>
+          </w:p>
+          <w:p>
+            <w:pPr>
+              <w:keepLines/>
               <w:spacing w:after="60"/>
+            </w:pPr>
+            <w:r>
               <w:rPr>
                 <w:b/>
-              </w:rPr>
-            </w:pPr>
-            <w:r>
-              <w:rPr>
-                <w:b/>
-                <w:bCs/>
-              </w:rPr>
-              <w:t>This Totem introduces the Area and points to nearby content. Use Show Signs to reveal its directions, or Fade to reduce its visibility.</w:t>
+                <w:color w:val="000000"/>
+                <w:sz w:val="21"/>
+              </w:rPr>
+              <w:t>HINTS</w:t>
+              <w:br/>
+            </w:r>
+            <w:r>
+              <w:rPr>
+                <w:color w:val="000000"/>
+                <w:sz w:val="21"/>
+              </w:rPr>
+              <w:t>Use Show Totem below. Check the Totem base against the real floor. Settings → Floor height adjustment corrects its height.</w:t>
             </w:r>
           </w:p>
         </w:tc>
@@ -1353,11 +2626,12 @@
       <w:tr>
         <w:trPr>
           <w:tblCellSpacing w:w="15" w:type="dxa"/>
+          <w:cantSplit/>
         </w:trPr>
         <w:tc>
           <w:tcPr>
             <w:tcW w:w="0" w:type="auto"/>
-            <w:vAlign w:val="center"/>
+            <w:vAlign w:val="top"/>
             <w:hideMark/>
           </w:tcPr>
           <w:p>
@@ -1370,6 +2644,8 @@
             <w:r>
               <w:rPr>
                 <w:b/>
+                <w:color w:val="000000"/>
+                <w:sz w:val="20"/>
               </w:rPr>
               <w:t>ELEMENTS 1.21</w:t>
             </w:r>
@@ -1378,22 +2654,78 @@
         <w:tc>
           <w:tcPr>
             <w:tcW w:w="0" w:type="auto"/>
-            <w:vAlign w:val="center"/>
+            <w:vAlign w:val="top"/>
             <w:hideMark/>
           </w:tcPr>
           <w:p>
             <w:pPr>
+              <w:keepLines/>
+              <w:spacing w:after="140"/>
+            </w:pPr>
+            <w:r>
+              <w:rPr>
+                <w:color w:val="000000"/>
+              </w:rPr>
+            </w:r>
+            <w:r>
+              <w:rPr>
+                <w:b/>
+                <w:color w:val="000000"/>
+                <w:sz w:val="21"/>
+              </w:rPr>
+              <w:t>Main screen</w:t>
+              <w:br/>
+            </w:r>
+            <w:r>
+              <w:rPr>
+                <w:color w:val="000000"/>
+                <w:sz w:val="21"/>
+              </w:rPr>
+              <w:t>A route connects the two Areas. Each keeps its own plants and Notes.</w:t>
+            </w:r>
+          </w:p>
+          <w:p>
+            <w:pPr>
+              <w:keepLines/>
+              <w:spacing w:after="140"/>
+            </w:pPr>
+            <w:r>
+              <w:rPr>
+                <w:b/>
+                <w:color w:val="000000"/>
+                <w:sz w:val="21"/>
+              </w:rPr>
+              <w:t>Control panel info</w:t>
+              <w:br/>
+            </w:r>
+            <w:r>
+              <w:rPr>
+                <w:color w:val="000000"/>
+                <w:sz w:val="21"/>
+              </w:rPr>
+              <w:t>The selected Totem or sign information remains available; each Area keeps its own local content.</w:t>
+            </w:r>
+          </w:p>
+          <w:p>
+            <w:pPr>
+              <w:keepLines/>
               <w:spacing w:after="60"/>
+            </w:pPr>
+            <w:r>
               <w:rPr>
                 <w:b/>
-              </w:rPr>
-            </w:pPr>
-            <w:r>
-              <w:rPr>
-                <w:b/>
-                <w:bCs/>
-              </w:rPr>
-              <w:t>A route connects the two Areas. Each keeps its own plants and Notes.</w:t>
+                <w:color w:val="000000"/>
+                <w:sz w:val="21"/>
+              </w:rPr>
+              <w:t>HINTS</w:t>
+              <w:br/>
+            </w:r>
+            <w:r>
+              <w:rPr>
+                <w:color w:val="000000"/>
+                <w:sz w:val="21"/>
+              </w:rPr>
+              <w:t>Use the displayed Continue action below.</w:t>
             </w:r>
           </w:p>
         </w:tc>
@@ -1401,11 +2733,12 @@
       <w:tr>
         <w:trPr>
           <w:tblCellSpacing w:w="15" w:type="dxa"/>
+          <w:cantSplit/>
         </w:trPr>
         <w:tc>
           <w:tcPr>
             <w:tcW w:w="0" w:type="auto"/>
-            <w:vAlign w:val="center"/>
+            <w:vAlign w:val="top"/>
             <w:hideMark/>
           </w:tcPr>
           <w:p>
@@ -1418,6 +2751,8 @@
             <w:r>
               <w:rPr>
                 <w:b/>
+                <w:color w:val="000000"/>
+                <w:sz w:val="20"/>
               </w:rPr>
               <w:t>ELEMENTS 1.22</w:t>
             </w:r>
@@ -1426,22 +2761,78 @@
         <w:tc>
           <w:tcPr>
             <w:tcW w:w="0" w:type="auto"/>
-            <w:vAlign w:val="center"/>
+            <w:vAlign w:val="top"/>
             <w:hideMark/>
           </w:tcPr>
           <w:p>
             <w:pPr>
+              <w:keepLines/>
+              <w:spacing w:after="140"/>
+            </w:pPr>
+            <w:r>
+              <w:rPr>
+                <w:color w:val="000000"/>
+              </w:rPr>
+            </w:r>
+            <w:r>
+              <w:rPr>
+                <w:b/>
+                <w:color w:val="000000"/>
+                <w:sz w:val="21"/>
+              </w:rPr>
+              <w:t>Main screen</w:t>
+              <w:br/>
+            </w:r>
+            <w:r>
+              <w:rPr>
+                <w:color w:val="000000"/>
+                <w:sz w:val="21"/>
+              </w:rPr>
+              <w:t>Linked Areas can form a garden tour, a learning trail or a route through a working landscape.</w:t>
+            </w:r>
+          </w:p>
+          <w:p>
+            <w:pPr>
+              <w:keepLines/>
+              <w:spacing w:after="140"/>
+            </w:pPr>
+            <w:r>
+              <w:rPr>
+                <w:b/>
+                <w:color w:val="000000"/>
+                <w:sz w:val="21"/>
+              </w:rPr>
+              <w:t>Control panel info</w:t>
+              <w:br/>
+            </w:r>
+            <w:r>
+              <w:rPr>
+                <w:color w:val="000000"/>
+                <w:sz w:val="21"/>
+              </w:rPr>
+              <w:t>The linked Areas illustration opens independently. No additional fixed Control panel paragraph is shown.</w:t>
+            </w:r>
+          </w:p>
+          <w:p>
+            <w:pPr>
+              <w:keepLines/>
               <w:spacing w:after="60"/>
+            </w:pPr>
+            <w:r>
               <w:rPr>
                 <w:b/>
-              </w:rPr>
-            </w:pPr>
-            <w:r>
-              <w:rPr>
-                <w:b/>
-                <w:bCs/>
-              </w:rPr>
-              <w:t>Linked Areas can form a garden tour, a learning trail or a route through a working landscape.</w:t>
+                <w:color w:val="000000"/>
+                <w:sz w:val="21"/>
+              </w:rPr>
+              <w:t>HINTS</w:t>
+              <w:br/>
+            </w:r>
+            <w:r>
+              <w:rPr>
+                <w:color w:val="000000"/>
+                <w:sz w:val="21"/>
+              </w:rPr>
+              <w:t>Use Connect plant knowledge to learning below.</w:t>
             </w:r>
           </w:p>
         </w:tc>
@@ -1449,11 +2840,12 @@
       <w:tr>
         <w:trPr>
           <w:tblCellSpacing w:w="15" w:type="dxa"/>
+          <w:cantSplit/>
         </w:trPr>
         <w:tc>
           <w:tcPr>
             <w:tcW w:w="0" w:type="auto"/>
-            <w:vAlign w:val="center"/>
+            <w:vAlign w:val="top"/>
             <w:hideMark/>
           </w:tcPr>
           <w:p>
@@ -1466,6 +2858,8 @@
             <w:r>
               <w:rPr>
                 <w:b/>
+                <w:color w:val="000000"/>
+                <w:sz w:val="20"/>
               </w:rPr>
               <w:t>LEARNING 1.7</w:t>
             </w:r>
@@ -1474,22 +2868,78 @@
         <w:tc>
           <w:tcPr>
             <w:tcW w:w="0" w:type="auto"/>
-            <w:vAlign w:val="center"/>
+            <w:vAlign w:val="top"/>
             <w:hideMark/>
           </w:tcPr>
           <w:p>
             <w:pPr>
+              <w:keepLines/>
+              <w:spacing w:after="140"/>
+            </w:pPr>
+            <w:r>
+              <w:rPr>
+                <w:color w:val="000000"/>
+              </w:rPr>
+            </w:r>
+            <w:r>
+              <w:rPr>
+                <w:b/>
+                <w:color w:val="000000"/>
+                <w:sz w:val="21"/>
+              </w:rPr>
+              <w:t>Main screen</w:t>
+              <w:br/>
+            </w:r>
+            <w:r>
+              <w:rPr>
+                <w:color w:val="000000"/>
+                <w:sz w:val="21"/>
+              </w:rPr>
+              <w:t>Choose a learning pathway and explore the questions within it.</w:t>
+            </w:r>
+          </w:p>
+          <w:p>
+            <w:pPr>
+              <w:keepLines/>
+              <w:spacing w:after="140"/>
+            </w:pPr>
+            <w:r>
+              <w:rPr>
+                <w:b/>
+                <w:color w:val="000000"/>
+                <w:sz w:val="21"/>
+              </w:rPr>
+              <w:t>Control panel info</w:t>
+              <w:br/>
+            </w:r>
+            <w:r>
+              <w:rPr>
+                <w:color w:val="000000"/>
+                <w:sz w:val="21"/>
+              </w:rPr>
+              <w:t>The four archetypes are starting points for different ways of learning. Select an archetype to open its pathway, then follow the connected cells that become relevant.</w:t>
+            </w:r>
+          </w:p>
+          <w:p>
+            <w:pPr>
+              <w:keepLines/>
               <w:spacing w:after="60"/>
+            </w:pPr>
+            <w:r>
               <w:rPr>
                 <w:b/>
-              </w:rPr>
-            </w:pPr>
-            <w:r>
-              <w:rPr>
-                <w:b/>
-                <w:bCs/>
-              </w:rPr>
-              <w:t>Choose a learning pathway and explore the questions within it.</w:t>
+                <w:color w:val="000000"/>
+                <w:sz w:val="21"/>
+              </w:rPr>
+              <w:t>HINTS</w:t>
+              <w:br/>
+            </w:r>
+            <w:r>
+              <w:rPr>
+                <w:color w:val="000000"/>
+                <w:sz w:val="21"/>
+              </w:rPr>
+              <w:t>Select an archetype to explore its connected learning cells.</w:t>
             </w:r>
           </w:p>
         </w:tc>
@@ -1497,11 +2947,12 @@
       <w:tr>
         <w:trPr>
           <w:tblCellSpacing w:w="15" w:type="dxa"/>
+          <w:cantSplit/>
         </w:trPr>
         <w:tc>
           <w:tcPr>
             <w:tcW w:w="0" w:type="auto"/>
-            <w:vAlign w:val="center"/>
+            <w:vAlign w:val="top"/>
             <w:hideMark/>
           </w:tcPr>
           <w:p>
@@ -1514,6 +2965,8 @@
             <w:r>
               <w:rPr>
                 <w:b/>
+                <w:color w:val="000000"/>
+                <w:sz w:val="20"/>
               </w:rPr>
               <w:t>LEARNING 1.8</w:t>
             </w:r>
@@ -1522,22 +2975,78 @@
         <w:tc>
           <w:tcPr>
             <w:tcW w:w="0" w:type="auto"/>
-            <w:vAlign w:val="center"/>
+            <w:vAlign w:val="top"/>
             <w:hideMark/>
           </w:tcPr>
           <w:p>
             <w:pPr>
+              <w:keepLines/>
+              <w:spacing w:after="140"/>
+            </w:pPr>
+            <w:r>
+              <w:rPr>
+                <w:color w:val="000000"/>
+              </w:rPr>
+            </w:r>
+            <w:r>
+              <w:rPr>
+                <w:b/>
+                <w:color w:val="000000"/>
+                <w:sz w:val="21"/>
+              </w:rPr>
+              <w:t>Main screen</w:t>
+              <w:br/>
+            </w:r>
+            <w:r>
+              <w:rPr>
+                <w:color w:val="000000"/>
+                <w:sz w:val="21"/>
+              </w:rPr>
+              <w:t>Connect a plant characteristic to a learning question to explore it further.</w:t>
+            </w:r>
+          </w:p>
+          <w:p>
+            <w:pPr>
+              <w:keepLines/>
+              <w:spacing w:after="140"/>
+            </w:pPr>
+            <w:r>
+              <w:rPr>
+                <w:b/>
+                <w:color w:val="000000"/>
+                <w:sz w:val="21"/>
+              </w:rPr>
+              <w:t>Control panel info</w:t>
+              <w:br/>
+            </w:r>
+            <w:r>
+              <w:rPr>
+                <w:color w:val="000000"/>
+                <w:sz w:val="21"/>
+              </w:rPr>
+              <w:t>Connection guidance names the source plant cell and target learning cell. It changes as you select the source, hold the target and complete the connection.</w:t>
+            </w:r>
+          </w:p>
+          <w:p>
+            <w:pPr>
+              <w:keepLines/>
               <w:spacing w:after="60"/>
+            </w:pPr>
+            <w:r>
               <w:rPr>
                 <w:b/>
-              </w:rPr>
-            </w:pPr>
-            <w:r>
-              <w:rPr>
-                <w:b/>
-                <w:bCs/>
-              </w:rPr>
-              <w:t>Connect a plant characteristic to a learning question to explore it further.</w:t>
+                <w:color w:val="000000"/>
+                <w:sz w:val="21"/>
+              </w:rPr>
+              <w:t>HINTS</w:t>
+              <w:br/>
+            </w:r>
+            <w:r>
+              <w:rPr>
+                <w:color w:val="000000"/>
+                <w:sz w:val="21"/>
+              </w:rPr>
+              <w:t>Select the highlighted plant information cell, then hold the highlighted learning cell until its progress ring completes.</w:t>
             </w:r>
           </w:p>
         </w:tc>
@@ -1545,11 +3054,12 @@
       <w:tr>
         <w:trPr>
           <w:tblCellSpacing w:w="15" w:type="dxa"/>
+          <w:cantSplit/>
         </w:trPr>
         <w:tc>
           <w:tcPr>
             <w:tcW w:w="0" w:type="auto"/>
-            <w:vAlign w:val="center"/>
+            <w:vAlign w:val="top"/>
             <w:hideMark/>
           </w:tcPr>
           <w:p>
@@ -1562,6 +3072,8 @@
             <w:r>
               <w:rPr>
                 <w:b/>
+                <w:color w:val="000000"/>
+                <w:sz w:val="20"/>
               </w:rPr>
               <w:t>LEARNING 1.10</w:t>
             </w:r>
@@ -1570,22 +3082,84 @@
         <w:tc>
           <w:tcPr>
             <w:tcW w:w="0" w:type="auto"/>
-            <w:vAlign w:val="center"/>
+            <w:vAlign w:val="top"/>
             <w:hideMark/>
           </w:tcPr>
           <w:p>
             <w:pPr>
+              <w:keepLines/>
+              <w:spacing w:after="140"/>
+            </w:pPr>
+            <w:r>
+              <w:rPr>
+                <w:color w:val="000000"/>
+              </w:rPr>
+            </w:r>
+            <w:r>
+              <w:rPr>
+                <w:b/>
+                <w:color w:val="000000"/>
+                <w:sz w:val="21"/>
+              </w:rPr>
+              <w:t>Main screen</w:t>
+              <w:br/>
+            </w:r>
+            <w:r>
+              <w:rPr>
+                <w:color w:val="000000"/>
+                <w:sz w:val="21"/>
+              </w:rPr>
+              <w:t>Your connection opens a new question. Follow it further, or try another connection.</w:t>
+            </w:r>
+          </w:p>
+          <w:p>
+            <w:pPr>
+              <w:keepLines/>
+              <w:spacing w:after="140"/>
+            </w:pPr>
+            <w:r>
+              <w:rPr>
+                <w:b/>
+                <w:color w:val="000000"/>
+                <w:sz w:val="21"/>
+              </w:rPr>
+              <w:t>Control panel info</w:t>
+              <w:br/>
+            </w:r>
+            <w:r>
+              <w:rPr>
+                <w:color w:val="000000"/>
+                <w:sz w:val="21"/>
+              </w:rPr>
+              <w:t>The {sourceTitle} cell is selected. Aim at LIMO’s {targetTitle} cell and hold until its progress ring completes. Release early to cancel and try again.</w:t>
+              <w:br/>
+              <w:br/>
+              <w:t>{explanation}</w:t>
+              <w:br/>
+              <w:br/>
+              <w:t>In this place: {fieldQuestion}</w:t>
+            </w:r>
+          </w:p>
+          <w:p>
+            <w:pPr>
+              <w:keepLines/>
               <w:spacing w:after="60"/>
+            </w:pPr>
+            <w:r>
               <w:rPr>
                 <w:b/>
-              </w:rPr>
-            </w:pPr>
-            <w:r>
-              <w:rPr>
-                <w:b/>
-                <w:bCs/>
-              </w:rPr>
-              <w:t>Your connection opens a new question. Follow it further, or try another connection.</w:t>
+                <w:color w:val="000000"/>
+                <w:sz w:val="21"/>
+              </w:rPr>
+              <w:t>HINTS</w:t>
+              <w:br/>
+            </w:r>
+            <w:r>
+              <w:rPr>
+                <w:color w:val="000000"/>
+                <w:sz w:val="21"/>
+              </w:rPr>
+              <w:t>Select {targetTitle} in LIMO to continue.</w:t>
             </w:r>
           </w:p>
         </w:tc>
@@ -1593,11 +3167,12 @@
       <w:tr>
         <w:trPr>
           <w:tblCellSpacing w:w="15" w:type="dxa"/>
+          <w:cantSplit/>
         </w:trPr>
         <w:tc>
           <w:tcPr>
             <w:tcW w:w="0" w:type="auto"/>
-            <w:vAlign w:val="center"/>
+            <w:vAlign w:val="top"/>
             <w:hideMark/>
           </w:tcPr>
           <w:p>
@@ -1610,6 +3185,8 @@
             <w:r>
               <w:rPr>
                 <w:b/>
+                <w:color w:val="000000"/>
+                <w:sz w:val="20"/>
               </w:rPr>
               <w:t>LEARNING 1.12</w:t>
             </w:r>
@@ -1618,22 +3195,78 @@
         <w:tc>
           <w:tcPr>
             <w:tcW w:w="0" w:type="auto"/>
-            <w:vAlign w:val="center"/>
+            <w:vAlign w:val="top"/>
             <w:hideMark/>
           </w:tcPr>
           <w:p>
             <w:pPr>
+              <w:keepLines/>
+              <w:spacing w:after="140"/>
+            </w:pPr>
+            <w:r>
+              <w:rPr>
+                <w:color w:val="000000"/>
+              </w:rPr>
+            </w:r>
+            <w:r>
+              <w:rPr>
+                <w:b/>
+                <w:color w:val="000000"/>
+                <w:sz w:val="21"/>
+              </w:rPr>
+              <w:t>Main screen</w:t>
+              <w:br/>
+            </w:r>
+            <w:r>
+              <w:rPr>
+                <w:color w:val="000000"/>
+                <w:sz w:val="21"/>
+              </w:rPr>
+              <w:t>Take this question back to the landscape. What could you observe here to investigate it?</w:t>
+            </w:r>
+          </w:p>
+          <w:p>
+            <w:pPr>
+              <w:keepLines/>
+              <w:spacing w:after="140"/>
+            </w:pPr>
+            <w:r>
+              <w:rPr>
+                <w:b/>
+                <w:color w:val="000000"/>
+                <w:sz w:val="21"/>
+              </w:rPr>
+              <w:t>Control panel info</w:t>
+              <w:br/>
+            </w:r>
+            <w:r>
+              <w:rPr>
+                <w:color w:val="000000"/>
+                <w:sz w:val="21"/>
+              </w:rPr>
+              <w:t>The selected learning cell supplies its own guidance. No additional fixed Control panel paragraph is shown.</w:t>
+            </w:r>
+          </w:p>
+          <w:p>
+            <w:pPr>
+              <w:keepLines/>
               <w:spacing w:after="60"/>
+            </w:pPr>
+            <w:r>
               <w:rPr>
                 <w:b/>
-              </w:rPr>
-            </w:pPr>
-            <w:r>
-              <w:rPr>
-                <w:b/>
-                <w:bCs/>
-              </w:rPr>
-              <w:t>Take this question back to the landscape. What could you observe here to investigate it?</w:t>
+                <w:color w:val="000000"/>
+                <w:sz w:val="21"/>
+              </w:rPr>
+              <w:t>HINTS</w:t>
+              <w:br/>
+            </w:r>
+            <w:r>
+              <w:rPr>
+                <w:color w:val="000000"/>
+                <w:sz w:val="21"/>
+              </w:rPr>
+              <w:t>Return your attention to the real landscape and the selected question.</w:t>
             </w:r>
           </w:p>
         </w:tc>
@@ -1641,11 +3274,12 @@
       <w:tr>
         <w:trPr>
           <w:tblCellSpacing w:w="15" w:type="dxa"/>
+          <w:cantSplit/>
         </w:trPr>
         <w:tc>
           <w:tcPr>
             <w:tcW w:w="0" w:type="auto"/>
-            <w:vAlign w:val="center"/>
+            <w:vAlign w:val="top"/>
             <w:hideMark/>
           </w:tcPr>
           <w:p>
@@ -1658,6 +3292,8 @@
             <w:r>
               <w:rPr>
                 <w:b/>
+                <w:color w:val="000000"/>
+                <w:sz w:val="20"/>
               </w:rPr>
               <w:t>CLOSURE 1.1</w:t>
             </w:r>
@@ -1666,22 +3302,78 @@
         <w:tc>
           <w:tcPr>
             <w:tcW w:w="0" w:type="auto"/>
-            <w:vAlign w:val="center"/>
+            <w:vAlign w:val="top"/>
             <w:hideMark/>
           </w:tcPr>
           <w:p>
             <w:pPr>
+              <w:keepLines/>
+              <w:spacing w:after="140"/>
+            </w:pPr>
+            <w:r>
+              <w:rPr>
+                <w:color w:val="000000"/>
+              </w:rPr>
+            </w:r>
+            <w:r>
+              <w:rPr>
+                <w:b/>
+                <w:color w:val="000000"/>
+                <w:sz w:val="21"/>
+              </w:rPr>
+              <w:t>Main screen</w:t>
+              <w:br/>
+            </w:r>
+            <w:r>
+              <w:rPr>
+                <w:color w:val="000000"/>
+                <w:sz w:val="21"/>
+              </w:rPr>
+              <w:t>Thank you for exploring NourishlandXR. You’ve connected two plants, an observation and two Areas — the beginnings of a living map that can grow with the place.</w:t>
+            </w:r>
+          </w:p>
+          <w:p>
+            <w:pPr>
+              <w:keepLines/>
+              <w:spacing w:after="140"/>
+            </w:pPr>
+            <w:r>
+              <w:rPr>
+                <w:b/>
+                <w:color w:val="000000"/>
+                <w:sz w:val="21"/>
+              </w:rPr>
+              <w:t>Control panel info</w:t>
+              <w:br/>
+            </w:r>
+            <w:r>
+              <w:rPr>
+                <w:color w:val="000000"/>
+                <w:sz w:val="21"/>
+              </w:rPr>
+              <w:t>The last selected information remains available until Finish demo returns to the welcome screen.</w:t>
+            </w:r>
+          </w:p>
+          <w:p>
+            <w:pPr>
+              <w:keepLines/>
               <w:spacing w:after="60"/>
+            </w:pPr>
+            <w:r>
               <w:rPr>
                 <w:b/>
-              </w:rPr>
-            </w:pPr>
-            <w:r>
-              <w:rPr>
-                <w:b/>
-                <w:bCs/>
-              </w:rPr>
-              <w:t>Thank you for exploring NourishlandXR. You’ve connected two plants, an observation and two Areas — the beginnings of a living map that can grow with the place.</w:t>
+                <w:color w:val="000000"/>
+                <w:sz w:val="21"/>
+              </w:rPr>
+              <w:t>HINTS</w:t>
+              <w:br/>
+            </w:r>
+            <w:r>
+              <w:rPr>
+                <w:color w:val="000000"/>
+                <w:sz w:val="21"/>
+              </w:rPr>
+              <w:t>Use Finish demo below.</w:t>
             </w:r>
           </w:p>
         </w:tc>

--- a/data1/demo.docx
+++ b/data1/demo.docx
@@ -64,7 +64,7 @@
           </w:tcPr>
           <w:p>
             <w:r>
-              <w:t>0.9292</w:t>
+              <w:t>0.9293</w:t>
             </w:r>
           </w:p>
         </w:tc>
@@ -167,7 +167,7 @@
         <w:spacing w:after="60"/>
       </w:pPr>
       <w:r>
-        <w:t>Working review copy for version 0.9292. Every section below includes Main screen, Control panel info and HINTS. Edit these blocks to review each surface without opening the project. Descriptions of hidden or selection-dependent content explain the current behaviour; braces identify text filled from the selected cells. The detailed narrative below is retained as an earlier reference. Word edits are applied to the application in a separate update.</w:t>
+        <w:t>Working review copy for version 0.9293. Every section below includes Main screen, Control panel info and HINTS. Edit these blocks to review each surface without opening the project. Descriptions of hidden or selection-dependent content explain the current behaviour; braces identify text filled from the selected cells. The detailed narrative below is retained as an earlier reference. Word edits are applied to the application in a separate update.</w:t>
       </w:r>
     </w:p>
     <w:p>

--- a/data1/demo.docx
+++ b/data1/demo.docx
@@ -6,8 +6,13 @@
       <w:pPr>
         <w:pStyle w:val="Title"/>
       </w:pPr>
-      <w:r>
-        <w:t>NourishlandXR Try It Now Narrative</w:t>
+      <w:proofErr w:type="spellStart"/>
+      <w:r>
+        <w:t>NourishlandXR</w:t>
+      </w:r>
+      <w:proofErr w:type="spellEnd"/>
+      <w:r>
+        <w:t xml:space="preserve"> Try It Now Narrative</w:t>
       </w:r>
     </w:p>
     <w:p>
@@ -16,7 +21,7 @@
         <w:spacing w:after="400"/>
       </w:pPr>
       <w:r>
-        <w:t>One step at a time review draft</w:t>
+        <w:t>Guided plant journey</w:t>
       </w:r>
     </w:p>
     <w:tbl>
@@ -64,7 +69,7 @@
           </w:tcPr>
           <w:p>
             <w:r>
-              <w:t>0.9293</w:t>
+              <w:t>0.9316</w:t>
             </w:r>
           </w:p>
         </w:tc>
@@ -104,7 +109,7 @@
           </w:tcPr>
           <w:p>
             <w:r>
-              <w:t>4 October 2026</w:t>
+              <w:t>5 October 2026</w:t>
             </w:r>
           </w:p>
         </w:tc>
@@ -144,7 +149,7 @@
           </w:tcPr>
           <w:p>
             <w:r>
-              <w:t>Review the visitor narrative, screen timing and interaction rules before further implementation</w:t>
+              <w:t>Reference for the revised guided plant journey, screen wording and interaction checks.</w:t>
             </w:r>
           </w:p>
         </w:tc>
@@ -167,7 +172,7 @@
         <w:spacing w:after="60"/>
       </w:pPr>
       <w:r>
-        <w:t>Working review copy for version 0.9293. Every section below includes Main screen, Control panel info and HINTS. Edit these blocks to review each surface without opening the project. Descriptions of hidden or selection-dependent content explain the current behaviour; braces identify text filled from the selected cells. The detailed narrative below is retained as an earlier reference. Word edits are applied to the application in a separate update.</w:t>
+        <w:t>Quick Edit reference for V0.9316, updated 5 October 2026. Follow the plant journey below. Explorer appears only in a qualified spatial session. The former document is saved as demoold.docx.</w:t>
       </w:r>
     </w:p>
     <w:p>
@@ -191,25 +196,7 @@
         </w:rPr>
       </w:pPr>
       <w:r>
-        <w:rPr>
-          <w:b/>
-        </w:rPr>
-        <w:t xml:space="preserve">INTRO 1.1  </w:t>
-      </w:r>
-      <w:r>
-        <w:t>Welcome to NourishlandXR — where extended reality brings plant stories</w:t>
-      </w:r>
-      <w:r>
-        <w:t xml:space="preserve"> and knowledge</w:t>
-      </w:r>
-      <w:r>
-        <w:t xml:space="preserve"> into living landscapes.</w:t>
-      </w:r>
-      <w:r>
-        <w:br/>
-      </w:r>
-      <w:r>
-        <w:br/>
+        <w:t>Welcome to NourishlandXR — where extended reality brings plant stories and knowledge into living landscapes.</w:t>
       </w:r>
     </w:p>
     <w:tbl>
@@ -225,8 +212,8 @@
         <w:tblLook w:val="04A0" w:firstRow="1" w:lastRow="0" w:firstColumn="1" w:lastColumn="0" w:noHBand="0" w:noVBand="1"/>
       </w:tblPr>
       <w:tblGrid>
-        <w:gridCol w:w="1326"/>
-        <w:gridCol w:w="8642"/>
+        <w:gridCol w:w="1341"/>
+        <w:gridCol w:w="8627"/>
       </w:tblGrid>
       <w:tr>
         <w:trPr>
@@ -271,13 +258,12 @@
       </w:tr>
       <w:tr>
         <w:trPr>
+          <w:cantSplit/>
           <w:tblCellSpacing w:w="15" w:type="dxa"/>
-          <w:cantSplit/>
         </w:trPr>
         <w:tc>
           <w:tcPr>
             <w:tcW w:w="0" w:type="auto"/>
-            <w:vAlign w:val="top"/>
             <w:hideMark/>
           </w:tcPr>
           <w:p>
@@ -288,11 +274,6 @@
               </w:rPr>
             </w:pPr>
             <w:r>
-              <w:rPr>
-                <w:b/>
-                <w:color w:val="000000"/>
-                <w:sz w:val="20"/>
-              </w:rPr>
               <w:t>INTRO 1.1</w:t>
             </w:r>
           </w:p>
@@ -300,91 +281,29 @@
         <w:tc>
           <w:tcPr>
             <w:tcW w:w="0" w:type="auto"/>
-            <w:vAlign w:val="top"/>
             <w:hideMark/>
           </w:tcPr>
           <w:p>
-            <w:pPr>
-              <w:keepLines/>
-              <w:spacing w:after="140"/>
-            </w:pPr>
-            <w:r>
-              <w:rPr>
-                <w:color w:val="000000"/>
-              </w:rPr>
-            </w:r>
-            <w:r>
-              <w:rPr>
-                <w:b/>
-                <w:color w:val="000000"/>
-                <w:sz w:val="21"/>
-              </w:rPr>
-              <w:t>Main screen</w:t>
+            <w:r>
+              <w:t>Welcome to NourishlandXR</w:t>
               <w:br/>
-            </w:r>
-            <w:r>
-              <w:rPr>
-                <w:color w:val="000000"/>
-                <w:sz w:val="21"/>
-              </w:rPr>
-              <w:t>Welcome to NourishlandXR — where extended reality brings plant stories and knowledge into living landscapes.</w:t>
-            </w:r>
-          </w:p>
-          <w:p>
-            <w:pPr>
-              <w:keepLines/>
-              <w:spacing w:after="140"/>
-            </w:pPr>
-            <w:r>
-              <w:rPr>
-                <w:b/>
-                <w:color w:val="000000"/>
-                <w:sz w:val="21"/>
-              </w:rPr>
-              <w:t>Control panel info</w:t>
+              <w:t>Main screen: Welcome to NourishlandXR — where extended reality brings plant stories and knowledge into living landscapes.</w:t>
               <w:br/>
-            </w:r>
-            <w:r>
-              <w:rPr>
-                <w:color w:val="000000"/>
-                <w:sz w:val="21"/>
-              </w:rPr>
-              <w:t>Hidden during the opening welcome.</w:t>
-            </w:r>
-          </w:p>
-          <w:p>
-            <w:pPr>
-              <w:keepLines/>
-              <w:spacing w:after="60"/>
-            </w:pPr>
-            <w:r>
-              <w:rPr>
-                <w:b/>
-                <w:color w:val="000000"/>
-                <w:sz w:val="21"/>
-              </w:rPr>
-              <w:t>HINTS</w:t>
+              <w:t>Control panel: Hidden.</w:t>
               <w:br/>
-            </w:r>
-            <w:r>
-              <w:rPr>
-                <w:color w:val="000000"/>
-                <w:sz w:val="21"/>
-              </w:rPr>
-              <w:t>Continue when you are ready.</w:t>
+              <w:t>HINTS: Enjoy the opening.</w:t>
             </w:r>
           </w:p>
         </w:tc>
       </w:tr>
       <w:tr>
         <w:trPr>
+          <w:cantSplit/>
           <w:tblCellSpacing w:w="15" w:type="dxa"/>
-          <w:cantSplit/>
         </w:trPr>
         <w:tc>
           <w:tcPr>
             <w:tcW w:w="0" w:type="auto"/>
-            <w:vAlign w:val="top"/>
             <w:hideMark/>
           </w:tcPr>
           <w:p>
@@ -395,11 +314,6 @@
               </w:rPr>
             </w:pPr>
             <w:r>
-              <w:rPr>
-                <w:b/>
-                <w:color w:val="000000"/>
-                <w:sz w:val="20"/>
-              </w:rPr>
               <w:t>INTRO 1.2</w:t>
             </w:r>
           </w:p>
@@ -407,91 +321,29 @@
         <w:tc>
           <w:tcPr>
             <w:tcW w:w="0" w:type="auto"/>
-            <w:vAlign w:val="top"/>
             <w:hideMark/>
           </w:tcPr>
           <w:p>
-            <w:pPr>
-              <w:keepLines/>
-              <w:spacing w:after="140"/>
-            </w:pPr>
-            <w:r>
-              <w:rPr>
-                <w:color w:val="000000"/>
-              </w:rPr>
-            </w:r>
-            <w:r>
-              <w:rPr>
-                <w:b/>
-                <w:color w:val="000000"/>
-                <w:sz w:val="21"/>
-              </w:rPr>
-              <w:t>Main screen</w:t>
+            <w:r>
+              <w:t>Extended reality, rooted in place</w:t>
               <w:br/>
-            </w:r>
-            <w:r>
-              <w:rPr>
-                <w:color w:val="000000"/>
-                <w:sz w:val="21"/>
-              </w:rPr>
-              <w:t>Extended reality connects digital information with the world around you. Here, plants and places become starting points for discovery and learning.</w:t>
-            </w:r>
-          </w:p>
-          <w:p>
-            <w:pPr>
-              <w:keepLines/>
-              <w:spacing w:after="140"/>
-            </w:pPr>
-            <w:r>
-              <w:rPr>
-                <w:b/>
-                <w:color w:val="000000"/>
-                <w:sz w:val="21"/>
-              </w:rPr>
-              <w:t>Control panel info</w:t>
+              <w:t>Main screen: Extended reality connects digital information with the world around you. Here, plants and places become starting points for discovery and learning.</w:t>
               <w:br/>
-            </w:r>
-            <w:r>
-              <w:rPr>
-                <w:color w:val="000000"/>
-                <w:sz w:val="21"/>
-              </w:rPr>
-              <w:t>Hidden during the opening explanation.</w:t>
-            </w:r>
-          </w:p>
-          <w:p>
-            <w:pPr>
-              <w:keepLines/>
-              <w:spacing w:after="60"/>
-            </w:pPr>
-            <w:r>
-              <w:rPr>
-                <w:b/>
-                <w:color w:val="000000"/>
-                <w:sz w:val="21"/>
-              </w:rPr>
-              <w:t>HINTS</w:t>
+              <w:t>Control panel: Hidden.</w:t>
               <w:br/>
-            </w:r>
-            <w:r>
-              <w:rPr>
-                <w:color w:val="000000"/>
-                <w:sz w:val="21"/>
-              </w:rPr>
-              <w:t>Continue to meet the Control panel.</w:t>
+              <w:t>HINTS: Continue when you are ready.</w:t>
             </w:r>
           </w:p>
         </w:tc>
       </w:tr>
       <w:tr>
         <w:trPr>
+          <w:cantSplit/>
           <w:tblCellSpacing w:w="15" w:type="dxa"/>
-          <w:cantSplit/>
         </w:trPr>
         <w:tc>
           <w:tcPr>
             <w:tcW w:w="0" w:type="auto"/>
-            <w:vAlign w:val="top"/>
             <w:hideMark/>
           </w:tcPr>
           <w:p>
@@ -502,11 +354,6 @@
               </w:rPr>
             </w:pPr>
             <w:r>
-              <w:rPr>
-                <w:b/>
-                <w:color w:val="000000"/>
-                <w:sz w:val="20"/>
-              </w:rPr>
               <w:t>SPACE 1.1</w:t>
             </w:r>
           </w:p>
@@ -514,91 +361,29 @@
         <w:tc>
           <w:tcPr>
             <w:tcW w:w="0" w:type="auto"/>
-            <w:vAlign w:val="top"/>
             <w:hideMark/>
           </w:tcPr>
           <w:p>
-            <w:pPr>
-              <w:keepLines/>
-              <w:spacing w:after="140"/>
-            </w:pPr>
-            <w:r>
-              <w:rPr>
-                <w:color w:val="000000"/>
-              </w:rPr>
-            </w:r>
-            <w:r>
-              <w:rPr>
-                <w:b/>
-                <w:color w:val="000000"/>
-                <w:sz w:val="21"/>
-              </w:rPr>
-              <w:t>Main screen</w:t>
+            <w:r>
+              <w:t>Meet your Control panel</w:t>
               <w:br/>
-            </w:r>
-            <w:r>
-              <w:rPr>
-                <w:color w:val="000000"/>
-                <w:sz w:val="21"/>
-              </w:rPr>
-              <w:t>This is your Control Panel. It shows the actions and help available at each step.</w:t>
-            </w:r>
-          </w:p>
-          <w:p>
-            <w:pPr>
-              <w:keepLines/>
-              <w:spacing w:after="140"/>
-            </w:pPr>
-            <w:r>
-              <w:rPr>
-                <w:b/>
-                <w:color w:val="000000"/>
-                <w:sz w:val="21"/>
-              </w:rPr>
-              <w:t>Control panel info</w:t>
+              <w:t>Main screen: This is your Control Panel. Information and actions will appear here as you explore.</w:t>
               <w:br/>
-            </w:r>
-            <w:r>
-              <w:rPr>
-                <w:color w:val="000000"/>
-                <w:sz w:val="21"/>
-              </w:rPr>
-              <w:t>Selected information appears here. Use Settings to adjust the view, Help for guidance, Back to revisit a page, and Hide when you want to focus on the landscape.</w:t>
-            </w:r>
-          </w:p>
-          <w:p>
-            <w:pPr>
-              <w:keepLines/>
-              <w:spacing w:after="60"/>
-            </w:pPr>
-            <w:r>
-              <w:rPr>
-                <w:b/>
-                <w:color w:val="000000"/>
-                <w:sz w:val="21"/>
-              </w:rPr>
-              <w:t>HINTS</w:t>
+              <w:t>Control panel: A compact panel with media closed.</w:t>
               <w:br/>
-            </w:r>
-            <w:r>
-              <w:rPr>
-                <w:color w:val="000000"/>
-                <w:sz w:val="21"/>
-              </w:rPr>
-              <w:t>Adjust panel to your liking.</w:t>
+              <w:t>HINTS: Continue when you are ready.</w:t>
             </w:r>
           </w:p>
         </w:tc>
       </w:tr>
       <w:tr>
         <w:trPr>
+          <w:cantSplit/>
           <w:tblCellSpacing w:w="15" w:type="dxa"/>
-          <w:cantSplit/>
         </w:trPr>
         <w:tc>
           <w:tcPr>
             <w:tcW w:w="0" w:type="auto"/>
-            <w:vAlign w:val="top"/>
             <w:hideMark/>
           </w:tcPr>
           <w:p>
@@ -609,11 +394,6 @@
               </w:rPr>
             </w:pPr>
             <w:r>
-              <w:rPr>
-                <w:b/>
-                <w:color w:val="000000"/>
-                <w:sz w:val="20"/>
-              </w:rPr>
               <w:t>SPACE 1.2</w:t>
             </w:r>
           </w:p>
@@ -621,91 +401,29 @@
         <w:tc>
           <w:tcPr>
             <w:tcW w:w="0" w:type="auto"/>
-            <w:vAlign w:val="top"/>
             <w:hideMark/>
           </w:tcPr>
           <w:p>
-            <w:pPr>
-              <w:keepLines/>
-              <w:spacing w:after="140"/>
-            </w:pPr>
-            <w:r>
-              <w:rPr>
-                <w:color w:val="000000"/>
-              </w:rPr>
-            </w:r>
-            <w:r>
-              <w:rPr>
-                <w:b/>
-                <w:color w:val="000000"/>
-                <w:sz w:val="21"/>
-              </w:rPr>
-              <w:t>Main screen</w:t>
+            <w:r>
+              <w:t>Enter the garden</w:t>
               <w:br/>
-            </w:r>
-            <w:r>
-              <w:rPr>
-                <w:color w:val="000000"/>
-                <w:sz w:val="21"/>
-              </w:rPr>
-              <w:t>You arrive in a garden. A plant catches your attention — what is it, and what role does it play here?</w:t>
-            </w:r>
-          </w:p>
-          <w:p>
-            <w:pPr>
-              <w:keepLines/>
-              <w:spacing w:after="140"/>
-            </w:pPr>
-            <w:r>
-              <w:rPr>
-                <w:b/>
-                <w:color w:val="000000"/>
-                <w:sz w:val="21"/>
-              </w:rPr>
-              <w:t>Control panel info</w:t>
+              <w:t>Main screen: You arrive in a garden. A plant catches your attention — what is it, and what role does it play here?</w:t>
               <w:br/>
-            </w:r>
-            <w:r>
-              <w:rPr>
-                <w:color w:val="000000"/>
-                <w:sz w:val="21"/>
-              </w:rPr>
-              <w:t>The Control panel remains available. No additional fixed body text is shown; the garden illustration opens independently.</w:t>
-            </w:r>
-          </w:p>
-          <w:p>
-            <w:pPr>
-              <w:keepLines/>
-              <w:spacing w:after="60"/>
-            </w:pPr>
-            <w:r>
-              <w:rPr>
-                <w:b/>
-                <w:color w:val="000000"/>
-                <w:sz w:val="21"/>
-              </w:rPr>
-              <w:t>HINTS</w:t>
+              <w:t>Control panel: No additional tutorial paragraph.</w:t>
               <w:br/>
-            </w:r>
-            <w:r>
-              <w:rPr>
-                <w:color w:val="000000"/>
-                <w:sz w:val="21"/>
-              </w:rPr>
-              <w:t>Use Continue below.</w:t>
+              <w:t>HINTS: Add your first Plant Orb.</w:t>
             </w:r>
           </w:p>
         </w:tc>
       </w:tr>
       <w:tr>
         <w:trPr>
+          <w:cantSplit/>
           <w:tblCellSpacing w:w="15" w:type="dxa"/>
-          <w:cantSplit/>
         </w:trPr>
         <w:tc>
           <w:tcPr>
             <w:tcW w:w="0" w:type="auto"/>
-            <w:vAlign w:val="top"/>
             <w:hideMark/>
           </w:tcPr>
           <w:p>
@@ -716,103 +434,36 @@
               </w:rPr>
             </w:pPr>
             <w:r>
-              <w:rPr>
-                <w:b/>
-                <w:color w:val="000000"/>
-                <w:sz w:val="20"/>
-              </w:rPr>
-              <w:t>SPACE 1.3</w:t>
+              <w:t>ELEMENTS 1.5</w:t>
             </w:r>
           </w:p>
         </w:tc>
         <w:tc>
           <w:tcPr>
             <w:tcW w:w="0" w:type="auto"/>
-            <w:vAlign w:val="top"/>
             <w:hideMark/>
           </w:tcPr>
           <w:p>
-            <w:pPr>
-              <w:keepLines/>
-              <w:spacing w:after="140"/>
-            </w:pPr>
-            <w:r>
-              <w:rPr>
-                <w:color w:val="000000"/>
-              </w:rPr>
-            </w:r>
-            <w:r>
-              <w:rPr>
-                <w:b/>
-                <w:color w:val="000000"/>
-                <w:sz w:val="21"/>
-              </w:rPr>
-              <w:t>Main screen</w:t>
+            <w:r>
+              <w:t>Place Pigeon Pea</w:t>
               <w:br/>
-            </w:r>
-            <w:r>
-              <w:rPr>
-                <w:color w:val="000000"/>
-                <w:sz w:val="21"/>
-              </w:rPr>
-              <w:t>A Project brings together the plants, observations and guidance for a real place. Areas organise different parts of that place.</w:t>
-            </w:r>
-          </w:p>
-          <w:p>
-            <w:pPr>
-              <w:keepLines/>
-              <w:spacing w:after="140"/>
-            </w:pPr>
-            <w:r>
-              <w:rPr>
-                <w:b/>
-                <w:color w:val="000000"/>
-                <w:sz w:val="21"/>
-              </w:rPr>
-              <w:t>Control panel info</w:t>
+              <w:t>Main screen: Let’s add our first Plant Orb. Pigeon Pea will be our first example.</w:t>
               <w:br/>
-            </w:r>
-            <w:r>
-              <w:rPr>
-                <w:color w:val="000000"/>
-                <w:sz w:val="21"/>
-              </w:rPr>
-              <w:t>Start with an Area, add a Totem for orientation, then place Plant Orbs and Notes. In a full Project, you can publish a guide and keep its information current.</w:t>
-            </w:r>
-          </w:p>
-          <w:p>
-            <w:pPr>
-              <w:keepLines/>
-              <w:spacing w:after="60"/>
-            </w:pPr>
-            <w:r>
-              <w:rPr>
-                <w:b/>
-                <w:color w:val="000000"/>
-                <w:sz w:val="21"/>
-              </w:rPr>
-              <w:t>HINTS</w:t>
+              <w:t>Control panel: Placement controls; media closed. Creator mode offers thousands of plants or your own profile.</w:t>
               <w:br/>
-            </w:r>
-            <w:r>
-              <w:rPr>
-                <w:color w:val="000000"/>
-                <w:sz w:val="21"/>
-              </w:rPr>
-              <w:t>Use Continue below.</w:t>
+              <w:t>HINTS: Aim at an open space and press the trigger to place it.</w:t>
             </w:r>
           </w:p>
         </w:tc>
       </w:tr>
       <w:tr>
         <w:trPr>
+          <w:cantSplit/>
           <w:tblCellSpacing w:w="15" w:type="dxa"/>
-          <w:cantSplit/>
         </w:trPr>
         <w:tc>
           <w:tcPr>
             <w:tcW w:w="0" w:type="auto"/>
-            <w:vAlign w:val="top"/>
             <w:hideMark/>
           </w:tcPr>
           <w:p>
@@ -823,103 +474,36 @@
               </w:rPr>
             </w:pPr>
             <w:r>
-              <w:rPr>
-                <w:b/>
-                <w:color w:val="000000"/>
-                <w:sz w:val="20"/>
-              </w:rPr>
-              <w:t>SPACE 1.4</w:t>
+              <w:t>ELEMENTS 1.6</w:t>
             </w:r>
           </w:p>
         </w:tc>
         <w:tc>
           <w:tcPr>
             <w:tcW w:w="0" w:type="auto"/>
-            <w:vAlign w:val="top"/>
             <w:hideMark/>
           </w:tcPr>
           <w:p>
-            <w:pPr>
-              <w:keepLines/>
-              <w:spacing w:after="140"/>
-            </w:pPr>
-            <w:r>
-              <w:rPr>
-                <w:color w:val="000000"/>
-              </w:rPr>
-            </w:r>
-            <w:r>
-              <w:rPr>
-                <w:b/>
-                <w:color w:val="000000"/>
-                <w:sz w:val="21"/>
-              </w:rPr>
-              <w:t>Main screen</w:t>
+            <w:r>
+              <w:t>Your Plant Orb</w:t>
               <w:br/>
-            </w:r>
-            <w:r>
-              <w:rPr>
-                <w:color w:val="000000"/>
-                <w:sz w:val="21"/>
-              </w:rPr>
-              <w:t>In this demo, you’ll explore two plants, add an observation and see how Areas connect.</w:t>
-            </w:r>
-          </w:p>
-          <w:p>
-            <w:pPr>
-              <w:keepLines/>
-              <w:spacing w:after="140"/>
-            </w:pPr>
-            <w:r>
-              <w:rPr>
-                <w:b/>
-                <w:color w:val="000000"/>
-                <w:sz w:val="21"/>
-              </w:rPr>
-              <w:t>Control panel info</w:t>
+              <w:t>Main screen: This is a Plant Orb. It connects a plant’s knowledge to this place.</w:t>
               <w:br/>
-            </w:r>
-            <w:r>
-              <w:rPr>
-                <w:color w:val="000000"/>
-                <w:sz w:val="21"/>
-              </w:rPr>
-              <w:t>Selected plant information or Note options remain available; this section adds no fixed Control panel paragraph.</w:t>
-            </w:r>
-          </w:p>
-          <w:p>
-            <w:pPr>
-              <w:keepLines/>
-              <w:spacing w:after="60"/>
-            </w:pPr>
-            <w:r>
-              <w:rPr>
-                <w:b/>
-                <w:color w:val="000000"/>
-                <w:sz w:val="21"/>
-              </w:rPr>
-              <w:t>HINTS</w:t>
+              <w:t>Control panel: No repeated placement lesson.</w:t>
               <w:br/>
-            </w:r>
-            <w:r>
-              <w:rPr>
-                <w:color w:val="000000"/>
-                <w:sz w:val="21"/>
-              </w:rPr>
-              <w:t>Use See Area Totems below.</w:t>
+              <w:t>HINTS: Select the Pigeon Pea Orb.</w:t>
             </w:r>
           </w:p>
         </w:tc>
       </w:tr>
       <w:tr>
         <w:trPr>
+          <w:cantSplit/>
           <w:tblCellSpacing w:w="15" w:type="dxa"/>
-          <w:cantSplit/>
         </w:trPr>
         <w:tc>
           <w:tcPr>
             <w:tcW w:w="0" w:type="auto"/>
-            <w:vAlign w:val="top"/>
             <w:hideMark/>
           </w:tcPr>
           <w:p>
@@ -930,103 +514,36 @@
               </w:rPr>
             </w:pPr>
             <w:r>
-              <w:rPr>
-                <w:b/>
-                <w:color w:val="000000"/>
-                <w:sz w:val="20"/>
-              </w:rPr>
-              <w:t>SPACE 1.5</w:t>
+              <w:t>ELEMENTS 1.7</w:t>
             </w:r>
           </w:p>
         </w:tc>
         <w:tc>
           <w:tcPr>
             <w:tcW w:w="0" w:type="auto"/>
-            <w:vAlign w:val="top"/>
             <w:hideMark/>
           </w:tcPr>
           <w:p>
-            <w:pPr>
-              <w:keepLines/>
-              <w:spacing w:after="140"/>
-            </w:pPr>
-            <w:r>
-              <w:rPr>
-                <w:color w:val="000000"/>
-              </w:rPr>
-            </w:r>
-            <w:r>
-              <w:rPr>
-                <w:b/>
-                <w:color w:val="000000"/>
-                <w:sz w:val="21"/>
-              </w:rPr>
-              <w:t>Main screen</w:t>
+            <w:r>
+              <w:t>What is this?</w:t>
               <w:br/>
-            </w:r>
-            <w:r>
-              <w:rPr>
-                <w:color w:val="000000"/>
-                <w:sz w:val="21"/>
-              </w:rPr>
-              <w:t>The same place can support a visitor’s curiosity, a school activity or a land steward’s work.</w:t>
-            </w:r>
-          </w:p>
-          <w:p>
-            <w:pPr>
-              <w:keepLines/>
-              <w:spacing w:after="140"/>
-            </w:pPr>
-            <w:r>
-              <w:rPr>
-                <w:b/>
-                <w:color w:val="000000"/>
-                <w:sz w:val="21"/>
-              </w:rPr>
-              <w:t>Control panel info</w:t>
+              <w:t>Main screen: Meet Pigeon Pea. Its Tag brings the essentials into view.</w:t>
               <w:br/>
-            </w:r>
-            <w:r>
-              <w:rPr>
-                <w:color w:val="000000"/>
-                <w:sz w:val="21"/>
-              </w:rPr>
-              <w:t>The selected learning connection remains available; this section adds no fixed Control panel paragraph.</w:t>
-            </w:r>
-          </w:p>
-          <w:p>
-            <w:pPr>
-              <w:keepLines/>
-              <w:spacing w:after="60"/>
-            </w:pPr>
-            <w:r>
-              <w:rPr>
-                <w:b/>
-                <w:color w:val="000000"/>
-                <w:sz w:val="21"/>
-              </w:rPr>
-              <w:t>HINTS</w:t>
+              <w:t>Control panel: Selected Pigeon Pea identity and essential information.</w:t>
               <w:br/>
-            </w:r>
-            <w:r>
-              <w:rPr>
-                <w:color w:val="000000"/>
-                <w:sz w:val="21"/>
-              </w:rPr>
-              <w:t>Use See the connected result below.</w:t>
+              <w:t>HINTS: Read the Tag, then choose Curiosity.</w:t>
             </w:r>
           </w:p>
         </w:tc>
       </w:tr>
       <w:tr>
         <w:trPr>
+          <w:cantSplit/>
           <w:tblCellSpacing w:w="15" w:type="dxa"/>
-          <w:cantSplit/>
         </w:trPr>
         <w:tc>
           <w:tcPr>
             <w:tcW w:w="0" w:type="auto"/>
-            <w:vAlign w:val="top"/>
             <w:hideMark/>
           </w:tcPr>
           <w:p>
@@ -1037,103 +554,36 @@
               </w:rPr>
             </w:pPr>
             <w:r>
-              <w:rPr>
-                <w:b/>
-                <w:color w:val="000000"/>
-                <w:sz w:val="20"/>
-              </w:rPr>
-              <w:t>ELEMENTS 1.1</w:t>
+              <w:t>PIMO 1.2</w:t>
             </w:r>
           </w:p>
         </w:tc>
         <w:tc>
           <w:tcPr>
             <w:tcW w:w="0" w:type="auto"/>
-            <w:vAlign w:val="top"/>
             <w:hideMark/>
           </w:tcPr>
           <w:p>
-            <w:pPr>
-              <w:keepLines/>
-              <w:spacing w:after="140"/>
-            </w:pPr>
-            <w:r>
-              <w:rPr>
-                <w:color w:val="000000"/>
-              </w:rPr>
-            </w:r>
-            <w:r>
-              <w:rPr>
-                <w:b/>
-                <w:color w:val="000000"/>
-                <w:sz w:val="21"/>
-              </w:rPr>
-              <w:t>Main screen</w:t>
+            <w:r>
+              <w:t>Follow your curiosity</w:t>
               <w:br/>
-            </w:r>
-            <w:r>
-              <w:rPr>
-                <w:color w:val="000000"/>
-                <w:sz w:val="21"/>
-              </w:rPr>
-              <w:t>A plant profile brings together its identity, ecology, care and uses, alongside local knowledge and sources.</w:t>
-            </w:r>
-          </w:p>
-          <w:p>
-            <w:pPr>
-              <w:keepLines/>
-              <w:spacing w:after="140"/>
-            </w:pPr>
-            <w:r>
-              <w:rPr>
-                <w:b/>
-                <w:color w:val="000000"/>
-                <w:sz w:val="21"/>
-              </w:rPr>
-              <w:t>Control panel info</w:t>
+              <w:t>Main screen: Curious? Explore what makes Pigeon Pea interesting. Follow a relationship or two, and notice how its knowledge connects.</w:t>
               <w:br/>
-            </w:r>
-            <w:r>
-              <w:rPr>
-                <w:color w:val="000000"/>
-                <w:sz w:val="21"/>
-              </w:rPr>
-              <w:t>The Control panel remains available. No new body text or tutorial photo is introduced at this step.</w:t>
-            </w:r>
-          </w:p>
-          <w:p>
-            <w:pPr>
-              <w:keepLines/>
-              <w:spacing w:after="60"/>
-            </w:pPr>
-            <w:r>
-              <w:rPr>
-                <w:b/>
-                <w:color w:val="000000"/>
-                <w:sz w:val="21"/>
-              </w:rPr>
-              <w:t>HINTS</w:t>
+              <w:t>Control panel: Information for the selected cell; six original primary cells, with local outward expansion.</w:t>
               <w:br/>
-            </w:r>
-            <w:r>
-              <w:rPr>
-                <w:color w:val="000000"/>
-                <w:sz w:val="21"/>
-              </w:rPr>
-              <w:t>Use Continue below.</w:t>
+              <w:t>HINTS: Select a cell to follow its relationships.</w:t>
             </w:r>
           </w:p>
         </w:tc>
       </w:tr>
       <w:tr>
         <w:trPr>
+          <w:cantSplit/>
           <w:tblCellSpacing w:w="15" w:type="dxa"/>
-          <w:cantSplit/>
         </w:trPr>
         <w:tc>
           <w:tcPr>
             <w:tcW w:w="0" w:type="auto"/>
-            <w:vAlign w:val="top"/>
             <w:hideMark/>
           </w:tcPr>
           <w:p>
@@ -1144,68 +594,43 @@
               </w:rPr>
             </w:pPr>
             <w:r>
-              <w:rPr>
-                <w:b/>
-                <w:color w:val="000000"/>
-                <w:sz w:val="20"/>
-              </w:rPr>
-              <w:t>ELEMENTS 1.2</w:t>
+              <w:t>PIMO 1.3 (XR)</w:t>
             </w:r>
           </w:p>
         </w:tc>
         <w:tc>
           <w:tcPr>
             <w:tcW w:w="0" w:type="auto"/>
-            <w:vAlign w:val="top"/>
             <w:hideMark/>
           </w:tcPr>
           <w:p>
             <w:pPr>
               <w:keepLines/>
-              <w:spacing w:after="140"/>
             </w:pPr>
-            <w:r>
-              <w:rPr>
-                <w:color w:val="000000"/>
-              </w:rPr>
-            </w:r>
             <w:r>
               <w:rPr>
                 <w:b/>
-                <w:color w:val="000000"/>
-                <w:sz w:val="21"/>
               </w:rPr>
               <w:t>Main screen</w:t>
               <w:br/>
             </w:r>
             <w:r>
-              <w:rPr>
-                <w:color w:val="000000"/>
-                <w:sz w:val="21"/>
-              </w:rPr>
-              <w:t>Totem signs help you find your way through an Area, pointing towards plants, Notes and other Areas.</w:t>
+              <w:t>Hold the clear knowledge die and turn it to discover another side. Follow one connection, then move the child die to see how the ideas stay linked.</w:t>
             </w:r>
           </w:p>
           <w:p>
             <w:pPr>
               <w:keepLines/>
-              <w:spacing w:after="140"/>
             </w:pPr>
             <w:r>
               <w:rPr>
                 <w:b/>
-                <w:color w:val="000000"/>
-                <w:sz w:val="21"/>
               </w:rPr>
               <w:t>Control panel info</w:t>
               <w:br/>
             </w:r>
             <w:r>
-              <w:rPr>
-                <w:color w:val="000000"/>
-                <w:sz w:val="21"/>
-              </w:rPr>
-              <w:t>The Control panel remains available beside the Area illustration. No new fixed body text is shown.</w:t>
+              <w:t>Selected face information. Available only in a qualified spatial session.</w:t>
             </w:r>
           </w:p>
           <w:p>
@@ -1216,31 +641,24 @@
             <w:r>
               <w:rPr>
                 <w:b/>
-                <w:color w:val="000000"/>
-                <w:sz w:val="21"/>
               </w:rPr>
               <w:t>HINTS</w:t>
               <w:br/>
             </w:r>
             <w:r>
-              <w:rPr>
-                <w:color w:val="000000"/>
-                <w:sz w:val="21"/>
-              </w:rPr>
-              <w:t>Use Continue below.</w:t>
+              <w:t>Touch a face and hold briefly to explore it.</w:t>
             </w:r>
           </w:p>
         </w:tc>
       </w:tr>
       <w:tr>
         <w:trPr>
+          <w:cantSplit/>
           <w:tblCellSpacing w:w="15" w:type="dxa"/>
-          <w:cantSplit/>
         </w:trPr>
         <w:tc>
           <w:tcPr>
             <w:tcW w:w="0" w:type="auto"/>
-            <w:vAlign w:val="top"/>
             <w:hideMark/>
           </w:tcPr>
           <w:p>
@@ -1251,103 +669,36 @@
               </w:rPr>
             </w:pPr>
             <w:r>
-              <w:rPr>
-                <w:b/>
-                <w:color w:val="000000"/>
-                <w:sz w:val="20"/>
-              </w:rPr>
-              <w:t>ELEMENTS 1.3</w:t>
+              <w:t>ELEMENTS 1.9</w:t>
             </w:r>
           </w:p>
         </w:tc>
         <w:tc>
           <w:tcPr>
             <w:tcW w:w="0" w:type="auto"/>
-            <w:vAlign w:val="top"/>
             <w:hideMark/>
           </w:tcPr>
           <w:p>
-            <w:pPr>
-              <w:keepLines/>
-              <w:spacing w:after="140"/>
-            </w:pPr>
-            <w:r>
-              <w:rPr>
-                <w:color w:val="000000"/>
-              </w:rPr>
-            </w:r>
-            <w:r>
-              <w:rPr>
-                <w:b/>
-                <w:color w:val="000000"/>
-                <w:sz w:val="21"/>
-              </w:rPr>
-              <w:t>Main screen</w:t>
+            <w:r>
+              <w:t>Look at the garden again</w:t>
               <w:br/>
-            </w:r>
-            <w:r>
-              <w:rPr>
-                <w:color w:val="000000"/>
-                <w:sz w:val="21"/>
-              </w:rPr>
-              <w:t>Start with Pigeon Pea. Aim at the plant, or choose a location for its digital tag.</w:t>
-            </w:r>
-          </w:p>
-          <w:p>
-            <w:pPr>
-              <w:keepLines/>
-              <w:spacing w:after="140"/>
-            </w:pPr>
-            <w:r>
-              <w:rPr>
-                <w:b/>
-                <w:color w:val="000000"/>
-                <w:sz w:val="21"/>
-              </w:rPr>
-              <w:t>Control panel info</w:t>
+              <w:t>Main screen: Which of these characteristics could matter in this garden? Take another look at the place around you.</w:t>
               <w:br/>
-            </w:r>
-            <w:r>
-              <w:rPr>
-                <w:color w:val="000000"/>
-                <w:sz w:val="21"/>
-              </w:rPr>
-              <w:t>Placement controls remain available; plant media stays closed until plant information is opened.</w:t>
-            </w:r>
-          </w:p>
-          <w:p>
-            <w:pPr>
-              <w:keepLines/>
-              <w:spacing w:after="60"/>
-            </w:pPr>
-            <w:r>
-              <w:rPr>
-                <w:b/>
-                <w:color w:val="000000"/>
-                <w:sz w:val="21"/>
-              </w:rPr>
-              <w:t>HINTS</w:t>
+              <w:t>Control panel: Keep the selected plant information available.</w:t>
               <w:br/>
-            </w:r>
-            <w:r>
-              <w:rPr>
-                <w:color w:val="000000"/>
-                <w:sz w:val="21"/>
-              </w:rPr>
-              <w:t>Aim toward the plant or tag location. Use the right joystick up or down to adjust distance.</w:t>
+              <w:t>HINTS: Look around, then add Moringa.</w:t>
             </w:r>
           </w:p>
         </w:tc>
       </w:tr>
       <w:tr>
         <w:trPr>
+          <w:cantSplit/>
           <w:tblCellSpacing w:w="15" w:type="dxa"/>
-          <w:cantSplit/>
         </w:trPr>
         <w:tc>
           <w:tcPr>
             <w:tcW w:w="0" w:type="auto"/>
-            <w:vAlign w:val="top"/>
             <w:hideMark/>
           </w:tcPr>
           <w:p>
@@ -1358,103 +709,36 @@
               </w:rPr>
             </w:pPr>
             <w:r>
-              <w:rPr>
-                <w:b/>
-                <w:color w:val="000000"/>
-                <w:sz w:val="20"/>
-              </w:rPr>
-              <w:t>ELEMENTS 1.4</w:t>
+              <w:t>ELEMENTS 1.11</w:t>
             </w:r>
           </w:p>
         </w:tc>
         <w:tc>
           <w:tcPr>
             <w:tcW w:w="0" w:type="auto"/>
-            <w:vAlign w:val="top"/>
             <w:hideMark/>
           </w:tcPr>
           <w:p>
-            <w:pPr>
-              <w:keepLines/>
-              <w:spacing w:after="140"/>
-            </w:pPr>
-            <w:r>
-              <w:rPr>
-                <w:color w:val="000000"/>
-              </w:rPr>
-            </w:r>
-            <w:r>
-              <w:rPr>
-                <w:b/>
-                <w:color w:val="000000"/>
-                <w:sz w:val="21"/>
-              </w:rPr>
-              <w:t>Main screen</w:t>
+            <w:r>
+              <w:t>Place Moringa</w:t>
               <w:br/>
-            </w:r>
-            <w:r>
-              <w:rPr>
-                <w:color w:val="000000"/>
-                <w:sz w:val="21"/>
-              </w:rPr>
-              <w:t>The tag connects this plant profile to a location in the landscape.</w:t>
-            </w:r>
-          </w:p>
-          <w:p>
-            <w:pPr>
-              <w:keepLines/>
-              <w:spacing w:after="140"/>
-            </w:pPr>
-            <w:r>
-              <w:rPr>
-                <w:b/>
-                <w:color w:val="000000"/>
-                <w:sz w:val="21"/>
-              </w:rPr>
-              <w:t>Control panel info</w:t>
+              <w:t>Main screen: Let’s add another plant. Consider the different roles these two plants might play here.</w:t>
               <w:br/>
-            </w:r>
-            <w:r>
-              <w:rPr>
-                <w:color w:val="000000"/>
-                <w:sz w:val="21"/>
-              </w:rPr>
-              <w:t>Placement controls remain available. No new fixed body text is shown.</w:t>
-            </w:r>
-          </w:p>
-          <w:p>
-            <w:pPr>
-              <w:keepLines/>
-              <w:spacing w:after="60"/>
-            </w:pPr>
-            <w:r>
-              <w:rPr>
-                <w:b/>
-                <w:color w:val="000000"/>
-                <w:sz w:val="21"/>
-              </w:rPr>
-              <w:t>HINTS</w:t>
+              <w:t>Control panel: Placement controls; media closed.</w:t>
               <w:br/>
-            </w:r>
-            <w:r>
-              <w:rPr>
-                <w:color w:val="000000"/>
-                <w:sz w:val="21"/>
-              </w:rPr>
-              <w:t>Use Continue below.</w:t>
+              <w:t>HINTS: Place Moringa beside Pigeon Pea.</w:t>
             </w:r>
           </w:p>
         </w:tc>
       </w:tr>
       <w:tr>
         <w:trPr>
+          <w:cantSplit/>
           <w:tblCellSpacing w:w="15" w:type="dxa"/>
-          <w:cantSplit/>
         </w:trPr>
         <w:tc>
           <w:tcPr>
             <w:tcW w:w="0" w:type="auto"/>
-            <w:vAlign w:val="top"/>
             <w:hideMark/>
           </w:tcPr>
           <w:p>
@@ -1465,103 +749,36 @@
               </w:rPr>
             </w:pPr>
             <w:r>
-              <w:rPr>
-                <w:b/>
-                <w:color w:val="000000"/>
-                <w:sz w:val="20"/>
-              </w:rPr>
-              <w:t>ELEMENTS 1.5</w:t>
+              <w:t>ELEMENTS 1.12</w:t>
             </w:r>
           </w:p>
         </w:tc>
         <w:tc>
           <w:tcPr>
             <w:tcW w:w="0" w:type="auto"/>
-            <w:vAlign w:val="top"/>
             <w:hideMark/>
           </w:tcPr>
           <w:p>
-            <w:pPr>
-              <w:keepLines/>
-              <w:spacing w:after="140"/>
-            </w:pPr>
-            <w:r>
-              <w:rPr>
-                <w:color w:val="000000"/>
-              </w:rPr>
-            </w:r>
-            <w:r>
-              <w:rPr>
-                <w:b/>
-                <w:color w:val="000000"/>
-                <w:sz w:val="21"/>
-              </w:rPr>
-              <w:t>Main screen</w:t>
+            <w:r>
+              <w:t>Two plants in one place</w:t>
               <w:br/>
-            </w:r>
-            <w:r>
-              <w:rPr>
-                <w:color w:val="000000"/>
-                <w:sz w:val="21"/>
-              </w:rPr>
-              <w:t>Adjust the tag’s distance, then confirm its position.</w:t>
-            </w:r>
-          </w:p>
-          <w:p>
-            <w:pPr>
-              <w:keepLines/>
-              <w:spacing w:after="140"/>
-            </w:pPr>
-            <w:r>
-              <w:rPr>
-                <w:b/>
-                <w:color w:val="000000"/>
-                <w:sz w:val="21"/>
-              </w:rPr>
-              <w:t>Control panel info</w:t>
+              <w:t>Main screen: Both plant profiles are now connected to this place. Select Moringa to discover its roles, or continue when you are ready.</w:t>
               <w:br/>
-            </w:r>
-            <w:r>
-              <w:rPr>
-                <w:color w:val="000000"/>
-                <w:sz w:val="21"/>
-              </w:rPr>
-              <w:t>Place Pigeon Pea. A Plant Orb attaches this plant’s information to a real place. Pigeon Pea is our first example.</w:t>
-            </w:r>
-          </w:p>
-          <w:p>
-            <w:pPr>
-              <w:keepLines/>
-              <w:spacing w:after="60"/>
-            </w:pPr>
-            <w:r>
-              <w:rPr>
-                <w:b/>
-                <w:color w:val="000000"/>
-                <w:sz w:val="21"/>
-              </w:rPr>
-              <w:t>HINTS</w:t>
+              <w:t>Control panel: Moringa information appears when selected; Pigeon Pea remains available.</w:t>
               <w:br/>
-            </w:r>
-            <w:r>
-              <w:rPr>
-                <w:color w:val="000000"/>
-                <w:sz w:val="21"/>
-              </w:rPr>
-              <w:t>Aim at the real plant or desired tag location, then press the controller trigger to place it. Use the right joystick to adjust distance.</w:t>
+              <w:t>HINTS: Select Moringa, or continue to observe the garden.</w:t>
             </w:r>
           </w:p>
         </w:tc>
       </w:tr>
       <w:tr>
         <w:trPr>
+          <w:cantSplit/>
           <w:tblCellSpacing w:w="15" w:type="dxa"/>
-          <w:cantSplit/>
         </w:trPr>
         <w:tc>
           <w:tcPr>
             <w:tcW w:w="0" w:type="auto"/>
-            <w:vAlign w:val="top"/>
             <w:hideMark/>
           </w:tcPr>
           <w:p>
@@ -1572,103 +789,36 @@
               </w:rPr>
             </w:pPr>
             <w:r>
-              <w:rPr>
-                <w:b/>
-                <w:color w:val="000000"/>
-                <w:sz w:val="20"/>
-              </w:rPr>
-              <w:t>ELEMENTS 1.6</w:t>
+              <w:t>ELEMENTS 1.14</w:t>
             </w:r>
           </w:p>
         </w:tc>
         <w:tc>
           <w:tcPr>
             <w:tcW w:w="0" w:type="auto"/>
-            <w:vAlign w:val="top"/>
             <w:hideMark/>
           </w:tcPr>
           <w:p>
-            <w:pPr>
-              <w:keepLines/>
-              <w:spacing w:after="140"/>
-            </w:pPr>
-            <w:r>
-              <w:rPr>
-                <w:color w:val="000000"/>
-              </w:rPr>
-            </w:r>
-            <w:r>
-              <w:rPr>
-                <w:b/>
-                <w:color w:val="000000"/>
-                <w:sz w:val="21"/>
-              </w:rPr>
-              <w:t>Main screen</w:t>
+            <w:r>
+              <w:t>What do you notice?</w:t>
               <w:br/>
-            </w:r>
-            <w:r>
-              <w:rPr>
-                <w:color w:val="000000"/>
-                <w:sz w:val="21"/>
-              </w:rPr>
-              <w:t>This digital tag is a Plant Orb. Select it to open the plant profile, or hold it to move it.</w:t>
-            </w:r>
-          </w:p>
-          <w:p>
-            <w:pPr>
-              <w:keepLines/>
-              <w:spacing w:after="140"/>
-            </w:pPr>
-            <w:r>
-              <w:rPr>
-                <w:b/>
-                <w:color w:val="000000"/>
-                <w:sz w:val="21"/>
-              </w:rPr>
-              <w:t>Control panel info</w:t>
+              <w:t>Main screen: What do you notice in the actual landscape?</w:t>
               <w:br/>
-            </w:r>
-            <w:r>
-              <w:rPr>
-                <w:color w:val="000000"/>
-                <w:sz w:val="21"/>
-              </w:rPr>
-              <w:t>Plant information opens after the Orb is selected. No fixed paragraph replaces the current selection.</w:t>
-            </w:r>
-          </w:p>
-          <w:p>
-            <w:pPr>
-              <w:keepLines/>
-              <w:spacing w:after="60"/>
-            </w:pPr>
-            <w:r>
-              <w:rPr>
-                <w:b/>
-                <w:color w:val="000000"/>
-                <w:sz w:val="21"/>
-              </w:rPr>
-              <w:t>HINTS</w:t>
+              <w:t>Control panel: No additional tutorial paragraph.</w:t>
               <w:br/>
-            </w:r>
-            <w:r>
-              <w:rPr>
-                <w:color w:val="000000"/>
-                <w:sz w:val="21"/>
-              </w:rPr>
-              <w:t>Press the Plant Orb to open its information. Press and hold it to move it.</w:t>
+              <w:t>HINTS: Look around, then leave a Note.</w:t>
             </w:r>
           </w:p>
         </w:tc>
       </w:tr>
       <w:tr>
         <w:trPr>
+          <w:cantSplit/>
           <w:tblCellSpacing w:w="15" w:type="dxa"/>
-          <w:cantSplit/>
         </w:trPr>
         <w:tc>
           <w:tcPr>
             <w:tcW w:w="0" w:type="auto"/>
-            <w:vAlign w:val="top"/>
             <w:hideMark/>
           </w:tcPr>
           <w:p>
@@ -1679,103 +829,36 @@
               </w:rPr>
             </w:pPr>
             <w:r>
-              <w:rPr>
-                <w:b/>
-                <w:color w:val="000000"/>
-                <w:sz w:val="20"/>
-              </w:rPr>
-              <w:t>ELEMENTS 1.7</w:t>
+              <w:t>ELEMENTS 1.16</w:t>
             </w:r>
           </w:p>
         </w:tc>
         <w:tc>
           <w:tcPr>
             <w:tcW w:w="0" w:type="auto"/>
-            <w:vAlign w:val="top"/>
             <w:hideMark/>
           </w:tcPr>
           <w:p>
-            <w:pPr>
-              <w:keepLines/>
-              <w:spacing w:after="140"/>
-            </w:pPr>
-            <w:r>
-              <w:rPr>
-                <w:color w:val="000000"/>
-              </w:rPr>
-            </w:r>
-            <w:r>
-              <w:rPr>
-                <w:b/>
-                <w:color w:val="000000"/>
-                <w:sz w:val="21"/>
-              </w:rPr>
-              <w:t>Main screen</w:t>
+            <w:r>
+              <w:t>Leave a Note</w:t>
               <w:br/>
-            </w:r>
-            <w:r>
-              <w:rPr>
-                <w:color w:val="000000"/>
-                <w:sz w:val="21"/>
-              </w:rPr>
-              <w:t>Explore Pigeon Pea’s information cells to discover its characteristics and roles.</w:t>
-            </w:r>
-          </w:p>
-          <w:p>
-            <w:pPr>
-              <w:keepLines/>
-              <w:spacing w:after="140"/>
-            </w:pPr>
-            <w:r>
-              <w:rPr>
-                <w:b/>
-                <w:color w:val="000000"/>
-                <w:sz w:val="21"/>
-              </w:rPr>
-              <w:t>Control panel info</w:t>
+              <w:t>Main screen: Create a Note to record an observation.</w:t>
               <w:br/>
-            </w:r>
-            <w:r>
-              <w:rPr>
-                <w:color w:val="000000"/>
-                <w:sz w:val="21"/>
-              </w:rPr>
-              <w:t>The selected Pigeon Pea information cell opens here. Its path, body and sources depend on the cell selected.</w:t>
-            </w:r>
-          </w:p>
-          <w:p>
-            <w:pPr>
-              <w:keepLines/>
-              <w:spacing w:after="60"/>
-            </w:pPr>
-            <w:r>
-              <w:rPr>
-                <w:b/>
-                <w:color w:val="000000"/>
-                <w:sz w:val="21"/>
-              </w:rPr>
-              <w:t>HINTS</w:t>
+              <w:t>Control panel: Note placement controls.</w:t>
               <w:br/>
-            </w:r>
-            <w:r>
-              <w:rPr>
-                <w:color w:val="000000"/>
-                <w:sz w:val="21"/>
-              </w:rPr>
-              <w:t>Press and hold the Orb to move it. While holding it, move the right joystick to bring it closer or further away. Press a cell once to expand plant information.</w:t>
+              <w:t>HINTS: Choose a location and place the Note.</w:t>
             </w:r>
           </w:p>
         </w:tc>
       </w:tr>
       <w:tr>
         <w:trPr>
+          <w:cantSplit/>
           <w:tblCellSpacing w:w="15" w:type="dxa"/>
-          <w:cantSplit/>
         </w:trPr>
         <w:tc>
           <w:tcPr>
             <w:tcW w:w="0" w:type="auto"/>
-            <w:vAlign w:val="top"/>
             <w:hideMark/>
           </w:tcPr>
           <w:p>
@@ -1786,103 +869,36 @@
               </w:rPr>
             </w:pPr>
             <w:r>
-              <w:rPr>
-                <w:b/>
-                <w:color w:val="000000"/>
-                <w:sz w:val="20"/>
-              </w:rPr>
-              <w:t>ELEMENTS 1.8</w:t>
+              <w:t>ELEMENTS 1.17</w:t>
             </w:r>
           </w:p>
         </w:tc>
         <w:tc>
           <w:tcPr>
             <w:tcW w:w="0" w:type="auto"/>
-            <w:vAlign w:val="top"/>
             <w:hideMark/>
           </w:tcPr>
           <w:p>
-            <w:pPr>
-              <w:keepLines/>
-              <w:spacing w:after="140"/>
-            </w:pPr>
-            <w:r>
-              <w:rPr>
-                <w:color w:val="000000"/>
-              </w:rPr>
-            </w:r>
-            <w:r>
-              <w:rPr>
-                <w:b/>
-                <w:color w:val="000000"/>
-                <w:sz w:val="21"/>
-              </w:rPr>
-              <w:t>Main screen</w:t>
+            <w:r>
+              <w:t>Your Note belongs here</w:t>
               <w:br/>
-            </w:r>
-            <w:r>
-              <w:rPr>
-                <w:color w:val="000000"/>
-                <w:sz w:val="21"/>
-              </w:rPr>
-              <w:t>The same plant profile is also available in Web Mode, as a standard browser page.</w:t>
-            </w:r>
-          </w:p>
-          <w:p>
-            <w:pPr>
-              <w:keepLines/>
-              <w:spacing w:after="140"/>
-            </w:pPr>
-            <w:r>
-              <w:rPr>
-                <w:b/>
-                <w:color w:val="000000"/>
-                <w:sz w:val="21"/>
-              </w:rPr>
-              <w:t>Control panel info</w:t>
+              <w:t>Main screen: Your Note now belongs to this location. It can hold an observation, memory or task. Select it to see a prepared example.</w:t>
               <w:br/>
-            </w:r>
-            <w:r>
-              <w:rPr>
-                <w:color w:val="000000"/>
-                <w:sz w:val="21"/>
-              </w:rPr>
-              <w:t>The currently selected plant information remains available in the Control panel.</w:t>
-            </w:r>
-          </w:p>
-          <w:p>
-            <w:pPr>
-              <w:keepLines/>
-              <w:spacing w:after="60"/>
-            </w:pPr>
-            <w:r>
-              <w:rPr>
-                <w:b/>
-                <w:color w:val="000000"/>
-                <w:sz w:val="21"/>
-              </w:rPr>
-              <w:t>HINTS</w:t>
+              <w:t>Control panel: Selected Note content and existing Note options.</w:t>
               <w:br/>
-            </w:r>
-            <w:r>
-              <w:rPr>
-                <w:color w:val="000000"/>
-                <w:sz w:val="21"/>
-              </w:rPr>
-              <w:t>Use Continue below.</w:t>
+              <w:t>HINTS: Select the Note to see the example.</w:t>
             </w:r>
           </w:p>
         </w:tc>
       </w:tr>
       <w:tr>
         <w:trPr>
+          <w:cantSplit/>
           <w:tblCellSpacing w:w="15" w:type="dxa"/>
-          <w:cantSplit/>
         </w:trPr>
         <w:tc>
           <w:tcPr>
             <w:tcW w:w="0" w:type="auto"/>
-            <w:vAlign w:val="top"/>
             <w:hideMark/>
           </w:tcPr>
           <w:p>
@@ -1893,103 +909,36 @@
               </w:rPr>
             </w:pPr>
             <w:r>
-              <w:rPr>
-                <w:b/>
-                <w:color w:val="000000"/>
-                <w:sz w:val="20"/>
-              </w:rPr>
-              <w:t>ELEMENTS 1.9</w:t>
+              <w:t>SPACE 1.4</w:t>
             </w:r>
           </w:p>
         </w:tc>
         <w:tc>
           <w:tcPr>
             <w:tcW w:w="0" w:type="auto"/>
-            <w:vAlign w:val="top"/>
             <w:hideMark/>
           </w:tcPr>
           <w:p>
-            <w:pPr>
-              <w:keepLines/>
-              <w:spacing w:after="140"/>
-            </w:pPr>
-            <w:r>
-              <w:rPr>
-                <w:color w:val="000000"/>
-              </w:rPr>
-            </w:r>
-            <w:r>
-              <w:rPr>
-                <w:b/>
-                <w:color w:val="000000"/>
-                <w:sz w:val="21"/>
-              </w:rPr>
-              <w:t>Main screen</w:t>
+            <w:r>
+              <w:t>One part of a larger place</w:t>
               <w:br/>
-            </w:r>
-            <w:r>
-              <w:rPr>
-                <w:color w:val="000000"/>
-                <w:sz w:val="21"/>
-              </w:rPr>
-              <w:t>Which of these characteristics could matter in this garden? Keep one in mind as you explore.</w:t>
-            </w:r>
-          </w:p>
-          <w:p>
-            <w:pPr>
-              <w:keepLines/>
-              <w:spacing w:after="140"/>
-            </w:pPr>
-            <w:r>
-              <w:rPr>
-                <w:b/>
-                <w:color w:val="000000"/>
-                <w:sz w:val="21"/>
-              </w:rPr>
-              <w:t>Control panel info</w:t>
+              <w:t>Main screen: These plants and observations belong to one part of a larger place. An Area keeps nearby plants, Notes and guidance together.</w:t>
               <w:br/>
-            </w:r>
-            <w:r>
-              <w:rPr>
-                <w:color w:val="000000"/>
-                <w:sz w:val="21"/>
-              </w:rPr>
-              <w:t>The currently selected plant information remains available; this section adds no fixed paragraph.</w:t>
-            </w:r>
-          </w:p>
-          <w:p>
-            <w:pPr>
-              <w:keepLines/>
-              <w:spacing w:after="60"/>
-            </w:pPr>
-            <w:r>
-              <w:rPr>
-                <w:b/>
-                <w:color w:val="000000"/>
-                <w:sz w:val="21"/>
-              </w:rPr>
-              <w:t>HINTS</w:t>
+              <w:t>Control panel: Selected local information remains available.</w:t>
               <w:br/>
-            </w:r>
-            <w:r>
-              <w:rPr>
-                <w:color w:val="000000"/>
-                <w:sz w:val="21"/>
-              </w:rPr>
-              <w:t>Use Continue below.</w:t>
+              <w:t>HINTS: Continue to meet the Area’s Totem.</w:t>
             </w:r>
           </w:p>
         </w:tc>
       </w:tr>
       <w:tr>
         <w:trPr>
+          <w:cantSplit/>
           <w:tblCellSpacing w:w="15" w:type="dxa"/>
-          <w:cantSplit/>
         </w:trPr>
         <w:tc>
           <w:tcPr>
             <w:tcW w:w="0" w:type="auto"/>
-            <w:vAlign w:val="top"/>
             <w:hideMark/>
           </w:tcPr>
           <w:p>
@@ -2000,103 +949,36 @@
               </w:rPr>
             </w:pPr>
             <w:r>
-              <w:rPr>
-                <w:b/>
-                <w:color w:val="000000"/>
-                <w:sz w:val="20"/>
-              </w:rPr>
-              <w:t>ELEMENTS 1.10</w:t>
+              <w:t>ELEMENTS 1.18</w:t>
             </w:r>
           </w:p>
         </w:tc>
         <w:tc>
           <w:tcPr>
             <w:tcW w:w="0" w:type="auto"/>
-            <w:vAlign w:val="top"/>
             <w:hideMark/>
           </w:tcPr>
           <w:p>
-            <w:pPr>
-              <w:keepLines/>
-              <w:spacing w:after="140"/>
-            </w:pPr>
-            <w:r>
-              <w:rPr>
-                <w:color w:val="000000"/>
-              </w:rPr>
-            </w:r>
-            <w:r>
-              <w:rPr>
-                <w:b/>
-                <w:color w:val="000000"/>
-                <w:sz w:val="21"/>
-              </w:rPr>
-              <w:t>Main screen</w:t>
+            <w:r>
+              <w:t>Meet the Totem</w:t>
               <w:br/>
-            </w:r>
-            <w:r>
-              <w:rPr>
-                <w:color w:val="000000"/>
-                <w:sz w:val="21"/>
-              </w:rPr>
-              <w:t>Now meet Moringa. Compare its characteristics with Pigeon Pea and consider the different roles they might play here.</w:t>
-            </w:r>
-          </w:p>
-          <w:p>
-            <w:pPr>
-              <w:keepLines/>
-              <w:spacing w:after="140"/>
-            </w:pPr>
-            <w:r>
-              <w:rPr>
-                <w:b/>
-                <w:color w:val="000000"/>
-                <w:sz w:val="21"/>
-              </w:rPr>
-              <w:t>Control panel info</w:t>
+              <w:t>Main screen: A Totem helps identify an Area and point towards what lies beyond it.</w:t>
               <w:br/>
-            </w:r>
-            <w:r>
-              <w:rPr>
-                <w:color w:val="000000"/>
-                <w:sz w:val="21"/>
-              </w:rPr>
-              <w:t>Placement controls remain available; Moringa’s photo opens only when its information is selected.</w:t>
-            </w:r>
-          </w:p>
-          <w:p>
-            <w:pPr>
-              <w:keepLines/>
-              <w:spacing w:after="60"/>
-            </w:pPr>
-            <w:r>
-              <w:rPr>
-                <w:b/>
-                <w:color w:val="000000"/>
-                <w:sz w:val="21"/>
-              </w:rPr>
-              <w:t>HINTS</w:t>
+              <w:t>Control panel: Selected Totem information; floor adjustment remains in Settings.</w:t>
               <w:br/>
-            </w:r>
-            <w:r>
-              <w:rPr>
-                <w:color w:val="000000"/>
-                <w:sz w:val="21"/>
-              </w:rPr>
-              <w:t>Use Continue below.</w:t>
+              <w:t>HINTS: Show the Totem.</w:t>
             </w:r>
           </w:p>
         </w:tc>
       </w:tr>
       <w:tr>
         <w:trPr>
+          <w:cantSplit/>
           <w:tblCellSpacing w:w="15" w:type="dxa"/>
-          <w:cantSplit/>
         </w:trPr>
         <w:tc>
           <w:tcPr>
             <w:tcW w:w="0" w:type="auto"/>
-            <w:vAlign w:val="top"/>
             <w:hideMark/>
           </w:tcPr>
           <w:p>
@@ -2107,103 +989,70 @@
               </w:rPr>
             </w:pPr>
             <w:r>
-              <w:rPr>
-                <w:b/>
-                <w:color w:val="000000"/>
-                <w:sz w:val="20"/>
-              </w:rPr>
-              <w:t>ELEMENTS 1.12</w:t>
+              <w:t>ELEMENTS 1.19</w:t>
             </w:r>
           </w:p>
         </w:tc>
         <w:tc>
           <w:tcPr>
             <w:tcW w:w="0" w:type="auto"/>
-            <w:vAlign w:val="top"/>
             <w:hideMark/>
           </w:tcPr>
           <w:p>
-            <w:pPr>
-              <w:keepLines/>
-              <w:spacing w:after="140"/>
-            </w:pPr>
-            <w:r>
-              <w:rPr>
-                <w:color w:val="000000"/>
-              </w:rPr>
-            </w:r>
-            <w:r>
-              <w:rPr>
-                <w:b/>
-                <w:color w:val="000000"/>
-                <w:sz w:val="21"/>
-              </w:rPr>
-              <w:t>Main screen</w:t>
+            <w:r>
+              <w:t>My area</w:t>
               <w:br/>
-            </w:r>
-            <w:r>
-              <w:rPr>
-                <w:color w:val="000000"/>
-                <w:sz w:val="21"/>
-              </w:rPr>
-              <w:t>Both plant profiles are now linked to this place, ready to explore and compare.</w:t>
-            </w:r>
-          </w:p>
-          <w:p>
-            <w:pPr>
-              <w:keepLines/>
-              <w:spacing w:after="140"/>
-            </w:pPr>
-            <w:r>
-              <w:rPr>
-                <w:b/>
-                <w:color w:val="000000"/>
-                <w:sz w:val="21"/>
-              </w:rPr>
-              <w:t>Control panel info</w:t>
+              <w:t>Main screen: This first Totem identifies My area. Its signs point towards the plants and Note you placed.</w:t>
               <w:br/>
-            </w:r>
-            <w:r>
-              <w:rPr>
-                <w:color w:val="000000"/>
-                <w:sz w:val="21"/>
-              </w:rPr>
-              <w:t>Moringa’s Plant Profile opens when its Orb is selected, with its own image and information path.</w:t>
-            </w:r>
-          </w:p>
-          <w:p>
-            <w:pPr>
-              <w:keepLines/>
-              <w:spacing w:after="60"/>
-            </w:pPr>
-            <w:r>
-              <w:rPr>
-                <w:b/>
-                <w:color w:val="000000"/>
-                <w:sz w:val="21"/>
-              </w:rPr>
-              <w:t>HINTS</w:t>
+              <w:t>Control panel: Existing signs and destination controls.</w:t>
               <w:br/>
-            </w:r>
-            <w:r>
-              <w:rPr>
-                <w:color w:val="000000"/>
-                <w:sz w:val="21"/>
-              </w:rPr>
-              <w:t>Aim at and select the Moringa Plant Orb to read its profile.</w:t>
+              <w:t>HINTS: Select Show Signs to see nearby destinations.</w:t>
             </w:r>
           </w:p>
         </w:tc>
       </w:tr>
       <w:tr>
         <w:trPr>
+          <w:cantSplit/>
           <w:tblCellSpacing w:w="15" w:type="dxa"/>
-          <w:cantSplit/>
         </w:trPr>
         <w:tc>
           <w:tcPr>
             <w:tcW w:w="0" w:type="auto"/>
-            <w:vAlign w:val="top"/>
+            <w:hideMark/>
+          </w:tcPr>
+          <w:p>
+            <w:r>
+              <w:t>AREA 1.2</w:t>
+            </w:r>
+          </w:p>
+        </w:tc>
+        <w:tc>
+          <w:tcPr>
+            <w:tcW w:w="0" w:type="auto"/>
+            <w:hideMark/>
+          </w:tcPr>
+          <w:p>
+            <w:r>
+              <w:t>A second Totem</w:t>
+              <w:br/>
+              <w:t>Main screen: A second Totem can identify a different Area. Connecting the two Areas gives visitors a route and guidance between them.</w:t>
+              <w:br/>
+              <w:t>Control panel: The first Totem and its local plants and Note remain available.</w:t>
+              <w:br/>
+              <w:t>HINTS: Create the second Totem when you are ready.</w:t>
+            </w:r>
+          </w:p>
+        </w:tc>
+      </w:tr>
+      <w:tr>
+        <w:trPr>
+          <w:cantSplit/>
+          <w:tblCellSpacing w:w="15" w:type="dxa"/>
+        </w:trPr>
+        <w:tc>
+          <w:tcPr>
+            <w:tcW w:w="0" w:type="auto"/>
             <w:hideMark/>
           </w:tcPr>
           <w:p>
@@ -2214,103 +1063,36 @@
               </w:rPr>
             </w:pPr>
             <w:r>
-              <w:rPr>
-                <w:b/>
-                <w:color w:val="000000"/>
-                <w:sz w:val="20"/>
-              </w:rPr>
-              <w:t>ELEMENTS 1.14</w:t>
+              <w:t>ELEMENTS 1.20</w:t>
             </w:r>
           </w:p>
         </w:tc>
         <w:tc>
           <w:tcPr>
             <w:tcW w:w="0" w:type="auto"/>
-            <w:vAlign w:val="top"/>
             <w:hideMark/>
           </w:tcPr>
           <w:p>
-            <w:pPr>
-              <w:keepLines/>
-              <w:spacing w:after="140"/>
-            </w:pPr>
-            <w:r>
-              <w:rPr>
-                <w:color w:val="000000"/>
-              </w:rPr>
-            </w:r>
-            <w:r>
-              <w:rPr>
-                <w:b/>
-                <w:color w:val="000000"/>
-                <w:sz w:val="21"/>
-              </w:rPr>
-              <w:t>Main screen</w:t>
+            <w:r>
+              <w:t>A neighbouring Area</w:t>
               <w:br/>
-            </w:r>
-            <w:r>
-              <w:rPr>
-                <w:color w:val="000000"/>
-                <w:sz w:val="21"/>
-              </w:rPr>
-              <w:t>What do you notice in the actual landscape?</w:t>
-            </w:r>
-          </w:p>
-          <w:p>
-            <w:pPr>
-              <w:keepLines/>
-              <w:spacing w:after="140"/>
-            </w:pPr>
-            <w:r>
-              <w:rPr>
-                <w:b/>
-                <w:color w:val="000000"/>
-                <w:sz w:val="21"/>
-              </w:rPr>
-              <w:t>Control panel info</w:t>
+              <w:t>Main screen: This neighbouring Area is a prepared example with its own plants and Note. The living map can extend beyond this garden section.</w:t>
               <w:br/>
-            </w:r>
-            <w:r>
-              <w:rPr>
-                <w:color w:val="000000"/>
-                <w:sz w:val="21"/>
-              </w:rPr>
-              <w:t>Selected plant information remains available until the Note is selected.</w:t>
-            </w:r>
-          </w:p>
-          <w:p>
-            <w:pPr>
-              <w:keepLines/>
-              <w:spacing w:after="60"/>
-            </w:pPr>
-            <w:r>
-              <w:rPr>
-                <w:b/>
-                <w:color w:val="000000"/>
-                <w:sz w:val="21"/>
-              </w:rPr>
-              <w:t>HINTS</w:t>
+              <w:t>Control panel: Second Area Totem and local content.</w:t>
               <w:br/>
-            </w:r>
-            <w:r>
-              <w:rPr>
-                <w:color w:val="000000"/>
-                <w:sz w:val="21"/>
-              </w:rPr>
-              <w:t>No fixed hint at this step; Continue advances to Note placement.</w:t>
+              <w:t>HINTS: Connect the two Areas.</w:t>
             </w:r>
           </w:p>
         </w:tc>
       </w:tr>
       <w:tr>
         <w:trPr>
+          <w:cantSplit/>
           <w:tblCellSpacing w:w="15" w:type="dxa"/>
-          <w:cantSplit/>
         </w:trPr>
         <w:tc>
           <w:tcPr>
             <w:tcW w:w="0" w:type="auto"/>
-            <w:vAlign w:val="top"/>
             <w:hideMark/>
           </w:tcPr>
           <w:p>
@@ -2321,103 +1103,36 @@
               </w:rPr>
             </w:pPr>
             <w:r>
-              <w:rPr>
-                <w:b/>
-                <w:color w:val="000000"/>
-                <w:sz w:val="20"/>
-              </w:rPr>
-              <w:t>ELEMENTS 1.15</w:t>
+              <w:t>ELEMENTS 1.21</w:t>
             </w:r>
           </w:p>
         </w:tc>
         <w:tc>
           <w:tcPr>
             <w:tcW w:w="0" w:type="auto"/>
-            <w:vAlign w:val="top"/>
             <w:hideMark/>
           </w:tcPr>
           <w:p>
-            <w:pPr>
-              <w:keepLines/>
-              <w:spacing w:after="140"/>
-            </w:pPr>
-            <w:r>
-              <w:rPr>
-                <w:color w:val="000000"/>
-              </w:rPr>
-            </w:r>
-            <w:r>
-              <w:rPr>
-                <w:b/>
-                <w:color w:val="000000"/>
-                <w:sz w:val="21"/>
-              </w:rPr>
-              <w:t>Main screen</w:t>
+            <w:r>
+              <w:t>The Areas are connected</w:t>
               <w:br/>
-            </w:r>
-            <w:r>
-              <w:rPr>
-                <w:color w:val="000000"/>
-                <w:sz w:val="21"/>
-              </w:rPr>
-              <w:t>Create a Note to record an observation.</w:t>
-            </w:r>
-          </w:p>
-          <w:p>
-            <w:pPr>
-              <w:keepLines/>
-              <w:spacing w:after="140"/>
-            </w:pPr>
-            <w:r>
-              <w:rPr>
-                <w:b/>
-                <w:color w:val="000000"/>
-                <w:sz w:val="21"/>
-              </w:rPr>
-              <w:t>Control panel info</w:t>
+              <w:t>Main screen: A route connects the two Areas. Each keeps its own plants and Notes.</w:t>
               <w:br/>
-            </w:r>
-            <w:r>
-              <w:rPr>
-                <w:color w:val="000000"/>
-                <w:sz w:val="21"/>
-              </w:rPr>
-              <w:t>Placement guidance remains available. No new fixed body text is shown.</w:t>
-            </w:r>
-          </w:p>
-          <w:p>
-            <w:pPr>
-              <w:keepLines/>
-              <w:spacing w:after="60"/>
-            </w:pPr>
-            <w:r>
-              <w:rPr>
-                <w:b/>
-                <w:color w:val="000000"/>
-                <w:sz w:val="21"/>
-              </w:rPr>
-              <w:t>HINTS</w:t>
+              <w:t>Control panel: Selected destination and route information.</w:t>
               <w:br/>
-            </w:r>
-            <w:r>
-              <w:rPr>
-                <w:color w:val="000000"/>
-                <w:sz w:val="21"/>
-              </w:rPr>
-              <w:t>Use Continue below.</w:t>
+              <w:t>HINTS: Select a destination sign to follow its direction.</w:t>
             </w:r>
           </w:p>
         </w:tc>
       </w:tr>
       <w:tr>
         <w:trPr>
+          <w:cantSplit/>
           <w:tblCellSpacing w:w="15" w:type="dxa"/>
-          <w:cantSplit/>
         </w:trPr>
         <w:tc>
           <w:tcPr>
             <w:tcW w:w="0" w:type="auto"/>
-            <w:vAlign w:val="top"/>
             <w:hideMark/>
           </w:tcPr>
           <w:p>
@@ -2428,103 +1143,36 @@
               </w:rPr>
             </w:pPr>
             <w:r>
-              <w:rPr>
-                <w:b/>
-                <w:color w:val="000000"/>
-                <w:sz w:val="20"/>
-              </w:rPr>
-              <w:t>ELEMENTS 1.17</w:t>
+              <w:t>ELEMENTS 1.22</w:t>
             </w:r>
           </w:p>
         </w:tc>
         <w:tc>
           <w:tcPr>
             <w:tcW w:w="0" w:type="auto"/>
-            <w:vAlign w:val="top"/>
             <w:hideMark/>
           </w:tcPr>
           <w:p>
-            <w:pPr>
-              <w:keepLines/>
-              <w:spacing w:after="140"/>
-            </w:pPr>
-            <w:r>
-              <w:rPr>
-                <w:color w:val="000000"/>
-              </w:rPr>
-            </w:r>
-            <w:r>
-              <w:rPr>
-                <w:b/>
-                <w:color w:val="000000"/>
-                <w:sz w:val="21"/>
-              </w:rPr>
-              <w:t>Main screen</w:t>
+            <w:r>
+              <w:t>A connected landscape</w:t>
               <w:br/>
-            </w:r>
-            <w:r>
-              <w:rPr>
-                <w:color w:val="000000"/>
-                <w:sz w:val="21"/>
-              </w:rPr>
-              <w:t>Your Note now belongs to this location. It can hold an observation, image, memory or task.</w:t>
-            </w:r>
-          </w:p>
-          <w:p>
-            <w:pPr>
-              <w:keepLines/>
-              <w:spacing w:after="140"/>
-            </w:pPr>
-            <w:r>
-              <w:rPr>
-                <w:b/>
-                <w:color w:val="000000"/>
-                <w:sz w:val="21"/>
-              </w:rPr>
-              <w:t>Control panel info</w:t>
+              <w:t>Main screen: Linked Areas can form a garden tour, learning trail or route through a working landscape.</w:t>
               <w:br/>
-            </w:r>
-            <w:r>
-              <w:rPr>
-                <w:color w:val="000000"/>
-                <w:sz w:val="21"/>
-              </w:rPr>
-              <w:t>Select the Note to view its current template. Selecting another example updates the Note at the same location.</w:t>
-            </w:r>
-          </w:p>
-          <w:p>
-            <w:pPr>
-              <w:keepLines/>
-              <w:spacing w:after="60"/>
-            </w:pPr>
-            <w:r>
-              <w:rPr>
-                <w:b/>
-                <w:color w:val="000000"/>
-                <w:sz w:val="21"/>
-              </w:rPr>
-              <w:t>HINTS</w:t>
+              <w:t>Control panel: Local information remains available.</w:t>
               <w:br/>
-            </w:r>
-            <w:r>
-              <w:rPr>
-                <w:color w:val="000000"/>
-                <w:sz w:val="21"/>
-              </w:rPr>
-              <w:t>Select the note to see what changed.</w:t>
+              <w:t>HINTS: Continue when you are ready.</w:t>
             </w:r>
           </w:p>
         </w:tc>
       </w:tr>
       <w:tr>
         <w:trPr>
+          <w:cantSplit/>
           <w:tblCellSpacing w:w="15" w:type="dxa"/>
-          <w:cantSplit/>
         </w:trPr>
         <w:tc>
           <w:tcPr>
             <w:tcW w:w="0" w:type="auto"/>
-            <w:vAlign w:val="top"/>
             <w:hideMark/>
           </w:tcPr>
           <w:p>
@@ -2535,103 +1183,36 @@
               </w:rPr>
             </w:pPr>
             <w:r>
-              <w:rPr>
-                <w:b/>
-                <w:color w:val="000000"/>
-                <w:sz w:val="20"/>
-              </w:rPr>
-              <w:t>ELEMENTS 1.18</w:t>
+              <w:t>CLOSURE 1.1</w:t>
             </w:r>
           </w:p>
         </w:tc>
         <w:tc>
           <w:tcPr>
             <w:tcW w:w="0" w:type="auto"/>
-            <w:vAlign w:val="top"/>
             <w:hideMark/>
           </w:tcPr>
           <w:p>
-            <w:pPr>
-              <w:keepLines/>
-              <w:spacing w:after="140"/>
-            </w:pPr>
-            <w:r>
-              <w:rPr>
-                <w:color w:val="000000"/>
-              </w:rPr>
-            </w:r>
-            <w:r>
-              <w:rPr>
-                <w:b/>
-                <w:color w:val="000000"/>
-                <w:sz w:val="21"/>
-              </w:rPr>
-              <w:t>Main screen</w:t>
+            <w:r>
+              <w:t>One plant can be a beginning</w:t>
               <w:br/>
-            </w:r>
-            <w:r>
-              <w:rPr>
-                <w:color w:val="000000"/>
-                <w:sz w:val="21"/>
-              </w:rPr>
-              <w:t>This Totem introduces the Area and points to nearby content. Use Show Signs to reveal its directions, or Fade to reduce its visibility.</w:t>
-            </w:r>
-          </w:p>
-          <w:p>
-            <w:pPr>
-              <w:keepLines/>
-              <w:spacing w:after="140"/>
-            </w:pPr>
-            <w:r>
-              <w:rPr>
-                <w:b/>
-                <w:color w:val="000000"/>
-                <w:sz w:val="21"/>
-              </w:rPr>
-              <w:t>Control panel info</w:t>
+              <w:t>Main screen: You started with a single plant. From it, you discovered relationships, added another plant and placed a Note for an observation. As more knowledge is connected, NourishlandXR can grow with the landscape around it.</w:t>
               <w:br/>
-            </w:r>
-            <w:r>
-              <w:rPr>
-                <w:color w:val="000000"/>
-                <w:sz w:val="21"/>
-              </w:rPr>
-              <w:t>The matching Totem illustration opens independently. The Control panel remains available for the selected Totem or sign.</w:t>
-            </w:r>
-          </w:p>
-          <w:p>
-            <w:pPr>
-              <w:keepLines/>
-              <w:spacing w:after="60"/>
-            </w:pPr>
-            <w:r>
-              <w:rPr>
-                <w:b/>
-                <w:color w:val="000000"/>
-                <w:sz w:val="21"/>
-              </w:rPr>
-              <w:t>HINTS</w:t>
+              <w:t>Control panel: Continue building in Creator mode, or explore a published project from a standard browser.</w:t>
               <w:br/>
-            </w:r>
-            <w:r>
-              <w:rPr>
-                <w:color w:val="000000"/>
-                <w:sz w:val="21"/>
-              </w:rPr>
-              <w:t>Use Show Totem below. Check the Totem base against the real floor. Settings → Floor height adjustment corrects its height.</w:t>
+              <w:t>HINTS: Finish the demo when you are ready.</w:t>
             </w:r>
           </w:p>
         </w:tc>
       </w:tr>
       <w:tr>
         <w:trPr>
+          <w:cantSplit/>
           <w:tblCellSpacing w:w="15" w:type="dxa"/>
-          <w:cantSplit/>
         </w:trPr>
         <w:tc>
           <w:tcPr>
             <w:tcW w:w="0" w:type="auto"/>
-            <w:vAlign w:val="top"/>
             <w:hideMark/>
           </w:tcPr>
           <w:p>
@@ -2644,66 +1225,55 @@
             <w:r>
               <w:rPr>
                 <w:b/>
-                <w:color w:val="000000"/>
                 <w:sz w:val="20"/>
               </w:rPr>
-              <w:t>ELEMENTS 1.21</w:t>
+              <w:t>VIEW MODES</w:t>
             </w:r>
           </w:p>
         </w:tc>
         <w:tc>
           <w:tcPr>
             <w:tcW w:w="0" w:type="auto"/>
-            <w:vAlign w:val="top"/>
             <w:hideMark/>
           </w:tcPr>
           <w:p>
             <w:pPr>
               <w:keepLines/>
-              <w:spacing w:after="140"/>
             </w:pPr>
-            <w:r>
-              <w:rPr>
-                <w:color w:val="000000"/>
-              </w:rPr>
-            </w:r>
             <w:r>
               <w:rPr>
                 <w:b/>
-                <w:color w:val="000000"/>
-                <w:sz w:val="21"/>
               </w:rPr>
               <w:t>Main screen</w:t>
+            </w:r>
+            <w:r>
+              <w:rPr>
+                <w:b/>
+              </w:rPr>
               <w:br/>
             </w:r>
             <w:r>
-              <w:rPr>
-                <w:color w:val="000000"/>
-                <w:sz w:val="21"/>
-              </w:rPr>
-              <w:t>A route connects the two Areas. Each keeps its own plants and Notes.</w:t>
+              <w:t>No additional narrative screen.</w:t>
             </w:r>
           </w:p>
           <w:p>
             <w:pPr>
               <w:keepLines/>
-              <w:spacing w:after="140"/>
             </w:pPr>
             <w:r>
               <w:rPr>
                 <w:b/>
-                <w:color w:val="000000"/>
-                <w:sz w:val="21"/>
               </w:rPr>
               <w:t>Control panel info</w:t>
+            </w:r>
+            <w:r>
+              <w:rPr>
+                <w:b/>
+              </w:rPr>
               <w:br/>
             </w:r>
             <w:r>
-              <w:rPr>
-                <w:color w:val="000000"/>
-                <w:sz w:val="21"/>
-              </w:rPr>
-              <w:t>The selected Totem or sign information remains available; each Area keeps its own local content.</w:t>
+              <w:t>Controls shows Tag, Curiosity and supported XR Explore. Curiosity defaults to the original glass flower; its children use the new opening effect. Explore starts with one clear die about 24 cm across, sharing the intro die’s shape rather than its botanical skin. Curiosity children have darker surfaces and stronger text contrast. Keep multiple branches open, with three children per group and Previous topics / More topics controls.</w:t>
             </w:r>
           </w:p>
           <w:p>
@@ -2714,31 +1284,29 @@
             <w:r>
               <w:rPr>
                 <w:b/>
-                <w:color w:val="000000"/>
-                <w:sz w:val="21"/>
               </w:rPr>
               <w:t>HINTS</w:t>
+            </w:r>
+            <w:r>
+              <w:rPr>
+                <w:b/>
+              </w:rPr>
               <w:br/>
             </w:r>
             <w:r>
-              <w:rPr>
-                <w:color w:val="000000"/>
-                <w:sz w:val="21"/>
-              </w:rPr>
-              <w:t>Use the displayed Continue action below.</w:t>
+              <w:t>Open Controls to change mode, adjust die size, save or resume discovery, show connections, or collapse and reopen children.</w:t>
             </w:r>
           </w:p>
         </w:tc>
       </w:tr>
       <w:tr>
         <w:trPr>
+          <w:cantSplit/>
           <w:tblCellSpacing w:w="15" w:type="dxa"/>
-          <w:cantSplit/>
         </w:trPr>
         <w:tc>
           <w:tcPr>
             <w:tcW w:w="0" w:type="auto"/>
-            <w:vAlign w:val="top"/>
             <w:hideMark/>
           </w:tcPr>
           <w:p>
@@ -2751,66 +1319,55 @@
             <w:r>
               <w:rPr>
                 <w:b/>
-                <w:color w:val="000000"/>
                 <w:sz w:val="20"/>
               </w:rPr>
-              <w:t>ELEMENTS 1.22</w:t>
+              <w:t>HAND INPUT</w:t>
             </w:r>
           </w:p>
         </w:tc>
         <w:tc>
           <w:tcPr>
             <w:tcW w:w="0" w:type="auto"/>
-            <w:vAlign w:val="top"/>
             <w:hideMark/>
           </w:tcPr>
           <w:p>
             <w:pPr>
               <w:keepLines/>
-              <w:spacing w:after="140"/>
             </w:pPr>
-            <w:r>
-              <w:rPr>
-                <w:color w:val="000000"/>
-              </w:rPr>
-            </w:r>
             <w:r>
               <w:rPr>
                 <w:b/>
-                <w:color w:val="000000"/>
-                <w:sz w:val="21"/>
               </w:rPr>
               <w:t>Main screen</w:t>
+            </w:r>
+            <w:r>
+              <w:rPr>
+                <w:b/>
+              </w:rPr>
               <w:br/>
             </w:r>
             <w:r>
-              <w:rPr>
-                <w:color w:val="000000"/>
-                <w:sz w:val="21"/>
-              </w:rPr>
-              <w:t>Linked Areas can form a garden tour, a learning trail or a route through a working landscape.</w:t>
+              <w:t>No additional narrative screen.</w:t>
             </w:r>
           </w:p>
           <w:p>
             <w:pPr>
               <w:keepLines/>
-              <w:spacing w:after="140"/>
             </w:pPr>
             <w:r>
               <w:rPr>
                 <w:b/>
-                <w:color w:val="000000"/>
-                <w:sz w:val="21"/>
               </w:rPr>
               <w:t>Control panel info</w:t>
+            </w:r>
+            <w:r>
+              <w:rPr>
+                <w:b/>
+              </w:rPr>
               <w:br/>
             </w:r>
             <w:r>
-              <w:rPr>
-                <w:color w:val="000000"/>
-                <w:sz w:val="21"/>
-              </w:rPr>
-              <w:t>The linked Areas illustration opens independently. No additional fixed Control panel paragraph is shown.</w:t>
+              <w:t>Hand tracking is the default. Tracked hands have a clearer outline; stale outlines are hidden. Brushing highlights elements; a deliberate index-finger press selects. Grabs use fresh joint positions without an added gesture delay.</w:t>
             </w:r>
           </w:p>
           <w:p>
@@ -2821,31 +1378,29 @@
             <w:r>
               <w:rPr>
                 <w:b/>
-                <w:color w:val="000000"/>
-                <w:sz w:val="21"/>
               </w:rPr>
               <w:t>HINTS</w:t>
+            </w:r>
+            <w:r>
+              <w:rPr>
+                <w:b/>
+              </w:rPr>
               <w:br/>
             </w:r>
             <w:r>
-              <w:rPr>
-                <w:color w:val="000000"/>
-                <w:sz w:val="21"/>
-              </w:rPr>
-              <w:t>Use Connect plant knowledge to learning below.</w:t>
+              <w:t>Pinch a blank panel surface to hold and move it; release to place it. Pinch near a knowledge die to grab it. Explore face selection requires a brief deliberate hold. With controllers, hold grip to move objects or panels; release grip to place them. Trigger selects.</w:t>
             </w:r>
           </w:p>
         </w:tc>
       </w:tr>
       <w:tr>
         <w:trPr>
+          <w:cantSplit/>
           <w:tblCellSpacing w:w="15" w:type="dxa"/>
-          <w:cantSplit/>
         </w:trPr>
         <w:tc>
           <w:tcPr>
             <w:tcW w:w="0" w:type="auto"/>
-            <w:vAlign w:val="top"/>
             <w:hideMark/>
           </w:tcPr>
           <w:p>
@@ -2858,66 +1413,45 @@
             <w:r>
               <w:rPr>
                 <w:b/>
-                <w:color w:val="000000"/>
                 <w:sz w:val="20"/>
               </w:rPr>
-              <w:t>LEARNING 1.7</w:t>
+              <w:t>BUTTERFLIES</w:t>
             </w:r>
           </w:p>
         </w:tc>
         <w:tc>
           <w:tcPr>
             <w:tcW w:w="0" w:type="auto"/>
-            <w:vAlign w:val="top"/>
             <w:hideMark/>
           </w:tcPr>
           <w:p>
             <w:pPr>
               <w:keepLines/>
-              <w:spacing w:after="140"/>
             </w:pPr>
-            <w:r>
-              <w:rPr>
-                <w:color w:val="000000"/>
-              </w:rPr>
-            </w:r>
             <w:r>
               <w:rPr>
                 <w:b/>
-                <w:color w:val="000000"/>
-                <w:sz w:val="21"/>
               </w:rPr>
               <w:t>Main screen</w:t>
               <w:br/>
             </w:r>
             <w:r>
-              <w:rPr>
-                <w:color w:val="000000"/>
-                <w:sz w:val="21"/>
-              </w:rPr>
-              <w:t>Choose a learning pathway and explore the questions within it.</w:t>
+              <w:t>Ambient life draws attention without adding narrative copy.</w:t>
             </w:r>
           </w:p>
           <w:p>
             <w:pPr>
               <w:keepLines/>
-              <w:spacing w:after="140"/>
             </w:pPr>
             <w:r>
               <w:rPr>
                 <w:b/>
-                <w:color w:val="000000"/>
-                <w:sz w:val="21"/>
               </w:rPr>
               <w:t>Control panel info</w:t>
               <w:br/>
             </w:r>
             <w:r>
-              <w:rPr>
-                <w:color w:val="000000"/>
-                <w:sz w:val="21"/>
-              </w:rPr>
-              <w:t>The four archetypes are starting points for different ways of learning. Select an archetype to open its pathway, then follow the connected cells that become relevant.</w:t>
+              <w:t>Perched butterflies move their wings between folded and open poses. Flight uses faster flapping and avoids the Living Frame. Butterflies stay attached only while the controller grip or hand pinch is held.</w:t>
             </w:r>
           </w:p>
           <w:p>
@@ -2928,31 +1462,24 @@
             <w:r>
               <w:rPr>
                 <w:b/>
-                <w:color w:val="000000"/>
-                <w:sz w:val="21"/>
               </w:rPr>
               <w:t>HINTS</w:t>
               <w:br/>
             </w:r>
             <w:r>
-              <w:rPr>
-                <w:color w:val="000000"/>
-                <w:sz w:val="21"/>
-              </w:rPr>
-              <w:t>Select an archetype to explore its connected learning cells.</w:t>
+              <w:t>Release grip or open the pinch to free the butterfly immediately. Check release and wing motion on Quest.</w:t>
             </w:r>
           </w:p>
         </w:tc>
       </w:tr>
       <w:tr>
         <w:trPr>
+          <w:cantSplit/>
           <w:tblCellSpacing w:w="15" w:type="dxa"/>
-          <w:cantSplit/>
         </w:trPr>
         <w:tc>
           <w:tcPr>
             <w:tcW w:w="0" w:type="auto"/>
-            <w:vAlign w:val="top"/>
             <w:hideMark/>
           </w:tcPr>
           <w:p>
@@ -2965,66 +1492,55 @@
             <w:r>
               <w:rPr>
                 <w:b/>
-                <w:color w:val="000000"/>
                 <w:sz w:val="20"/>
               </w:rPr>
-              <w:t>LEARNING 1.8</w:t>
+              <w:t>TOTEM LIGHT</w:t>
             </w:r>
           </w:p>
         </w:tc>
         <w:tc>
           <w:tcPr>
             <w:tcW w:w="0" w:type="auto"/>
-            <w:vAlign w:val="top"/>
             <w:hideMark/>
           </w:tcPr>
           <w:p>
             <w:pPr>
               <w:keepLines/>
-              <w:spacing w:after="140"/>
             </w:pPr>
-            <w:r>
-              <w:rPr>
-                <w:color w:val="000000"/>
-              </w:rPr>
-            </w:r>
             <w:r>
               <w:rPr>
                 <w:b/>
-                <w:color w:val="000000"/>
-                <w:sz w:val="21"/>
               </w:rPr>
               <w:t>Main screen</w:t>
+            </w:r>
+            <w:r>
+              <w:rPr>
+                <w:b/>
+              </w:rPr>
               <w:br/>
             </w:r>
             <w:r>
-              <w:rPr>
-                <w:color w:val="000000"/>
-                <w:sz w:val="21"/>
-              </w:rPr>
-              <w:t>Connect a plant characteristic to a learning question to explore it further.</w:t>
+              <w:t>Destination feedback appears on the Totem itself.</w:t>
             </w:r>
           </w:p>
           <w:p>
             <w:pPr>
               <w:keepLines/>
-              <w:spacing w:after="140"/>
             </w:pPr>
             <w:r>
               <w:rPr>
                 <w:b/>
-                <w:color w:val="000000"/>
-                <w:sz w:val="21"/>
               </w:rPr>
               <w:t>Control panel info</w:t>
+            </w:r>
+            <w:r>
+              <w:rPr>
+                <w:b/>
+              </w:rPr>
               <w:br/>
             </w:r>
             <w:r>
-              <w:rPr>
-                <w:color w:val="000000"/>
-                <w:sz w:val="21"/>
-              </w:rPr>
-              <w:t>Connection guidance names the source plant cell and target learning cell. It changes as you select the source, hold the target and complete the connection.</w:t>
+              <w:t>The notification light is the existing white stripe below the top tip. Selected destination signage gives it a strong cyan breathing pulse. It continues while signage stays selected and stops when selection clears. No extra stripe or remote yellow outline is added.</w:t>
             </w:r>
           </w:p>
           <w:p>
@@ -3035,31 +1551,29 @@
             <w:r>
               <w:rPr>
                 <w:b/>
-                <w:color w:val="000000"/>
-                <w:sz w:val="21"/>
               </w:rPr>
               <w:t>HINTS</w:t>
+            </w:r>
+            <w:r>
+              <w:rPr>
+                <w:b/>
+              </w:rPr>
               <w:br/>
             </w:r>
             <w:r>
-              <w:rPr>
-                <w:color w:val="000000"/>
-                <w:sz w:val="21"/>
-              </w:rPr>
-              <w:t>Select the highlighted plant information cell, then hold the highlighted learning cell until its progress ring completes.</w:t>
+              <w:t>Select a destination sign, locate the breathing stripe, then deselect the sign to check that it stops.</w:t>
             </w:r>
           </w:p>
         </w:tc>
       </w:tr>
       <w:tr>
         <w:trPr>
+          <w:cantSplit/>
           <w:tblCellSpacing w:w="15" w:type="dxa"/>
-          <w:cantSplit/>
         </w:trPr>
         <w:tc>
           <w:tcPr>
             <w:tcW w:w="0" w:type="auto"/>
-            <w:vAlign w:val="top"/>
             <w:hideMark/>
           </w:tcPr>
           <w:p>
@@ -3072,72 +1586,55 @@
             <w:r>
               <w:rPr>
                 <w:b/>
-                <w:color w:val="000000"/>
                 <w:sz w:val="20"/>
               </w:rPr>
-              <w:t>LEARNING 1.10</w:t>
+              <w:t>LIVING FRAME</w:t>
             </w:r>
           </w:p>
         </w:tc>
         <w:tc>
           <w:tcPr>
             <w:tcW w:w="0" w:type="auto"/>
-            <w:vAlign w:val="top"/>
             <w:hideMark/>
           </w:tcPr>
           <w:p>
             <w:pPr>
               <w:keepLines/>
-              <w:spacing w:after="140"/>
             </w:pPr>
-            <w:r>
-              <w:rPr>
-                <w:color w:val="000000"/>
-              </w:rPr>
-            </w:r>
             <w:r>
               <w:rPr>
                 <w:b/>
-                <w:color w:val="000000"/>
-                <w:sz w:val="21"/>
               </w:rPr>
               <w:t>Main screen</w:t>
+            </w:r>
+            <w:r>
+              <w:rPr>
+                <w:b/>
+              </w:rPr>
               <w:br/>
             </w:r>
             <w:r>
-              <w:rPr>
-                <w:color w:val="000000"/>
-                <w:sz w:val="21"/>
-              </w:rPr>
-              <w:t>Your connection opens a new question. Follow it further, or try another connection.</w:t>
+              <w:t>Bees continue around the Living Frame and its flowers.</w:t>
             </w:r>
           </w:p>
           <w:p>
             <w:pPr>
               <w:keepLines/>
-              <w:spacing w:after="140"/>
             </w:pPr>
             <w:r>
               <w:rPr>
                 <w:b/>
-                <w:color w:val="000000"/>
-                <w:sz w:val="21"/>
               </w:rPr>
               <w:t>Control panel info</w:t>
+            </w:r>
+            <w:r>
+              <w:rPr>
+                <w:b/>
+              </w:rPr>
               <w:br/>
             </w:r>
             <w:r>
-              <w:rPr>
-                <w:color w:val="000000"/>
-                <w:sz w:val="21"/>
-              </w:rPr>
-              <w:t>The {sourceTitle} cell is selected. Aim at LIMO’s {targetTitle} cell and hold until its progress ring completes. Release early to cancel and try again.</w:t>
-              <w:br/>
-              <w:br/>
-              <w:t>{explanation}</w:t>
-              <w:br/>
-              <w:br/>
-              <w:t>In this place: {fieldQuestion}</w:t>
+              <w:t>Bees enter from varied sources, spend about 85% of each flower cycle at flowers and transfer between flower groups. Brief curious approaches vary their position before returning to flowers. Bodies and heads are opaque; wings may be transparent. Learning pathways blend with the Frame. Plant knowledge lines are clipped at cell edges rather than showing under the glass.</w:t>
             </w:r>
           </w:p>
           <w:p>
@@ -3148,31 +1645,29 @@
             <w:r>
               <w:rPr>
                 <w:b/>
-                <w:color w:val="000000"/>
-                <w:sz w:val="21"/>
               </w:rPr>
               <w:t>HINTS</w:t>
+            </w:r>
+            <w:r>
+              <w:rPr>
+                <w:b/>
+              </w:rPr>
               <w:br/>
             </w:r>
             <w:r>
-              <w:rPr>
-                <w:color w:val="000000"/>
-                <w:sz w:val="21"/>
-              </w:rPr>
-              <w:t>Select {targetTitle} in LIMO to continue.</w:t>
+              <w:t>Check that bees remain visible, learning children appear together, and connection lines stay outside transparent cells.</w:t>
             </w:r>
           </w:p>
         </w:tc>
       </w:tr>
       <w:tr>
         <w:trPr>
+          <w:cantSplit/>
           <w:tblCellSpacing w:w="15" w:type="dxa"/>
-          <w:cantSplit/>
         </w:trPr>
         <w:tc>
           <w:tcPr>
             <w:tcW w:w="0" w:type="auto"/>
-            <w:vAlign w:val="top"/>
             <w:hideMark/>
           </w:tcPr>
           <w:p>
@@ -3185,66 +1680,55 @@
             <w:r>
               <w:rPr>
                 <w:b/>
-                <w:color w:val="000000"/>
                 <w:sz w:val="20"/>
               </w:rPr>
-              <w:t>LEARNING 1.12</w:t>
+              <w:t>FLOOR DICE</w:t>
             </w:r>
           </w:p>
         </w:tc>
         <w:tc>
           <w:tcPr>
             <w:tcW w:w="0" w:type="auto"/>
-            <w:vAlign w:val="top"/>
             <w:hideMark/>
           </w:tcPr>
           <w:p>
             <w:pPr>
               <w:keepLines/>
-              <w:spacing w:after="140"/>
             </w:pPr>
-            <w:r>
-              <w:rPr>
-                <w:color w:val="000000"/>
-              </w:rPr>
-            </w:r>
             <w:r>
               <w:rPr>
                 <w:b/>
-                <w:color w:val="000000"/>
-                <w:sz w:val="21"/>
               </w:rPr>
               <w:t>Main screen</w:t>
+            </w:r>
+            <w:r>
+              <w:rPr>
+                <w:b/>
+              </w:rPr>
               <w:br/>
             </w:r>
             <w:r>
-              <w:rPr>
-                <w:color w:val="000000"/>
-                <w:sz w:val="21"/>
-              </w:rPr>
-              <w:t>Take this question back to the landscape. What could you observe here to investigate it?</w:t>
+              <w:t>The botanical Hero Dice is a separate floor toy below Control.</w:t>
             </w:r>
           </w:p>
           <w:p>
             <w:pPr>
               <w:keepLines/>
-              <w:spacing w:after="140"/>
             </w:pPr>
             <w:r>
               <w:rPr>
                 <w:b/>
-                <w:color w:val="000000"/>
-                <w:sz w:val="21"/>
               </w:rPr>
               <w:t>Control panel info</w:t>
+            </w:r>
+            <w:r>
+              <w:rPr>
+                <w:b/>
+              </w:rPr>
               <w:br/>
             </w:r>
             <w:r>
-              <w:rPr>
-                <w:color w:val="000000"/>
-                <w:sz w:val="21"/>
-              </w:rPr>
-              <w:t>The selected learning cell supplies its own guidance. No additional fixed Control panel paragraph is shown.</w:t>
+              <w:t>The floor die is about 38 cm across, with gravity, bounce, grab and throw. Its range is bounded; a pointer can retrieve it and ends on its surface. It is separate from the clear Explorer knowledge die.</w:t>
             </w:r>
           </w:p>
           <w:p>
@@ -3255,31 +1739,29 @@
             <w:r>
               <w:rPr>
                 <w:b/>
-                <w:color w:val="000000"/>
-                <w:sz w:val="21"/>
               </w:rPr>
               <w:t>HINTS</w:t>
+            </w:r>
+            <w:r>
+              <w:rPr>
+                <w:b/>
+              </w:rPr>
               <w:br/>
             </w:r>
             <w:r>
-              <w:rPr>
-                <w:color w:val="000000"/>
-                <w:sz w:val="21"/>
-              </w:rPr>
-              <w:t>Return your attention to the real landscape and the selected question.</w:t>
+              <w:t>Settings → Floor dice turns the toy on or off. Grab or throw it, then use the pointer to retrieve it.</w:t>
             </w:r>
           </w:p>
         </w:tc>
       </w:tr>
       <w:tr>
         <w:trPr>
+          <w:cantSplit/>
           <w:tblCellSpacing w:w="15" w:type="dxa"/>
-          <w:cantSplit/>
         </w:trPr>
         <w:tc>
           <w:tcPr>
             <w:tcW w:w="0" w:type="auto"/>
-            <w:vAlign w:val="top"/>
             <w:hideMark/>
           </w:tcPr>
           <w:p>
@@ -3292,66 +1774,55 @@
             <w:r>
               <w:rPr>
                 <w:b/>
-                <w:color w:val="000000"/>
                 <w:sz w:val="20"/>
               </w:rPr>
-              <w:t>CLOSURE 1.1</w:t>
+              <w:t>FPS / CPU</w:t>
             </w:r>
           </w:p>
         </w:tc>
         <w:tc>
           <w:tcPr>
             <w:tcW w:w="0" w:type="auto"/>
-            <w:vAlign w:val="top"/>
             <w:hideMark/>
           </w:tcPr>
           <w:p>
             <w:pPr>
               <w:keepLines/>
-              <w:spacing w:after="140"/>
             </w:pPr>
-            <w:r>
-              <w:rPr>
-                <w:color w:val="000000"/>
-              </w:rPr>
-            </w:r>
             <w:r>
               <w:rPr>
                 <w:b/>
-                <w:color w:val="000000"/>
-                <w:sz w:val="21"/>
               </w:rPr>
               <w:t>Main screen</w:t>
+            </w:r>
+            <w:r>
+              <w:rPr>
+                <w:b/>
+              </w:rPr>
               <w:br/>
             </w:r>
             <w:r>
-              <w:rPr>
-                <w:color w:val="000000"/>
-                <w:sz w:val="21"/>
-              </w:rPr>
-              <w:t>Thank you for exploring NourishlandXR. You’ve connected two plants, an observation and two Areas — the beginnings of a living map that can grow with the place.</w:t>
+              <w:t>No additional narrative screen.</w:t>
             </w:r>
           </w:p>
           <w:p>
             <w:pPr>
               <w:keepLines/>
-              <w:spacing w:after="140"/>
             </w:pPr>
             <w:r>
               <w:rPr>
                 <w:b/>
-                <w:color w:val="000000"/>
-                <w:sz w:val="21"/>
               </w:rPr>
               <w:t>Control panel info</w:t>
+            </w:r>
+            <w:r>
+              <w:rPr>
+                <w:b/>
+              </w:rPr>
               <w:br/>
             </w:r>
             <w:r>
-              <w:rPr>
-                <w:color w:val="000000"/>
-                <w:sz w:val="21"/>
-              </w:rPr>
-              <w:t>The last selected information remains available until Finish demo returns to the welcome screen.</w:t>
+              <w:t>Graphics contains refresh-rate controls and the FPS / CPU readout toggle. The live readout appears at the bottom of Control. Floor dice remains in General Settings without an FPS overlap.</w:t>
             </w:r>
           </w:p>
           <w:p>
@@ -3362,18 +1833,17 @@
             <w:r>
               <w:rPr>
                 <w:b/>
-                <w:color w:val="000000"/>
-                <w:sz w:val="21"/>
               </w:rPr>
               <w:t>HINTS</w:t>
+            </w:r>
+            <w:r>
+              <w:rPr>
+                <w:b/>
+              </w:rPr>
               <w:br/>
             </w:r>
             <w:r>
-              <w:rPr>
-                <w:color w:val="000000"/>
-                <w:sz w:val="21"/>
-              </w:rPr>
-              <w:t>Use Finish demo below.</w:t>
+              <w:t>Settings → Graphics → FPS / CPU readout. Media and Controls show or hide their own subpanels.</w:t>
             </w:r>
           </w:p>
         </w:tc>
@@ -3393,7 +1863,7 @@
     </w:p>
     <w:p>
       <w:r>
-        <w:t>The demonstration must unfold in deliberate stages. The visitor first receives a welcome, then imagines arriving in an unfamiliar garden. The Control panel appears only after those opening beats, without media. Each later surface has one job: the main screen tells the story, while the Control panel responds to the selected object or suggests the next interaction.</w:t>
+        <w:t>The visitor begins with one plant, discovers its knowledge and relationships, then returns attention to the garden. A second plant and a Note establish local content before Areas, Totems and routes reveal the wider place.</w:t>
       </w:r>
     </w:p>
     <w:p>
@@ -3419,13 +1889,7 @@
         <w:spacing w:after="120"/>
       </w:pPr>
       <w:r>
-        <w:rPr>
-          <w:b/>
-        </w:rPr>
-        <w:t xml:space="preserve">One step at a time. </w:t>
-      </w:r>
-      <w:r>
-        <w:t>Do not reveal the Control panel, tutorial media, learning cells or later concepts during the opening welcome. Every Continue action should advance one clear idea.</w:t>
+        <w:t>Introduce each concept when the visitor has a reason to use it. Keep reading transitions under visitor control; successful placement leads directly to the next explanation.</w:t>
       </w:r>
     </w:p>
     <w:p>
@@ -3551,7 +2015,15 @@
         <w:t xml:space="preserve">Public language only. </w:t>
       </w:r>
       <w:r>
-        <w:t>Use Plant information, Learning information, learning cells and learning pathways. Do not expose internal mesh acronyms or development labels.</w:t>
+        <w:t xml:space="preserve">Use Plant information, </w:t>
+      </w:r>
+      <w:proofErr w:type="gramStart"/>
+      <w:r>
+        <w:t>Learning</w:t>
+      </w:r>
+      <w:proofErr w:type="gramEnd"/>
+      <w:r>
+        <w:t xml:space="preserve"> information, learning cells and learning pathways. Do not expose internal mesh acronyms or development labels.</w:t>
       </w:r>
     </w:p>
     <w:p>
@@ -3587,7 +2059,15 @@
         <w:t xml:space="preserve">Plant media </w:t>
       </w:r>
       <w:r>
-        <w:t>Show the selected plant image only while its plant information is open. Place the plant name once, centred below the image. Do not show Reference image or another duplicate plant label.</w:t>
+        <w:t xml:space="preserve">Show the selected plant image only while its plant information is open. Place the plant name once, </w:t>
+      </w:r>
+      <w:proofErr w:type="spellStart"/>
+      <w:r>
+        <w:t>centred</w:t>
+      </w:r>
+      <w:proofErr w:type="spellEnd"/>
+      <w:r>
+        <w:t xml:space="preserve"> below the image. Do not show Reference image or another duplicate plant label.</w:t>
       </w:r>
     </w:p>
     <w:p>
@@ -3640,1254 +2120,945 @@
     <w:p>
       <w:pPr>
         <w:pStyle w:val="Heading1"/>
+        <w:keepNext/>
       </w:pPr>
       <w:r>
         <w:t>Visitor narrative</w:t>
       </w:r>
     </w:p>
     <w:p>
-      <w:r>
-        <w:t>The following sequence is written as the visitor should experience it. Each step identifies what belongs on the main screen, what belongs in the Control panel and whether media is visible.</w:t>
+      <w:pPr>
+        <w:pStyle w:val="Heading2"/>
+        <w:keepNext/>
+      </w:pPr>
+      <w:r>
+        <w:t>Arrive</w:t>
       </w:r>
     </w:p>
     <w:p>
       <w:pPr>
-        <w:pStyle w:val="Heading2"/>
-      </w:pPr>
-      <w:r>
-        <w:t>Step 1  Welcome</w:t>
+        <w:pStyle w:val="Heading3"/>
+        <w:keepNext/>
+      </w:pPr>
+      <w:r>
+        <w:t>INTRO 1.1  Welcome to NourishlandXR</w:t>
       </w:r>
     </w:p>
     <w:p>
       <w:pPr>
-        <w:spacing w:after="120"/>
-      </w:pPr>
-      <w:r>
-        <w:rPr>
-          <w:b/>
-          <w:bCs/>
-        </w:rPr>
-        <w:t>Main screen</w:t>
-      </w:r>
-      <w:r>
-        <w:t xml:space="preserve"> </w:t>
-      </w:r>
-      <w:r>
-        <w:t xml:space="preserve">Welcome to NourishlandXR, a </w:t>
-      </w:r>
-      <w:r>
-        <w:t>S</w:t>
-      </w:r>
-      <w:r>
-        <w:t>patial learning platform connecting plants, places and knowledge. Continue when you’re ready to explore.</w:t>
+        <w:pStyle w:val="Normal"/>
+        <w:keepNext/>
+      </w:pPr>
+      <w:r>
+        <w:t>Main screen: Welcome to NourishlandXR — where extended reality brings plant stories and knowledge into living landscapes.</w:t>
       </w:r>
     </w:p>
     <w:p>
       <w:pPr>
-        <w:spacing w:after="120"/>
+        <w:pStyle w:val="Normal"/>
+        <w:keepNext/>
+      </w:pPr>
+      <w:r>
+        <w:t>Control panel: Hidden.</w:t>
+      </w:r>
+    </w:p>
+    <w:p>
+      <w:pPr>
+        <w:pStyle w:val="Normal"/>
+        <w:keepNext w:val="0"/>
+      </w:pPr>
+      <w:r>
+        <w:t>HINTS: Enjoy the opening.</w:t>
+      </w:r>
+    </w:p>
+    <w:p>
+      <w:pPr>
+        <w:pStyle w:val="Heading3"/>
+        <w:keepNext/>
+      </w:pPr>
+      <w:r>
+        <w:t>INTRO 1.2  Extended reality, rooted in place</w:t>
+      </w:r>
+    </w:p>
+    <w:p>
+      <w:pPr>
+        <w:pStyle w:val="Normal"/>
+        <w:keepNext/>
+      </w:pPr>
+      <w:r>
+        <w:t>Main screen: Extended reality connects digital information with the world around you. Here, plants and places become starting points for discovery and learning.</w:t>
+      </w:r>
+    </w:p>
+    <w:p>
+      <w:pPr>
+        <w:pStyle w:val="Normal"/>
+        <w:keepNext/>
+      </w:pPr>
+      <w:r>
+        <w:t>Control panel: Hidden.</w:t>
+      </w:r>
+    </w:p>
+    <w:p>
+      <w:pPr>
+        <w:pStyle w:val="Normal"/>
+        <w:keepNext w:val="0"/>
+      </w:pPr>
+      <w:r>
+        <w:t>HINTS: Continue when you are ready.</w:t>
+      </w:r>
+    </w:p>
+    <w:p>
+      <w:pPr>
+        <w:pStyle w:val="Heading3"/>
+        <w:keepNext/>
+      </w:pPr>
+      <w:r>
+        <w:t>SPACE 1.1  Meet your Control panel</w:t>
+      </w:r>
+    </w:p>
+    <w:p>
+      <w:pPr>
+        <w:pStyle w:val="Normal"/>
+        <w:keepNext/>
+      </w:pPr>
+      <w:r>
+        <w:t>Main screen: This is your Control Panel. Information and actions will appear here as you explore.</w:t>
+      </w:r>
+    </w:p>
+    <w:p>
+      <w:pPr>
+        <w:pStyle w:val="Normal"/>
+        <w:keepNext/>
+      </w:pPr>
+      <w:r>
+        <w:t>Control panel: A compact panel with media closed.</w:t>
+      </w:r>
+    </w:p>
+    <w:p>
+      <w:pPr>
+        <w:pStyle w:val="Normal"/>
+        <w:keepNext w:val="0"/>
+      </w:pPr>
+      <w:r>
+        <w:t>HINTS: Continue when you are ready.</w:t>
+      </w:r>
+    </w:p>
+    <w:p>
+      <w:pPr>
+        <w:pStyle w:val="Heading3"/>
+        <w:keepNext/>
+      </w:pPr>
+      <w:r>
+        <w:t>SPACE 1.2  Enter the garden</w:t>
+      </w:r>
+    </w:p>
+    <w:p>
+      <w:pPr>
+        <w:pStyle w:val="Normal"/>
+        <w:keepNext/>
+      </w:pPr>
+      <w:r>
+        <w:t>Main screen: You arrive in a garden. A plant catches your attention — what is it, and what role does it play here?</w:t>
+      </w:r>
+    </w:p>
+    <w:p>
+      <w:pPr>
+        <w:pStyle w:val="Normal"/>
+        <w:keepNext/>
+      </w:pPr>
+      <w:r>
+        <w:t>Control panel: No additional tutorial paragraph.</w:t>
+      </w:r>
+    </w:p>
+    <w:p>
+      <w:pPr>
+        <w:pStyle w:val="Normal"/>
+        <w:keepNext w:val="0"/>
+      </w:pPr>
+      <w:r>
+        <w:t>HINTS: Add your first Plant Orb.</w:t>
+      </w:r>
+    </w:p>
+    <w:p>
+      <w:pPr>
+        <w:pStyle w:val="Heading2"/>
+        <w:keepNext/>
+      </w:pPr>
+      <w:r>
+        <w:t>Meet a plant</w:t>
+      </w:r>
+    </w:p>
+    <w:p>
+      <w:pPr>
+        <w:pStyle w:val="Heading3"/>
+        <w:keepNext/>
+      </w:pPr>
+      <w:r>
+        <w:t>ELEMENTS 1.5  Place Pigeon Pea</w:t>
+      </w:r>
+    </w:p>
+    <w:p>
+      <w:pPr>
+        <w:pStyle w:val="Normal"/>
+        <w:keepNext/>
+      </w:pPr>
+      <w:r>
+        <w:t>Main screen: Let’s add our first Plant Orb. Pigeon Pea will be our first example.</w:t>
+      </w:r>
+    </w:p>
+    <w:p>
+      <w:pPr>
+        <w:pStyle w:val="Normal"/>
+        <w:keepNext/>
+      </w:pPr>
+      <w:r>
+        <w:t>Control panel: Placement controls; media closed. Creator mode offers thousands of plants or your own profile.</w:t>
+      </w:r>
+    </w:p>
+    <w:p>
+      <w:pPr>
+        <w:pStyle w:val="Normal"/>
+        <w:keepNext w:val="0"/>
+      </w:pPr>
+      <w:r>
+        <w:t>HINTS: Aim at an open space and press the trigger to place it.</w:t>
+      </w:r>
+    </w:p>
+    <w:p>
+      <w:pPr>
+        <w:pStyle w:val="Heading3"/>
+        <w:keepNext/>
+      </w:pPr>
+      <w:r>
+        <w:t>ELEMENTS 1.6  Your Plant Orb</w:t>
+      </w:r>
+    </w:p>
+    <w:p>
+      <w:pPr>
+        <w:pStyle w:val="Normal"/>
+        <w:keepNext/>
+      </w:pPr>
+      <w:r>
+        <w:t>Main screen: This is a Plant Orb. It connects a plant’s knowledge to this place.</w:t>
+      </w:r>
+    </w:p>
+    <w:p>
+      <w:pPr>
+        <w:pStyle w:val="Normal"/>
+        <w:keepNext/>
+      </w:pPr>
+      <w:r>
+        <w:t>Control panel: No repeated placement lesson.</w:t>
+      </w:r>
+    </w:p>
+    <w:p>
+      <w:pPr>
+        <w:pStyle w:val="Normal"/>
+        <w:keepNext w:val="0"/>
+      </w:pPr>
+      <w:r>
+        <w:t>HINTS: Select the Pigeon Pea Orb.</w:t>
+      </w:r>
+    </w:p>
+    <w:p>
+      <w:pPr>
+        <w:pStyle w:val="Heading2"/>
+        <w:keepNext/>
+      </w:pPr>
+      <w:r>
+        <w:t>Discover PIMO</w:t>
+      </w:r>
+    </w:p>
+    <w:p>
+      <w:pPr>
+        <w:pStyle w:val="Heading3"/>
+        <w:keepNext/>
+      </w:pPr>
+      <w:r>
+        <w:t>ELEMENTS 1.7  What is this?</w:t>
+      </w:r>
+    </w:p>
+    <w:p>
+      <w:pPr>
+        <w:pStyle w:val="Normal"/>
+        <w:keepNext/>
+      </w:pPr>
+      <w:r>
+        <w:t>Main screen: Meet Pigeon Pea. Its Tag brings the essentials into view.</w:t>
+      </w:r>
+    </w:p>
+    <w:p>
+      <w:pPr>
+        <w:pStyle w:val="Normal"/>
+        <w:keepNext/>
+      </w:pPr>
+      <w:r>
+        <w:t>Control panel: Selected Pigeon Pea identity and essential information.</w:t>
+      </w:r>
+    </w:p>
+    <w:p>
+      <w:pPr>
+        <w:pStyle w:val="Normal"/>
+        <w:keepNext w:val="0"/>
+      </w:pPr>
+      <w:r>
+        <w:t>HINTS: Read the Tag, then choose Curiosity.</w:t>
+      </w:r>
+    </w:p>
+    <w:p>
+      <w:pPr>
+        <w:pStyle w:val="Heading3"/>
+        <w:keepNext/>
+      </w:pPr>
+      <w:r>
+        <w:t>PIMO 1.2  Follow your curiosity</w:t>
+      </w:r>
+    </w:p>
+    <w:p>
+      <w:pPr>
+        <w:pStyle w:val="Normal"/>
+        <w:keepNext/>
+      </w:pPr>
+      <w:r>
+        <w:t>Main screen: Curious? Explore what makes Pigeon Pea interesting. Follow a relationship or two, and notice how its knowledge connects.</w:t>
+      </w:r>
+    </w:p>
+    <w:p>
+      <w:pPr>
+        <w:pStyle w:val="Normal"/>
+        <w:keepNext/>
+      </w:pPr>
+      <w:r>
+        <w:t>Control panel: Information for the selected cell; six original primary cells, with local outward expansion.</w:t>
+      </w:r>
+    </w:p>
+    <w:p>
+      <w:pPr>
+        <w:pStyle w:val="Normal"/>
+        <w:keepNext w:val="0"/>
+      </w:pPr>
+      <w:r>
+        <w:t>HINTS: Select a cell to follow its relationships.</w:t>
+      </w:r>
+    </w:p>
+    <w:p>
+      <w:pPr>
+        <w:pStyle w:val="Heading3"/>
+        <w:keepNext/>
+      </w:pPr>
+      <w:r>
+        <w:t>PIMO 1.3  Knowledge has different sides</w:t>
+      </w:r>
+    </w:p>
+    <w:p>
+      <w:pPr>
+        <w:pStyle w:val="Normal"/>
+        <w:keepNext/>
+      </w:pPr>
+      <w:r>
+        <w:t>Main screen: Hold the clear knowledge die and turn it to discover another side. Follow one connection, then move the child die to see how the ideas stay linked.</w:t>
+      </w:r>
+    </w:p>
+    <w:p>
+      <w:pPr>
+        <w:pStyle w:val="Normal"/>
+        <w:keepNext/>
+      </w:pPr>
+      <w:r>
+        <w:t>Control panel: Selected face information. Available only in a qualified spatial session.</w:t>
+      </w:r>
+    </w:p>
+    <w:p>
+      <w:pPr>
+        <w:pStyle w:val="Normal"/>
+        <w:keepNext w:val="0"/>
+      </w:pPr>
+      <w:r>
+        <w:t>HINTS: Touch a face and hold briefly to explore it.</w:t>
+      </w:r>
+    </w:p>
+    <w:p>
+      <w:pPr>
+        <w:pStyle w:val="Heading2"/>
+        <w:keepNext/>
+      </w:pPr>
+      <w:r>
+        <w:t>Return to the garden</w:t>
+      </w:r>
+    </w:p>
+    <w:p>
+      <w:pPr>
+        <w:pStyle w:val="Heading3"/>
+        <w:keepNext/>
+      </w:pPr>
+      <w:r>
+        <w:t>ELEMENTS 1.9  Look at the garden again</w:t>
+      </w:r>
+    </w:p>
+    <w:p>
+      <w:pPr>
+        <w:pStyle w:val="Normal"/>
+        <w:keepNext/>
+      </w:pPr>
+      <w:r>
+        <w:t>Main screen: Which of these characteristics could matter in this garden? Take another look at the place around you.</w:t>
+      </w:r>
+    </w:p>
+    <w:p>
+      <w:pPr>
+        <w:pStyle w:val="Normal"/>
+        <w:keepNext/>
+      </w:pPr>
+      <w:r>
+        <w:t>Control panel: Keep the selected plant information available.</w:t>
+      </w:r>
+    </w:p>
+    <w:p>
+      <w:pPr>
+        <w:pStyle w:val="Normal"/>
+        <w:keepNext w:val="0"/>
+      </w:pPr>
+      <w:r>
+        <w:t>HINTS: Look around, then add Moringa.</w:t>
+      </w:r>
+    </w:p>
+    <w:p>
+      <w:pPr>
+        <w:pStyle w:val="Heading2"/>
+        <w:keepNext/>
+      </w:pPr>
+      <w:r>
+        <w:t>Add another plant</w:t>
+      </w:r>
+    </w:p>
+    <w:p>
+      <w:pPr>
+        <w:pStyle w:val="Heading3"/>
+        <w:keepNext/>
+      </w:pPr>
+      <w:r>
+        <w:t>ELEMENTS 1.11  Place Moringa</w:t>
+      </w:r>
+    </w:p>
+    <w:p>
+      <w:pPr>
+        <w:pStyle w:val="Normal"/>
+        <w:keepNext/>
+      </w:pPr>
+      <w:r>
+        <w:t>Main screen: Let’s add another plant. Consider the different roles these two plants might play here.</w:t>
+      </w:r>
+    </w:p>
+    <w:p>
+      <w:pPr>
+        <w:pStyle w:val="Normal"/>
+        <w:keepNext/>
+      </w:pPr>
+      <w:r>
+        <w:t>Control panel: Placement controls; media closed.</w:t>
+      </w:r>
+    </w:p>
+    <w:p>
+      <w:pPr>
+        <w:pStyle w:val="Normal"/>
+        <w:keepNext w:val="0"/>
+      </w:pPr>
+      <w:r>
+        <w:t>HINTS: Place Moringa beside Pigeon Pea.</w:t>
+      </w:r>
+    </w:p>
+    <w:p>
+      <w:pPr>
+        <w:pStyle w:val="Heading3"/>
+        <w:keepNext/>
+      </w:pPr>
+      <w:r>
+        <w:t>ELEMENTS 1.12  Two plants in one place</w:t>
+      </w:r>
+    </w:p>
+    <w:p>
+      <w:pPr>
+        <w:pStyle w:val="Normal"/>
+        <w:keepNext/>
+      </w:pPr>
+      <w:r>
+        <w:t>Main screen: Both plant profiles are now connected to this place. Select Moringa to discover its roles, or continue when you are ready.</w:t>
+      </w:r>
+    </w:p>
+    <w:p>
+      <w:pPr>
+        <w:pStyle w:val="Normal"/>
+        <w:keepNext/>
+      </w:pPr>
+      <w:r>
+        <w:t>Control panel: Moringa information appears when selected; Pigeon Pea remains available.</w:t>
+      </w:r>
+    </w:p>
+    <w:p>
+      <w:pPr>
+        <w:pStyle w:val="Normal"/>
+        <w:keepNext w:val="0"/>
+      </w:pPr>
+      <w:r>
+        <w:t>HINTS: Select Moringa, or continue to observe the garden.</w:t>
+      </w:r>
+    </w:p>
+    <w:p>
+      <w:pPr>
+        <w:pStyle w:val="Heading2"/>
+        <w:keepNext/>
+      </w:pPr>
+      <w:r>
+        <w:t>Observe</w:t>
+      </w:r>
+    </w:p>
+    <w:p>
+      <w:pPr>
+        <w:pStyle w:val="Heading3"/>
+        <w:keepNext/>
+      </w:pPr>
+      <w:r>
+        <w:t>ELEMENTS 1.14  What do you notice?</w:t>
+      </w:r>
+    </w:p>
+    <w:p>
+      <w:pPr>
+        <w:pStyle w:val="Normal"/>
+        <w:keepNext/>
+      </w:pPr>
+      <w:r>
+        <w:t>Main screen: What do you notice in the actual landscape?</w:t>
+      </w:r>
+    </w:p>
+    <w:p>
+      <w:pPr>
+        <w:pStyle w:val="Normal"/>
+        <w:keepNext/>
+      </w:pPr>
+      <w:r>
+        <w:t>Control panel: No additional tutorial paragraph.</w:t>
+      </w:r>
+    </w:p>
+    <w:p>
+      <w:pPr>
+        <w:pStyle w:val="Normal"/>
+        <w:keepNext w:val="0"/>
+      </w:pPr>
+      <w:r>
+        <w:t>HINTS: Look around, then leave a Note.</w:t>
+      </w:r>
+    </w:p>
+    <w:p>
+      <w:pPr>
+        <w:pStyle w:val="Heading3"/>
+        <w:keepNext/>
+      </w:pPr>
+      <w:r>
+        <w:t>ELEMENTS 1.16  Leave a Note</w:t>
+      </w:r>
+    </w:p>
+    <w:p>
+      <w:pPr>
+        <w:pStyle w:val="Normal"/>
+        <w:keepNext/>
+      </w:pPr>
+      <w:r>
+        <w:t>Main screen: Create a Note to record an observation.</w:t>
+      </w:r>
+    </w:p>
+    <w:p>
+      <w:pPr>
+        <w:pStyle w:val="Normal"/>
+        <w:keepNext/>
+      </w:pPr>
+      <w:r>
+        <w:t>Control panel: Note placement controls.</w:t>
+      </w:r>
+    </w:p>
+    <w:p>
+      <w:pPr>
+        <w:pStyle w:val="Normal"/>
+        <w:keepNext w:val="0"/>
+      </w:pPr>
+      <w:r>
+        <w:t>HINTS: Choose a location and place the Note.</w:t>
+      </w:r>
+    </w:p>
+    <w:p>
+      <w:pPr>
+        <w:pStyle w:val="Heading3"/>
+        <w:keepNext/>
+      </w:pPr>
+      <w:r>
+        <w:t>ELEMENTS 1.17  Your Note belongs here</w:t>
+      </w:r>
+    </w:p>
+    <w:p>
+      <w:pPr>
+        <w:pStyle w:val="Normal"/>
+        <w:keepNext/>
+      </w:pPr>
+      <w:r>
+        <w:t>Main screen: Your Note now belongs to this location. It can hold an observation, memory or task. Select it to see a prepared example.</w:t>
+      </w:r>
+    </w:p>
+    <w:p>
+      <w:pPr>
+        <w:pStyle w:val="Normal"/>
+        <w:keepNext/>
+      </w:pPr>
+      <w:r>
+        <w:t>Control panel: Selected Note content and existing Note options.</w:t>
+      </w:r>
+    </w:p>
+    <w:p>
+      <w:pPr>
+        <w:pStyle w:val="Normal"/>
+        <w:keepNext w:val="0"/>
+      </w:pPr>
+      <w:r>
+        <w:t>HINTS: Select the Note to see the example.</w:t>
+      </w:r>
+    </w:p>
+    <w:p>
+      <w:pPr>
+        <w:pStyle w:val="Heading2"/>
+        <w:keepNext/>
+      </w:pPr>
+      <w:r>
+        <w:t>Expand into the place</w:t>
+      </w:r>
+    </w:p>
+    <w:p>
+      <w:pPr>
+        <w:pStyle w:val="Heading3"/>
+        <w:keepNext/>
+      </w:pPr>
+      <w:r>
+        <w:t>SPACE 1.4  One part of a larger place</w:t>
+      </w:r>
+    </w:p>
+    <w:p>
+      <w:pPr>
+        <w:pStyle w:val="Normal"/>
+        <w:keepNext/>
+      </w:pPr>
+      <w:r>
+        <w:t>Main screen: These plants and observations belong to one part of a larger place. An Area keeps nearby plants, Notes and guidance together.</w:t>
+      </w:r>
+    </w:p>
+    <w:p>
+      <w:pPr>
+        <w:pStyle w:val="Normal"/>
+        <w:keepNext/>
+      </w:pPr>
+      <w:r>
+        <w:t>Control panel: Selected local information remains available.</w:t>
+      </w:r>
+    </w:p>
+    <w:p>
+      <w:pPr>
+        <w:pStyle w:val="Normal"/>
+        <w:keepNext w:val="0"/>
+      </w:pPr>
+      <w:r>
+        <w:t>HINTS: Continue to meet the Area’s Totem.</w:t>
+      </w:r>
+    </w:p>
+    <w:p>
+      <w:pPr>
+        <w:pStyle w:val="Heading3"/>
+        <w:keepNext/>
+      </w:pPr>
+      <w:r>
+        <w:t>ELEMENTS 1.18  Meet the Totem</w:t>
+      </w:r>
+    </w:p>
+    <w:p>
+      <w:pPr>
+        <w:pStyle w:val="Normal"/>
+        <w:keepNext/>
+      </w:pPr>
+      <w:r>
+        <w:t>Main screen: A Totem helps identify an Area and point towards what lies beyond it.</w:t>
+      </w:r>
+    </w:p>
+    <w:p>
+      <w:pPr>
+        <w:pStyle w:val="Normal"/>
+        <w:keepNext/>
+      </w:pPr>
+      <w:r>
+        <w:t>Control panel: Selected Totem information; floor adjustment remains in Settings.</w:t>
+      </w:r>
+    </w:p>
+    <w:p>
+      <w:pPr>
+        <w:pStyle w:val="Normal"/>
+        <w:keepNext w:val="0"/>
+      </w:pPr>
+      <w:r>
+        <w:t>HINTS: Show the Totem.</w:t>
+      </w:r>
+    </w:p>
+    <w:p>
+      <w:pPr>
+        <w:pStyle w:val="Heading3"/>
+        <w:keepNext/>
+      </w:pPr>
+      <w:r>
+        <w:t>ELEMENTS 1.19  My area</w:t>
+      </w:r>
+    </w:p>
+    <w:p>
+      <w:pPr>
+        <w:pStyle w:val="Normal"/>
+        <w:keepNext/>
+      </w:pPr>
+      <w:r>
+        <w:t>Main screen: This first Totem identifies My area. Its signs point towards the plants and Note you placed.</w:t>
+      </w:r>
+    </w:p>
+    <w:p>
+      <w:pPr>
+        <w:pStyle w:val="Normal"/>
+        <w:keepNext/>
+      </w:pPr>
+      <w:r>
+        <w:t>Control panel: Existing signs and destination controls.</w:t>
+      </w:r>
+    </w:p>
+    <w:p>
+      <w:pPr>
+        <w:pStyle w:val="Normal"/>
+        <w:keepNext w:val="0"/>
+      </w:pPr>
+      <w:r>
+        <w:t>HINTS: Select Show Signs to see nearby destinations.</w:t>
+      </w:r>
+    </w:p>
+    <w:p>
+      <w:pPr>
+        <w:keepNext/>
       </w:pPr>
       <w:r>
         <w:rPr>
           <w:b/>
         </w:rPr>
-        <w:t xml:space="preserve">Control panel </w:t>
-      </w:r>
-      <w:r>
-        <w:t>Hidden.</w:t>
+        <w:t>AREA 1.2  A second Totem</w:t>
       </w:r>
     </w:p>
     <w:p>
       <w:pPr>
-        <w:spacing w:after="120"/>
-      </w:pPr>
-      <w:r>
-        <w:rPr>
-          <w:b/>
-        </w:rPr>
-        <w:t xml:space="preserve">Media </w:t>
-      </w:r>
-      <w:r>
-        <w:t>None.</w:t>
+        <w:keepNext/>
+      </w:pPr>
+      <w:r>
+        <w:t>Main screen: A second Totem can identify a different Area. Connecting the two Areas gives visitors a route and guidance between them.</w:t>
       </w:r>
     </w:p>
     <w:p>
       <w:pPr>
-        <w:spacing w:after="120"/>
-      </w:pPr>
-      <w:r>
-        <w:rPr>
-          <w:b/>
-        </w:rPr>
-        <w:t xml:space="preserve">User action </w:t>
-      </w:r>
-      <w:r>
-        <w:t>Start the journey.</w:t>
+        <w:keepNext/>
+      </w:pPr>
+      <w:r>
+        <w:t>Control panel: The first Totem and its local plants and Note remain available.</w:t>
       </w:r>
     </w:p>
     <w:p>
       <w:pPr>
-        <w:spacing w:after="120"/>
-      </w:pPr>
-      <w:r>
-        <w:rPr>
-          <w:b/>
-        </w:rPr>
-        <w:t xml:space="preserve">Interaction rule </w:t>
-      </w:r>
-      <w:r>
-        <w:t>Only the main welcome surface is visible.</w:t>
+        <w:keepNext w:val="0"/>
+      </w:pPr>
+      <w:r>
+        <w:t>HINTS: Create the second Totem when you are ready.</w:t>
       </w:r>
     </w:p>
     <w:p>
       <w:pPr>
-        <w:pStyle w:val="Heading2"/>
-      </w:pPr>
-      <w:r>
-        <w:t>Step 2  Imagine arriving in a garden</w:t>
+        <w:pStyle w:val="Heading3"/>
+        <w:keepNext/>
+      </w:pPr>
+      <w:r>
+        <w:t>ELEMENTS 1.20  A neighbouring Area</w:t>
       </w:r>
     </w:p>
     <w:p>
       <w:pPr>
-        <w:spacing w:after="120"/>
-      </w:pPr>
-      <w:r>
-        <w:rPr>
-          <w:b/>
-        </w:rPr>
-        <w:t xml:space="preserve">Main screen </w:t>
-      </w:r>
-      <w:r>
-        <w:t>Imagine arriving in a garden and noticing a plant you do not recognise. You pause, look closely and wonder what it is, how it belongs here and what it might teach you.</w:t>
+        <w:pStyle w:val="Normal"/>
+        <w:keepNext/>
+      </w:pPr>
+      <w:r>
+        <w:t>Main screen: This neighbouring Area is a prepared example with its own plants and Note. The living map can extend beyond this garden section.</w:t>
       </w:r>
     </w:p>
     <w:p>
       <w:pPr>
-        <w:spacing w:after="120"/>
-      </w:pPr>
-      <w:r>
-        <w:rPr>
-          <w:b/>
-        </w:rPr>
-        <w:t xml:space="preserve">Control panel </w:t>
-      </w:r>
-      <w:r>
-        <w:t>Hidden.</w:t>
+        <w:pStyle w:val="Normal"/>
+        <w:keepNext/>
+      </w:pPr>
+      <w:r>
+        <w:t>Control panel: Second Area Totem and local content.</w:t>
       </w:r>
     </w:p>
     <w:p>
       <w:pPr>
-        <w:spacing w:after="120"/>
-      </w:pPr>
-      <w:r>
-        <w:rPr>
-          <w:b/>
-        </w:rPr>
-        <w:t xml:space="preserve">Media </w:t>
-      </w:r>
-      <w:r>
-        <w:t>None. The opening idea should stand alone without competing imagery.</w:t>
+        <w:pStyle w:val="Normal"/>
+        <w:keepNext w:val="0"/>
+      </w:pPr>
+      <w:r>
+        <w:t>HINTS: Connect the two Areas.</w:t>
       </w:r>
     </w:p>
     <w:p>
       <w:pPr>
-        <w:spacing w:after="120"/>
-      </w:pPr>
-      <w:r>
-        <w:rPr>
-          <w:b/>
-        </w:rPr>
-        <w:t xml:space="preserve">User action </w:t>
-      </w:r>
-      <w:r>
-        <w:t>Continue.</w:t>
+        <w:pStyle w:val="Heading3"/>
+        <w:keepNext/>
+      </w:pPr>
+      <w:r>
+        <w:t>ELEMENTS 1.21  The Areas are connected</w:t>
       </w:r>
     </w:p>
     <w:p>
       <w:pPr>
-        <w:spacing w:after="120"/>
-      </w:pPr>
-      <w:r>
-        <w:rPr>
-          <w:b/>
-        </w:rPr>
-        <w:t xml:space="preserve">Interaction rule </w:t>
-      </w:r>
-      <w:r>
-        <w:t>Do not preload or reveal the Control panel during this step.</w:t>
+        <w:pStyle w:val="Normal"/>
+        <w:keepNext/>
+      </w:pPr>
+      <w:r>
+        <w:t>Main screen: A route connects the two Areas. Each keeps its own plants and Notes.</w:t>
       </w:r>
     </w:p>
     <w:p>
       <w:pPr>
-        <w:pStyle w:val="Heading2"/>
-      </w:pPr>
-      <w:r>
-        <w:t>Step 3  Meet the Control panel</w:t>
+        <w:pStyle w:val="Normal"/>
+        <w:keepNext/>
+      </w:pPr>
+      <w:r>
+        <w:t>Control panel: Selected destination and route information.</w:t>
       </w:r>
     </w:p>
     <w:p>
       <w:pPr>
-        <w:spacing w:after="120"/>
-      </w:pPr>
-      <w:r>
-        <w:rPr>
-          <w:b/>
-        </w:rPr>
-        <w:t xml:space="preserve">Main screen </w:t>
-      </w:r>
-      <w:r>
-        <w:t>Meet your Control panel. It stays beside the experience and responds to the object or information you choose.</w:t>
+        <w:pStyle w:val="Normal"/>
+        <w:keepNext w:val="0"/>
+      </w:pPr>
+      <w:r>
+        <w:t>HINTS: Select a destination sign to follow its direction.</w:t>
       </w:r>
     </w:p>
     <w:p>
       <w:pPr>
-        <w:spacing w:after="120"/>
-      </w:pPr>
-      <w:r>
-        <w:rPr>
-          <w:b/>
-        </w:rPr>
-        <w:t xml:space="preserve">Control panel </w:t>
-      </w:r>
-      <w:r>
-        <w:t>Open the panel frame in its compact state. Show navigation and panel controls only. Do not repeat the sentence from the main screen.</w:t>
+        <w:pStyle w:val="Heading3"/>
+        <w:keepNext/>
+      </w:pPr>
+      <w:r>
+        <w:t>ELEMENTS 1.22  A connected landscape</w:t>
       </w:r>
     </w:p>
     <w:p>
       <w:pPr>
-        <w:spacing w:after="120"/>
-      </w:pPr>
-      <w:r>
-        <w:rPr>
-          <w:b/>
-        </w:rPr>
-        <w:t xml:space="preserve">Media </w:t>
-      </w:r>
-      <w:r>
-        <w:t>Closed. No picture is shown during the first reveal.</w:t>
+        <w:pStyle w:val="Normal"/>
+        <w:keepNext/>
+      </w:pPr>
+      <w:r>
+        <w:t>Main screen: Linked Areas can form a garden tour, learning trail or route through a working landscape.</w:t>
       </w:r>
     </w:p>
     <w:p>
       <w:pPr>
-        <w:spacing w:after="120"/>
-      </w:pPr>
-      <w:r>
-        <w:rPr>
-          <w:b/>
-        </w:rPr>
-        <w:t xml:space="preserve">User action </w:t>
-      </w:r>
-      <w:r>
-        <w:t>Continue.</w:t>
+        <w:pStyle w:val="Normal"/>
+        <w:keepNext/>
+      </w:pPr>
+      <w:r>
+        <w:t>Control panel: Local information remains available.</w:t>
       </w:r>
     </w:p>
     <w:p>
       <w:pPr>
-        <w:spacing w:after="120"/>
-      </w:pPr>
-      <w:r>
-        <w:rPr>
-          <w:b/>
-        </w:rPr>
-        <w:t xml:space="preserve">Interaction rule </w:t>
-      </w:r>
-      <w:r>
-        <w:t>This is the first moment the panel becomes visible. The media area can be detached later, but its initial state is closed.</w:t>
+        <w:pStyle w:val="Normal"/>
+        <w:keepNext w:val="0"/>
+      </w:pPr>
+      <w:r>
+        <w:t>HINTS: Continue when you are ready.</w:t>
       </w:r>
     </w:p>
     <w:p>
       <w:pPr>
         <w:pStyle w:val="Heading2"/>
-      </w:pPr>
-      <w:r>
-        <w:t>Step 4  Why a companion tool helps</w:t>
+        <w:keepNext/>
+      </w:pPr>
+      <w:r>
+        <w:t>Closure</w:t>
       </w:r>
     </w:p>
     <w:p>
       <w:pPr>
-        <w:spacing w:after="120"/>
-      </w:pPr>
-      <w:r>
-        <w:rPr>
-          <w:b/>
-        </w:rPr>
-        <w:t xml:space="preserve">Main screen </w:t>
-      </w:r>
-      <w:r>
-        <w:t>Identifying a plant in the field can mean carrying books, checking a phone, comparing manuals and trying to remember where each note belongs. Useful information becomes difficult to connect to the place in front of you.</w:t>
+        <w:pStyle w:val="Heading3"/>
+        <w:keepNext/>
+      </w:pPr>
+      <w:r>
+        <w:t>CLOSURE 1.1  One plant can be a beginning</w:t>
       </w:r>
     </w:p>
     <w:p>
       <w:pPr>
-        <w:spacing w:after="120"/>
-      </w:pPr>
-      <w:r>
-        <w:rPr>
-          <w:b/>
-        </w:rPr>
-        <w:t xml:space="preserve">Control panel </w:t>
-      </w:r>
-      <w:r>
-        <w:t>Show a short prompt such as Continue when ready. Do not repeat the paragraph.</w:t>
+        <w:pStyle w:val="Normal"/>
+        <w:keepNext/>
+      </w:pPr>
+      <w:r>
+        <w:t>Main screen: You started with a single plant. From it, you discovered relationships, added another plant and placed a Note for an observation. As more knowledge is connected, NourishlandXR can grow with the landscape around it.</w:t>
       </w:r>
     </w:p>
     <w:p>
       <w:pPr>
-        <w:spacing w:after="120"/>
-      </w:pPr>
-      <w:r>
-        <w:rPr>
-          <w:b/>
-        </w:rPr>
-        <w:t xml:space="preserve">Media </w:t>
-      </w:r>
-      <w:r>
-        <w:t>Show the black and white drawing of the distressed gardener carrying books, a phone, compass and manuals. This image belongs only here.</w:t>
+        <w:pStyle w:val="Normal"/>
+        <w:keepNext/>
+      </w:pPr>
+      <w:r>
+        <w:t>Control panel: Continue building in Creator mode, or explore a published project from a standard browser.</w:t>
       </w:r>
     </w:p>
     <w:p>
       <w:pPr>
-        <w:spacing w:after="120"/>
-      </w:pPr>
-      <w:r>
-        <w:rPr>
-          <w:b/>
-        </w:rPr>
-        <w:t xml:space="preserve">User action </w:t>
-      </w:r>
-      <w:r>
-        <w:t>Continue.</w:t>
+        <w:pStyle w:val="Normal"/>
+        <w:keepNext w:val="0"/>
+      </w:pPr>
+      <w:r>
+        <w:t>HINTS: Finish the demo when you are ready.</w:t>
       </w:r>
     </w:p>
     <w:p>
       <w:pPr>
         <w:pStyle w:val="Heading2"/>
-      </w:pPr>
-      <w:r>
-        <w:t>Step 5  A Project represents a whole place</w:t>
+        <w:keepNext/>
+      </w:pPr>
+      <w:r>
+        <w:t>Optional features</w:t>
       </w:r>
     </w:p>
     <w:p>
       <w:pPr>
-        <w:spacing w:after="120"/>
-      </w:pPr>
-      <w:r>
-        <w:rPr>
-          <w:b/>
-        </w:rPr>
-        <w:t xml:space="preserve">Main screen </w:t>
-      </w:r>
-      <w:r>
-        <w:t>A Project brings the place, its plants, Areas, observations and knowledge into one connected structure.</w:t>
+        <w:pStyle w:val="Normal"/>
+        <w:keepNext/>
+      </w:pPr>
+      <w:r>
+        <w:t>Web Mode, Creator and Learning Pathways remain available as features. Their full tutorials are outside the mandatory plant journey. The botanical floor die is a separate toy; Explorer uses a clear knowledge die inspired by its geometry.</w:t>
       </w:r>
     </w:p>
     <w:p>
       <w:pPr>
-        <w:spacing w:after="120"/>
-      </w:pPr>
-      <w:r>
-        <w:rPr>
-          <w:b/>
-        </w:rPr>
-        <w:t xml:space="preserve">Control panel </w:t>
-      </w:r>
-      <w:r>
-        <w:t>Show the current step title and Continue. Do not describe the Project a second time.</w:t>
+        <w:pStyle w:val="Heading2"/>
+        <w:keepNext/>
+      </w:pPr>
+      <w:r>
+        <w:t>Flow safeguards</w:t>
       </w:r>
     </w:p>
     <w:p>
       <w:pPr>
-        <w:spacing w:after="120"/>
-      </w:pPr>
-      <w:r>
-        <w:rPr>
-          <w:b/>
-        </w:rPr>
-        <w:t xml:space="preserve">Media </w:t>
-      </w:r>
-      <w:r>
-        <w:t>Show a black and white place map with clearly separated Areas. Do not reuse the distressed gardener image.</w:t>
-      </w:r>
-    </w:p>
-    <w:p>
-      <w:pPr>
-        <w:spacing w:after="120"/>
-      </w:pPr>
-      <w:r>
-        <w:rPr>
-          <w:b/>
-        </w:rPr>
-        <w:t xml:space="preserve">User action </w:t>
-      </w:r>
-      <w:r>
-        <w:t>Continue.</w:t>
-      </w:r>
-    </w:p>
-    <w:p>
-      <w:pPr>
-        <w:pStyle w:val="Heading2"/>
-      </w:pPr>
-      <w:r>
-        <w:t>Step 6  One place with clear Areas</w:t>
-      </w:r>
-    </w:p>
-    <w:p>
-      <w:pPr>
-        <w:spacing w:after="120"/>
-      </w:pPr>
-      <w:r>
-        <w:rPr>
-          <w:b/>
-        </w:rPr>
-        <w:t xml:space="preserve">Main screen </w:t>
-      </w:r>
-      <w:r>
-        <w:t>Areas organise meaningful parts of a Project, such as a school garden, rainforest walk or food forest. Plants, observations, stories and visitor guidance become access points inside those Areas.</w:t>
-      </w:r>
-    </w:p>
-    <w:p>
-      <w:pPr>
-        <w:spacing w:after="120"/>
-      </w:pPr>
-      <w:r>
-        <w:rPr>
-          <w:b/>
-        </w:rPr>
-        <w:t xml:space="preserve">Control panel </w:t>
-      </w:r>
-      <w:r>
-        <w:t>Show a concise Area navigation cue only.</w:t>
-      </w:r>
-    </w:p>
-    <w:p>
-      <w:pPr>
-        <w:spacing w:after="120"/>
-      </w:pPr>
-      <w:r>
-        <w:rPr>
-          <w:b/>
-        </w:rPr>
-        <w:t xml:space="preserve">Media </w:t>
-      </w:r>
-      <w:r>
-        <w:t>Use the verified Area illustration. Hide the previous image before this one appears.</w:t>
-      </w:r>
-    </w:p>
-    <w:p>
-      <w:pPr>
-        <w:spacing w:after="120"/>
-      </w:pPr>
-      <w:r>
-        <w:rPr>
-          <w:b/>
-        </w:rPr>
-        <w:t xml:space="preserve">User action </w:t>
-      </w:r>
-      <w:r>
-        <w:t>Continue.</w:t>
-      </w:r>
-    </w:p>
-    <w:p>
-      <w:pPr>
-        <w:pStyle w:val="Heading2"/>
-      </w:pPr>
-      <w:r>
-        <w:t>Step 7  Place the first Plant Orb</w:t>
-      </w:r>
-    </w:p>
-    <w:p>
-      <w:pPr>
-        <w:spacing w:after="120"/>
-      </w:pPr>
-      <w:r>
-        <w:rPr>
-          <w:b/>
-        </w:rPr>
-        <w:t xml:space="preserve">Main screen </w:t>
-      </w:r>
-      <w:r>
-        <w:t>Plants can have information connected to their real-world location. Pigeon Pea is the first example. Choose where it belongs in the scene.</w:t>
-      </w:r>
-    </w:p>
-    <w:p>
-      <w:pPr>
-        <w:spacing w:after="120"/>
-      </w:pPr>
-      <w:r>
-        <w:rPr>
-          <w:b/>
-        </w:rPr>
-        <w:t xml:space="preserve">Control panel </w:t>
-      </w:r>
-      <w:r>
-        <w:t>Show placement guidance. Keep plant media closed because the plant information has not been opened yet.</w:t>
-      </w:r>
-    </w:p>
-    <w:p>
-      <w:pPr>
-        <w:spacing w:after="120"/>
-      </w:pPr>
-      <w:r>
-        <w:rPr>
-          <w:b/>
-        </w:rPr>
-        <w:t xml:space="preserve">Media </w:t>
-      </w:r>
-      <w:r>
-        <w:t>Closed.</w:t>
-      </w:r>
-    </w:p>
-    <w:p>
-      <w:pPr>
-        <w:spacing w:after="120"/>
-      </w:pPr>
-      <w:r>
-        <w:rPr>
-          <w:b/>
-        </w:rPr>
-        <w:t xml:space="preserve">User action </w:t>
-      </w:r>
-      <w:r>
-        <w:t>Place Pigeon Pea.</w:t>
-      </w:r>
-    </w:p>
-    <w:p>
-      <w:pPr>
-        <w:spacing w:after="120"/>
-      </w:pPr>
-      <w:r>
-        <w:rPr>
-          <w:b/>
-        </w:rPr>
-        <w:t xml:space="preserve">Interaction rule </w:t>
-      </w:r>
-      <w:r>
-        <w:t>The Orb must sit on the chosen ground position. When selected for movement, its outline or glow clearly changes. Hold, move and release must work with controller or hand input.</w:t>
-      </w:r>
-    </w:p>
-    <w:p>
-      <w:pPr>
-        <w:pStyle w:val="Heading2"/>
-      </w:pPr>
-      <w:r>
-        <w:t>Step 8  Open the first plant information</w:t>
-      </w:r>
-    </w:p>
-    <w:p>
-      <w:pPr>
-        <w:spacing w:after="120"/>
-      </w:pPr>
-      <w:r>
-        <w:rPr>
-          <w:b/>
-        </w:rPr>
-        <w:t xml:space="preserve">Main screen </w:t>
-      </w:r>
-      <w:r>
-        <w:t>This Plant Orb connects information to Pigeon Pea in the real place. Select the Orb to explore its information.</w:t>
-      </w:r>
-    </w:p>
-    <w:p>
-      <w:pPr>
-        <w:spacing w:after="120"/>
-      </w:pPr>
-      <w:r>
-        <w:rPr>
-          <w:b/>
-        </w:rPr>
-        <w:t xml:space="preserve">Control panel </w:t>
-      </w:r>
-      <w:r>
-        <w:t>Open the selected plant's information. Use one path line for navigation. Remove duplicate plant names and scientific names from the panel header area.</w:t>
-      </w:r>
-    </w:p>
-    <w:p>
-      <w:pPr>
-        <w:spacing w:after="120"/>
-      </w:pPr>
-      <w:r>
-        <w:rPr>
-          <w:b/>
-        </w:rPr>
-        <w:t xml:space="preserve">Media </w:t>
-      </w:r>
-      <w:r>
-        <w:t>Show the Pigeon Pea image only after the information opens. Place Pigeon Pea once, centred below the image. Show no generic image labels.</w:t>
-      </w:r>
-    </w:p>
-    <w:p>
-      <w:pPr>
-        <w:spacing w:after="120"/>
-      </w:pPr>
-      <w:r>
-        <w:rPr>
-          <w:b/>
-        </w:rPr>
-        <w:t xml:space="preserve">User action </w:t>
-      </w:r>
-      <w:r>
-        <w:t>Select information cells, then Continue.</w:t>
-      </w:r>
-    </w:p>
-    <w:p>
-      <w:pPr>
-        <w:spacing w:after="120"/>
-      </w:pPr>
-      <w:r>
-        <w:rPr>
-          <w:b/>
-        </w:rPr>
-        <w:t xml:space="preserve">Interaction rule </w:t>
-      </w:r>
-      <w:r>
-        <w:t>Opening another plant must immediately replace the picture, label and information path. The last plant must never remain visible after selection changes.</w:t>
-      </w:r>
-    </w:p>
-    <w:p>
-      <w:pPr>
-        <w:pStyle w:val="Heading2"/>
-        <w:pageBreakBefore/>
-      </w:pPr>
-      <w:r>
-        <w:t>Step 9  Compare a second plant</w:t>
-      </w:r>
-    </w:p>
-    <w:p>
-      <w:pPr>
-        <w:spacing w:after="120"/>
-      </w:pPr>
-      <w:r>
-        <w:rPr>
-          <w:b/>
-        </w:rPr>
-        <w:t xml:space="preserve">Main screen </w:t>
-      </w:r>
-      <w:r>
-        <w:t>Add Moringa to compare a different plant role and see how more than one plant becomes part of the same living map.</w:t>
-      </w:r>
-    </w:p>
-    <w:p>
-      <w:pPr>
-        <w:spacing w:after="120"/>
-      </w:pPr>
-      <w:r>
-        <w:rPr>
-          <w:b/>
-        </w:rPr>
-        <w:t xml:space="preserve">Control panel </w:t>
-      </w:r>
-      <w:r>
-        <w:t>Show placement guidance first, with media closed. After Moringa's information opens, show its own information and image.</w:t>
-      </w:r>
-    </w:p>
-    <w:p>
-      <w:pPr>
-        <w:spacing w:after="120"/>
-      </w:pPr>
-      <w:r>
-        <w:rPr>
-          <w:b/>
-        </w:rPr>
-        <w:t xml:space="preserve">Media </w:t>
-      </w:r>
-      <w:r>
-        <w:t>Closed during placement. Show the Moringa image only when Moringa's information is open.</w:t>
-      </w:r>
-    </w:p>
-    <w:p>
-      <w:pPr>
-        <w:spacing w:after="120"/>
-      </w:pPr>
-      <w:r>
-        <w:rPr>
-          <w:b/>
-        </w:rPr>
-        <w:t xml:space="preserve">User action </w:t>
-      </w:r>
-      <w:r>
-        <w:t>Place Moringa, select it and explore its information.</w:t>
-      </w:r>
-    </w:p>
-    <w:p>
-      <w:pPr>
-        <w:spacing w:after="120"/>
-      </w:pPr>
-      <w:r>
-        <w:rPr>
-          <w:b/>
-        </w:rPr>
-        <w:t xml:space="preserve">Interaction rule </w:t>
-      </w:r>
-      <w:r>
-        <w:t>Both Plant Orbs remain independently selectable and movable. Selection state must be visible.</w:t>
-      </w:r>
-    </w:p>
-    <w:p>
-      <w:pPr>
-        <w:pStyle w:val="Heading2"/>
-      </w:pPr>
-      <w:r>
-        <w:t>Step 10  Add a local observation</w:t>
-      </w:r>
-    </w:p>
-    <w:p>
-      <w:pPr>
-        <w:spacing w:after="120"/>
-      </w:pPr>
-      <w:r>
-        <w:rPr>
-          <w:b/>
-        </w:rPr>
-        <w:t xml:space="preserve">Main screen </w:t>
-      </w:r>
-      <w:r>
-        <w:t>Plant information explains what is generally known. A Note records what someone sees, remembers, asks or needs to do in this place.</w:t>
-      </w:r>
-    </w:p>
-    <w:p>
-      <w:pPr>
-        <w:spacing w:after="120"/>
-      </w:pPr>
-      <w:r>
-        <w:rPr>
-          <w:b/>
-        </w:rPr>
-        <w:t xml:space="preserve">Control panel </w:t>
-      </w:r>
-      <w:r>
-        <w:t>Do not repeat the main-screen definition. Show Select the Note to view other Note options.</w:t>
-      </w:r>
-    </w:p>
-    <w:p>
-      <w:pPr>
-        <w:spacing w:after="120"/>
-      </w:pPr>
-      <w:r>
-        <w:rPr>
-          <w:b/>
-        </w:rPr>
-        <w:t xml:space="preserve">Media </w:t>
-      </w:r>
-      <w:r>
-        <w:t>Use the verified Note illustration only during the Note action. Clear any plant image before it appears.</w:t>
-      </w:r>
-    </w:p>
-    <w:p>
-      <w:pPr>
-        <w:spacing w:after="120"/>
-      </w:pPr>
-      <w:r>
-        <w:rPr>
-          <w:b/>
-        </w:rPr>
-        <w:t xml:space="preserve">User action </w:t>
-      </w:r>
-      <w:r>
-        <w:t>Place the Note, select it and review the available Note options.</w:t>
-      </w:r>
-    </w:p>
-    <w:p>
-      <w:pPr>
-        <w:spacing w:after="120"/>
-      </w:pPr>
-      <w:r>
-        <w:rPr>
-          <w:b/>
-        </w:rPr>
-        <w:t xml:space="preserve">Interaction rule </w:t>
-      </w:r>
-      <w:r>
-        <w:t>A selected Note receives the same clear movement outline as an Orb. Hold, move and release must reposition it.</w:t>
-      </w:r>
-    </w:p>
-    <w:p>
-      <w:pPr>
-        <w:pStyle w:val="Heading2"/>
-      </w:pPr>
-      <w:r>
-        <w:t>Step 11  Introduce Areas and Totems</w:t>
-      </w:r>
-    </w:p>
-    <w:p>
-      <w:pPr>
-        <w:spacing w:after="120"/>
-      </w:pPr>
-      <w:r>
-        <w:rPr>
-          <w:b/>
-        </w:rPr>
-        <w:t xml:space="preserve">Main screen </w:t>
-      </w:r>
-      <w:r>
-        <w:t>The mapped plants and observation belong to Areas. Each Area can have a welcoming Totem that gathers local information and helps visitors understand where they are.</w:t>
-      </w:r>
-    </w:p>
-    <w:p>
-      <w:pPr>
-        <w:spacing w:after="120"/>
-      </w:pPr>
-      <w:r>
-        <w:rPr>
-          <w:b/>
-        </w:rPr>
-        <w:t xml:space="preserve">Control panel </w:t>
-      </w:r>
-      <w:r>
-        <w:t>Show the current Area or Totem name and the next action. Keep the wording shorter than the main-screen explanation.</w:t>
-      </w:r>
-    </w:p>
-    <w:p>
-      <w:pPr>
-        <w:spacing w:after="120"/>
-      </w:pPr>
-      <w:r>
-        <w:rPr>
-          <w:b/>
-        </w:rPr>
-        <w:t xml:space="preserve">Media </w:t>
-      </w:r>
-      <w:r>
-        <w:t>Show the matching Totem illustration only after the Totem concept is introduced.</w:t>
-      </w:r>
-    </w:p>
-    <w:p>
-      <w:pPr>
-        <w:spacing w:after="120"/>
-      </w:pPr>
-      <w:r>
-        <w:rPr>
-          <w:b/>
-        </w:rPr>
-        <w:t xml:space="preserve">User action </w:t>
-      </w:r>
-      <w:r>
-        <w:t>Place the Botanical Garden Totem.</w:t>
-      </w:r>
-    </w:p>
-    <w:p>
-      <w:pPr>
-        <w:pStyle w:val="Heading2"/>
-      </w:pPr>
-      <w:r>
-        <w:t>Step 12  Use the Totem</w:t>
-      </w:r>
-    </w:p>
-    <w:p>
-      <w:pPr>
-        <w:spacing w:after="120"/>
-      </w:pPr>
-      <w:r>
-        <w:rPr>
-          <w:b/>
-        </w:rPr>
-        <w:t xml:space="preserve">Main screen </w:t>
-      </w:r>
-      <w:r>
-        <w:t>The Totem has two physical buttons. One shows or stores its attached signs. The other fades or restores the Totem when it is not being used.</w:t>
-      </w:r>
-    </w:p>
-    <w:p>
-      <w:pPr>
-        <w:spacing w:after="120"/>
-      </w:pPr>
-      <w:r>
-        <w:rPr>
-          <w:b/>
-        </w:rPr>
-        <w:t xml:space="preserve">Control panel </w:t>
-      </w:r>
-      <w:r>
-        <w:t>Show the two button actions. Do not bury them inside a settings panel.</w:t>
-      </w:r>
-    </w:p>
-    <w:p>
-      <w:pPr>
-        <w:spacing w:after="120"/>
-      </w:pPr>
-      <w:r>
-        <w:rPr>
-          <w:b/>
-        </w:rPr>
-        <w:t xml:space="preserve">Media </w:t>
-      </w:r>
-      <w:r>
-        <w:t>Keep the Totem tutorial image visible only while this interaction is being explained.</w:t>
-      </w:r>
-    </w:p>
-    <w:p>
-      <w:pPr>
-        <w:spacing w:after="120"/>
-      </w:pPr>
-      <w:r>
-        <w:rPr>
-          <w:b/>
-        </w:rPr>
-        <w:t xml:space="preserve">User action </w:t>
-      </w:r>
-      <w:r>
-        <w:t>Press each physical button and continue.</w:t>
-      </w:r>
-    </w:p>
-    <w:p>
-      <w:pPr>
-        <w:spacing w:after="120"/>
-      </w:pPr>
-      <w:r>
-        <w:rPr>
-          <w:b/>
-        </w:rPr>
-        <w:t xml:space="preserve">Interaction rule </w:t>
-      </w:r>
-      <w:r>
-        <w:t>The Totem must look like a modern elemental marker, not a thin pole or an imitation wood model. It needs enough width and silhouette to read as a Totem, with both buttons visibly raised on its body. Its base must meet the ground. Placement depth must be adjustable before confirmation.</w:t>
-      </w:r>
-    </w:p>
-    <w:p>
-      <w:pPr>
-        <w:pStyle w:val="Heading2"/>
-      </w:pPr>
-      <w:r>
-        <w:t>Step 13  Connect Areas</w:t>
-      </w:r>
-    </w:p>
-    <w:p>
-      <w:pPr>
-        <w:spacing w:after="120"/>
-      </w:pPr>
-      <w:r>
-        <w:rPr>
-          <w:b/>
-        </w:rPr>
-        <w:t xml:space="preserve">Main screen </w:t>
-      </w:r>
-      <w:r>
-        <w:t>A second Totem can mark another Area. A route links the Areas without merging their plants, Notes or local information.</w:t>
-      </w:r>
-    </w:p>
-    <w:p>
-      <w:pPr>
-        <w:spacing w:after="120"/>
-      </w:pPr>
-      <w:r>
-        <w:rPr>
-          <w:b/>
-        </w:rPr>
-        <w:t xml:space="preserve">Control panel </w:t>
-      </w:r>
-      <w:r>
-        <w:t>Show the destination Area and route action only.</w:t>
-      </w:r>
-    </w:p>
-    <w:p>
-      <w:pPr>
-        <w:spacing w:after="120"/>
-      </w:pPr>
-      <w:r>
-        <w:rPr>
-          <w:b/>
-        </w:rPr>
-        <w:t xml:space="preserve">Media </w:t>
-      </w:r>
-      <w:r>
-        <w:t>Use the correct linked-Areas illustration. Do not retain the previous Totem close-up if the route is now the subject.</w:t>
-      </w:r>
-    </w:p>
-    <w:p>
-      <w:pPr>
-        <w:spacing w:after="120"/>
-      </w:pPr>
-      <w:r>
-        <w:rPr>
-          <w:b/>
-        </w:rPr>
-        <w:t xml:space="preserve">User action </w:t>
-      </w:r>
-      <w:r>
-        <w:t>Show the Rainforest Walk Totem, then inspect the route.</w:t>
-      </w:r>
-    </w:p>
-    <w:p>
-      <w:pPr>
-        <w:pStyle w:val="Heading2"/>
-      </w:pPr>
-      <w:r>
-        <w:t>Step 14  Turn plant information into useful direction</w:t>
-      </w:r>
-    </w:p>
-    <w:p>
-      <w:pPr>
-        <w:spacing w:after="120"/>
-      </w:pPr>
-      <w:r>
-        <w:rPr>
-          <w:b/>
-        </w:rPr>
-        <w:t xml:space="preserve">Main screen </w:t>
-      </w:r>
-      <w:r>
-        <w:t>NourishlandXR can also interpret plant information in relation to a person's intention. A visitor might want to understand the land, create a food forest, improve habitat, choose what to observe or decide what to try next. The tool connects what is known about plants with that purpose.</w:t>
-      </w:r>
-    </w:p>
-    <w:p>
-      <w:pPr>
-        <w:spacing w:after="120"/>
-      </w:pPr>
-      <w:r>
-        <w:rPr>
-          <w:b/>
-        </w:rPr>
-        <w:t xml:space="preserve">Control panel </w:t>
-      </w:r>
-      <w:r>
-        <w:t>Show a short prompt to continue into learning pathways. Do not expose internal system labels.</w:t>
-      </w:r>
-    </w:p>
-    <w:p>
-      <w:pPr>
-        <w:spacing w:after="120"/>
-      </w:pPr>
-      <w:r>
-        <w:rPr>
-          <w:b/>
-        </w:rPr>
-        <w:t xml:space="preserve">Media </w:t>
-      </w:r>
-      <w:r>
-        <w:t>Use a purpose-and-plant illustration only if it clearly shows the connection between information and intention.</w:t>
-      </w:r>
-    </w:p>
-    <w:p>
-      <w:pPr>
-        <w:spacing w:after="120"/>
-      </w:pPr>
-      <w:r>
-        <w:rPr>
-          <w:b/>
-        </w:rPr>
-        <w:t xml:space="preserve">User action </w:t>
-      </w:r>
-      <w:r>
-        <w:t>Continue to learning pathways.</w:t>
-      </w:r>
-    </w:p>
-    <w:p>
-      <w:pPr>
-        <w:spacing w:after="120"/>
-      </w:pPr>
-      <w:r>
-        <w:rPr>
-          <w:b/>
-        </w:rPr>
-        <w:t xml:space="preserve">Interaction rule </w:t>
-      </w:r>
-      <w:r>
-        <w:t>This explanation must appear before any learning cells or pathway archetypes are revealed.</w:t>
-      </w:r>
-    </w:p>
-    <w:p>
-      <w:pPr>
-        <w:pStyle w:val="Heading2"/>
-      </w:pPr>
-      <w:r>
-        <w:t>Step 15  Learn here or separately</w:t>
-      </w:r>
-    </w:p>
-    <w:p>
-      <w:pPr>
-        <w:spacing w:after="120"/>
-      </w:pPr>
-      <w:r>
-        <w:rPr>
-          <w:b/>
-        </w:rPr>
-        <w:t xml:space="preserve">Main screen </w:t>
-      </w:r>
-      <w:r>
-        <w:t>A learning pathway can guide someone on the spot, where questions and actions stay connected to the living place. The same pathway can also be used before a visit, in a classroom or when reflecting afterwards.</w:t>
-      </w:r>
-    </w:p>
-    <w:p>
-      <w:pPr>
-        <w:spacing w:after="120"/>
-      </w:pPr>
-      <w:r>
-        <w:rPr>
-          <w:b/>
-        </w:rPr>
-        <w:t xml:space="preserve">Control panel </w:t>
-      </w:r>
-      <w:r>
-        <w:t>Introduce learning pathways in public language. Keep the explanation complementary to the main screen.</w:t>
-      </w:r>
-    </w:p>
-    <w:p>
-      <w:pPr>
-        <w:spacing w:after="120"/>
-      </w:pPr>
-      <w:r>
-        <w:rPr>
-          <w:b/>
-        </w:rPr>
-        <w:t xml:space="preserve">Media </w:t>
-      </w:r>
-      <w:r>
-        <w:t>Show the verified connection illustration. Use no generic sketch labels.</w:t>
-      </w:r>
-    </w:p>
-    <w:p>
-      <w:pPr>
-        <w:spacing w:after="120"/>
-      </w:pPr>
-      <w:r>
-        <w:rPr>
-          <w:b/>
-        </w:rPr>
-        <w:t xml:space="preserve">User action </w:t>
-      </w:r>
-      <w:r>
-        <w:t>Show pathway archetypes.</w:t>
-      </w:r>
-    </w:p>
-    <w:p>
-      <w:pPr>
-        <w:pStyle w:val="Heading2"/>
-      </w:pPr>
-      <w:r>
-        <w:t>Step 16  Explore a pathway</w:t>
-      </w:r>
-    </w:p>
-    <w:p>
-      <w:pPr>
-        <w:spacing w:after="120"/>
-      </w:pPr>
-      <w:r>
-        <w:rPr>
-          <w:b/>
-        </w:rPr>
-        <w:t xml:space="preserve">Main screen </w:t>
-      </w:r>
-      <w:r>
-        <w:t>Choose a pathway to read the place, understand living relationships, design with them or shape an outcome.</w:t>
-      </w:r>
-    </w:p>
-    <w:p>
-      <w:pPr>
-        <w:spacing w:after="120"/>
-      </w:pPr>
-      <w:r>
-        <w:rPr>
-          <w:b/>
-        </w:rPr>
-        <w:t xml:space="preserve">Control panel </w:t>
-      </w:r>
-      <w:r>
-        <w:t>Show the selected pathway or cell name and its unique guidance. Do not add internal mesh labels above or below the image.</w:t>
-      </w:r>
-    </w:p>
-    <w:p>
-      <w:pPr>
-        <w:spacing w:after="120"/>
-      </w:pPr>
-      <w:r>
-        <w:rPr>
-          <w:b/>
-        </w:rPr>
-        <w:t xml:space="preserve">Media </w:t>
-      </w:r>
-      <w:r>
-        <w:t>Show the selected pathway illustration. If a single learning cell needs identification, show only its public name.</w:t>
-      </w:r>
-    </w:p>
-    <w:p>
-      <w:pPr>
-        <w:spacing w:after="120"/>
-      </w:pPr>
-      <w:r>
-        <w:rPr>
-          <w:b/>
-        </w:rPr>
-        <w:t xml:space="preserve">User action </w:t>
-      </w:r>
-      <w:r>
-        <w:t>Select an archetype and explore its connected learning cells.</w:t>
-      </w:r>
-    </w:p>
-    <w:p>
-      <w:pPr>
-        <w:spacing w:after="120"/>
-      </w:pPr>
-      <w:r>
-        <w:rPr>
-          <w:b/>
-        </w:rPr>
-        <w:t xml:space="preserve">Interaction rule </w:t>
-      </w:r>
-      <w:r>
-        <w:t>Fade Totems and Notes into the background while pathways are in focus. Keep their anchors, but reduce visual load.</w:t>
-      </w:r>
-    </w:p>
-    <w:p>
-      <w:pPr>
-        <w:pStyle w:val="Heading2"/>
-        <w:pageBreakBefore/>
-      </w:pPr>
-      <w:r>
-        <w:t>Step 17  Close the journey</w:t>
-      </w:r>
-    </w:p>
-    <w:p>
-      <w:pPr>
-        <w:spacing w:after="120"/>
-      </w:pPr>
-      <w:r>
-        <w:rPr>
-          <w:b/>
-        </w:rPr>
-        <w:t xml:space="preserve">Main screen </w:t>
-      </w:r>
-      <w:r>
-        <w:t>You mapped plants, opened their information, recorded an observation, connected Areas and used plant knowledge to explore a purpose. NourishlandXR can support gardens, schools, parks, farms, forests and small home projects through the same connected structure.</w:t>
-      </w:r>
-    </w:p>
-    <w:p>
-      <w:pPr>
-        <w:spacing w:after="120"/>
-      </w:pPr>
-      <w:r>
-        <w:rPr>
-          <w:b/>
-        </w:rPr>
-        <w:t xml:space="preserve">Control panel </w:t>
-      </w:r>
-      <w:r>
-        <w:t>Show Finish demo. Clear tutorial media before returning to the welcome screen.</w:t>
-      </w:r>
-    </w:p>
-    <w:p>
-      <w:pPr>
-        <w:spacing w:after="120"/>
-      </w:pPr>
-      <w:r>
-        <w:rPr>
-          <w:b/>
-        </w:rPr>
-        <w:t xml:space="preserve">Media </w:t>
-      </w:r>
-      <w:r>
-        <w:t>None.</w:t>
-      </w:r>
-    </w:p>
-    <w:p>
-      <w:pPr>
-        <w:spacing w:after="120"/>
-      </w:pPr>
-      <w:r>
-        <w:rPr>
-          <w:b/>
-        </w:rPr>
-        <w:t xml:space="preserve">User action </w:t>
-      </w:r>
-      <w:r>
-        <w:t>Finish demo.</w:t>
+        <w:pStyle w:val="Normal"/>
+        <w:keepNext/>
+      </w:pPr>
+      <w:r>
+        <w:t>Tag starts only the first guided Pigeon Pea discovery. Curiosity remains the normal product default, with the original six primary petals and multiple open branches. Continue allows voluntary discovery; face selection retains the existing brief intentional hold. Placement, grabbing, touch, pinch, gravity and connectors retain their existing mechanics.</w:t>
       </w:r>
     </w:p>
     <w:p>
@@ -5183,6 +3354,7 @@
     <w:p>
       <w:pPr>
         <w:pStyle w:val="Heading1"/>
+        <w:keepNext/>
       </w:pPr>
       <w:r>
         <w:t>Totem acceptance criteria</w:t>
@@ -5191,6 +3363,7 @@
     <w:p>
       <w:pPr>
         <w:pStyle w:val="ListBullet"/>
+        <w:keepNext/>
       </w:pPr>
       <w:r>
         <w:t>The body has a clear Totem silhouette with moderate width. It must not read as a thin post.</w:t>
@@ -5199,6 +3372,7 @@
     <w:p>
       <w:pPr>
         <w:pStyle w:val="ListBullet"/>
+        <w:keepNext/>
       </w:pPr>
       <w:r>
         <w:t>The visual language is elemental and modern. Do not simulate realistic wood grain or force realism.</w:t>
@@ -5207,6 +3381,7 @@
     <w:p>
       <w:pPr>
         <w:pStyle w:val="ListBullet"/>
+        <w:keepNext/>
       </w:pPr>
       <w:r>
         <w:t>Two physical buttons are visibly raised or inset on the front surface.</w:t>
@@ -5215,6 +3390,7 @@
     <w:p>
       <w:pPr>
         <w:pStyle w:val="ListBullet"/>
+        <w:keepNext/>
       </w:pPr>
       <w:r>
         <w:t>The first button shows or stores attached signs.</w:t>
@@ -5223,6 +3399,7 @@
     <w:p>
       <w:pPr>
         <w:pStyle w:val="ListBullet"/>
+        <w:keepNext/>
       </w:pPr>
       <w:r>
         <w:t>The second button fades or restores the Totem.</w:t>
@@ -5231,6 +3408,7 @@
     <w:p>
       <w:pPr>
         <w:pStyle w:val="ListBullet"/>
+        <w:keepNext/>
       </w:pPr>
       <w:r>
         <w:t>The base is aligned with the detected or estimated ground plane, with no visible gap.</w:t>
@@ -5239,6 +3417,7 @@
     <w:p>
       <w:pPr>
         <w:pStyle w:val="ListBullet"/>
+        <w:keepNext/>
       </w:pPr>
       <w:r>
         <w:t>Depth can be adjusted during placement before the Totem is confirmed.</w:t>
@@ -5708,7 +3887,7 @@
           </w:tcPr>
           <w:p>
             <w:r>
-              <w:t>Learning pathway</w:t>
+              <w:t>Learning pathway (optional)</w:t>
             </w:r>
           </w:p>
         </w:tc>
@@ -5761,47 +3940,51 @@
         <w:spacing w:after="60"/>
         <w:ind w:left="259" w:hanging="259"/>
       </w:pPr>
+      <w:proofErr w:type="gramStart"/>
       <w:r>
         <w:rPr>
           <w:sz w:val="20"/>
         </w:rPr>
-        <w:t>□  Welcome appears before the imagined garden scene.</w:t>
-      </w:r>
-    </w:p>
-    <w:p>
-      <w:pPr>
-        <w:spacing w:after="60"/>
-        <w:ind w:left="259" w:hanging="259"/>
-      </w:pPr>
+        <w:t>□  Welcome</w:t>
+      </w:r>
+      <w:proofErr w:type="gramEnd"/>
       <w:r>
         <w:rPr>
           <w:sz w:val="20"/>
         </w:rPr>
-        <w:t>□  The imagined garden scene appears before the Control panel.</w:t>
+        <w:t xml:space="preserve"> appears before the imagined garden scene.</w:t>
       </w:r>
     </w:p>
     <w:p>
       <w:pPr>
+        <w:spacing w:after="0" w:before="0"/>
+        <w:ind w:left="259" w:hanging="259"/>
+      </w:pPr>
+      <w:r>
+        <w:rPr>
+          <w:sz w:val="18"/>
+        </w:rPr>
+        <w:t>☐ The Control panel is introduced briefly before the garden appears.</w:t>
+      </w:r>
+    </w:p>
+    <w:p>
+      <w:pPr>
         <w:spacing w:after="60"/>
         <w:ind w:left="259" w:hanging="259"/>
       </w:pPr>
+      <w:proofErr w:type="gramStart"/>
       <w:r>
         <w:rPr>
           <w:sz w:val="20"/>
         </w:rPr>
-        <w:t>□  The Control panel first opens with media closed.</w:t>
-      </w:r>
-    </w:p>
-    <w:p>
-      <w:pPr>
-        <w:spacing w:after="60"/>
-        <w:ind w:left="259" w:hanging="259"/>
-      </w:pPr>
+        <w:t>□  The</w:t>
+      </w:r>
+      <w:proofErr w:type="gramEnd"/>
       <w:r>
         <w:rPr>
           <w:sz w:val="20"/>
         </w:rPr>
-        <w:t>□  No explanation is duplicated between the main screen and Control panel.</w:t>
+        <w:t xml:space="preserve"> Control panel first opens with media closed.</w:t>
       </w:r>
     </w:p>
     <w:p>
@@ -5809,23 +3992,19 @@
         <w:spacing w:after="60"/>
         <w:ind w:left="259" w:hanging="259"/>
       </w:pPr>
+      <w:proofErr w:type="gramStart"/>
       <w:r>
         <w:rPr>
           <w:sz w:val="20"/>
         </w:rPr>
-        <w:t>□  No explanation is split into numbered halves.</w:t>
-      </w:r>
-    </w:p>
-    <w:p>
-      <w:pPr>
-        <w:spacing w:after="60"/>
-        <w:ind w:left="259" w:hanging="259"/>
-      </w:pPr>
+        <w:t>□  No</w:t>
+      </w:r>
+      <w:proofErr w:type="gramEnd"/>
       <w:r>
         <w:rPr>
           <w:sz w:val="20"/>
         </w:rPr>
-        <w:t>□  Plant media follows the current open plant and clears when selection changes.</w:t>
+        <w:t xml:space="preserve"> explanation is duplicated between the main screen and Control panel.</w:t>
       </w:r>
     </w:p>
     <w:p>
@@ -5833,23 +4012,19 @@
         <w:spacing w:after="60"/>
         <w:ind w:left="259" w:hanging="259"/>
       </w:pPr>
+      <w:proofErr w:type="gramStart"/>
       <w:r>
         <w:rPr>
           <w:sz w:val="20"/>
         </w:rPr>
-        <w:t>□  The Note can be selected, highlighted and moved.</w:t>
-      </w:r>
-    </w:p>
-    <w:p>
-      <w:pPr>
-        <w:spacing w:after="60"/>
-        <w:ind w:left="259" w:hanging="259"/>
-      </w:pPr>
+        <w:t>□  No</w:t>
+      </w:r>
+      <w:proofErr w:type="gramEnd"/>
       <w:r>
         <w:rPr>
           <w:sz w:val="20"/>
         </w:rPr>
-        <w:t>□  Dropped controllers activate outlined hands and never head tracking.</w:t>
+        <w:t xml:space="preserve"> explanation is split into numbered halves.</w:t>
       </w:r>
     </w:p>
     <w:p>
@@ -5857,23 +4032,19 @@
         <w:spacing w:after="60"/>
         <w:ind w:left="259" w:hanging="259"/>
       </w:pPr>
+      <w:proofErr w:type="gramStart"/>
       <w:r>
         <w:rPr>
           <w:sz w:val="20"/>
         </w:rPr>
-        <w:t>□  The Totem has a readable body, two physical buttons, ground contact and adjustable depth.</w:t>
-      </w:r>
-    </w:p>
-    <w:p>
-      <w:pPr>
-        <w:spacing w:after="60"/>
-        <w:ind w:left="259" w:hanging="259"/>
-      </w:pPr>
+        <w:t>□  Plant</w:t>
+      </w:r>
+      <w:proofErr w:type="gramEnd"/>
       <w:r>
         <w:rPr>
           <w:sz w:val="20"/>
         </w:rPr>
-        <w:t>□  The purpose-interpretation explanation appears before learning pathways.</w:t>
+        <w:t xml:space="preserve"> media follows the current open plant and clears when selection changes.</w:t>
       </w:r>
     </w:p>
     <w:p>
@@ -5881,11 +4052,91 @@
         <w:spacing w:after="60"/>
         <w:ind w:left="259" w:hanging="259"/>
       </w:pPr>
+      <w:proofErr w:type="gramStart"/>
       <w:r>
         <w:rPr>
           <w:sz w:val="20"/>
         </w:rPr>
-        <w:t>□  No internal development terminology appears in visitor-facing copy.</w:t>
+        <w:t>□  The</w:t>
+      </w:r>
+      <w:proofErr w:type="gramEnd"/>
+      <w:r>
+        <w:rPr>
+          <w:sz w:val="20"/>
+        </w:rPr>
+        <w:t xml:space="preserve"> Note can be selected, highlighted and moved.</w:t>
+      </w:r>
+    </w:p>
+    <w:p>
+      <w:pPr>
+        <w:spacing w:after="60"/>
+        <w:ind w:left="259" w:hanging="259"/>
+      </w:pPr>
+      <w:proofErr w:type="gramStart"/>
+      <w:r>
+        <w:rPr>
+          <w:sz w:val="20"/>
+        </w:rPr>
+        <w:t>□  Dropped</w:t>
+      </w:r>
+      <w:proofErr w:type="gramEnd"/>
+      <w:r>
+        <w:rPr>
+          <w:sz w:val="20"/>
+        </w:rPr>
+        <w:t xml:space="preserve"> controllers activate outlined hands and never head tracking.</w:t>
+      </w:r>
+    </w:p>
+    <w:p>
+      <w:pPr>
+        <w:spacing w:after="60"/>
+        <w:ind w:left="259" w:hanging="259"/>
+      </w:pPr>
+      <w:proofErr w:type="gramStart"/>
+      <w:r>
+        <w:rPr>
+          <w:sz w:val="20"/>
+        </w:rPr>
+        <w:t>□  The</w:t>
+      </w:r>
+      <w:proofErr w:type="gramEnd"/>
+      <w:r>
+        <w:rPr>
+          <w:sz w:val="20"/>
+        </w:rPr>
+        <w:t xml:space="preserve"> Totem has a readable body, two physical buttons, ground contact and adjustable depth.</w:t>
+      </w:r>
+    </w:p>
+    <w:p>
+      <w:pPr>
+        <w:spacing w:after="0" w:before="0"/>
+        <w:ind w:left="259" w:hanging="259"/>
+      </w:pPr>
+      <w:r>
+        <w:rPr>
+          <w:sz w:val="18"/>
+        </w:rPr>
+        <w:t>☐ Learning Pathways and Web Mode stay outside the mandatory plant journey.</w:t>
+      </w:r>
+    </w:p>
+    <w:p>
+      <w:pPr>
+        <w:spacing w:after="60"/>
+        <w:ind w:left="259" w:hanging="259"/>
+      </w:pPr>
+      <w:proofErr w:type="gramStart"/>
+      <w:r>
+        <w:rPr>
+          <w:sz w:val="20"/>
+        </w:rPr>
+        <w:t>□  No</w:t>
+      </w:r>
+      <w:proofErr w:type="gramEnd"/>
+      <w:r>
+        <w:rPr>
+          <w:sz w:val="20"/>
+        </w:rPr>
+        <w:t xml:space="preserve"> internal development terminology appears in visitor-facing copy.</w:t>
       </w:r>
     </w:p>
     <w:sectPr>
@@ -6710,6 +4961,7 @@
   <w:style w:type="character" w:default="1" w:styleId="DefaultParagraphFont">
     <w:name w:val="Default Paragraph Font"/>
     <w:uiPriority w:val="1"/>
+    <w:semiHidden/>
     <w:unhideWhenUsed/>
   </w:style>
   <w:style w:type="table" w:default="1" w:styleId="TableNormal">

--- a/data1/demo.docx
+++ b/data1/demo.docx
@@ -7,6 +7,9 @@
         <w:pStyle w:val="Title"/>
       </w:pPr>
       <w:r>
+        <w:rPr>
+          <w:color w:val="000000"/>
+        </w:rPr>
         <w:t>NourishlandXR Demo Flow</w:t>
       </w:r>
     </w:p>
@@ -15,6 +18,9 @@
         <w:pStyle w:val="Subtitle"/>
       </w:pPr>
       <w:r>
+        <w:rPr>
+          <w:color w:val="000000"/>
+        </w:rPr>
         <w:t>What Why Who How</w:t>
       </w:r>
     </w:p>
@@ -25,7 +31,7 @@
         </w:rPr>
       </w:pPr>
       <w:r>
-        <w:t>5 October 2026 | Local update V0.9323 | Deployment and Quest walkthrough pending</w:t>
+        <w:t>5 October 2026 | Reviewed update V0.9333 | New deployment and Quest walkthrough pending</w:t>
       </w:r>
     </w:p>
     <w:p>
@@ -43,6 +49,9 @@
         <w:pStyle w:val="Heading1"/>
       </w:pPr>
       <w:r>
+        <w:rPr>
+          <w:color w:val="000000"/>
+        </w:rPr>
         <w:t>The four questions</w:t>
       </w:r>
     </w:p>
@@ -115,6 +124,9 @@
         <w:pStyle w:val="Heading1"/>
       </w:pPr>
       <w:r>
+        <w:rPr>
+          <w:color w:val="000000"/>
+        </w:rPr>
         <w:t>Flow rules</w:t>
       </w:r>
     </w:p>
@@ -159,7 +171,7 @@
         </w:rPr>
       </w:pPr>
       <w:r>
-        <w:t>Media, Controls and Settings are matching teal panel openers in a labelled Panels group. They show their current state and do not become required tasks.</w:t>
+        <w:t>Media, Controls and Settings are subtle glass panel openers in a labelled Panels group. They show their current state and remain optional.</w:t>
       </w:r>
     </w:p>
     <w:p>
@@ -181,7 +193,7 @@
         </w:rPr>
       </w:pPr>
       <w:r>
-        <w:t>Learning Pathways stays last. The guided Uses connection shows its actual source and nested target together, avoiding an unexplained search through branches.</w:t>
+        <w:t>Learning Pathways is an optional final discovery. Visitors can finish after the core experience. The existing Uses connection keeps its source and target visible together.</w:t>
       </w:r>
     </w:p>
     <w:p>
@@ -191,13 +203,7 @@
         </w:rPr>
       </w:pPr>
       <w:r>
-        <w:rPr>
-          <w:b/>
-        </w:rPr>
-        <w:t xml:space="preserve">Backup: </w:t>
-      </w:r>
-      <w:r>
-        <w:t>The previous demo.docx is preserved as demo-before-flow-redesign-2026-10-05.docx. The earlier demoold.docx is retained.</w:t>
+        <w:t>Backup: The exact document before this sync is preserved as demo-before-reviewed-sync-2026-10-05.docx. The earlier demoold.docx and flow redesign backup are retained.</w:t>
       </w:r>
     </w:p>
     <w:p>
@@ -223,2408 +229,15 @@
         <w:pStyle w:val="Heading1"/>
       </w:pPr>
       <w:r>
-        <w:t>Quick Edit text and steps</w:t>
-      </w:r>
-    </w:p>
-    <w:p>
-      <w:pPr>
-        <w:rPr>
-          <w:rFonts w:hint="eastAsia"/>
-        </w:rPr>
-      </w:pPr>
-      <w:r>
-        <w:t>The 18 groups below organise the reading. Some groups contain a placement state or a short changing prompt on the same instruction surface. IDs are internal references for editing; visitors see stage names. Message is the visitor copy, Action is the current task, and Panel records supporting content.</w:t>
-      </w:r>
-    </w:p>
-    <w:p>
-      <w:pPr>
-        <w:rPr>
-          <w:b/>
-          <w:bCs/>
-        </w:rPr>
-      </w:pPr>
-      <w:r>
-        <w:rPr>
-          <w:b/>
-          <w:bCs/>
-        </w:rPr>
-        <w:t>00 a warm welcome</w:t>
-      </w:r>
-    </w:p>
-    <w:p>
-      <w:r>
-        <w:rPr>
-          <w:b/>
-        </w:rPr>
-        <w:t xml:space="preserve">Message: Welcome to </w:t>
-      </w:r>
-      <w:proofErr w:type="spellStart"/>
-      <w:r>
-        <w:t>NourishlandXR</w:t>
-      </w:r>
-      <w:proofErr w:type="spellEnd"/>
-      <w:r>
-        <w:t>.</w:t>
-      </w:r>
-      <w:r>
-        <w:rPr>
-          <w:b/>
-          <w:bCs/>
-        </w:rPr>
-        <w:t xml:space="preserve"> There’s more to every place than first meets the eye.</w:t>
-      </w:r>
-    </w:p>
-    <w:p>
-      <w:r>
-        <w:rPr>
-          <w:b/>
-        </w:rPr>
-        <w:t xml:space="preserve">Action: </w:t>
-      </w:r>
-      <w:r>
-        <w:t>Opening animation introduces the tool and purpose.</w:t>
-      </w:r>
-    </w:p>
-    <w:p>
-      <w:r>
-        <w:rPr>
-          <w:b/>
-        </w:rPr>
-        <w:t xml:space="preserve">Panel: </w:t>
-      </w:r>
-      <w:r>
-        <w:t>Hidden.</w:t>
-      </w:r>
-    </w:p>
-    <w:p>
-      <w:r>
-        <w:rPr>
-          <w:b/>
-        </w:rPr>
-        <w:t xml:space="preserve">Editing reference: </w:t>
-      </w:r>
-      <w:r>
-        <w:t>INTRO 1.0</w:t>
-      </w:r>
-    </w:p>
-    <w:p>
-      <w:pPr>
-        <w:pStyle w:val="Heading2"/>
-      </w:pPr>
-      <w:r>
-        <w:br/>
-        <w:t>01 — Introduce the idea</w:t>
-      </w:r>
-    </w:p>
-    <w:p>
-      <w:pPr>
-        <w:pStyle w:val="Heading2"/>
-      </w:pPr>
-      <w:r>
-        <w:t>Knowledge connected to place</w:t>
-      </w:r>
-    </w:p>
-    <w:p>
-      <w:pPr>
-        <w:pStyle w:val="Heading2"/>
-      </w:pPr>
-      <w:r>
-        <w:t>Message:</w:t>
-      </w:r>
-      <w:r>
-        <w:br/>
-      </w:r>
-      <w:proofErr w:type="spellStart"/>
-      <w:r>
-        <w:t>NourishlandXR</w:t>
-      </w:r>
-      <w:proofErr w:type="spellEnd"/>
-      <w:r>
-        <w:t xml:space="preserve"> brings information, knowledge and observations into the places they belong.</w:t>
-      </w:r>
-    </w:p>
-    <w:p>
-      <w:pPr>
-        <w:pStyle w:val="Heading2"/>
-      </w:pPr>
-      <w:r>
-        <w:t>A plant can share its story. Something noticed today can be left for someone to discover later. Information can connect what you see with what you want to understand.</w:t>
-      </w:r>
-    </w:p>
-    <w:p>
-      <w:pPr>
-        <w:pStyle w:val="Heading2"/>
-      </w:pPr>
-      <w:r>
-        <w:t>As more is added, a place becomes richer with knowledge that can be explored, shared and built on over time.</w:t>
-      </w:r>
-    </w:p>
-    <w:p>
-      <w:pPr>
-        <w:pStyle w:val="Heading2"/>
-      </w:pPr>
-      <w:r>
-        <w:t>Action:</w:t>
-      </w:r>
-      <w:r>
-        <w:br/>
-        <w:t>Opening animation introduces the idea.</w:t>
-      </w:r>
-    </w:p>
-    <w:p>
-      <w:pPr>
-        <w:pStyle w:val="Heading2"/>
-      </w:pPr>
-      <w:r>
-        <w:t>Panel:</w:t>
-      </w:r>
-      <w:r>
-        <w:br/>
-        <w:t>Hidden.</w:t>
-      </w:r>
-    </w:p>
-    <w:p>
-      <w:pPr>
-        <w:pStyle w:val="Heading2"/>
-      </w:pPr>
-      <w:r>
-        <w:t>Editing reference: INTRO 1.1</w:t>
-      </w:r>
-    </w:p>
-    <w:p>
-      <w:pPr>
-        <w:pStyle w:val="Heading2"/>
-      </w:pPr>
-      <w:r>
-        <w:t>02 Explain who and how</w:t>
-      </w:r>
-    </w:p>
-    <w:p>
-      <w:pPr>
-        <w:pStyle w:val="Heading3"/>
-      </w:pPr>
-      <w:r>
-        <w:t>Try the tools with sample content</w:t>
-      </w:r>
-    </w:p>
-    <w:p>
-      <w:r>
-        <w:rPr>
-          <w:b/>
-        </w:rPr>
-        <w:t xml:space="preserve">Message: </w:t>
-      </w:r>
-      <w:r>
-        <w:rPr>
-          <w:b/>
-          <w:bCs/>
-        </w:rPr>
-        <w:t>Message:</w:t>
-      </w:r>
-      <w:r>
-        <w:br/>
-      </w:r>
-      <w:proofErr w:type="spellStart"/>
-      <w:r>
-        <w:t>NourishlandXR</w:t>
-      </w:r>
-      <w:proofErr w:type="spellEnd"/>
-      <w:r>
-        <w:t xml:space="preserve"> is for curious visitors, teachers and learners, and people who care for land and want to share their knowledge.</w:t>
-      </w:r>
-    </w:p>
-    <w:p>
-      <w:r>
-        <w:t>For this demo, we’ve prepared a few simple examples. No experience is needed — just take your time and follow your curiosity.</w:t>
-      </w:r>
-    </w:p>
-    <w:p>
-      <w:pPr>
-        <w:rPr>
-          <w:rFonts w:hint="eastAsia"/>
-        </w:rPr>
-      </w:pPr>
-      <w:r>
-        <w:rPr>
-          <w:b/>
-        </w:rPr>
-        <w:t xml:space="preserve">Action: </w:t>
-      </w:r>
-      <w:r>
-        <w:t>Button: Start the sample demo.</w:t>
-      </w:r>
-    </w:p>
-    <w:p>
-      <w:pPr>
-        <w:spacing w:after="160"/>
-        <w:rPr>
-          <w:rFonts w:hint="eastAsia"/>
-        </w:rPr>
-      </w:pPr>
-      <w:r>
-        <w:rPr>
-          <w:b/>
-        </w:rPr>
-        <w:t xml:space="preserve">Panel: </w:t>
-      </w:r>
-      <w:r>
-        <w:t>Hidden. A real garden project is a separate experience after the sample demo.</w:t>
-      </w:r>
-    </w:p>
-    <w:p>
-      <w:pPr>
-        <w:rPr>
-          <w:rFonts w:hint="eastAsia"/>
-        </w:rPr>
-      </w:pPr>
-      <w:r>
-        <w:rPr>
-          <w:b/>
-          <w:sz w:val="18"/>
-        </w:rPr>
-        <w:t xml:space="preserve">Editing reference: </w:t>
-      </w:r>
-      <w:r>
-        <w:rPr>
-          <w:sz w:val="18"/>
-        </w:rPr>
-        <w:t>INTRO 1.2</w:t>
-      </w:r>
-    </w:p>
-    <w:p>
-      <w:pPr>
-        <w:pStyle w:val="Heading2"/>
-      </w:pPr>
-      <w:r>
-        <w:t>03 — Your guide as you explore</w:t>
-      </w:r>
-    </w:p>
-    <w:p>
-      <w:pPr>
-        <w:pStyle w:val="Heading2"/>
-      </w:pPr>
-      <w:r>
-        <w:t>Your Control Panel</w:t>
-      </w:r>
-    </w:p>
-    <w:p>
-      <w:pPr>
-        <w:pStyle w:val="Heading2"/>
-      </w:pPr>
-      <w:r>
-        <w:t>Message:</w:t>
-      </w:r>
-      <w:r>
-        <w:br/>
-        <w:t>The Control Panel keeps information and useful actions close by as you explore. We’ll introduce more of it naturally along the way.</w:t>
-      </w:r>
-    </w:p>
-    <w:p>
-      <w:pPr>
-        <w:pStyle w:val="Heading2"/>
-      </w:pPr>
-      <w:r>
-        <w:t>Action:</w:t>
-      </w:r>
-      <w:r>
-        <w:br/>
-        <w:t>Button: Discover the first plant</w:t>
-      </w:r>
-    </w:p>
-    <w:p>
-      <w:pPr>
-        <w:pStyle w:val="Heading2"/>
-      </w:pPr>
-      <w:r>
-        <w:t>Panel:</w:t>
-      </w:r>
-      <w:r>
-        <w:br/>
-        <w:t>A compact panel with its companion image visible. Media, Controls and Settings are initially closed.</w:t>
-      </w:r>
-    </w:p>
-    <w:p>
-      <w:pPr>
-        <w:pStyle w:val="Heading2"/>
-      </w:pPr>
-      <w:r>
-        <w:t>Editing reference: SPACE 1.1</w:t>
-      </w:r>
-    </w:p>
-    <w:p>
-      <w:pPr>
-        <w:pStyle w:val="Heading3"/>
-        <w:rPr>
-          <w:sz w:val="26"/>
-          <w:szCs w:val="26"/>
-        </w:rPr>
-      </w:pPr>
-      <w:r>
-        <w:rPr>
-          <w:sz w:val="26"/>
-          <w:szCs w:val="26"/>
-        </w:rPr>
-        <w:t>04 — Start with a plant</w:t>
-      </w:r>
-    </w:p>
-    <w:p>
-      <w:pPr>
-        <w:pStyle w:val="Heading3"/>
-        <w:rPr>
-          <w:sz w:val="26"/>
-          <w:szCs w:val="26"/>
-        </w:rPr>
-      </w:pPr>
-      <w:r>
-        <w:rPr>
-          <w:sz w:val="26"/>
-          <w:szCs w:val="26"/>
-        </w:rPr>
-        <w:t>Something catches your attention</w:t>
-      </w:r>
-    </w:p>
-    <w:p>
-      <w:pPr>
-        <w:pStyle w:val="Heading3"/>
-        <w:rPr>
-          <w:sz w:val="26"/>
-          <w:szCs w:val="26"/>
-        </w:rPr>
-      </w:pPr>
-      <w:r>
-        <w:rPr>
-          <w:sz w:val="26"/>
-          <w:szCs w:val="26"/>
-        </w:rPr>
-        <w:t>Message:</w:t>
-      </w:r>
-      <w:r>
-        <w:rPr>
-          <w:sz w:val="26"/>
-          <w:szCs w:val="26"/>
-        </w:rPr>
-        <w:br/>
-        <w:t>Imagine you come across a tree or plant and wonder — what is it? Is it edible? How does it grow? What role could it play here?</w:t>
-      </w:r>
-    </w:p>
-    <w:p>
-      <w:pPr>
-        <w:pStyle w:val="Heading3"/>
-        <w:rPr>
-          <w:sz w:val="26"/>
-          <w:szCs w:val="26"/>
-        </w:rPr>
-      </w:pPr>
-      <w:r>
-        <w:rPr>
-          <w:sz w:val="26"/>
-          <w:szCs w:val="26"/>
-        </w:rPr>
-        <w:t>You can add that plant and place a Plant Orb beside it, creating a starting point for its information, observations and discoveries.</w:t>
-      </w:r>
-    </w:p>
-    <w:p>
-      <w:pPr>
-        <w:pStyle w:val="Heading3"/>
-        <w:rPr>
-          <w:sz w:val="26"/>
-          <w:szCs w:val="26"/>
-        </w:rPr>
-      </w:pPr>
-      <w:r>
-        <w:rPr>
-          <w:sz w:val="26"/>
-          <w:szCs w:val="26"/>
-        </w:rPr>
-        <w:t>You can choose from plants already available, or create your own.</w:t>
-      </w:r>
-    </w:p>
-    <w:p>
-      <w:pPr>
-        <w:pStyle w:val="Heading3"/>
-        <w:rPr>
-          <w:sz w:val="26"/>
-          <w:szCs w:val="26"/>
-        </w:rPr>
-      </w:pPr>
-      <w:r>
-        <w:rPr>
-          <w:sz w:val="26"/>
-          <w:szCs w:val="26"/>
-        </w:rPr>
-        <w:t>Action:</w:t>
-      </w:r>
-      <w:r>
-        <w:rPr>
-          <w:sz w:val="26"/>
-          <w:szCs w:val="26"/>
-        </w:rPr>
-        <w:br/>
-        <w:t>Button: See how it works</w:t>
-      </w:r>
-    </w:p>
-    <w:p>
-      <w:pPr>
-        <w:pStyle w:val="Heading3"/>
-        <w:rPr>
-          <w:sz w:val="26"/>
-          <w:szCs w:val="26"/>
-        </w:rPr>
-      </w:pPr>
-      <w:r>
-        <w:rPr>
-          <w:sz w:val="26"/>
-          <w:szCs w:val="26"/>
-        </w:rPr>
-        <w:t>Panel:</w:t>
-      </w:r>
-      <w:r>
-        <w:rPr>
-          <w:sz w:val="26"/>
-          <w:szCs w:val="26"/>
-        </w:rPr>
-        <w:br/>
-        <w:t>Keep the companion image available without repeating the main message.</w:t>
-      </w:r>
-    </w:p>
-    <w:p>
-      <w:pPr>
-        <w:pStyle w:val="Heading3"/>
-      </w:pPr>
-      <w:r>
-        <w:t>Place the sample Orb</w:t>
-      </w:r>
-    </w:p>
-    <w:p>
-      <w:pPr>
-        <w:rPr>
-          <w:rFonts w:hint="eastAsia"/>
-        </w:rPr>
-      </w:pPr>
-      <w:r>
-        <w:rPr>
-          <w:b/>
-        </w:rPr>
-        <w:t xml:space="preserve">Message: </w:t>
-      </w:r>
-      <w:r>
-        <w:t>Place the Pigeon Pea marker in a comfortable spot in front of you. This prepared profile lets you try the tool without a real plant nearby.</w:t>
-      </w:r>
-    </w:p>
-    <w:p>
-      <w:pPr>
-        <w:rPr>
-          <w:rFonts w:hint="eastAsia"/>
-        </w:rPr>
-      </w:pPr>
-      <w:r>
-        <w:rPr>
-          <w:b/>
-        </w:rPr>
-        <w:t xml:space="preserve">Action: </w:t>
-      </w:r>
-      <w:r>
-        <w:t>Action: Aim and use the existing placement control.</w:t>
-      </w:r>
-    </w:p>
-    <w:p>
-      <w:pPr>
-        <w:spacing w:after="160"/>
-        <w:rPr>
-          <w:rFonts w:hint="eastAsia"/>
-        </w:rPr>
-      </w:pPr>
-      <w:r>
-        <w:rPr>
-          <w:b/>
-        </w:rPr>
-        <w:t xml:space="preserve">Panel: </w:t>
-      </w:r>
-      <w:r>
-        <w:t>Existing placement controls; media closed.</w:t>
-      </w:r>
-    </w:p>
-    <w:p>
-      <w:pPr>
-        <w:rPr>
-          <w:rFonts w:hint="eastAsia"/>
-        </w:rPr>
-      </w:pPr>
-      <w:r>
-        <w:rPr>
-          <w:b/>
-          <w:sz w:val="18"/>
-        </w:rPr>
-        <w:t xml:space="preserve">Editing reference: </w:t>
-      </w:r>
-      <w:r>
-        <w:rPr>
-          <w:sz w:val="18"/>
-        </w:rPr>
-        <w:t>ELEMENTS 1.5</w:t>
-      </w:r>
-    </w:p>
-    <w:p>
-      <w:pPr>
-        <w:pStyle w:val="Heading2"/>
-      </w:pPr>
-      <w:r>
-        <w:t>05 — Meet Pigeon Pea</w:t>
-      </w:r>
-    </w:p>
-    <w:p>
-      <w:pPr>
-        <w:pStyle w:val="Heading2"/>
-      </w:pPr>
-      <w:r>
-        <w:t>Your first plant to explore</w:t>
-      </w:r>
-    </w:p>
-    <w:p>
-      <w:pPr>
-        <w:pStyle w:val="Heading2"/>
-      </w:pPr>
-      <w:r>
-        <w:t>Message:</w:t>
-      </w:r>
-      <w:r>
-        <w:br/>
-        <w:t>Let’s begin with Pigeon Pea — a versatile shrub grown in many parts of the world for food, soil improvement and its many roles in the garden.</w:t>
-      </w:r>
-    </w:p>
-    <w:p>
-      <w:pPr>
-        <w:pStyle w:val="Heading2"/>
-      </w:pPr>
-      <w:r>
-        <w:t>Its Plant Orb is now in place. Select it and start discovering what makes this plant interesting.</w:t>
-      </w:r>
-    </w:p>
-    <w:p>
-      <w:pPr>
-        <w:pStyle w:val="Heading2"/>
-      </w:pPr>
-      <w:r>
-        <w:t>Action:</w:t>
-      </w:r>
-      <w:r>
-        <w:br/>
-        <w:t>Select the Pigeon Pea Orb to open its information.</w:t>
-      </w:r>
-    </w:p>
-    <w:p>
-      <w:pPr>
-        <w:pStyle w:val="Heading2"/>
-      </w:pPr>
-      <w:r>
-        <w:t>Panel:</w:t>
-      </w:r>
-      <w:r>
-        <w:br/>
-        <w:t>Show Pigeon Pea identity and introductory information. Curiosity is the standard presentation.</w:t>
-      </w:r>
-    </w:p>
-    <w:p>
-      <w:pPr>
-        <w:pStyle w:val="Heading2"/>
-      </w:pPr>
-      <w:r>
-        <w:t>Editing reference: ELEMENTS 1.6</w:t>
-      </w:r>
-    </w:p>
-    <w:p>
-      <w:pPr>
-        <w:pStyle w:val="Heading3"/>
-        <w:rPr>
-          <w:sz w:val="26"/>
-          <w:szCs w:val="26"/>
-        </w:rPr>
-      </w:pPr>
-      <w:r>
-        <w:rPr>
-          <w:sz w:val="26"/>
-          <w:szCs w:val="26"/>
-        </w:rPr>
-        <w:t>06 — Follow your curiosity</w:t>
-      </w:r>
-    </w:p>
-    <w:p>
-      <w:pPr>
-        <w:pStyle w:val="Heading3"/>
-        <w:rPr>
-          <w:sz w:val="26"/>
-          <w:szCs w:val="26"/>
-        </w:rPr>
-      </w:pPr>
-      <w:r>
-        <w:rPr>
-          <w:sz w:val="26"/>
-          <w:szCs w:val="26"/>
-        </w:rPr>
-        <w:t>There’s more to discover</w:t>
-      </w:r>
-    </w:p>
-    <w:p>
-      <w:pPr>
-        <w:pStyle w:val="Heading3"/>
-        <w:rPr>
-          <w:sz w:val="26"/>
-          <w:szCs w:val="26"/>
-        </w:rPr>
-      </w:pPr>
-      <w:r>
-        <w:rPr>
-          <w:sz w:val="26"/>
-          <w:szCs w:val="26"/>
-        </w:rPr>
-        <w:t>Message:</w:t>
-      </w:r>
-      <w:r>
-        <w:rPr>
-          <w:sz w:val="26"/>
-          <w:szCs w:val="26"/>
-        </w:rPr>
-        <w:br/>
-        <w:t>There are many ways to get to know a plant. You might wonder how it grows, what it can provide, how it supports other life, or why it suits a particular place.</w:t>
-      </w:r>
-    </w:p>
-    <w:p>
-      <w:pPr>
-        <w:pStyle w:val="Heading3"/>
-        <w:rPr>
-          <w:sz w:val="26"/>
-          <w:szCs w:val="26"/>
-        </w:rPr>
-      </w:pPr>
-      <w:r>
-        <w:rPr>
-          <w:sz w:val="26"/>
-          <w:szCs w:val="26"/>
-        </w:rPr>
-        <w:t>Let’s follow one of those questions and see where it leads.</w:t>
-      </w:r>
-    </w:p>
-    <w:p>
-      <w:pPr>
-        <w:pStyle w:val="Heading3"/>
-        <w:rPr>
-          <w:sz w:val="26"/>
-          <w:szCs w:val="26"/>
-        </w:rPr>
-      </w:pPr>
-      <w:r>
-        <w:rPr>
-          <w:sz w:val="26"/>
-          <w:szCs w:val="26"/>
-        </w:rPr>
-        <w:t>Action:</w:t>
-      </w:r>
-      <w:r>
-        <w:rPr>
-          <w:sz w:val="26"/>
-          <w:szCs w:val="26"/>
-        </w:rPr>
-        <w:br/>
-        <w:t>Highlight Uses as the first example and invite the visitor to select it.</w:t>
-      </w:r>
-    </w:p>
-    <w:p>
-      <w:pPr>
-        <w:pStyle w:val="Heading3"/>
-        <w:rPr>
-          <w:sz w:val="26"/>
-          <w:szCs w:val="26"/>
-        </w:rPr>
-      </w:pPr>
-      <w:r>
-        <w:rPr>
-          <w:sz w:val="26"/>
-          <w:szCs w:val="26"/>
-        </w:rPr>
-        <w:t>Panel:</w:t>
-      </w:r>
-      <w:r>
-        <w:rPr>
-          <w:sz w:val="26"/>
-          <w:szCs w:val="26"/>
-        </w:rPr>
-        <w:br/>
-        <w:t>Keep Pigeon Pea visible in Curiosity. When Uses is selected, open its related information naturally without hiding the rest of the plant’s possibilities.</w:t>
-      </w:r>
-    </w:p>
-    <w:p>
-      <w:pPr>
-        <w:pStyle w:val="Heading3"/>
-        <w:rPr>
-          <w:sz w:val="26"/>
-          <w:szCs w:val="26"/>
-        </w:rPr>
-      </w:pPr>
-      <w:r>
-        <w:rPr>
-          <w:sz w:val="26"/>
-          <w:szCs w:val="26"/>
-        </w:rPr>
-        <w:t>Editing reference: PIMO 1.2</w:t>
-      </w:r>
-    </w:p>
-    <w:p>
-      <w:pPr>
-        <w:pStyle w:val="Heading3"/>
-      </w:pPr>
-      <w:r>
-        <w:t>Choose the food examples</w:t>
-      </w:r>
-    </w:p>
-    <w:p>
-      <w:pPr>
-        <w:rPr>
-          <w:rFonts w:hint="eastAsia"/>
-        </w:rPr>
-      </w:pPr>
-      <w:r>
-        <w:rPr>
-          <w:b/>
-        </w:rPr>
-        <w:t xml:space="preserve">Message: </w:t>
-      </w:r>
-      <w:r>
-        <w:t>Uses contains several kinds of information. Culinary groups the food examples. Select it to see the next choices.</w:t>
-      </w:r>
-    </w:p>
-    <w:p>
-      <w:pPr>
-        <w:rPr>
-          <w:rFonts w:hint="eastAsia"/>
-        </w:rPr>
-      </w:pPr>
-      <w:r>
-        <w:rPr>
-          <w:b/>
-        </w:rPr>
-        <w:t xml:space="preserve">Action: </w:t>
-      </w:r>
-      <w:r>
-        <w:t>Action: Select Culinary.</w:t>
-      </w:r>
-    </w:p>
-    <w:p>
-      <w:pPr>
-        <w:rPr>
-          <w:rFonts w:hint="eastAsia"/>
-        </w:rPr>
-      </w:pPr>
-      <w:r>
-        <w:rPr>
-          <w:b/>
-          <w:sz w:val="18"/>
-        </w:rPr>
-        <w:t xml:space="preserve">Editing reference: </w:t>
-      </w:r>
-      <w:r>
-        <w:rPr>
-          <w:sz w:val="18"/>
-        </w:rPr>
-        <w:t>PIMO 1.2a</w:t>
-      </w:r>
-    </w:p>
-    <w:p>
-      <w:pPr>
-        <w:pStyle w:val="Heading3"/>
-      </w:pPr>
-      <w:r>
-        <w:t>Open one specific example</w:t>
-      </w:r>
-    </w:p>
-    <w:p>
-      <w:pPr>
-        <w:rPr>
-          <w:rFonts w:hint="eastAsia"/>
-        </w:rPr>
-      </w:pPr>
-      <w:r>
-        <w:rPr>
-          <w:b/>
-        </w:rPr>
-        <w:t xml:space="preserve">Message: </w:t>
-      </w:r>
-      <w:r>
-        <w:t>Fresh peas describes one harvest and preparation example. Select it to read the detail.</w:t>
-      </w:r>
-    </w:p>
-    <w:p>
-      <w:pPr>
-        <w:rPr>
-          <w:rFonts w:hint="eastAsia"/>
-        </w:rPr>
-      </w:pPr>
-      <w:r>
-        <w:rPr>
-          <w:b/>
-        </w:rPr>
-        <w:t xml:space="preserve">Action: </w:t>
-      </w:r>
-      <w:r>
-        <w:t>Action: Select Fresh peas.</w:t>
-      </w:r>
-    </w:p>
-    <w:p>
-      <w:pPr>
-        <w:spacing w:after="160"/>
-        <w:rPr>
-          <w:rFonts w:hint="eastAsia"/>
-        </w:rPr>
-      </w:pPr>
-      <w:r>
-        <w:rPr>
-          <w:b/>
-        </w:rPr>
-        <w:t xml:space="preserve">Panel: </w:t>
-      </w:r>
-      <w:r>
-        <w:t>Culinary information and its child cells.</w:t>
-      </w:r>
-    </w:p>
-    <w:p>
-      <w:pPr>
-        <w:rPr>
-          <w:rFonts w:hint="eastAsia"/>
-        </w:rPr>
-      </w:pPr>
-      <w:r>
-        <w:rPr>
-          <w:b/>
-          <w:sz w:val="18"/>
-        </w:rPr>
-        <w:t xml:space="preserve">Editing reference: </w:t>
-      </w:r>
-      <w:r>
-        <w:rPr>
-          <w:sz w:val="18"/>
-        </w:rPr>
-        <w:t>PIMO 1.2b</w:t>
-      </w:r>
-    </w:p>
-    <w:p>
-      <w:pPr>
-        <w:pStyle w:val="Heading3"/>
-      </w:pPr>
-      <w:r>
-        <w:t>A useful detail, ready to read</w:t>
-      </w:r>
-    </w:p>
-    <w:p>
-      <w:pPr>
-        <w:rPr>
-          <w:rFonts w:hint="eastAsia"/>
-        </w:rPr>
-      </w:pPr>
-      <w:r>
-        <w:rPr>
-          <w:b/>
-        </w:rPr>
-        <w:t xml:space="preserve">Message: </w:t>
-      </w:r>
-      <w:r>
-        <w:t>Pigeon Pea’s green seeds can be harvested and cooked while tender. You have moved from a plant marker to one specific piece of information.</w:t>
-      </w:r>
-    </w:p>
-    <w:p>
-      <w:pPr>
-        <w:rPr>
-          <w:rFonts w:hint="eastAsia"/>
-        </w:rPr>
-      </w:pPr>
-      <w:r>
-        <w:rPr>
-          <w:b/>
-        </w:rPr>
-        <w:t xml:space="preserve">Action: </w:t>
-      </w:r>
-      <w:r>
-        <w:t>Button: See the panel buttons. Further exploration remains optional.</w:t>
-      </w:r>
-    </w:p>
-    <w:p>
-      <w:pPr>
-        <w:spacing w:after="160"/>
-        <w:rPr>
-          <w:rFonts w:hint="eastAsia"/>
-        </w:rPr>
-      </w:pPr>
-      <w:r>
-        <w:rPr>
-          <w:b/>
-        </w:rPr>
-        <w:t xml:space="preserve">Panel: </w:t>
-      </w:r>
-      <w:r>
-        <w:t>Authored Fresh peas information, breadcrumb and matching media if available.</w:t>
-      </w:r>
-    </w:p>
-    <w:p>
-      <w:pPr>
-        <w:rPr>
-          <w:rFonts w:hint="eastAsia"/>
-        </w:rPr>
-      </w:pPr>
-      <w:r>
-        <w:rPr>
-          <w:b/>
-          <w:sz w:val="18"/>
-        </w:rPr>
-        <w:t xml:space="preserve">Editing reference: </w:t>
-      </w:r>
-      <w:r>
-        <w:rPr>
-          <w:sz w:val="18"/>
-        </w:rPr>
-        <w:t>PIMO 1.2c</w:t>
-      </w:r>
-    </w:p>
-    <w:p>
-      <w:pPr>
-        <w:pStyle w:val="Heading2"/>
-      </w:pPr>
-      <w:r>
-        <w:t>07 Explain Media</w:t>
-      </w:r>
-    </w:p>
-    <w:p>
-      <w:pPr>
-        <w:pStyle w:val="Heading3"/>
-      </w:pPr>
-      <w:r>
-        <w:t>Media opens the related image</w:t>
-      </w:r>
-    </w:p>
-    <w:p>
-      <w:pPr>
-        <w:rPr>
-          <w:rFonts w:hint="eastAsia"/>
-        </w:rPr>
-      </w:pPr>
-      <w:r>
-        <w:rPr>
-          <w:b/>
-        </w:rPr>
-        <w:t xml:space="preserve">Message: </w:t>
-      </w:r>
-      <w:r>
-        <w:t>Media shows an image related to your selection. Open it to see the matching image. Press Media again to close it when you want more room to read.</w:t>
-      </w:r>
-    </w:p>
-    <w:p>
-      <w:pPr>
-        <w:rPr>
-          <w:rFonts w:hint="eastAsia"/>
-        </w:rPr>
-      </w:pPr>
-      <w:r>
-        <w:rPr>
-          <w:b/>
-        </w:rPr>
-        <w:t xml:space="preserve">Action: </w:t>
-      </w:r>
-      <w:r>
-        <w:t>Try Media if desired. Button: View and comfort options.</w:t>
-      </w:r>
-    </w:p>
-    <w:p>
-      <w:pPr>
-        <w:spacing w:after="160"/>
-        <w:rPr>
-          <w:rFonts w:hint="eastAsia"/>
-        </w:rPr>
-      </w:pPr>
-      <w:r>
-        <w:rPr>
-          <w:b/>
-        </w:rPr>
-        <w:t xml:space="preserve">Panel: </w:t>
-      </w:r>
-      <w:r>
-        <w:t>Media is a panel opener, visually distinct from demo progression actions. Use the selected cell or plant’s authored image.</w:t>
-      </w:r>
-    </w:p>
-    <w:p>
-      <w:pPr>
-        <w:rPr>
-          <w:rFonts w:hint="eastAsia"/>
-        </w:rPr>
-      </w:pPr>
-      <w:r>
-        <w:rPr>
-          <w:b/>
-          <w:sz w:val="18"/>
-        </w:rPr>
-        <w:t xml:space="preserve">Editing reference: </w:t>
-      </w:r>
-      <w:r>
-        <w:rPr>
-          <w:sz w:val="18"/>
-        </w:rPr>
-        <w:t>PANEL 1.1</w:t>
-      </w:r>
-    </w:p>
-    <w:p>
-      <w:pPr>
-        <w:pStyle w:val="Heading2"/>
-      </w:pPr>
-      <w:r>
-        <w:t>08 — Choose how you explore</w:t>
-      </w:r>
-    </w:p>
-    <w:p>
-      <w:pPr>
-        <w:pStyle w:val="Heading2"/>
-      </w:pPr>
-      <w:r>
-        <w:t>Different ways to see information</w:t>
-      </w:r>
-    </w:p>
-    <w:p>
-      <w:pPr>
-        <w:pStyle w:val="Heading2"/>
-      </w:pPr>
-      <w:r>
-        <w:t>Message:</w:t>
-      </w:r>
-      <w:r>
-        <w:br/>
-        <w:t>Sometimes you want a quick answer. Other times, you might want to explore a plant more deeply.</w:t>
-      </w:r>
-    </w:p>
-    <w:p>
-      <w:pPr>
-        <w:pStyle w:val="Heading2"/>
-      </w:pPr>
-      <w:r>
-        <w:t>Tag gives you the essentials at a glance, while Curiosity lets you follow different branches of knowledge.</w:t>
-      </w:r>
-    </w:p>
-    <w:p>
-      <w:pPr>
-        <w:pStyle w:val="Heading2"/>
-      </w:pPr>
-      <w:r>
-        <w:t>Action:</w:t>
-      </w:r>
-      <w:r>
-        <w:br/>
-        <w:t>Briefly introduce Tag and Curiosity. Switching between them is optional.</w:t>
-      </w:r>
-    </w:p>
-    <w:p>
-      <w:pPr>
-        <w:pStyle w:val="Heading2"/>
-      </w:pPr>
-      <w:r>
-        <w:t>Panel:</w:t>
-      </w:r>
-      <w:r>
-        <w:br/>
-        <w:t>Show the available view choices without opening Settings. Keep Curiosity as the current view.</w:t>
-      </w:r>
-    </w:p>
-    <w:p>
-      <w:pPr>
-        <w:pStyle w:val="Heading2"/>
-      </w:pPr>
-      <w:r>
-        <w:t>Editing reference: PANEL 1.2</w:t>
-      </w:r>
-    </w:p>
-    <w:p>
-      <w:pPr>
-        <w:pStyle w:val="Heading2"/>
-      </w:pPr>
-      <w:r>
-        <w:t>09 Compare another profile</w:t>
-      </w:r>
-    </w:p>
-    <w:p>
-      <w:pPr>
-        <w:pStyle w:val="Heading3"/>
-      </w:pPr>
-      <w:r>
-        <w:t>Place the second sample</w:t>
-      </w:r>
-    </w:p>
-    <w:p>
-      <w:pPr>
-        <w:rPr>
-          <w:rFonts w:hint="eastAsia"/>
-        </w:rPr>
-      </w:pPr>
-      <w:r>
-        <w:rPr>
-          <w:b/>
-        </w:rPr>
-        <w:t xml:space="preserve">Message: </w:t>
-      </w:r>
-      <w:r>
-        <w:t>Each Orb carries its own profile. Place our second sample, Moringa, to see how selecting another marker changes the information.</w:t>
-      </w:r>
-    </w:p>
-    <w:p>
-      <w:pPr>
-        <w:rPr>
-          <w:rFonts w:hint="eastAsia"/>
-        </w:rPr>
-      </w:pPr>
-      <w:r>
-        <w:rPr>
-          <w:b/>
-        </w:rPr>
-        <w:t xml:space="preserve">Action: </w:t>
-      </w:r>
-      <w:r>
-        <w:t>Action: Place Moringa with the existing control.</w:t>
-      </w:r>
-    </w:p>
-    <w:p>
-      <w:pPr>
-        <w:spacing w:after="160"/>
-        <w:rPr>
-          <w:rFonts w:hint="eastAsia"/>
-        </w:rPr>
-      </w:pPr>
-      <w:r>
-        <w:rPr>
-          <w:b/>
-        </w:rPr>
-        <w:t xml:space="preserve">Panel: </w:t>
-      </w:r>
-      <w:r>
-        <w:t>Existing placement controls; media closed.</w:t>
-      </w:r>
-    </w:p>
-    <w:p>
-      <w:pPr>
-        <w:rPr>
-          <w:rFonts w:hint="eastAsia"/>
-        </w:rPr>
-      </w:pPr>
-      <w:r>
-        <w:rPr>
-          <w:b/>
-          <w:sz w:val="18"/>
-        </w:rPr>
-        <w:t xml:space="preserve">Editing reference: </w:t>
-      </w:r>
-      <w:r>
-        <w:rPr>
-          <w:sz w:val="18"/>
-        </w:rPr>
-        <w:t>ELEMENTS 1.11</w:t>
-      </w:r>
-    </w:p>
-    <w:p>
-      <w:pPr>
-        <w:pStyle w:val="Heading3"/>
-      </w:pPr>
-      <w:r>
-        <w:t>Switch between the sample profiles</w:t>
-      </w:r>
-    </w:p>
-    <w:p>
-      <w:pPr>
-        <w:rPr>
-          <w:rFonts w:hint="eastAsia"/>
-        </w:rPr>
-      </w:pPr>
-      <w:r>
-        <w:rPr>
-          <w:b/>
-        </w:rPr>
-        <w:t xml:space="preserve">Message: </w:t>
-      </w:r>
-      <w:r>
-        <w:t>Select Moringa to see its information. The panel title and image follow your selection. Pigeon Pea keeps its own profile, ready to open again.</w:t>
-      </w:r>
-    </w:p>
-    <w:p>
-      <w:pPr>
-        <w:rPr>
-          <w:rFonts w:hint="eastAsia"/>
-        </w:rPr>
-      </w:pPr>
-      <w:r>
-        <w:rPr>
-          <w:b/>
-        </w:rPr>
-        <w:t xml:space="preserve">Action: </w:t>
-      </w:r>
-      <w:r>
-        <w:t>Select either Orb if desired. Button: Add a sample Note.</w:t>
-      </w:r>
-    </w:p>
-    <w:p>
-      <w:pPr>
-        <w:spacing w:after="160"/>
-        <w:rPr>
-          <w:rFonts w:hint="eastAsia"/>
-        </w:rPr>
-      </w:pPr>
-      <w:r>
-        <w:rPr>
-          <w:b/>
-        </w:rPr>
-        <w:t xml:space="preserve">Panel: </w:t>
-      </w:r>
-      <w:r>
-        <w:t>Selected plant information only; Curiosity remains standard.</w:t>
-      </w:r>
-    </w:p>
-    <w:p>
-      <w:pPr>
-        <w:rPr>
-          <w:rFonts w:hint="eastAsia"/>
-        </w:rPr>
-      </w:pPr>
-      <w:r>
-        <w:rPr>
-          <w:b/>
-          <w:sz w:val="18"/>
-        </w:rPr>
-        <w:t xml:space="preserve">Editing reference: </w:t>
-      </w:r>
-      <w:r>
-        <w:rPr>
-          <w:sz w:val="18"/>
-        </w:rPr>
-        <w:t>ELEMENTS 1.12</w:t>
-      </w:r>
-    </w:p>
-    <w:p>
-      <w:pPr>
-        <w:pStyle w:val="Heading2"/>
-      </w:pPr>
-      <w:r>
-        <w:t>10 Place a prepared message</w:t>
-      </w:r>
-    </w:p>
-    <w:p>
-      <w:pPr>
-        <w:pStyle w:val="Heading3"/>
-      </w:pPr>
-      <w:r>
-        <w:t>Place the sample Note</w:t>
-      </w:r>
-    </w:p>
-    <w:p>
-      <w:pPr>
-        <w:rPr>
-          <w:rFonts w:hint="eastAsia"/>
-        </w:rPr>
-      </w:pPr>
-      <w:r>
-        <w:rPr>
-          <w:b/>
-        </w:rPr>
-        <w:t xml:space="preserve">Message: </w:t>
-      </w:r>
-      <w:r>
-        <w:t>A Note attaches a message to a location. Our prepared message invites people to open either sample profile. Place it beside the Orbs.</w:t>
-      </w:r>
-    </w:p>
-    <w:p>
-      <w:pPr>
-        <w:rPr>
-          <w:rFonts w:hint="eastAsia"/>
-        </w:rPr>
-      </w:pPr>
-      <w:r>
-        <w:rPr>
-          <w:b/>
-        </w:rPr>
-        <w:t xml:space="preserve">Action: </w:t>
-      </w:r>
-      <w:r>
-        <w:t>Action: Place the Note with the existing control.</w:t>
-      </w:r>
-    </w:p>
-    <w:p>
-      <w:pPr>
-        <w:spacing w:after="160"/>
-        <w:rPr>
-          <w:rFonts w:hint="eastAsia"/>
-        </w:rPr>
-      </w:pPr>
-      <w:r>
-        <w:rPr>
-          <w:b/>
-        </w:rPr>
-        <w:t xml:space="preserve">Panel: </w:t>
-      </w:r>
-      <w:r>
-        <w:t>Existing Note placement controls. Prepared message: Two sample plant profiles are available here. Select either Orb to explore.</w:t>
-      </w:r>
-    </w:p>
-    <w:p>
-      <w:pPr>
-        <w:rPr>
-          <w:rFonts w:hint="eastAsia"/>
-        </w:rPr>
-      </w:pPr>
-      <w:r>
-        <w:rPr>
-          <w:b/>
-          <w:sz w:val="18"/>
-        </w:rPr>
-        <w:t xml:space="preserve">Editing reference: </w:t>
-      </w:r>
-      <w:r>
-        <w:rPr>
-          <w:sz w:val="18"/>
-        </w:rPr>
-        <w:t>ELEMENTS 1.16</w:t>
-      </w:r>
-    </w:p>
-    <w:p>
-      <w:pPr>
-        <w:pStyle w:val="Heading2"/>
-      </w:pPr>
-      <w:r>
-        <w:t>11 Read the Note</w:t>
-      </w:r>
-    </w:p>
-    <w:p>
-      <w:pPr>
-        <w:pStyle w:val="Heading3"/>
-      </w:pPr>
-      <w:r>
-        <w:t>Read the message where it belongs</w:t>
-      </w:r>
-    </w:p>
-    <w:p>
-      <w:pPr>
-        <w:rPr>
-          <w:rFonts w:hint="eastAsia"/>
-        </w:rPr>
-      </w:pPr>
-      <w:r>
-        <w:rPr>
-          <w:b/>
-        </w:rPr>
-        <w:t xml:space="preserve">Message: </w:t>
-      </w:r>
-      <w:r>
-        <w:t>Select the Note to read its message. It stays associated with this location, while each plant keeps its own profile.</w:t>
-      </w:r>
-    </w:p>
-    <w:p>
-      <w:pPr>
-        <w:rPr>
-          <w:rFonts w:hint="eastAsia"/>
-        </w:rPr>
-      </w:pPr>
-      <w:r>
-        <w:rPr>
-          <w:b/>
-        </w:rPr>
-        <w:t xml:space="preserve">Action: </w:t>
-      </w:r>
-      <w:r>
-        <w:t>Select the Note if desired. Button: Organise this area.</w:t>
-      </w:r>
-    </w:p>
-    <w:p>
-      <w:pPr>
-        <w:spacing w:after="160"/>
-        <w:rPr>
-          <w:rFonts w:hint="eastAsia"/>
-        </w:rPr>
-      </w:pPr>
-      <w:r>
-        <w:rPr>
-          <w:b/>
-        </w:rPr>
-        <w:t xml:space="preserve">Panel: </w:t>
-      </w:r>
-      <w:r>
-        <w:t>Selected Note content and existing Note controls.</w:t>
-      </w:r>
-    </w:p>
-    <w:p>
-      <w:pPr>
-        <w:rPr>
-          <w:rFonts w:hint="eastAsia"/>
-        </w:rPr>
-      </w:pPr>
-      <w:r>
-        <w:rPr>
-          <w:b/>
-          <w:sz w:val="18"/>
-        </w:rPr>
-        <w:t xml:space="preserve">Editing reference: </w:t>
-      </w:r>
-      <w:r>
-        <w:rPr>
-          <w:sz w:val="18"/>
-        </w:rPr>
-        <w:t>ELEMENTS 1.17</w:t>
-      </w:r>
-    </w:p>
-    <w:p>
-      <w:pPr>
-        <w:pStyle w:val="Heading2"/>
-      </w:pPr>
-      <w:r>
-        <w:t>12 Explain Area and Totem together</w:t>
-      </w:r>
-    </w:p>
-    <w:p>
-      <w:pPr>
-        <w:pStyle w:val="Heading3"/>
-      </w:pPr>
-      <w:r>
-        <w:t>Group the sample information</w:t>
-      </w:r>
-    </w:p>
-    <w:p>
-      <w:pPr>
-        <w:rPr>
-          <w:rFonts w:hint="eastAsia"/>
-        </w:rPr>
-      </w:pPr>
-      <w:r>
-        <w:rPr>
-          <w:b/>
-        </w:rPr>
-        <w:t xml:space="preserve">Message: </w:t>
-      </w:r>
-      <w:r>
-        <w:t>An Area groups related markers and messages. We will call this sample group My area. A Totem identifies it and provides signs pointing to its contents.</w:t>
-      </w:r>
-    </w:p>
-    <w:p>
-      <w:pPr>
-        <w:rPr>
-          <w:rFonts w:hint="eastAsia"/>
-        </w:rPr>
-      </w:pPr>
-      <w:r>
-        <w:rPr>
-          <w:b/>
-        </w:rPr>
-        <w:t xml:space="preserve">Action: </w:t>
-      </w:r>
-      <w:r>
-        <w:t>Button: Show the first Totem. The existing sample creation handler creates My area.</w:t>
-      </w:r>
-    </w:p>
-    <w:p>
-      <w:pPr>
-        <w:spacing w:after="160"/>
-        <w:rPr>
-          <w:rFonts w:hint="eastAsia"/>
-        </w:rPr>
-      </w:pPr>
-      <w:r>
-        <w:rPr>
-          <w:b/>
-        </w:rPr>
-        <w:t xml:space="preserve">Panel: </w:t>
-      </w:r>
-      <w:r>
-        <w:t>Keep the sample plants and Note visible.</w:t>
-      </w:r>
-    </w:p>
-    <w:p>
-      <w:pPr>
-        <w:rPr>
-          <w:rFonts w:hint="eastAsia"/>
-        </w:rPr>
-      </w:pPr>
-      <w:r>
-        <w:rPr>
-          <w:b/>
-          <w:sz w:val="18"/>
-        </w:rPr>
-        <w:t xml:space="preserve">Editing reference: </w:t>
-      </w:r>
-      <w:r>
-        <w:rPr>
-          <w:sz w:val="18"/>
-        </w:rPr>
-        <w:t>SPACE 1.4</w:t>
-      </w:r>
-    </w:p>
-    <w:p>
-      <w:pPr>
-        <w:pStyle w:val="Heading2"/>
-      </w:pPr>
-      <w:r>
-        <w:t>13 Explain the Totem controls</w:t>
-      </w:r>
-    </w:p>
-    <w:p>
-      <w:pPr>
-        <w:pStyle w:val="Heading3"/>
-      </w:pPr>
-      <w:r>
-        <w:t>Signs and visibility</w:t>
-      </w:r>
-    </w:p>
-    <w:p>
-      <w:pPr>
-        <w:rPr>
-          <w:rFonts w:hint="eastAsia"/>
-        </w:rPr>
-      </w:pPr>
-      <w:r>
-        <w:rPr>
-          <w:b/>
-        </w:rPr>
-        <w:t xml:space="preserve">Message: </w:t>
-      </w:r>
-      <w:r>
-        <w:t>Signs opens or closes the Totem’s signage. Fade reduces the Totem’s visibility; Wake restores it. These controls let you adjust the view while the Area keeps its information.</w:t>
-      </w:r>
-    </w:p>
-    <w:p>
-      <w:pPr>
-        <w:rPr>
-          <w:rFonts w:hint="eastAsia"/>
-        </w:rPr>
-      </w:pPr>
-      <w:r>
-        <w:rPr>
-          <w:b/>
-        </w:rPr>
-        <w:t xml:space="preserve">Action: </w:t>
-      </w:r>
-      <w:r>
-        <w:t>Signs are visible on arrival. Trying the two Totem controls is optional. Button: Add another area.</w:t>
-      </w:r>
-    </w:p>
-    <w:p>
-      <w:pPr>
-        <w:spacing w:after="160"/>
-        <w:rPr>
-          <w:rFonts w:hint="eastAsia"/>
-        </w:rPr>
-      </w:pPr>
-      <w:r>
-        <w:rPr>
-          <w:b/>
-        </w:rPr>
-        <w:t xml:space="preserve">Panel: </w:t>
-      </w:r>
-      <w:r>
-        <w:t>Existing Signs and Fade/Wake controls. Signs are already visible on arrival.</w:t>
-      </w:r>
-    </w:p>
-    <w:p>
-      <w:pPr>
-        <w:rPr>
-          <w:rFonts w:hint="eastAsia"/>
-        </w:rPr>
-      </w:pPr>
-      <w:r>
-        <w:rPr>
-          <w:b/>
-          <w:sz w:val="18"/>
-        </w:rPr>
-        <w:t xml:space="preserve">Editing reference: </w:t>
-      </w:r>
-      <w:r>
-        <w:rPr>
-          <w:sz w:val="18"/>
-        </w:rPr>
-        <w:t>ELEMENTS 1.19</w:t>
-      </w:r>
-    </w:p>
-    <w:p>
-      <w:pPr>
-        <w:pStyle w:val="Heading2"/>
-      </w:pPr>
-      <w:r>
-        <w:t>14 Create and connect a second area</w:t>
-      </w:r>
-    </w:p>
-    <w:p>
-      <w:pPr>
-        <w:pStyle w:val="Heading3"/>
-      </w:pPr>
-      <w:r>
-        <w:t>Why add a second Area?</w:t>
-      </w:r>
-    </w:p>
-    <w:p>
-      <w:pPr>
-        <w:rPr>
-          <w:rFonts w:hint="eastAsia"/>
-        </w:rPr>
-      </w:pPr>
-      <w:r>
-        <w:rPr>
-          <w:b/>
-        </w:rPr>
-        <w:t xml:space="preserve">Message: </w:t>
-      </w:r>
-      <w:r>
-        <w:t>Another Area can hold its own information. Create Second Area to see how a link provides directions between two groups. Both are prepared examples in this room.</w:t>
-      </w:r>
-    </w:p>
-    <w:p>
-      <w:pPr>
-        <w:rPr>
-          <w:rFonts w:hint="eastAsia"/>
-        </w:rPr>
-      </w:pPr>
-      <w:r>
-        <w:rPr>
-          <w:b/>
-        </w:rPr>
-        <w:t xml:space="preserve">Action: </w:t>
-      </w:r>
-      <w:r>
-        <w:t>Button: Create Second Area. The existing creation handler places the prepared group.</w:t>
-      </w:r>
-    </w:p>
-    <w:p>
-      <w:pPr>
-        <w:spacing w:after="160"/>
-        <w:rPr>
-          <w:rFonts w:hint="eastAsia"/>
-        </w:rPr>
-      </w:pPr>
-      <w:r>
-        <w:rPr>
-          <w:b/>
-        </w:rPr>
-        <w:t xml:space="preserve">Panel: </w:t>
-      </w:r>
-      <w:r>
-        <w:t>My area and its content remain visible.</w:t>
-      </w:r>
-    </w:p>
-    <w:p>
-      <w:pPr>
-        <w:rPr>
-          <w:rFonts w:hint="eastAsia"/>
-        </w:rPr>
-      </w:pPr>
-      <w:r>
-        <w:rPr>
-          <w:b/>
-          <w:sz w:val="18"/>
-        </w:rPr>
-        <w:t xml:space="preserve">Editing reference: </w:t>
-      </w:r>
-      <w:r>
-        <w:rPr>
-          <w:sz w:val="18"/>
-        </w:rPr>
-        <w:t>AREA 1.2</w:t>
-      </w:r>
-    </w:p>
-    <w:p>
-      <w:pPr>
-        <w:pStyle w:val="Heading3"/>
-      </w:pPr>
-      <w:r>
-        <w:t>Connect the two Totems</w:t>
-      </w:r>
-    </w:p>
-    <w:p>
-      <w:pPr>
-        <w:rPr>
-          <w:rFonts w:hint="eastAsia"/>
-        </w:rPr>
-      </w:pPr>
-      <w:r>
-        <w:rPr>
-          <w:b/>
-        </w:rPr>
-        <w:t xml:space="preserve">Message: </w:t>
-      </w:r>
-      <w:r>
-        <w:t>Second Area contains its own sample plants and Note. Connect the Totems to give visitors directions between the Areas. Each keeps its own information.</w:t>
-      </w:r>
-    </w:p>
-    <w:p>
-      <w:pPr>
-        <w:rPr>
-          <w:rFonts w:hint="eastAsia"/>
-        </w:rPr>
-      </w:pPr>
-      <w:r>
-        <w:rPr>
-          <w:b/>
-        </w:rPr>
-        <w:t xml:space="preserve">Action: </w:t>
-      </w:r>
-      <w:r>
-        <w:t>Button: Connect the Totems.</w:t>
-      </w:r>
-    </w:p>
-    <w:p>
-      <w:pPr>
-        <w:spacing w:after="160"/>
-        <w:rPr>
-          <w:rFonts w:hint="eastAsia"/>
-        </w:rPr>
-      </w:pPr>
-      <w:r>
-        <w:rPr>
-          <w:b/>
-        </w:rPr>
-        <w:t xml:space="preserve">Panel: </w:t>
-      </w:r>
-      <w:r>
-        <w:t>Second Area and local content. No remote destination sign until the link is created.</w:t>
-      </w:r>
-    </w:p>
-    <w:p>
-      <w:pPr>
-        <w:rPr>
-          <w:rFonts w:hint="eastAsia"/>
-        </w:rPr>
-      </w:pPr>
-      <w:r>
-        <w:rPr>
-          <w:b/>
-          <w:sz w:val="18"/>
-        </w:rPr>
-        <w:t xml:space="preserve">Editing reference: </w:t>
-      </w:r>
-      <w:r>
-        <w:rPr>
-          <w:sz w:val="18"/>
-        </w:rPr>
-        <w:t>ELEMENTS 1.20</w:t>
-      </w:r>
-    </w:p>
-    <w:p>
-      <w:pPr>
-        <w:pStyle w:val="Heading3"/>
-      </w:pPr>
-      <w:r>
-        <w:t>See which destination a sign means</w:t>
-      </w:r>
-    </w:p>
-    <w:p>
-      <w:pPr>
-        <w:rPr>
-          <w:rFonts w:hint="eastAsia"/>
-        </w:rPr>
-      </w:pPr>
-      <w:r>
-        <w:rPr>
-          <w:b/>
-        </w:rPr>
-        <w:t xml:space="preserve">Message: </w:t>
-      </w:r>
-      <w:r>
-        <w:t>Select the Second Area sign on the first Totem. The destination’s notification light pulses while its sign is selected, showing which Area it refers to.</w:t>
-      </w:r>
-    </w:p>
-    <w:p>
-      <w:pPr>
-        <w:rPr>
-          <w:rFonts w:hint="eastAsia"/>
-        </w:rPr>
-      </w:pPr>
-      <w:r>
-        <w:rPr>
-          <w:b/>
-        </w:rPr>
-        <w:t xml:space="preserve">Action: </w:t>
-      </w:r>
-      <w:r>
-        <w:t>Try the Second Area sign if desired. Button: See the final feature.</w:t>
-      </w:r>
-    </w:p>
-    <w:p>
-      <w:pPr>
-        <w:spacing w:after="160"/>
-        <w:rPr>
-          <w:rFonts w:hint="eastAsia"/>
-        </w:rPr>
-      </w:pPr>
-      <w:r>
-        <w:rPr>
-          <w:b/>
-        </w:rPr>
-        <w:t xml:space="preserve">Panel: </w:t>
-      </w:r>
-      <w:r>
-        <w:t>Remote Totem notification uses its existing white strip. No surrounding destination outline.</w:t>
-      </w:r>
-    </w:p>
-    <w:p>
-      <w:pPr>
-        <w:rPr>
-          <w:rFonts w:hint="eastAsia"/>
-        </w:rPr>
-      </w:pPr>
-      <w:r>
-        <w:rPr>
-          <w:b/>
-          <w:sz w:val="18"/>
-        </w:rPr>
-        <w:t xml:space="preserve">Editing reference: </w:t>
-      </w:r>
-      <w:r>
-        <w:rPr>
-          <w:sz w:val="18"/>
-        </w:rPr>
-        <w:t>ELEMENTS 1.21</w:t>
-      </w:r>
-    </w:p>
-    <w:p>
-      <w:pPr>
-        <w:pStyle w:val="Heading2"/>
-      </w:pPr>
-      <w:r>
-        <w:t>15 Introduce the final feature</w:t>
-      </w:r>
-    </w:p>
-    <w:p>
-      <w:pPr>
-        <w:pStyle w:val="Heading3"/>
-      </w:pPr>
-      <w:r>
-        <w:t>Turn information into a learning activity</w:t>
-      </w:r>
-    </w:p>
-    <w:p>
-      <w:pPr>
-        <w:rPr>
-          <w:rFonts w:hint="eastAsia"/>
-        </w:rPr>
-      </w:pPr>
-      <w:r>
-        <w:rPr>
-          <w:b/>
-        </w:rPr>
-        <w:t xml:space="preserve">Message: </w:t>
-      </w:r>
-      <w:r>
-        <w:t>Learning Pathways connects information with questions and activities. We will use the plant detail you already opened for one prepared example.</w:t>
-      </w:r>
-    </w:p>
-    <w:p>
-      <w:pPr>
-        <w:rPr>
-          <w:rFonts w:hint="eastAsia"/>
-        </w:rPr>
-      </w:pPr>
-      <w:r>
-        <w:rPr>
-          <w:b/>
-        </w:rPr>
-        <w:t xml:space="preserve">Action: </w:t>
-      </w:r>
-      <w:r>
-        <w:t>Button: Show Learning Pathways.</w:t>
-      </w:r>
-    </w:p>
-    <w:p>
-      <w:pPr>
-        <w:spacing w:after="160"/>
-        <w:rPr>
-          <w:rFonts w:hint="eastAsia"/>
-        </w:rPr>
-      </w:pPr>
-      <w:r>
-        <w:rPr>
-          <w:b/>
-        </w:rPr>
-        <w:t xml:space="preserve">Panel: </w:t>
-      </w:r>
-      <w:r>
-        <w:t>Four uniform starting cells grow from the Living Frame. Learning Pathways is the final feature.</w:t>
-      </w:r>
-    </w:p>
-    <w:p>
-      <w:pPr>
-        <w:rPr>
-          <w:rFonts w:hint="eastAsia"/>
-        </w:rPr>
-      </w:pPr>
-      <w:r>
-        <w:rPr>
-          <w:b/>
-          <w:sz w:val="18"/>
-        </w:rPr>
-        <w:t xml:space="preserve">Editing reference: </w:t>
-      </w:r>
-      <w:r>
-        <w:rPr>
-          <w:sz w:val="18"/>
-        </w:rPr>
-        <w:t>LEARNING 1.6</w:t>
-      </w:r>
-    </w:p>
-    <w:p>
-      <w:pPr>
-        <w:pStyle w:val="Heading3"/>
-      </w:pPr>
-      <w:r>
-        <w:t>Four starting topics</w:t>
-      </w:r>
-    </w:p>
-    <w:p>
-      <w:pPr>
-        <w:rPr>
-          <w:rFonts w:hint="eastAsia"/>
-        </w:rPr>
-      </w:pPr>
-      <w:r>
-        <w:rPr>
-          <w:b/>
-        </w:rPr>
-        <w:t xml:space="preserve">Message: </w:t>
-      </w:r>
-      <w:r>
-        <w:t>Hold a starting cell to explore its learning topic, or continue to our prepared Uses connection. Its source and target will appear together for you.</w:t>
-      </w:r>
-    </w:p>
-    <w:p>
-      <w:pPr>
-        <w:rPr>
-          <w:rFonts w:hint="eastAsia"/>
-        </w:rPr>
-      </w:pPr>
-      <w:r>
-        <w:rPr>
-          <w:b/>
-        </w:rPr>
-        <w:t xml:space="preserve">Action: </w:t>
-      </w:r>
-      <w:r>
-        <w:t>Try a starting topic if desired. Button: Connect the Uses example. The guided connection reveals its nested target automatically.</w:t>
-      </w:r>
-    </w:p>
-    <w:p>
-      <w:pPr>
-        <w:spacing w:after="160"/>
-        <w:rPr>
-          <w:rFonts w:hint="eastAsia"/>
-        </w:rPr>
-      </w:pPr>
-      <w:r>
-        <w:rPr>
-          <w:b/>
-        </w:rPr>
-        <w:t xml:space="preserve">Panel: </w:t>
-      </w:r>
-      <w:r>
-        <w:t>Selected learning cell information and authored image. No need to find a nested target before starting the guided connection.</w:t>
-      </w:r>
-    </w:p>
-    <w:p>
-      <w:pPr>
-        <w:rPr>
-          <w:rFonts w:hint="eastAsia"/>
-        </w:rPr>
-      </w:pPr>
-      <w:r>
-        <w:rPr>
-          <w:b/>
-          <w:sz w:val="18"/>
-        </w:rPr>
-        <w:t xml:space="preserve">Editing reference: </w:t>
-      </w:r>
-      <w:r>
-        <w:rPr>
-          <w:sz w:val="18"/>
-        </w:rPr>
-        <w:t>LEARNING 1.7</w:t>
-      </w:r>
-    </w:p>
-    <w:p>
-      <w:pPr>
-        <w:pStyle w:val="Heading2"/>
-      </w:pPr>
-      <w:r>
-        <w:t>16 Select the source</w:t>
-      </w:r>
-    </w:p>
-    <w:p>
-      <w:pPr>
-        <w:pStyle w:val="Heading3"/>
-      </w:pPr>
-      <w:r>
-        <w:t>Choose the plant information</w:t>
-      </w:r>
-    </w:p>
-    <w:p>
-      <w:pPr>
-        <w:rPr>
-          <w:rFonts w:hint="eastAsia"/>
-        </w:rPr>
-      </w:pPr>
-      <w:r>
-        <w:rPr>
-          <w:b/>
-        </w:rPr>
-        <w:t xml:space="preserve">Message: </w:t>
-      </w:r>
-      <w:r>
-        <w:t>First select Uses in Pigeon Pea’s profile. This chooses the information for the connection.</w:t>
-      </w:r>
-    </w:p>
-    <w:p>
-      <w:pPr>
-        <w:rPr>
-          <w:rFonts w:hint="eastAsia"/>
-        </w:rPr>
-      </w:pPr>
-      <w:r>
-        <w:rPr>
-          <w:b/>
-        </w:rPr>
-        <w:t xml:space="preserve">Action: </w:t>
-      </w:r>
-      <w:r>
-        <w:t>Action: Select Uses in the actual Pigeon Pea profile.</w:t>
-      </w:r>
-    </w:p>
-    <w:p>
-      <w:pPr>
-        <w:spacing w:after="160"/>
-        <w:rPr>
-          <w:rFonts w:hint="eastAsia"/>
-        </w:rPr>
-      </w:pPr>
-      <w:r>
-        <w:rPr>
-          <w:b/>
-        </w:rPr>
-        <w:t xml:space="preserve">Panel: </w:t>
-      </w:r>
-      <w:r>
-        <w:t>The actual source and target are already visible. The target ancestry is revealed automatically.</w:t>
-      </w:r>
-    </w:p>
-    <w:p>
-      <w:pPr>
-        <w:rPr>
-          <w:rFonts w:hint="eastAsia"/>
-        </w:rPr>
-      </w:pPr>
-      <w:r>
-        <w:rPr>
-          <w:b/>
-          <w:sz w:val="18"/>
-        </w:rPr>
-        <w:t xml:space="preserve">Editing reference: </w:t>
-      </w:r>
-      <w:r>
-        <w:rPr>
-          <w:sz w:val="18"/>
-        </w:rPr>
-        <w:t>LEARNING 1.9</w:t>
-      </w:r>
-    </w:p>
-    <w:p>
-      <w:pPr>
-        <w:pStyle w:val="Heading2"/>
-      </w:pPr>
-      <w:r>
-        <w:t>17 Select the target</w:t>
-      </w:r>
-    </w:p>
-    <w:p>
-      <w:pPr>
-        <w:pStyle w:val="Heading3"/>
-      </w:pPr>
-      <w:r>
-        <w:t>Choose the learning topic</w:t>
-      </w:r>
-    </w:p>
-    <w:p>
-      <w:pPr>
-        <w:rPr>
-          <w:rFonts w:hint="eastAsia"/>
-        </w:rPr>
-      </w:pPr>
-      <w:r>
-        <w:rPr>
-          <w:b/>
-        </w:rPr>
-        <w:t xml:space="preserve">Message: </w:t>
-      </w:r>
-      <w:r>
-        <w:t>Now hold Uses and Making until the connection completes. This chooses the learning topic for that plant information.</w:t>
-      </w:r>
-    </w:p>
-    <w:p>
-      <w:pPr>
-        <w:rPr>
-          <w:rFonts w:hint="eastAsia"/>
-        </w:rPr>
-      </w:pPr>
-      <w:r>
-        <w:rPr>
-          <w:b/>
-        </w:rPr>
-        <w:t xml:space="preserve">Action: </w:t>
-      </w:r>
-      <w:r>
-        <w:t>Action: Hold the actual Uses and Making cell until activation completes.</w:t>
-      </w:r>
-    </w:p>
-    <w:p>
-      <w:pPr>
-        <w:spacing w:after="160"/>
-        <w:rPr>
-          <w:rFonts w:hint="eastAsia"/>
-        </w:rPr>
-      </w:pPr>
-      <w:r>
-        <w:rPr>
-          <w:b/>
-        </w:rPr>
-        <w:t xml:space="preserve">Panel: </w:t>
-      </w:r>
-      <w:r>
-        <w:t>Preserve the existing deliberate target hold. Show only the current action in the panel.</w:t>
-      </w:r>
-    </w:p>
-    <w:p>
-      <w:pPr>
-        <w:rPr>
-          <w:rFonts w:hint="eastAsia"/>
-        </w:rPr>
-      </w:pPr>
-      <w:r>
-        <w:rPr>
-          <w:b/>
-          <w:sz w:val="18"/>
-        </w:rPr>
-        <w:t xml:space="preserve">Editing reference: </w:t>
-      </w:r>
-      <w:r>
-        <w:rPr>
-          <w:sz w:val="18"/>
-        </w:rPr>
-        <w:t>LEARNING 1.10</w:t>
-      </w:r>
-    </w:p>
-    <w:p>
-      <w:pPr>
-        <w:pStyle w:val="Heading2"/>
-      </w:pPr>
-      <w:r>
-        <w:t>18 Explain the result and finish</w:t>
-      </w:r>
-    </w:p>
-    <w:p>
-      <w:pPr>
-        <w:pStyle w:val="Heading3"/>
-      </w:pPr>
-      <w:r>
-        <w:t>A plant detail becomes a learning activity</w:t>
-      </w:r>
-    </w:p>
-    <w:p>
-      <w:pPr>
-        <w:rPr>
-          <w:rFonts w:hint="eastAsia"/>
-        </w:rPr>
-      </w:pPr>
-      <w:r>
-        <w:rPr>
-          <w:b/>
-        </w:rPr>
-        <w:t xml:space="preserve">Message: </w:t>
-      </w:r>
-      <w:r>
-        <w:t>A teacher could ask which plant part is used and what preparation is recorded. This connection gives the activity a specific source to return to.</w:t>
-      </w:r>
-    </w:p>
-    <w:p>
-      <w:pPr>
-        <w:rPr>
-          <w:rFonts w:hint="eastAsia"/>
-        </w:rPr>
-      </w:pPr>
-      <w:r>
-        <w:rPr>
-          <w:b/>
-        </w:rPr>
-        <w:t xml:space="preserve">Action: </w:t>
-      </w:r>
-      <w:r>
-        <w:t>Button: Finish the sample.</w:t>
-      </w:r>
-    </w:p>
-    <w:p>
-      <w:pPr>
-        <w:spacing w:after="160"/>
-        <w:rPr>
-          <w:rFonts w:hint="eastAsia"/>
-        </w:rPr>
-      </w:pPr>
-      <w:r>
-        <w:rPr>
-          <w:b/>
-        </w:rPr>
-        <w:t xml:space="preserve">Panel: </w:t>
-      </w:r>
-      <w:r>
-        <w:t>Show the authored relationship and its relevant learning image. Other selected connection examples use their own source and target names.</w:t>
-      </w:r>
-    </w:p>
-    <w:p>
-      <w:pPr>
-        <w:rPr>
-          <w:rFonts w:hint="eastAsia"/>
-        </w:rPr>
-      </w:pPr>
-      <w:r>
-        <w:rPr>
-          <w:b/>
-          <w:sz w:val="18"/>
-        </w:rPr>
-        <w:t xml:space="preserve">Editing reference: </w:t>
-      </w:r>
-      <w:r>
-        <w:rPr>
-          <w:sz w:val="18"/>
-        </w:rPr>
-        <w:t>LEARNING 1.11</w:t>
-      </w:r>
-    </w:p>
-    <w:p>
-      <w:pPr>
-        <w:pStyle w:val="Heading3"/>
-      </w:pPr>
-      <w:r>
-        <w:t>You have tried the tools</w:t>
-      </w:r>
-    </w:p>
-    <w:p>
-      <w:pPr>
-        <w:rPr>
-          <w:rFonts w:hint="eastAsia"/>
-        </w:rPr>
-      </w:pPr>
-      <w:r>
-        <w:rPr>
-          <w:b/>
-        </w:rPr>
-        <w:t xml:space="preserve">Message: </w:t>
-      </w:r>
-      <w:r>
-        <w:t>You opened profiles, read a local message, connected Areas and linked information to learning. These were prepared samples. After finishing, explore a separate real garden project from the welcome screen.</w:t>
-      </w:r>
-    </w:p>
-    <w:p>
-      <w:pPr>
-        <w:rPr>
-          <w:rFonts w:hint="eastAsia"/>
-        </w:rPr>
-      </w:pPr>
-      <w:r>
-        <w:rPr>
-          <w:b/>
-        </w:rPr>
-        <w:t xml:space="preserve">Action: </w:t>
-      </w:r>
-      <w:r>
-        <w:t>Button: Finish demo. Return to the existing welcome screen and choose a published project separately.</w:t>
-      </w:r>
-    </w:p>
-    <w:p>
-      <w:pPr>
-        <w:spacing w:after="160"/>
-        <w:rPr>
-          <w:rFonts w:hint="eastAsia"/>
-        </w:rPr>
-      </w:pPr>
-      <w:r>
-        <w:rPr>
-          <w:b/>
-        </w:rPr>
-        <w:t xml:space="preserve">Panel: </w:t>
-      </w:r>
-      <w:r>
-        <w:t>Finish the sample cleanly. Any available published project is a separate choice after returning to welcome.</w:t>
-      </w:r>
-    </w:p>
-    <w:p>
-      <w:pPr>
-        <w:rPr>
-          <w:rFonts w:hint="eastAsia"/>
-        </w:rPr>
-      </w:pPr>
-      <w:r>
-        <w:rPr>
-          <w:b/>
-          <w:sz w:val="18"/>
-        </w:rPr>
-        <w:t xml:space="preserve">Editing reference: </w:t>
-      </w:r>
-      <w:r>
-        <w:rPr>
-          <w:sz w:val="18"/>
-        </w:rPr>
-        <w:t>CLOSURE 1.1</w:t>
-      </w:r>
-    </w:p>
-    <w:p>
-      <w:pPr>
-        <w:rPr>
-          <w:rFonts w:hint="eastAsia"/>
-        </w:rPr>
-      </w:pPr>
-      <w:r>
-        <w:br w:type="page"/>
-      </w:r>
-    </w:p>
-    <w:p>
-      <w:pPr>
-        <w:pStyle w:val="Heading2"/>
-      </w:pPr>
-      <w:r>
         <w:rPr>
           <w:color w:val="000000"/>
         </w:rPr>
-        <w:t>Quick Edit update — V0.9330</w:t>
-      </w:r>
-    </w:p>
-    <w:p>
-      <w:pPr/>
-      <w:r>
-        <w:t>Local source and build update. Deployment and Quest 3 walkthrough pending.</w:t>
-      </w:r>
-    </w:p>
-    <w:p>
-      <w:pPr/>
-      <w:r>
-        <w:t>Hero play dice: softer lighting; controller Trigger gives a gentle push, Grip holds at its contact position, and releasing Grip or pinch releases it.</w:t>
-      </w:r>
-    </w:p>
-    <w:p>
-      <w:pPr/>
-      <w:r>
-        <w:t>Totems: first placement moves farther beside and behind the Living Frame. The title is a larger mint serif nameplate with a rounded silhouette; directional signage stays smaller with amber arrows. Signs preload with the Totem.</w:t>
-      </w:r>
-    </w:p>
-    <w:p>
-      <w:pPr/>
-      <w:r>
-        <w:t>Living Frame: growth continues through eight minutes. Additional flower clusters emerge gradually in violet, lilac, yellow, cream and rose, inspired by the attached flower references.</w:t>
-      </w:r>
-    </w:p>
-    <w:p>
-      <w:pPr/>
-      <w:r>
-        <w:t>Bees: XR orientation follows movement rather than facing the viewer continuously. Flower destinations remain pinned during growth; bees transfer between clusters smoothly with small feeding turns. Brief close encounters remain available.</w:t>
-      </w:r>
-    </w:p>
-    <w:p>
-      <w:pPr/>
-      <w:r>
-        <w:t>Explorer: twelve regular pentagonal faces. A child inherits its selected parent target colour; related face shades carry that colour family into subsequent branches. The hero play dice remains separate.</w:t>
+        <w:t>Quick Edit text and steps</w:t>
+      </w:r>
+    </w:p>
+    <w:p>
+      <w:r>
+        <w:t>Reviewed text applied to the app in V0.9333. Each state below keeps its existing editing reference and interaction handler. Main screen text gives context and one current action; the Control Panel holds supporting tools. Explorer and the final learning example are optional.</w:t>
       </w:r>
     </w:p>
     <w:p>
@@ -2635,19 +248,1105 @@
         <w:rPr>
           <w:color w:val="000000"/>
         </w:rPr>
-        <w:t>Attached flow review — next narrative revision</w:t>
-      </w:r>
-    </w:p>
-    <w:p>
-      <w:pPr/>
-      <w:r>
-        <w:t>Keep 01–08 mostly intact. Integrate plant placement into 04/05 and shorten Uses → Culinary → Fresh peas to one invitation. Introduce Media when its image helps the visitor.</w:t>
-      </w:r>
-    </w:p>
-    <w:p>
-      <w:pPr/>
-      <w:r>
-        <w:t>Reframe 09 onward around another plant, leaving an observation, then organising a larger place. Remove Fade/Wake and notification implementation details from the main story. Offer Learning Pathways as an optional final discovery. End with how knowledge can grow in a real place over time. These narrative changes are recorded for the next revision; existing demo mechanics are retained.</w:t>
+        <w:t>01 Knowledge connected to place</w:t>
+      </w:r>
+    </w:p>
+    <w:p>
+      <w:r>
+        <w:t>Editing reference: INTRO 1.1</w:t>
+      </w:r>
+    </w:p>
+    <w:p>
+      <w:r>
+        <w:t>Message: NourishlandXR brings information, knowledge and observations into the places they belong.</w:t>
+      </w:r>
+    </w:p>
+    <w:p>
+      <w:r>
+        <w:t>A plant can share its story. Something noticed today can be left for someone to discover later. Information can connect what you see with what you want to understand.</w:t>
+      </w:r>
+    </w:p>
+    <w:p>
+      <w:r>
+        <w:t>As more is added, a place becomes richer with knowledge that can be explored, shared and built on over time.</w:t>
+      </w:r>
+    </w:p>
+    <w:p>
+      <w:r>
+        <w:t>Action: See how it works.</w:t>
+      </w:r>
+    </w:p>
+    <w:p>
+      <w:r>
+        <w:t>Panel: Hidden.</w:t>
+      </w:r>
+    </w:p>
+    <w:p>
+      <w:pPr>
+        <w:pStyle w:val="Heading2"/>
+      </w:pPr>
+      <w:r>
+        <w:rPr>
+          <w:color w:val="000000"/>
+        </w:rPr>
+        <w:t>02 Try the tools with sample content</w:t>
+      </w:r>
+    </w:p>
+    <w:p>
+      <w:r>
+        <w:t>Editing reference: INTRO 1.2</w:t>
+      </w:r>
+    </w:p>
+    <w:p>
+      <w:r>
+        <w:t>Message: NourishlandXR is for curious visitors, teachers and learners, and people who care for land and want to share their knowledge.</w:t>
+      </w:r>
+    </w:p>
+    <w:p>
+      <w:r>
+        <w:t>For this demo, we’ve prepared a few simple examples. No experience is needed — just take your time and follow your curiosity.</w:t>
+      </w:r>
+    </w:p>
+    <w:p>
+      <w:r>
+        <w:t>Action: Start the sample demo.</w:t>
+      </w:r>
+    </w:p>
+    <w:p>
+      <w:r>
+        <w:t>Panel: Hidden. A real garden project is a separate experience after the sample demo.</w:t>
+      </w:r>
+    </w:p>
+    <w:p>
+      <w:pPr>
+        <w:pStyle w:val="Heading2"/>
+      </w:pPr>
+      <w:r>
+        <w:rPr>
+          <w:color w:val="000000"/>
+        </w:rPr>
+        <w:t>03 Your Control Panel</w:t>
+      </w:r>
+    </w:p>
+    <w:p>
+      <w:r>
+        <w:t>Editing reference: SPACE 1.1</w:t>
+      </w:r>
+    </w:p>
+    <w:p>
+      <w:r>
+        <w:t>Message: The Control Panel keeps information and useful actions close by as you explore. We’ll introduce more of it naturally along the way.</w:t>
+      </w:r>
+    </w:p>
+    <w:p>
+      <w:r>
+        <w:t>Action: Continue to the first sample.</w:t>
+      </w:r>
+    </w:p>
+    <w:p>
+      <w:r>
+        <w:t>Panel: A compact panel with its companion image visible. Media, Controls and Settings are initially closed.</w:t>
+      </w:r>
+    </w:p>
+    <w:p>
+      <w:pPr>
+        <w:pStyle w:val="Heading2"/>
+      </w:pPr>
+      <w:r>
+        <w:rPr>
+          <w:color w:val="000000"/>
+        </w:rPr>
+        <w:t>04 Something catches your attention</w:t>
+      </w:r>
+    </w:p>
+    <w:p>
+      <w:r>
+        <w:t>Editing reference: SPACE 1.2</w:t>
+      </w:r>
+    </w:p>
+    <w:p>
+      <w:r>
+        <w:t>Message: Imagine you come across a tree or plant and wonder — what is it? Is it edible? How does it grow? What role could it play here?</w:t>
+      </w:r>
+    </w:p>
+    <w:p>
+      <w:r>
+        <w:t>You can add that plant and place a Plant Orb beside it, creating a starting point for its information, observations and discoveries.</w:t>
+      </w:r>
+    </w:p>
+    <w:p>
+      <w:r>
+        <w:t>You can choose from plants already available, or create your own.</w:t>
+      </w:r>
+    </w:p>
+    <w:p>
+      <w:r>
+        <w:t>Action: Place the sample marker in front of you.</w:t>
+      </w:r>
+    </w:p>
+    <w:p>
+      <w:r>
+        <w:t>Panel: Keep the companion image available without repeating the main message.</w:t>
+      </w:r>
+    </w:p>
+    <w:p>
+      <w:pPr>
+        <w:pStyle w:val="Heading2"/>
+      </w:pPr>
+      <w:r>
+        <w:rPr>
+          <w:color w:val="000000"/>
+        </w:rPr>
+        <w:t>05 Place the first Plant Orb</w:t>
+      </w:r>
+    </w:p>
+    <w:p>
+      <w:r>
+        <w:t>Editing reference: ELEMENTS 1.5</w:t>
+      </w:r>
+    </w:p>
+    <w:p>
+      <w:r>
+        <w:t>Message: Place the Pigeon Pea Orb in a comfortable spot in front of you. In a real place, its Orb would sit beside the plant.</w:t>
+      </w:r>
+    </w:p>
+    <w:p>
+      <w:r>
+        <w:t>Action: Aim at an open space and use the placement control.</w:t>
+      </w:r>
+    </w:p>
+    <w:p>
+      <w:r>
+        <w:t>Panel: Existing placement controls; media closed.</w:t>
+      </w:r>
+    </w:p>
+    <w:p>
+      <w:pPr>
+        <w:pStyle w:val="Heading2"/>
+      </w:pPr>
+      <w:r>
+        <w:rPr>
+          <w:color w:val="000000"/>
+        </w:rPr>
+        <w:t>06 Your first plant to explore</w:t>
+      </w:r>
+    </w:p>
+    <w:p>
+      <w:r>
+        <w:t>Editing reference: ELEMENTS 1.6</w:t>
+      </w:r>
+    </w:p>
+    <w:p>
+      <w:r>
+        <w:t>Message: Let’s begin with Pigeon Pea — a versatile shrub grown in many parts of the world for food, soil improvement and its many roles in the garden.</w:t>
+      </w:r>
+    </w:p>
+    <w:p>
+      <w:r>
+        <w:t>Its Plant Orb is now in place. Select it and start discovering what makes this plant interesting.</w:t>
+      </w:r>
+    </w:p>
+    <w:p>
+      <w:r>
+        <w:t>Action: Select the Pigeon Pea Orb.</w:t>
+      </w:r>
+    </w:p>
+    <w:p>
+      <w:r>
+        <w:t>Panel: Selected plant identity. Curiosity is the standard presentation.</w:t>
+      </w:r>
+    </w:p>
+    <w:p>
+      <w:pPr>
+        <w:pStyle w:val="Heading2"/>
+      </w:pPr>
+      <w:r>
+        <w:rPr>
+          <w:color w:val="000000"/>
+        </w:rPr>
+        <w:t>07 The compact Tag view</w:t>
+      </w:r>
+    </w:p>
+    <w:p>
+      <w:r>
+        <w:t>Editing reference: ELEMENTS 1.7</w:t>
+      </w:r>
+    </w:p>
+    <w:p>
+      <w:r>
+        <w:t>Message: Tag shows the essentials. Use Controls to return to Curiosity when you want the information cells, or continue the demo.</w:t>
+      </w:r>
+    </w:p>
+    <w:p>
+      <w:r>
+        <w:t>Action: Curiosity is the standard view.</w:t>
+      </w:r>
+    </w:p>
+    <w:p>
+      <w:r>
+        <w:t>Panel: Optional compact view, not a required lesson.</w:t>
+      </w:r>
+    </w:p>
+    <w:p>
+      <w:pPr>
+        <w:pStyle w:val="Heading2"/>
+      </w:pPr>
+      <w:r>
+        <w:rPr>
+          <w:color w:val="000000"/>
+        </w:rPr>
+        <w:t>08 There’s more to discover</w:t>
+      </w:r>
+    </w:p>
+    <w:p>
+      <w:r>
+        <w:t>Editing reference: PIMO 1.2</w:t>
+      </w:r>
+    </w:p>
+    <w:p>
+      <w:r>
+        <w:t>Message: There are many ways to get to know a plant. You might wonder how it grows, what it can provide, how it supports other life, or why it suits a particular place.</w:t>
+      </w:r>
+    </w:p>
+    <w:p>
+      <w:r>
+        <w:t>Let’s follow one of those questions and see where it leads.</w:t>
+      </w:r>
+    </w:p>
+    <w:p>
+      <w:r>
+        <w:t>Action: Select Uses.</w:t>
+      </w:r>
+    </w:p>
+    <w:p>
+      <w:r>
+        <w:t>Panel: Plant profile in Curiosity; keep only the relevant branch in focus.</w:t>
+      </w:r>
+    </w:p>
+    <w:p>
+      <w:pPr>
+        <w:pStyle w:val="Heading2"/>
+      </w:pPr>
+      <w:r>
+        <w:rPr>
+          <w:color w:val="000000"/>
+        </w:rPr>
+        <w:t>09 Follow Uses</w:t>
+      </w:r>
+    </w:p>
+    <w:p>
+      <w:r>
+        <w:t>Editing reference: PIMO 1.2a</w:t>
+      </w:r>
+    </w:p>
+    <w:p>
+      <w:r>
+        <w:t>Message: Select Culinary to discover the food examples.</w:t>
+      </w:r>
+    </w:p>
+    <w:p>
+      <w:r>
+        <w:t>Action: Select Culinary.</w:t>
+      </w:r>
+    </w:p>
+    <w:p>
+      <w:r>
+        <w:t>Panel: Uses information and its immediate child cells.</w:t>
+      </w:r>
+    </w:p>
+    <w:p>
+      <w:pPr>
+        <w:pStyle w:val="Heading2"/>
+      </w:pPr>
+      <w:r>
+        <w:rPr>
+          <w:color w:val="000000"/>
+        </w:rPr>
+        <w:t>10 Explore one use</w:t>
+      </w:r>
+    </w:p>
+    <w:p>
+      <w:r>
+        <w:t>Editing reference: PIMO 1.2b</w:t>
+      </w:r>
+    </w:p>
+    <w:p>
+      <w:r>
+        <w:t>Message: Select Fresh peas to see one way Pigeon Pea can be used.</w:t>
+      </w:r>
+    </w:p>
+    <w:p>
+      <w:r>
+        <w:t>Action: Select Fresh peas.</w:t>
+      </w:r>
+    </w:p>
+    <w:p>
+      <w:r>
+        <w:t>Panel: Culinary information and its child cells.</w:t>
+      </w:r>
+    </w:p>
+    <w:p>
+      <w:pPr>
+        <w:pStyle w:val="Heading2"/>
+      </w:pPr>
+      <w:r>
+        <w:rPr>
+          <w:color w:val="000000"/>
+        </w:rPr>
+        <w:t>11 A detail you can return to</w:t>
+      </w:r>
+    </w:p>
+    <w:p>
+      <w:r>
+        <w:t>Editing reference: PIMO 1.2c</w:t>
+      </w:r>
+    </w:p>
+    <w:p>
+      <w:r>
+        <w:t>Message: You can keep exploring, or take a closer look at the related image.</w:t>
+      </w:r>
+    </w:p>
+    <w:p>
+      <w:r>
+        <w:t>Action: Continue to learn about Media.</w:t>
+      </w:r>
+    </w:p>
+    <w:p>
+      <w:r>
+        <w:t>Panel: Authored Fresh peas information, breadcrumb and matching media if available.</w:t>
+      </w:r>
+    </w:p>
+    <w:p>
+      <w:pPr>
+        <w:pStyle w:val="Heading2"/>
+      </w:pPr>
+      <w:r>
+        <w:rPr>
+          <w:color w:val="000000"/>
+        </w:rPr>
+        <w:t>12 A closer look</w:t>
+      </w:r>
+    </w:p>
+    <w:p>
+      <w:r>
+        <w:t>Editing reference: PANEL 1.1</w:t>
+      </w:r>
+    </w:p>
+    <w:p>
+      <w:r>
+        <w:t>Message: Want a closer look? Media shows the image connected to your selection.</w:t>
+      </w:r>
+    </w:p>
+    <w:p>
+      <w:r>
+        <w:t>Action: Review the image, then continue.</w:t>
+      </w:r>
+    </w:p>
+    <w:p>
+      <w:r>
+        <w:t>Panel: Open the selected cell or plant’s authored image. Media is a panel opener, visually distinct from demo progression actions.</w:t>
+      </w:r>
+    </w:p>
+    <w:p>
+      <w:pPr>
+        <w:pStyle w:val="Heading2"/>
+      </w:pPr>
+      <w:r>
+        <w:rPr>
+          <w:color w:val="000000"/>
+        </w:rPr>
+        <w:t>13 Different ways to see information</w:t>
+      </w:r>
+    </w:p>
+    <w:p>
+      <w:r>
+        <w:t>Editing reference: PANEL 1.2</w:t>
+      </w:r>
+    </w:p>
+    <w:p>
+      <w:r>
+        <w:t>Message: Sometimes you want a quick answer. Other times, you might want to explore a plant more deeply.</w:t>
+      </w:r>
+    </w:p>
+    <w:p>
+      <w:r>
+        <w:t>Tag gives you the essentials at a glance, while Curiosity lets you follow different branches of knowledge.</w:t>
+      </w:r>
+    </w:p>
+    <w:p>
+      <w:r>
+        <w:t>Action: Review the panels, then continue. Changing views is optional.</w:t>
+      </w:r>
+    </w:p>
+    <w:p>
+      <w:r>
+        <w:t>Panel: Show the available view choices in Controls without opening Settings. Explain Tag, Curiosity and optional Explorer there. Continuing closes Controls and restores Curiosity.</w:t>
+      </w:r>
+    </w:p>
+    <w:p>
+      <w:pPr>
+        <w:pStyle w:val="Heading2"/>
+      </w:pPr>
+      <w:r>
+        <w:rPr>
+          <w:color w:val="000000"/>
+        </w:rPr>
+        <w:t>14 Another plant, another story</w:t>
+      </w:r>
+    </w:p>
+    <w:p>
+      <w:r>
+        <w:t>Editing reference: ELEMENTS 1.9</w:t>
+      </w:r>
+    </w:p>
+    <w:p>
+      <w:r>
+        <w:t>Message: Every plant brings a different story. Add Moringa beside Pigeon Pea and explore what it can share.</w:t>
+      </w:r>
+    </w:p>
+    <w:p>
+      <w:r>
+        <w:t>Action: Add the Moringa sample.</w:t>
+      </w:r>
+    </w:p>
+    <w:p>
+      <w:r>
+        <w:t>Panel: Keep the first sample and its information available.</w:t>
+      </w:r>
+    </w:p>
+    <w:p>
+      <w:pPr>
+        <w:pStyle w:val="Heading2"/>
+      </w:pPr>
+      <w:r>
+        <w:rPr>
+          <w:color w:val="000000"/>
+        </w:rPr>
+        <w:t>15 Add Moringa</w:t>
+      </w:r>
+    </w:p>
+    <w:p>
+      <w:r>
+        <w:t>Editing reference: ELEMENTS 1.11</w:t>
+      </w:r>
+    </w:p>
+    <w:p>
+      <w:r>
+        <w:t>Message: Place Moringa beside Pigeon Pea. Each plant keeps its own information, ready for you to explore.</w:t>
+      </w:r>
+    </w:p>
+    <w:p>
+      <w:r>
+        <w:t>Action: Place the Moringa Orb.</w:t>
+      </w:r>
+    </w:p>
+    <w:p>
+      <w:r>
+        <w:t>Panel: Existing placement controls; media closed.</w:t>
+      </w:r>
+    </w:p>
+    <w:p>
+      <w:pPr>
+        <w:pStyle w:val="Heading2"/>
+      </w:pPr>
+      <w:r>
+        <w:rPr>
+          <w:color w:val="000000"/>
+        </w:rPr>
+        <w:t>16 Explore another story</w:t>
+      </w:r>
+    </w:p>
+    <w:p>
+      <w:r>
+        <w:t>Editing reference: ELEMENTS 1.12</w:t>
+      </w:r>
+    </w:p>
+    <w:p>
+      <w:r>
+        <w:t>Message: Select Moringa to open its information. You can return to Pigeon Pea whenever you like.</w:t>
+      </w:r>
+    </w:p>
+    <w:p>
+      <w:r>
+        <w:t>Action: Select Moringa, or continue to add a sample Note.</w:t>
+      </w:r>
+    </w:p>
+    <w:p>
+      <w:r>
+        <w:t>Panel: Selected plant information only; Curiosity remains standard.</w:t>
+      </w:r>
+    </w:p>
+    <w:p>
+      <w:pPr>
+        <w:pStyle w:val="Heading2"/>
+      </w:pPr>
+      <w:r>
+        <w:rPr>
+          <w:color w:val="000000"/>
+        </w:rPr>
+        <w:t>17 Leave something behind</w:t>
+      </w:r>
+    </w:p>
+    <w:p>
+      <w:r>
+        <w:t>Editing reference: ELEMENTS 1.14</w:t>
+      </w:r>
+    </w:p>
+    <w:p>
+      <w:r>
+        <w:t>Message: A plant profile tells part of a story. A Note lets someone leave an observation, a reminder or a message for another person to discover later.</w:t>
+      </w:r>
+    </w:p>
+    <w:p>
+      <w:r>
+        <w:t>Action: Add the prepared Note.</w:t>
+      </w:r>
+    </w:p>
+    <w:p>
+      <w:r>
+        <w:t>Panel: No invented observation or typing task.</w:t>
+      </w:r>
+    </w:p>
+    <w:p>
+      <w:pPr>
+        <w:pStyle w:val="Heading2"/>
+      </w:pPr>
+      <w:r>
+        <w:rPr>
+          <w:color w:val="000000"/>
+        </w:rPr>
+        <w:t>18 Leave a message here</w:t>
+      </w:r>
+    </w:p>
+    <w:p>
+      <w:r>
+        <w:t>Editing reference: ELEMENTS 1.16</w:t>
+      </w:r>
+    </w:p>
+    <w:p>
+      <w:r>
+        <w:t>Message: Place this example Note beside the plants. In a real place, you could leave a seasonal observation or a useful message for the next visitor.</w:t>
+      </w:r>
+    </w:p>
+    <w:p>
+      <w:r>
+        <w:t>Action: Choose a location and place the Note.</w:t>
+      </w:r>
+    </w:p>
+    <w:p>
+      <w:r>
+        <w:t>Panel: Existing Note placement controls. Prepared message: Two sample plant profiles are available here. Select either Orb to explore.</w:t>
+      </w:r>
+    </w:p>
+    <w:p>
+      <w:pPr>
+        <w:pStyle w:val="Heading2"/>
+      </w:pPr>
+      <w:r>
+        <w:rPr>
+          <w:color w:val="000000"/>
+        </w:rPr>
+        <w:t>19 A message connected to place</w:t>
+      </w:r>
+    </w:p>
+    <w:p>
+      <w:r>
+        <w:t>Editing reference: ELEMENTS 1.17</w:t>
+      </w:r>
+    </w:p>
+    <w:p>
+      <w:r>
+        <w:t>Message: Select the Note to read it. Someone visiting later can discover the message where it belongs.</w:t>
+      </w:r>
+    </w:p>
+    <w:p>
+      <w:r>
+        <w:t>Action: Select the Note, then continue to organise the area.</w:t>
+      </w:r>
+    </w:p>
+    <w:p>
+      <w:r>
+        <w:t>Panel: Selected Note content and existing Note controls.</w:t>
+      </w:r>
+    </w:p>
+    <w:p>
+      <w:pPr>
+        <w:pStyle w:val="Heading2"/>
+      </w:pPr>
+      <w:r>
+        <w:rPr>
+          <w:color w:val="000000"/>
+        </w:rPr>
+        <w:t>20 Bring the pieces together</w:t>
+      </w:r>
+    </w:p>
+    <w:p>
+      <w:r>
+        <w:t>Editing reference: SPACE 1.4</w:t>
+      </w:r>
+    </w:p>
+    <w:p>
+      <w:r>
+        <w:t>Message: So far, we have explored plants, knowledge and a local message. In a real place, many of these pieces can grow together. An Area keeps them organised, with a Totem as its welcome point.</w:t>
+      </w:r>
+    </w:p>
+    <w:p>
+      <w:r>
+        <w:t>Action: Show the first Totem.</w:t>
+      </w:r>
+    </w:p>
+    <w:p>
+      <w:r>
+        <w:t>Panel: Keep the sample plants and Note visible.</w:t>
+      </w:r>
+    </w:p>
+    <w:p>
+      <w:pPr>
+        <w:pStyle w:val="Heading2"/>
+      </w:pPr>
+      <w:r>
+        <w:rPr>
+          <w:color w:val="000000"/>
+        </w:rPr>
+        <w:t>21 A welcome point for My area</w:t>
+      </w:r>
+    </w:p>
+    <w:p>
+      <w:r>
+        <w:t>Editing reference: ELEMENTS 1.18</w:t>
+      </w:r>
+    </w:p>
+    <w:p>
+      <w:r>
+        <w:t>Message: This Totem belongs to My area. Its signs help visitors find the plants and messages that belong here.</w:t>
+      </w:r>
+    </w:p>
+    <w:p>
+      <w:r>
+        <w:t>Action: Show the My area Totem.</w:t>
+      </w:r>
+    </w:p>
+    <w:p>
+      <w:r>
+        <w:t>Panel: Totem example and preloaded signage. Floor adjustment remains in Settings.</w:t>
+      </w:r>
+    </w:p>
+    <w:p>
+      <w:pPr>
+        <w:pStyle w:val="Heading2"/>
+      </w:pPr>
+      <w:r>
+        <w:rPr>
+          <w:color w:val="000000"/>
+        </w:rPr>
+        <w:t>22 Find what belongs here</w:t>
+      </w:r>
+    </w:p>
+    <w:p>
+      <w:r>
+        <w:t>Editing reference: ELEMENTS 1.19</w:t>
+      </w:r>
+    </w:p>
+    <w:p>
+      <w:r>
+        <w:t>Message: The Totem names the Area. Its signs point toward nearby plants and Notes, giving visitors a way to find what they want to explore.</w:t>
+      </w:r>
+    </w:p>
+    <w:p>
+      <w:r>
+        <w:t>Action: Try the controls if you like, then create Second Area.</w:t>
+      </w:r>
+    </w:p>
+    <w:p>
+      <w:r>
+        <w:t>Panel: Existing Signs and Fade/Wake controls. Signs are already visible on arrival.</w:t>
+      </w:r>
+    </w:p>
+    <w:p>
+      <w:pPr>
+        <w:pStyle w:val="Heading2"/>
+      </w:pPr>
+      <w:r>
+        <w:rPr>
+          <w:color w:val="000000"/>
+        </w:rPr>
+        <w:t>23 Connect another area</w:t>
+      </w:r>
+    </w:p>
+    <w:p>
+      <w:r>
+        <w:t>Editing reference: AREA 1.2</w:t>
+      </w:r>
+    </w:p>
+    <w:p>
+      <w:r>
+        <w:t>Message: A larger place can hold several Areas, each with its own stories. Add Second Area to see how visitors can find their way between them.</w:t>
+      </w:r>
+    </w:p>
+    <w:p>
+      <w:r>
+        <w:t>Action: Create the Second Area Totem.</w:t>
+      </w:r>
+    </w:p>
+    <w:p>
+      <w:r>
+        <w:t>Panel: My area and its content remain visible.</w:t>
+      </w:r>
+    </w:p>
+    <w:p>
+      <w:pPr>
+        <w:pStyle w:val="Heading2"/>
+      </w:pPr>
+      <w:r>
+        <w:rPr>
+          <w:color w:val="000000"/>
+        </w:rPr>
+        <w:t>24 Give visitors a direction</w:t>
+      </w:r>
+    </w:p>
+    <w:p>
+      <w:r>
+        <w:t>Editing reference: ELEMENTS 1.20</w:t>
+      </w:r>
+    </w:p>
+    <w:p>
+      <w:r>
+        <w:t>Message: Connect the Totems so each Area can point toward the other. Their plants and messages remain connected to their own locations.</w:t>
+      </w:r>
+    </w:p>
+    <w:p>
+      <w:r>
+        <w:t>Action: Select Connect the Totems.</w:t>
+      </w:r>
+    </w:p>
+    <w:p>
+      <w:r>
+        <w:t>Panel: Second Area and local content. No remote destination sign until the link is created.</w:t>
+      </w:r>
+    </w:p>
+    <w:p>
+      <w:pPr>
+        <w:pStyle w:val="Heading2"/>
+      </w:pPr>
+      <w:r>
+        <w:rPr>
+          <w:color w:val="000000"/>
+        </w:rPr>
+        <w:t>25 Follow the direction</w:t>
+      </w:r>
+    </w:p>
+    <w:p>
+      <w:r>
+        <w:t>Editing reference: ELEMENTS 1.21</w:t>
+      </w:r>
+    </w:p>
+    <w:p>
+      <w:r>
+        <w:t>Message: Select the Second Area sign on My area. Its arrow points toward the destination, helping you see where to go next.</w:t>
+      </w:r>
+    </w:p>
+    <w:p>
+      <w:r>
+        <w:t>Action: Select the Second Area sign.</w:t>
+      </w:r>
+    </w:p>
+    <w:p>
+      <w:r>
+        <w:t>Panel: Remote Totem notification uses its existing white strip. No surrounding destination outline.</w:t>
+      </w:r>
+    </w:p>
+    <w:p>
+      <w:pPr>
+        <w:pStyle w:val="Heading2"/>
+      </w:pPr>
+      <w:r>
+        <w:rPr>
+          <w:color w:val="000000"/>
+        </w:rPr>
+        <w:t>26 A place that can grow with knowledge</w:t>
+      </w:r>
+    </w:p>
+    <w:p>
+      <w:r>
+        <w:t>Editing reference: ELEMENTS 1.22</w:t>
+      </w:r>
+    </w:p>
+    <w:p>
+      <w:r>
+        <w:t>Message: Plants, observations and directions can become part of one connected place. There is one optional learning example you can explore before finishing.</w:t>
+      </w:r>
+    </w:p>
+    <w:p>
+      <w:r>
+        <w:t>Action: Continue to the final feature: Learning Pathways.</w:t>
+      </w:r>
+    </w:p>
+    <w:p>
+      <w:r>
+        <w:t>Panel: Keep local information available without repeating the full main message.</w:t>
+      </w:r>
+    </w:p>
+    <w:p>
+      <w:pPr>
+        <w:pStyle w:val="Heading2"/>
+      </w:pPr>
+      <w:r>
+        <w:rPr>
+          <w:color w:val="000000"/>
+        </w:rPr>
+        <w:t>27 An optional learning discovery</w:t>
+      </w:r>
+    </w:p>
+    <w:p>
+      <w:r>
+        <w:t>Editing reference: LEARNING 1.6</w:t>
+      </w:r>
+    </w:p>
+    <w:p>
+      <w:r>
+        <w:t>Message: Want to see how this can become a learning experience? Open Learning Pathways, or choose Finish without learning example in the Control Panel.</w:t>
+      </w:r>
+    </w:p>
+    <w:p>
+      <w:r>
+        <w:t>Action: Open the learning example.</w:t>
+      </w:r>
+    </w:p>
+    <w:p>
+      <w:r>
+        <w:t>Panel: Four uniform starting cells grow from the Living Frame. Learning Pathways is the final feature.</w:t>
+      </w:r>
+    </w:p>
+    <w:p>
+      <w:pPr>
+        <w:pStyle w:val="Heading2"/>
+      </w:pPr>
+      <w:r>
+        <w:rPr>
+          <w:color w:val="000000"/>
+        </w:rPr>
+        <w:t>28 A question to explore</w:t>
+      </w:r>
+    </w:p>
+    <w:p>
+      <w:r>
+        <w:t>Editing reference: LEARNING 1.7</w:t>
+      </w:r>
+    </w:p>
+    <w:p>
+      <w:r>
+        <w:t>Message: Explore a starting topic, or follow the Uses example to connect plant information with a learning activity.</w:t>
+      </w:r>
+    </w:p>
+    <w:p>
+      <w:r>
+        <w:t>Action: Try a starting topic, or connect the sample plant.</w:t>
+      </w:r>
+    </w:p>
+    <w:p>
+      <w:r>
+        <w:t>Panel: Selected learning cell information and authored image. No need to find a nested target before starting the guided connection.</w:t>
+      </w:r>
+    </w:p>
+    <w:p>
+      <w:pPr>
+        <w:pStyle w:val="Heading2"/>
+      </w:pPr>
+      <w:r>
+        <w:rPr>
+          <w:color w:val="000000"/>
+        </w:rPr>
+        <w:t>29 Build on what you discovered</w:t>
+      </w:r>
+    </w:p>
+    <w:p>
+      <w:r>
+        <w:t>Editing reference: LEARNING 1.8</w:t>
+      </w:r>
+    </w:p>
+    <w:p>
+      <w:r>
+        <w:t>Message: Connect Pigeon Pea Uses to Uses and Making. One plant detail can become the starting point for a question or activity.</w:t>
+      </w:r>
+    </w:p>
+    <w:p>
+      <w:r>
+        <w:t>Action: Show the source and target together.</w:t>
+      </w:r>
+    </w:p>
+    <w:p>
+      <w:r>
+        <w:t>Panel: Uses is the guided default. Other prepared connection examples remain optional.</w:t>
+      </w:r>
+    </w:p>
+    <w:p>
+      <w:pPr>
+        <w:pStyle w:val="Heading2"/>
+      </w:pPr>
+      <w:r>
+        <w:rPr>
+          <w:color w:val="000000"/>
+        </w:rPr>
+        <w:t>30 Choose the plant information</w:t>
+      </w:r>
+    </w:p>
+    <w:p>
+      <w:r>
+        <w:t>Editing reference: LEARNING 1.9</w:t>
+      </w:r>
+    </w:p>
+    <w:p>
+      <w:r>
+        <w:t>Message: Select Uses in Pigeon Pea to choose the information for this learning example.</w:t>
+      </w:r>
+    </w:p>
+    <w:p>
+      <w:r>
+        <w:t>Action: Select Uses.</w:t>
+      </w:r>
+    </w:p>
+    <w:p>
+      <w:r>
+        <w:t>Panel: The existing source and target remain visible together.</w:t>
+      </w:r>
+    </w:p>
+    <w:p>
+      <w:pPr>
+        <w:pStyle w:val="Heading2"/>
+      </w:pPr>
+      <w:r>
+        <w:rPr>
+          <w:color w:val="000000"/>
+        </w:rPr>
+        <w:t>31 Connect a learning question</w:t>
+      </w:r>
+    </w:p>
+    <w:p>
+      <w:r>
+        <w:t>Editing reference: LEARNING 1.10</w:t>
+      </w:r>
+    </w:p>
+    <w:p>
+      <w:r>
+        <w:t>Message: Hold Uses and Making until the connection completes.</w:t>
+      </w:r>
+    </w:p>
+    <w:p>
+      <w:r>
+        <w:t>Action: Hold Uses and Making.</w:t>
+      </w:r>
+    </w:p>
+    <w:p>
+      <w:r>
+        <w:t>Panel: Preserve the existing deliberate target hold.</w:t>
+      </w:r>
+    </w:p>
+    <w:p>
+      <w:pPr>
+        <w:pStyle w:val="Heading2"/>
+      </w:pPr>
+      <w:r>
+        <w:rPr>
+          <w:color w:val="000000"/>
+        </w:rPr>
+        <w:t>32 A detail becomes a learning activity</w:t>
+      </w:r>
+    </w:p>
+    <w:p>
+      <w:r>
+        <w:t>Editing reference: LEARNING 1.11</w:t>
+      </w:r>
+    </w:p>
+    <w:p>
+      <w:r>
+        <w:t>Message: A teacher could ask which plant part is used and what preparation is recorded. The connected plant detail gives learners a source to return to.</w:t>
+      </w:r>
+    </w:p>
+    <w:p>
+      <w:r>
+        <w:t>Action: Finish the example.</w:t>
+      </w:r>
+    </w:p>
+    <w:p>
+      <w:r>
+        <w:t>Panel: Show the actual connected source, target and matching image.</w:t>
+      </w:r>
+    </w:p>
+    <w:p>
+      <w:pPr>
+        <w:pStyle w:val="Heading2"/>
+      </w:pPr>
+      <w:r>
+        <w:rPr>
+          <w:color w:val="000000"/>
+        </w:rPr>
+        <w:t>33 Knowledge grows with a place</w:t>
+      </w:r>
+    </w:p>
+    <w:p>
+      <w:r>
+        <w:t>Editing reference: CLOSURE 1.1</w:t>
+      </w:r>
+    </w:p>
+    <w:p>
+      <w:r>
+        <w:t>Message: You have explored a small example. In a real place, plants, observations and local knowledge can grow together over time, creating something others can explore, learn from and contribute to.</w:t>
+      </w:r>
+    </w:p>
+    <w:p>
+      <w:r>
+        <w:t>Return to the welcome screen to discover a separate real garden project.</w:t>
+      </w:r>
+    </w:p>
+    <w:p>
+      <w:r>
+        <w:t>Action: Finish the sample demo.</w:t>
+      </w:r>
+    </w:p>
+    <w:p>
+      <w:r>
+        <w:t>Panel: Finish the sample cleanly. Any available published project is a separate choice after returning to welcome.</w:t>
+      </w:r>
+    </w:p>
+    <w:p>
+      <w:pPr>
+        <w:pStyle w:val="Heading2"/>
+      </w:pPr>
+      <w:r>
+        <w:rPr>
+          <w:color w:val="000000"/>
+        </w:rPr>
+        <w:t>Quick Edit visual and interaction update</w:t>
+      </w:r>
+    </w:p>
+    <w:p>
+      <w:r>
+        <w:t>Bees roam with changing flight paths and move between flower clusters. Close encounters face the viewer with small gaze-responsive movement, then return smoothly to flight.</w:t>
+      </w:r>
+    </w:p>
+    <w:p>
+      <w:r>
+        <w:t>Curiosity preserves its original six-petal opening. Children have stronger branch colours, small gaps and matching strings. Cell glass adjusts from opaque to coloured glass without fading labels or rebuilding every cell texture while dragging. Live opacity changes reuse cached cell textures across both eyes and avoid repainting the Living Frame from the cell slider; Quest frame timing still needs a headset check.</w:t>
+      </w:r>
+    </w:p>
+    <w:p>
+      <w:r>
+        <w:t>Totems align beside the Living Frame on the same plane. Both retain directional remote-area signs after connection and after leaving Learning Pathways. The distinct nameplate sits below the existing notification light.</w:t>
+      </w:r>
+    </w:p>
+    <w:p>
+      <w:r>
+        <w:t>The Control Panel reserves its top row for progress. Plant identity is centred beneath it; the breadcrumb has a separate visual style and the body uses the available reading area.</w:t>
+      </w:r>
+    </w:p>
+    <w:p>
+      <w:r>
+        <w:t>Controller Trigger gently pushes the hero dice; Grip holds it. Hand tracking and pointer visuals remain mutually exclusive. Release Grip or pinch to release movable objects.</w:t>
+      </w:r>
+    </w:p>
+    <w:p>
+      <w:r>
+        <w:t>Deployment audit: failed runs #678, #681 and #684 are ancestors of the successfully deployed commit 15ab1af. Their code was retained. The reviewed document wording had not been copied into the app and is now synchronised. This V0.9333 update still requires a new deployment and Quest walkthrough.</w:t>
       </w:r>
     </w:p>
     <w:p>
@@ -2655,6 +1354,9 @@
         <w:pStyle w:val="Heading1"/>
       </w:pPr>
       <w:r>
+        <w:rPr>
+          <w:color w:val="000000"/>
+        </w:rPr>
         <w:t>Supporting controls and objects</w:t>
       </w:r>
     </w:p>
@@ -2761,13 +1463,7 @@
         </w:rPr>
       </w:pPr>
       <w:r>
-        <w:rPr>
-          <w:b/>
-        </w:rPr>
-        <w:t xml:space="preserve">Explorer dice: </w:t>
-      </w:r>
-      <w:r>
-        <w:t>The knowledge object now uses eight broad regular hexagonal faces with six small square joins. Textured engraved labels and coloured circular link targets stay on flat faces. Child objects retain their coloured connections. The intro and floor hero dice remain separate and keep their original shape.</w:t>
+        <w:t>Explorer dice: twelve regular pentagonal faces with engraved labels and coloured circular targets. Child dice inherit the selected parent target colour and use related shades. The intro and floor hero dice remain separate.</w:t>
       </w:r>
     </w:p>
     <w:p>
@@ -2791,6 +1487,9 @@
         <w:pStyle w:val="Heading1"/>
       </w:pPr>
       <w:r>
+        <w:rPr>
+          <w:color w:val="000000"/>
+        </w:rPr>
         <w:t>Earlier visual requests retained for follow up</w:t>
       </w:r>
     </w:p>
@@ -2801,7 +1500,7 @@
         </w:rPr>
       </w:pPr>
       <w:r>
-        <w:t>This release focuses on narrative, panel openers and Explorer geometry. The following requested refinements are retained as review items; this document does not certify their headset behavior.</w:t>
+        <w:t>The following refinements are recorded for headset review. Local code and release checks do not certify their appearance or timing on Quest.</w:t>
       </w:r>
     </w:p>
     <w:p>
@@ -2875,6 +1574,9 @@
         <w:pStyle w:val="Heading1"/>
       </w:pPr>
       <w:r>
+        <w:rPr>
+          <w:color w:val="000000"/>
+        </w:rPr>
         <w:t>Release status</w:t>
       </w:r>
     </w:p>
@@ -2885,7 +1587,7 @@
         </w:rPr>
       </w:pPr>
       <w:r>
-        <w:t>The app source and this document use the revised flow. The frontend build and welcome version display are checked separately at handoff. A physical Quest 3 walkthrough is needed to assess reading comfort, hand holding and the new object shape. Word pagination could not be rendered because the document renderer is unavailable in this environment.</w:t>
+        <w:t>The reviewed text is now synchronised with the app source. Confirm deployment before testing the new version on Quest. Check reading comfort, close bee engagement, colour and opacity, Totem signs, and the optional ending in the headset.</w:t>
       </w:r>
     </w:p>
     <w:sectPr>

--- a/data1/demo.docx
+++ b/data1/demo.docx
@@ -31,7 +31,7 @@
         </w:rPr>
       </w:pPr>
       <w:r>
-        <w:t>5 October 2026 | Reviewed update V0.9333 | New deployment and Quest walkthrough pending</w:t>
+        <w:t>6 October 2026 | Local update V0.9346 | Deployment and Quest walkthrough pending</w:t>
       </w:r>
     </w:p>
     <w:p>
@@ -41,7 +41,7 @@
         </w:rPr>
       </w:pPr>
       <w:r>
-        <w:t>This document records the simplified visitor text and steps applied to the app source. It explains the tool before asking for actions, uses prepared samples in the room and introduces panel controls gradually. The real garden project is a separate experience after the sample demo.</w:t>
+        <w:t>This document records the visitor text and steps applied to the app source. It explains the tool before asking for actions, uses prepared samples and introduces panel controls gradually. Utility now demonstrates how the same tools can support exploring, learning and planning on any land, including school gardens, university campuses, farms and public landscapes.</w:t>
       </w:r>
     </w:p>
     <w:p>
@@ -81,10 +81,7 @@
         <w:rPr>
           <w:b/>
         </w:rPr>
-        <w:t xml:space="preserve">Why: </w:t>
-      </w:r>
-      <w:r>
-        <w:t>To find relevant information where it belongs, understand a place and turn a useful detail into a learning activity.</w:t>
+        <w:t>Why: To find relevant information where it belongs, understand a place, learn before planting and turn a useful detail into a learning activity.</w:t>
       </w:r>
     </w:p>
     <w:p>
@@ -97,10 +94,7 @@
         <w:rPr>
           <w:b/>
         </w:rPr>
-        <w:t xml:space="preserve">Who: </w:t>
-      </w:r>
-      <w:r>
-        <w:t>Visitors exploring information, teachers and students using it for learning, and project creators such as growers or land stewards organising local knowledge.</w:t>
+        <w:t>Who: Visitors exploring a place, teachers and students at schools and universities, and people caring for land. Different questions and purposes can use the same open tools.</w:t>
       </w:r>
     </w:p>
     <w:p>
@@ -113,10 +107,7 @@
         <w:rPr>
           <w:b/>
         </w:rPr>
-        <w:t xml:space="preserve">How: </w:t>
-      </w:r>
-      <w:r>
-        <w:t>Try prepared examples in the room. Open a profile, read one use, compare another profile, read a Note, connect two Areas and finish with a learning connection. No garden or prior plant knowledge is needed.</w:t>
+        <w:t>How: Try prepared examples. Open plant profiles, read a Note and connect two Areas. Utility 1.1 reveals a living map; Utility 1.2 explains choosing plants, their conditions and their contributions before planting. Continue to the optional Learning Pathways connection.</w:t>
       </w:r>
     </w:p>
     <w:p>
@@ -138,7 +129,7 @@
         </w:rPr>
       </w:pPr>
       <w:r>
-        <w:t>One purpose and one current action on the main screen. Stage names replace internal step codes in the visitor view.</w:t>
+        <w:t>One purpose and one current action on the main screen. Utility 1.1 and Utility 1.2 identify the new chapter; other existing stage names retain their visitor presentation.</w:t>
       </w:r>
     </w:p>
     <w:p>
@@ -1073,17 +1064,88 @@
     </w:p>
     <w:p>
       <w:r>
-        <w:t>Message: Plants, observations and directions can become part of one connected place. There is one optional learning example you can explore before finishing.</w:t>
-      </w:r>
-    </w:p>
-    <w:p>
-      <w:r>
-        <w:t>Action: Continue to the final feature: Learning Pathways.</w:t>
+        <w:t>Message: Plants, observations and directions can become part of one connected place. Next, see how this can support exploring, learning and planning on any land.</w:t>
+      </w:r>
+    </w:p>
+    <w:p>
+      <w:r>
+        <w:t>Action: Continue to Utility: explore, learn and plan.</w:t>
       </w:r>
     </w:p>
     <w:p>
       <w:r>
         <w:t>Panel: Keep local information available without repeating the full main message.</w:t>
+      </w:r>
+    </w:p>
+    <w:p>
+      <w:pPr>
+        <w:pStyle w:val="Heading2"/>
+      </w:pPr>
+      <w:r>
+        <w:t>27 Explore, learn and plan</w:t>
+      </w:r>
+    </w:p>
+    <w:p>
+      <w:r>
+        <w:t>Editing reference: UTILITY 1.1</w:t>
+      </w:r>
+    </w:p>
+    <w:p>
+      <w:r>
+        <w:t>Message: Plants, Notes and Areas can connect knowledge to any land — from school gardens and university campuses to farms and public landscapes.</w:t>
+      </w:r>
+    </w:p>
+    <w:p>
+      <w:r>
+        <w:t>Action: Learn before planting</w:t>
+      </w:r>
+    </w:p>
+    <w:p>
+      <w:r>
+        <w:t>Panel: Visitors can discover the plants along a public trail. School students can observe a garden through the seasons. University groups can connect field studies to a site. People caring for land can explore planting possibilities. The same tools support different questions and purposes.</w:t>
+      </w:r>
+    </w:p>
+    <w:p>
+      <w:r>
+        <w:t>Animation: Start with empty land. Reveal the first Totem, stagger its Plant Orbs and Note, then trace its Area boundary. Repeat for Second Area, then reveal the connecting path and landscape planting. The prepared sample takes 13 seconds. Tags remain at cloud level above the land disk, with strings to their locations. Replay starts again from empty land; reduced motion shows the complete map immediately.</w:t>
+      </w:r>
+    </w:p>
+    <w:p>
+      <w:pPr>
+        <w:pStyle w:val="Heading2"/>
+      </w:pPr>
+      <w:r>
+        <w:t>28 Learn before planting</w:t>
+      </w:r>
+    </w:p>
+    <w:p>
+      <w:r>
+        <w:t>Editing reference: UTILITY 1.2</w:t>
+      </w:r>
+    </w:p>
+    <w:p>
+      <w:r>
+        <w:t>Message: Explore what could grow here before anything is planted.</w:t>
+      </w:r>
+    </w:p>
+    <w:p>
+      <w:r>
+        <w:t>Message: Compare what to plant, the light, water, soil and climate each plant needs, and what it can provide — food, shade, habitat or support for the soil.</w:t>
+      </w:r>
+    </w:p>
+    <w:p>
+      <w:r>
+        <w:t>Message: Visitors, teachers and students can use these questions to learn about a place. People planning a planting can use that knowledge to make informed choices.</w:t>
+      </w:r>
+    </w:p>
+    <w:p>
+      <w:r>
+        <w:t>Action: Continue to Learning Pathways</w:t>
+      </w:r>
+    </w:p>
+    <w:p>
+      <w:r>
+        <w:t>Panel: Try three questions: What could grow here? What conditions would it need? What could it contribute? A school class could compare plants for a garden; a university group could investigate a site's conditions; a visitor could discover why a plant suits its surroundings.</w:t>
       </w:r>
     </w:p>
     <w:p>
@@ -1094,7 +1156,7 @@
         <w:rPr>
           <w:color w:val="000000"/>
         </w:rPr>
-        <w:t>27 An optional learning discovery</w:t>
+        <w:t>29 An optional learning discovery</w:t>
       </w:r>
     </w:p>
     <w:p>
@@ -1125,7 +1187,7 @@
         <w:rPr>
           <w:color w:val="000000"/>
         </w:rPr>
-        <w:t>28 A question to explore</w:t>
+        <w:t>30 A question to explore</w:t>
       </w:r>
     </w:p>
     <w:p>
@@ -1156,7 +1218,7 @@
         <w:rPr>
           <w:color w:val="000000"/>
         </w:rPr>
-        <w:t>29 Build on what you discovered</w:t>
+        <w:t>31 Build on what you discovered</w:t>
       </w:r>
     </w:p>
     <w:p>
@@ -1187,7 +1249,7 @@
         <w:rPr>
           <w:color w:val="000000"/>
         </w:rPr>
-        <w:t>30 Choose the plant information</w:t>
+        <w:t>32 Choose the plant information</w:t>
       </w:r>
     </w:p>
     <w:p>
@@ -1218,7 +1280,7 @@
         <w:rPr>
           <w:color w:val="000000"/>
         </w:rPr>
-        <w:t>31 Connect a learning question</w:t>
+        <w:t>33 Connect a learning question</w:t>
       </w:r>
     </w:p>
     <w:p>
@@ -1249,7 +1311,7 @@
         <w:rPr>
           <w:color w:val="000000"/>
         </w:rPr>
-        <w:t>32 A detail becomes a learning activity</w:t>
+        <w:t>34 A detail becomes a learning activity</w:t>
       </w:r>
     </w:p>
     <w:p>
@@ -1280,7 +1342,7 @@
         <w:rPr>
           <w:color w:val="000000"/>
         </w:rPr>
-        <w:t>33 Knowledge grows with a place</w:t>
+        <w:t>35 Knowledge grows with a place</w:t>
       </w:r>
     </w:p>
     <w:p>

--- a/data1/demo.docx
+++ b/data1/demo.docx
@@ -18,10 +18,7 @@
         <w:pStyle w:val="Subtitle"/>
       </w:pPr>
       <w:r>
-        <w:rPr>
-          <w:color w:val="000000"/>
-        </w:rPr>
-        <w:t>What Why Who How</w:t>
+        <w:t>Observation Technology Learning and Shared Knowledge</w:t>
       </w:r>
     </w:p>
     <w:p>
@@ -31,7 +28,7 @@
         </w:rPr>
       </w:pPr>
       <w:r>
-        <w:t>6 October 2026 | Local update V0.9346 | Deployment and Quest walkthrough pending</w:t>
+        <w:t>9 October 2026 | Opening update V0.9428 | Local implementation; deployment and Quest walkthrough pending</w:t>
       </w:r>
     </w:p>
     <w:p>
@@ -41,7 +38,7 @@
         </w:rPr>
       </w:pPr>
       <w:r>
-        <w:t>This document records the visitor text and steps applied to the app source. It explains the tool before asking for actions, uses prepared samples and introduces panel controls gradually. Utility now demonstrates how the same tools can support exploring, learning and planning on any land, including school gardens, university campuses, farms and public landscapes.</w:t>
+        <w:t>The opening begins with noticing the living world, then explains how augmented reality can support attention, curiosity and learning through real places. Users settle into the Living Frame and Control Panel and see the wider possibilities before meeting Pigeon Pea as one small sample within a larger ecosystem. The remaining demo continues through the existing plant, Note, Area, landscape and learning interactions.</w:t>
       </w:r>
     </w:p>
     <w:p>
@@ -62,13 +59,7 @@
         </w:rPr>
       </w:pPr>
       <w:r>
-        <w:rPr>
-          <w:b/>
-        </w:rPr>
-        <w:t xml:space="preserve">What: </w:t>
-      </w:r>
-      <w:r>
-        <w:t>A tool that attaches information to objects and locations. Plant Orbs open profiles, Notes hold local messages, Totems provide Area directions and Learning Pathways connects information to activities.</w:t>
+        <w:t>What: A tool for exploring and learning through real places. Augmented reality connects digital information, observations and activities to their locations.</w:t>
       </w:r>
     </w:p>
     <w:p>
@@ -78,10 +69,7 @@
         </w:rPr>
       </w:pPr>
       <w:r>
-        <w:rPr>
-          <w:b/>
-        </w:rPr>
-        <w:t>Why: To find relevant information where it belongs, understand a place, learn before planting and turn a useful detail into a learning activity.</w:t>
+        <w:t>Why: To encourage attention to the living world, follow questions, share observations and explore planting possibilities.</w:t>
       </w:r>
     </w:p>
     <w:p>
@@ -104,10 +92,7 @@
         </w:rPr>
       </w:pPr>
       <w:r>
-        <w:rPr>
-          <w:b/>
-        </w:rPr>
-        <w:t>How: Try prepared examples. Open plant profiles, read a Note and connect two Areas. Utility 1.1 reveals a living map; Utility 1.2 explains choosing plants, their conditions and their contributions before planting. Continue to the optional Learning Pathways connection.</w:t>
+        <w:t>How: Begin with observation, understand the technology, get comfortable with the interface and imagine the possibilities. Then explore a small prepared plant sample and gradually connect plants, a Note and Areas into a larger landscape.</w:t>
       </w:r>
     </w:p>
     <w:p>
@@ -228,7 +213,7 @@
     </w:p>
     <w:p>
       <w:r>
-        <w:t>Reviewed text applied to the app in V0.9333. Each state below keeps its existing editing reference and interaction handler. Main screen text gives context and one current action; the Control Panel holds supporting tools. Explorer and the final learning example are optional.</w:t>
+        <w:t>Opening narration updated in V0.9428. Each state keeps its existing editing reference and interaction handler. The early sequence establishes observation, technology, orientation, possibilities and a small plant example. Other chapters retain their existing script.</w:t>
       </w:r>
     </w:p>
     <w:p>
@@ -236,10 +221,7 @@
         <w:pStyle w:val="Heading2"/>
       </w:pPr>
       <w:r>
-        <w:rPr>
-          <w:color w:val="000000"/>
-        </w:rPr>
-        <w:t>01 Knowledge connected to place</w:t>
+        <w:t>01 Take a moment to look around</w:t>
       </w:r>
     </w:p>
     <w:p>
@@ -249,17 +231,17 @@
     </w:p>
     <w:p>
       <w:r>
-        <w:t>Message: NourishlandXR brings information, knowledge and observations into the places they belong.</w:t>
-      </w:r>
-    </w:p>
-    <w:p>
-      <w:r>
-        <w:t>A plant can share its story. Something noticed today can be left for someone to discover later. Information can connect what you see with what you want to understand.</w:t>
-      </w:r>
-    </w:p>
-    <w:p>
-      <w:r>
-        <w:t>As more is added, a place becomes richer with knowledge that can be explored, shared and built on over time.</w:t>
+        <w:t>Message: A leaf catching the light. An insect moving between flowers. The shade beneath a tree.</w:t>
+      </w:r>
+    </w:p>
+    <w:p>
+      <w:r>
+        <w:t>Small things can invite us to pause and look closer.</w:t>
+      </w:r>
+    </w:p>
+    <w:p>
+      <w:r>
+        <w:t>What catches your attention? What would you like to understand?</w:t>
       </w:r>
     </w:p>
     <w:p>
@@ -277,10 +259,7 @@
         <w:pStyle w:val="Heading2"/>
       </w:pPr>
       <w:r>
-        <w:rPr>
-          <w:color w:val="000000"/>
-        </w:rPr>
-        <w:t>02 Try the tools with sample content</w:t>
+        <w:t>02 Look closer with NourishlandXR</w:t>
       </w:r>
     </w:p>
     <w:p>
@@ -290,17 +269,22 @@
     </w:p>
     <w:p>
       <w:r>
-        <w:t>Message: NourishlandXR is for curious visitors, teachers and learners, and people who care for land and want to share their knowledge.</w:t>
-      </w:r>
-    </w:p>
-    <w:p>
-      <w:r>
-        <w:t>For this demo, we’ve prepared a few simple examples. No experience is needed — just take your time and follow your curiosity.</w:t>
-      </w:r>
-    </w:p>
-    <w:p>
-      <w:r>
-        <w:t>Action: Start the sample demo.</w:t>
+        <w:t>Message: Technology shapes where we place our attention. What if it helped us notice more of the living world?</w:t>
+      </w:r>
+    </w:p>
+    <w:p>
+      <w:r>
+        <w:t>NourishlandXR is a tool for exploring and learning through real places. Augmented reality brings digital information into your surroundings.</w:t>
+      </w:r>
+    </w:p>
+    <w:p>
+      <w:r>
+        <w:t>Follow a question, share an observation, or explore a planting possibility — then look back at the place with another layer of understanding.</w:t>
+      </w:r>
+    </w:p>
+    <w:p>
+      <w:r>
+        <w:t>Action: Let’s start.</w:t>
       </w:r>
     </w:p>
     <w:p>
@@ -313,10 +297,7 @@
         <w:pStyle w:val="Heading2"/>
       </w:pPr>
       <w:r>
-        <w:rPr>
-          <w:color w:val="000000"/>
-        </w:rPr>
-        <w:t>03 Your Control Panel</w:t>
+        <w:t>03 Get comfortable in this space</w:t>
       </w:r>
     </w:p>
     <w:p>
@@ -326,7 +307,17 @@
     </w:p>
     <w:p>
       <w:r>
-        <w:t>Message: The Control Panel keeps information and useful actions close by as you explore. We’ll introduce more of it naturally along the way.</w:t>
+        <w:t>Message: This demo uses prepared examples in the space around you. The Living Frame guides you through them.</w:t>
+      </w:r>
+    </w:p>
+    <w:p>
+      <w:r>
+        <w:t>Your Control Panel keeps selected information and useful tools close by.</w:t>
+      </w:r>
+    </w:p>
+    <w:p>
+      <w:r>
+        <w:t>Take your time. Continue when you are ready, and use Back to revisit a step.</w:t>
       </w:r>
     </w:p>
     <w:p>
@@ -344,10 +335,7 @@
         <w:pStyle w:val="Heading2"/>
       </w:pPr>
       <w:r>
-        <w:rPr>
-          <w:color w:val="000000"/>
-        </w:rPr>
-        <w:t>04 Something catches your attention</w:t>
+        <w:t>04 Imagine a place to learn</w:t>
       </w:r>
     </w:p>
     <w:p>
@@ -357,27 +345,77 @@
     </w:p>
     <w:p>
       <w:r>
-        <w:t>Message: Imagine you come across a tree or plant and wonder — what is it? Is it edible? How does it grow? What role could it play here?</w:t>
-      </w:r>
-    </w:p>
-    <w:p>
-      <w:r>
-        <w:t>You can add that plant and place a Plant Orb beside it, creating a starting point for its information, observations and discoveries.</w:t>
-      </w:r>
-    </w:p>
-    <w:p>
-      <w:r>
-        <w:t>You can choose from plants already available, or create your own.</w:t>
-      </w:r>
-    </w:p>
-    <w:p>
-      <w:r>
-        <w:t>Action: Place the sample marker in front of you.</w:t>
+        <w:t>Message: A garden can become an outdoor classroom. A walk can reveal connections between plants, wildlife and the people who care for a place.</w:t>
+      </w:r>
+    </w:p>
+    <w:p>
+      <w:r>
+        <w:t>Plant Orbs open plant information. Notes hold observations and messages. Areas and Totems help people find their way.</w:t>
+      </w:r>
+    </w:p>
+    <w:p>
+      <w:r>
+        <w:t>Learning Pathways connect discoveries with questions and activities. Together, these tools let a place grow with shared knowledge.</w:t>
+      </w:r>
+    </w:p>
+    <w:p>
+      <w:r>
+        <w:t>Action: Begin with one small discovery.</w:t>
       </w:r>
     </w:p>
     <w:p>
       <w:r>
         <w:t>Panel: Keep the companion image available without repeating the main message.</w:t>
+      </w:r>
+    </w:p>
+    <w:p>
+      <w:pPr>
+        <w:pStyle w:val="Heading2"/>
+      </w:pPr>
+      <w:r>
+        <w:t>04a Begin with one small discovery</w:t>
+      </w:r>
+    </w:p>
+    <w:p>
+      <w:pPr/>
+      <w:r>
+        <w:t>Editing reference: SPACE 1.3</w:t>
+      </w:r>
+    </w:p>
+    <w:p>
+      <w:pPr/>
+      <w:r>
+        <w:t>Message: A connected place can begin with one plant and one question.</w:t>
+      </w:r>
+    </w:p>
+    <w:p>
+      <w:pPr/>
+      <w:r>
+        <w:t>Our sample is Pigeon Pea, a shrub grown for food and its useful roles in a garden. It is one small part of a much larger living story.</w:t>
+      </w:r>
+    </w:p>
+    <w:p>
+      <w:pPr/>
+      <w:r>
+        <w:t>Place its Plant Orb to begin. We will add another plant, a message and connected Areas to show how the experience can grow.</w:t>
+      </w:r>
+    </w:p>
+    <w:p>
+      <w:pPr/>
+      <w:r>
+        <w:t>Action: Place the sample when you are ready.</w:t>
+      </w:r>
+    </w:p>
+    <w:p>
+      <w:pPr/>
+      <w:r>
+        <w:t>Panel: Show the Pigeon Pea companion image before placement. This is a prepared sample, not a real garden project.</w:t>
+      </w:r>
+    </w:p>
+    <w:p>
+      <w:pPr/>
+      <w:r>
+        <w:t>Opening timing: The growing frame and question appear first. Existing ambient bees arrive after a quiet pause, without restarting at INTRO 1.2. Close bee flybys wait until orientation ends. Reduced motion and the insects setting remain respected. No automatic vibration or additional creatures are introduced.</w:t>
       </w:r>
     </w:p>
     <w:p>
@@ -2378,6 +2416,7 @@
       <w:rFonts w:asciiTheme="majorHAnsi" w:eastAsiaTheme="majorEastAsia" w:hAnsiTheme="majorHAnsi" w:cstheme="majorBidi"/>
       <w:b/>
       <w:bCs/>
+      <w:color w:val="000000"/>
       <w:sz w:val="36"/>
       <w:szCs w:val="28"/>
     </w:rPr>
@@ -2401,6 +2440,7 @@
       <w:rFonts w:asciiTheme="majorHAnsi" w:eastAsiaTheme="majorEastAsia" w:hAnsiTheme="majorHAnsi" w:cstheme="majorBidi"/>
       <w:b/>
       <w:bCs/>
+      <w:color w:val="000000"/>
       <w:sz w:val="26"/>
       <w:szCs w:val="26"/>
     </w:rPr>
@@ -2705,6 +2745,7 @@
     </w:pPr>
     <w:rPr>
       <w:rFonts w:asciiTheme="majorHAnsi" w:eastAsiaTheme="majorEastAsia" w:hAnsiTheme="majorHAnsi" w:cstheme="majorBidi"/>
+      <w:color w:val="000000"/>
       <w:spacing w:val="5"/>
       <w:kern w:val="28"/>
       <w:sz w:val="54"/>
@@ -2743,6 +2784,7 @@
       <w:rFonts w:asciiTheme="majorHAnsi" w:eastAsiaTheme="majorEastAsia" w:hAnsiTheme="majorHAnsi" w:cstheme="majorBidi"/>
       <w:i/>
       <w:iCs/>
+      <w:color w:val="000000"/>
       <w:spacing w:val="15"/>
       <w:sz w:val="24"/>
       <w:szCs w:val="24"/>
